--- a/INCREMENTO4/Documentos/Grupo 6 - Cuarto incremento Scrum++.docx
+++ b/INCREMENTO4/Documentos/Grupo 6 - Cuarto incremento Scrum++.docx
@@ -214,13 +214,8 @@
         <w:ind w:firstLine="0"/>
         <w:jc w:val="center"/>
       </w:pPr>
-      <w:proofErr w:type="spellStart"/>
-      <w:r>
-        <w:t>Addán</w:t>
-      </w:r>
-      <w:proofErr w:type="spellEnd"/>
-      <w:r>
-        <w:t xml:space="preserve"> Ignacio Sáez Rodríguez</w:t>
+      <w:r>
+        <w:t>Addán Ignacio Sáez Rodríguez</w:t>
       </w:r>
     </w:p>
     <w:p>
@@ -286,15 +281,7 @@
         <w:jc w:val="center"/>
       </w:pPr>
       <w:r>
-        <w:t xml:space="preserve">Paulo Luis Francisco </w:t>
-      </w:r>
-      <w:proofErr w:type="spellStart"/>
-      <w:r>
-        <w:t>Quinsacara</w:t>
-      </w:r>
-      <w:proofErr w:type="spellEnd"/>
-      <w:r>
-        <w:t xml:space="preserve"> Jofré</w:t>
+        <w:t>Paulo Luis Francisco Quinsacara Jofré</w:t>
       </w:r>
     </w:p>
     <w:p>
@@ -8941,15 +8928,7 @@
     <w:p/>
     <w:p>
       <w:r>
-        <w:t xml:space="preserve">La propuesta de solución para el sistema de gestión de RRHH de EUGCOM se basa en una Arquitectura Cliente-Servidor en Capas, la cual será implementada con un enfoque de Microservicios para el </w:t>
-      </w:r>
-      <w:proofErr w:type="spellStart"/>
-      <w:r>
-        <w:t>backend</w:t>
-      </w:r>
-      <w:proofErr w:type="spellEnd"/>
-      <w:r>
-        <w:t>. Este modelo arquitectónico se elige por su robustez, su capacidad de escalabilidad independiente de los módulos, su facilidad de mantenimiento y su flexibilidad para integrar futuras funcionalidades, respondiendo directamente a la complejidad y variedad de los requisitos detallados en el documento.</w:t>
+        <w:t>La propuesta de solución para el sistema de gestión de RRHH de EUGCOM se basa en una Arquitectura Cliente-Servidor en Capas, la cual será implementada con un enfoque de Microservicios para el backend. Este modelo arquitectónico se elige por su robustez, su capacidad de escalabilidad independiente de los módulos, su facilidad de mantenimiento y su flexibilidad para integrar futuras funcionalidades, respondiendo directamente a la complejidad y variedad de los requisitos detallados en el documento.</w:t>
       </w:r>
     </w:p>
     <w:p/>
@@ -8958,23 +8937,10 @@
         <w:t>La persistencia de datos se gestionará mediante una base de datos utilizando el gestor de base de datos MySQL</w:t>
       </w:r>
       <w:r>
-        <w:t>/</w:t>
-      </w:r>
-      <w:proofErr w:type="spellStart"/>
-      <w:r>
-        <w:t>MariaDB</w:t>
-      </w:r>
-      <w:proofErr w:type="spellEnd"/>
-      <w:r>
-        <w:t xml:space="preserve">, que almacenará toda la información crítica del sistema. El </w:t>
-      </w:r>
-      <w:proofErr w:type="spellStart"/>
-      <w:r>
-        <w:t>backend</w:t>
-      </w:r>
-      <w:proofErr w:type="spellEnd"/>
-      <w:r>
-        <w:t xml:space="preserve"> se desarrollará principalmente en PHP</w:t>
+        <w:t>/MariaDB</w:t>
+      </w:r>
+      <w:r>
+        <w:t>, que almacenará toda la información crítica del sistema. El backend se desarrollará principalmente en PHP</w:t>
       </w:r>
       <w:r>
         <w:t xml:space="preserve"> versión 7.4</w:t>
@@ -8992,15 +8958,7 @@
     <w:p/>
     <w:p>
       <w:r>
-        <w:t>La interfaz gráfica de usuario (</w:t>
-      </w:r>
-      <w:proofErr w:type="spellStart"/>
-      <w:r>
-        <w:t>Frontend</w:t>
-      </w:r>
-      <w:proofErr w:type="spellEnd"/>
-      <w:r>
-        <w:t xml:space="preserve">) será una aplicación web interactiva, desarrollada con JavaScript, HTML y CSS. JavaScript se encargará de la lógica de presentación y de las interacciones dinámicas. HTML estructurará el contenido de la página, y CSS se utilizará para el diseño y estilo visual. Se integrará la librería Bootstrap para asegurar un diseño responsivo, </w:t>
+        <w:t xml:space="preserve">La interfaz gráfica de usuario (Frontend) será una aplicación web interactiva, desarrollada con JavaScript, HTML y CSS. JavaScript se encargará de la lógica de presentación y de las interacciones dinámicas. HTML estructurará el contenido de la página, y CSS se utilizará para el diseño y estilo visual. Se integrará la librería Bootstrap para asegurar un diseño responsivo, </w:t>
       </w:r>
       <w:r>
         <w:lastRenderedPageBreak/>
@@ -9795,15 +9753,7 @@
         <w:t xml:space="preserve">En la tabla 3.1 se ha </w:t>
       </w:r>
       <w:r>
-        <w:t xml:space="preserve">establecido y mantenido un </w:t>
-      </w:r>
-      <w:proofErr w:type="spellStart"/>
-      <w:r>
-        <w:t>Product</w:t>
-      </w:r>
-      <w:proofErr w:type="spellEnd"/>
-      <w:r>
-        <w:t xml:space="preserve"> Backlog que contiene los requerimientos priorizados del sistema</w:t>
+        <w:t>establecido y mantenido un Product Backlog que contiene los requerimientos priorizados del sistema</w:t>
       </w:r>
       <w:r>
         <w:t>, u</w:t>
@@ -9817,14 +9767,12 @@
       <w:r>
         <w:t xml:space="preserve">. Este backlog es fundamental para la planificación de los </w:t>
       </w:r>
-      <w:proofErr w:type="spellStart"/>
       <w:r>
         <w:t>Sprint</w:t>
       </w:r>
       <w:r>
         <w:t>s</w:t>
       </w:r>
-      <w:proofErr w:type="spellEnd"/>
       <w:r>
         <w:t>.</w:t>
       </w:r>
@@ -9915,7 +9863,6 @@
       <w:r>
         <w:t xml:space="preserve"> </w:t>
       </w:r>
-      <w:proofErr w:type="spellStart"/>
       <w:r>
         <w:rPr>
           <w:u w:val="single"/>
@@ -9928,7 +9875,6 @@
         </w:rPr>
         <w:t>roduct</w:t>
       </w:r>
-      <w:proofErr w:type="spellEnd"/>
       <w:r>
         <w:t xml:space="preserve"> backlog</w:t>
       </w:r>
@@ -10566,14 +10512,11 @@
         <w:pStyle w:val="Sinespaciado"/>
       </w:pPr>
       <w:r>
-        <w:rPr>
-          <w:noProof/>
-        </w:rPr>
         <w:drawing>
-          <wp:inline distT="0" distB="0" distL="0" distR="0" wp14:anchorId="6D832D67" wp14:editId="64A41CA9">
-            <wp:extent cx="5971540" cy="603885"/>
-            <wp:effectExtent l="0" t="0" r="0" b="5715"/>
-            <wp:docPr id="1755570886" name="Imagen 1"/>
+          <wp:inline distT="0" distB="0" distL="0" distR="0" wp14:anchorId="0F8862AB" wp14:editId="3463363E">
+            <wp:extent cx="5971540" cy="641350"/>
+            <wp:effectExtent l="0" t="0" r="0" b="6350"/>
+            <wp:docPr id="574724232" name="Imagen 1"/>
             <wp:cNvGraphicFramePr>
               <a:graphicFrameLocks xmlns:a="http://schemas.openxmlformats.org/drawingml/2006/main" noChangeAspect="1"/>
             </wp:cNvGraphicFramePr>
@@ -10581,7 +10524,7 @@
               <a:graphicData uri="http://schemas.openxmlformats.org/drawingml/2006/picture">
                 <pic:pic xmlns:pic="http://schemas.openxmlformats.org/drawingml/2006/picture">
                   <pic:nvPicPr>
-                    <pic:cNvPr id="1755570886" name=""/>
+                    <pic:cNvPr id="574724232" name=""/>
                     <pic:cNvPicPr/>
                   </pic:nvPicPr>
                   <pic:blipFill>
@@ -10593,7 +10536,7 @@
                   <pic:spPr>
                     <a:xfrm>
                       <a:off x="0" y="0"/>
-                      <a:ext cx="5971540" cy="603885"/>
+                      <a:ext cx="5971540" cy="641350"/>
                     </a:xfrm>
                     <a:prstGeom prst="rect">
                       <a:avLst/>
@@ -10607,7 +10550,16 @@
       </w:r>
     </w:p>
     <w:p/>
-    <w:p/>
+    <w:p>
+      <w:r>
+        <w:t>Fuente: elaborado por estudiante de acuerdo con el proyecto</w:t>
+      </w:r>
+    </w:p>
+    <w:p>
+      <w:pPr>
+        <w:ind w:firstLine="0"/>
+      </w:pPr>
+    </w:p>
     <w:p>
       <w:pPr>
         <w:pStyle w:val="Ttulo2"/>
@@ -10629,6 +10581,7 @@
     <w:p/>
     <w:p>
       <w:r>
+        <w:lastRenderedPageBreak/>
         <w:t>La vista externa presenta los</w:t>
       </w:r>
       <w:r>
@@ -10647,7 +10600,6 @@
     <w:p/>
     <w:p>
       <w:r>
-        <w:lastRenderedPageBreak/>
         <w:t xml:space="preserve">En la </w:t>
       </w:r>
       <w:r>
@@ -10750,13 +10702,6 @@
       <w:r>
         <w:t>Fuente: Elaborado por el estudiante de acuerdo con el proyecto</w:t>
       </w:r>
-    </w:p>
-    <w:p>
-      <w:pPr>
-        <w:spacing w:line="278" w:lineRule="auto"/>
-        <w:ind w:firstLine="0"/>
-        <w:jc w:val="left"/>
-      </w:pPr>
       <w:r>
         <w:br w:type="page"/>
       </w:r>
@@ -10795,16 +10740,11 @@
         <w:t xml:space="preserve">Tabla 4.3 </w:t>
       </w:r>
       <w:r>
-        <w:t xml:space="preserve">Caso de uso N°7.3, visualizando lista con empleados </w:t>
-      </w:r>
-      <w:proofErr w:type="spellStart"/>
-      <w:r>
-        <w:t>inasistentes</w:t>
+        <w:t>Caso de uso N°7.3, visualizando lista con empleados inasistentes</w:t>
       </w:r>
       <w:bookmarkEnd w:id="78"/>
       <w:bookmarkEnd w:id="79"/>
       <w:bookmarkEnd w:id="80"/>
-      <w:proofErr w:type="spellEnd"/>
     </w:p>
     <w:p>
       <w:pPr>
@@ -11380,15 +11320,7 @@
         <w:t xml:space="preserve"> y sincronización de</w:t>
       </w:r>
       <w:r>
-        <w:t xml:space="preserve">l diseño del sistema web </w:t>
-      </w:r>
-      <w:proofErr w:type="spellStart"/>
-      <w:r>
-        <w:t>EugCom</w:t>
-      </w:r>
-      <w:proofErr w:type="spellEnd"/>
-      <w:r>
-        <w:t>.</w:t>
+        <w:t>l diseño del sistema web EugCom.</w:t>
       </w:r>
     </w:p>
     <w:p/>
@@ -11442,60 +11374,29 @@
         <w:rPr>
           <w:bCs/>
         </w:rPr>
-        <w:t>cargar y mostrar la interfaz principal (</w:t>
-      </w:r>
-      <w:proofErr w:type="spellStart"/>
+        <w:t>cargar y mostrar la interfaz principal (dashboard)</w:t>
+      </w:r>
+      <w:r>
+        <w:t>. La secuencia comienza con el usuario iniciando sesión (</w:t>
+      </w:r>
       <w:r>
         <w:rPr>
           <w:bCs/>
         </w:rPr>
-        <w:t>dashboard</w:t>
-      </w:r>
-      <w:proofErr w:type="spellEnd"/>
+        <w:t>1. Inicia sesion</w:t>
+      </w:r>
+      <w:r>
+        <w:t xml:space="preserve">), lo que provoca que la </w:t>
+      </w:r>
       <w:r>
         <w:rPr>
           <w:bCs/>
         </w:rPr>
-        <w:t>)</w:t>
-      </w:r>
-      <w:r>
-        <w:t>. La secuencia comienza con el usuario iniciando sesión (</w:t>
-      </w:r>
-      <w:r>
-        <w:rPr>
-          <w:bCs/>
-        </w:rPr>
-        <w:t xml:space="preserve">1. Inicia </w:t>
-      </w:r>
-      <w:proofErr w:type="spellStart"/>
-      <w:r>
-        <w:rPr>
-          <w:bCs/>
-        </w:rPr>
-        <w:t>sesion</w:t>
-      </w:r>
-      <w:proofErr w:type="spellEnd"/>
-      <w:r>
-        <w:t xml:space="preserve">), lo que provoca que la </w:t>
-      </w:r>
-      <w:r>
-        <w:rPr>
-          <w:bCs/>
-        </w:rPr>
-        <w:t xml:space="preserve">Vista del </w:t>
-      </w:r>
-      <w:proofErr w:type="spellStart"/>
-      <w:r>
-        <w:rPr>
-          <w:bCs/>
-        </w:rPr>
-        <w:t>Dashboard</w:t>
-      </w:r>
-      <w:proofErr w:type="spellEnd"/>
+        <w:t>Vista del Dashboard</w:t>
+      </w:r>
       <w:r>
         <w:t xml:space="preserve"> (</w:t>
       </w:r>
-      <w:proofErr w:type="spellStart"/>
       <w:r>
         <w:rPr>
           <w:rStyle w:val="CdigoHTML"/>
@@ -11503,7 +11404,6 @@
         </w:rPr>
         <w:t>V_dashboard</w:t>
       </w:r>
-      <w:proofErr w:type="spellEnd"/>
       <w:r>
         <w:t xml:space="preserve">) solicite la interfaz al </w:t>
       </w:r>
@@ -11511,20 +11411,11 @@
         <w:rPr>
           <w:bCs/>
         </w:rPr>
-        <w:t xml:space="preserve">Controlador del </w:t>
-      </w:r>
-      <w:proofErr w:type="spellStart"/>
-      <w:r>
-        <w:rPr>
-          <w:bCs/>
-        </w:rPr>
-        <w:t>Dashboard</w:t>
-      </w:r>
-      <w:proofErr w:type="spellEnd"/>
+        <w:t>Controlador del Dashboard</w:t>
+      </w:r>
       <w:r>
         <w:t xml:space="preserve"> (</w:t>
       </w:r>
-      <w:proofErr w:type="spellStart"/>
       <w:r>
         <w:rPr>
           <w:rStyle w:val="CdigoHTML"/>
@@ -11532,7 +11423,6 @@
         </w:rPr>
         <w:t>C_dashboard</w:t>
       </w:r>
-      <w:proofErr w:type="spellEnd"/>
       <w:r>
         <w:t>) (</w:t>
       </w:r>
@@ -11545,7 +11435,6 @@
       <w:r>
         <w:t>). Para preparar la interfaz, el Controlador solicita a la capa de persistencia (</w:t>
       </w:r>
-      <w:proofErr w:type="spellStart"/>
       <w:r>
         <w:rPr>
           <w:rStyle w:val="CdigoHTML"/>
@@ -11553,7 +11442,6 @@
         </w:rPr>
         <w:t>C_MySQL</w:t>
       </w:r>
-      <w:proofErr w:type="spellEnd"/>
       <w:r>
         <w:t xml:space="preserve">) la información clave, incluyendo los empleados activos (obtenidos del módulo </w:t>
       </w:r>
@@ -11586,7 +11474,6 @@
       <w:r>
         <w:t xml:space="preserve">). Una vez que </w:t>
       </w:r>
-      <w:proofErr w:type="spellStart"/>
       <w:r>
         <w:rPr>
           <w:rStyle w:val="CdigoHTML"/>
@@ -11594,7 +11481,6 @@
         </w:rPr>
         <w:t>C_dashboard</w:t>
       </w:r>
-      <w:proofErr w:type="spellEnd"/>
       <w:r>
         <w:t xml:space="preserve"> reúne toda la información necesaria (</w:t>
       </w:r>
@@ -11602,20 +11488,11 @@
         <w:rPr>
           <w:bCs/>
         </w:rPr>
-        <w:t xml:space="preserve">8. Cargar </w:t>
-      </w:r>
-      <w:proofErr w:type="spellStart"/>
-      <w:r>
-        <w:rPr>
-          <w:bCs/>
-        </w:rPr>
-        <w:t>informacion</w:t>
-      </w:r>
-      <w:proofErr w:type="spellEnd"/>
+        <w:t>8. Cargar informacion</w:t>
+      </w:r>
       <w:r>
         <w:t xml:space="preserve">), la envía a </w:t>
       </w:r>
-      <w:proofErr w:type="spellStart"/>
       <w:r>
         <w:rPr>
           <w:rStyle w:val="CdigoHTML"/>
@@ -11623,7 +11500,6 @@
         </w:rPr>
         <w:t>V_dashboard</w:t>
       </w:r>
-      <w:proofErr w:type="spellEnd"/>
       <w:r>
         <w:t xml:space="preserve"> (</w:t>
       </w:r>
@@ -11634,15 +11510,7 @@
         <w:t>9. Cargar interfaz</w:t>
       </w:r>
       <w:r>
-        <w:t xml:space="preserve">), que finalmente presenta el </w:t>
-      </w:r>
-      <w:proofErr w:type="spellStart"/>
-      <w:r>
-        <w:t>dashboard</w:t>
-      </w:r>
-      <w:proofErr w:type="spellEnd"/>
-      <w:r>
-        <w:t xml:space="preserve"> completo al usuario (</w:t>
+        <w:t>), que finalmente presenta el dashboard completo al usuario (</w:t>
       </w:r>
       <w:r>
         <w:rPr>
@@ -11661,15 +11529,7 @@
       </w:pPr>
       <w:r>
         <w:lastRenderedPageBreak/>
-        <w:t xml:space="preserve">Caso de uso </w:t>
-      </w:r>
-      <w:proofErr w:type="spellStart"/>
-      <w:r>
-        <w:t>uso</w:t>
-      </w:r>
-      <w:proofErr w:type="spellEnd"/>
-      <w:r>
-        <w:t xml:space="preserve"> N°7.1,</w:t>
+        <w:t>Caso de uso uso N°7.1,</w:t>
       </w:r>
       <w:r>
         <w:t xml:space="preserve"> </w:t>
@@ -11759,7 +11619,6 @@
       <w:r>
         <w:t>, pasos 1-10) detalla cómo el sistema (</w:t>
       </w:r>
-      <w:proofErr w:type="spellStart"/>
       <w:r>
         <w:rPr>
           <w:rStyle w:val="CdigoHTML"/>
@@ -11767,11 +11626,9 @@
         </w:rPr>
         <w:t>V_dashboard</w:t>
       </w:r>
-      <w:proofErr w:type="spellEnd"/>
       <w:r>
         <w:t xml:space="preserve"> y </w:t>
       </w:r>
-      <w:proofErr w:type="spellStart"/>
       <w:r>
         <w:rPr>
           <w:rStyle w:val="CdigoHTML"/>
@@ -11779,11 +11636,9 @@
         </w:rPr>
         <w:t>C_dashboard</w:t>
       </w:r>
-      <w:proofErr w:type="spellEnd"/>
       <w:r>
         <w:t>) solicita y consolida datos clave—empleados activos, registros de asistencias del día, e información de departamento—a través de la capa de acceso a datos (</w:t>
       </w:r>
-      <w:proofErr w:type="spellStart"/>
       <w:r>
         <w:rPr>
           <w:rStyle w:val="CdigoHTML"/>
@@ -11791,7 +11646,6 @@
         </w:rPr>
         <w:t>C_MySQL</w:t>
       </w:r>
-      <w:proofErr w:type="spellEnd"/>
       <w:r>
         <w:t>) y sus módulos (</w:t>
       </w:r>
@@ -11850,13 +11704,8 @@
         <w:pStyle w:val="Cita"/>
       </w:pPr>
       <w:r>
-        <w:t xml:space="preserve">Caso de uso N°7.3, visualizando lista con empleados </w:t>
-      </w:r>
-      <w:proofErr w:type="spellStart"/>
-      <w:r>
-        <w:t>inasistente</w:t>
-      </w:r>
-      <w:proofErr w:type="spellEnd"/>
+        <w:t>Caso de uso N°7.3, visualizando lista con empleados inasistente</w:t>
+      </w:r>
     </w:p>
     <w:p>
       <w:pPr>
@@ -11975,35 +11824,70 @@
         <w:rPr>
           <w:rFonts w:eastAsia="Times New Roman" w:cs="Times New Roman"/>
         </w:rPr>
-        <w:t xml:space="preserve"> la arquitectura del sistema dividiéndolo en dos bloques: el Front-</w:t>
-      </w:r>
-      <w:proofErr w:type="spellStart"/>
+        <w:t xml:space="preserve"> la arquitectura del sistema dividiéndolo en dos bloques: el Front-end y el Back-end.</w:t>
+      </w:r>
+    </w:p>
+    <w:p/>
+    <w:p>
       <w:r>
         <w:rPr>
           <w:rFonts w:eastAsia="Times New Roman" w:cs="Times New Roman"/>
         </w:rPr>
-        <w:t>end</w:t>
-      </w:r>
-      <w:proofErr w:type="spellEnd"/>
+        <w:t>Primero se encuentra el Front-end, que es la vista del usuario y la interfaz gráfica, construidos principalmente por CSS y JavaScript, apoyados por librerías como Bootstrap, jQuery, Chart.js y DataTables para mejorar la presentación y experiencia de usuario.</w:t>
+      </w:r>
+    </w:p>
+    <w:p/>
+    <w:p>
       <w:r>
         <w:rPr>
           <w:rFonts w:eastAsia="Times New Roman" w:cs="Times New Roman"/>
         </w:rPr>
-        <w:t xml:space="preserve"> y el Back-</w:t>
-      </w:r>
-      <w:proofErr w:type="spellStart"/>
+        <w:t>El Back-end, desarrollado en PHP, se encarga de gestionar la lógica del sistema, procesar los formularios, conectarse a la base de datos MySQL/MariaDB y manejar la autenticación de los usuarios mediante sesiones.</w:t>
+      </w:r>
+    </w:p>
+    <w:p/>
+    <w:p>
       <w:r>
         <w:rPr>
           <w:rFonts w:eastAsia="Times New Roman" w:cs="Times New Roman"/>
         </w:rPr>
-        <w:t>end</w:t>
-      </w:r>
-      <w:proofErr w:type="spellEnd"/>
+        <w:t xml:space="preserve">Está estructurado en archivos PHP organizados en la carpeta </w:t>
+      </w:r>
+      <w:r>
+        <w:rPr>
+          <w:rFonts w:eastAsia="Consolas" w:cs="Times New Roman"/>
+        </w:rPr>
+        <w:t>src</w:t>
+      </w:r>
       <w:r>
         <w:rPr>
           <w:rFonts w:eastAsia="Times New Roman" w:cs="Times New Roman"/>
         </w:rPr>
-        <w:t>.</w:t>
+        <w:t>, donde se encuentran módulos como el panel de control (</w:t>
+      </w:r>
+      <w:r>
+        <w:rPr>
+          <w:rFonts w:ascii="Consolas" w:eastAsia="Consolas" w:hAnsi="Consolas" w:cs="Consolas"/>
+        </w:rPr>
+        <w:t>dashboard.php</w:t>
+      </w:r>
+      <w:r>
+        <w:rPr>
+          <w:rFonts w:eastAsia="Times New Roman" w:cs="Times New Roman"/>
+        </w:rPr>
+        <w:t>), el manejo de tipos de contrato, y scripts para registrar o modificar información. Además, un archivo central de conexión (</w:t>
+      </w:r>
+      <w:r>
+        <w:rPr>
+          <w:rFonts w:ascii="Consolas" w:eastAsia="Consolas" w:hAnsi="Consolas" w:cs="Consolas"/>
+        </w:rPr>
+        <w:t>conexion.php</w:t>
+      </w:r>
+      <w:r>
+        <w:rPr>
+          <w:rFonts w:eastAsia="Times New Roman" w:cs="Times New Roman"/>
+        </w:rPr>
+        <w:t>) permite el acceso seguro y eficiente a la base de datos desde diferentes partes del sistema.</w:t>
       </w:r>
     </w:p>
     <w:p/>
@@ -12012,160 +11896,19 @@
         <w:rPr>
           <w:rFonts w:eastAsia="Times New Roman" w:cs="Times New Roman"/>
         </w:rPr>
-        <w:t>Primero se encuentra el Front-</w:t>
-      </w:r>
-      <w:proofErr w:type="spellStart"/>
+        <w:t xml:space="preserve">También se incluye un archivo </w:t>
+      </w:r>
+      <w:r>
+        <w:rPr>
+          <w:rFonts w:eastAsia="Consolas" w:cs="Times New Roman"/>
+        </w:rPr>
+        <w:t>biometrico.sql</w:t>
+      </w:r>
       <w:r>
         <w:rPr>
           <w:rFonts w:eastAsia="Times New Roman" w:cs="Times New Roman"/>
         </w:rPr>
-        <w:t>end</w:t>
-      </w:r>
-      <w:proofErr w:type="spellEnd"/>
-      <w:r>
-        <w:rPr>
-          <w:rFonts w:eastAsia="Times New Roman" w:cs="Times New Roman"/>
-        </w:rPr>
-        <w:t xml:space="preserve">, que es la vista del usuario y la interfaz gráfica, construidos principalmente por CSS y JavaScript, apoyados por librerías como Bootstrap, jQuery, Chart.js y </w:t>
-      </w:r>
-      <w:proofErr w:type="spellStart"/>
-      <w:r>
-        <w:rPr>
-          <w:rFonts w:eastAsia="Times New Roman" w:cs="Times New Roman"/>
-        </w:rPr>
-        <w:t>DataTables</w:t>
-      </w:r>
-      <w:proofErr w:type="spellEnd"/>
-      <w:r>
-        <w:rPr>
-          <w:rFonts w:eastAsia="Times New Roman" w:cs="Times New Roman"/>
-        </w:rPr>
-        <w:t xml:space="preserve"> para mejorar la presentación y experiencia de usuario.</w:t>
-      </w:r>
-    </w:p>
-    <w:p/>
-    <w:p>
-      <w:r>
-        <w:rPr>
-          <w:rFonts w:eastAsia="Times New Roman" w:cs="Times New Roman"/>
-        </w:rPr>
-        <w:t>El Back-</w:t>
-      </w:r>
-      <w:proofErr w:type="spellStart"/>
-      <w:r>
-        <w:rPr>
-          <w:rFonts w:eastAsia="Times New Roman" w:cs="Times New Roman"/>
-        </w:rPr>
-        <w:t>end</w:t>
-      </w:r>
-      <w:proofErr w:type="spellEnd"/>
-      <w:r>
-        <w:rPr>
-          <w:rFonts w:eastAsia="Times New Roman" w:cs="Times New Roman"/>
-        </w:rPr>
-        <w:t>, desarrollado en PHP, se encarga de gestionar la lógica del sistema, procesar los formularios, conectarse a la base de datos MySQL/</w:t>
-      </w:r>
-      <w:proofErr w:type="spellStart"/>
-      <w:r>
-        <w:rPr>
-          <w:rFonts w:eastAsia="Times New Roman" w:cs="Times New Roman"/>
-        </w:rPr>
-        <w:t>MariaDB</w:t>
-      </w:r>
-      <w:proofErr w:type="spellEnd"/>
-      <w:r>
-        <w:rPr>
-          <w:rFonts w:eastAsia="Times New Roman" w:cs="Times New Roman"/>
-        </w:rPr>
-        <w:t xml:space="preserve"> y manejar la autenticación de los usuarios mediante sesiones.</w:t>
-      </w:r>
-    </w:p>
-    <w:p/>
-    <w:p>
-      <w:r>
-        <w:rPr>
-          <w:rFonts w:eastAsia="Times New Roman" w:cs="Times New Roman"/>
-        </w:rPr>
-        <w:t xml:space="preserve">Está estructurado en archivos PHP organizados en la carpeta </w:t>
-      </w:r>
-      <w:proofErr w:type="spellStart"/>
-      <w:r>
-        <w:rPr>
-          <w:rFonts w:eastAsia="Consolas" w:cs="Times New Roman"/>
-        </w:rPr>
-        <w:t>src</w:t>
-      </w:r>
-      <w:proofErr w:type="spellEnd"/>
-      <w:r>
-        <w:rPr>
-          <w:rFonts w:eastAsia="Times New Roman" w:cs="Times New Roman"/>
-        </w:rPr>
-        <w:t>, donde se encuentran módulos como el panel de control (</w:t>
-      </w:r>
-      <w:proofErr w:type="spellStart"/>
-      <w:r>
-        <w:rPr>
-          <w:rFonts w:ascii="Consolas" w:eastAsia="Consolas" w:hAnsi="Consolas" w:cs="Consolas"/>
-        </w:rPr>
-        <w:t>dashboard.php</w:t>
-      </w:r>
-      <w:proofErr w:type="spellEnd"/>
-      <w:r>
-        <w:rPr>
-          <w:rFonts w:eastAsia="Times New Roman" w:cs="Times New Roman"/>
-        </w:rPr>
-        <w:t>), el manejo de tipos de contrato, y scripts para registrar o modificar información. Además, un archivo central de conexión (</w:t>
-      </w:r>
-      <w:proofErr w:type="spellStart"/>
-      <w:r>
-        <w:rPr>
-          <w:rFonts w:ascii="Consolas" w:eastAsia="Consolas" w:hAnsi="Consolas" w:cs="Consolas"/>
-        </w:rPr>
-        <w:t>conexion.php</w:t>
-      </w:r>
-      <w:proofErr w:type="spellEnd"/>
-      <w:r>
-        <w:rPr>
-          <w:rFonts w:eastAsia="Times New Roman" w:cs="Times New Roman"/>
-        </w:rPr>
-        <w:t>) permite el acceso seguro y eficiente a la base de datos desde diferentes partes del sistema.</w:t>
-      </w:r>
-    </w:p>
-    <w:p/>
-    <w:p>
-      <w:r>
-        <w:rPr>
-          <w:rFonts w:eastAsia="Times New Roman" w:cs="Times New Roman"/>
-        </w:rPr>
-        <w:t xml:space="preserve">También se incluye un archivo </w:t>
-      </w:r>
-      <w:proofErr w:type="spellStart"/>
-      <w:r>
-        <w:rPr>
-          <w:rFonts w:eastAsia="Consolas" w:cs="Times New Roman"/>
-        </w:rPr>
-        <w:t>biometrico.sql</w:t>
-      </w:r>
-      <w:proofErr w:type="spellEnd"/>
-      <w:r>
-        <w:rPr>
-          <w:rFonts w:eastAsia="Times New Roman" w:cs="Times New Roman"/>
-        </w:rPr>
-        <w:t xml:space="preserve"> que contiene la estructura de la base de datos necesaria para la operación del sistema, junto con un instalador de </w:t>
-      </w:r>
-      <w:proofErr w:type="spellStart"/>
-      <w:r>
-        <w:rPr>
-          <w:rFonts w:eastAsia="Times New Roman" w:cs="Times New Roman"/>
-        </w:rPr>
-        <w:t>MariaDB</w:t>
-      </w:r>
-      <w:proofErr w:type="spellEnd"/>
-      <w:r>
-        <w:rPr>
-          <w:rFonts w:eastAsia="Times New Roman" w:cs="Times New Roman"/>
-        </w:rPr>
-        <w:t>. En conjunto, estos componentes permiten que el sistema procese los datos, los almacen</w:t>
+        <w:t xml:space="preserve"> que contiene la estructura de la base de datos necesaria para la operación del sistema, junto con un instalador de MariaDB. En conjunto, estos componentes permiten que el sistema procese los datos, los almacen</w:t>
       </w:r>
       <w:r>
         <w:rPr>
@@ -12272,11 +12015,7 @@
         <w:t xml:space="preserve">Diagrama de componentes </w:t>
       </w:r>
       <w:r>
-        <w:t xml:space="preserve">de </w:t>
-      </w:r>
-      <w:proofErr w:type="spellStart"/>
-      <w:r>
-        <w:t>EugCom</w:t>
+        <w:t>de EugCom</w:t>
       </w:r>
       <w:bookmarkEnd w:id="108"/>
       <w:bookmarkEnd w:id="109"/>
@@ -12285,7 +12024,6 @@
       <w:bookmarkEnd w:id="112"/>
       <w:bookmarkEnd w:id="113"/>
       <w:bookmarkEnd w:id="114"/>
-      <w:proofErr w:type="spellEnd"/>
     </w:p>
     <w:p>
       <w:pPr>
@@ -12402,7 +12140,10 @@
         <w:t>9</w:t>
       </w:r>
       <w:r>
-        <w:t>.9</w:t>
+        <w:t>.</w:t>
+      </w:r>
+      <w:r>
+        <w:t>7</w:t>
       </w:r>
     </w:p>
     <w:p>
@@ -12490,11 +12231,7 @@
         <w:fldChar w:fldCharType="end"/>
       </w:r>
       <w:r>
-        <w:t xml:space="preserve"> Diagrama de despliegue de </w:t>
-      </w:r>
-      <w:proofErr w:type="spellStart"/>
-      <w:r>
-        <w:t>EugCOM</w:t>
+        <w:t xml:space="preserve"> Diagrama de despliegue de EugCOM</w:t>
       </w:r>
       <w:bookmarkEnd w:id="117"/>
       <w:bookmarkEnd w:id="118"/>
@@ -12503,7 +12240,6 @@
       <w:bookmarkEnd w:id="121"/>
       <w:bookmarkEnd w:id="122"/>
       <w:bookmarkEnd w:id="123"/>
-      <w:proofErr w:type="spellEnd"/>
     </w:p>
     <w:p>
       <w:pPr>
@@ -12629,13 +12365,8 @@
         <w:t>) paso a paso para instalar correctamente el sistema</w:t>
       </w:r>
       <w:r>
-        <w:t xml:space="preserve"> web </w:t>
-      </w:r>
-      <w:proofErr w:type="spellStart"/>
-      <w:r>
-        <w:t>EugCOM</w:t>
-      </w:r>
-      <w:proofErr w:type="spellEnd"/>
+        <w:t xml:space="preserve"> web EugCOM</w:t>
+      </w:r>
       <w:r>
         <w:t>.</w:t>
       </w:r>
@@ -12788,11 +12519,7 @@
         <w:t>MySQL</w:t>
       </w:r>
       <w:r>
-        <w:t xml:space="preserve">/ </w:t>
-      </w:r>
-      <w:proofErr w:type="spellStart"/>
-      <w:r>
-        <w:t>Mari</w:t>
+        <w:t>/ Mari</w:t>
       </w:r>
       <w:r>
         <w:t>a</w:t>
@@ -12800,7 +12527,6 @@
       <w:r>
         <w:t>DB</w:t>
       </w:r>
-      <w:proofErr w:type="spellEnd"/>
     </w:p>
     <w:p>
       <w:pPr>
@@ -12966,11 +12692,9 @@
           <w:numId w:val="7"/>
         </w:numPr>
       </w:pPr>
-      <w:proofErr w:type="spellStart"/>
       <w:r>
         <w:t>phpMyAdmin</w:t>
       </w:r>
-      <w:proofErr w:type="spellEnd"/>
     </w:p>
     <w:p>
       <w:pPr>
@@ -13000,15 +12724,7 @@
         </w:numPr>
       </w:pPr>
       <w:r>
-        <w:t>Haz clic en “</w:t>
-      </w:r>
-      <w:proofErr w:type="spellStart"/>
-      <w:r>
-        <w:t>Start</w:t>
-      </w:r>
-      <w:proofErr w:type="spellEnd"/>
-      <w:r>
-        <w:t>” para:</w:t>
+        <w:t>Haz clic en “Start” para:</w:t>
       </w:r>
     </w:p>
     <w:p>
@@ -13082,23 +12798,7 @@
         <w:t>(</w:t>
       </w:r>
       <w:r>
-        <w:t>C:\</w:t>
-      </w:r>
-      <w:proofErr w:type="spellStart"/>
-      <w:r>
-        <w:t>xampp</w:t>
-      </w:r>
-      <w:proofErr w:type="spellEnd"/>
-      <w:r>
-        <w:t>\</w:t>
-      </w:r>
-      <w:proofErr w:type="spellStart"/>
-      <w:r>
-        <w:t>htdocs</w:t>
-      </w:r>
-      <w:proofErr w:type="spellEnd"/>
-      <w:r>
-        <w:t>\</w:t>
+        <w:t>C:\xampp\htdocs\</w:t>
       </w:r>
       <w:r>
         <w:t>)</w:t>
@@ -13219,13 +12919,8 @@
         </w:numPr>
       </w:pPr>
       <w:r>
-        <w:t>Configurar el archivo de conexión a la base de datos (</w:t>
-      </w:r>
-      <w:proofErr w:type="spellStart"/>
-      <w:r>
-        <w:t>config.php</w:t>
-      </w:r>
-      <w:proofErr w:type="spellEnd"/>
+        <w:t>Configurar el archivo de conexión a la base de datos (config.php</w:t>
+      </w:r>
       <w:r>
         <w:t>)</w:t>
       </w:r>
@@ -13537,11 +13232,9 @@
             <w:r>
               <w:t>“</w:t>
             </w:r>
-            <w:proofErr w:type="spellStart"/>
             <w:r>
               <w:t>config.php</w:t>
             </w:r>
-            <w:proofErr w:type="spellEnd"/>
             <w:r>
               <w:t>”</w:t>
             </w:r>
@@ -13587,15 +13280,7 @@
               <w:jc w:val="left"/>
             </w:pPr>
             <w:r>
-              <w:t xml:space="preserve">Verificar que estén dentro de </w:t>
-            </w:r>
-            <w:proofErr w:type="spellStart"/>
-            <w:r>
-              <w:t>htdocs</w:t>
-            </w:r>
-            <w:proofErr w:type="spellEnd"/>
-            <w:r>
-              <w:t>/</w:t>
+              <w:t>Verificar que estén dentro de htdocs/</w:t>
             </w:r>
           </w:p>
         </w:tc>
@@ -13748,31 +13433,7 @@
     <w:p/>
     <w:p>
       <w:r>
-        <w:t xml:space="preserve">En la figura 6.1 El árbol de navegación muestra cómo se organiza la aplicación tras el inicio de sesión: desde el </w:t>
-      </w:r>
-      <w:proofErr w:type="spellStart"/>
-      <w:r>
-        <w:t>Dashboard</w:t>
-      </w:r>
-      <w:proofErr w:type="spellEnd"/>
-      <w:r>
-        <w:t xml:space="preserve"> se despliega el menú (</w:t>
-      </w:r>
-      <w:proofErr w:type="spellStart"/>
-      <w:r>
-        <w:t>header</w:t>
-      </w:r>
-      <w:proofErr w:type="spellEnd"/>
-      <w:r>
-        <w:t xml:space="preserve">), que agrupa las principales pestañas o módulos. Allí el usuario puede gestionar Turnos (listar, crear y asignar), Empleados (ingresar y visualizar), y las Tablas Maestras de RR.HH. (permisos, centros de costo, departamentos, motivos, tipos de contrato y vacaciones). También incluye vistas operativas para Vacaciones (crear y ver), Informe de asistencia (consultar por empleado), Permisos (ingresar y ver aprobados), Pulsos de empleados y Reportes/Informes. Cada nodo azul representa una interfaz (pantalla) y cada nodo morado una funcionalidad dentro de esa pantalla; la ruta típica es: iniciar sesión → </w:t>
-      </w:r>
-      <w:proofErr w:type="spellStart"/>
-      <w:r>
-        <w:t>dashboard</w:t>
-      </w:r>
-      <w:proofErr w:type="spellEnd"/>
-      <w:r>
-        <w:t xml:space="preserve"> → menú → módulo (pantalla) → acción específica, y finalmente la opción Salir para cerrar sesión.</w:t>
+        <w:t>En la figura 6.1 El árbol de navegación muestra cómo se organiza la aplicación tras el inicio de sesión: desde el Dashboard se despliega el menú (header), que agrupa las principales pestañas o módulos. Allí el usuario puede gestionar Turnos (listar, crear y asignar), Empleados (ingresar y visualizar), y las Tablas Maestras de RR.HH. (permisos, centros de costo, departamentos, motivos, tipos de contrato y vacaciones). También incluye vistas operativas para Vacaciones (crear y ver), Informe de asistencia (consultar por empleado), Permisos (ingresar y ver aprobados), Pulsos de empleados y Reportes/Informes. Cada nodo azul representa una interfaz (pantalla) y cada nodo morado una funcionalidad dentro de esa pantalla; la ruta típica es: iniciar sesión → dashboard → menú → módulo (pantalla) → acción específica, y finalmente la opción Salir para cerrar sesión.</w:t>
       </w:r>
     </w:p>
     <w:p/>
@@ -13862,15 +13523,7 @@
         <w:t xml:space="preserve"> </w:t>
       </w:r>
       <w:r>
-        <w:t xml:space="preserve">“Árbol de navegación </w:t>
-      </w:r>
-      <w:proofErr w:type="spellStart"/>
-      <w:r>
-        <w:t>EugCOM</w:t>
-      </w:r>
-      <w:proofErr w:type="spellEnd"/>
-      <w:r>
-        <w:t>”</w:t>
+        <w:t>“Árbol de navegación EugCOM”</w:t>
       </w:r>
       <w:bookmarkEnd w:id="145"/>
       <w:bookmarkEnd w:id="146"/>
@@ -14284,13 +13937,8 @@
         </w:numPr>
       </w:pPr>
       <w:r>
-        <w:t xml:space="preserve">Verificar la correcta validación y redirección a la vista </w:t>
-      </w:r>
-      <w:proofErr w:type="spellStart"/>
-      <w:r>
-        <w:t>dashboard</w:t>
-      </w:r>
-      <w:proofErr w:type="spellEnd"/>
+        <w:t>Verificar la correcta validación y redirección a la vista dashboard</w:t>
+      </w:r>
       <w:r>
         <w:t>.</w:t>
       </w:r>
@@ -14361,15 +14009,7 @@
         <w:t xml:space="preserve">a </w:t>
       </w:r>
       <w:r>
-        <w:t xml:space="preserve">la vista </w:t>
-      </w:r>
-      <w:proofErr w:type="spellStart"/>
-      <w:r>
-        <w:t>dashboard</w:t>
-      </w:r>
-      <w:proofErr w:type="spellEnd"/>
-      <w:r>
-        <w:t xml:space="preserve">. </w:t>
+        <w:t xml:space="preserve">la vista dashboard. </w:t>
       </w:r>
     </w:p>
     <w:p>
@@ -14756,13 +14396,8 @@
         <w:t>Caso</w:t>
       </w:r>
       <w:r>
-        <w:t xml:space="preserve"> de uso N°7.3, visualizando lista con empleados </w:t>
-      </w:r>
-      <w:proofErr w:type="spellStart"/>
-      <w:r>
-        <w:t>inasistentes</w:t>
-      </w:r>
-      <w:proofErr w:type="spellEnd"/>
+        <w:t xml:space="preserve"> de uso N°7.3, visualizando lista con empleados inasistentes</w:t>
+      </w:r>
     </w:p>
     <w:p>
       <w:pPr>
@@ -14872,15 +14507,7 @@
         <w:t xml:space="preserve">Verificar </w:t>
       </w:r>
       <w:r>
-        <w:t xml:space="preserve">la correcta validación y redirección al </w:t>
-      </w:r>
-      <w:proofErr w:type="spellStart"/>
-      <w:r>
-        <w:t>dashboard</w:t>
-      </w:r>
-      <w:proofErr w:type="spellEnd"/>
-      <w:r>
-        <w:t>.</w:t>
+        <w:t>la correcta validación y redirección al dashboard.</w:t>
       </w:r>
     </w:p>
     <w:p/>
@@ -14935,15 +14562,7 @@
         <w:t xml:space="preserve">El </w:t>
       </w:r>
       <w:r>
-        <w:t xml:space="preserve">sistema carga, valida y redirecciona de manera correcta al </w:t>
-      </w:r>
-      <w:proofErr w:type="spellStart"/>
-      <w:r>
-        <w:t>dashboard</w:t>
-      </w:r>
-      <w:proofErr w:type="spellEnd"/>
-      <w:r>
-        <w:t xml:space="preserve"> después del inicio de sesión</w:t>
+        <w:t>sistema carga, valida y redirecciona de manera correcta al dashboard después del inicio de sesión</w:t>
       </w:r>
     </w:p>
     <w:p>
@@ -15003,15 +14622,7 @@
         </w:numPr>
       </w:pPr>
       <w:r>
-        <w:t xml:space="preserve">El sistema carga, valida y se redirecciona de manera correcta al </w:t>
-      </w:r>
-      <w:proofErr w:type="spellStart"/>
-      <w:r>
-        <w:t>dashboard</w:t>
-      </w:r>
-      <w:proofErr w:type="spellEnd"/>
-      <w:r>
-        <w:t xml:space="preserve"> después del inicio de sesión.</w:t>
+        <w:t>El sistema carga, valida y se redirecciona de manera correcta al dashboard después del inicio de sesión.</w:t>
       </w:r>
     </w:p>
     <w:p>
@@ -15049,15 +14660,7 @@
         </w:numPr>
       </w:pPr>
       <w:r>
-        <w:t xml:space="preserve">Al presionar el botón genera la tabla de inasistencia, el sistema carga de manera correcta la tabla de las persona ausentes del </w:t>
-      </w:r>
-      <w:proofErr w:type="spellStart"/>
-      <w:r>
-        <w:t>dia</w:t>
-      </w:r>
-      <w:proofErr w:type="spellEnd"/>
-      <w:r>
-        <w:t xml:space="preserve"> actual.</w:t>
+        <w:t>Al presionar el botón genera la tabla de inasistencia, el sistema carga de manera correcta la tabla de las persona ausentes del dia actual.</w:t>
       </w:r>
     </w:p>
     <w:p>
@@ -15337,14 +14940,9 @@
       </w:pPr>
       <w:bookmarkStart w:id="179" w:name="_Toc213146869"/>
       <w:r>
-        <w:t xml:space="preserve">Backlog </w:t>
-      </w:r>
-      <w:proofErr w:type="spellStart"/>
-      <w:r>
-        <w:t>Review</w:t>
+        <w:t>Backlog Review</w:t>
       </w:r>
       <w:bookmarkEnd w:id="179"/>
-      <w:proofErr w:type="spellEnd"/>
     </w:p>
     <w:p>
       <w:pPr>
@@ -15359,15 +14957,7 @@
         <w:t>8</w:t>
       </w:r>
       <w:r>
-        <w:t xml:space="preserve">.1 se aprecia el sprint backlog </w:t>
-      </w:r>
-      <w:proofErr w:type="spellStart"/>
-      <w:r>
-        <w:t>review</w:t>
-      </w:r>
-      <w:proofErr w:type="spellEnd"/>
-      <w:r>
-        <w:t xml:space="preserve"> con las respectivas horas efectivas del proyecto </w:t>
+        <w:t xml:space="preserve">.1 se aprecia el sprint backlog review con las respectivas horas efectivas del proyecto </w:t>
       </w:r>
       <w:r>
         <w:t>y tareas</w:t>
@@ -15474,11 +15064,7 @@
         <w:fldChar w:fldCharType="end"/>
       </w:r>
       <w:r>
-        <w:t xml:space="preserve"> Sprint Backlog </w:t>
-      </w:r>
-      <w:proofErr w:type="spellStart"/>
-      <w:r>
-        <w:t>Review</w:t>
+        <w:t xml:space="preserve"> Sprint Backlog Review</w:t>
       </w:r>
       <w:bookmarkEnd w:id="180"/>
       <w:bookmarkEnd w:id="181"/>
@@ -15487,7 +15073,6 @@
       <w:bookmarkEnd w:id="184"/>
       <w:bookmarkEnd w:id="185"/>
       <w:bookmarkEnd w:id="186"/>
-      <w:proofErr w:type="spellEnd"/>
     </w:p>
     <w:p>
       <w:pPr>
@@ -15692,10 +15277,50 @@
       <w:pPr>
         <w:pStyle w:val="Sinespaciado"/>
       </w:pPr>
-    </w:p>
-    <w:p>
-      <w:pPr>
-        <w:ind w:firstLine="0"/>
+      <w:r>
+        <w:rPr>
+          <w:noProof/>
+        </w:rPr>
+        <w:drawing>
+          <wp:inline distT="0" distB="0" distL="0" distR="0" wp14:anchorId="3D0452E7" wp14:editId="1C66A12C">
+            <wp:extent cx="5971540" cy="669290"/>
+            <wp:effectExtent l="0" t="0" r="0" b="0"/>
+            <wp:docPr id="61196391" name="Imagen 1"/>
+            <wp:cNvGraphicFramePr>
+              <a:graphicFrameLocks xmlns:a="http://schemas.openxmlformats.org/drawingml/2006/main" noChangeAspect="1"/>
+            </wp:cNvGraphicFramePr>
+            <a:graphic xmlns:a="http://schemas.openxmlformats.org/drawingml/2006/main">
+              <a:graphicData uri="http://schemas.openxmlformats.org/drawingml/2006/picture">
+                <pic:pic xmlns:pic="http://schemas.openxmlformats.org/drawingml/2006/picture">
+                  <pic:nvPicPr>
+                    <pic:cNvPr id="61196391" name=""/>
+                    <pic:cNvPicPr/>
+                  </pic:nvPicPr>
+                  <pic:blipFill>
+                    <a:blip r:embed="rId30"/>
+                    <a:stretch>
+                      <a:fillRect/>
+                    </a:stretch>
+                  </pic:blipFill>
+                  <pic:spPr>
+                    <a:xfrm>
+                      <a:off x="0" y="0"/>
+                      <a:ext cx="5971540" cy="669290"/>
+                    </a:xfrm>
+                    <a:prstGeom prst="rect">
+                      <a:avLst/>
+                    </a:prstGeom>
+                  </pic:spPr>
+                </pic:pic>
+              </a:graphicData>
+            </a:graphic>
+          </wp:inline>
+        </w:drawing>
+      </w:r>
+    </w:p>
+    <w:p>
+      <w:pPr>
+        <w:pStyle w:val="Sinespaciado"/>
       </w:pPr>
     </w:p>
     <w:p>
@@ -15715,7 +15340,6 @@
       </w:pPr>
       <w:bookmarkStart w:id="195" w:name="_Toc213146871"/>
       <w:r>
-        <w:lastRenderedPageBreak/>
         <w:t>Gráfico</w:t>
       </w:r>
       <w:r>
@@ -15774,21 +15398,8 @@
         <w:t xml:space="preserve"> </w:t>
       </w:r>
       <w:bookmarkStart w:id="196" w:name="_Toc213146872"/>
-      <w:proofErr w:type="spellStart"/>
-      <w:r>
-        <w:t>Burn</w:t>
-      </w:r>
-      <w:proofErr w:type="spellEnd"/>
-      <w:r>
-        <w:t xml:space="preserve"> </w:t>
-      </w:r>
-      <w:proofErr w:type="spellStart"/>
-      <w:r>
-        <w:t>down</w:t>
-      </w:r>
-      <w:proofErr w:type="spellEnd"/>
-      <w:r>
-        <w:t xml:space="preserve"> chart</w:t>
+      <w:r>
+        <w:t>Burn down chart</w:t>
       </w:r>
       <w:bookmarkEnd w:id="196"/>
     </w:p>
@@ -15930,13 +15541,8 @@
       <w:r>
         <w:t xml:space="preserve"> </w:t>
       </w:r>
-      <w:proofErr w:type="spellStart"/>
-      <w:r>
-        <w:t>Burn</w:t>
-      </w:r>
-      <w:proofErr w:type="spellEnd"/>
-      <w:r>
-        <w:t xml:space="preserve">-Down </w:t>
+      <w:r>
+        <w:t xml:space="preserve">Burn-Down </w:t>
       </w:r>
       <w:r>
         <w:t>del esfuerzo del equipo</w:t>
@@ -15953,6 +15559,43 @@
       <w:pPr>
         <w:pStyle w:val="Sinespaciado"/>
       </w:pPr>
+      <w:r>
+        <w:drawing>
+          <wp:inline distT="0" distB="0" distL="0" distR="0" wp14:anchorId="73545EA4" wp14:editId="6359E3AA">
+            <wp:extent cx="5648325" cy="2981325"/>
+            <wp:effectExtent l="0" t="0" r="9525" b="9525"/>
+            <wp:docPr id="555161646" name="Imagen 1" descr="Gráfico, Gráfico de líneas&#10;&#10;El contenido generado por IA puede ser incorrecto."/>
+            <wp:cNvGraphicFramePr>
+              <a:graphicFrameLocks xmlns:a="http://schemas.openxmlformats.org/drawingml/2006/main" noChangeAspect="1"/>
+            </wp:cNvGraphicFramePr>
+            <a:graphic xmlns:a="http://schemas.openxmlformats.org/drawingml/2006/main">
+              <a:graphicData uri="http://schemas.openxmlformats.org/drawingml/2006/picture">
+                <pic:pic xmlns:pic="http://schemas.openxmlformats.org/drawingml/2006/picture">
+                  <pic:nvPicPr>
+                    <pic:cNvPr id="555161646" name="Imagen 1" descr="Gráfico, Gráfico de líneas&#10;&#10;El contenido generado por IA puede ser incorrecto."/>
+                    <pic:cNvPicPr/>
+                  </pic:nvPicPr>
+                  <pic:blipFill>
+                    <a:blip r:embed="rId31"/>
+                    <a:stretch>
+                      <a:fillRect/>
+                    </a:stretch>
+                  </pic:blipFill>
+                  <pic:spPr>
+                    <a:xfrm>
+                      <a:off x="0" y="0"/>
+                      <a:ext cx="5648325" cy="2981325"/>
+                    </a:xfrm>
+                    <a:prstGeom prst="rect">
+                      <a:avLst/>
+                    </a:prstGeom>
+                  </pic:spPr>
+                </pic:pic>
+              </a:graphicData>
+            </a:graphic>
+          </wp:inline>
+        </w:drawing>
+      </w:r>
     </w:p>
     <w:p>
       <w:pPr>
@@ -15960,63 +15603,29 @@
       </w:pPr>
     </w:p>
     <w:p>
-      <w:pPr>
-        <w:pStyle w:val="Sinespaciado"/>
-        <w:rPr>
-          <w:noProof/>
-        </w:rPr>
-      </w:pPr>
-    </w:p>
-    <w:p>
-      <w:pPr>
-        <w:pStyle w:val="Sinespaciado"/>
-        <w:rPr>
-          <w:noProof/>
-        </w:rPr>
-      </w:pPr>
-    </w:p>
-    <w:p>
-      <w:pPr>
-        <w:pStyle w:val="Sinespaciado"/>
-        <w:rPr>
-          <w:noProof/>
-        </w:rPr>
-      </w:pPr>
-    </w:p>
-    <w:p>
-      <w:pPr>
-        <w:pStyle w:val="Sinespaciado"/>
-      </w:pPr>
-    </w:p>
-    <w:p>
       <w:r>
         <w:t>Fuente: Elaborado por el estudiante de acuerdo con el proyecto</w:t>
       </w:r>
     </w:p>
+    <w:p>
+      <w:pPr>
+        <w:pStyle w:val="Ttulo3"/>
+      </w:pPr>
+      <w:bookmarkStart w:id="204" w:name="_Toc213146873"/>
+      <w:r>
+        <w:lastRenderedPageBreak/>
+        <w:t xml:space="preserve">Burn </w:t>
+      </w:r>
+      <w:r>
+        <w:t>U</w:t>
+      </w:r>
+      <w:r>
+        <w:t>p chart</w:t>
+      </w:r>
+      <w:bookmarkEnd w:id="204"/>
+    </w:p>
     <w:p/>
     <w:p>
-      <w:pPr>
-        <w:pStyle w:val="Ttulo3"/>
-      </w:pPr>
-      <w:bookmarkStart w:id="204" w:name="_Toc213146873"/>
-      <w:proofErr w:type="spellStart"/>
-      <w:r>
-        <w:t>Burn</w:t>
-      </w:r>
-      <w:proofErr w:type="spellEnd"/>
-      <w:r>
-        <w:t xml:space="preserve"> </w:t>
-      </w:r>
-      <w:r>
-        <w:t>U</w:t>
-      </w:r>
-      <w:r>
-        <w:t>p chart</w:t>
-      </w:r>
-      <w:bookmarkEnd w:id="204"/>
-    </w:p>
-    <w:p/>
-    <w:p>
       <w:r>
         <w:t xml:space="preserve">En la figura </w:t>
       </w:r>
@@ -16030,15 +15639,7 @@
         <w:t>á</w:t>
       </w:r>
       <w:r>
-        <w:t xml:space="preserve">fico </w:t>
-      </w:r>
-      <w:proofErr w:type="spellStart"/>
-      <w:r>
-        <w:t>Burn</w:t>
-      </w:r>
-      <w:proofErr w:type="spellEnd"/>
-      <w:r>
-        <w:t xml:space="preserve"> Up </w:t>
+        <w:t xml:space="preserve">fico Burn Up </w:t>
       </w:r>
       <w:r>
         <w:t xml:space="preserve">que representa el trabajo acumulado </w:t>
@@ -16067,7 +15668,6 @@
       <w:bookmarkStart w:id="210" w:name="_Toc212539481"/>
       <w:bookmarkStart w:id="211" w:name="_Toc212539535"/>
       <w:r>
-        <w:lastRenderedPageBreak/>
         <w:t xml:space="preserve">Figura </w:t>
       </w:r>
       <w:r>
@@ -16145,11 +15745,9 @@
       <w:r>
         <w:t xml:space="preserve">fica </w:t>
       </w:r>
-      <w:proofErr w:type="spellStart"/>
       <w:r>
         <w:t>Burn</w:t>
       </w:r>
-      <w:proofErr w:type="spellEnd"/>
       <w:r>
         <w:t>-Up del esfuerzo del equipo</w:t>
       </w:r>
@@ -16171,13 +15769,51 @@
     </w:p>
     <w:p>
       <w:pPr>
-        <w:spacing w:after="0" w:line="240" w:lineRule="auto"/>
-        <w:ind w:firstLine="0"/>
-        <w:jc w:val="left"/>
+        <w:pStyle w:val="Sinespaciado"/>
         <w:rPr>
           <w:rFonts w:eastAsia="Times New Roman" w:cs="Times New Roman"/>
         </w:rPr>
       </w:pPr>
+      <w:r>
+        <w:rPr>
+          <w:noProof/>
+        </w:rPr>
+        <w:drawing>
+          <wp:inline distT="0" distB="0" distL="0" distR="0" wp14:anchorId="47202A00" wp14:editId="6E4AEF56">
+            <wp:extent cx="5971540" cy="3369310"/>
+            <wp:effectExtent l="0" t="0" r="0" b="2540"/>
+            <wp:docPr id="958781706" name="Imagen 1" descr="Gráfico, Gráfico de líneas&#10;&#10;El contenido generado por IA puede ser incorrecto."/>
+            <wp:cNvGraphicFramePr>
+              <a:graphicFrameLocks xmlns:a="http://schemas.openxmlformats.org/drawingml/2006/main" noChangeAspect="1"/>
+            </wp:cNvGraphicFramePr>
+            <a:graphic xmlns:a="http://schemas.openxmlformats.org/drawingml/2006/main">
+              <a:graphicData uri="http://schemas.openxmlformats.org/drawingml/2006/picture">
+                <pic:pic xmlns:pic="http://schemas.openxmlformats.org/drawingml/2006/picture">
+                  <pic:nvPicPr>
+                    <pic:cNvPr id="958781706" name="Imagen 1" descr="Gráfico, Gráfico de líneas&#10;&#10;El contenido generado por IA puede ser incorrecto."/>
+                    <pic:cNvPicPr/>
+                  </pic:nvPicPr>
+                  <pic:blipFill>
+                    <a:blip r:embed="rId32"/>
+                    <a:stretch>
+                      <a:fillRect/>
+                    </a:stretch>
+                  </pic:blipFill>
+                  <pic:spPr>
+                    <a:xfrm>
+                      <a:off x="0" y="0"/>
+                      <a:ext cx="5971540" cy="3369310"/>
+                    </a:xfrm>
+                    <a:prstGeom prst="rect">
+                      <a:avLst/>
+                    </a:prstGeom>
+                  </pic:spPr>
+                </pic:pic>
+              </a:graphicData>
+            </a:graphic>
+          </wp:inline>
+        </w:drawing>
+      </w:r>
     </w:p>
     <w:p>
       <w:pPr>
@@ -16347,7 +15983,48 @@
         <w:pStyle w:val="Sinespaciado"/>
       </w:pPr>
     </w:p>
-    <w:p/>
+    <w:p>
+      <w:r>
+        <w:rPr>
+          <w:noProof/>
+        </w:rPr>
+        <w:drawing>
+          <wp:inline distT="0" distB="0" distL="0" distR="0" wp14:anchorId="6DF081FA" wp14:editId="27E5EB51">
+            <wp:extent cx="5971540" cy="4439285"/>
+            <wp:effectExtent l="0" t="0" r="0" b="0"/>
+            <wp:docPr id="300220968" name="Imagen 1" descr="Gráfico&#10;&#10;El contenido generado por IA puede ser incorrecto."/>
+            <wp:cNvGraphicFramePr>
+              <a:graphicFrameLocks xmlns:a="http://schemas.openxmlformats.org/drawingml/2006/main" noChangeAspect="1"/>
+            </wp:cNvGraphicFramePr>
+            <a:graphic xmlns:a="http://schemas.openxmlformats.org/drawingml/2006/main">
+              <a:graphicData uri="http://schemas.openxmlformats.org/drawingml/2006/picture">
+                <pic:pic xmlns:pic="http://schemas.openxmlformats.org/drawingml/2006/picture">
+                  <pic:nvPicPr>
+                    <pic:cNvPr id="300220968" name="Imagen 1" descr="Gráfico&#10;&#10;El contenido generado por IA puede ser incorrecto."/>
+                    <pic:cNvPicPr/>
+                  </pic:nvPicPr>
+                  <pic:blipFill>
+                    <a:blip r:embed="rId33"/>
+                    <a:stretch>
+                      <a:fillRect/>
+                    </a:stretch>
+                  </pic:blipFill>
+                  <pic:spPr>
+                    <a:xfrm>
+                      <a:off x="0" y="0"/>
+                      <a:ext cx="5971540" cy="4439285"/>
+                    </a:xfrm>
+                    <a:prstGeom prst="rect">
+                      <a:avLst/>
+                    </a:prstGeom>
+                  </pic:spPr>
+                </pic:pic>
+              </a:graphicData>
+            </a:graphic>
+          </wp:inline>
+        </w:drawing>
+      </w:r>
+    </w:p>
     <w:p>
       <w:pPr>
         <w:spacing w:line="278" w:lineRule="auto"/>
@@ -16388,15 +16065,7 @@
     <w:p/>
     <w:p>
       <w:r>
-        <w:t xml:space="preserve">La retrospectiva del proyecto se llevó a cabo como una instancia fundamental para la inspección y adaptación continua de los procesos y el desempeño del Equipo Scrum. Esta sesión se enfocó en analizar el trabajo realizado durante los </w:t>
-      </w:r>
-      <w:proofErr w:type="spellStart"/>
-      <w:r>
-        <w:t>sprints</w:t>
-      </w:r>
-      <w:proofErr w:type="spellEnd"/>
-      <w:r>
-        <w:t xml:space="preserve"> anteriores con el objetivo de identificar tanto los logros alcanzados como las áreas de oportunidad que permitan optimizar la eficiencia y calidad en los futuros ciclos de desarrollo.</w:t>
+        <w:t>La retrospectiva del proyecto se llevó a cabo como una instancia fundamental para la inspección y adaptación continua de los procesos y el desempeño del Equipo Scrum. Esta sesión se enfocó en analizar el trabajo realizado durante los sprints anteriores con el objetivo de identificar tanto los logros alcanzados como las áreas de oportunidad que permitan optimizar la eficiencia y calidad en los futuros ciclos de desarrollo.</w:t>
       </w:r>
     </w:p>
     <w:p>
@@ -16429,15 +16098,7 @@
         <w:t xml:space="preserve">representan </w:t>
       </w:r>
       <w:r>
-        <w:t xml:space="preserve">los hallazgos y discusiones de la retrospectiva, se ha formulado el siguiente plan de mejora, el cual detalla las acciones específicas que el Equipo Scrum se compromete a implementar en los próximos </w:t>
-      </w:r>
-      <w:proofErr w:type="spellStart"/>
-      <w:r>
-        <w:t>sprints</w:t>
-      </w:r>
-      <w:proofErr w:type="spellEnd"/>
-      <w:r>
-        <w:t>. Estas acciones están diseñadas para abordar las áreas identificadas y potenciar la productividad y cohesión del equipo</w:t>
+        <w:t>los hallazgos y discusiones de la retrospectiva, se ha formulado el siguiente plan de mejora, el cual detalla las acciones específicas que el Equipo Scrum se compromete a implementar en los próximos sprints. Estas acciones están diseñadas para abordar las áreas identificadas y potenciar la productividad y cohesión del equipo</w:t>
       </w:r>
     </w:p>
     <w:p>
@@ -16554,7 +16215,7 @@
                     <pic:cNvPicPr/>
                   </pic:nvPicPr>
                   <pic:blipFill>
-                    <a:blip r:embed="rId30"/>
+                    <a:blip r:embed="rId34"/>
                     <a:stretch>
                       <a:fillRect/>
                     </a:stretch>
@@ -16632,11 +16293,9 @@
       <w:r>
         <w:t>“</w:t>
       </w:r>
-      <w:proofErr w:type="spellStart"/>
       <w:r>
         <w:t>TicTac</w:t>
       </w:r>
-      <w:proofErr w:type="spellEnd"/>
       <w:r>
         <w:t>”</w:t>
       </w:r>
@@ -16651,31 +16310,7 @@
     </w:p>
     <w:p>
       <w:r>
-        <w:t xml:space="preserve">Para usar el sistema se necesita XAMPP, activando Apache como servidor local web y MySQL para la base de datos. Funciona con archivos principales: </w:t>
-      </w:r>
-      <w:proofErr w:type="spellStart"/>
-      <w:r>
-        <w:t>index.php</w:t>
-      </w:r>
-      <w:proofErr w:type="spellEnd"/>
-      <w:r>
-        <w:t xml:space="preserve">, que es la vista de inicio de sesión; </w:t>
-      </w:r>
-      <w:proofErr w:type="spellStart"/>
-      <w:r>
-        <w:t>header.php</w:t>
-      </w:r>
-      <w:proofErr w:type="spellEnd"/>
-      <w:r>
-        <w:t xml:space="preserve">, que es el menú principal con el menú desplegable que combina la vista del inicio de sesión para lograr cargar la lógica del sistema, donde permite realizar los microservicios a través de dicho menú; y </w:t>
-      </w:r>
-      <w:proofErr w:type="spellStart"/>
-      <w:r>
-        <w:t>connection.php</w:t>
-      </w:r>
-      <w:proofErr w:type="spellEnd"/>
-      <w:r>
-        <w:t xml:space="preserve">, que gestiona la conexión a la base de datos. </w:t>
+        <w:t xml:space="preserve">Para usar el sistema se necesita XAMPP, activando Apache como servidor local web y MySQL para la base de datos. Funciona con archivos principales: index.php, que es la vista de inicio de sesión; header.php, que es el menú principal con el menú desplegable que combina la vista del inicio de sesión para lograr cargar la lógica del sistema, donde permite realizar los microservicios a través de dicho menú; y connection.php, que gestiona la conexión a la base de datos. </w:t>
       </w:r>
     </w:p>
     <w:p>
@@ -16685,31 +16320,7 @@
     </w:p>
     <w:p>
       <w:r>
-        <w:t xml:space="preserve">El usuario accede a un formulario de inicio de sesión donde introduce su nombre de usuario, ID y contraseña. Esta interfaz, desarrollada en HTML y optimizada con Bootstrap, envía los datos al mismo archivo mediante el método POST. PHP procesa la solicitud, validando si existe una sesión activa; de no ser así, verifica que se hayan introducido los datos. A continuación, incluye </w:t>
-      </w:r>
-      <w:proofErr w:type="spellStart"/>
-      <w:r>
-        <w:t>connection.php</w:t>
-      </w:r>
-      <w:proofErr w:type="spellEnd"/>
-      <w:r>
-        <w:t xml:space="preserve">, que establece la conexión a la base de datos mediante la biblioteca nativa </w:t>
-      </w:r>
-      <w:proofErr w:type="spellStart"/>
-      <w:r>
-        <w:t>MySQLi</w:t>
-      </w:r>
-      <w:proofErr w:type="spellEnd"/>
-      <w:r>
-        <w:t xml:space="preserve"> de PHP, utilizando la función </w:t>
-      </w:r>
-      <w:proofErr w:type="spellStart"/>
-      <w:r>
-        <w:t>mysqli_connect</w:t>
-      </w:r>
-      <w:proofErr w:type="spellEnd"/>
-      <w:r>
-        <w:t xml:space="preserve">(). </w:t>
+        <w:t xml:space="preserve">El usuario accede a un formulario de inicio de sesión donde introduce su nombre de usuario, ID y contraseña. Esta interfaz, desarrollada en HTML y optimizada con Bootstrap, envía los datos al mismo archivo mediante el método POST. PHP procesa la solicitud, validando si existe una sesión activa; de no ser así, verifica que se hayan introducido los datos. A continuación, incluye connection.php, que establece la conexión a la base de datos mediante la biblioteca nativa MySQLi de PHP, utilizando la función mysqli_connect(). </w:t>
       </w:r>
     </w:p>
     <w:p>
@@ -16733,31 +16344,7 @@
     </w:p>
     <w:p>
       <w:r>
-        <w:t xml:space="preserve">La conexión a MySQL se realiza mediante </w:t>
-      </w:r>
-      <w:proofErr w:type="spellStart"/>
-      <w:r>
-        <w:t>mysqli_connect</w:t>
-      </w:r>
-      <w:proofErr w:type="spellEnd"/>
-      <w:r>
-        <w:t xml:space="preserve">() y </w:t>
-      </w:r>
-      <w:proofErr w:type="spellStart"/>
-      <w:r>
-        <w:t>mysqli_query</w:t>
-      </w:r>
-      <w:proofErr w:type="spellEnd"/>
-      <w:r>
-        <w:t xml:space="preserve">(), utilizando </w:t>
-      </w:r>
-      <w:proofErr w:type="spellStart"/>
-      <w:r>
-        <w:t>mysqli_real_escape_string</w:t>
-      </w:r>
-      <w:proofErr w:type="spellEnd"/>
-      <w:r>
-        <w:t xml:space="preserve">() para depurar los datos, aunque sin usar cifrado de contraseña ni consultas preparadas, lo que representa una mejora de seguridad. </w:t>
+        <w:t xml:space="preserve">La conexión a MySQL se realiza mediante mysqli_connect() y mysqli_query(), utilizando mysqli_real_escape_string() para depurar los datos, aunque sin usar cifrado de contraseña ni consultas preparadas, lo que representa una mejora de seguridad. </w:t>
       </w:r>
     </w:p>
     <w:p/>
@@ -16782,32 +16369,14 @@
     </w:p>
     <w:p/>
     <w:p>
-      <w:proofErr w:type="spellStart"/>
-      <w:r>
-        <w:t>Frontend</w:t>
-      </w:r>
-      <w:proofErr w:type="spellEnd"/>
-      <w:r>
-        <w:t xml:space="preserve">: Se utiliza HTML para la estructura, CSS para el diseño y JavaScript con jQuery para interacciones dinámicas en el lado del cliente. Bootstrap se emplea para optimizar la interfaz de usuario. </w:t>
+      <w:r>
+        <w:t xml:space="preserve">Frontend: Se utiliza HTML para la estructura, CSS para el diseño y JavaScript con jQuery para interacciones dinámicas en el lado del cliente. Bootstrap se emplea para optimizar la interfaz de usuario. </w:t>
       </w:r>
     </w:p>
     <w:p/>
     <w:p>
-      <w:proofErr w:type="spellStart"/>
-      <w:r>
-        <w:t>Backend</w:t>
-      </w:r>
-      <w:proofErr w:type="spellEnd"/>
-      <w:r>
-        <w:t>: PHP 7.4 gestiona la lógica del servidor y las interacciones con la base de datos. Base de Datos: MySQL/</w:t>
-      </w:r>
-      <w:proofErr w:type="spellStart"/>
-      <w:r>
-        <w:t>MariaDB</w:t>
-      </w:r>
-      <w:proofErr w:type="spellEnd"/>
-      <w:r>
-        <w:t xml:space="preserve"> almacena los datos de usuario y la información del sistema. </w:t>
+      <w:r>
+        <w:t xml:space="preserve">Backend: PHP 7.4 gestiona la lógica del servidor y las interacciones con la base de datos. Base de Datos: MySQL/MariaDB almacena los datos de usuario y la información del sistema. </w:t>
       </w:r>
     </w:p>
     <w:p/>
@@ -16817,66 +16386,15 @@
       </w:r>
     </w:p>
     <w:p/>
-    <w:p/>
-    <w:p>
-      <w:pPr>
-        <w:pStyle w:val="Ttulo2"/>
-      </w:pPr>
-      <w:bookmarkStart w:id="237" w:name="_Toc213146880"/>
-      <w:proofErr w:type="spellStart"/>
-      <w:r>
-        <w:lastRenderedPageBreak/>
-        <w:t>Pdf</w:t>
-      </w:r>
-      <w:proofErr w:type="spellEnd"/>
-      <w:r>
-        <w:t xml:space="preserve"> diagrama de clases</w:t>
-      </w:r>
-      <w:r>
-        <w:t xml:space="preserve"> y modelado datos</w:t>
-      </w:r>
-      <w:r>
-        <w:t>:</w:t>
-      </w:r>
-      <w:bookmarkEnd w:id="237"/>
-    </w:p>
-    <w:p/>
-    <w:p>
-      <w:r>
-        <w:object w:dxaOrig="1530" w:dyaOrig="995" w14:anchorId="58CD1F80">
-          <v:shapetype id="_x0000_t75" coordsize="21600,21600" o:spt="75" o:preferrelative="t" path="m@4@5l@4@11@9@11@9@5xe" filled="f" stroked="f">
-            <v:stroke joinstyle="miter"/>
-            <v:formulas>
-              <v:f eqn="if lineDrawn pixelLineWidth 0"/>
-              <v:f eqn="sum @0 1 0"/>
-              <v:f eqn="sum 0 0 @1"/>
-              <v:f eqn="prod @2 1 2"/>
-              <v:f eqn="prod @3 21600 pixelWidth"/>
-              <v:f eqn="prod @3 21600 pixelHeight"/>
-              <v:f eqn="sum @0 0 1"/>
-              <v:f eqn="prod @6 1 2"/>
-              <v:f eqn="prod @7 21600 pixelWidth"/>
-              <v:f eqn="sum @8 21600 0"/>
-              <v:f eqn="prod @7 21600 pixelHeight"/>
-              <v:f eqn="sum @10 21600 0"/>
-            </v:formulas>
-            <v:path o:extrusionok="f" gradientshapeok="t" o:connecttype="rect"/>
-            <o:lock v:ext="edit" aspectratio="t"/>
-          </v:shapetype>
-          <v:shape id="_x0000_i1025" type="#_x0000_t75" style="width:79.5pt;height:49.5pt" o:ole="">
-            <v:imagedata r:id="rId31" o:title=""/>
-          </v:shape>
-          <o:OLEObject Type="Embed" ProgID="Package" ShapeID="_x0000_i1025" DrawAspect="Icon" ObjectID="_1824140629" r:id="rId32"/>
-        </w:object>
-      </w:r>
-      <w:r>
-        <w:object w:dxaOrig="1530" w:dyaOrig="995" w14:anchorId="7318620E">
-          <v:shape id="_x0000_i1026" type="#_x0000_t75" style="width:79.5pt;height:49.5pt" o:ole="">
-            <v:imagedata r:id="rId33" o:title=""/>
-          </v:shape>
-          <o:OLEObject Type="Embed" ProgID="Package" ShapeID="_x0000_i1026" DrawAspect="Icon" ObjectID="_1824140630" r:id="rId34"/>
-        </w:object>
-      </w:r>
+    <w:p>
+      <w:pPr>
+        <w:ind w:firstLine="0"/>
+      </w:pPr>
+    </w:p>
+    <w:p>
+      <w:pPr>
+        <w:ind w:firstLine="0"/>
+      </w:pPr>
     </w:p>
     <w:p>
       <w:pPr>
@@ -16889,2318 +16407,1014 @@
       <w:pPr>
         <w:pStyle w:val="Ttulo2"/>
       </w:pPr>
-      <w:bookmarkStart w:id="238" w:name="_Toc213146881"/>
-      <w:proofErr w:type="spellStart"/>
-      <w:r>
-        <w:t>Pdf</w:t>
-      </w:r>
-      <w:proofErr w:type="spellEnd"/>
-      <w:r>
-        <w:t xml:space="preserve"> vista </w:t>
+      <w:bookmarkStart w:id="237" w:name="_Toc213146881"/>
+      <w:r>
+        <w:t>V</w:t>
+      </w:r>
+      <w:r>
+        <w:t xml:space="preserve">ista </w:t>
       </w:r>
       <w:r>
         <w:t>de proceso</w:t>
       </w:r>
-      <w:bookmarkEnd w:id="238"/>
-    </w:p>
-    <w:p>
-      <w:r>
-        <w:object w:dxaOrig="1530" w:dyaOrig="995" w14:anchorId="0F22C1AE">
-          <v:shape id="_x0000_i1027" type="#_x0000_t75" style="width:79.5pt;height:49.5pt" o:ole="">
-            <v:imagedata r:id="rId35" o:title=""/>
-          </v:shape>
-          <o:OLEObject Type="Embed" ProgID="Package" ShapeID="_x0000_i1027" DrawAspect="Icon" ObjectID="_1824140631" r:id="rId36"/>
-        </w:object>
-      </w:r>
-    </w:p>
-    <w:p>
-      <w:pPr>
-        <w:pStyle w:val="Ttulo2"/>
-      </w:pPr>
-      <w:bookmarkStart w:id="239" w:name="_Toc213146882"/>
-      <w:proofErr w:type="spellStart"/>
-      <w:r>
-        <w:t>Pdf</w:t>
-      </w:r>
-      <w:proofErr w:type="spellEnd"/>
-      <w:r>
-        <w:t xml:space="preserve"> vista componentes</w:t>
-      </w:r>
-      <w:bookmarkEnd w:id="239"/>
-    </w:p>
-    <w:p>
-      <w:r>
-        <w:object w:dxaOrig="1530" w:dyaOrig="995" w14:anchorId="3BF7DF28">
-          <v:shape id="_x0000_i1028" type="#_x0000_t75" style="width:79.5pt;height:49.5pt" o:ole="">
-            <v:imagedata r:id="rId37" o:title=""/>
-          </v:shape>
-          <o:OLEObject Type="Embed" ProgID="Package" ShapeID="_x0000_i1028" DrawAspect="Icon" ObjectID="_1824140632" r:id="rId38"/>
-        </w:object>
-      </w:r>
-    </w:p>
-    <w:p>
-      <w:pPr>
-        <w:pStyle w:val="Ttulo2"/>
-      </w:pPr>
-      <w:bookmarkStart w:id="240" w:name="_Toc213146883"/>
-      <w:proofErr w:type="spellStart"/>
-      <w:r>
-        <w:t>Pdf</w:t>
-      </w:r>
-      <w:proofErr w:type="spellEnd"/>
-      <w:r>
-        <w:t xml:space="preserve"> vista </w:t>
-      </w:r>
-      <w:r>
-        <w:t>despliegue</w:t>
-      </w:r>
-      <w:bookmarkEnd w:id="240"/>
-    </w:p>
-    <w:p>
-      <w:r>
-        <w:object w:dxaOrig="1530" w:dyaOrig="995" w14:anchorId="4B2FF5B7">
-          <v:shape id="_x0000_i1029" type="#_x0000_t75" style="width:79.5pt;height:49.5pt" o:ole="">
-            <v:imagedata r:id="rId39" o:title=""/>
-          </v:shape>
-          <o:OLEObject Type="Embed" ProgID="Package" ShapeID="_x0000_i1029" DrawAspect="Icon" ObjectID="_1824140633" r:id="rId40"/>
-        </w:object>
-      </w:r>
-    </w:p>
-    <w:p>
-      <w:pPr>
-        <w:pStyle w:val="Ttulo2"/>
-      </w:pPr>
-      <w:bookmarkStart w:id="241" w:name="_Toc213146884"/>
-      <w:r>
-        <w:t>Diagrama de clases</w:t>
-      </w:r>
-      <w:r>
-        <w:t xml:space="preserve"> y modelado de datos</w:t>
-      </w:r>
-      <w:bookmarkEnd w:id="241"/>
+      <w:bookmarkEnd w:id="237"/>
     </w:p>
     <w:p/>
     <w:p>
-      <w:pPr>
+      <w:r>
+        <w:t xml:space="preserve">La </w:t>
+      </w:r>
+      <w:r>
         <w:rPr>
           <w:b/>
           <w:bCs/>
         </w:rPr>
-      </w:pPr>
+        <w:t>vista de proceso</w:t>
+      </w:r>
+      <w:r>
+        <w:t xml:space="preserve"> es una de las cinco vistas esenciales del modelo de arquitectura de </w:t>
+      </w:r>
+      <w:r>
+        <w:rPr>
+          <w:i/>
+          <w:iCs/>
+        </w:rPr>
+        <w:t>software</w:t>
+      </w:r>
+      <w:r>
+        <w:t xml:space="preserve"> </w:t>
+      </w:r>
       <w:r>
         <w:rPr>
           <w:b/>
           <w:bCs/>
         </w:rPr>
-        <w:t>Entidades Principales y su Propósito:</w:t>
-      </w:r>
-    </w:p>
-    <w:p>
+        <w:t xml:space="preserve">4+1 de </w:t>
+      </w:r>
+      <w:proofErr w:type="spellStart"/>
       <w:r>
         <w:rPr>
           <w:b/>
           <w:bCs/>
         </w:rPr>
-        <w:t>marcas</w:t>
-      </w:r>
-      <w:r>
-        <w:t xml:space="preserve"> (Registros):</w:t>
-      </w:r>
-    </w:p>
-    <w:p>
+        <w:t>Kruchten</w:t>
+      </w:r>
+      <w:proofErr w:type="spellEnd"/>
+      <w:r>
+        <w:t xml:space="preserve"> que describe los </w:t>
+      </w:r>
       <w:r>
         <w:rPr>
           <w:b/>
           <w:bCs/>
         </w:rPr>
-        <w:t>Propósito</w:t>
-      </w:r>
-      <w:r>
-        <w:t xml:space="preserve">: Almacena registros biométricos individuales, probablemente representando entradas/salidas </w:t>
-      </w:r>
-      <w:r>
-        <w:t>u</w:t>
-      </w:r>
-      <w:r>
-        <w:t xml:space="preserve"> otros eventos.</w:t>
-      </w:r>
-    </w:p>
-    <w:p>
+        <w:t>aspectos dinámicos</w:t>
+      </w:r>
+      <w:r>
+        <w:t xml:space="preserve"> del sistema, enfocándose en su </w:t>
+      </w:r>
       <w:r>
         <w:rPr>
           <w:b/>
           <w:bCs/>
         </w:rPr>
-        <w:t>Atributos</w:t>
-      </w:r>
-      <w:r>
-        <w:t xml:space="preserve">: id (clave primaria), fecha, hora, tipo (tipo de marca), status, imagen (imagen), </w:t>
-      </w:r>
-      <w:r>
-        <w:t xml:space="preserve">hash, </w:t>
-      </w:r>
-      <w:proofErr w:type="spellStart"/>
-      <w:r>
-        <w:t>usuarios_id_usuarios</w:t>
-      </w:r>
-      <w:proofErr w:type="spellEnd"/>
-      <w:r>
-        <w:t xml:space="preserve">, </w:t>
-      </w:r>
-      <w:proofErr w:type="spellStart"/>
-      <w:r>
-        <w:t>biometroc</w:t>
-      </w:r>
-      <w:r>
-        <w:t>o_id_biometrico</w:t>
-      </w:r>
-      <w:proofErr w:type="spellEnd"/>
-      <w:r>
-        <w:t>, latitud, longitud</w:t>
-      </w:r>
-      <w:r>
-        <w:t xml:space="preserve">, </w:t>
-      </w:r>
-      <w:proofErr w:type="spellStart"/>
-      <w:r>
-        <w:t>tipoMarca</w:t>
-      </w:r>
-      <w:proofErr w:type="spellEnd"/>
-      <w:r>
-        <w:t xml:space="preserve">, </w:t>
-      </w:r>
-      <w:proofErr w:type="spellStart"/>
-      <w:r>
-        <w:t>correo_enviado</w:t>
-      </w:r>
-      <w:proofErr w:type="spellEnd"/>
-      <w:r>
-        <w:t>. descarga.</w:t>
-      </w:r>
-      <w:r>
-        <w:t xml:space="preserve"> </w:t>
-      </w:r>
-    </w:p>
-    <w:p>
+        <w:t>estructura de ejecución</w:t>
+      </w:r>
+      <w:r>
+        <w:t xml:space="preserve"> y rendimiento. Esta vista modela cómo el sistema se descompone en </w:t>
+      </w:r>
       <w:r>
         <w:rPr>
           <w:b/>
           <w:bCs/>
         </w:rPr>
-        <w:lastRenderedPageBreak/>
-        <w:t>Métodos:</w:t>
-      </w:r>
-      <w:r>
-        <w:t xml:space="preserve"> </w:t>
-      </w:r>
-      <w:proofErr w:type="spellStart"/>
-      <w:r>
-        <w:t>filtrar_marcasFechas</w:t>
-      </w:r>
-      <w:proofErr w:type="spellEnd"/>
-      <w:r>
-        <w:t xml:space="preserve">(), </w:t>
-      </w:r>
-      <w:proofErr w:type="spellStart"/>
-      <w:r>
-        <w:t>filtrar_informe</w:t>
-      </w:r>
-      <w:proofErr w:type="spellEnd"/>
-      <w:r>
-        <w:t xml:space="preserve">(), </w:t>
-      </w:r>
-      <w:proofErr w:type="spellStart"/>
-      <w:r>
-        <w:t>guardar_marca</w:t>
-      </w:r>
-      <w:proofErr w:type="spellEnd"/>
-      <w:r>
-        <w:t xml:space="preserve">(), </w:t>
-      </w:r>
-      <w:proofErr w:type="spellStart"/>
-      <w:r>
-        <w:t>imprimirMarcaAsistencia</w:t>
-      </w:r>
-      <w:proofErr w:type="spellEnd"/>
-      <w:r>
-        <w:t xml:space="preserve">(), </w:t>
-      </w:r>
-      <w:proofErr w:type="spellStart"/>
-      <w:r>
-        <w:t>exportarMarcaAsistencia</w:t>
-      </w:r>
-      <w:proofErr w:type="spellEnd"/>
-      <w:r>
-        <w:t>(). Estos sugieren funcionalidades para filtrar, reportar, guardar, imprimir y exportar datos de asistencia.</w:t>
-      </w:r>
-    </w:p>
-    <w:p>
+        <w:t>procesos concurrentes</w:t>
+      </w:r>
+      <w:r>
+        <w:t xml:space="preserve"> e </w:t>
+      </w:r>
       <w:r>
         <w:rPr>
           <w:b/>
           <w:bCs/>
         </w:rPr>
-        <w:t>dispositivos</w:t>
-      </w:r>
-      <w:r>
-        <w:t>:</w:t>
-      </w:r>
-    </w:p>
-    <w:p>
+        <w:t>hilos</w:t>
+      </w:r>
+      <w:r>
+        <w:t xml:space="preserve"> para manejar el control y el flujo de la información, abordando preocupaciones clave de diseño como el </w:t>
+      </w:r>
       <w:r>
         <w:rPr>
           <w:b/>
           <w:bCs/>
         </w:rPr>
-        <w:t>Propósito:</w:t>
-      </w:r>
-      <w:r>
-        <w:t xml:space="preserve"> Gestiona la información sobre dispositivos biométricos </w:t>
-      </w:r>
-    </w:p>
-    <w:p>
+        <w:t>rendimiento</w:t>
+      </w:r>
+      <w:r>
+        <w:t xml:space="preserve">, la </w:t>
+      </w:r>
       <w:r>
         <w:rPr>
           <w:b/>
           <w:bCs/>
         </w:rPr>
-        <w:t>Atributos:</w:t>
-      </w:r>
-      <w:r>
-        <w:t xml:space="preserve"> </w:t>
-      </w:r>
-      <w:proofErr w:type="spellStart"/>
-      <w:r>
-        <w:t>id_biometrico</w:t>
-      </w:r>
-      <w:proofErr w:type="spellEnd"/>
-      <w:r>
-        <w:t xml:space="preserve"> (clave primaria), marca, modelo,</w:t>
-      </w:r>
-      <w:r>
-        <w:t xml:space="preserve"> ubicación, </w:t>
-      </w:r>
-      <w:r>
-        <w:t>status</w:t>
-      </w:r>
-      <w:r>
-        <w:t xml:space="preserve">, tipo, </w:t>
-      </w:r>
-      <w:proofErr w:type="spellStart"/>
-      <w:r>
-        <w:t>id_sucursal</w:t>
-      </w:r>
-      <w:proofErr w:type="spellEnd"/>
-      <w:r>
-        <w:t>.</w:t>
-      </w:r>
-    </w:p>
-    <w:p>
+        <w:t>escalabilidad</w:t>
+      </w:r>
+      <w:r>
+        <w:t xml:space="preserve"> y la </w:t>
+      </w:r>
       <w:r>
         <w:rPr>
           <w:b/>
           <w:bCs/>
         </w:rPr>
-        <w:t>departamentos</w:t>
-      </w:r>
-      <w:r>
-        <w:t>:</w:t>
-      </w:r>
-    </w:p>
+        <w:t>sincronización</w:t>
+      </w:r>
+      <w:r>
+        <w:t xml:space="preserve"> entre las tareas para asegurar que múltiples actividades se ejecuten simultáneamente sin conflictos.</w:t>
+      </w:r>
+    </w:p>
+    <w:p>
+      <w:pPr>
+        <w:pStyle w:val="Ttulo2"/>
+      </w:pPr>
+      <w:bookmarkStart w:id="238" w:name="_Toc213146882"/>
+      <w:r>
+        <w:t>Vi</w:t>
+      </w:r>
+      <w:r>
+        <w:t>sta componentes</w:t>
+      </w:r>
+      <w:bookmarkEnd w:id="238"/>
+    </w:p>
+    <w:p/>
     <w:p>
       <w:r>
         <w:rPr>
           <w:b/>
           <w:bCs/>
         </w:rPr>
-        <w:t>Propósito:</w:t>
-      </w:r>
-      <w:r>
-        <w:t xml:space="preserve"> Gestiona</w:t>
-      </w:r>
-      <w:r>
-        <w:t>r</w:t>
-      </w:r>
-      <w:r>
-        <w:t xml:space="preserve"> los departamentos organizacionales.</w:t>
-      </w:r>
-    </w:p>
-    <w:p>
+        <w:t>Diagrama de Componentes UML</w:t>
+      </w:r>
+      <w:r>
+        <w:t xml:space="preserve"> , que ilustra la arquitectura de un sistema de información dividido en dos grandes dominios: el </w:t>
+      </w:r>
       <w:r>
         <w:rPr>
           <w:b/>
           <w:bCs/>
         </w:rPr>
-        <w:t>Atributos:</w:t>
-      </w:r>
-      <w:r>
-        <w:t xml:space="preserve"> </w:t>
+        <w:t>Front-</w:t>
       </w:r>
       <w:proofErr w:type="spellStart"/>
-      <w:r>
-        <w:t>id_departamentos</w:t>
-      </w:r>
-      <w:proofErr w:type="spellEnd"/>
-      <w:r>
-        <w:t xml:space="preserve"> (clave primaria), </w:t>
-      </w:r>
-      <w:proofErr w:type="spellStart"/>
-      <w:r>
-        <w:t>id_empresa</w:t>
-      </w:r>
-      <w:proofErr w:type="spellEnd"/>
-      <w:r>
-        <w:t xml:space="preserve"> (clave foránea), </w:t>
-      </w:r>
-      <w:proofErr w:type="spellStart"/>
-      <w:r>
-        <w:t>descripcion</w:t>
-      </w:r>
-      <w:proofErr w:type="spellEnd"/>
-      <w:r>
-        <w:t xml:space="preserve">, status, </w:t>
-      </w:r>
-      <w:proofErr w:type="spellStart"/>
-      <w:r>
-        <w:t>fechaCreacion</w:t>
-      </w:r>
-      <w:proofErr w:type="spellEnd"/>
-      <w:r>
-        <w:t xml:space="preserve">. </w:t>
-      </w:r>
-    </w:p>
-    <w:p>
       <w:r>
         <w:rPr>
           <w:b/>
           <w:bCs/>
         </w:rPr>
-        <w:t>Métodos:</w:t>
-      </w:r>
-      <w:r>
-        <w:t xml:space="preserve"> </w:t>
-      </w:r>
-      <w:proofErr w:type="spellStart"/>
-      <w:r>
-        <w:t>nuevo_departamento</w:t>
+        <w:t>end</w:t>
       </w:r>
       <w:proofErr w:type="spellEnd"/>
       <w:r>
-        <w:t xml:space="preserve">(), </w:t>
-      </w:r>
-      <w:proofErr w:type="spellStart"/>
-      <w:r>
-        <w:t>cambiar_estadoDepartamentos</w:t>
-      </w:r>
-      <w:proofErr w:type="spellEnd"/>
-      <w:r>
-        <w:t xml:space="preserve">(), </w:t>
-      </w:r>
-      <w:proofErr w:type="spellStart"/>
-      <w:r>
-        <w:t>actualizar_departamentos</w:t>
-      </w:r>
-      <w:proofErr w:type="spellEnd"/>
-      <w:r>
-        <w:t xml:space="preserve">(), </w:t>
-      </w:r>
-      <w:proofErr w:type="spellStart"/>
-      <w:r>
-        <w:t>guardar_departamentos</w:t>
-      </w:r>
-      <w:proofErr w:type="spellEnd"/>
-      <w:r>
-        <w:t>(). Estos indican operaciones CRUD (Crear, Leer, Actualizar, Eliminar) para los departamentos</w:t>
-      </w:r>
-    </w:p>
-    <w:p>
+        <w:t xml:space="preserve"> y el </w:t>
+      </w:r>
       <w:r>
         <w:rPr>
           <w:b/>
           <w:bCs/>
         </w:rPr>
-        <w:t>empresas</w:t>
-      </w:r>
-      <w:r>
-        <w:t>:</w:t>
-      </w:r>
-    </w:p>
-    <w:p>
+        <w:t>Back-</w:t>
+      </w:r>
+      <w:proofErr w:type="spellStart"/>
       <w:r>
         <w:rPr>
           <w:b/>
           <w:bCs/>
         </w:rPr>
-        <w:t>Propósito:</w:t>
-      </w:r>
-      <w:r>
-        <w:t xml:space="preserve"> Gestiona los detalles de las diferentes empresas que utilizan el sistema.</w:t>
-      </w:r>
-    </w:p>
-    <w:p>
+        <w:t>end</w:t>
+      </w:r>
+      <w:proofErr w:type="spellEnd"/>
+      <w:r>
+        <w:t xml:space="preserve">. El </w:t>
+      </w:r>
       <w:r>
         <w:rPr>
           <w:b/>
           <w:bCs/>
         </w:rPr>
-        <w:t>Atributos:</w:t>
-      </w:r>
-      <w:r>
-        <w:t xml:space="preserve"> </w:t>
+        <w:t>Front-</w:t>
       </w:r>
       <w:proofErr w:type="spellStart"/>
-      <w:r>
-        <w:t>id_empresas</w:t>
-      </w:r>
-      <w:proofErr w:type="spellEnd"/>
-      <w:r>
-        <w:t xml:space="preserve"> (clave primaria), </w:t>
-      </w:r>
-      <w:proofErr w:type="spellStart"/>
-      <w:r>
-        <w:t>RazonSocial</w:t>
-      </w:r>
-      <w:proofErr w:type="spellEnd"/>
-      <w:r>
-        <w:t xml:space="preserve">, </w:t>
-      </w:r>
-      <w:proofErr w:type="spellStart"/>
-      <w:r>
-        <w:t>nombreFantasia</w:t>
-      </w:r>
-      <w:proofErr w:type="spellEnd"/>
-      <w:r>
-        <w:t xml:space="preserve">, </w:t>
-      </w:r>
-      <w:proofErr w:type="spellStart"/>
-      <w:r>
-        <w:t>rut</w:t>
-      </w:r>
-      <w:proofErr w:type="spellEnd"/>
-      <w:r>
-        <w:t xml:space="preserve">, </w:t>
-      </w:r>
-      <w:proofErr w:type="spellStart"/>
-      <w:r>
-        <w:t>representanteLegal</w:t>
-      </w:r>
-      <w:proofErr w:type="spellEnd"/>
-      <w:r>
-        <w:t xml:space="preserve">, </w:t>
-      </w:r>
-      <w:proofErr w:type="spellStart"/>
-      <w:r>
-        <w:t>actividadEconomica</w:t>
-      </w:r>
-      <w:proofErr w:type="spellEnd"/>
-      <w:r>
-        <w:t xml:space="preserve">, giro, </w:t>
-      </w:r>
-      <w:proofErr w:type="spellStart"/>
-      <w:r>
-        <w:t>fechaCreacion</w:t>
-      </w:r>
-      <w:proofErr w:type="spellEnd"/>
-      <w:r>
-        <w:t xml:space="preserve">, web, email, logo, </w:t>
-      </w:r>
-      <w:proofErr w:type="spellStart"/>
-      <w:r>
-        <w:t>pais</w:t>
-      </w:r>
-      <w:proofErr w:type="spellEnd"/>
-      <w:r>
-        <w:t xml:space="preserve">, </w:t>
-      </w:r>
-      <w:r>
-        <w:t>status</w:t>
-      </w:r>
-      <w:r>
-        <w:t>,</w:t>
-      </w:r>
-      <w:r>
-        <w:t xml:space="preserve"> </w:t>
-      </w:r>
-      <w:proofErr w:type="spellStart"/>
-      <w:r>
-        <w:t>holding_id_holdind</w:t>
-      </w:r>
-      <w:proofErr w:type="spellEnd"/>
-      <w:r>
-        <w:t xml:space="preserve">, </w:t>
-      </w:r>
-      <w:proofErr w:type="spellStart"/>
-      <w:r>
-        <w:t>FechaTermino</w:t>
-      </w:r>
-      <w:proofErr w:type="spellEnd"/>
-      <w:r>
-        <w:t>,</w:t>
-      </w:r>
-      <w:r>
-        <w:t xml:space="preserve"> C</w:t>
-      </w:r>
-      <w:r>
-        <w:t>lave</w:t>
-      </w:r>
-      <w:r>
-        <w:t>. Esta es una entidad completa para perfiles de empresas.</w:t>
-      </w:r>
-    </w:p>
-    <w:p>
       <w:r>
         <w:rPr>
           <w:b/>
           <w:bCs/>
         </w:rPr>
-        <w:t>turnos</w:t>
-      </w:r>
-      <w:r>
-        <w:t>:</w:t>
-      </w:r>
-    </w:p>
-    <w:p>
+        <w:t>end</w:t>
+      </w:r>
+      <w:proofErr w:type="spellEnd"/>
+      <w:r>
+        <w:t xml:space="preserve"> (azul), expuesto al usuario mediante </w:t>
+      </w:r>
       <w:r>
         <w:rPr>
           <w:b/>
           <w:bCs/>
         </w:rPr>
-        <w:t>Propósito:</w:t>
-      </w:r>
-      <w:r>
-        <w:t xml:space="preserve"> Define y gestiona los turnos de trabajo.</w:t>
-      </w:r>
-    </w:p>
-    <w:p>
+        <w:t>HTTPS</w:t>
+      </w:r>
+      <w:r>
+        <w:t xml:space="preserve">, incluye componentes de presentación como </w:t>
+      </w:r>
       <w:r>
         <w:rPr>
           <w:b/>
           <w:bCs/>
         </w:rPr>
-        <w:t>Atributos:</w:t>
-      </w:r>
-      <w:r>
-        <w:t xml:space="preserve"> </w:t>
-      </w:r>
-      <w:proofErr w:type="spellStart"/>
-      <w:r>
-        <w:t>id_turnos</w:t>
-      </w:r>
-      <w:proofErr w:type="spellEnd"/>
-      <w:r>
-        <w:t xml:space="preserve"> (clave primaria), </w:t>
-      </w:r>
-      <w:proofErr w:type="spellStart"/>
-      <w:r>
-        <w:t>nombreTurno</w:t>
-      </w:r>
-      <w:proofErr w:type="spellEnd"/>
+        <w:t>HTML</w:t>
+      </w:r>
       <w:r>
         <w:t xml:space="preserve">, </w:t>
       </w:r>
-      <w:proofErr w:type="spellStart"/>
-      <w:r>
-        <w:t>numeroDia</w:t>
-      </w:r>
-      <w:proofErr w:type="spellEnd"/>
-      <w:r>
-        <w:t xml:space="preserve">, horario, </w:t>
-      </w:r>
-      <w:proofErr w:type="spellStart"/>
-      <w:r>
-        <w:t>ventanaIngreso</w:t>
-      </w:r>
-      <w:proofErr w:type="spellEnd"/>
-      <w:r>
-        <w:t xml:space="preserve">, </w:t>
-      </w:r>
-      <w:proofErr w:type="spellStart"/>
-      <w:r>
-        <w:t>horaEntrada</w:t>
-      </w:r>
-      <w:proofErr w:type="spellEnd"/>
-      <w:r>
-        <w:t xml:space="preserve">, </w:t>
-      </w:r>
-      <w:proofErr w:type="spellStart"/>
-      <w:r>
-        <w:t>diaEntrada</w:t>
-      </w:r>
-      <w:proofErr w:type="spellEnd"/>
-      <w:r>
-        <w:t xml:space="preserve">, tolerancia, </w:t>
-      </w:r>
-      <w:proofErr w:type="spellStart"/>
-      <w:r>
-        <w:t>entradaColacion</w:t>
-      </w:r>
-      <w:proofErr w:type="spellEnd"/>
-      <w:r>
-        <w:t xml:space="preserve">, </w:t>
-      </w:r>
-      <w:proofErr w:type="spellStart"/>
-      <w:r>
-        <w:t>salidaColacion</w:t>
-      </w:r>
-      <w:proofErr w:type="spellEnd"/>
-      <w:r>
-        <w:t xml:space="preserve">, </w:t>
-      </w:r>
-      <w:proofErr w:type="spellStart"/>
-      <w:r>
-        <w:t>horaSalida</w:t>
-      </w:r>
-      <w:proofErr w:type="spellEnd"/>
-      <w:r>
-        <w:t xml:space="preserve">, </w:t>
-      </w:r>
-      <w:proofErr w:type="spellStart"/>
-      <w:r>
-        <w:t>ventanaSalida</w:t>
-      </w:r>
-      <w:proofErr w:type="spellEnd"/>
-      <w:r>
-        <w:t xml:space="preserve">, libre, </w:t>
-      </w:r>
-      <w:proofErr w:type="spellStart"/>
-      <w:r>
-        <w:t>totalHorasDia</w:t>
-      </w:r>
-      <w:proofErr w:type="spellEnd"/>
-      <w:r>
-        <w:t xml:space="preserve">, extra, </w:t>
-      </w:r>
-      <w:r>
-        <w:t>status.</w:t>
-      </w:r>
-    </w:p>
-    <w:p>
       <w:r>
         <w:rPr>
           <w:b/>
           <w:bCs/>
         </w:rPr>
-        <w:lastRenderedPageBreak/>
-        <w:t>Métodos:</w:t>
-      </w:r>
-      <w:r>
-        <w:t xml:space="preserve"> </w:t>
-      </w:r>
-      <w:proofErr w:type="spellStart"/>
-      <w:r>
-        <w:t>nuevo_turno</w:t>
-      </w:r>
-      <w:proofErr w:type="spellEnd"/>
-      <w:r>
-        <w:t xml:space="preserve">(), </w:t>
-      </w:r>
-      <w:proofErr w:type="spellStart"/>
-      <w:r>
-        <w:t>guardar_turno</w:t>
-      </w:r>
-      <w:proofErr w:type="spellEnd"/>
-      <w:r>
-        <w:t xml:space="preserve">(), </w:t>
-      </w:r>
-      <w:proofErr w:type="spellStart"/>
-      <w:r>
-        <w:t>actualizar_turno</w:t>
-      </w:r>
-      <w:proofErr w:type="spellEnd"/>
-      <w:r>
-        <w:t xml:space="preserve">(), </w:t>
-      </w:r>
-      <w:proofErr w:type="spellStart"/>
-      <w:r>
-        <w:t>cambiar_estadoTurno</w:t>
-      </w:r>
-      <w:proofErr w:type="spellEnd"/>
-      <w:r>
-        <w:t xml:space="preserve">(), </w:t>
-      </w:r>
-      <w:proofErr w:type="spellStart"/>
-      <w:r>
-        <w:t>eliminar_turno</w:t>
-      </w:r>
-      <w:proofErr w:type="spellEnd"/>
-      <w:r>
-        <w:t>()</w:t>
-      </w:r>
-      <w:r>
-        <w:t xml:space="preserve">, </w:t>
-      </w:r>
-      <w:proofErr w:type="spellStart"/>
-      <w:r>
-        <w:t>tablaresumen_turnos</w:t>
-      </w:r>
-      <w:proofErr w:type="spellEnd"/>
-      <w:r>
-        <w:t>()</w:t>
-      </w:r>
-      <w:r>
-        <w:t>.</w:t>
-      </w:r>
-    </w:p>
-    <w:p>
-      <w:proofErr w:type="spellStart"/>
+        <w:t>CSS</w:t>
+      </w:r>
+      <w:r>
+        <w:t xml:space="preserve"> y </w:t>
+      </w:r>
       <w:r>
         <w:rPr>
           <w:b/>
           <w:bCs/>
         </w:rPr>
-        <w:t>tipo_contrato</w:t>
-      </w:r>
-      <w:proofErr w:type="spellEnd"/>
-      <w:r>
-        <w:t>:</w:t>
-      </w:r>
-    </w:p>
-    <w:p>
+        <w:t>JavaScript</w:t>
+      </w:r>
+      <w:r>
+        <w:t xml:space="preserve">, todos contenidos dentro de una </w:t>
+      </w:r>
       <w:r>
         <w:rPr>
           <w:b/>
           <w:bCs/>
         </w:rPr>
-        <w:t>Propósito:</w:t>
-      </w:r>
-      <w:r>
-        <w:t xml:space="preserve"> Define diferentes tipos de contratos de empleo.</w:t>
-      </w:r>
-    </w:p>
-    <w:p>
+        <w:t>Vista</w:t>
+      </w:r>
+      <w:r>
+        <w:t xml:space="preserve">. El </w:t>
+      </w:r>
       <w:r>
         <w:rPr>
           <w:b/>
           <w:bCs/>
         </w:rPr>
-        <w:t>Atributos:</w:t>
-      </w:r>
-      <w:r>
-        <w:t xml:space="preserve"> </w:t>
+        <w:t>Back-</w:t>
       </w:r>
       <w:proofErr w:type="spellStart"/>
-      <w:r>
-        <w:t>id_tipocontrato</w:t>
-      </w:r>
-      <w:proofErr w:type="spellEnd"/>
-      <w:r>
-        <w:t xml:space="preserve"> (clave primaria), </w:t>
-      </w:r>
-      <w:proofErr w:type="spellStart"/>
-      <w:r>
-        <w:t>id_empresa</w:t>
-      </w:r>
-      <w:proofErr w:type="spellEnd"/>
-      <w:r>
-        <w:t xml:space="preserve"> (clave foránea), </w:t>
-      </w:r>
-      <w:proofErr w:type="spellStart"/>
-      <w:r>
-        <w:t>descripcion</w:t>
-      </w:r>
-      <w:proofErr w:type="spellEnd"/>
-      <w:r>
-        <w:t xml:space="preserve">, status. </w:t>
-      </w:r>
-    </w:p>
-    <w:p>
       <w:r>
         <w:rPr>
           <w:b/>
           <w:bCs/>
         </w:rPr>
-        <w:t>Métodos:</w:t>
-      </w:r>
-      <w:r>
-        <w:t xml:space="preserve"> </w:t>
-      </w:r>
-      <w:proofErr w:type="spellStart"/>
-      <w:r>
-        <w:t>nuevo_tipoContrato</w:t>
+        <w:t>end</w:t>
       </w:r>
       <w:proofErr w:type="spellEnd"/>
       <w:r>
-        <w:t xml:space="preserve">(), </w:t>
-      </w:r>
-      <w:proofErr w:type="spellStart"/>
-      <w:r>
-        <w:t>guardar_tipoContrato</w:t>
-      </w:r>
-      <w:proofErr w:type="spellEnd"/>
-      <w:r>
-        <w:t xml:space="preserve">(), </w:t>
-      </w:r>
-      <w:proofErr w:type="spellStart"/>
-      <w:r>
-        <w:t>actualizar_tipoContrato</w:t>
-      </w:r>
-      <w:proofErr w:type="spellEnd"/>
-      <w:r>
-        <w:t xml:space="preserve">(), </w:t>
-      </w:r>
-      <w:proofErr w:type="spellStart"/>
-      <w:r>
-        <w:t>cambiar_estadoTipoContrato</w:t>
-      </w:r>
-      <w:proofErr w:type="spellEnd"/>
-      <w:r>
-        <w:t>().</w:t>
-      </w:r>
-    </w:p>
-    <w:p>
-      <w:pPr>
-        <w:rPr>
-          <w:rFonts w:cs="Times New Roman"/>
+        <w:t xml:space="preserve"> (rosa) gestiona la lógica de negocio y los datos; aquí, las peticiones llegan al </w:t>
+      </w:r>
+      <w:r>
+        <w:rPr>
           <w:b/>
           <w:bCs/>
         </w:rPr>
-      </w:pPr>
+        <w:t>Servidor</w:t>
+      </w:r>
+      <w:r>
+        <w:t xml:space="preserve"> (que incluye módulos de </w:t>
+      </w:r>
+      <w:proofErr w:type="spellStart"/>
       <w:r>
         <w:rPr>
           <w:b/>
           <w:bCs/>
         </w:rPr>
-        <w:t>usuarios</w:t>
-      </w:r>
-      <w:r>
-        <w:rPr>
-          <w:rFonts w:cs="Times New Roman"/>
+        <w:t>Login</w:t>
+      </w:r>
+      <w:proofErr w:type="spellEnd"/>
+      <w:r>
+        <w:t xml:space="preserve">, </w:t>
+      </w:r>
+      <w:r>
+        <w:rPr>
           <w:b/>
           <w:bCs/>
         </w:rPr>
-        <w:t>:</w:t>
-      </w:r>
-    </w:p>
-    <w:p>
-      <w:pPr>
-        <w:rPr>
-          <w:rFonts w:eastAsia="Times New Roman" w:cs="Times New Roman"/>
-        </w:rPr>
-      </w:pPr>
-      <w:r>
-        <w:rPr>
-          <w:rFonts w:eastAsia="Times New Roman" w:cs="Times New Roman"/>
+        <w:t>App Servlet</w:t>
+      </w:r>
+      <w:r>
+        <w:t xml:space="preserve"> y </w:t>
+      </w:r>
+      <w:r>
+        <w:rPr>
           <w:b/>
           <w:bCs/>
         </w:rPr>
-        <w:t>Propósito:</w:t>
-      </w:r>
-      <w:r>
-        <w:rPr>
-          <w:rFonts w:eastAsia="Times New Roman" w:cs="Times New Roman"/>
-        </w:rPr>
-        <w:t xml:space="preserve"> Almacena la información de los usuarios (empleados).</w:t>
-      </w:r>
-    </w:p>
-    <w:p>
-      <w:pPr>
-        <w:rPr>
-          <w:rFonts w:cs="Times New Roman"/>
-        </w:rPr>
-      </w:pPr>
-      <w:r>
-        <w:rPr>
-          <w:rFonts w:cs="Times New Roman"/>
+        <w:t>Apache</w:t>
+      </w:r>
+      <w:r>
+        <w:t xml:space="preserve">), son procesadas por un </w:t>
+      </w:r>
+      <w:r>
+        <w:rPr>
+          <w:i/>
+          <w:iCs/>
+        </w:rPr>
+        <w:t>middleware</w:t>
+      </w:r>
+      <w:r>
+        <w:t xml:space="preserve"> (</w:t>
+      </w:r>
+      <w:proofErr w:type="spellStart"/>
+      <w:r>
+        <w:rPr>
           <w:b/>
           <w:bCs/>
         </w:rPr>
-        <w:t>Atributos:</w:t>
-      </w:r>
-      <w:r>
-        <w:rPr>
-          <w:rFonts w:cs="Times New Roman"/>
-        </w:rPr>
-        <w:t xml:space="preserve"> </w:t>
+        <w:t>AuthController</w:t>
+      </w:r>
+      <w:proofErr w:type="spellEnd"/>
+      <w:r>
+        <w:t xml:space="preserve"> con </w:t>
       </w:r>
       <w:proofErr w:type="spellStart"/>
-      <w:r>
-        <w:t>id_usuarios</w:t>
-      </w:r>
-      <w:proofErr w:type="spellEnd"/>
-      <w:r>
-        <w:rPr>
-          <w:rFonts w:cs="Times New Roman"/>
-        </w:rPr>
-        <w:t xml:space="preserve"> (clave primaria),</w:t>
-      </w:r>
-      <w:r>
-        <w:t xml:space="preserve"> </w:t>
-      </w:r>
-      <w:proofErr w:type="spellStart"/>
-      <w:r>
-        <w:t>rut</w:t>
-      </w:r>
-      <w:proofErr w:type="spellEnd"/>
-      <w:r>
-        <w:t xml:space="preserve">, </w:t>
-      </w:r>
-      <w:proofErr w:type="spellStart"/>
-      <w:r>
-        <w:t>digitoRUT</w:t>
-      </w:r>
-      <w:proofErr w:type="spellEnd"/>
-      <w:r>
-        <w:t xml:space="preserve">, </w:t>
-      </w:r>
-      <w:proofErr w:type="spellStart"/>
-      <w:r>
-        <w:t>codigoDedo</w:t>
-      </w:r>
-      <w:proofErr w:type="spellEnd"/>
-      <w:r>
-        <w:t>, nombres, apellido1, apellido2</w:t>
-      </w:r>
-      <w:r>
-        <w:t xml:space="preserve">, </w:t>
-      </w:r>
-      <w:proofErr w:type="spellStart"/>
-      <w:r>
-        <w:t>tipoContrato</w:t>
-      </w:r>
-      <w:proofErr w:type="spellEnd"/>
-      <w:r>
-        <w:t xml:space="preserve">, </w:t>
-      </w:r>
-      <w:proofErr w:type="spellStart"/>
-      <w:r>
-        <w:t>direccion</w:t>
-      </w:r>
-      <w:proofErr w:type="spellEnd"/>
-      <w:r>
-        <w:t xml:space="preserve">, comuna, ciudad, país, </w:t>
-      </w:r>
-      <w:proofErr w:type="spellStart"/>
-      <w:r>
-        <w:t>telefono</w:t>
-      </w:r>
-      <w:proofErr w:type="spellEnd"/>
-      <w:r>
-        <w:t>, celular</w:t>
-      </w:r>
-      <w:r>
-        <w:t xml:space="preserve">, </w:t>
-      </w:r>
-      <w:proofErr w:type="spellStart"/>
-      <w:r>
-        <w:t>id_ficha</w:t>
-      </w:r>
-      <w:proofErr w:type="spellEnd"/>
-      <w:r>
-        <w:t xml:space="preserve">(foránea), email, </w:t>
-      </w:r>
-      <w:proofErr w:type="spellStart"/>
-      <w:r>
-        <w:t>turnoFijo</w:t>
-      </w:r>
-      <w:proofErr w:type="spellEnd"/>
-      <w:r>
-        <w:t xml:space="preserve">, </w:t>
-      </w:r>
-      <w:proofErr w:type="spellStart"/>
-      <w:r>
-        <w:t>username</w:t>
-      </w:r>
-      <w:proofErr w:type="spellEnd"/>
-      <w:r>
-        <w:t xml:space="preserve">, </w:t>
-      </w:r>
-      <w:proofErr w:type="spellStart"/>
-      <w:r>
-        <w:t>password</w:t>
-      </w:r>
-      <w:proofErr w:type="spellEnd"/>
-      <w:r>
-        <w:t>, perfil, cargo,</w:t>
-      </w:r>
-      <w:r>
-        <w:t xml:space="preserve"> </w:t>
-      </w:r>
-      <w:proofErr w:type="spellStart"/>
-      <w:r>
-        <w:t>salt</w:t>
-      </w:r>
-      <w:proofErr w:type="spellEnd"/>
-      <w:r>
-        <w:t xml:space="preserve">, status, </w:t>
-      </w:r>
-      <w:proofErr w:type="spellStart"/>
-      <w:r>
-        <w:t>sucurusal_id_sucursal</w:t>
-      </w:r>
-      <w:proofErr w:type="spellEnd"/>
-      <w:r>
-        <w:t xml:space="preserve"> (</w:t>
-      </w:r>
-      <w:r>
-        <w:t xml:space="preserve">foránea), </w:t>
-      </w:r>
-      <w:proofErr w:type="spellStart"/>
-      <w:r>
-        <w:t>turnos_id_turnos</w:t>
-      </w:r>
-      <w:proofErr w:type="spellEnd"/>
-      <w:r>
-        <w:t xml:space="preserve"> (foránea), </w:t>
-      </w:r>
-      <w:proofErr w:type="spellStart"/>
-      <w:r>
-        <w:t>departamentos_id_departamentos</w:t>
-      </w:r>
-      <w:proofErr w:type="spellEnd"/>
-      <w:r>
-        <w:t xml:space="preserve"> (foránea</w:t>
-      </w:r>
-      <w:r>
-        <w:t>)</w:t>
-      </w:r>
-      <w:r>
-        <w:t xml:space="preserve">, </w:t>
-      </w:r>
-      <w:proofErr w:type="spellStart"/>
-      <w:r>
-        <w:t>cc_id_cc</w:t>
-      </w:r>
-      <w:proofErr w:type="spellEnd"/>
-      <w:r>
-        <w:t xml:space="preserve"> </w:t>
-      </w:r>
-      <w:r>
-        <w:t>(foránea</w:t>
-      </w:r>
-      <w:r>
-        <w:t xml:space="preserve">), </w:t>
-      </w:r>
-      <w:proofErr w:type="spellStart"/>
-      <w:r>
-        <w:t>fechaCreacion</w:t>
-      </w:r>
-      <w:proofErr w:type="spellEnd"/>
-      <w:r>
-        <w:t xml:space="preserve">, </w:t>
-      </w:r>
-      <w:proofErr w:type="spellStart"/>
-      <w:r>
-        <w:t>claveReloj</w:t>
-      </w:r>
-      <w:proofErr w:type="spellEnd"/>
-      <w:r>
-        <w:t xml:space="preserve">, </w:t>
-      </w:r>
-      <w:proofErr w:type="spellStart"/>
-      <w:r>
-        <w:t>id_empresas</w:t>
-      </w:r>
-      <w:proofErr w:type="spellEnd"/>
-      <w:r>
-        <w:rPr>
-          <w:rFonts w:cs="Times New Roman"/>
-        </w:rPr>
-        <w:t>. Esta entidad es bastante central, vinculando a dispositivos biométricos, turnos y otras unidades organizativas.</w:t>
-      </w:r>
-    </w:p>
-    <w:p>
       <w:r>
         <w:rPr>
           <w:b/>
           <w:bCs/>
         </w:rPr>
-        <w:t>Métodos:</w:t>
-      </w:r>
-      <w:r>
-        <w:t xml:space="preserve"> </w:t>
-      </w:r>
-      <w:proofErr w:type="spellStart"/>
-      <w:r>
-        <w:t>nuevo_usuario</w:t>
+        <w:t>Body-Parser</w:t>
       </w:r>
       <w:proofErr w:type="spellEnd"/>
       <w:r>
-        <w:t xml:space="preserve">(), </w:t>
-      </w:r>
-      <w:proofErr w:type="spellStart"/>
-      <w:r>
-        <w:t>guardar_usuario</w:t>
-      </w:r>
-      <w:proofErr w:type="spellEnd"/>
-      <w:r>
-        <w:t xml:space="preserve">(), </w:t>
-      </w:r>
-      <w:proofErr w:type="spellStart"/>
-      <w:r>
-        <w:t>editar_empleado</w:t>
-      </w:r>
-      <w:proofErr w:type="spellEnd"/>
-      <w:r>
-        <w:t xml:space="preserve">(), </w:t>
-      </w:r>
-      <w:proofErr w:type="spellStart"/>
-      <w:r>
-        <w:t>cambiar_estadoUsuario</w:t>
-      </w:r>
-      <w:proofErr w:type="spellEnd"/>
-      <w:r>
-        <w:t xml:space="preserve">(), </w:t>
-      </w:r>
-      <w:proofErr w:type="spellStart"/>
-      <w:r>
-        <w:t>cambiar_turnoUsuario</w:t>
-      </w:r>
-      <w:proofErr w:type="spellEnd"/>
-      <w:r>
-        <w:t xml:space="preserve">(), </w:t>
-      </w:r>
-      <w:proofErr w:type="spellStart"/>
-      <w:r>
-        <w:t>cambiar_sucursalUsuario</w:t>
-      </w:r>
-      <w:proofErr w:type="spellEnd"/>
-      <w:r>
-        <w:t xml:space="preserve">(), </w:t>
-      </w:r>
-      <w:proofErr w:type="spellStart"/>
-      <w:r>
-        <w:t>imprimiendoUsuario</w:t>
-      </w:r>
-      <w:proofErr w:type="spellEnd"/>
-      <w:r>
-        <w:t>().</w:t>
-      </w:r>
-    </w:p>
-    <w:p>
+        <w:t xml:space="preserve">) que genera un </w:t>
+      </w:r>
       <w:r>
         <w:rPr>
           <w:b/>
           <w:bCs/>
         </w:rPr>
-        <w:t>holding</w:t>
-      </w:r>
-      <w:r>
-        <w:t>:</w:t>
-      </w:r>
-    </w:p>
-    <w:p>
+        <w:t>JWT TOKEN</w:t>
+      </w:r>
+      <w:r>
+        <w:t xml:space="preserve"> para autenticación, y luego son distribuidas por múltiples </w:t>
+      </w:r>
       <w:r>
         <w:rPr>
           <w:b/>
           <w:bCs/>
         </w:rPr>
-        <w:t>Propósito:</w:t>
-      </w:r>
-      <w:r>
-        <w:t xml:space="preserve"> Gestiona la información de una empresa holding, lo que implica una estructura de múltiples empresas.</w:t>
-      </w:r>
-    </w:p>
-    <w:p>
+        <w:t>Controladores</w:t>
+      </w:r>
+      <w:r>
+        <w:t xml:space="preserve"> (</w:t>
+      </w:r>
       <w:r>
         <w:rPr>
           <w:b/>
           <w:bCs/>
         </w:rPr>
-        <w:t>Atributos:</w:t>
-      </w:r>
-      <w:r>
-        <w:t xml:space="preserve"> </w:t>
-      </w:r>
-      <w:proofErr w:type="spellStart"/>
-      <w:r>
-        <w:t>id_holding</w:t>
-      </w:r>
-      <w:proofErr w:type="spellEnd"/>
-      <w:r>
-        <w:t xml:space="preserve"> (clave primaria), nombre, representante, status, </w:t>
-      </w:r>
-      <w:proofErr w:type="spellStart"/>
-      <w:r>
-        <w:t>fechaCreacion</w:t>
-      </w:r>
-      <w:proofErr w:type="spellEnd"/>
-      <w:r>
-        <w:t>.</w:t>
-      </w:r>
-    </w:p>
-    <w:p>
+        <w:t>Usuario</w:t>
+      </w:r>
+      <w:r>
+        <w:t xml:space="preserve">, </w:t>
+      </w:r>
       <w:r>
         <w:rPr>
           <w:b/>
           <w:bCs/>
         </w:rPr>
-        <w:t>sucursal</w:t>
-      </w:r>
-      <w:r>
-        <w:t>:</w:t>
-      </w:r>
-    </w:p>
-    <w:p>
+        <w:t>Cliente</w:t>
+      </w:r>
+      <w:r>
+        <w:t xml:space="preserve">, </w:t>
+      </w:r>
       <w:r>
         <w:rPr>
           <w:b/>
           <w:bCs/>
         </w:rPr>
-        <w:t>Propósito:</w:t>
-      </w:r>
-      <w:r>
-        <w:t xml:space="preserve"> Gestiona la información sobre las diferentes sucursales o ubicaciones de la empresa.</w:t>
-      </w:r>
-    </w:p>
-    <w:p>
+        <w:t>Reporte</w:t>
+      </w:r>
+      <w:r>
+        <w:t xml:space="preserve">, </w:t>
+      </w:r>
       <w:r>
         <w:rPr>
           <w:b/>
           <w:bCs/>
         </w:rPr>
-        <w:lastRenderedPageBreak/>
-        <w:t>Atributos:</w:t>
-      </w:r>
-      <w:r>
-        <w:t xml:space="preserve"> </w:t>
-      </w:r>
-      <w:proofErr w:type="spellStart"/>
-      <w:r>
-        <w:t>id_sucursal</w:t>
-      </w:r>
-      <w:proofErr w:type="spellEnd"/>
-      <w:r>
-        <w:t xml:space="preserve"> (clave primaria), tipo, nombre, </w:t>
-      </w:r>
-      <w:proofErr w:type="spellStart"/>
-      <w:r>
-        <w:t>direccion</w:t>
-      </w:r>
-      <w:proofErr w:type="spellEnd"/>
-      <w:r>
-        <w:t xml:space="preserve">, comuna, fonos, celular, fax, representante, </w:t>
-      </w:r>
-      <w:proofErr w:type="spellStart"/>
-      <w:r>
-        <w:t>rutRepresentante</w:t>
-      </w:r>
-      <w:proofErr w:type="spellEnd"/>
-      <w:r>
-        <w:t xml:space="preserve">, ciudad, </w:t>
-      </w:r>
-      <w:proofErr w:type="spellStart"/>
-      <w:r>
-        <w:t>pais</w:t>
-      </w:r>
-      <w:proofErr w:type="spellEnd"/>
-      <w:r>
-        <w:t xml:space="preserve">, </w:t>
-      </w:r>
-      <w:proofErr w:type="spellStart"/>
-      <w:r>
-        <w:t>statusSucursal</w:t>
-      </w:r>
-      <w:proofErr w:type="spellEnd"/>
-      <w:r>
-        <w:t xml:space="preserve">, </w:t>
-      </w:r>
-      <w:proofErr w:type="spellStart"/>
-      <w:r>
-        <w:t>empresas_id_empresas</w:t>
-      </w:r>
-      <w:proofErr w:type="spellEnd"/>
-      <w:r>
-        <w:t xml:space="preserve"> (clave foránea)</w:t>
-      </w:r>
-      <w:r>
-        <w:t xml:space="preserve">, </w:t>
-      </w:r>
-      <w:proofErr w:type="spellStart"/>
-      <w:r>
-        <w:t>fechaCreacion</w:t>
-      </w:r>
-      <w:proofErr w:type="spellEnd"/>
-      <w:r>
-        <w:t xml:space="preserve">. </w:t>
-      </w:r>
-    </w:p>
-    <w:p>
+        <w:t>BD</w:t>
+      </w:r>
+      <w:r>
+        <w:t xml:space="preserve">) para interactuar con la </w:t>
+      </w:r>
       <w:r>
         <w:rPr>
           <w:b/>
           <w:bCs/>
         </w:rPr>
-        <w:t>Métodos:</w:t>
-      </w:r>
-      <w:r>
-        <w:t xml:space="preserve"> </w:t>
-      </w:r>
-      <w:proofErr w:type="spellStart"/>
-      <w:r>
-        <w:t>guardar_sucursal</w:t>
-      </w:r>
-      <w:proofErr w:type="spellEnd"/>
-      <w:r>
-        <w:t xml:space="preserve">(), </w:t>
-      </w:r>
-      <w:proofErr w:type="spellStart"/>
-      <w:r>
-        <w:t>nueva_sucursal</w:t>
-      </w:r>
-      <w:proofErr w:type="spellEnd"/>
-      <w:r>
-        <w:t xml:space="preserve">() (nombre de método duplicado), </w:t>
-      </w:r>
-      <w:proofErr w:type="spellStart"/>
-      <w:r>
-        <w:t>cambiar_estadoSucursal</w:t>
-      </w:r>
-      <w:proofErr w:type="spellEnd"/>
-      <w:r>
-        <w:t xml:space="preserve">(), </w:t>
-      </w:r>
-      <w:proofErr w:type="spellStart"/>
-      <w:r>
-        <w:t>actualizar_sucursal</w:t>
-      </w:r>
-      <w:proofErr w:type="spellEnd"/>
-      <w:r>
-        <w:t>().</w:t>
-      </w:r>
-    </w:p>
-    <w:p/>
-    <w:p>
+        <w:t>Base de Datos MySQL</w:t>
+      </w:r>
+      <w:r>
+        <w:t xml:space="preserve"> (que indica el uso de </w:t>
+      </w:r>
       <w:r>
         <w:rPr>
           <w:b/>
           <w:bCs/>
         </w:rPr>
-        <w:t>permisos</w:t>
-      </w:r>
-      <w:r>
-        <w:t>:</w:t>
-      </w:r>
-    </w:p>
-    <w:p>
+        <w:t>CIFRADO L99TL3</w:t>
+      </w:r>
+      <w:r>
+        <w:t xml:space="preserve">) mediante consultas, o para comunicarse con servicios externos como el envío de correos a través del componente </w:t>
+      </w:r>
       <w:r>
         <w:rPr>
           <w:b/>
           <w:bCs/>
         </w:rPr>
-        <w:t>Propósito:</w:t>
-      </w:r>
-      <w:r>
-        <w:t xml:space="preserve"> Gestiona las solicitudes de permisos o licencias de los empleados.</w:t>
-      </w:r>
-    </w:p>
-    <w:p>
+        <w:t>Servicio</w:t>
+      </w:r>
+      <w:r>
+        <w:t xml:space="preserve"> usando </w:t>
+      </w:r>
+      <w:proofErr w:type="spellStart"/>
       <w:r>
         <w:rPr>
           <w:b/>
           <w:bCs/>
         </w:rPr>
-        <w:t>Atributos:</w:t>
-      </w:r>
-      <w:r>
-        <w:t xml:space="preserve"> </w:t>
-      </w:r>
-      <w:proofErr w:type="spellStart"/>
-      <w:r>
-        <w:t>id_permisos</w:t>
+        <w:t>Mailgun</w:t>
       </w:r>
       <w:proofErr w:type="spellEnd"/>
       <w:r>
-        <w:t xml:space="preserve"> (clave primaria), </w:t>
-      </w:r>
-      <w:proofErr w:type="spellStart"/>
-      <w:r>
-        <w:t>id_usuario</w:t>
-      </w:r>
-      <w:proofErr w:type="spellEnd"/>
-      <w:r>
-        <w:t xml:space="preserve"> (clave foránea), </w:t>
-      </w:r>
-      <w:proofErr w:type="spellStart"/>
-      <w:r>
-        <w:t>id_motivo</w:t>
-      </w:r>
-      <w:proofErr w:type="spellEnd"/>
-      <w:r>
-        <w:t xml:space="preserve"> (clave foránea), </w:t>
-      </w:r>
-      <w:proofErr w:type="spellStart"/>
-      <w:r>
-        <w:t>fecha_ini</w:t>
-      </w:r>
-      <w:proofErr w:type="spellEnd"/>
-      <w:r>
-        <w:t xml:space="preserve">, </w:t>
-      </w:r>
-      <w:proofErr w:type="spellStart"/>
-      <w:r>
-        <w:t>hora_ini</w:t>
-      </w:r>
-      <w:proofErr w:type="spellEnd"/>
-      <w:r>
-        <w:t xml:space="preserve">, </w:t>
-      </w:r>
-      <w:proofErr w:type="spellStart"/>
-      <w:r>
-        <w:t>fecha_fin</w:t>
-      </w:r>
-      <w:proofErr w:type="spellEnd"/>
-      <w:r>
-        <w:t xml:space="preserve">, </w:t>
-      </w:r>
-      <w:proofErr w:type="spellStart"/>
-      <w:r>
-        <w:t>hora_fin</w:t>
-      </w:r>
-      <w:proofErr w:type="spellEnd"/>
-      <w:r>
-        <w:t xml:space="preserve">, </w:t>
-      </w:r>
-      <w:proofErr w:type="spellStart"/>
-      <w:r>
-        <w:t>total_horas</w:t>
-      </w:r>
-      <w:proofErr w:type="spellEnd"/>
-      <w:r>
-        <w:t xml:space="preserve">, observaciones, goce, status, adjunto, creado, </w:t>
-      </w:r>
-      <w:proofErr w:type="spellStart"/>
-      <w:r>
-        <w:t>hora_creado</w:t>
-      </w:r>
-      <w:proofErr w:type="spellEnd"/>
-      <w:r>
-        <w:t xml:space="preserve">. </w:t>
-      </w:r>
-    </w:p>
+        <w:t>.</w:t>
+      </w:r>
+    </w:p>
+    <w:p>
+      <w:pPr>
+        <w:ind w:firstLine="0"/>
+      </w:pPr>
+    </w:p>
+    <w:p>
+      <w:pPr>
+        <w:pStyle w:val="Ttulo2"/>
+      </w:pPr>
+      <w:bookmarkStart w:id="239" w:name="_Toc213146884"/>
+      <w:r>
+        <w:t>Diagrama de clases</w:t>
+      </w:r>
+      <w:r>
+        <w:t xml:space="preserve"> y modelado de datos</w:t>
+      </w:r>
+      <w:bookmarkEnd w:id="239"/>
+    </w:p>
+    <w:p/>
     <w:p>
       <w:r>
         <w:rPr>
           <w:b/>
           <w:bCs/>
         </w:rPr>
-        <w:t>Métodos:</w:t>
-      </w:r>
-      <w:r>
-        <w:t xml:space="preserve"> </w:t>
-      </w:r>
-      <w:proofErr w:type="spellStart"/>
-      <w:r>
-        <w:t>nuevo_permiso</w:t>
-      </w:r>
-      <w:proofErr w:type="spellEnd"/>
-      <w:r>
-        <w:t xml:space="preserve">(), </w:t>
-      </w:r>
-      <w:proofErr w:type="spellStart"/>
-      <w:r>
-        <w:t>guardar_permisos</w:t>
-      </w:r>
-      <w:proofErr w:type="spellEnd"/>
-      <w:r>
-        <w:t xml:space="preserve">(), </w:t>
-      </w:r>
-      <w:proofErr w:type="spellStart"/>
-      <w:r>
-        <w:t>actualizar_permisos</w:t>
-      </w:r>
-      <w:proofErr w:type="spellEnd"/>
-      <w:r>
-        <w:t xml:space="preserve">(), </w:t>
-      </w:r>
-      <w:proofErr w:type="spellStart"/>
-      <w:r>
-        <w:t>cambiar_estadoPermiso</w:t>
-      </w:r>
-      <w:proofErr w:type="spellEnd"/>
-      <w:r>
-        <w:t xml:space="preserve">(), </w:t>
-      </w:r>
-      <w:proofErr w:type="spellStart"/>
-      <w:r>
-        <w:t>filtrar_permisos</w:t>
-      </w:r>
-      <w:proofErr w:type="spellEnd"/>
-      <w:r>
-        <w:t xml:space="preserve">(), </w:t>
-      </w:r>
-      <w:proofErr w:type="spellStart"/>
-      <w:r>
-        <w:t>eliminar_permisos</w:t>
-      </w:r>
-      <w:proofErr w:type="spellEnd"/>
-      <w:r>
-        <w:t xml:space="preserve">(), </w:t>
-      </w:r>
-      <w:proofErr w:type="spellStart"/>
-      <w:r>
-        <w:t>imprimir_permisos</w:t>
-      </w:r>
-      <w:proofErr w:type="spellEnd"/>
-      <w:r>
-        <w:t>()</w:t>
-      </w:r>
-    </w:p>
-    <w:p>
-      <w:proofErr w:type="spellStart"/>
+        <w:t>Modelado (UML)</w:t>
+      </w:r>
+      <w:r>
+        <w:t xml:space="preserve">. Este plano técnico define la arquitectura lógica y conceptual de un sistema de información, probablemente diseñado para la gestión de recursos humanos y asistencia. Se compone de cajas que representan las </w:t>
+      </w:r>
       <w:r>
         <w:rPr>
           <w:b/>
           <w:bCs/>
         </w:rPr>
-        <w:t>motivos_permisos</w:t>
-      </w:r>
-      <w:proofErr w:type="spellEnd"/>
-      <w:r>
-        <w:t>:</w:t>
-      </w:r>
-    </w:p>
-    <w:p>
+        <w:t>clases</w:t>
+      </w:r>
+      <w:r>
+        <w:t xml:space="preserve"> principales del sistema, como </w:t>
+      </w:r>
+      <w:r>
+        <w:rPr>
+          <w:rFonts w:ascii="Courier New" w:hAnsi="Courier New" w:cs="Courier New"/>
+          <w:sz w:val="20"/>
+          <w:szCs w:val="20"/>
+        </w:rPr>
+        <w:t>empleados</w:t>
+      </w:r>
+      <w:r>
+        <w:t xml:space="preserve">, </w:t>
+      </w:r>
+      <w:r>
+        <w:rPr>
+          <w:rFonts w:ascii="Courier New" w:hAnsi="Courier New" w:cs="Courier New"/>
+          <w:sz w:val="20"/>
+          <w:szCs w:val="20"/>
+        </w:rPr>
+        <w:lastRenderedPageBreak/>
+        <w:t>empresas</w:t>
+      </w:r>
+      <w:r>
+        <w:t xml:space="preserve">, </w:t>
+      </w:r>
+      <w:r>
+        <w:rPr>
+          <w:rFonts w:ascii="Courier New" w:hAnsi="Courier New" w:cs="Courier New"/>
+          <w:sz w:val="20"/>
+          <w:szCs w:val="20"/>
+        </w:rPr>
+        <w:t>vacaciones</w:t>
+      </w:r>
+      <w:r>
+        <w:t xml:space="preserve"> y </w:t>
+      </w:r>
+      <w:r>
+        <w:rPr>
+          <w:rFonts w:ascii="Courier New" w:hAnsi="Courier New" w:cs="Courier New"/>
+          <w:sz w:val="20"/>
+          <w:szCs w:val="20"/>
+        </w:rPr>
+        <w:t>horarios</w:t>
+      </w:r>
+      <w:r>
+        <w:t xml:space="preserve">, detallando los </w:t>
+      </w:r>
       <w:r>
         <w:rPr>
           <w:b/>
           <w:bCs/>
         </w:rPr>
-        <w:t>Propósito:</w:t>
-      </w:r>
-      <w:r>
-        <w:t xml:space="preserve"> Define las razones para las licencias o permisos.</w:t>
-      </w:r>
-    </w:p>
-    <w:p>
+        <w:t>atributos</w:t>
+      </w:r>
+      <w:r>
+        <w:t xml:space="preserve"> esenciales que caracterizan a cada entidad (por ejemplo, el </w:t>
+      </w:r>
+      <w:proofErr w:type="spellStart"/>
+      <w:r>
+        <w:rPr>
+          <w:rFonts w:ascii="Courier New" w:hAnsi="Courier New" w:cs="Courier New"/>
+          <w:sz w:val="20"/>
+          <w:szCs w:val="20"/>
+        </w:rPr>
+        <w:t>rut</w:t>
+      </w:r>
+      <w:proofErr w:type="spellEnd"/>
+      <w:r>
+        <w:t xml:space="preserve">, el </w:t>
+      </w:r>
+      <w:r>
+        <w:rPr>
+          <w:rFonts w:ascii="Courier New" w:hAnsi="Courier New" w:cs="Courier New"/>
+          <w:sz w:val="20"/>
+          <w:szCs w:val="20"/>
+        </w:rPr>
+        <w:t>nombre</w:t>
+      </w:r>
+      <w:r>
+        <w:t xml:space="preserve"> o el tipo de dato </w:t>
+      </w:r>
+      <w:proofErr w:type="spellStart"/>
+      <w:r>
+        <w:rPr>
+          <w:rFonts w:ascii="Courier New" w:hAnsi="Courier New" w:cs="Courier New"/>
+          <w:sz w:val="20"/>
+          <w:szCs w:val="20"/>
+        </w:rPr>
+        <w:t>string</w:t>
+      </w:r>
+      <w:proofErr w:type="spellEnd"/>
+      <w:r>
+        <w:t xml:space="preserve">). Además de la estructura de datos, este diagrama modela el comportamiento al incluir los </w:t>
+      </w:r>
       <w:r>
         <w:rPr>
           <w:b/>
           <w:bCs/>
         </w:rPr>
-        <w:t>Atributos:</w:t>
-      </w:r>
-      <w:r>
-        <w:t xml:space="preserve"> </w:t>
+        <w:t>métodos</w:t>
+      </w:r>
+      <w:r>
+        <w:t xml:space="preserve"> u operaciones que dichas clases deben ejecutar (como </w:t>
       </w:r>
       <w:proofErr w:type="spellStart"/>
       <w:r>
-        <w:t>id_</w:t>
-      </w:r>
-      <w:r>
-        <w:t>motivo</w:t>
+        <w:rPr>
+          <w:rFonts w:ascii="Courier New" w:hAnsi="Courier New" w:cs="Courier New"/>
+          <w:sz w:val="20"/>
+          <w:szCs w:val="20"/>
+        </w:rPr>
+        <w:t>validar_jornada</w:t>
       </w:r>
       <w:proofErr w:type="spellEnd"/>
       <w:r>
-        <w:t xml:space="preserve"> (clave primaria), </w:t>
+        <w:t xml:space="preserve"> o </w:t>
       </w:r>
       <w:proofErr w:type="spellStart"/>
       <w:r>
-        <w:t>descripcion</w:t>
+        <w:rPr>
+          <w:rFonts w:ascii="Courier New" w:hAnsi="Courier New" w:cs="Courier New"/>
+          <w:sz w:val="20"/>
+          <w:szCs w:val="20"/>
+        </w:rPr>
+        <w:t>guardar_vacaciones</w:t>
       </w:r>
       <w:proofErr w:type="spellEnd"/>
       <w:r>
-        <w:t xml:space="preserve">, status, </w:t>
-      </w:r>
-      <w:proofErr w:type="spellStart"/>
-      <w:r>
-        <w:t>fecha_creacion</w:t>
-      </w:r>
-      <w:proofErr w:type="spellEnd"/>
-      <w:r>
-        <w:t xml:space="preserve">. </w:t>
-      </w:r>
-    </w:p>
-    <w:p>
+        <w:t xml:space="preserve">), lo que establece la lógica de negocio fundamental del </w:t>
+      </w:r>
+      <w:r>
+        <w:rPr>
+          <w:i/>
+          <w:iCs/>
+        </w:rPr>
+        <w:t>software</w:t>
+      </w:r>
+      <w:r>
+        <w:t xml:space="preserve"> antes de escribir el código.</w:t>
+      </w:r>
+    </w:p>
+    <w:p>
+      <w:r>
+        <w:t xml:space="preserve">El segundo diagrama, el </w:t>
+      </w:r>
       <w:r>
         <w:rPr>
           <w:b/>
           <w:bCs/>
         </w:rPr>
-        <w:t>Métodos:</w:t>
-      </w:r>
-      <w:r>
-        <w:t xml:space="preserve"> </w:t>
+        <w:t>Modelo Entidad-Relación (E-R)</w:t>
+      </w:r>
+      <w:r>
+        <w:t xml:space="preserve">, funciona como el plano de la base de datos, traduciendo la estructura conceptual del UML a un esquema relacional ejecutable. Este diagrama es fundamental para el equipo de </w:t>
       </w:r>
       <w:proofErr w:type="spellStart"/>
       <w:r>
-        <w:t>guardar_motivoPermisos</w:t>
+        <w:rPr>
+          <w:i/>
+          <w:iCs/>
+        </w:rPr>
+        <w:t>backend</w:t>
       </w:r>
       <w:proofErr w:type="spellEnd"/>
       <w:r>
-        <w:t xml:space="preserve">(), </w:t>
-      </w:r>
-      <w:proofErr w:type="spellStart"/>
-      <w:r>
-        <w:t>actualizar_motivoPermisos</w:t>
-      </w:r>
-      <w:proofErr w:type="spellEnd"/>
-      <w:r>
-        <w:t xml:space="preserve">(), </w:t>
-      </w:r>
-      <w:proofErr w:type="spellStart"/>
-      <w:r>
-        <w:t>cambiar_estadoMotivoPermisos</w:t>
-      </w:r>
-      <w:proofErr w:type="spellEnd"/>
-      <w:r>
-        <w:t>()</w:t>
-      </w:r>
-    </w:p>
-    <w:p>
+        <w:t xml:space="preserve"> y los administradores de bases de datos, ya que especifica las </w:t>
+      </w:r>
       <w:r>
         <w:rPr>
           <w:b/>
           <w:bCs/>
         </w:rPr>
-        <w:t>vacaciones</w:t>
-      </w:r>
-      <w:r>
-        <w:t>:</w:t>
-      </w:r>
-    </w:p>
-    <w:p>
+        <w:t>tablas</w:t>
+      </w:r>
+      <w:r>
+        <w:t xml:space="preserve"> definitivas del sistema (como </w:t>
+      </w:r>
+      <w:proofErr w:type="spellStart"/>
+      <w:r>
+        <w:rPr>
+          <w:rFonts w:ascii="Courier New" w:hAnsi="Courier New" w:cs="Courier New"/>
+          <w:sz w:val="20"/>
+          <w:szCs w:val="20"/>
+        </w:rPr>
+        <w:t>biometrico_usuarios</w:t>
+      </w:r>
+      <w:proofErr w:type="spellEnd"/>
+      <w:r>
+        <w:t xml:space="preserve"> o </w:t>
+      </w:r>
+      <w:proofErr w:type="spellStart"/>
+      <w:r>
+        <w:rPr>
+          <w:rFonts w:ascii="Courier New" w:hAnsi="Courier New" w:cs="Courier New"/>
+          <w:sz w:val="20"/>
+          <w:szCs w:val="20"/>
+        </w:rPr>
+        <w:t>biometrico_marcas</w:t>
+      </w:r>
+      <w:proofErr w:type="spellEnd"/>
+      <w:r>
+        <w:t xml:space="preserve">), los </w:t>
+      </w:r>
       <w:r>
         <w:rPr>
           <w:b/>
           <w:bCs/>
         </w:rPr>
-        <w:t>Propósito:</w:t>
-      </w:r>
-      <w:r>
-        <w:t xml:space="preserve"> Gestiona las solicitudes de vacaciones y los saldos de los empleados.</w:t>
-      </w:r>
-    </w:p>
-    <w:p>
+        <w:t>tipos de datos</w:t>
+      </w:r>
+      <w:r>
+        <w:t xml:space="preserve"> exactos que se usarán para cada columna (como </w:t>
+      </w:r>
+      <w:proofErr w:type="spellStart"/>
+      <w:r>
+        <w:rPr>
+          <w:rFonts w:ascii="Courier New" w:hAnsi="Courier New" w:cs="Courier New"/>
+          <w:sz w:val="20"/>
+          <w:szCs w:val="20"/>
+        </w:rPr>
+        <w:t>varchar</w:t>
+      </w:r>
+      <w:proofErr w:type="spellEnd"/>
+      <w:r>
+        <w:rPr>
+          <w:rFonts w:ascii="Courier New" w:hAnsi="Courier New" w:cs="Courier New"/>
+          <w:sz w:val="20"/>
+          <w:szCs w:val="20"/>
+        </w:rPr>
+        <w:t>(100)</w:t>
+      </w:r>
+      <w:r>
+        <w:t xml:space="preserve"> para texto o </w:t>
+      </w:r>
+      <w:r>
+        <w:rPr>
+          <w:rFonts w:ascii="Courier New" w:hAnsi="Courier New" w:cs="Courier New"/>
+          <w:sz w:val="20"/>
+          <w:szCs w:val="20"/>
+        </w:rPr>
+        <w:t>date</w:t>
+      </w:r>
+      <w:r>
+        <w:t xml:space="preserve"> para fechas), y las </w:t>
+      </w:r>
       <w:r>
         <w:rPr>
           <w:b/>
           <w:bCs/>
         </w:rPr>
-        <w:t>Atributos:</w:t>
-      </w:r>
-      <w:r>
-        <w:t xml:space="preserve"> </w:t>
-      </w:r>
-      <w:proofErr w:type="spellStart"/>
-      <w:r>
-        <w:t>id_vacaciones</w:t>
-      </w:r>
-      <w:proofErr w:type="spellEnd"/>
-      <w:r>
-        <w:t xml:space="preserve"> (clave primaria), </w:t>
-      </w:r>
-      <w:proofErr w:type="spellStart"/>
-      <w:r>
-        <w:t>anio</w:t>
-      </w:r>
-      <w:proofErr w:type="spellEnd"/>
-      <w:r>
-        <w:t xml:space="preserve"> (año), </w:t>
-      </w:r>
-      <w:proofErr w:type="spellStart"/>
-      <w:r>
-        <w:t>fecha_inicio</w:t>
-      </w:r>
-      <w:proofErr w:type="spellEnd"/>
-      <w:r>
-        <w:t xml:space="preserve">, </w:t>
-      </w:r>
-      <w:proofErr w:type="spellStart"/>
-      <w:r>
-        <w:t>fecha_termino</w:t>
-      </w:r>
-      <w:proofErr w:type="spellEnd"/>
-      <w:r>
-        <w:t xml:space="preserve">, </w:t>
-      </w:r>
-      <w:proofErr w:type="spellStart"/>
-      <w:r>
-        <w:t>dias</w:t>
-      </w:r>
-      <w:proofErr w:type="spellEnd"/>
-      <w:r>
-        <w:t xml:space="preserve">, periodo, </w:t>
-      </w:r>
-      <w:proofErr w:type="spellStart"/>
-      <w:r>
-        <w:t>dia_usado</w:t>
-      </w:r>
-      <w:proofErr w:type="spellEnd"/>
-      <w:r>
-        <w:t xml:space="preserve">, </w:t>
-      </w:r>
-      <w:proofErr w:type="spellStart"/>
-      <w:r>
-        <w:t>dia_pendiente</w:t>
-      </w:r>
-      <w:proofErr w:type="spellEnd"/>
-      <w:r>
-        <w:t xml:space="preserve">, </w:t>
-      </w:r>
-      <w:proofErr w:type="spellStart"/>
-      <w:r>
-        <w:t>id_usuario</w:t>
-      </w:r>
-      <w:proofErr w:type="spellEnd"/>
-      <w:r>
-        <w:t xml:space="preserve"> (clave foránea), </w:t>
-      </w:r>
-      <w:proofErr w:type="spellStart"/>
-      <w:r>
-        <w:t>id_autoriza</w:t>
-      </w:r>
-      <w:proofErr w:type="spellEnd"/>
-      <w:r>
-        <w:t xml:space="preserve"> (clave foránea para el usuario que autoriza), </w:t>
-      </w:r>
-      <w:r>
-        <w:t>aprobación</w:t>
-      </w:r>
-      <w:r>
-        <w:t xml:space="preserve">, status. </w:t>
-      </w:r>
-    </w:p>
-    <w:p>
+        <w:t>claves primarias y foráneas</w:t>
+      </w:r>
+      <w:r>
+        <w:t xml:space="preserve"> necesarias. Esta última característica es crucial, pues las claves foráneas (FK) son el mecanismo que implementa las </w:t>
+      </w:r>
       <w:r>
         <w:rPr>
           <w:b/>
           <w:bCs/>
         </w:rPr>
-        <w:lastRenderedPageBreak/>
-        <w:t>Métodos:</w:t>
-      </w:r>
-      <w:r>
-        <w:t xml:space="preserve"> </w:t>
-      </w:r>
-      <w:proofErr w:type="spellStart"/>
-      <w:r>
-        <w:t>nuevo_vacacaciones</w:t>
-      </w:r>
-      <w:proofErr w:type="spellEnd"/>
-      <w:r>
-        <w:t xml:space="preserve">(), </w:t>
-      </w:r>
-      <w:proofErr w:type="spellStart"/>
-      <w:r>
-        <w:t>guardar_vacaciones</w:t>
-      </w:r>
-      <w:proofErr w:type="spellEnd"/>
-      <w:r>
-        <w:t xml:space="preserve">(), </w:t>
-      </w:r>
-      <w:proofErr w:type="spellStart"/>
-      <w:r>
-        <w:t>actualizar_vacaciones</w:t>
-      </w:r>
-      <w:proofErr w:type="spellEnd"/>
-      <w:r>
-        <w:t xml:space="preserve">(), </w:t>
-      </w:r>
-      <w:proofErr w:type="spellStart"/>
-      <w:r>
-        <w:t>cambiar_estadoVacaciones</w:t>
-      </w:r>
-      <w:proofErr w:type="spellEnd"/>
-      <w:r>
-        <w:t xml:space="preserve">(), </w:t>
-      </w:r>
-      <w:proofErr w:type="spellStart"/>
-      <w:r>
-        <w:t>asignar_vacaciones</w:t>
-      </w:r>
-      <w:proofErr w:type="spellEnd"/>
-      <w:r>
-        <w:t xml:space="preserve">(), </w:t>
-      </w:r>
-      <w:proofErr w:type="spellStart"/>
-      <w:r>
-        <w:t>imprimir_vacaciones</w:t>
-      </w:r>
-      <w:proofErr w:type="spellEnd"/>
-      <w:r>
-        <w:t xml:space="preserve">(), </w:t>
-      </w:r>
-      <w:proofErr w:type="spellStart"/>
-      <w:r>
-        <w:t>eliminar_vacaciones</w:t>
-      </w:r>
-      <w:proofErr w:type="spellEnd"/>
-      <w:r>
-        <w:t>().</w:t>
-      </w:r>
-    </w:p>
-    <w:p>
-      <w:proofErr w:type="spellStart"/>
+        <w:t>relaciones de cardinalidad</w:t>
+      </w:r>
+      <w:r>
+        <w:t xml:space="preserve"> (como el Uno a Muchos) mostradas en el UML, asegurando la integridad y la consistencia de los datos almacenados.</w:t>
+      </w:r>
+    </w:p>
+    <w:p>
+      <w:r>
+        <w:t xml:space="preserve">Ambos modelos convergen en la funcionalidad. El sistema está claramente diseñado para estructurar la organización con tablas que enlazan </w:t>
+      </w:r>
+      <w:r>
+        <w:rPr>
+          <w:rFonts w:ascii="Courier New" w:hAnsi="Courier New" w:cs="Courier New"/>
+          <w:sz w:val="20"/>
+          <w:szCs w:val="20"/>
+        </w:rPr>
+        <w:t>holding</w:t>
+      </w:r>
+      <w:r>
+        <w:t xml:space="preserve">, </w:t>
+      </w:r>
+      <w:r>
+        <w:rPr>
+          <w:rFonts w:ascii="Courier New" w:hAnsi="Courier New" w:cs="Courier New"/>
+          <w:sz w:val="20"/>
+          <w:szCs w:val="20"/>
+        </w:rPr>
+        <w:t>empresas</w:t>
+      </w:r>
+      <w:r>
+        <w:t xml:space="preserve"> y </w:t>
+      </w:r>
+      <w:r>
+        <w:rPr>
+          <w:rFonts w:ascii="Courier New" w:hAnsi="Courier New" w:cs="Courier New"/>
+          <w:sz w:val="20"/>
+          <w:szCs w:val="20"/>
+        </w:rPr>
+        <w:t>departamentos</w:t>
+      </w:r>
+      <w:r>
+        <w:t xml:space="preserve">. El control de tiempo se modela meticulosamente con la asignación de </w:t>
+      </w:r>
+      <w:r>
+        <w:rPr>
+          <w:rFonts w:ascii="Courier New" w:hAnsi="Courier New" w:cs="Courier New"/>
+          <w:sz w:val="20"/>
+          <w:szCs w:val="20"/>
+        </w:rPr>
+        <w:t>turnos</w:t>
+      </w:r>
+      <w:r>
+        <w:t xml:space="preserve"> a los </w:t>
+      </w:r>
+      <w:r>
+        <w:rPr>
+          <w:rFonts w:ascii="Courier New" w:hAnsi="Courier New" w:cs="Courier New"/>
+          <w:sz w:val="20"/>
+          <w:szCs w:val="20"/>
+        </w:rPr>
+        <w:t>usuarios</w:t>
+      </w:r>
+      <w:r>
+        <w:t xml:space="preserve"> y el registro de </w:t>
+      </w:r>
+      <w:r>
+        <w:rPr>
+          <w:rFonts w:ascii="Courier New" w:hAnsi="Courier New" w:cs="Courier New"/>
+          <w:sz w:val="20"/>
+          <w:szCs w:val="20"/>
+        </w:rPr>
+        <w:t>marcas</w:t>
+      </w:r>
+      <w:r>
+        <w:t xml:space="preserve"> de asistencia, las cuales se asocian a un </w:t>
+      </w:r>
+      <w:r>
+        <w:rPr>
+          <w:rFonts w:ascii="Courier New" w:hAnsi="Courier New" w:cs="Courier New"/>
+          <w:sz w:val="20"/>
+          <w:szCs w:val="20"/>
+        </w:rPr>
+        <w:t>dispositivo</w:t>
+      </w:r>
+      <w:r>
+        <w:t xml:space="preserve"> de registro específico. Finalmente, el sistema maneja la administración de </w:t>
+      </w:r>
       <w:r>
         <w:rPr>
           <w:b/>
           <w:bCs/>
         </w:rPr>
-        <w:t>centro_costo</w:t>
-      </w:r>
-      <w:proofErr w:type="spellEnd"/>
+        <w:t>ausencias</w:t>
+      </w:r>
+      <w:r>
+        <w:t xml:space="preserve">, detallando las solicitudes de </w:t>
+      </w:r>
+      <w:r>
+        <w:rPr>
+          <w:rFonts w:ascii="Courier New" w:hAnsi="Courier New" w:cs="Courier New"/>
+          <w:sz w:val="20"/>
+          <w:szCs w:val="20"/>
+        </w:rPr>
+        <w:t>vacaciones</w:t>
+      </w:r>
+      <w:r>
+        <w:t xml:space="preserve"> y </w:t>
+      </w:r>
+      <w:r>
+        <w:rPr>
+          <w:rFonts w:ascii="Courier New" w:hAnsi="Courier New" w:cs="Courier New"/>
+          <w:sz w:val="20"/>
+          <w:szCs w:val="20"/>
+        </w:rPr>
+        <w:t>permisos</w:t>
+      </w:r>
+      <w:r>
+        <w:t xml:space="preserve"> mediante el uso de tablas catálogo que mantienen la clasificación y la aprobación de dichos eventos consistentes en todo el </w:t>
+      </w:r>
+      <w:r>
+        <w:rPr>
+          <w:i/>
+          <w:iCs/>
+        </w:rPr>
+        <w:t>software</w:t>
+      </w:r>
+      <w:r>
+        <w:t>. Juntos, estos diagramas ofrecen una visión completa y detallada, abarcando desde la lógica del negocio hasta la persistencia de los datos.</w:t>
+      </w:r>
+    </w:p>
+    <w:p/>
+    <w:p>
+      <w:r>
+        <w:t>.</w:t>
+      </w:r>
+    </w:p>
+    <w:p>
+      <w:pPr>
+        <w:pStyle w:val="Ttulo2"/>
+      </w:pPr>
+      <w:bookmarkStart w:id="240" w:name="_Toc213146885"/>
+      <w:r>
+        <w:t>Árbol de navegación</w:t>
+      </w:r>
+      <w:r>
+        <w:t xml:space="preserve"> y </w:t>
+      </w:r>
+      <w:r>
+        <w:t>v</w:t>
+      </w:r>
+      <w:r>
+        <w:t>ista del menú desplegable</w:t>
+      </w:r>
+      <w:bookmarkEnd w:id="240"/>
+    </w:p>
+    <w:p/>
+    <w:p>
+      <w:r>
+        <w:lastRenderedPageBreak/>
+        <w:t>El diagrama presentado ilustra la estructura de navegación del sistema, el cual está orientada a la gestión de turnos y administración de personal. La representación gráfica muestra una vista jerárquica de los módulos principales que conforman la interfaz del usuario, donde cada bloque azul corresponde a una interfaz del sistema, acompañada de su respectiva funcionalidad las cuales se ven representadas en bloques rosados. Desde esta interfaz principal se accede a distintos módulos, entre ellos la sección de turnos, que permite gestionar la asignación, modificación y visualización de los turnos de trabajo del personal, el módulo de ingreso de empleado, orientado al registro de nuesvos trabajadores y la edición de sus datos personales y laborales, y el apartado de tablas maestras, que centraliza la configuración básica del sistema, como los tipos de turnos, departamentos y demás parámetros estructurales y finalmente una opción de salida que permite cerrar sesión de manera manual. Esta estructura de navegación refleja una organización lógica y coherente, lo que facilita el uso del sistema por parte del usuario final, además de servir como una herramienta útil para comprender la arquitectura funcional de la aplicación</w:t>
+      </w:r>
+    </w:p>
+    <w:p>
+      <w:pPr>
+        <w:ind w:firstLine="0"/>
+      </w:pPr>
+    </w:p>
+    <w:p>
+      <w:pPr>
+        <w:pStyle w:val="Ttulo2"/>
+      </w:pPr>
+      <w:bookmarkStart w:id="241" w:name="_Toc213146886"/>
+      <w:r>
+        <w:t>Tabla de esfuerzo</w:t>
+      </w:r>
+      <w:bookmarkEnd w:id="241"/>
+    </w:p>
+    <w:p/>
+    <w:p>
+      <w:r>
+        <w:t xml:space="preserve">Una </w:t>
+      </w:r>
       <w:r>
         <w:rPr>
           <w:b/>
           <w:bCs/>
         </w:rPr>
-        <w:t xml:space="preserve"> (Centro de Costo)</w:t>
-      </w:r>
-      <w:r>
-        <w:t>:</w:t>
-      </w:r>
-    </w:p>
-    <w:p>
+        <w:t>tabla de esfuerzo</w:t>
+      </w:r>
+      <w:r>
+        <w:t xml:space="preserve"> (o matriz de seguimiento de esfuerzo) es una herramienta de gestión de proyectos, frecuentemente utilizada en metodologías ágiles como Scrum, que se usa para </w:t>
+      </w:r>
       <w:r>
         <w:rPr>
           <w:b/>
           <w:bCs/>
         </w:rPr>
-        <w:t>Propósito:</w:t>
-      </w:r>
-      <w:r>
-        <w:t xml:space="preserve"> Gestiona</w:t>
-      </w:r>
-      <w:r>
-        <w:t>r</w:t>
-      </w:r>
-      <w:r>
-        <w:t xml:space="preserve"> los centros de costo para el seguimiento financiero.</w:t>
-      </w:r>
-    </w:p>
-    <w:p>
-      <w:r>
-        <w:rPr>
-          <w:b/>
-          <w:bCs/>
-        </w:rPr>
-        <w:t>Atributos:</w:t>
+        <w:t>planificar, asignar y rastrear la cantidad de trabajo pendiente o completado</w:t>
+      </w:r>
+      <w:r>
+        <w:t xml:space="preserve"> a lo largo de un período de tiempo, como un </w:t>
+      </w:r>
+      <w:r>
+        <w:rPr>
+          <w:i/>
+          <w:iCs/>
+        </w:rPr>
+        <w:t>sprint</w:t>
+      </w:r>
+      <w:r>
+        <w:t xml:space="preserve"> o un incremento.</w:t>
+      </w:r>
+    </w:p>
+    <w:p/>
+    <w:p>
+      <w:pPr>
+        <w:pStyle w:val="Ttulo2"/>
+      </w:pPr>
+      <w:bookmarkStart w:id="242" w:name="_Toc213146887"/>
+      <w:r>
+        <w:t>Diagrama de despliegue</w:t>
+      </w:r>
+      <w:bookmarkEnd w:id="242"/>
+    </w:p>
+    <w:p/>
+    <w:p>
+      <w:r>
+        <w:t>El diagrama de despliegue detalla la arquitectura de despliegue de un sistema integral, estructurado en una configuración cliente-servidor para optimizar la gestión y procesamiento de información. Este sistema se compone de dos nodos principales: un PC Usuario y un Servidor, los cuales interactúan de forma segura y eficiente.</w:t>
+      </w:r>
+    </w:p>
+    <w:p>
+      <w:r>
+        <w:lastRenderedPageBreak/>
+        <w:t>El PC Usuario representa el punto de acceso para los usuarios finales, requiriendo al menos un disco duro de 120GB, 2GB de RAM, un procesador Intel Core 3220 y conectividad de red. Sus capacidades ejecutables se centran en la interacción con el sistema, permitiendo la navegación y la ejecución de operaciones de gestión de datos, tales como la adición, modificación, visualización, filtrado, guardado e impresión de información relacionada con empleados, contratos, sucursales, centros de costos, vacaciones, permisos y turnos, además de la generación de gráficos.</w:t>
+      </w:r>
+    </w:p>
+    <w:p>
+      <w:r>
+        <w:t>Por otro lado, el Servidor el cual alberga la Base de datos y el Servidor web, constituye el núcleo del sistema, albergando la lógica de negocio y la persistencia de datos. Sus requerimientos de hardware son superiores, con un disco SSD de 1TB, 20</w:t>
       </w:r>
       <w:r>
         <w:t xml:space="preserve"> </w:t>
       </w:r>
-      <w:proofErr w:type="spellStart"/>
-      <w:r>
-        <w:t>id_centro</w:t>
-      </w:r>
-      <w:proofErr w:type="spellEnd"/>
-      <w:r>
-        <w:t xml:space="preserve"> (clave primaria), </w:t>
-      </w:r>
-      <w:proofErr w:type="spellStart"/>
-      <w:r>
-        <w:t>fecha_creacion</w:t>
-      </w:r>
-      <w:proofErr w:type="spellEnd"/>
-      <w:r>
-        <w:t xml:space="preserve">, </w:t>
-      </w:r>
-      <w:proofErr w:type="spellStart"/>
-      <w:r>
-        <w:t>descripcion</w:t>
-      </w:r>
-      <w:proofErr w:type="spellEnd"/>
-      <w:r>
-        <w:t xml:space="preserve">, status. </w:t>
-      </w:r>
-    </w:p>
-    <w:p>
-      <w:r>
-        <w:rPr>
-          <w:b/>
-          <w:bCs/>
-        </w:rPr>
-        <w:t>Métodos:</w:t>
-      </w:r>
-      <w:r>
-        <w:t xml:space="preserve"> </w:t>
-      </w:r>
-      <w:proofErr w:type="spellStart"/>
-      <w:r>
-        <w:t>nuevo_CC</w:t>
-      </w:r>
-      <w:proofErr w:type="spellEnd"/>
-      <w:r>
-        <w:t xml:space="preserve">(), </w:t>
-      </w:r>
-      <w:proofErr w:type="spellStart"/>
-      <w:r>
-        <w:t>guardar_CC</w:t>
-      </w:r>
-      <w:proofErr w:type="spellEnd"/>
-      <w:r>
-        <w:t xml:space="preserve">(), </w:t>
-      </w:r>
-      <w:proofErr w:type="spellStart"/>
-      <w:r>
-        <w:t>actualizar_CC</w:t>
-      </w:r>
-      <w:proofErr w:type="spellEnd"/>
-      <w:r>
-        <w:t xml:space="preserve">(), </w:t>
-      </w:r>
-      <w:proofErr w:type="spellStart"/>
-      <w:r>
-        <w:t>cambiar_estadoCC</w:t>
-      </w:r>
-      <w:proofErr w:type="spellEnd"/>
-      <w:r>
-        <w:t>()</w:t>
-      </w:r>
-    </w:p>
-    <w:p>
-      <w:r>
-        <w:rPr>
-          <w:b/>
-          <w:bCs/>
-        </w:rPr>
-        <w:t>Relación</w:t>
-      </w:r>
-      <w:r>
-        <w:t>:</w:t>
-      </w:r>
-    </w:p>
-    <w:p>
-      <w:r>
-        <w:t xml:space="preserve">Turnos </w:t>
-      </w:r>
-      <w:r>
-        <w:t>puede tener 1 usuario como el usuario puede tener 1 turno</w:t>
-      </w:r>
-    </w:p>
-    <w:p>
-      <w:r>
-        <w:t>Motivo de permi</w:t>
-      </w:r>
-      <w:r>
-        <w:t>so</w:t>
-      </w:r>
-      <w:r>
-        <w:t xml:space="preserve"> puede tener múltiples permiso y permiso puede tener 1 motivo de permiso</w:t>
-      </w:r>
-      <w:r>
-        <w:t>, si no existe un permiso no podría haber un motivo de permiso</w:t>
-      </w:r>
-    </w:p>
-    <w:p>
-      <w:r>
-        <w:t xml:space="preserve">Usuario puede tener de 0 a muchos permisos y permisos puede </w:t>
-      </w:r>
-      <w:r>
-        <w:t>tener</w:t>
-      </w:r>
-      <w:r>
-        <w:t xml:space="preserve"> de 1 </w:t>
-      </w:r>
-      <w:r>
-        <w:t>usuari</w:t>
-      </w:r>
-      <w:r>
-        <w:t>o, si no existiera un usuario no existe un permiso</w:t>
-      </w:r>
-    </w:p>
-    <w:p>
-      <w:r>
-        <w:t xml:space="preserve">Usuario </w:t>
-      </w:r>
-      <w:r>
-        <w:t xml:space="preserve">puede tener </w:t>
-      </w:r>
-      <w:r>
-        <w:t>1 vacaciones y vacaciones puede tener 1 usuario, si no existe usuario, no existe vacaciones</w:t>
-      </w:r>
-    </w:p>
-    <w:p>
-      <w:r>
-        <w:t xml:space="preserve">Marcas puede tener 1 usuario y usuario puede tener de 1 a muchas marcas, si no existen </w:t>
-      </w:r>
-      <w:r>
-        <w:t>usuario no hay marcas.</w:t>
-      </w:r>
-    </w:p>
-    <w:p>
-      <w:proofErr w:type="spellStart"/>
-      <w:r>
-        <w:t>Tipo_contrato</w:t>
-      </w:r>
-      <w:proofErr w:type="spellEnd"/>
-      <w:r>
-        <w:t xml:space="preserve"> puede tener de 1 a mucho usuarios y usuarios pueden tener 1 </w:t>
-      </w:r>
-      <w:proofErr w:type="spellStart"/>
-      <w:r>
-        <w:t>tipo_contrato</w:t>
-      </w:r>
-      <w:proofErr w:type="spellEnd"/>
-      <w:r>
-        <w:t>, el tipo de contrato puede existir sin que exista usuario.</w:t>
-      </w:r>
-    </w:p>
-    <w:p>
-      <w:r>
-        <w:t xml:space="preserve">Dispositivos </w:t>
-      </w:r>
-      <w:r>
-        <w:t>puede</w:t>
-      </w:r>
-      <w:r>
-        <w:t xml:space="preserve"> tener muchas marcas y marcas puede tener 1 dispo</w:t>
-      </w:r>
-      <w:r>
-        <w:t>sitivo, si no existe</w:t>
-      </w:r>
-      <w:r>
-        <w:t>n</w:t>
-      </w:r>
-      <w:r>
-        <w:t xml:space="preserve"> </w:t>
-      </w:r>
-      <w:r>
-        <w:t>dispositivos</w:t>
-      </w:r>
-      <w:r>
-        <w:t xml:space="preserve">, puede haber </w:t>
-      </w:r>
-      <w:r>
-        <w:t>marcas.</w:t>
-      </w:r>
-    </w:p>
-    <w:p>
-      <w:r>
-        <w:t>Sucursal puede tener 1 dispositivo y un dispositivo puede tener 1 sucursal, sin una sucursal no puede existir un dispositivo.</w:t>
-      </w:r>
-    </w:p>
-    <w:p>
-      <w:r>
-        <w:t xml:space="preserve">Empresas puede tener de 1 a </w:t>
-      </w:r>
-      <w:r>
-        <w:t xml:space="preserve">mucho </w:t>
-      </w:r>
-      <w:proofErr w:type="spellStart"/>
-      <w:r>
-        <w:t>tipo</w:t>
-      </w:r>
-      <w:r>
-        <w:t>_</w:t>
-      </w:r>
-      <w:r>
-        <w:t>contrato,</w:t>
-      </w:r>
-      <w:r>
-        <w:t>pero</w:t>
-      </w:r>
-      <w:proofErr w:type="spellEnd"/>
-      <w:r>
-        <w:t xml:space="preserve"> a su vez </w:t>
-      </w:r>
-      <w:proofErr w:type="spellStart"/>
-      <w:r>
-        <w:t>tipo_contrato</w:t>
-      </w:r>
-      <w:proofErr w:type="spellEnd"/>
-      <w:r>
-        <w:t xml:space="preserve"> puede tener 1 empresa.</w:t>
-      </w:r>
-    </w:p>
-    <w:p>
-      <w:r>
-        <w:lastRenderedPageBreak/>
-        <w:t xml:space="preserve">Departamentos puede tener de 1 a muchos usuarios y usuarios puede tener 1 </w:t>
-      </w:r>
-      <w:r>
-        <w:t>departamentos,</w:t>
-      </w:r>
-      <w:r>
-        <w:t xml:space="preserve"> si no existe usuario igual puede existir departamentos.</w:t>
-      </w:r>
-    </w:p>
-    <w:p>
-      <w:r>
-        <w:t>Departamentos puede tener 1 empresa y empresa puede tener de 1 a muchos departamentos.</w:t>
-      </w:r>
-    </w:p>
-    <w:p>
-      <w:r>
-        <w:t>Holdi</w:t>
-      </w:r>
-      <w:r>
-        <w:t>ng</w:t>
-      </w:r>
-      <w:r>
-        <w:t xml:space="preserve"> puede tener de 1 a muchas empresas y empresas puede tener 1 holding, si no existe empresa igual puede exist</w:t>
-      </w:r>
-      <w:r>
-        <w:t>ir</w:t>
-      </w:r>
-      <w:r>
-        <w:t xml:space="preserve"> holding</w:t>
-      </w:r>
-      <w:r>
-        <w:t>.</w:t>
-      </w:r>
-    </w:p>
-    <w:p>
-      <w:proofErr w:type="spellStart"/>
-      <w:r>
-        <w:t>Centro_costo</w:t>
-      </w:r>
-      <w:proofErr w:type="spellEnd"/>
-      <w:r>
-        <w:t xml:space="preserve"> puede tener de 1 a muchos usuarios, pero usuarios puede</w:t>
-      </w:r>
-      <w:r>
-        <w:t xml:space="preserve"> </w:t>
-      </w:r>
-      <w:r>
-        <w:t>tener 1 centro de costo, si no existe usuarios, igualmente puede haber un centro de costo.</w:t>
-      </w:r>
-    </w:p>
-    <w:p>
-      <w:r>
-        <w:t xml:space="preserve">Empresas puede te4ner de 1 a </w:t>
-      </w:r>
-      <w:r>
-        <w:t>muchos centros</w:t>
-      </w:r>
-      <w:r>
-        <w:t xml:space="preserve"> de costos y centro de costos puede tener 1 empresa, si no hay una empresa puede haber </w:t>
-      </w:r>
-      <w:r>
-        <w:t>un centro</w:t>
-      </w:r>
-      <w:r>
-        <w:t xml:space="preserve"> de costo de todas formas.</w:t>
-      </w:r>
-    </w:p>
-    <w:p>
-      <w:pPr>
-        <w:pStyle w:val="Ttulo2"/>
-      </w:pPr>
-      <w:bookmarkStart w:id="242" w:name="_Toc213146885"/>
-      <w:r>
-        <w:t>Árbol de navegación</w:t>
-      </w:r>
-      <w:r>
-        <w:t xml:space="preserve"> y </w:t>
-      </w:r>
-      <w:r>
-        <w:t>v</w:t>
-      </w:r>
-      <w:r>
-        <w:t>ista del menú desplegable</w:t>
-      </w:r>
-      <w:bookmarkEnd w:id="242"/>
-    </w:p>
-    <w:p/>
-    <w:p>
-      <w:r>
-        <w:t xml:space="preserve">El diagrama presentado ilustra la estructura de navegación del sistema, el cual está orientada a la gestión de turnos y administración de personal. La representación gráfica muestra una vista jerárquica de los módulos principales que conforman la interfaz del usuario, donde cada bloque azul corresponde a una interfaz del sistema, acompañada de su respectiva funcionalidad las cuales se ven representadas en bloques rosados. Desde esta interfaz principal se accede a distintos módulos, entre ellos la sección de turnos, que permite gestionar la asignación, modificación y visualización de los turnos de trabajo del personal, el módulo de ingreso de empleado, orientado al registro de </w:t>
-      </w:r>
-      <w:proofErr w:type="spellStart"/>
-      <w:r>
-        <w:t>nuesvos</w:t>
-      </w:r>
-      <w:proofErr w:type="spellEnd"/>
-      <w:r>
-        <w:t xml:space="preserve"> trabajadores y la edición de sus datos personales y laborales, y el apartado de tablas maestras, que centraliza la configuración básica del sistema, como los tipos de turnos, departamentos y demás parámetros estructurales y finalmente una opción de salida que permite cerrar sesión de manera manual. Esta estructura de navegación refleja una organización lógica y coherente, lo que facilita el uso del sistema por parte del usuario final, además de servir como una herramienta útil para comprender la arquitectura funcional de la aplicación</w:t>
+      <w:r>
+        <w:t>GB de RAM, un procesador Intel Xeon E5-2603 V3 y el sistema operativo Windows Server 2012. Este servidor aloja componentes clave como Apache (servidor web), PHP (lenguaje de scripting), MySQL/mariaDB (base de datos), y frameworks front-end como Bootstrap, CSS y JavaScript. Las funcionalidades ejecutables del servidor replican y amplían las del PC Usuario, garantizando el procesamiento y almacenamiento centralizado de toda la información, incluyendo un controlador específico para MySQL y la capacidad de almacenar datos.</w:t>
       </w:r>
     </w:p>
     <w:p>
       <w:pPr>
         <w:ind w:firstLine="0"/>
       </w:pPr>
-    </w:p>
-    <w:p>
-      <w:pPr>
-        <w:pStyle w:val="Ttulo2"/>
-      </w:pPr>
-      <w:bookmarkStart w:id="243" w:name="_Toc213146886"/>
-      <w:proofErr w:type="spellStart"/>
-      <w:r>
-        <w:t>Pdf</w:t>
-      </w:r>
-      <w:proofErr w:type="spellEnd"/>
-      <w:r>
-        <w:t xml:space="preserve"> </w:t>
-      </w:r>
-      <w:r>
-        <w:t>Tabla de esfuerzo</w:t>
-      </w:r>
-      <w:bookmarkEnd w:id="243"/>
-    </w:p>
-    <w:p/>
-    <w:p>
-      <w:pPr>
-        <w:spacing w:line="278" w:lineRule="auto"/>
-        <w:ind w:firstLine="0"/>
-        <w:jc w:val="left"/>
-      </w:pPr>
-      <w:r>
-        <w:object w:dxaOrig="1530" w:dyaOrig="995" w14:anchorId="0E4E0928">
-          <v:shape id="_x0000_i1030" type="#_x0000_t75" style="width:79.5pt;height:49.5pt" o:ole="">
-            <v:imagedata r:id="rId41" o:title=""/>
-          </v:shape>
-          <o:OLEObject Type="Embed" ProgID="Package" ShapeID="_x0000_i1030" DrawAspect="Icon" ObjectID="_1824140634" r:id="rId42"/>
-        </w:object>
-      </w:r>
-    </w:p>
-    <w:p>
-      <w:pPr>
-        <w:pStyle w:val="Ttulo2"/>
-      </w:pPr>
-      <w:bookmarkStart w:id="244" w:name="_Toc213146887"/>
-      <w:r>
-        <w:t>Diagrama de despliegue</w:t>
-      </w:r>
-      <w:bookmarkEnd w:id="244"/>
-    </w:p>
-    <w:p/>
-    <w:p>
-      <w:r>
-        <w:t>El diagrama de despliegue detalla la arquitectura de despliegue de un sistema integral, estructurado en una configuración cliente-servidor para optimizar la gestión y procesamiento de información. Este sistema se compone de dos nodos principales: un PC Usuario y un Servidor, los cuales interactúan de forma segura y eficiente.</w:t>
-      </w:r>
-    </w:p>
-    <w:p>
-      <w:r>
-        <w:t>El PC Usuario representa el punto de acceso para los usuarios finales, requiriendo al menos un disco duro de 120GB, 2GB de RAM, un procesador Intel Core 3220 y conectividad de red. Sus capacidades ejecutables se centran en la interacción con el sistema, permitiendo la navegación y la ejecución de operaciones de gestión de datos, tales como la adición, modificación, visualización, filtrado, guardado e impresión de información relacionada con empleados, contratos, sucursales, centros de costos, vacaciones, permisos y turnos, además de la generación de gráficos.</w:t>
-      </w:r>
-    </w:p>
-    <w:p>
-      <w:r>
-        <w:t>Por otro lado, el Servidor el cual alberga la Base de datos y el Servidor web, constituye el núcleo del sistema, albergando la lógica de negocio y la persistencia de datos. Sus requerimientos de hardware son superiores, con un disco SSD de 1TB, 20</w:t>
-      </w:r>
-      <w:r>
-        <w:t xml:space="preserve"> </w:t>
-      </w:r>
-      <w:r>
-        <w:t>GB de RAM, un procesador Intel Xeon E5-2603 V3 y el sistema operativo Windows Server 2012. Este servidor aloja componentes clave como Apache (servidor web), PHP (lenguaje de scripting), MySQL/</w:t>
-      </w:r>
-      <w:proofErr w:type="spellStart"/>
-      <w:r>
-        <w:t>mariaDB</w:t>
-      </w:r>
-      <w:proofErr w:type="spellEnd"/>
-      <w:r>
-        <w:t xml:space="preserve"> (base de datos), y </w:t>
-      </w:r>
-      <w:proofErr w:type="spellStart"/>
-      <w:r>
-        <w:t>frameworks</w:t>
-      </w:r>
-      <w:proofErr w:type="spellEnd"/>
-      <w:r>
-        <w:t xml:space="preserve"> </w:t>
-      </w:r>
-      <w:proofErr w:type="spellStart"/>
-      <w:r>
-        <w:t>front-end</w:t>
-      </w:r>
-      <w:proofErr w:type="spellEnd"/>
-      <w:r>
-        <w:t xml:space="preserve"> como Bootstrap, CSS y JavaScript. Las funcionalidades ejecutables del servidor replican y amplían las del PC Usuario, garantizando el procesamiento y almacenamiento centralizado de toda la información, incluyendo un controlador específico para MySQL y la capacidad de almacenar datos.</w:t>
-      </w:r>
-    </w:p>
-    <w:p>
-      <w:pPr>
-        <w:ind w:firstLine="0"/>
-      </w:pPr>
-      <w:r>
-        <w:t xml:space="preserve">La comunicación entre ambos nodos se realiza de manera robusta y segura mediante el protocolo JSON sobre HTTPS, asegurando la integridad y confidencialidad de los datos transmitidos. Esta arquitectura permite una clara separación de responsabilidades, donde el PC Usuario se enfoca en la interfaz y la experiencia del usuario, mientras que el Servidor Web gestiona el procesamiento </w:t>
-      </w:r>
-      <w:r>
-        <w:lastRenderedPageBreak/>
-        <w:t>intensivo de datos y su almacenamiento centralizado, conformando un sistema escalable y con un alto nivel de seguridad.</w:t>
+      <w:r>
+        <w:t>La comunicación entre ambos nodos se realiza de manera robusta y segura mediante el protocolo JSON sobre HTTPS, asegurando la integridad y confidencialidad de los datos transmitidos. Esta arquitectura permite una clara separación de responsabilidades, donde el PC Usuario se enfoca en la interfaz y la experiencia del usuario, mientras que el Servidor Web gestiona el procesamiento intensivo de datos y su almacenamiento centralizado, conformando un sistema escalable y con un alto nivel de seguridad.</w:t>
       </w:r>
       <w:r>
         <w:br w:type="page"/>
@@ -19210,22 +17424,22 @@
       <w:pPr>
         <w:pStyle w:val="Ttulo1"/>
       </w:pPr>
-      <w:bookmarkStart w:id="245" w:name="_Toc201199662"/>
-      <w:bookmarkStart w:id="246" w:name="_Toc201199751"/>
-      <w:bookmarkStart w:id="247" w:name="_Toc211609271"/>
-      <w:bookmarkStart w:id="248" w:name="_Toc212539485"/>
-      <w:bookmarkStart w:id="249" w:name="_Toc212539539"/>
-      <w:bookmarkStart w:id="250" w:name="_Toc213146888"/>
+      <w:bookmarkStart w:id="243" w:name="_Toc201199662"/>
+      <w:bookmarkStart w:id="244" w:name="_Toc201199751"/>
+      <w:bookmarkStart w:id="245" w:name="_Toc211609271"/>
+      <w:bookmarkStart w:id="246" w:name="_Toc212539485"/>
+      <w:bookmarkStart w:id="247" w:name="_Toc212539539"/>
+      <w:bookmarkStart w:id="248" w:name="_Toc213146888"/>
       <w:r>
         <w:lastRenderedPageBreak/>
         <w:t>REFERENCIAS</w:t>
       </w:r>
+      <w:bookmarkEnd w:id="243"/>
+      <w:bookmarkEnd w:id="244"/>
       <w:bookmarkEnd w:id="245"/>
       <w:bookmarkEnd w:id="246"/>
       <w:bookmarkEnd w:id="247"/>
       <w:bookmarkEnd w:id="248"/>
-      <w:bookmarkEnd w:id="249"/>
-      <w:bookmarkEnd w:id="250"/>
     </w:p>
     <w:sdt>
       <w:sdtPr>
@@ -19366,8 +17580,8 @@
       </w:pPr>
     </w:p>
     <w:sectPr>
-      <w:headerReference w:type="default" r:id="rId43"/>
-      <w:footerReference w:type="default" r:id="rId44"/>
+      <w:headerReference w:type="default" r:id="rId35"/>
+      <w:footerReference w:type="default" r:id="rId36"/>
       <w:pgSz w:w="12240" w:h="15840" w:code="1"/>
       <w:pgMar w:top="1418" w:right="1418" w:bottom="1418" w:left="1418" w:header="709" w:footer="851" w:gutter="0"/>
       <w:pgNumType w:start="1"/>
@@ -21963,7 +20177,6 @@
   <w:style w:type="character" w:default="1" w:styleId="Fuentedeprrafopredeter">
     <w:name w:val="Default Paragraph Font"/>
     <w:uiPriority w:val="1"/>
-    <w:semiHidden/>
     <w:unhideWhenUsed/>
   </w:style>
   <w:style w:type="table" w:default="1" w:styleId="Tablanormal">
@@ -23001,6 +21214,12 @@
 </file>
 
 <file path=customXml/item1.xml><?xml version="1.0" encoding="utf-8"?>
+<go:gDocsCustomXmlDataStorage xmlns:go="http://customooxmlschemas.google.com/" xmlns:r="http://schemas.openxmlformats.org/officeDocument/2006/relationships" uri="GoogleDocsCustomDataVersion2">
+  <go:docsCustomData xmlns:go="http://customooxmlschemas.google.com/" roundtripDataSignature="AMtx7mgzDLvJQrn/s3t721qKHDOuEhpMiQ==">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</go:docsCustomData>
+</go:gDocsCustomXmlDataStorage>
+</file>
+
+<file path=customXml/item2.xml><?xml version="1.0" encoding="utf-8"?>
 <b:Sources xmlns:b="http://schemas.openxmlformats.org/officeDocument/2006/bibliography" xmlns="http://schemas.openxmlformats.org/officeDocument/2006/bibliography" SelectedStyle="\APASixthEditionOfficeOnline.xsl" StyleName="APA" Version="6">
   <b:Source>
     <b:Tag>Eug25</b:Tag>
@@ -23089,25 +21308,19 @@
 </b:Sources>
 </file>
 
-<file path=customXml/item2.xml><?xml version="1.0" encoding="utf-8"?>
-<go:gDocsCustomXmlDataStorage xmlns:go="http://customooxmlschemas.google.com/" xmlns:r="http://schemas.openxmlformats.org/officeDocument/2006/relationships" uri="GoogleDocsCustomDataVersion2">
-  <go:docsCustomData xmlns:go="http://customooxmlschemas.google.com/" roundtripDataSignature="AMtx7mgzDLvJQrn/s3t721qKHDOuEhpMiQ==">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</go:docsCustomData>
-</go:gDocsCustomXmlDataStorage>
-</file>
-
 <file path=customXml/itemProps1.xml><?xml version="1.0" encoding="utf-8"?>
-<ds:datastoreItem xmlns:ds="http://schemas.openxmlformats.org/officeDocument/2006/customXml" ds:itemID="{030A59DB-B586-4A73-8AC7-DC8CCB90EE24}">
-  <ds:schemaRefs>
-    <ds:schemaRef ds:uri="http://schemas.openxmlformats.org/officeDocument/2006/bibliography"/>
-  </ds:schemaRefs>
-</ds:datastoreItem>
-</file>
-
-<file path=customXml/itemProps2.xml><?xml version="1.0" encoding="utf-8"?>
 <ds:datastoreItem xmlns:ds="http://schemas.openxmlformats.org/officeDocument/2006/customXml" ds:itemID="{11111111-1234-1234-1234-123412341234}">
   <ds:schemaRefs>
     <ds:schemaRef ds:uri="http://customooxmlschemas.google.com/"/>
     <ds:schemaRef ds:uri="http://schemas.openxmlformats.org/officeDocument/2006/relationships"/>
   </ds:schemaRefs>
 </ds:datastoreItem>
+</file>
+
+<file path=customXml/itemProps2.xml><?xml version="1.0" encoding="utf-8"?>
+<ds:datastoreItem xmlns:ds="http://schemas.openxmlformats.org/officeDocument/2006/customXml" ds:itemID="{030A59DB-B586-4A73-8AC7-DC8CCB90EE24}">
+  <ds:schemaRefs>
+    <ds:schemaRef ds:uri="http://schemas.openxmlformats.org/officeDocument/2006/bibliography"/>
+  </ds:schemaRefs>
+</ds:datastoreItem>
 </file>
--- a/INCREMENTO4/Documentos/Grupo 6 - Cuarto incremento Scrum++.docx
+++ b/INCREMENTO4/Documentos/Grupo 6 - Cuarto incremento Scrum++.docx
@@ -411,7 +411,7 @@
         </w:rPr>
         <w:fldChar w:fldCharType="separate"/>
       </w:r>
-      <w:hyperlink w:anchor="_Toc213146836" w:history="1">
+      <w:hyperlink w:anchor="_Toc213698678" w:history="1">
         <w:r>
           <w:rPr>
             <w:rStyle w:val="Hipervnculo"/>
@@ -438,7 +438,7 @@
             <w:noProof/>
             <w:webHidden/>
           </w:rPr>
-          <w:instrText xml:space="preserve"> PAGEREF _Toc213146836 \h </w:instrText>
+          <w:instrText xml:space="preserve"> PAGEREF _Toc213698678 \h </w:instrText>
         </w:r>
         <w:r>
           <w:rPr>
@@ -458,7 +458,7 @@
             <w:noProof/>
             <w:webHidden/>
           </w:rPr>
-          <w:t>7</w:t>
+          <w:t>6</w:t>
         </w:r>
         <w:r>
           <w:rPr>
@@ -482,7 +482,7 @@
           <w14:ligatures w14:val="standardContextual"/>
         </w:rPr>
       </w:pPr>
-      <w:hyperlink w:anchor="_Toc213146837" w:history="1">
+      <w:hyperlink w:anchor="_Toc213698679" w:history="1">
         <w:r>
           <w:rPr>
             <w:rStyle w:val="Hipervnculo"/>
@@ -509,7 +509,7 @@
             <w:noProof/>
             <w:webHidden/>
           </w:rPr>
-          <w:instrText xml:space="preserve"> PAGEREF _Toc213146837 \h </w:instrText>
+          <w:instrText xml:space="preserve"> PAGEREF _Toc213698679 \h </w:instrText>
         </w:r>
         <w:r>
           <w:rPr>
@@ -529,7 +529,7 @@
             <w:noProof/>
             <w:webHidden/>
           </w:rPr>
-          <w:t>8</w:t>
+          <w:t>7</w:t>
         </w:r>
         <w:r>
           <w:rPr>
@@ -551,7 +551,7 @@
           <w14:ligatures w14:val="standardContextual"/>
         </w:rPr>
       </w:pPr>
-      <w:hyperlink w:anchor="_Toc213146838" w:history="1">
+      <w:hyperlink w:anchor="_Toc213698680" w:history="1">
         <w:r>
           <w:rPr>
             <w:rStyle w:val="Hipervnculo"/>
@@ -595,7 +595,7 @@
             <w:noProof/>
             <w:webHidden/>
           </w:rPr>
-          <w:instrText xml:space="preserve"> PAGEREF _Toc213146838 \h </w:instrText>
+          <w:instrText xml:space="preserve"> PAGEREF _Toc213698680 \h </w:instrText>
         </w:r>
         <w:r>
           <w:rPr>
@@ -615,7 +615,7 @@
             <w:noProof/>
             <w:webHidden/>
           </w:rPr>
-          <w:t>8</w:t>
+          <w:t>7</w:t>
         </w:r>
         <w:r>
           <w:rPr>
@@ -637,7 +637,7 @@
           <w14:ligatures w14:val="standardContextual"/>
         </w:rPr>
       </w:pPr>
-      <w:hyperlink w:anchor="_Toc213146839" w:history="1">
+      <w:hyperlink w:anchor="_Toc213698681" w:history="1">
         <w:r>
           <w:rPr>
             <w:rStyle w:val="Hipervnculo"/>
@@ -681,7 +681,7 @@
             <w:noProof/>
             <w:webHidden/>
           </w:rPr>
-          <w:instrText xml:space="preserve"> PAGEREF _Toc213146839 \h </w:instrText>
+          <w:instrText xml:space="preserve"> PAGEREF _Toc213698681 \h </w:instrText>
         </w:r>
         <w:r>
           <w:rPr>
@@ -701,7 +701,7 @@
             <w:noProof/>
             <w:webHidden/>
           </w:rPr>
-          <w:t>9</w:t>
+          <w:t>8</w:t>
         </w:r>
         <w:r>
           <w:rPr>
@@ -723,7 +723,7 @@
           <w14:ligatures w14:val="standardContextual"/>
         </w:rPr>
       </w:pPr>
-      <w:hyperlink w:anchor="_Toc213146840" w:history="1">
+      <w:hyperlink w:anchor="_Toc213698682" w:history="1">
         <w:r>
           <w:rPr>
             <w:rStyle w:val="Hipervnculo"/>
@@ -767,7 +767,7 @@
             <w:noProof/>
             <w:webHidden/>
           </w:rPr>
-          <w:instrText xml:space="preserve"> PAGEREF _Toc213146840 \h </w:instrText>
+          <w:instrText xml:space="preserve"> PAGEREF _Toc213698682 \h </w:instrText>
         </w:r>
         <w:r>
           <w:rPr>
@@ -787,7 +787,7 @@
             <w:noProof/>
             <w:webHidden/>
           </w:rPr>
-          <w:t>9</w:t>
+          <w:t>8</w:t>
         </w:r>
         <w:r>
           <w:rPr>
@@ -809,7 +809,7 @@
           <w14:ligatures w14:val="standardContextual"/>
         </w:rPr>
       </w:pPr>
-      <w:hyperlink w:anchor="_Toc213146841" w:history="1">
+      <w:hyperlink w:anchor="_Toc213698683" w:history="1">
         <w:r>
           <w:rPr>
             <w:rStyle w:val="Hipervnculo"/>
@@ -853,7 +853,7 @@
             <w:noProof/>
             <w:webHidden/>
           </w:rPr>
-          <w:instrText xml:space="preserve"> PAGEREF _Toc213146841 \h </w:instrText>
+          <w:instrText xml:space="preserve"> PAGEREF _Toc213698683 \h </w:instrText>
         </w:r>
         <w:r>
           <w:rPr>
@@ -873,7 +873,7 @@
             <w:noProof/>
             <w:webHidden/>
           </w:rPr>
-          <w:t>10</w:t>
+          <w:t>9</w:t>
         </w:r>
         <w:r>
           <w:rPr>
@@ -895,7 +895,7 @@
           <w14:ligatures w14:val="standardContextual"/>
         </w:rPr>
       </w:pPr>
-      <w:hyperlink w:anchor="_Toc213146842" w:history="1">
+      <w:hyperlink w:anchor="_Toc213698684" w:history="1">
         <w:r>
           <w:rPr>
             <w:rStyle w:val="Hipervnculo"/>
@@ -939,7 +939,7 @@
             <w:noProof/>
             <w:webHidden/>
           </w:rPr>
-          <w:instrText xml:space="preserve"> PAGEREF _Toc213146842 \h </w:instrText>
+          <w:instrText xml:space="preserve"> PAGEREF _Toc213698684 \h </w:instrText>
         </w:r>
         <w:r>
           <w:rPr>
@@ -959,7 +959,7 @@
             <w:noProof/>
             <w:webHidden/>
           </w:rPr>
-          <w:t>11</w:t>
+          <w:t>10</w:t>
         </w:r>
         <w:r>
           <w:rPr>
@@ -983,7 +983,7 @@
           <w14:ligatures w14:val="standardContextual"/>
         </w:rPr>
       </w:pPr>
-      <w:hyperlink w:anchor="_Toc213146843" w:history="1">
+      <w:hyperlink w:anchor="_Toc213698685" w:history="1">
         <w:r>
           <w:rPr>
             <w:rStyle w:val="Hipervnculo"/>
@@ -1010,7 +1010,7 @@
             <w:noProof/>
             <w:webHidden/>
           </w:rPr>
-          <w:instrText xml:space="preserve"> PAGEREF _Toc213146843 \h </w:instrText>
+          <w:instrText xml:space="preserve"> PAGEREF _Toc213698685 \h </w:instrText>
         </w:r>
         <w:r>
           <w:rPr>
@@ -1030,7 +1030,7 @@
             <w:noProof/>
             <w:webHidden/>
           </w:rPr>
-          <w:t>13</w:t>
+          <w:t>12</w:t>
         </w:r>
         <w:r>
           <w:rPr>
@@ -1054,7 +1054,7 @@
           <w14:ligatures w14:val="standardContextual"/>
         </w:rPr>
       </w:pPr>
-      <w:hyperlink w:anchor="_Toc213146844" w:history="1">
+      <w:hyperlink w:anchor="_Toc213698686" w:history="1">
         <w:r>
           <w:rPr>
             <w:rStyle w:val="Hipervnculo"/>
@@ -1081,7 +1081,7 @@
             <w:noProof/>
             <w:webHidden/>
           </w:rPr>
-          <w:instrText xml:space="preserve"> PAGEREF _Toc213146844 \h </w:instrText>
+          <w:instrText xml:space="preserve"> PAGEREF _Toc213698686 \h </w:instrText>
         </w:r>
         <w:r>
           <w:rPr>
@@ -1101,7 +1101,7 @@
             <w:noProof/>
             <w:webHidden/>
           </w:rPr>
-          <w:t>14</w:t>
+          <w:t>13</w:t>
         </w:r>
         <w:r>
           <w:rPr>
@@ -1123,7 +1123,7 @@
           <w14:ligatures w14:val="standardContextual"/>
         </w:rPr>
       </w:pPr>
-      <w:hyperlink w:anchor="_Toc213146845" w:history="1">
+      <w:hyperlink w:anchor="_Toc213698687" w:history="1">
         <w:r>
           <w:rPr>
             <w:rStyle w:val="Hipervnculo"/>
@@ -1167,7 +1167,7 @@
             <w:noProof/>
             <w:webHidden/>
           </w:rPr>
-          <w:instrText xml:space="preserve"> PAGEREF _Toc213146845 \h </w:instrText>
+          <w:instrText xml:space="preserve"> PAGEREF _Toc213698687 \h </w:instrText>
         </w:r>
         <w:r>
           <w:rPr>
@@ -1187,7 +1187,7 @@
             <w:noProof/>
             <w:webHidden/>
           </w:rPr>
-          <w:t>14</w:t>
+          <w:t>13</w:t>
         </w:r>
         <w:r>
           <w:rPr>
@@ -1209,7 +1209,7 @@
           <w14:ligatures w14:val="standardContextual"/>
         </w:rPr>
       </w:pPr>
-      <w:hyperlink w:anchor="_Toc213146846" w:history="1">
+      <w:hyperlink w:anchor="_Toc213698688" w:history="1">
         <w:r>
           <w:rPr>
             <w:rStyle w:val="Hipervnculo"/>
@@ -1253,7 +1253,7 @@
             <w:noProof/>
             <w:webHidden/>
           </w:rPr>
-          <w:instrText xml:space="preserve"> PAGEREF _Toc213146846 \h </w:instrText>
+          <w:instrText xml:space="preserve"> PAGEREF _Toc213698688 \h </w:instrText>
         </w:r>
         <w:r>
           <w:rPr>
@@ -1273,7 +1273,7 @@
             <w:noProof/>
             <w:webHidden/>
           </w:rPr>
-          <w:t>14</w:t>
+          <w:t>13</w:t>
         </w:r>
         <w:r>
           <w:rPr>
@@ -1297,7 +1297,7 @@
           <w14:ligatures w14:val="standardContextual"/>
         </w:rPr>
       </w:pPr>
-      <w:hyperlink w:anchor="_Toc213146847" w:history="1">
+      <w:hyperlink w:anchor="_Toc213698689" w:history="1">
         <w:r>
           <w:rPr>
             <w:rStyle w:val="Hipervnculo"/>
@@ -1324,7 +1324,7 @@
             <w:noProof/>
             <w:webHidden/>
           </w:rPr>
-          <w:instrText xml:space="preserve"> PAGEREF _Toc213146847 \h </w:instrText>
+          <w:instrText xml:space="preserve"> PAGEREF _Toc213698689 \h </w:instrText>
         </w:r>
         <w:r>
           <w:rPr>
@@ -1344,7 +1344,7 @@
             <w:noProof/>
             <w:webHidden/>
           </w:rPr>
-          <w:t>17</w:t>
+          <w:t>16</w:t>
         </w:r>
         <w:r>
           <w:rPr>
@@ -1366,7 +1366,7 @@
           <w14:ligatures w14:val="standardContextual"/>
         </w:rPr>
       </w:pPr>
-      <w:hyperlink w:anchor="_Toc213146848" w:history="1">
+      <w:hyperlink w:anchor="_Toc213698690" w:history="1">
         <w:r>
           <w:rPr>
             <w:rStyle w:val="Hipervnculo"/>
@@ -1410,7 +1410,7 @@
             <w:noProof/>
             <w:webHidden/>
           </w:rPr>
-          <w:instrText xml:space="preserve"> PAGEREF _Toc213146848 \h </w:instrText>
+          <w:instrText xml:space="preserve"> PAGEREF _Toc213698690 \h </w:instrText>
         </w:r>
         <w:r>
           <w:rPr>
@@ -1430,7 +1430,7 @@
             <w:noProof/>
             <w:webHidden/>
           </w:rPr>
-          <w:t>17</w:t>
+          <w:t>16</w:t>
         </w:r>
         <w:r>
           <w:rPr>
@@ -1455,7 +1455,7 @@
           <w14:ligatures w14:val="standardContextual"/>
         </w:rPr>
       </w:pPr>
-      <w:hyperlink w:anchor="_Toc213146849" w:history="1">
+      <w:hyperlink w:anchor="_Toc213698691" w:history="1">
         <w:r>
           <w:rPr>
             <w:rStyle w:val="Hipervnculo"/>
@@ -1502,7 +1502,7 @@
             <w:noProof/>
             <w:webHidden/>
           </w:rPr>
-          <w:instrText xml:space="preserve"> PAGEREF _Toc213146849 \h </w:instrText>
+          <w:instrText xml:space="preserve"> PAGEREF _Toc213698691 \h </w:instrText>
         </w:r>
         <w:r>
           <w:rPr>
@@ -1522,7 +1522,7 @@
             <w:noProof/>
             <w:webHidden/>
           </w:rPr>
-          <w:t>17</w:t>
+          <w:t>16</w:t>
         </w:r>
         <w:r>
           <w:rPr>
@@ -1547,7 +1547,7 @@
           <w14:ligatures w14:val="standardContextual"/>
         </w:rPr>
       </w:pPr>
-      <w:hyperlink w:anchor="_Toc213146850" w:history="1">
+      <w:hyperlink w:anchor="_Toc213698692" w:history="1">
         <w:r>
           <w:rPr>
             <w:rStyle w:val="Hipervnculo"/>
@@ -1594,7 +1594,7 @@
             <w:noProof/>
             <w:webHidden/>
           </w:rPr>
-          <w:instrText xml:space="preserve"> PAGEREF _Toc213146850 \h </w:instrText>
+          <w:instrText xml:space="preserve"> PAGEREF _Toc213698692 \h </w:instrText>
         </w:r>
         <w:r>
           <w:rPr>
@@ -1614,7 +1614,7 @@
             <w:noProof/>
             <w:webHidden/>
           </w:rPr>
-          <w:t>19</w:t>
+          <w:t>18</w:t>
         </w:r>
         <w:r>
           <w:rPr>
@@ -1636,7 +1636,7 @@
           <w14:ligatures w14:val="standardContextual"/>
         </w:rPr>
       </w:pPr>
-      <w:hyperlink w:anchor="_Toc213146851" w:history="1">
+      <w:hyperlink w:anchor="_Toc213698693" w:history="1">
         <w:r>
           <w:rPr>
             <w:rStyle w:val="Hipervnculo"/>
@@ -1680,7 +1680,7 @@
             <w:noProof/>
             <w:webHidden/>
           </w:rPr>
-          <w:instrText xml:space="preserve"> PAGEREF _Toc213146851 \h </w:instrText>
+          <w:instrText xml:space="preserve"> PAGEREF _Toc213698693 \h </w:instrText>
         </w:r>
         <w:r>
           <w:rPr>
@@ -1700,7 +1700,7 @@
             <w:noProof/>
             <w:webHidden/>
           </w:rPr>
-          <w:t>20</w:t>
+          <w:t>19</w:t>
         </w:r>
         <w:r>
           <w:rPr>
@@ -1725,7 +1725,7 @@
           <w14:ligatures w14:val="standardContextual"/>
         </w:rPr>
       </w:pPr>
-      <w:hyperlink w:anchor="_Toc213146852" w:history="1">
+      <w:hyperlink w:anchor="_Toc213698694" w:history="1">
         <w:r>
           <w:rPr>
             <w:rStyle w:val="Hipervnculo"/>
@@ -1772,7 +1772,7 @@
             <w:noProof/>
             <w:webHidden/>
           </w:rPr>
-          <w:instrText xml:space="preserve"> PAGEREF _Toc213146852 \h </w:instrText>
+          <w:instrText xml:space="preserve"> PAGEREF _Toc213698694 \h </w:instrText>
         </w:r>
         <w:r>
           <w:rPr>
@@ -1792,7 +1792,7 @@
             <w:noProof/>
             <w:webHidden/>
           </w:rPr>
-          <w:t>20</w:t>
+          <w:t>19</w:t>
         </w:r>
         <w:r>
           <w:rPr>
@@ -1814,7 +1814,7 @@
           <w14:ligatures w14:val="standardContextual"/>
         </w:rPr>
       </w:pPr>
-      <w:hyperlink w:anchor="_Toc213146853" w:history="1">
+      <w:hyperlink w:anchor="_Toc213698695" w:history="1">
         <w:r>
           <w:rPr>
             <w:rStyle w:val="Hipervnculo"/>
@@ -1858,7 +1858,7 @@
             <w:noProof/>
             <w:webHidden/>
           </w:rPr>
-          <w:instrText xml:space="preserve"> PAGEREF _Toc213146853 \h </w:instrText>
+          <w:instrText xml:space="preserve"> PAGEREF _Toc213698695 \h </w:instrText>
         </w:r>
         <w:r>
           <w:rPr>
@@ -1903,7 +1903,7 @@
           <w14:ligatures w14:val="standardContextual"/>
         </w:rPr>
       </w:pPr>
-      <w:hyperlink w:anchor="_Toc213146854" w:history="1">
+      <w:hyperlink w:anchor="_Toc213698696" w:history="1">
         <w:r>
           <w:rPr>
             <w:rStyle w:val="Hipervnculo"/>
@@ -1950,7 +1950,7 @@
             <w:noProof/>
             <w:webHidden/>
           </w:rPr>
-          <w:instrText xml:space="preserve"> PAGEREF _Toc213146854 \h </w:instrText>
+          <w:instrText xml:space="preserve"> PAGEREF _Toc213698696 \h </w:instrText>
         </w:r>
         <w:r>
           <w:rPr>
@@ -1992,7 +1992,7 @@
           <w14:ligatures w14:val="standardContextual"/>
         </w:rPr>
       </w:pPr>
-      <w:hyperlink w:anchor="_Toc213146855" w:history="1">
+      <w:hyperlink w:anchor="_Toc213698697" w:history="1">
         <w:r>
           <w:rPr>
             <w:rStyle w:val="Hipervnculo"/>
@@ -2036,7 +2036,7 @@
             <w:noProof/>
             <w:webHidden/>
           </w:rPr>
-          <w:instrText xml:space="preserve"> PAGEREF _Toc213146855 \h </w:instrText>
+          <w:instrText xml:space="preserve"> PAGEREF _Toc213698697 \h </w:instrText>
         </w:r>
         <w:r>
           <w:rPr>
@@ -2081,7 +2081,7 @@
           <w14:ligatures w14:val="standardContextual"/>
         </w:rPr>
       </w:pPr>
-      <w:hyperlink w:anchor="_Toc213146856" w:history="1">
+      <w:hyperlink w:anchor="_Toc213698698" w:history="1">
         <w:r>
           <w:rPr>
             <w:rStyle w:val="Hipervnculo"/>
@@ -2128,7 +2128,7 @@
             <w:noProof/>
             <w:webHidden/>
           </w:rPr>
-          <w:instrText xml:space="preserve"> PAGEREF _Toc213146856 \h </w:instrText>
+          <w:instrText xml:space="preserve"> PAGEREF _Toc213698698 \h </w:instrText>
         </w:r>
         <w:r>
           <w:rPr>
@@ -2172,7 +2172,7 @@
           <w14:ligatures w14:val="standardContextual"/>
         </w:rPr>
       </w:pPr>
-      <w:hyperlink w:anchor="_Toc213146857" w:history="1">
+      <w:hyperlink w:anchor="_Toc213698699" w:history="1">
         <w:r>
           <w:rPr>
             <w:rStyle w:val="Hipervnculo"/>
@@ -2199,7 +2199,7 @@
             <w:noProof/>
             <w:webHidden/>
           </w:rPr>
-          <w:instrText xml:space="preserve"> PAGEREF _Toc213146857 \h </w:instrText>
+          <w:instrText xml:space="preserve"> PAGEREF _Toc213698699 \h </w:instrText>
         </w:r>
         <w:r>
           <w:rPr>
@@ -2241,7 +2241,7 @@
           <w14:ligatures w14:val="standardContextual"/>
         </w:rPr>
       </w:pPr>
-      <w:hyperlink w:anchor="_Toc213146858" w:history="1">
+      <w:hyperlink w:anchor="_Toc213698700" w:history="1">
         <w:r>
           <w:rPr>
             <w:rStyle w:val="Hipervnculo"/>
@@ -2285,7 +2285,7 @@
             <w:noProof/>
             <w:webHidden/>
           </w:rPr>
-          <w:instrText xml:space="preserve"> PAGEREF _Toc213146858 \h </w:instrText>
+          <w:instrText xml:space="preserve"> PAGEREF _Toc213698700 \h </w:instrText>
         </w:r>
         <w:r>
           <w:rPr>
@@ -2327,7 +2327,7 @@
           <w14:ligatures w14:val="standardContextual"/>
         </w:rPr>
       </w:pPr>
-      <w:hyperlink w:anchor="_Toc213146859" w:history="1">
+      <w:hyperlink w:anchor="_Toc213698701" w:history="1">
         <w:r>
           <w:rPr>
             <w:rStyle w:val="Hipervnculo"/>
@@ -2371,7 +2371,7 @@
             <w:noProof/>
             <w:webHidden/>
           </w:rPr>
-          <w:instrText xml:space="preserve"> PAGEREF _Toc213146859 \h </w:instrText>
+          <w:instrText xml:space="preserve"> PAGEREF _Toc213698701 \h </w:instrText>
         </w:r>
         <w:r>
           <w:rPr>
@@ -2413,7 +2413,7 @@
           <w14:ligatures w14:val="standardContextual"/>
         </w:rPr>
       </w:pPr>
-      <w:hyperlink w:anchor="_Toc213146860" w:history="1">
+      <w:hyperlink w:anchor="_Toc213698702" w:history="1">
         <w:r>
           <w:rPr>
             <w:rStyle w:val="Hipervnculo"/>
@@ -2457,7 +2457,7 @@
             <w:noProof/>
             <w:webHidden/>
           </w:rPr>
-          <w:instrText xml:space="preserve"> PAGEREF _Toc213146860 \h </w:instrText>
+          <w:instrText xml:space="preserve"> PAGEREF _Toc213698702 \h </w:instrText>
         </w:r>
         <w:r>
           <w:rPr>
@@ -2499,7 +2499,7 @@
           <w14:ligatures w14:val="standardContextual"/>
         </w:rPr>
       </w:pPr>
-      <w:hyperlink w:anchor="_Toc213146861" w:history="1">
+      <w:hyperlink w:anchor="_Toc213698703" w:history="1">
         <w:r>
           <w:rPr>
             <w:rStyle w:val="Hipervnculo"/>
@@ -2543,7 +2543,7 @@
             <w:noProof/>
             <w:webHidden/>
           </w:rPr>
-          <w:instrText xml:space="preserve"> PAGEREF _Toc213146861 \h </w:instrText>
+          <w:instrText xml:space="preserve"> PAGEREF _Toc213698703 \h </w:instrText>
         </w:r>
         <w:r>
           <w:rPr>
@@ -2585,7 +2585,7 @@
           <w14:ligatures w14:val="standardContextual"/>
         </w:rPr>
       </w:pPr>
-      <w:hyperlink w:anchor="_Toc213146862" w:history="1">
+      <w:hyperlink w:anchor="_Toc213698704" w:history="1">
         <w:r>
           <w:rPr>
             <w:rStyle w:val="Hipervnculo"/>
@@ -2629,7 +2629,7 @@
             <w:noProof/>
             <w:webHidden/>
           </w:rPr>
-          <w:instrText xml:space="preserve"> PAGEREF _Toc213146862 \h </w:instrText>
+          <w:instrText xml:space="preserve"> PAGEREF _Toc213698704 \h </w:instrText>
         </w:r>
         <w:r>
           <w:rPr>
@@ -2671,7 +2671,7 @@
           <w14:ligatures w14:val="standardContextual"/>
         </w:rPr>
       </w:pPr>
-      <w:hyperlink w:anchor="_Toc213146863" w:history="1">
+      <w:hyperlink w:anchor="_Toc213698705" w:history="1">
         <w:r>
           <w:rPr>
             <w:rStyle w:val="Hipervnculo"/>
@@ -2715,7 +2715,7 @@
             <w:noProof/>
             <w:webHidden/>
           </w:rPr>
-          <w:instrText xml:space="preserve"> PAGEREF _Toc213146863 \h </w:instrText>
+          <w:instrText xml:space="preserve"> PAGEREF _Toc213698705 \h </w:instrText>
         </w:r>
         <w:r>
           <w:rPr>
@@ -2757,7 +2757,7 @@
           <w14:ligatures w14:val="standardContextual"/>
         </w:rPr>
       </w:pPr>
-      <w:hyperlink w:anchor="_Toc213146864" w:history="1">
+      <w:hyperlink w:anchor="_Toc213698706" w:history="1">
         <w:r>
           <w:rPr>
             <w:rStyle w:val="Hipervnculo"/>
@@ -2801,7 +2801,7 @@
             <w:noProof/>
             <w:webHidden/>
           </w:rPr>
-          <w:instrText xml:space="preserve"> PAGEREF _Toc213146864 \h </w:instrText>
+          <w:instrText xml:space="preserve"> PAGEREF _Toc213698706 \h </w:instrText>
         </w:r>
         <w:r>
           <w:rPr>
@@ -2845,7 +2845,7 @@
           <w14:ligatures w14:val="standardContextual"/>
         </w:rPr>
       </w:pPr>
-      <w:hyperlink w:anchor="_Toc213146865" w:history="1">
+      <w:hyperlink w:anchor="_Toc213698707" w:history="1">
         <w:r>
           <w:rPr>
             <w:rStyle w:val="Hipervnculo"/>
@@ -2872,7 +2872,7 @@
             <w:noProof/>
             <w:webHidden/>
           </w:rPr>
-          <w:instrText xml:space="preserve"> PAGEREF _Toc213146865 \h </w:instrText>
+          <w:instrText xml:space="preserve"> PAGEREF _Toc213698707 \h </w:instrText>
         </w:r>
         <w:r>
           <w:rPr>
@@ -2914,7 +2914,7 @@
           <w14:ligatures w14:val="standardContextual"/>
         </w:rPr>
       </w:pPr>
-      <w:hyperlink w:anchor="_Toc213146866" w:history="1">
+      <w:hyperlink w:anchor="_Toc213698708" w:history="1">
         <w:r>
           <w:rPr>
             <w:rStyle w:val="Hipervnculo"/>
@@ -2958,7 +2958,7 @@
             <w:noProof/>
             <w:webHidden/>
           </w:rPr>
-          <w:instrText xml:space="preserve"> PAGEREF _Toc213146866 \h </w:instrText>
+          <w:instrText xml:space="preserve"> PAGEREF _Toc213698708 \h </w:instrText>
         </w:r>
         <w:r>
           <w:rPr>
@@ -3000,7 +3000,7 @@
           <w14:ligatures w14:val="standardContextual"/>
         </w:rPr>
       </w:pPr>
-      <w:hyperlink w:anchor="_Toc213146867" w:history="1">
+      <w:hyperlink w:anchor="_Toc213698709" w:history="1">
         <w:r>
           <w:rPr>
             <w:rStyle w:val="Hipervnculo"/>
@@ -3044,7 +3044,7 @@
             <w:noProof/>
             <w:webHidden/>
           </w:rPr>
-          <w:instrText xml:space="preserve"> PAGEREF _Toc213146867 \h </w:instrText>
+          <w:instrText xml:space="preserve"> PAGEREF _Toc213698709 \h </w:instrText>
         </w:r>
         <w:r>
           <w:rPr>
@@ -3064,7 +3064,7 @@
             <w:noProof/>
             <w:webHidden/>
           </w:rPr>
-          <w:t>33</w:t>
+          <w:t>34</w:t>
         </w:r>
         <w:r>
           <w:rPr>
@@ -3088,7 +3088,7 @@
           <w14:ligatures w14:val="standardContextual"/>
         </w:rPr>
       </w:pPr>
-      <w:hyperlink w:anchor="_Toc213146868" w:history="1">
+      <w:hyperlink w:anchor="_Toc213698710" w:history="1">
         <w:r>
           <w:rPr>
             <w:rStyle w:val="Hipervnculo"/>
@@ -3115,7 +3115,7 @@
             <w:noProof/>
             <w:webHidden/>
           </w:rPr>
-          <w:instrText xml:space="preserve"> PAGEREF _Toc213146868 \h </w:instrText>
+          <w:instrText xml:space="preserve"> PAGEREF _Toc213698710 \h </w:instrText>
         </w:r>
         <w:r>
           <w:rPr>
@@ -3157,7 +3157,7 @@
           <w14:ligatures w14:val="standardContextual"/>
         </w:rPr>
       </w:pPr>
-      <w:hyperlink w:anchor="_Toc213146869" w:history="1">
+      <w:hyperlink w:anchor="_Toc213698711" w:history="1">
         <w:r>
           <w:rPr>
             <w:rStyle w:val="Hipervnculo"/>
@@ -3201,7 +3201,7 @@
             <w:noProof/>
             <w:webHidden/>
           </w:rPr>
-          <w:instrText xml:space="preserve"> PAGEREF _Toc213146869 \h </w:instrText>
+          <w:instrText xml:space="preserve"> PAGEREF _Toc213698711 \h </w:instrText>
         </w:r>
         <w:r>
           <w:rPr>
@@ -3243,7 +3243,7 @@
           <w14:ligatures w14:val="standardContextual"/>
         </w:rPr>
       </w:pPr>
-      <w:hyperlink w:anchor="_Toc213146870" w:history="1">
+      <w:hyperlink w:anchor="_Toc213698712" w:history="1">
         <w:r>
           <w:rPr>
             <w:rStyle w:val="Hipervnculo"/>
@@ -3287,7 +3287,7 @@
             <w:noProof/>
             <w:webHidden/>
           </w:rPr>
-          <w:instrText xml:space="preserve"> PAGEREF _Toc213146870 \h </w:instrText>
+          <w:instrText xml:space="preserve"> PAGEREF _Toc213698712 \h </w:instrText>
         </w:r>
         <w:r>
           <w:rPr>
@@ -3329,7 +3329,7 @@
           <w14:ligatures w14:val="standardContextual"/>
         </w:rPr>
       </w:pPr>
-      <w:hyperlink w:anchor="_Toc213146871" w:history="1">
+      <w:hyperlink w:anchor="_Toc213698713" w:history="1">
         <w:r>
           <w:rPr>
             <w:rStyle w:val="Hipervnculo"/>
@@ -3373,7 +3373,7 @@
             <w:noProof/>
             <w:webHidden/>
           </w:rPr>
-          <w:instrText xml:space="preserve"> PAGEREF _Toc213146871 \h </w:instrText>
+          <w:instrText xml:space="preserve"> PAGEREF _Toc213698713 \h </w:instrText>
         </w:r>
         <w:r>
           <w:rPr>
@@ -3418,7 +3418,7 @@
           <w14:ligatures w14:val="standardContextual"/>
         </w:rPr>
       </w:pPr>
-      <w:hyperlink w:anchor="_Toc213146872" w:history="1">
+      <w:hyperlink w:anchor="_Toc213698714" w:history="1">
         <w:r>
           <w:rPr>
             <w:rStyle w:val="Hipervnculo"/>
@@ -3465,7 +3465,7 @@
             <w:noProof/>
             <w:webHidden/>
           </w:rPr>
-          <w:instrText xml:space="preserve"> PAGEREF _Toc213146872 \h </w:instrText>
+          <w:instrText xml:space="preserve"> PAGEREF _Toc213698714 \h </w:instrText>
         </w:r>
         <w:r>
           <w:rPr>
@@ -3510,7 +3510,7 @@
           <w14:ligatures w14:val="standardContextual"/>
         </w:rPr>
       </w:pPr>
-      <w:hyperlink w:anchor="_Toc213146873" w:history="1">
+      <w:hyperlink w:anchor="_Toc213698715" w:history="1">
         <w:r>
           <w:rPr>
             <w:rStyle w:val="Hipervnculo"/>
@@ -3557,7 +3557,7 @@
             <w:noProof/>
             <w:webHidden/>
           </w:rPr>
-          <w:instrText xml:space="preserve"> PAGEREF _Toc213146873 \h </w:instrText>
+          <w:instrText xml:space="preserve"> PAGEREF _Toc213698715 \h </w:instrText>
         </w:r>
         <w:r>
           <w:rPr>
@@ -3577,7 +3577,7 @@
             <w:noProof/>
             <w:webHidden/>
           </w:rPr>
-          <w:t>38</w:t>
+          <w:t>39</w:t>
         </w:r>
         <w:r>
           <w:rPr>
@@ -3602,7 +3602,7 @@
           <w14:ligatures w14:val="standardContextual"/>
         </w:rPr>
       </w:pPr>
-      <w:hyperlink w:anchor="_Toc213146874" w:history="1">
+      <w:hyperlink w:anchor="_Toc213698716" w:history="1">
         <w:r>
           <w:rPr>
             <w:rStyle w:val="Hipervnculo"/>
@@ -3649,7 +3649,7 @@
             <w:noProof/>
             <w:webHidden/>
           </w:rPr>
-          <w:instrText xml:space="preserve"> PAGEREF _Toc213146874 \h </w:instrText>
+          <w:instrText xml:space="preserve"> PAGEREF _Toc213698716 \h </w:instrText>
         </w:r>
         <w:r>
           <w:rPr>
@@ -3691,7 +3691,7 @@
           <w14:ligatures w14:val="standardContextual"/>
         </w:rPr>
       </w:pPr>
-      <w:hyperlink w:anchor="_Toc213146875" w:history="1">
+      <w:hyperlink w:anchor="_Toc213698717" w:history="1">
         <w:r>
           <w:rPr>
             <w:rStyle w:val="Hipervnculo"/>
@@ -3735,7 +3735,7 @@
             <w:noProof/>
             <w:webHidden/>
           </w:rPr>
-          <w:instrText xml:space="preserve"> PAGEREF _Toc213146875 \h </w:instrText>
+          <w:instrText xml:space="preserve"> PAGEREF _Toc213698717 \h </w:instrText>
         </w:r>
         <w:r>
           <w:rPr>
@@ -3755,7 +3755,7 @@
             <w:noProof/>
             <w:webHidden/>
           </w:rPr>
-          <w:t>40</w:t>
+          <w:t>41</w:t>
         </w:r>
         <w:r>
           <w:rPr>
@@ -3780,7 +3780,7 @@
           <w14:ligatures w14:val="standardContextual"/>
         </w:rPr>
       </w:pPr>
-      <w:hyperlink w:anchor="_Toc213146876" w:history="1">
+      <w:hyperlink w:anchor="_Toc213698718" w:history="1">
         <w:r>
           <w:rPr>
             <w:rStyle w:val="Hipervnculo"/>
@@ -3827,7 +3827,7 @@
             <w:noProof/>
             <w:webHidden/>
           </w:rPr>
-          <w:instrText xml:space="preserve"> PAGEREF _Toc213146876 \h </w:instrText>
+          <w:instrText xml:space="preserve"> PAGEREF _Toc213698718 \h </w:instrText>
         </w:r>
         <w:r>
           <w:rPr>
@@ -3847,7 +3847,7 @@
             <w:noProof/>
             <w:webHidden/>
           </w:rPr>
-          <w:t>40</w:t>
+          <w:t>41</w:t>
         </w:r>
         <w:r>
           <w:rPr>
@@ -3871,7 +3871,7 @@
           <w14:ligatures w14:val="standardContextual"/>
         </w:rPr>
       </w:pPr>
-      <w:hyperlink w:anchor="_Toc213146877" w:history="1">
+      <w:hyperlink w:anchor="_Toc213698719" w:history="1">
         <w:r>
           <w:rPr>
             <w:rStyle w:val="Hipervnculo"/>
@@ -3898,7 +3898,7 @@
             <w:noProof/>
             <w:webHidden/>
           </w:rPr>
-          <w:instrText xml:space="preserve"> PAGEREF _Toc213146877 \h </w:instrText>
+          <w:instrText xml:space="preserve"> PAGEREF _Toc213698719 \h </w:instrText>
         </w:r>
         <w:r>
           <w:rPr>
@@ -3918,7 +3918,7 @@
             <w:noProof/>
             <w:webHidden/>
           </w:rPr>
-          <w:t>42</w:t>
+          <w:t>43</w:t>
         </w:r>
         <w:r>
           <w:rPr>
@@ -3940,7 +3940,7 @@
           <w14:ligatures w14:val="standardContextual"/>
         </w:rPr>
       </w:pPr>
-      <w:hyperlink w:anchor="_Toc213146878" w:history="1">
+      <w:hyperlink w:anchor="_Toc213698720" w:history="1">
         <w:r>
           <w:rPr>
             <w:rStyle w:val="Hipervnculo"/>
@@ -3984,7 +3984,7 @@
             <w:noProof/>
             <w:webHidden/>
           </w:rPr>
-          <w:instrText xml:space="preserve"> PAGEREF _Toc213146878 \h </w:instrText>
+          <w:instrText xml:space="preserve"> PAGEREF _Toc213698720 \h </w:instrText>
         </w:r>
         <w:r>
           <w:rPr>
@@ -4004,7 +4004,7 @@
             <w:noProof/>
             <w:webHidden/>
           </w:rPr>
-          <w:t>42</w:t>
+          <w:t>43</w:t>
         </w:r>
         <w:r>
           <w:rPr>
@@ -4029,7 +4029,7 @@
           <w14:ligatures w14:val="standardContextual"/>
         </w:rPr>
       </w:pPr>
-      <w:hyperlink w:anchor="_Toc213146879" w:history="1">
+      <w:hyperlink w:anchor="_Toc213698721" w:history="1">
         <w:r>
           <w:rPr>
             <w:rStyle w:val="Hipervnculo"/>
@@ -4076,7 +4076,7 @@
             <w:noProof/>
             <w:webHidden/>
           </w:rPr>
-          <w:instrText xml:space="preserve"> PAGEREF _Toc213146879 \h </w:instrText>
+          <w:instrText xml:space="preserve"> PAGEREF _Toc213698721 \h </w:instrText>
         </w:r>
         <w:r>
           <w:rPr>
@@ -4096,7 +4096,7 @@
             <w:noProof/>
             <w:webHidden/>
           </w:rPr>
-          <w:t>43</w:t>
+          <w:t>44</w:t>
         </w:r>
         <w:r>
           <w:rPr>
@@ -4118,7 +4118,7 @@
           <w14:ligatures w14:val="standardContextual"/>
         </w:rPr>
       </w:pPr>
-      <w:hyperlink w:anchor="_Toc213146880" w:history="1">
+      <w:hyperlink w:anchor="_Toc213698722" w:history="1">
         <w:r>
           <w:rPr>
             <w:rStyle w:val="Hipervnculo"/>
@@ -4141,7 +4141,7 @@
             <w:rStyle w:val="Hipervnculo"/>
             <w:noProof/>
           </w:rPr>
-          <w:t>Pdf diagrama de clases y modelado datos:</w:t>
+          <w:t>Vista de proceso</w:t>
         </w:r>
         <w:r>
           <w:rPr>
@@ -4162,7 +4162,7 @@
             <w:noProof/>
             <w:webHidden/>
           </w:rPr>
-          <w:instrText xml:space="preserve"> PAGEREF _Toc213146880 \h </w:instrText>
+          <w:instrText xml:space="preserve"> PAGEREF _Toc213698722 \h </w:instrText>
         </w:r>
         <w:r>
           <w:rPr>
@@ -4182,7 +4182,7 @@
             <w:noProof/>
             <w:webHidden/>
           </w:rPr>
-          <w:t>44</w:t>
+          <w:t>45</w:t>
         </w:r>
         <w:r>
           <w:rPr>
@@ -4204,7 +4204,7 @@
           <w14:ligatures w14:val="standardContextual"/>
         </w:rPr>
       </w:pPr>
-      <w:hyperlink w:anchor="_Toc213146881" w:history="1">
+      <w:hyperlink w:anchor="_Toc213698723" w:history="1">
         <w:r>
           <w:rPr>
             <w:rStyle w:val="Hipervnculo"/>
@@ -4227,7 +4227,7 @@
             <w:rStyle w:val="Hipervnculo"/>
             <w:noProof/>
           </w:rPr>
-          <w:t>Pdf vista de proceso</w:t>
+          <w:t>Vista componentes</w:t>
         </w:r>
         <w:r>
           <w:rPr>
@@ -4248,7 +4248,7 @@
             <w:noProof/>
             <w:webHidden/>
           </w:rPr>
-          <w:instrText xml:space="preserve"> PAGEREF _Toc213146881 \h </w:instrText>
+          <w:instrText xml:space="preserve"> PAGEREF _Toc213698723 \h </w:instrText>
         </w:r>
         <w:r>
           <w:rPr>
@@ -4268,7 +4268,7 @@
             <w:noProof/>
             <w:webHidden/>
           </w:rPr>
-          <w:t>44</w:t>
+          <w:t>45</w:t>
         </w:r>
         <w:r>
           <w:rPr>
@@ -4290,7 +4290,7 @@
           <w14:ligatures w14:val="standardContextual"/>
         </w:rPr>
       </w:pPr>
-      <w:hyperlink w:anchor="_Toc213146882" w:history="1">
+      <w:hyperlink w:anchor="_Toc213698724" w:history="1">
         <w:r>
           <w:rPr>
             <w:rStyle w:val="Hipervnculo"/>
@@ -4313,7 +4313,7 @@
             <w:rStyle w:val="Hipervnculo"/>
             <w:noProof/>
           </w:rPr>
-          <w:t>Pdf vista componentes</w:t>
+          <w:t>Diagrama de clases y modelado de datos</w:t>
         </w:r>
         <w:r>
           <w:rPr>
@@ -4334,7 +4334,7 @@
             <w:noProof/>
             <w:webHidden/>
           </w:rPr>
-          <w:instrText xml:space="preserve"> PAGEREF _Toc213146882 \h </w:instrText>
+          <w:instrText xml:space="preserve"> PAGEREF _Toc213698724 \h </w:instrText>
         </w:r>
         <w:r>
           <w:rPr>
@@ -4354,7 +4354,7 @@
             <w:noProof/>
             <w:webHidden/>
           </w:rPr>
-          <w:t>44</w:t>
+          <w:t>45</w:t>
         </w:r>
         <w:r>
           <w:rPr>
@@ -4376,7 +4376,7 @@
           <w14:ligatures w14:val="standardContextual"/>
         </w:rPr>
       </w:pPr>
-      <w:hyperlink w:anchor="_Toc213146883" w:history="1">
+      <w:hyperlink w:anchor="_Toc213698725" w:history="1">
         <w:r>
           <w:rPr>
             <w:rStyle w:val="Hipervnculo"/>
@@ -4399,7 +4399,7 @@
             <w:rStyle w:val="Hipervnculo"/>
             <w:noProof/>
           </w:rPr>
-          <w:t>Pdf vista despliegue</w:t>
+          <w:t>Árbol de navegación y vista del menú desplegable</w:t>
         </w:r>
         <w:r>
           <w:rPr>
@@ -4420,7 +4420,7 @@
             <w:noProof/>
             <w:webHidden/>
           </w:rPr>
-          <w:instrText xml:space="preserve"> PAGEREF _Toc213146883 \h </w:instrText>
+          <w:instrText xml:space="preserve"> PAGEREF _Toc213698725 \h </w:instrText>
         </w:r>
         <w:r>
           <w:rPr>
@@ -4440,7 +4440,7 @@
             <w:noProof/>
             <w:webHidden/>
           </w:rPr>
-          <w:t>44</w:t>
+          <w:t>46</w:t>
         </w:r>
         <w:r>
           <w:rPr>
@@ -4462,7 +4462,7 @@
           <w14:ligatures w14:val="standardContextual"/>
         </w:rPr>
       </w:pPr>
-      <w:hyperlink w:anchor="_Toc213146884" w:history="1">
+      <w:hyperlink w:anchor="_Toc213698726" w:history="1">
         <w:r>
           <w:rPr>
             <w:rStyle w:val="Hipervnculo"/>
@@ -4485,7 +4485,7 @@
             <w:rStyle w:val="Hipervnculo"/>
             <w:noProof/>
           </w:rPr>
-          <w:t>Diagrama de clases y modelado de datos</w:t>
+          <w:t>Tabla de esfuerzo</w:t>
         </w:r>
         <w:r>
           <w:rPr>
@@ -4506,7 +4506,7 @@
             <w:noProof/>
             <w:webHidden/>
           </w:rPr>
-          <w:instrText xml:space="preserve"> PAGEREF _Toc213146884 \h </w:instrText>
+          <w:instrText xml:space="preserve"> PAGEREF _Toc213698726 \h </w:instrText>
         </w:r>
         <w:r>
           <w:rPr>
@@ -4526,7 +4526,7 @@
             <w:noProof/>
             <w:webHidden/>
           </w:rPr>
-          <w:t>44</w:t>
+          <w:t>47</w:t>
         </w:r>
         <w:r>
           <w:rPr>
@@ -4548,7 +4548,7 @@
           <w14:ligatures w14:val="standardContextual"/>
         </w:rPr>
       </w:pPr>
-      <w:hyperlink w:anchor="_Toc213146885" w:history="1">
+      <w:hyperlink w:anchor="_Toc213698727" w:history="1">
         <w:r>
           <w:rPr>
             <w:rStyle w:val="Hipervnculo"/>
@@ -4571,7 +4571,7 @@
             <w:rStyle w:val="Hipervnculo"/>
             <w:noProof/>
           </w:rPr>
-          <w:t>Árbol de navegación y vista del menú desplegable</w:t>
+          <w:t>Diagrama de despliegue</w:t>
         </w:r>
         <w:r>
           <w:rPr>
@@ -4592,7 +4592,7 @@
             <w:noProof/>
             <w:webHidden/>
           </w:rPr>
-          <w:instrText xml:space="preserve"> PAGEREF _Toc213146885 \h </w:instrText>
+          <w:instrText xml:space="preserve"> PAGEREF _Toc213698727 \h </w:instrText>
         </w:r>
         <w:r>
           <w:rPr>
@@ -4612,7 +4612,7 @@
             <w:noProof/>
             <w:webHidden/>
           </w:rPr>
-          <w:t>49</w:t>
+          <w:t>47</w:t>
         </w:r>
         <w:r>
           <w:rPr>
@@ -4625,49 +4625,34 @@
     </w:p>
     <w:p>
       <w:pPr>
-        <w:pStyle w:val="TDC2"/>
+        <w:pStyle w:val="TDC1"/>
         <w:rPr>
           <w:rFonts w:asciiTheme="minorHAnsi" w:eastAsiaTheme="minorEastAsia" w:hAnsiTheme="minorHAnsi" w:cstheme="minorBidi"/>
+          <w:bCs w:val="0"/>
+          <w:caps w:val="0"/>
           <w:noProof/>
           <w:kern w:val="2"/>
           <w:szCs w:val="24"/>
           <w14:ligatures w14:val="standardContextual"/>
         </w:rPr>
       </w:pPr>
-      <w:hyperlink w:anchor="_Toc213146886" w:history="1">
+      <w:hyperlink w:anchor="_Toc213698728" w:history="1">
         <w:r>
           <w:rPr>
             <w:rStyle w:val="Hipervnculo"/>
             <w:noProof/>
           </w:rPr>
-          <w:t>9.8</w:t>
-        </w:r>
-        <w:r>
-          <w:rPr>
-            <w:rFonts w:asciiTheme="minorHAnsi" w:eastAsiaTheme="minorEastAsia" w:hAnsiTheme="minorHAnsi" w:cstheme="minorBidi"/>
-            <w:noProof/>
-            <w:kern w:val="2"/>
-            <w:szCs w:val="24"/>
-            <w14:ligatures w14:val="standardContextual"/>
+          <w:t>10. REFERENCIAS</w:t>
+        </w:r>
+        <w:r>
+          <w:rPr>
+            <w:noProof/>
+            <w:webHidden/>
           </w:rPr>
           <w:tab/>
         </w:r>
         <w:r>
           <w:rPr>
-            <w:rStyle w:val="Hipervnculo"/>
-            <w:noProof/>
-          </w:rPr>
-          <w:t>Pdf Tabla de esfuerzo</w:t>
-        </w:r>
-        <w:r>
-          <w:rPr>
-            <w:noProof/>
-            <w:webHidden/>
-          </w:rPr>
-          <w:tab/>
-        </w:r>
-        <w:r>
-          <w:rPr>
             <w:noProof/>
             <w:webHidden/>
           </w:rPr>
@@ -4678,7 +4663,7 @@
             <w:noProof/>
             <w:webHidden/>
           </w:rPr>
-          <w:instrText xml:space="preserve"> PAGEREF _Toc213146886 \h </w:instrText>
+          <w:instrText xml:space="preserve"> PAGEREF _Toc213698728 \h </w:instrText>
         </w:r>
         <w:r>
           <w:rPr>
@@ -4699,163 +4684,6 @@
             <w:webHidden/>
           </w:rPr>
           <w:t>49</w:t>
-        </w:r>
-        <w:r>
-          <w:rPr>
-            <w:noProof/>
-            <w:webHidden/>
-          </w:rPr>
-          <w:fldChar w:fldCharType="end"/>
-        </w:r>
-      </w:hyperlink>
-    </w:p>
-    <w:p>
-      <w:pPr>
-        <w:pStyle w:val="TDC2"/>
-        <w:rPr>
-          <w:rFonts w:asciiTheme="minorHAnsi" w:eastAsiaTheme="minorEastAsia" w:hAnsiTheme="minorHAnsi" w:cstheme="minorBidi"/>
-          <w:noProof/>
-          <w:kern w:val="2"/>
-          <w:szCs w:val="24"/>
-          <w14:ligatures w14:val="standardContextual"/>
-        </w:rPr>
-      </w:pPr>
-      <w:hyperlink w:anchor="_Toc213146887" w:history="1">
-        <w:r>
-          <w:rPr>
-            <w:rStyle w:val="Hipervnculo"/>
-            <w:noProof/>
-          </w:rPr>
-          <w:t>9.9</w:t>
-        </w:r>
-        <w:r>
-          <w:rPr>
-            <w:rFonts w:asciiTheme="minorHAnsi" w:eastAsiaTheme="minorEastAsia" w:hAnsiTheme="minorHAnsi" w:cstheme="minorBidi"/>
-            <w:noProof/>
-            <w:kern w:val="2"/>
-            <w:szCs w:val="24"/>
-            <w14:ligatures w14:val="standardContextual"/>
-          </w:rPr>
-          <w:tab/>
-        </w:r>
-        <w:r>
-          <w:rPr>
-            <w:rStyle w:val="Hipervnculo"/>
-            <w:noProof/>
-          </w:rPr>
-          <w:t>Diagrama de despliegue</w:t>
-        </w:r>
-        <w:r>
-          <w:rPr>
-            <w:noProof/>
-            <w:webHidden/>
-          </w:rPr>
-          <w:tab/>
-        </w:r>
-        <w:r>
-          <w:rPr>
-            <w:noProof/>
-            <w:webHidden/>
-          </w:rPr>
-          <w:fldChar w:fldCharType="begin"/>
-        </w:r>
-        <w:r>
-          <w:rPr>
-            <w:noProof/>
-            <w:webHidden/>
-          </w:rPr>
-          <w:instrText xml:space="preserve"> PAGEREF _Toc213146887 \h </w:instrText>
-        </w:r>
-        <w:r>
-          <w:rPr>
-            <w:noProof/>
-            <w:webHidden/>
-          </w:rPr>
-        </w:r>
-        <w:r>
-          <w:rPr>
-            <w:noProof/>
-            <w:webHidden/>
-          </w:rPr>
-          <w:fldChar w:fldCharType="separate"/>
-        </w:r>
-        <w:r>
-          <w:rPr>
-            <w:noProof/>
-            <w:webHidden/>
-          </w:rPr>
-          <w:t>50</w:t>
-        </w:r>
-        <w:r>
-          <w:rPr>
-            <w:noProof/>
-            <w:webHidden/>
-          </w:rPr>
-          <w:fldChar w:fldCharType="end"/>
-        </w:r>
-      </w:hyperlink>
-    </w:p>
-    <w:p>
-      <w:pPr>
-        <w:pStyle w:val="TDC1"/>
-        <w:rPr>
-          <w:rFonts w:asciiTheme="minorHAnsi" w:eastAsiaTheme="minorEastAsia" w:hAnsiTheme="minorHAnsi" w:cstheme="minorBidi"/>
-          <w:bCs w:val="0"/>
-          <w:caps w:val="0"/>
-          <w:noProof/>
-          <w:kern w:val="2"/>
-          <w:szCs w:val="24"/>
-          <w14:ligatures w14:val="standardContextual"/>
-        </w:rPr>
-      </w:pPr>
-      <w:hyperlink w:anchor="_Toc213146888" w:history="1">
-        <w:r>
-          <w:rPr>
-            <w:rStyle w:val="Hipervnculo"/>
-            <w:noProof/>
-          </w:rPr>
-          <w:t>10. REFERENCIAS</w:t>
-        </w:r>
-        <w:r>
-          <w:rPr>
-            <w:noProof/>
-            <w:webHidden/>
-          </w:rPr>
-          <w:tab/>
-        </w:r>
-        <w:r>
-          <w:rPr>
-            <w:noProof/>
-            <w:webHidden/>
-          </w:rPr>
-          <w:fldChar w:fldCharType="begin"/>
-        </w:r>
-        <w:r>
-          <w:rPr>
-            <w:noProof/>
-            <w:webHidden/>
-          </w:rPr>
-          <w:instrText xml:space="preserve"> PAGEREF _Toc213146888 \h </w:instrText>
-        </w:r>
-        <w:r>
-          <w:rPr>
-            <w:noProof/>
-            <w:webHidden/>
-          </w:rPr>
-        </w:r>
-        <w:r>
-          <w:rPr>
-            <w:noProof/>
-            <w:webHidden/>
-          </w:rPr>
-          <w:fldChar w:fldCharType="separate"/>
-        </w:r>
-        <w:r>
-          <w:rPr>
-            <w:noProof/>
-            <w:webHidden/>
-          </w:rPr>
-          <w:t>52</w:t>
         </w:r>
         <w:r>
           <w:rPr>
@@ -4938,7 +4766,7 @@
       <w:r>
         <w:fldChar w:fldCharType="separate"/>
       </w:r>
-      <w:hyperlink w:anchor="_Toc212539442" w:history="1">
+      <w:hyperlink w:anchor="_Toc213698735" w:history="1">
         <w:r>
           <w:rPr>
             <w:rStyle w:val="Hipervnculo"/>
@@ -4965,7 +4793,7 @@
             <w:noProof/>
             <w:webHidden/>
           </w:rPr>
-          <w:instrText xml:space="preserve"> PAGEREF _Toc212539442 \h </w:instrText>
+          <w:instrText xml:space="preserve"> PAGEREF _Toc213698735 \h </w:instrText>
         </w:r>
         <w:r>
           <w:rPr>
@@ -5009,7 +4837,7 @@
           <w14:ligatures w14:val="standardContextual"/>
         </w:rPr>
       </w:pPr>
-      <w:hyperlink w:anchor="_Toc212539443" w:history="1">
+      <w:hyperlink w:anchor="_Toc213698736" w:history="1">
         <w:r>
           <w:rPr>
             <w:rStyle w:val="Hipervnculo"/>
@@ -5036,7 +4864,7 @@
             <w:noProof/>
             <w:webHidden/>
           </w:rPr>
-          <w:instrText xml:space="preserve"> PAGEREF _Toc212539443 \h </w:instrText>
+          <w:instrText xml:space="preserve"> PAGEREF _Toc213698736 \h </w:instrText>
         </w:r>
         <w:r>
           <w:rPr>
@@ -5078,7 +4906,7 @@
           <w14:ligatures w14:val="standardContextual"/>
         </w:rPr>
       </w:pPr>
-      <w:hyperlink w:anchor="_Toc212539444" w:history="1">
+      <w:hyperlink w:anchor="_Toc213698737" w:history="1">
         <w:r>
           <w:rPr>
             <w:rStyle w:val="Hipervnculo"/>
@@ -5105,7 +4933,7 @@
             <w:noProof/>
             <w:webHidden/>
           </w:rPr>
-          <w:instrText xml:space="preserve"> PAGEREF _Toc212539444 \h </w:instrText>
+          <w:instrText xml:space="preserve"> PAGEREF _Toc213698737 \h </w:instrText>
         </w:r>
         <w:r>
           <w:rPr>
@@ -5147,7 +4975,7 @@
           <w14:ligatures w14:val="standardContextual"/>
         </w:rPr>
       </w:pPr>
-      <w:hyperlink w:anchor="_Toc212539445" w:history="1">
+      <w:hyperlink w:anchor="_Toc213698738" w:history="1">
         <w:r>
           <w:rPr>
             <w:rStyle w:val="Hipervnculo"/>
@@ -5174,7 +5002,7 @@
             <w:noProof/>
             <w:webHidden/>
           </w:rPr>
-          <w:instrText xml:space="preserve"> PAGEREF _Toc212539445 \h </w:instrText>
+          <w:instrText xml:space="preserve"> PAGEREF _Toc213698738 \h </w:instrText>
         </w:r>
         <w:r>
           <w:rPr>
@@ -5216,7 +5044,7 @@
           <w14:ligatures w14:val="standardContextual"/>
         </w:rPr>
       </w:pPr>
-      <w:hyperlink w:anchor="_Toc212539446" w:history="1">
+      <w:hyperlink w:anchor="_Toc213698739" w:history="1">
         <w:r>
           <w:rPr>
             <w:rStyle w:val="Hipervnculo"/>
@@ -5243,7 +5071,7 @@
             <w:noProof/>
             <w:webHidden/>
           </w:rPr>
-          <w:instrText xml:space="preserve"> PAGEREF _Toc212539446 \h </w:instrText>
+          <w:instrText xml:space="preserve"> PAGEREF _Toc213698739 \h </w:instrText>
         </w:r>
         <w:r>
           <w:rPr>
@@ -5287,7 +5115,7 @@
           <w14:ligatures w14:val="standardContextual"/>
         </w:rPr>
       </w:pPr>
-      <w:hyperlink w:anchor="_Toc212539447" w:history="1">
+      <w:hyperlink w:anchor="_Toc213698740" w:history="1">
         <w:r>
           <w:rPr>
             <w:rStyle w:val="Hipervnculo"/>
@@ -5314,7 +5142,7 @@
             <w:noProof/>
             <w:webHidden/>
           </w:rPr>
-          <w:instrText xml:space="preserve"> PAGEREF _Toc212539447 \h </w:instrText>
+          <w:instrText xml:space="preserve"> PAGEREF _Toc213698740 \h </w:instrText>
         </w:r>
         <w:r>
           <w:rPr>
@@ -5358,7 +5186,7 @@
           <w14:ligatures w14:val="standardContextual"/>
         </w:rPr>
       </w:pPr>
-      <w:hyperlink w:anchor="_Toc212539449" w:history="1">
+      <w:hyperlink w:anchor="_Toc213698742" w:history="1">
         <w:r>
           <w:rPr>
             <w:rStyle w:val="Hipervnculo"/>
@@ -5385,7 +5213,7 @@
             <w:noProof/>
             <w:webHidden/>
           </w:rPr>
-          <w:instrText xml:space="preserve"> PAGEREF _Toc212539449 \h </w:instrText>
+          <w:instrText xml:space="preserve"> PAGEREF _Toc213698742 \h </w:instrText>
         </w:r>
         <w:r>
           <w:rPr>
@@ -5405,7 +5233,7 @@
             <w:noProof/>
             <w:webHidden/>
           </w:rPr>
-          <w:t>15</w:t>
+          <w:t>14</w:t>
         </w:r>
         <w:r>
           <w:rPr>
@@ -5429,7 +5257,7 @@
           <w14:ligatures w14:val="standardContextual"/>
         </w:rPr>
       </w:pPr>
-      <w:hyperlink w:anchor="_Toc212539455" w:history="1">
+      <w:hyperlink w:anchor="_Toc213698746" w:history="1">
         <w:r>
           <w:rPr>
             <w:rStyle w:val="Hipervnculo"/>
@@ -5456,7 +5284,7 @@
             <w:noProof/>
             <w:webHidden/>
           </w:rPr>
-          <w:instrText xml:space="preserve"> PAGEREF _Toc212539455 \h </w:instrText>
+          <w:instrText xml:space="preserve"> PAGEREF _Toc213698746 \h </w:instrText>
         </w:r>
         <w:r>
           <w:rPr>
@@ -5476,7 +5304,7 @@
             <w:noProof/>
             <w:webHidden/>
           </w:rPr>
-          <w:t>20</w:t>
+          <w:t>17</w:t>
         </w:r>
         <w:r>
           <w:rPr>
@@ -5498,7 +5326,7 @@
           <w14:ligatures w14:val="standardContextual"/>
         </w:rPr>
       </w:pPr>
-      <w:hyperlink w:anchor="_Toc212539456" w:history="1">
+      <w:hyperlink w:anchor="_Toc213698747" w:history="1">
         <w:r>
           <w:rPr>
             <w:rStyle w:val="Hipervnculo"/>
@@ -5525,7 +5353,7 @@
             <w:noProof/>
             <w:webHidden/>
           </w:rPr>
-          <w:instrText xml:space="preserve"> PAGEREF _Toc212539456 \h </w:instrText>
+          <w:instrText xml:space="preserve"> PAGEREF _Toc213698747 \h </w:instrText>
         </w:r>
         <w:r>
           <w:rPr>
@@ -5545,7 +5373,7 @@
             <w:noProof/>
             <w:webHidden/>
           </w:rPr>
-          <w:t>21</w:t>
+          <w:t>18</w:t>
         </w:r>
         <w:r>
           <w:rPr>
@@ -5567,7 +5395,7 @@
           <w14:ligatures w14:val="standardContextual"/>
         </w:rPr>
       </w:pPr>
-      <w:hyperlink w:anchor="_Toc212539457" w:history="1">
+      <w:hyperlink w:anchor="_Toc213698748" w:history="1">
         <w:r>
           <w:rPr>
             <w:rStyle w:val="Hipervnculo"/>
@@ -5594,7 +5422,7 @@
             <w:noProof/>
             <w:webHidden/>
           </w:rPr>
-          <w:instrText xml:space="preserve"> PAGEREF _Toc212539457 \h </w:instrText>
+          <w:instrText xml:space="preserve"> PAGEREF _Toc213698748 \h </w:instrText>
         </w:r>
         <w:r>
           <w:rPr>
@@ -5614,7 +5442,7 @@
             <w:noProof/>
             <w:webHidden/>
           </w:rPr>
-          <w:t>22</w:t>
+          <w:t>19</w:t>
         </w:r>
         <w:r>
           <w:rPr>
@@ -5636,13 +5464,13 @@
           <w14:ligatures w14:val="standardContextual"/>
         </w:rPr>
       </w:pPr>
-      <w:hyperlink w:anchor="_Toc212539458" w:history="1">
+      <w:hyperlink w:anchor="_Toc213698749" w:history="1">
         <w:r>
           <w:rPr>
             <w:rStyle w:val="Hipervnculo"/>
             <w:noProof/>
           </w:rPr>
-          <w:t>Figura 5.3 Caso de uso uso N°5.6, Imprimiendo informe de asistencia</w:t>
+          <w:t>Figura 5.7 Diagrama de componentes de EugCom</w:t>
         </w:r>
         <w:r>
           <w:rPr>
@@ -5663,7 +5491,7 @@
             <w:noProof/>
             <w:webHidden/>
           </w:rPr>
-          <w:instrText xml:space="preserve"> PAGEREF _Toc212539458 \h </w:instrText>
+          <w:instrText xml:space="preserve"> PAGEREF _Toc213698749 \h </w:instrText>
         </w:r>
         <w:r>
           <w:rPr>
@@ -5683,7 +5511,7 @@
             <w:noProof/>
             <w:webHidden/>
           </w:rPr>
-          <w:t>24</w:t>
+          <w:t>23</w:t>
         </w:r>
         <w:r>
           <w:rPr>
@@ -5705,13 +5533,13 @@
           <w14:ligatures w14:val="standardContextual"/>
         </w:rPr>
       </w:pPr>
-      <w:hyperlink w:anchor="_Toc212539459" w:history="1">
+      <w:hyperlink w:anchor="_Toc213698750" w:history="1">
         <w:r>
           <w:rPr>
             <w:rStyle w:val="Hipervnculo"/>
             <w:noProof/>
           </w:rPr>
-          <w:t>Figura 5.4 Caso de uso N°5.7, Visualizando informe diario de asistencia</w:t>
+          <w:t>Figura 5.8 Diagrama de despliegue de EugCOM</w:t>
         </w:r>
         <w:r>
           <w:rPr>
@@ -5732,7 +5560,7 @@
             <w:noProof/>
             <w:webHidden/>
           </w:rPr>
-          <w:instrText xml:space="preserve"> PAGEREF _Toc212539459 \h </w:instrText>
+          <w:instrText xml:space="preserve"> PAGEREF _Toc213698750 \h </w:instrText>
         </w:r>
         <w:r>
           <w:rPr>
@@ -5765,22 +5593,24 @@
     </w:p>
     <w:p>
       <w:pPr>
-        <w:pStyle w:val="TDC2"/>
+        <w:pStyle w:val="TDC1"/>
         <w:rPr>
           <w:rFonts w:asciiTheme="minorHAnsi" w:eastAsiaTheme="minorEastAsia" w:hAnsiTheme="minorHAnsi" w:cstheme="minorBidi"/>
+          <w:bCs w:val="0"/>
+          <w:caps w:val="0"/>
           <w:noProof/>
           <w:kern w:val="2"/>
           <w:szCs w:val="24"/>
           <w14:ligatures w14:val="standardContextual"/>
         </w:rPr>
       </w:pPr>
-      <w:hyperlink w:anchor="_Toc212539460" w:history="1">
+      <w:hyperlink w:anchor="_Toc213698751" w:history="1">
         <w:r>
           <w:rPr>
             <w:rStyle w:val="Hipervnculo"/>
             <w:noProof/>
           </w:rPr>
-          <w:t>Figura 5.5 Caso de uso N°6.7, Imprimiendo permisos seleccionados</w:t>
+          <w:t>6. MANUAL DE INSTALACIÓN Y NAVEGACIÓN</w:t>
         </w:r>
         <w:r>
           <w:rPr>
@@ -5801,7 +5631,7 @@
             <w:noProof/>
             <w:webHidden/>
           </w:rPr>
-          <w:instrText xml:space="preserve"> PAGEREF _Toc212539460 \h </w:instrText>
+          <w:instrText xml:space="preserve"> PAGEREF _Toc213698751 \h </w:instrText>
         </w:r>
         <w:r>
           <w:rPr>
@@ -5843,13 +5673,13 @@
           <w14:ligatures w14:val="standardContextual"/>
         </w:rPr>
       </w:pPr>
-      <w:hyperlink w:anchor="_Toc212539461" w:history="1">
+      <w:hyperlink w:anchor="_Toc213698753" w:history="1">
         <w:r>
           <w:rPr>
             <w:rStyle w:val="Hipervnculo"/>
             <w:noProof/>
           </w:rPr>
-          <w:t>Figura 5.6 Caso de uso N°6.8, Eliminando permisos</w:t>
+          <w:t>Figura 6.1 “Árbol de navegación EugCOM”</w:t>
         </w:r>
         <w:r>
           <w:rPr>
@@ -5870,7 +5700,7 @@
             <w:noProof/>
             <w:webHidden/>
           </w:rPr>
-          <w:instrText xml:space="preserve"> PAGEREF _Toc212539461 \h </w:instrText>
+          <w:instrText xml:space="preserve"> PAGEREF _Toc213698753 \h </w:instrText>
         </w:r>
         <w:r>
           <w:rPr>
@@ -5890,7 +5720,7 @@
             <w:noProof/>
             <w:webHidden/>
           </w:rPr>
-          <w:t>27</w:t>
+          <w:t>30</w:t>
         </w:r>
         <w:r>
           <w:rPr>
@@ -5912,13 +5742,13 @@
           <w14:ligatures w14:val="standardContextual"/>
         </w:rPr>
       </w:pPr>
-      <w:hyperlink w:anchor="_Toc212539462" w:history="1">
+      <w:hyperlink w:anchor="_Toc213698754" w:history="1">
         <w:r>
           <w:rPr>
             <w:rStyle w:val="Hipervnculo"/>
             <w:noProof/>
           </w:rPr>
-          <w:t>Figura 5.7 Diagrama de componentes de EugCom</w:t>
+          <w:t>Figura 6.2 “Vista navegación menú desplegable externa”</w:t>
         </w:r>
         <w:r>
           <w:rPr>
@@ -5939,7 +5769,7 @@
             <w:noProof/>
             <w:webHidden/>
           </w:rPr>
-          <w:instrText xml:space="preserve"> PAGEREF _Toc212539462 \h </w:instrText>
+          <w:instrText xml:space="preserve"> PAGEREF _Toc213698754 \h </w:instrText>
         </w:r>
         <w:r>
           <w:rPr>
@@ -5959,7 +5789,7 @@
             <w:noProof/>
             <w:webHidden/>
           </w:rPr>
-          <w:t>29</w:t>
+          <w:t>31</w:t>
         </w:r>
         <w:r>
           <w:rPr>
@@ -5972,22 +5802,24 @@
     </w:p>
     <w:p>
       <w:pPr>
-        <w:pStyle w:val="TDC2"/>
+        <w:pStyle w:val="TDC1"/>
         <w:rPr>
           <w:rFonts w:asciiTheme="minorHAnsi" w:eastAsiaTheme="minorEastAsia" w:hAnsiTheme="minorHAnsi" w:cstheme="minorBidi"/>
+          <w:bCs w:val="0"/>
+          <w:caps w:val="0"/>
           <w:noProof/>
           <w:kern w:val="2"/>
           <w:szCs w:val="24"/>
           <w14:ligatures w14:val="standardContextual"/>
         </w:rPr>
       </w:pPr>
-      <w:hyperlink w:anchor="_Toc212539463" w:history="1">
+      <w:hyperlink w:anchor="_Toc213698755" w:history="1">
         <w:r>
           <w:rPr>
             <w:rStyle w:val="Hipervnculo"/>
             <w:noProof/>
           </w:rPr>
-          <w:t>Figura 5.8 Diagrama de despliegue de EugCOM</w:t>
+          <w:t>7. PRUEBAS UNITARIAS</w:t>
         </w:r>
         <w:r>
           <w:rPr>
@@ -6008,7 +5840,7 @@
             <w:noProof/>
             <w:webHidden/>
           </w:rPr>
-          <w:instrText xml:space="preserve"> PAGEREF _Toc212539463 \h </w:instrText>
+          <w:instrText xml:space="preserve"> PAGEREF _Toc213698755 \h </w:instrText>
         </w:r>
         <w:r>
           <w:rPr>
@@ -6028,7 +5860,145 @@
             <w:noProof/>
             <w:webHidden/>
           </w:rPr>
-          <w:t>31</w:t>
+          <w:t>32</w:t>
+        </w:r>
+        <w:r>
+          <w:rPr>
+            <w:noProof/>
+            <w:webHidden/>
+          </w:rPr>
+          <w:fldChar w:fldCharType="end"/>
+        </w:r>
+      </w:hyperlink>
+    </w:p>
+    <w:p>
+      <w:pPr>
+        <w:pStyle w:val="TDC2"/>
+        <w:rPr>
+          <w:rFonts w:asciiTheme="minorHAnsi" w:eastAsiaTheme="minorEastAsia" w:hAnsiTheme="minorHAnsi" w:cstheme="minorBidi"/>
+          <w:noProof/>
+          <w:kern w:val="2"/>
+          <w:szCs w:val="24"/>
+          <w14:ligatures w14:val="standardContextual"/>
+        </w:rPr>
+      </w:pPr>
+      <w:hyperlink w:anchor="_Toc213698757" w:history="1">
+        <w:r>
+          <w:rPr>
+            <w:rStyle w:val="Hipervnculo"/>
+            <w:noProof/>
+          </w:rPr>
+          <w:t>Figura 7.1 “Captura de pantalla de prueba 1-2-3 caso de uso N°7.1”</w:t>
+        </w:r>
+        <w:r>
+          <w:rPr>
+            <w:noProof/>
+            <w:webHidden/>
+          </w:rPr>
+          <w:tab/>
+        </w:r>
+        <w:r>
+          <w:rPr>
+            <w:noProof/>
+            <w:webHidden/>
+          </w:rPr>
+          <w:fldChar w:fldCharType="begin"/>
+        </w:r>
+        <w:r>
+          <w:rPr>
+            <w:noProof/>
+            <w:webHidden/>
+          </w:rPr>
+          <w:instrText xml:space="preserve"> PAGEREF _Toc213698757 \h </w:instrText>
+        </w:r>
+        <w:r>
+          <w:rPr>
+            <w:noProof/>
+            <w:webHidden/>
+          </w:rPr>
+        </w:r>
+        <w:r>
+          <w:rPr>
+            <w:noProof/>
+            <w:webHidden/>
+          </w:rPr>
+          <w:fldChar w:fldCharType="separate"/>
+        </w:r>
+        <w:r>
+          <w:rPr>
+            <w:noProof/>
+            <w:webHidden/>
+          </w:rPr>
+          <w:t>34</w:t>
+        </w:r>
+        <w:r>
+          <w:rPr>
+            <w:noProof/>
+            <w:webHidden/>
+          </w:rPr>
+          <w:fldChar w:fldCharType="end"/>
+        </w:r>
+      </w:hyperlink>
+    </w:p>
+    <w:p>
+      <w:pPr>
+        <w:pStyle w:val="TDC2"/>
+        <w:rPr>
+          <w:rFonts w:asciiTheme="minorHAnsi" w:eastAsiaTheme="minorEastAsia" w:hAnsiTheme="minorHAnsi" w:cstheme="minorBidi"/>
+          <w:noProof/>
+          <w:kern w:val="2"/>
+          <w:szCs w:val="24"/>
+          <w14:ligatures w14:val="standardContextual"/>
+        </w:rPr>
+      </w:pPr>
+      <w:hyperlink w:anchor="_Toc213698759" w:history="1">
+        <w:r>
+          <w:rPr>
+            <w:rStyle w:val="Hipervnculo"/>
+            <w:noProof/>
+          </w:rPr>
+          <w:t>Figura 7.2 “Captura de pantalla de prueba 1-2-3 caso de uso N°7.3”</w:t>
+        </w:r>
+        <w:r>
+          <w:rPr>
+            <w:noProof/>
+            <w:webHidden/>
+          </w:rPr>
+          <w:tab/>
+        </w:r>
+        <w:r>
+          <w:rPr>
+            <w:noProof/>
+            <w:webHidden/>
+          </w:rPr>
+          <w:fldChar w:fldCharType="begin"/>
+        </w:r>
+        <w:r>
+          <w:rPr>
+            <w:noProof/>
+            <w:webHidden/>
+          </w:rPr>
+          <w:instrText xml:space="preserve"> PAGEREF _Toc213698759 \h </w:instrText>
+        </w:r>
+        <w:r>
+          <w:rPr>
+            <w:noProof/>
+            <w:webHidden/>
+          </w:rPr>
+        </w:r>
+        <w:r>
+          <w:rPr>
+            <w:noProof/>
+            <w:webHidden/>
+          </w:rPr>
+          <w:fldChar w:fldCharType="separate"/>
+        </w:r>
+        <w:r>
+          <w:rPr>
+            <w:noProof/>
+            <w:webHidden/>
+          </w:rPr>
+          <w:t>37</w:t>
         </w:r>
         <w:r>
           <w:rPr>
@@ -6052,13 +6022,13 @@
           <w14:ligatures w14:val="standardContextual"/>
         </w:rPr>
       </w:pPr>
-      <w:hyperlink w:anchor="_Toc212539464" w:history="1">
+      <w:hyperlink w:anchor="_Toc213698760" w:history="1">
         <w:r>
           <w:rPr>
             <w:rStyle w:val="Hipervnculo"/>
             <w:noProof/>
           </w:rPr>
-          <w:t>6. MANUAL DE INSTALACIÓN Y NAVEGACIÓN</w:t>
+          <w:t>8. SPRINT REVIEW</w:t>
         </w:r>
         <w:r>
           <w:rPr>
@@ -6079,7 +6049,7 @@
             <w:noProof/>
             <w:webHidden/>
           </w:rPr>
-          <w:instrText xml:space="preserve"> PAGEREF _Toc212539464 \h </w:instrText>
+          <w:instrText xml:space="preserve"> PAGEREF _Toc213698760 \h </w:instrText>
         </w:r>
         <w:r>
           <w:rPr>
@@ -6099,7 +6069,7 @@
             <w:noProof/>
             <w:webHidden/>
           </w:rPr>
-          <w:t>32</w:t>
+          <w:t>38</w:t>
         </w:r>
         <w:r>
           <w:rPr>
@@ -6121,13 +6091,13 @@
           <w14:ligatures w14:val="standardContextual"/>
         </w:rPr>
       </w:pPr>
-      <w:hyperlink w:anchor="_Toc212539466" w:history="1">
+      <w:hyperlink w:anchor="_Toc213698763" w:history="1">
         <w:r>
           <w:rPr>
             <w:rStyle w:val="Hipervnculo"/>
             <w:noProof/>
           </w:rPr>
-          <w:t>Figura 6.1 “Árbol de navegación EugCOM”</w:t>
+          <w:t>Figura 8.1 Gráfica Burn-Down del esfuerzo del equipo</w:t>
         </w:r>
         <w:r>
           <w:rPr>
@@ -6148,7 +6118,7 @@
             <w:noProof/>
             <w:webHidden/>
           </w:rPr>
-          <w:instrText xml:space="preserve"> PAGEREF _Toc212539466 \h </w:instrText>
+          <w:instrText xml:space="preserve"> PAGEREF _Toc213698763 \h </w:instrText>
         </w:r>
         <w:r>
           <w:rPr>
@@ -6168,7 +6138,7 @@
             <w:noProof/>
             <w:webHidden/>
           </w:rPr>
-          <w:t>36</w:t>
+          <w:t>39</w:t>
         </w:r>
         <w:r>
           <w:rPr>
@@ -6190,13 +6160,13 @@
           <w14:ligatures w14:val="standardContextual"/>
         </w:rPr>
       </w:pPr>
-      <w:hyperlink w:anchor="_Toc212539467" w:history="1">
+      <w:hyperlink w:anchor="_Toc213698764" w:history="1">
         <w:r>
           <w:rPr>
             <w:rStyle w:val="Hipervnculo"/>
             <w:noProof/>
           </w:rPr>
-          <w:t>Figura 6.2 “Vista navegación menú desplegable externa”</w:t>
+          <w:t>Figura 8.2 Gráfica Burn-Up del esfuerzo del equipo</w:t>
         </w:r>
         <w:r>
           <w:rPr>
@@ -6217,7 +6187,7 @@
             <w:noProof/>
             <w:webHidden/>
           </w:rPr>
-          <w:instrText xml:space="preserve"> PAGEREF _Toc212539467 \h </w:instrText>
+          <w:instrText xml:space="preserve"> PAGEREF _Toc213698764 \h </w:instrText>
         </w:r>
         <w:r>
           <w:rPr>
@@ -6237,7 +6207,76 @@
             <w:noProof/>
             <w:webHidden/>
           </w:rPr>
-          <w:t>37</w:t>
+          <w:t>40</w:t>
+        </w:r>
+        <w:r>
+          <w:rPr>
+            <w:noProof/>
+            <w:webHidden/>
+          </w:rPr>
+          <w:fldChar w:fldCharType="end"/>
+        </w:r>
+      </w:hyperlink>
+    </w:p>
+    <w:p>
+      <w:pPr>
+        <w:pStyle w:val="TDC2"/>
+        <w:rPr>
+          <w:rFonts w:asciiTheme="minorHAnsi" w:eastAsiaTheme="minorEastAsia" w:hAnsiTheme="minorHAnsi" w:cstheme="minorBidi"/>
+          <w:noProof/>
+          <w:kern w:val="2"/>
+          <w:szCs w:val="24"/>
+          <w14:ligatures w14:val="standardContextual"/>
+        </w:rPr>
+      </w:pPr>
+      <w:hyperlink w:anchor="_Toc213698765" w:history="1">
+        <w:r>
+          <w:rPr>
+            <w:rStyle w:val="Hipervnculo"/>
+            <w:noProof/>
+          </w:rPr>
+          <w:t>Figura 8.3 Velocidad del equipo</w:t>
+        </w:r>
+        <w:r>
+          <w:rPr>
+            <w:noProof/>
+            <w:webHidden/>
+          </w:rPr>
+          <w:tab/>
+        </w:r>
+        <w:r>
+          <w:rPr>
+            <w:noProof/>
+            <w:webHidden/>
+          </w:rPr>
+          <w:fldChar w:fldCharType="begin"/>
+        </w:r>
+        <w:r>
+          <w:rPr>
+            <w:noProof/>
+            <w:webHidden/>
+          </w:rPr>
+          <w:instrText xml:space="preserve"> PAGEREF _Toc213698765 \h </w:instrText>
+        </w:r>
+        <w:r>
+          <w:rPr>
+            <w:noProof/>
+            <w:webHidden/>
+          </w:rPr>
+        </w:r>
+        <w:r>
+          <w:rPr>
+            <w:noProof/>
+            <w:webHidden/>
+          </w:rPr>
+          <w:fldChar w:fldCharType="separate"/>
+        </w:r>
+        <w:r>
+          <w:rPr>
+            <w:noProof/>
+            <w:webHidden/>
+          </w:rPr>
+          <w:t>41</w:t>
         </w:r>
         <w:r>
           <w:rPr>
@@ -6261,16 +6300,17 @@
           <w14:ligatures w14:val="standardContextual"/>
         </w:rPr>
       </w:pPr>
-      <w:hyperlink w:anchor="_Toc212539468" w:history="1">
+      <w:hyperlink w:anchor="_Toc213698767" w:history="1">
         <w:r>
           <w:rPr>
             <w:rStyle w:val="Hipervnculo"/>
             <w:noProof/>
           </w:rPr>
-          <w:t>7. PRUEBAS UNITARIAS</w:t>
-        </w:r>
-        <w:r>
-          <w:rPr>
+          <w:t>9. ANEXO</w:t>
+        </w:r>
+        <w:r>
+          <w:rPr>
+            <w:rStyle w:val="Hipervnculo"/>
             <w:noProof/>
             <w:webHidden/>
           </w:rPr>
@@ -6281,6 +6321,13 @@
             <w:noProof/>
             <w:webHidden/>
           </w:rPr>
+          <w:tab/>
+        </w:r>
+        <w:r>
+          <w:rPr>
+            <w:noProof/>
+            <w:webHidden/>
+          </w:rPr>
           <w:fldChar w:fldCharType="begin"/>
         </w:r>
         <w:r>
@@ -6288,7 +6335,7 @@
             <w:noProof/>
             <w:webHidden/>
           </w:rPr>
-          <w:instrText xml:space="preserve"> PAGEREF _Toc212539468 \h </w:instrText>
+          <w:instrText xml:space="preserve"> PAGEREF _Toc213698767 \h </w:instrText>
         </w:r>
         <w:r>
           <w:rPr>
@@ -6308,7 +6355,7 @@
             <w:noProof/>
             <w:webHidden/>
           </w:rPr>
-          <w:t>38</w:t>
+          <w:t>44</w:t>
         </w:r>
         <w:r>
           <w:rPr>
@@ -6321,22 +6368,24 @@
     </w:p>
     <w:p>
       <w:pPr>
-        <w:pStyle w:val="TDC2"/>
+        <w:pStyle w:val="TDC1"/>
         <w:rPr>
           <w:rFonts w:asciiTheme="minorHAnsi" w:eastAsiaTheme="minorEastAsia" w:hAnsiTheme="minorHAnsi" w:cstheme="minorBidi"/>
+          <w:bCs w:val="0"/>
+          <w:caps w:val="0"/>
           <w:noProof/>
           <w:kern w:val="2"/>
           <w:szCs w:val="24"/>
           <w14:ligatures w14:val="standardContextual"/>
         </w:rPr>
       </w:pPr>
-      <w:hyperlink w:anchor="_Toc212539470" w:history="1">
+      <w:hyperlink w:anchor="_Toc213698768" w:history="1">
         <w:r>
           <w:rPr>
             <w:rStyle w:val="Hipervnculo"/>
             <w:noProof/>
           </w:rPr>
-          <w:t>Figura 7.1 “Captura de pantalla de prueba 1-2-3 caso de uso N°5.6”</w:t>
+          <w:t>10. REFERENCIAS</w:t>
         </w:r>
         <w:r>
           <w:rPr>
@@ -6357,7 +6406,7 @@
             <w:noProof/>
             <w:webHidden/>
           </w:rPr>
-          <w:instrText xml:space="preserve"> PAGEREF _Toc212539470 \h </w:instrText>
+          <w:instrText xml:space="preserve"> PAGEREF _Toc213698768 \h </w:instrText>
         </w:r>
         <w:r>
           <w:rPr>
@@ -6377,7 +6426,7 @@
             <w:noProof/>
             <w:webHidden/>
           </w:rPr>
-          <w:t>40</w:t>
+          <w:t>50</w:t>
         </w:r>
         <w:r>
           <w:rPr>
@@ -6390,22 +6439,76 @@
     </w:p>
     <w:p>
       <w:pPr>
-        <w:pStyle w:val="TDC2"/>
+        <w:spacing w:line="278" w:lineRule="auto"/>
+        <w:ind w:firstLine="0"/>
+        <w:jc w:val="left"/>
+      </w:pPr>
+      <w:r>
+        <w:fldChar w:fldCharType="end"/>
+      </w:r>
+    </w:p>
+    <w:p>
+      <w:pPr>
+        <w:ind w:firstLine="0"/>
+        <w:rPr>
+          <w:b/>
+          <w:bCs/>
+        </w:rPr>
+      </w:pPr>
+      <w:r>
+        <w:rPr>
+          <w:b/>
+          <w:bCs/>
+        </w:rPr>
+        <w:lastRenderedPageBreak/>
+        <w:t>Í</w:t>
+      </w:r>
+      <w:r>
+        <w:rPr>
+          <w:b/>
+          <w:bCs/>
+        </w:rPr>
+        <w:t>NDICE DE TABLAS</w:t>
+      </w:r>
+    </w:p>
+    <w:p>
+      <w:pPr>
+        <w:ind w:firstLine="0"/>
+        <w:rPr>
+          <w:b/>
+          <w:bCs/>
+        </w:rPr>
+      </w:pPr>
+    </w:p>
+    <w:p>
+      <w:pPr>
+        <w:pStyle w:val="TDC1"/>
         <w:rPr>
           <w:rFonts w:asciiTheme="minorHAnsi" w:eastAsiaTheme="minorEastAsia" w:hAnsiTheme="minorHAnsi" w:cstheme="minorBidi"/>
+          <w:bCs w:val="0"/>
+          <w:caps w:val="0"/>
           <w:noProof/>
           <w:kern w:val="2"/>
           <w:szCs w:val="24"/>
           <w14:ligatures w14:val="standardContextual"/>
         </w:rPr>
       </w:pPr>
-      <w:hyperlink w:anchor="_Toc212539472" w:history="1">
+      <w:r>
+        <w:fldChar w:fldCharType="begin"/>
+      </w:r>
+      <w:r>
+        <w:instrText xml:space="preserve"> TOC \o "1-1" \h \z \t "Descripción;2" </w:instrText>
+      </w:r>
+      <w:r>
+        <w:fldChar w:fldCharType="separate"/>
+      </w:r>
+      <w:hyperlink w:anchor="_Toc213698769" w:history="1">
         <w:r>
           <w:rPr>
             <w:rStyle w:val="Hipervnculo"/>
             <w:noProof/>
           </w:rPr>
-          <w:t>Figura 7.2 “Captura de pantalla de prueba 1-2-3 caso de uso N°5.6”</w:t>
+          <w:t>1. INTRODUCCIÓN</w:t>
         </w:r>
         <w:r>
           <w:rPr>
@@ -6426,7 +6529,7 @@
             <w:noProof/>
             <w:webHidden/>
           </w:rPr>
-          <w:instrText xml:space="preserve"> PAGEREF _Toc212539472 \h </w:instrText>
+          <w:instrText xml:space="preserve"> PAGEREF _Toc213698769 \h </w:instrText>
         </w:r>
         <w:r>
           <w:rPr>
@@ -6446,7 +6549,7 @@
             <w:noProof/>
             <w:webHidden/>
           </w:rPr>
-          <w:t>44</w:t>
+          <w:t>6</w:t>
         </w:r>
         <w:r>
           <w:rPr>
@@ -6459,22 +6562,24 @@
     </w:p>
     <w:p>
       <w:pPr>
-        <w:pStyle w:val="TDC2"/>
+        <w:pStyle w:val="TDC1"/>
         <w:rPr>
           <w:rFonts w:asciiTheme="minorHAnsi" w:eastAsiaTheme="minorEastAsia" w:hAnsiTheme="minorHAnsi" w:cstheme="minorBidi"/>
+          <w:bCs w:val="0"/>
+          <w:caps w:val="0"/>
           <w:noProof/>
           <w:kern w:val="2"/>
           <w:szCs w:val="24"/>
           <w14:ligatures w14:val="standardContextual"/>
         </w:rPr>
       </w:pPr>
-      <w:hyperlink w:anchor="_Toc212539474" w:history="1">
+      <w:hyperlink w:anchor="_Toc213698770" w:history="1">
         <w:r>
           <w:rPr>
             <w:rStyle w:val="Hipervnculo"/>
             <w:noProof/>
           </w:rPr>
-          <w:t>Figura 7.3 “Captura de pantalla de prueba 1-2-3 caso de uso N°6.7”</w:t>
+          <w:t>2. PROPUESTA DE SOLUCIÓN E INCREMENTO DONDE SE ESPECIFICA EL INCREMENTO</w:t>
         </w:r>
         <w:r>
           <w:rPr>
@@ -6495,7 +6600,7 @@
             <w:noProof/>
             <w:webHidden/>
           </w:rPr>
-          <w:instrText xml:space="preserve"> PAGEREF _Toc212539474 \h </w:instrText>
+          <w:instrText xml:space="preserve"> PAGEREF _Toc213698770 \h </w:instrText>
         </w:r>
         <w:r>
           <w:rPr>
@@ -6515,7 +6620,7 @@
             <w:noProof/>
             <w:webHidden/>
           </w:rPr>
-          <w:t>48</w:t>
+          <w:t>8</w:t>
         </w:r>
         <w:r>
           <w:rPr>
@@ -6528,22 +6633,24 @@
     </w:p>
     <w:p>
       <w:pPr>
-        <w:pStyle w:val="TDC2"/>
+        <w:pStyle w:val="TDC1"/>
         <w:rPr>
           <w:rFonts w:asciiTheme="minorHAnsi" w:eastAsiaTheme="minorEastAsia" w:hAnsiTheme="minorHAnsi" w:cstheme="minorBidi"/>
+          <w:bCs w:val="0"/>
+          <w:caps w:val="0"/>
           <w:noProof/>
           <w:kern w:val="2"/>
           <w:szCs w:val="24"/>
           <w14:ligatures w14:val="standardContextual"/>
         </w:rPr>
       </w:pPr>
-      <w:hyperlink w:anchor="_Toc212539476" w:history="1">
+      <w:hyperlink w:anchor="_Toc213698774" w:history="1">
         <w:r>
           <w:rPr>
             <w:rStyle w:val="Hipervnculo"/>
             <w:noProof/>
           </w:rPr>
-          <w:t>Figura 7.4 “Captura de pantalla de prueba 1-2-3 caso de uso N°6.8”</w:t>
+          <w:t>3. PRODUCT BACKLOG</w:t>
         </w:r>
         <w:r>
           <w:rPr>
@@ -6564,7 +6671,7 @@
             <w:noProof/>
             <w:webHidden/>
           </w:rPr>
-          <w:instrText xml:space="preserve"> PAGEREF _Toc212539476 \h </w:instrText>
+          <w:instrText xml:space="preserve"> PAGEREF _Toc213698774 \h </w:instrText>
         </w:r>
         <w:r>
           <w:rPr>
@@ -6584,7 +6691,76 @@
             <w:noProof/>
             <w:webHidden/>
           </w:rPr>
-          <w:t>52</w:t>
+          <w:t>13</w:t>
+        </w:r>
+        <w:r>
+          <w:rPr>
+            <w:noProof/>
+            <w:webHidden/>
+          </w:rPr>
+          <w:fldChar w:fldCharType="end"/>
+        </w:r>
+      </w:hyperlink>
+    </w:p>
+    <w:p>
+      <w:pPr>
+        <w:pStyle w:val="TDC2"/>
+        <w:rPr>
+          <w:rFonts w:asciiTheme="minorHAnsi" w:eastAsiaTheme="minorEastAsia" w:hAnsiTheme="minorHAnsi" w:cstheme="minorBidi"/>
+          <w:noProof/>
+          <w:kern w:val="2"/>
+          <w:szCs w:val="24"/>
+          <w14:ligatures w14:val="standardContextual"/>
+        </w:rPr>
+      </w:pPr>
+      <w:hyperlink w:anchor="_Toc213698775" w:history="1">
+        <w:r>
+          <w:rPr>
+            <w:rStyle w:val="Hipervnculo"/>
+            <w:noProof/>
+          </w:rPr>
+          <w:t>Tabla 3.1 Product backlog</w:t>
+        </w:r>
+        <w:r>
+          <w:rPr>
+            <w:noProof/>
+            <w:webHidden/>
+          </w:rPr>
+          <w:tab/>
+        </w:r>
+        <w:r>
+          <w:rPr>
+            <w:noProof/>
+            <w:webHidden/>
+          </w:rPr>
+          <w:fldChar w:fldCharType="begin"/>
+        </w:r>
+        <w:r>
+          <w:rPr>
+            <w:noProof/>
+            <w:webHidden/>
+          </w:rPr>
+          <w:instrText xml:space="preserve"> PAGEREF _Toc213698775 \h </w:instrText>
+        </w:r>
+        <w:r>
+          <w:rPr>
+            <w:noProof/>
+            <w:webHidden/>
+          </w:rPr>
+        </w:r>
+        <w:r>
+          <w:rPr>
+            <w:noProof/>
+            <w:webHidden/>
+          </w:rPr>
+          <w:fldChar w:fldCharType="separate"/>
+        </w:r>
+        <w:r>
+          <w:rPr>
+            <w:noProof/>
+            <w:webHidden/>
+          </w:rPr>
+          <w:t>13</w:t>
         </w:r>
         <w:r>
           <w:rPr>
@@ -6608,13 +6784,13 @@
           <w14:ligatures w14:val="standardContextual"/>
         </w:rPr>
       </w:pPr>
-      <w:hyperlink w:anchor="_Toc212539477" w:history="1">
+      <w:hyperlink w:anchor="_Toc213698776" w:history="1">
         <w:r>
           <w:rPr>
             <w:rStyle w:val="Hipervnculo"/>
             <w:noProof/>
           </w:rPr>
-          <w:t>8. SPRINT REVIEW</w:t>
+          <w:t>4. SPRINT BACKLOG Y VISTA EXTERNA</w:t>
         </w:r>
         <w:r>
           <w:rPr>
@@ -6635,7 +6811,7 @@
             <w:noProof/>
             <w:webHidden/>
           </w:rPr>
-          <w:instrText xml:space="preserve"> PAGEREF _Toc212539477 \h </w:instrText>
+          <w:instrText xml:space="preserve"> PAGEREF _Toc213698776 \h </w:instrText>
         </w:r>
         <w:r>
           <w:rPr>
@@ -6655,7 +6831,7 @@
             <w:noProof/>
             <w:webHidden/>
           </w:rPr>
-          <w:t>54</w:t>
+          <w:t>14</w:t>
         </w:r>
         <w:r>
           <w:rPr>
@@ -6677,13 +6853,13 @@
           <w14:ligatures w14:val="standardContextual"/>
         </w:rPr>
       </w:pPr>
-      <w:hyperlink w:anchor="_Toc212539480" w:history="1">
+      <w:hyperlink w:anchor="_Toc213698777" w:history="1">
         <w:r>
           <w:rPr>
             <w:rStyle w:val="Hipervnculo"/>
             <w:noProof/>
           </w:rPr>
-          <w:t>Figura 8.1 Gráfica Burn-Down del esfuerzo del equipo</w:t>
+          <w:t>Tabla 4.1 Sprint backlog</w:t>
         </w:r>
         <w:r>
           <w:rPr>
@@ -6704,7 +6880,7 @@
             <w:noProof/>
             <w:webHidden/>
           </w:rPr>
-          <w:instrText xml:space="preserve"> PAGEREF _Toc212539480 \h </w:instrText>
+          <w:instrText xml:space="preserve"> PAGEREF _Toc213698777 \h </w:instrText>
         </w:r>
         <w:r>
           <w:rPr>
@@ -6724,7 +6900,7 @@
             <w:noProof/>
             <w:webHidden/>
           </w:rPr>
-          <w:t>55</w:t>
+          <w:t>14</w:t>
         </w:r>
         <w:r>
           <w:rPr>
@@ -6746,13 +6922,13 @@
           <w14:ligatures w14:val="standardContextual"/>
         </w:rPr>
       </w:pPr>
-      <w:hyperlink w:anchor="_Toc212539481" w:history="1">
+      <w:hyperlink w:anchor="_Toc213698778" w:history="1">
         <w:r>
           <w:rPr>
             <w:rStyle w:val="Hipervnculo"/>
             <w:noProof/>
           </w:rPr>
-          <w:t>Figura 8.2 Gráfica Burn-Up del esfuerzo del equipo</w:t>
+          <w:t>Tabla 4.2 Caso de uso N°7.1, Generando gráfico con métricas de asistencia</w:t>
         </w:r>
         <w:r>
           <w:rPr>
@@ -6773,7 +6949,7 @@
             <w:noProof/>
             <w:webHidden/>
           </w:rPr>
-          <w:instrText xml:space="preserve"> PAGEREF _Toc212539481 \h </w:instrText>
+          <w:instrText xml:space="preserve"> PAGEREF _Toc213698778 \h </w:instrText>
         </w:r>
         <w:r>
           <w:rPr>
@@ -6793,7 +6969,7 @@
             <w:noProof/>
             <w:webHidden/>
           </w:rPr>
-          <w:t>57</w:t>
+          <w:t>15</w:t>
         </w:r>
         <w:r>
           <w:rPr>
@@ -6815,13 +6991,13 @@
           <w14:ligatures w14:val="standardContextual"/>
         </w:rPr>
       </w:pPr>
-      <w:hyperlink w:anchor="_Toc212539482" w:history="1">
+      <w:hyperlink w:anchor="_Toc213698779" w:history="1">
         <w:r>
           <w:rPr>
             <w:rStyle w:val="Hipervnculo"/>
             <w:noProof/>
           </w:rPr>
-          <w:t>Figura 8.3 Velocidad del equipo</w:t>
+          <w:t>Tabla 4.3 Caso de uso N°7.3, visualizando lista con empleados inasistentes</w:t>
         </w:r>
         <w:r>
           <w:rPr>
@@ -6842,7 +7018,7 @@
             <w:noProof/>
             <w:webHidden/>
           </w:rPr>
-          <w:instrText xml:space="preserve"> PAGEREF _Toc212539482 \h </w:instrText>
+          <w:instrText xml:space="preserve"> PAGEREF _Toc213698779 \h </w:instrText>
         </w:r>
         <w:r>
           <w:rPr>
@@ -6862,7 +7038,7 @@
             <w:noProof/>
             <w:webHidden/>
           </w:rPr>
-          <w:t>58</w:t>
+          <w:t>16</w:t>
         </w:r>
         <w:r>
           <w:rPr>
@@ -6886,13 +7062,13 @@
           <w14:ligatures w14:val="standardContextual"/>
         </w:rPr>
       </w:pPr>
-      <w:hyperlink w:anchor="_Toc212539484" w:history="1">
+      <w:hyperlink w:anchor="_Toc213698780" w:history="1">
         <w:r>
           <w:rPr>
             <w:rStyle w:val="Hipervnculo"/>
             <w:noProof/>
           </w:rPr>
-          <w:t>9. ANEXO</w:t>
+          <w:t>5. SPRINT VISTAS</w:t>
         </w:r>
         <w:r>
           <w:rPr>
@@ -6906,13 +7082,6 @@
             <w:noProof/>
             <w:webHidden/>
           </w:rPr>
-          <w:tab/>
-        </w:r>
-        <w:r>
-          <w:rPr>
-            <w:noProof/>
-            <w:webHidden/>
-          </w:rPr>
           <w:fldChar w:fldCharType="begin"/>
         </w:r>
         <w:r>
@@ -6920,7 +7089,7 @@
             <w:noProof/>
             <w:webHidden/>
           </w:rPr>
-          <w:instrText xml:space="preserve"> PAGEREF _Toc212539484 \h </w:instrText>
+          <w:instrText xml:space="preserve"> PAGEREF _Toc213698780 \h </w:instrText>
         </w:r>
         <w:r>
           <w:rPr>
@@ -6940,7 +7109,7 @@
             <w:noProof/>
             <w:webHidden/>
           </w:rPr>
-          <w:t>60</w:t>
+          <w:t>17</w:t>
         </w:r>
         <w:r>
           <w:rPr>
@@ -6964,13 +7133,13 @@
           <w14:ligatures w14:val="standardContextual"/>
         </w:rPr>
       </w:pPr>
-      <w:hyperlink w:anchor="_Toc212539485" w:history="1">
+      <w:hyperlink w:anchor="_Toc213698785" w:history="1">
         <w:r>
           <w:rPr>
             <w:rStyle w:val="Hipervnculo"/>
             <w:noProof/>
           </w:rPr>
-          <w:t>10. REFERENCIAS</w:t>
+          <w:t>6. MANUAL DE INSTALACIÓN Y NAVEGACIÓN</w:t>
         </w:r>
         <w:r>
           <w:rPr>
@@ -6991,7 +7160,7 @@
             <w:noProof/>
             <w:webHidden/>
           </w:rPr>
-          <w:instrText xml:space="preserve"> PAGEREF _Toc212539485 \h </w:instrText>
+          <w:instrText xml:space="preserve"> PAGEREF _Toc213698785 \h </w:instrText>
         </w:r>
         <w:r>
           <w:rPr>
@@ -7011,7 +7180,7 @@
             <w:noProof/>
             <w:webHidden/>
           </w:rPr>
-          <w:t>70</w:t>
+          <w:t>26</w:t>
         </w:r>
         <w:r>
           <w:rPr>
@@ -7024,75 +7193,72 @@
     </w:p>
     <w:p>
       <w:pPr>
-        <w:spacing w:line="278" w:lineRule="auto"/>
-        <w:ind w:firstLine="0"/>
-        <w:jc w:val="left"/>
-      </w:pPr>
-      <w:r>
-        <w:fldChar w:fldCharType="end"/>
-      </w:r>
-    </w:p>
-    <w:p>
-      <w:pPr>
-        <w:spacing w:line="278" w:lineRule="auto"/>
-        <w:ind w:firstLine="0"/>
-        <w:jc w:val="left"/>
-        <w:rPr>
-          <w:b/>
-          <w:bCs/>
-        </w:rPr>
-      </w:pPr>
-    </w:p>
-    <w:p>
-      <w:pPr>
-        <w:spacing w:line="278" w:lineRule="auto"/>
-        <w:ind w:firstLine="0"/>
-        <w:jc w:val="left"/>
-        <w:rPr>
-          <w:b/>
-          <w:bCs/>
-        </w:rPr>
-      </w:pPr>
-      <w:r>
-        <w:rPr>
-          <w:b/>
-          <w:bCs/>
-        </w:rPr>
-        <w:br w:type="page"/>
-      </w:r>
-    </w:p>
-    <w:p>
-      <w:pPr>
-        <w:ind w:firstLine="0"/>
-        <w:rPr>
-          <w:b/>
-          <w:bCs/>
-        </w:rPr>
-      </w:pPr>
-      <w:r>
-        <w:rPr>
-          <w:b/>
-          <w:bCs/>
-        </w:rPr>
-        <w:lastRenderedPageBreak/>
-        <w:t>Í</w:t>
-      </w:r>
-      <w:r>
-        <w:rPr>
-          <w:b/>
-          <w:bCs/>
-        </w:rPr>
-        <w:t>NDICE DE TABLAS</w:t>
-      </w:r>
-    </w:p>
-    <w:p>
-      <w:pPr>
-        <w:ind w:firstLine="0"/>
-        <w:rPr>
-          <w:b/>
-          <w:bCs/>
-        </w:rPr>
-      </w:pPr>
+        <w:pStyle w:val="TDC2"/>
+        <w:rPr>
+          <w:rFonts w:asciiTheme="minorHAnsi" w:eastAsiaTheme="minorEastAsia" w:hAnsiTheme="minorHAnsi" w:cstheme="minorBidi"/>
+          <w:noProof/>
+          <w:kern w:val="2"/>
+          <w:szCs w:val="24"/>
+          <w14:ligatures w14:val="standardContextual"/>
+        </w:rPr>
+      </w:pPr>
+      <w:hyperlink w:anchor="_Toc213698786" w:history="1">
+        <w:r>
+          <w:rPr>
+            <w:rStyle w:val="Hipervnculo"/>
+            <w:noProof/>
+          </w:rPr>
+          <w:t>Tabla 6.1 solución de errores comunes</w:t>
+        </w:r>
+        <w:r>
+          <w:rPr>
+            <w:noProof/>
+            <w:webHidden/>
+          </w:rPr>
+          <w:tab/>
+        </w:r>
+        <w:r>
+          <w:rPr>
+            <w:noProof/>
+            <w:webHidden/>
+          </w:rPr>
+          <w:fldChar w:fldCharType="begin"/>
+        </w:r>
+        <w:r>
+          <w:rPr>
+            <w:noProof/>
+            <w:webHidden/>
+          </w:rPr>
+          <w:instrText xml:space="preserve"> PAGEREF _Toc213698786 \h </w:instrText>
+        </w:r>
+        <w:r>
+          <w:rPr>
+            <w:noProof/>
+            <w:webHidden/>
+          </w:rPr>
+        </w:r>
+        <w:r>
+          <w:rPr>
+            <w:noProof/>
+            <w:webHidden/>
+          </w:rPr>
+          <w:fldChar w:fldCharType="separate"/>
+        </w:r>
+        <w:r>
+          <w:rPr>
+            <w:noProof/>
+            <w:webHidden/>
+          </w:rPr>
+          <w:t>29</w:t>
+        </w:r>
+        <w:r>
+          <w:rPr>
+            <w:noProof/>
+            <w:webHidden/>
+          </w:rPr>
+          <w:fldChar w:fldCharType="end"/>
+        </w:r>
+      </w:hyperlink>
     </w:p>
     <w:p>
       <w:pPr>
@@ -7107,22 +7273,13 @@
           <w14:ligatures w14:val="standardContextual"/>
         </w:rPr>
       </w:pPr>
-      <w:r>
-        <w:fldChar w:fldCharType="begin"/>
-      </w:r>
-      <w:r>
-        <w:instrText xml:space="preserve"> TOC \o "1-1" \h \z \t "Descripción;2" </w:instrText>
-      </w:r>
-      <w:r>
-        <w:fldChar w:fldCharType="separate"/>
-      </w:r>
-      <w:hyperlink w:anchor="_Toc212539496" w:history="1">
+      <w:hyperlink w:anchor="_Toc213698789" w:history="1">
         <w:r>
           <w:rPr>
             <w:rStyle w:val="Hipervnculo"/>
             <w:noProof/>
           </w:rPr>
-          <w:t>1. INTRODUCCIÓN</w:t>
+          <w:t>7. PRUEBAS UNITARIAS</w:t>
         </w:r>
         <w:r>
           <w:rPr>
@@ -7143,7 +7300,7 @@
             <w:noProof/>
             <w:webHidden/>
           </w:rPr>
-          <w:instrText xml:space="preserve"> PAGEREF _Toc212539496 \h </w:instrText>
+          <w:instrText xml:space="preserve"> PAGEREF _Toc213698789 \h </w:instrText>
         </w:r>
         <w:r>
           <w:rPr>
@@ -7163,7 +7320,145 @@
             <w:noProof/>
             <w:webHidden/>
           </w:rPr>
-          <w:t>8</w:t>
+          <w:t>32</w:t>
+        </w:r>
+        <w:r>
+          <w:rPr>
+            <w:noProof/>
+            <w:webHidden/>
+          </w:rPr>
+          <w:fldChar w:fldCharType="end"/>
+        </w:r>
+      </w:hyperlink>
+    </w:p>
+    <w:p>
+      <w:pPr>
+        <w:pStyle w:val="TDC2"/>
+        <w:rPr>
+          <w:rFonts w:asciiTheme="minorHAnsi" w:eastAsiaTheme="minorEastAsia" w:hAnsiTheme="minorHAnsi" w:cstheme="minorBidi"/>
+          <w:noProof/>
+          <w:kern w:val="2"/>
+          <w:szCs w:val="24"/>
+          <w14:ligatures w14:val="standardContextual"/>
+        </w:rPr>
+      </w:pPr>
+      <w:hyperlink w:anchor="_Toc213698790" w:history="1">
+        <w:r>
+          <w:rPr>
+            <w:rStyle w:val="Hipervnculo"/>
+            <w:noProof/>
+          </w:rPr>
+          <w:t>Tabla 7.1 Caso de uso N°7.1, Generando gráfico con métricas de asistencia</w:t>
+        </w:r>
+        <w:r>
+          <w:rPr>
+            <w:noProof/>
+            <w:webHidden/>
+          </w:rPr>
+          <w:tab/>
+        </w:r>
+        <w:r>
+          <w:rPr>
+            <w:noProof/>
+            <w:webHidden/>
+          </w:rPr>
+          <w:fldChar w:fldCharType="begin"/>
+        </w:r>
+        <w:r>
+          <w:rPr>
+            <w:noProof/>
+            <w:webHidden/>
+          </w:rPr>
+          <w:instrText xml:space="preserve"> PAGEREF _Toc213698790 \h </w:instrText>
+        </w:r>
+        <w:r>
+          <w:rPr>
+            <w:noProof/>
+            <w:webHidden/>
+          </w:rPr>
+        </w:r>
+        <w:r>
+          <w:rPr>
+            <w:noProof/>
+            <w:webHidden/>
+          </w:rPr>
+          <w:fldChar w:fldCharType="separate"/>
+        </w:r>
+        <w:r>
+          <w:rPr>
+            <w:noProof/>
+            <w:webHidden/>
+          </w:rPr>
+          <w:t>32</w:t>
+        </w:r>
+        <w:r>
+          <w:rPr>
+            <w:noProof/>
+            <w:webHidden/>
+          </w:rPr>
+          <w:fldChar w:fldCharType="end"/>
+        </w:r>
+      </w:hyperlink>
+    </w:p>
+    <w:p>
+      <w:pPr>
+        <w:pStyle w:val="TDC2"/>
+        <w:rPr>
+          <w:rFonts w:asciiTheme="minorHAnsi" w:eastAsiaTheme="minorEastAsia" w:hAnsiTheme="minorHAnsi" w:cstheme="minorBidi"/>
+          <w:noProof/>
+          <w:kern w:val="2"/>
+          <w:szCs w:val="24"/>
+          <w14:ligatures w14:val="standardContextual"/>
+        </w:rPr>
+      </w:pPr>
+      <w:hyperlink w:anchor="_Toc213698792" w:history="1">
+        <w:r>
+          <w:rPr>
+            <w:rStyle w:val="Hipervnculo"/>
+            <w:noProof/>
+          </w:rPr>
+          <w:t>Tabla 7.2 Caso de uso N°7.3, visualizando lista con empleados inasistentes</w:t>
+        </w:r>
+        <w:r>
+          <w:rPr>
+            <w:noProof/>
+            <w:webHidden/>
+          </w:rPr>
+          <w:tab/>
+        </w:r>
+        <w:r>
+          <w:rPr>
+            <w:noProof/>
+            <w:webHidden/>
+          </w:rPr>
+          <w:fldChar w:fldCharType="begin"/>
+        </w:r>
+        <w:r>
+          <w:rPr>
+            <w:noProof/>
+            <w:webHidden/>
+          </w:rPr>
+          <w:instrText xml:space="preserve"> PAGEREF _Toc213698792 \h </w:instrText>
+        </w:r>
+        <w:r>
+          <w:rPr>
+            <w:noProof/>
+            <w:webHidden/>
+          </w:rPr>
+        </w:r>
+        <w:r>
+          <w:rPr>
+            <w:noProof/>
+            <w:webHidden/>
+          </w:rPr>
+          <w:fldChar w:fldCharType="separate"/>
+        </w:r>
+        <w:r>
+          <w:rPr>
+            <w:noProof/>
+            <w:webHidden/>
+          </w:rPr>
+          <w:t>35</w:t>
         </w:r>
         <w:r>
           <w:rPr>
@@ -7187,13 +7482,13 @@
           <w14:ligatures w14:val="standardContextual"/>
         </w:rPr>
       </w:pPr>
-      <w:hyperlink w:anchor="_Toc212539497" w:history="1">
+      <w:hyperlink w:anchor="_Toc213698794" w:history="1">
         <w:r>
           <w:rPr>
             <w:rStyle w:val="Hipervnculo"/>
             <w:noProof/>
           </w:rPr>
-          <w:t>2. PROPUESTA DE SOLUCIÓN E INCREMENTO DONDE SE ESPECIFICA EL INCREMENTO</w:t>
+          <w:t>8. SPRINT REVIEW</w:t>
         </w:r>
         <w:r>
           <w:rPr>
@@ -7214,7 +7509,7 @@
             <w:noProof/>
             <w:webHidden/>
           </w:rPr>
-          <w:instrText xml:space="preserve"> PAGEREF _Toc212539497 \h </w:instrText>
+          <w:instrText xml:space="preserve"> PAGEREF _Toc213698794 \h </w:instrText>
         </w:r>
         <w:r>
           <w:rPr>
@@ -7234,7 +7529,228 @@
             <w:noProof/>
             <w:webHidden/>
           </w:rPr>
-          <w:t>9</w:t>
+          <w:t>38</w:t>
+        </w:r>
+        <w:r>
+          <w:rPr>
+            <w:noProof/>
+            <w:webHidden/>
+          </w:rPr>
+          <w:fldChar w:fldCharType="end"/>
+        </w:r>
+      </w:hyperlink>
+    </w:p>
+    <w:p>
+      <w:pPr>
+        <w:pStyle w:val="TDC2"/>
+        <w:rPr>
+          <w:rFonts w:asciiTheme="minorHAnsi" w:eastAsiaTheme="minorEastAsia" w:hAnsiTheme="minorHAnsi" w:cstheme="minorBidi"/>
+          <w:noProof/>
+          <w:kern w:val="2"/>
+          <w:szCs w:val="24"/>
+          <w14:ligatures w14:val="standardContextual"/>
+        </w:rPr>
+      </w:pPr>
+      <w:hyperlink w:anchor="_Toc213698795" w:history="1">
+        <w:r>
+          <w:rPr>
+            <w:rStyle w:val="Hipervnculo"/>
+            <w:noProof/>
+          </w:rPr>
+          <w:t>Tabla 8.1 Sprint Backlog Review</w:t>
+        </w:r>
+        <w:r>
+          <w:rPr>
+            <w:noProof/>
+            <w:webHidden/>
+          </w:rPr>
+          <w:tab/>
+        </w:r>
+        <w:r>
+          <w:rPr>
+            <w:noProof/>
+            <w:webHidden/>
+          </w:rPr>
+          <w:fldChar w:fldCharType="begin"/>
+        </w:r>
+        <w:r>
+          <w:rPr>
+            <w:noProof/>
+            <w:webHidden/>
+          </w:rPr>
+          <w:instrText xml:space="preserve"> PAGEREF _Toc213698795 \h </w:instrText>
+        </w:r>
+        <w:r>
+          <w:rPr>
+            <w:noProof/>
+            <w:webHidden/>
+          </w:rPr>
+        </w:r>
+        <w:r>
+          <w:rPr>
+            <w:noProof/>
+            <w:webHidden/>
+          </w:rPr>
+          <w:fldChar w:fldCharType="separate"/>
+        </w:r>
+        <w:r>
+          <w:rPr>
+            <w:noProof/>
+            <w:webHidden/>
+          </w:rPr>
+          <w:t>38</w:t>
+        </w:r>
+        <w:r>
+          <w:rPr>
+            <w:noProof/>
+            <w:webHidden/>
+          </w:rPr>
+          <w:fldChar w:fldCharType="end"/>
+        </w:r>
+      </w:hyperlink>
+    </w:p>
+    <w:p>
+      <w:pPr>
+        <w:pStyle w:val="TDC2"/>
+        <w:rPr>
+          <w:rFonts w:asciiTheme="minorHAnsi" w:eastAsiaTheme="minorEastAsia" w:hAnsiTheme="minorHAnsi" w:cstheme="minorBidi"/>
+          <w:noProof/>
+          <w:kern w:val="2"/>
+          <w:szCs w:val="24"/>
+          <w14:ligatures w14:val="standardContextual"/>
+        </w:rPr>
+      </w:pPr>
+      <w:hyperlink w:anchor="_Toc213698796" w:history="1">
+        <w:r>
+          <w:rPr>
+            <w:rStyle w:val="Hipervnculo"/>
+            <w:noProof/>
+          </w:rPr>
+          <w:t>Tabla 8.2 Tabla de esfuerzo</w:t>
+        </w:r>
+        <w:r>
+          <w:rPr>
+            <w:noProof/>
+            <w:webHidden/>
+          </w:rPr>
+          <w:tab/>
+        </w:r>
+        <w:r>
+          <w:rPr>
+            <w:noProof/>
+            <w:webHidden/>
+          </w:rPr>
+          <w:fldChar w:fldCharType="begin"/>
+        </w:r>
+        <w:r>
+          <w:rPr>
+            <w:noProof/>
+            <w:webHidden/>
+          </w:rPr>
+          <w:instrText xml:space="preserve"> PAGEREF _Toc213698796 \h </w:instrText>
+        </w:r>
+        <w:r>
+          <w:rPr>
+            <w:noProof/>
+            <w:webHidden/>
+          </w:rPr>
+        </w:r>
+        <w:r>
+          <w:rPr>
+            <w:noProof/>
+            <w:webHidden/>
+          </w:rPr>
+          <w:fldChar w:fldCharType="separate"/>
+        </w:r>
+        <w:r>
+          <w:rPr>
+            <w:noProof/>
+            <w:webHidden/>
+          </w:rPr>
+          <w:t>38</w:t>
+        </w:r>
+        <w:r>
+          <w:rPr>
+            <w:noProof/>
+            <w:webHidden/>
+          </w:rPr>
+          <w:fldChar w:fldCharType="end"/>
+        </w:r>
+      </w:hyperlink>
+    </w:p>
+    <w:p>
+      <w:pPr>
+        <w:pStyle w:val="TDC2"/>
+        <w:rPr>
+          <w:rFonts w:asciiTheme="minorHAnsi" w:eastAsiaTheme="minorEastAsia" w:hAnsiTheme="minorHAnsi" w:cstheme="minorBidi"/>
+          <w:noProof/>
+          <w:kern w:val="2"/>
+          <w:szCs w:val="24"/>
+          <w14:ligatures w14:val="standardContextual"/>
+        </w:rPr>
+      </w:pPr>
+      <w:hyperlink w:anchor="_Toc213698800" w:history="1">
+        <w:r>
+          <w:rPr>
+            <w:rStyle w:val="Hipervnculo"/>
+            <w:noProof/>
+          </w:rPr>
+          <w:t xml:space="preserve">Tabla 8.3 “Plan </w:t>
+        </w:r>
+        <w:r>
+          <w:rPr>
+            <w:rStyle w:val="Hipervnculo"/>
+            <w:noProof/>
+          </w:rPr>
+          <w:t>d</w:t>
+        </w:r>
+        <w:r>
+          <w:rPr>
+            <w:rStyle w:val="Hipervnculo"/>
+            <w:noProof/>
+          </w:rPr>
+          <w:t>e mejora”</w:t>
+        </w:r>
+        <w:r>
+          <w:rPr>
+            <w:noProof/>
+            <w:webHidden/>
+          </w:rPr>
+          <w:tab/>
+        </w:r>
+        <w:r>
+          <w:rPr>
+            <w:noProof/>
+            <w:webHidden/>
+          </w:rPr>
+          <w:fldChar w:fldCharType="begin"/>
+        </w:r>
+        <w:r>
+          <w:rPr>
+            <w:noProof/>
+            <w:webHidden/>
+          </w:rPr>
+          <w:instrText xml:space="preserve"> PAGEREF _Toc213698800 \h </w:instrText>
+        </w:r>
+        <w:r>
+          <w:rPr>
+            <w:noProof/>
+            <w:webHidden/>
+          </w:rPr>
+        </w:r>
+        <w:r>
+          <w:rPr>
+            <w:noProof/>
+            <w:webHidden/>
+          </w:rPr>
+          <w:fldChar w:fldCharType="separate"/>
+        </w:r>
+        <w:r>
+          <w:rPr>
+            <w:noProof/>
+            <w:webHidden/>
+          </w:rPr>
+          <w:t>43</w:t>
         </w:r>
         <w:r>
           <w:rPr>
@@ -7258,16 +7774,17 @@
           <w14:ligatures w14:val="standardContextual"/>
         </w:rPr>
       </w:pPr>
-      <w:hyperlink w:anchor="_Toc212539501" w:history="1">
+      <w:hyperlink w:anchor="_Toc213698801" w:history="1">
         <w:r>
           <w:rPr>
             <w:rStyle w:val="Hipervnculo"/>
             <w:noProof/>
           </w:rPr>
-          <w:t>3. PRODUCT BACKLOG</w:t>
-        </w:r>
-        <w:r>
-          <w:rPr>
+          <w:t>9. ANEXO</w:t>
+        </w:r>
+        <w:r>
+          <w:rPr>
+            <w:rStyle w:val="Hipervnculo"/>
             <w:noProof/>
             <w:webHidden/>
           </w:rPr>
@@ -7278,6 +7795,13 @@
             <w:noProof/>
             <w:webHidden/>
           </w:rPr>
+          <w:tab/>
+        </w:r>
+        <w:r>
+          <w:rPr>
+            <w:noProof/>
+            <w:webHidden/>
+          </w:rPr>
           <w:fldChar w:fldCharType="begin"/>
         </w:r>
         <w:r>
@@ -7285,7 +7809,7 @@
             <w:noProof/>
             <w:webHidden/>
           </w:rPr>
-          <w:instrText xml:space="preserve"> PAGEREF _Toc212539501 \h </w:instrText>
+          <w:instrText xml:space="preserve"> PAGEREF _Toc213698801 \h </w:instrText>
         </w:r>
         <w:r>
           <w:rPr>
@@ -7305,7 +7829,7 @@
             <w:noProof/>
             <w:webHidden/>
           </w:rPr>
-          <w:t>14</w:t>
+          <w:t>44</w:t>
         </w:r>
         <w:r>
           <w:rPr>
@@ -7318,22 +7842,24 @@
     </w:p>
     <w:p>
       <w:pPr>
-        <w:pStyle w:val="TDC2"/>
+        <w:pStyle w:val="TDC1"/>
         <w:rPr>
           <w:rFonts w:asciiTheme="minorHAnsi" w:eastAsiaTheme="minorEastAsia" w:hAnsiTheme="minorHAnsi" w:cstheme="minorBidi"/>
+          <w:bCs w:val="0"/>
+          <w:caps w:val="0"/>
           <w:noProof/>
           <w:kern w:val="2"/>
           <w:szCs w:val="24"/>
           <w14:ligatures w14:val="standardContextual"/>
         </w:rPr>
       </w:pPr>
-      <w:hyperlink w:anchor="_Toc212539502" w:history="1">
+      <w:hyperlink w:anchor="_Toc213698802" w:history="1">
         <w:r>
           <w:rPr>
             <w:rStyle w:val="Hipervnculo"/>
             <w:noProof/>
           </w:rPr>
-          <w:t>Tabla 3.1 Product backlog</w:t>
+          <w:t>10. REFERENCIAS</w:t>
         </w:r>
         <w:r>
           <w:rPr>
@@ -7354,7 +7880,7 @@
             <w:noProof/>
             <w:webHidden/>
           </w:rPr>
-          <w:instrText xml:space="preserve"> PAGEREF _Toc212539502 \h </w:instrText>
+          <w:instrText xml:space="preserve"> PAGEREF _Toc213698802 \h </w:instrText>
         </w:r>
         <w:r>
           <w:rPr>
@@ -7374,7 +7900,7 @@
             <w:noProof/>
             <w:webHidden/>
           </w:rPr>
-          <w:t>14</w:t>
+          <w:t>50</w:t>
         </w:r>
         <w:r>
           <w:rPr>
@@ -7388,1411 +7914,16 @@
     <w:p>
       <w:pPr>
         <w:pStyle w:val="TDC1"/>
-        <w:rPr>
-          <w:rFonts w:asciiTheme="minorHAnsi" w:eastAsiaTheme="minorEastAsia" w:hAnsiTheme="minorHAnsi" w:cstheme="minorBidi"/>
-          <w:bCs w:val="0"/>
-          <w:caps w:val="0"/>
-          <w:noProof/>
-          <w:kern w:val="2"/>
-          <w:szCs w:val="24"/>
-          <w14:ligatures w14:val="standardContextual"/>
-        </w:rPr>
-      </w:pPr>
-      <w:hyperlink w:anchor="_Toc212539503" w:history="1">
-        <w:r>
-          <w:rPr>
-            <w:rStyle w:val="Hipervnculo"/>
-            <w:noProof/>
-          </w:rPr>
-          <w:t>4. SPRINT BACKLOG Y VISTA EXTERNA</w:t>
-        </w:r>
-        <w:r>
-          <w:rPr>
-            <w:noProof/>
-            <w:webHidden/>
-          </w:rPr>
-          <w:tab/>
-        </w:r>
-        <w:r>
-          <w:rPr>
-            <w:noProof/>
-            <w:webHidden/>
-          </w:rPr>
-          <w:fldChar w:fldCharType="begin"/>
-        </w:r>
-        <w:r>
-          <w:rPr>
-            <w:noProof/>
-            <w:webHidden/>
-          </w:rPr>
-          <w:instrText xml:space="preserve"> PAGEREF _Toc212539503 \h </w:instrText>
-        </w:r>
-        <w:r>
-          <w:rPr>
-            <w:noProof/>
-            <w:webHidden/>
-          </w:rPr>
-        </w:r>
-        <w:r>
-          <w:rPr>
-            <w:noProof/>
-            <w:webHidden/>
-          </w:rPr>
-          <w:fldChar w:fldCharType="separate"/>
-        </w:r>
-        <w:r>
-          <w:rPr>
-            <w:noProof/>
-            <w:webHidden/>
-          </w:rPr>
-          <w:t>16</w:t>
-        </w:r>
-        <w:r>
-          <w:rPr>
-            <w:noProof/>
-            <w:webHidden/>
-          </w:rPr>
-          <w:fldChar w:fldCharType="end"/>
-        </w:r>
-      </w:hyperlink>
-    </w:p>
-    <w:p>
-      <w:pPr>
-        <w:pStyle w:val="TDC2"/>
-        <w:rPr>
-          <w:rFonts w:asciiTheme="minorHAnsi" w:eastAsiaTheme="minorEastAsia" w:hAnsiTheme="minorHAnsi" w:cstheme="minorBidi"/>
-          <w:noProof/>
-          <w:kern w:val="2"/>
-          <w:szCs w:val="24"/>
-          <w14:ligatures w14:val="standardContextual"/>
-        </w:rPr>
-      </w:pPr>
-      <w:hyperlink w:anchor="_Toc212539504" w:history="1">
-        <w:r>
-          <w:rPr>
-            <w:rStyle w:val="Hipervnculo"/>
-            <w:noProof/>
-          </w:rPr>
-          <w:t>Tabla 4.1 Sprint backlog</w:t>
-        </w:r>
-        <w:r>
-          <w:rPr>
-            <w:noProof/>
-            <w:webHidden/>
-          </w:rPr>
-          <w:tab/>
-        </w:r>
-        <w:r>
-          <w:rPr>
-            <w:noProof/>
-            <w:webHidden/>
-          </w:rPr>
-          <w:fldChar w:fldCharType="begin"/>
-        </w:r>
-        <w:r>
-          <w:rPr>
-            <w:noProof/>
-            <w:webHidden/>
-          </w:rPr>
-          <w:instrText xml:space="preserve"> PAGEREF _Toc212539504 \h </w:instrText>
-        </w:r>
-        <w:r>
-          <w:rPr>
-            <w:noProof/>
-            <w:webHidden/>
-          </w:rPr>
-        </w:r>
-        <w:r>
-          <w:rPr>
-            <w:noProof/>
-            <w:webHidden/>
-          </w:rPr>
-          <w:fldChar w:fldCharType="separate"/>
-        </w:r>
-        <w:r>
-          <w:rPr>
-            <w:noProof/>
-            <w:webHidden/>
-          </w:rPr>
-          <w:t>16</w:t>
-        </w:r>
-        <w:r>
-          <w:rPr>
-            <w:noProof/>
-            <w:webHidden/>
-          </w:rPr>
-          <w:fldChar w:fldCharType="end"/>
-        </w:r>
-      </w:hyperlink>
-    </w:p>
-    <w:p>
-      <w:pPr>
-        <w:pStyle w:val="TDC2"/>
-        <w:rPr>
-          <w:rFonts w:asciiTheme="minorHAnsi" w:eastAsiaTheme="minorEastAsia" w:hAnsiTheme="minorHAnsi" w:cstheme="minorBidi"/>
-          <w:noProof/>
-          <w:kern w:val="2"/>
-          <w:szCs w:val="24"/>
-          <w14:ligatures w14:val="standardContextual"/>
-        </w:rPr>
-      </w:pPr>
-      <w:hyperlink w:anchor="_Toc212539505" w:history="1">
-        <w:r>
-          <w:rPr>
-            <w:rStyle w:val="Hipervnculo"/>
-            <w:noProof/>
-          </w:rPr>
-          <w:t>Tabla 4.2 Caso de uso N°5.6, Imprimiendo informe de asistencia</w:t>
-        </w:r>
-        <w:r>
-          <w:rPr>
-            <w:noProof/>
-            <w:webHidden/>
-          </w:rPr>
-          <w:tab/>
-        </w:r>
-        <w:r>
-          <w:rPr>
-            <w:noProof/>
-            <w:webHidden/>
-          </w:rPr>
-          <w:fldChar w:fldCharType="begin"/>
-        </w:r>
-        <w:r>
-          <w:rPr>
-            <w:noProof/>
-            <w:webHidden/>
-          </w:rPr>
-          <w:instrText xml:space="preserve"> PAGEREF _Toc212539505 \h </w:instrText>
-        </w:r>
-        <w:r>
-          <w:rPr>
-            <w:noProof/>
-            <w:webHidden/>
-          </w:rPr>
-        </w:r>
-        <w:r>
-          <w:rPr>
-            <w:noProof/>
-            <w:webHidden/>
-          </w:rPr>
-          <w:fldChar w:fldCharType="separate"/>
-        </w:r>
-        <w:r>
-          <w:rPr>
-            <w:noProof/>
-            <w:webHidden/>
-          </w:rPr>
-          <w:t>17</w:t>
-        </w:r>
-        <w:r>
-          <w:rPr>
-            <w:noProof/>
-            <w:webHidden/>
-          </w:rPr>
-          <w:fldChar w:fldCharType="end"/>
-        </w:r>
-      </w:hyperlink>
-    </w:p>
-    <w:p>
-      <w:pPr>
-        <w:pStyle w:val="TDC2"/>
-        <w:rPr>
-          <w:rFonts w:asciiTheme="minorHAnsi" w:eastAsiaTheme="minorEastAsia" w:hAnsiTheme="minorHAnsi" w:cstheme="minorBidi"/>
-          <w:noProof/>
-          <w:kern w:val="2"/>
-          <w:szCs w:val="24"/>
-          <w14:ligatures w14:val="standardContextual"/>
-        </w:rPr>
-      </w:pPr>
-      <w:hyperlink w:anchor="_Toc212539506" w:history="1">
-        <w:r>
-          <w:rPr>
-            <w:rStyle w:val="Hipervnculo"/>
-            <w:noProof/>
-          </w:rPr>
-          <w:t>Tabla 4.3 Caso de uso N°5.7, Visualizando informe diario de asistencia</w:t>
-        </w:r>
-        <w:r>
-          <w:rPr>
-            <w:noProof/>
-            <w:webHidden/>
-          </w:rPr>
-          <w:tab/>
-        </w:r>
-        <w:r>
-          <w:rPr>
-            <w:noProof/>
-            <w:webHidden/>
-          </w:rPr>
-          <w:fldChar w:fldCharType="begin"/>
-        </w:r>
-        <w:r>
-          <w:rPr>
-            <w:noProof/>
-            <w:webHidden/>
-          </w:rPr>
-          <w:instrText xml:space="preserve"> PAGEREF _Toc212539506 \h </w:instrText>
-        </w:r>
-        <w:r>
-          <w:rPr>
-            <w:noProof/>
-            <w:webHidden/>
-          </w:rPr>
-        </w:r>
-        <w:r>
-          <w:rPr>
-            <w:noProof/>
-            <w:webHidden/>
-          </w:rPr>
-          <w:fldChar w:fldCharType="separate"/>
-        </w:r>
-        <w:r>
-          <w:rPr>
-            <w:noProof/>
-            <w:webHidden/>
-          </w:rPr>
-          <w:t>18</w:t>
-        </w:r>
-        <w:r>
-          <w:rPr>
-            <w:noProof/>
-            <w:webHidden/>
-          </w:rPr>
-          <w:fldChar w:fldCharType="end"/>
-        </w:r>
-      </w:hyperlink>
-    </w:p>
-    <w:p>
-      <w:pPr>
-        <w:pStyle w:val="TDC2"/>
-        <w:rPr>
-          <w:rFonts w:asciiTheme="minorHAnsi" w:eastAsiaTheme="minorEastAsia" w:hAnsiTheme="minorHAnsi" w:cstheme="minorBidi"/>
-          <w:noProof/>
-          <w:kern w:val="2"/>
-          <w:szCs w:val="24"/>
-          <w14:ligatures w14:val="standardContextual"/>
-        </w:rPr>
-      </w:pPr>
-      <w:hyperlink w:anchor="_Toc212539507" w:history="1">
-        <w:r>
-          <w:rPr>
-            <w:rStyle w:val="Hipervnculo"/>
-            <w:noProof/>
-          </w:rPr>
-          <w:t>Tabla 4.4 Caso de uso N°6.7, Imprimiendo permisos seleccionados</w:t>
-        </w:r>
-        <w:r>
-          <w:rPr>
-            <w:noProof/>
-            <w:webHidden/>
-          </w:rPr>
-          <w:tab/>
-        </w:r>
-        <w:r>
-          <w:rPr>
-            <w:noProof/>
-            <w:webHidden/>
-          </w:rPr>
-          <w:fldChar w:fldCharType="begin"/>
-        </w:r>
-        <w:r>
-          <w:rPr>
-            <w:noProof/>
-            <w:webHidden/>
-          </w:rPr>
-          <w:instrText xml:space="preserve"> PAGEREF _Toc212539507 \h </w:instrText>
-        </w:r>
-        <w:r>
-          <w:rPr>
-            <w:noProof/>
-            <w:webHidden/>
-          </w:rPr>
-        </w:r>
-        <w:r>
-          <w:rPr>
-            <w:noProof/>
-            <w:webHidden/>
-          </w:rPr>
-          <w:fldChar w:fldCharType="separate"/>
-        </w:r>
-        <w:r>
-          <w:rPr>
-            <w:noProof/>
-            <w:webHidden/>
-          </w:rPr>
-          <w:t>19</w:t>
-        </w:r>
-        <w:r>
-          <w:rPr>
-            <w:noProof/>
-            <w:webHidden/>
-          </w:rPr>
-          <w:fldChar w:fldCharType="end"/>
-        </w:r>
-      </w:hyperlink>
-    </w:p>
-    <w:p>
-      <w:pPr>
-        <w:pStyle w:val="TDC2"/>
-        <w:rPr>
-          <w:rFonts w:asciiTheme="minorHAnsi" w:eastAsiaTheme="minorEastAsia" w:hAnsiTheme="minorHAnsi" w:cstheme="minorBidi"/>
-          <w:noProof/>
-          <w:kern w:val="2"/>
-          <w:szCs w:val="24"/>
-          <w14:ligatures w14:val="standardContextual"/>
-        </w:rPr>
-      </w:pPr>
-      <w:hyperlink w:anchor="_Toc212539508" w:history="1">
-        <w:r>
-          <w:rPr>
-            <w:rStyle w:val="Hipervnculo"/>
-            <w:noProof/>
-          </w:rPr>
-          <w:t>Tabla 4.5 Caso de uso N°6.8, Eliminando permisos</w:t>
-        </w:r>
-        <w:r>
-          <w:rPr>
-            <w:noProof/>
-            <w:webHidden/>
-          </w:rPr>
-          <w:tab/>
-        </w:r>
-        <w:r>
-          <w:rPr>
-            <w:noProof/>
-            <w:webHidden/>
-          </w:rPr>
-          <w:fldChar w:fldCharType="begin"/>
-        </w:r>
-        <w:r>
-          <w:rPr>
-            <w:noProof/>
-            <w:webHidden/>
-          </w:rPr>
-          <w:instrText xml:space="preserve"> PAGEREF _Toc212539508 \h </w:instrText>
-        </w:r>
-        <w:r>
-          <w:rPr>
-            <w:noProof/>
-            <w:webHidden/>
-          </w:rPr>
-        </w:r>
-        <w:r>
-          <w:rPr>
-            <w:noProof/>
-            <w:webHidden/>
-          </w:rPr>
-          <w:fldChar w:fldCharType="separate"/>
-        </w:r>
-        <w:r>
-          <w:rPr>
-            <w:noProof/>
-            <w:webHidden/>
-          </w:rPr>
-          <w:t>20</w:t>
-        </w:r>
-        <w:r>
-          <w:rPr>
-            <w:noProof/>
-            <w:webHidden/>
-          </w:rPr>
-          <w:fldChar w:fldCharType="end"/>
-        </w:r>
-      </w:hyperlink>
-    </w:p>
-    <w:p>
-      <w:pPr>
-        <w:pStyle w:val="TDC1"/>
-        <w:rPr>
-          <w:rFonts w:asciiTheme="minorHAnsi" w:eastAsiaTheme="minorEastAsia" w:hAnsiTheme="minorHAnsi" w:cstheme="minorBidi"/>
-          <w:bCs w:val="0"/>
-          <w:caps w:val="0"/>
-          <w:noProof/>
-          <w:kern w:val="2"/>
-          <w:szCs w:val="24"/>
-          <w14:ligatures w14:val="standardContextual"/>
-        </w:rPr>
-      </w:pPr>
-      <w:hyperlink w:anchor="_Toc212539509" w:history="1">
-        <w:r>
-          <w:rPr>
-            <w:rStyle w:val="Hipervnculo"/>
-            <w:noProof/>
-          </w:rPr>
-          <w:t>5. SPRINT VISTAS</w:t>
-        </w:r>
-        <w:r>
-          <w:rPr>
-            <w:noProof/>
-            <w:webHidden/>
-          </w:rPr>
-          <w:tab/>
-        </w:r>
-        <w:r>
-          <w:rPr>
-            <w:noProof/>
-            <w:webHidden/>
-          </w:rPr>
-          <w:fldChar w:fldCharType="begin"/>
-        </w:r>
-        <w:r>
-          <w:rPr>
-            <w:noProof/>
-            <w:webHidden/>
-          </w:rPr>
-          <w:instrText xml:space="preserve"> PAGEREF _Toc212539509 \h </w:instrText>
-        </w:r>
-        <w:r>
-          <w:rPr>
-            <w:noProof/>
-            <w:webHidden/>
-          </w:rPr>
-        </w:r>
-        <w:r>
-          <w:rPr>
-            <w:noProof/>
-            <w:webHidden/>
-          </w:rPr>
-          <w:fldChar w:fldCharType="separate"/>
-        </w:r>
-        <w:r>
-          <w:rPr>
-            <w:noProof/>
-            <w:webHidden/>
-          </w:rPr>
-          <w:t>21</w:t>
-        </w:r>
-        <w:r>
-          <w:rPr>
-            <w:noProof/>
-            <w:webHidden/>
-          </w:rPr>
-          <w:fldChar w:fldCharType="end"/>
-        </w:r>
-      </w:hyperlink>
-    </w:p>
-    <w:p>
-      <w:pPr>
-        <w:pStyle w:val="TDC1"/>
-        <w:rPr>
-          <w:rFonts w:asciiTheme="minorHAnsi" w:eastAsiaTheme="minorEastAsia" w:hAnsiTheme="minorHAnsi" w:cstheme="minorBidi"/>
-          <w:bCs w:val="0"/>
-          <w:caps w:val="0"/>
-          <w:noProof/>
-          <w:kern w:val="2"/>
-          <w:szCs w:val="24"/>
-          <w14:ligatures w14:val="standardContextual"/>
-        </w:rPr>
-      </w:pPr>
-      <w:hyperlink w:anchor="_Toc212539518" w:history="1">
-        <w:r>
-          <w:rPr>
-            <w:rStyle w:val="Hipervnculo"/>
-            <w:noProof/>
-          </w:rPr>
-          <w:t>6. MANUAL DE INSTALACIÓN Y NAVEGACIÓN</w:t>
-        </w:r>
-        <w:r>
-          <w:rPr>
-            <w:noProof/>
-            <w:webHidden/>
-          </w:rPr>
-          <w:tab/>
-        </w:r>
-        <w:r>
-          <w:rPr>
-            <w:noProof/>
-            <w:webHidden/>
-          </w:rPr>
-          <w:fldChar w:fldCharType="begin"/>
-        </w:r>
-        <w:r>
-          <w:rPr>
-            <w:noProof/>
-            <w:webHidden/>
-          </w:rPr>
-          <w:instrText xml:space="preserve"> PAGEREF _Toc212539518 \h </w:instrText>
-        </w:r>
-        <w:r>
-          <w:rPr>
-            <w:noProof/>
-            <w:webHidden/>
-          </w:rPr>
-        </w:r>
-        <w:r>
-          <w:rPr>
-            <w:noProof/>
-            <w:webHidden/>
-          </w:rPr>
-          <w:fldChar w:fldCharType="separate"/>
-        </w:r>
-        <w:r>
-          <w:rPr>
-            <w:noProof/>
-            <w:webHidden/>
-          </w:rPr>
-          <w:t>33</w:t>
-        </w:r>
-        <w:r>
-          <w:rPr>
-            <w:noProof/>
-            <w:webHidden/>
-          </w:rPr>
-          <w:fldChar w:fldCharType="end"/>
-        </w:r>
-      </w:hyperlink>
-    </w:p>
-    <w:p>
-      <w:pPr>
-        <w:pStyle w:val="TDC2"/>
-        <w:rPr>
-          <w:rFonts w:asciiTheme="minorHAnsi" w:eastAsiaTheme="minorEastAsia" w:hAnsiTheme="minorHAnsi" w:cstheme="minorBidi"/>
-          <w:noProof/>
-          <w:kern w:val="2"/>
-          <w:szCs w:val="24"/>
-          <w14:ligatures w14:val="standardContextual"/>
-        </w:rPr>
-      </w:pPr>
-      <w:hyperlink w:anchor="_Toc212539519" w:history="1">
-        <w:r>
-          <w:rPr>
-            <w:rStyle w:val="Hipervnculo"/>
-            <w:noProof/>
-          </w:rPr>
-          <w:t>Tabla 6.1 solución de errores comunes</w:t>
-        </w:r>
-        <w:r>
-          <w:rPr>
-            <w:noProof/>
-            <w:webHidden/>
-          </w:rPr>
-          <w:tab/>
-        </w:r>
-        <w:r>
-          <w:rPr>
-            <w:noProof/>
-            <w:webHidden/>
-          </w:rPr>
-          <w:fldChar w:fldCharType="begin"/>
-        </w:r>
-        <w:r>
-          <w:rPr>
-            <w:noProof/>
-            <w:webHidden/>
-          </w:rPr>
-          <w:instrText xml:space="preserve"> PAGEREF _Toc212539519 \h </w:instrText>
-        </w:r>
-        <w:r>
-          <w:rPr>
-            <w:noProof/>
-            <w:webHidden/>
-          </w:rPr>
-        </w:r>
-        <w:r>
-          <w:rPr>
-            <w:noProof/>
-            <w:webHidden/>
-          </w:rPr>
-          <w:fldChar w:fldCharType="separate"/>
-        </w:r>
-        <w:r>
-          <w:rPr>
-            <w:noProof/>
-            <w:webHidden/>
-          </w:rPr>
-          <w:t>36</w:t>
-        </w:r>
-        <w:r>
-          <w:rPr>
-            <w:noProof/>
-            <w:webHidden/>
-          </w:rPr>
-          <w:fldChar w:fldCharType="end"/>
-        </w:r>
-      </w:hyperlink>
-    </w:p>
-    <w:p>
-      <w:pPr>
-        <w:pStyle w:val="TDC1"/>
-        <w:rPr>
-          <w:rFonts w:asciiTheme="minorHAnsi" w:eastAsiaTheme="minorEastAsia" w:hAnsiTheme="minorHAnsi" w:cstheme="minorBidi"/>
-          <w:bCs w:val="0"/>
-          <w:caps w:val="0"/>
-          <w:noProof/>
-          <w:kern w:val="2"/>
-          <w:szCs w:val="24"/>
-          <w14:ligatures w14:val="standardContextual"/>
-        </w:rPr>
-      </w:pPr>
-      <w:hyperlink w:anchor="_Toc212539522" w:history="1">
-        <w:r>
-          <w:rPr>
-            <w:rStyle w:val="Hipervnculo"/>
-            <w:noProof/>
-          </w:rPr>
-          <w:t>7. PRUEBAS UNITARIAS</w:t>
-        </w:r>
-        <w:r>
-          <w:rPr>
-            <w:noProof/>
-            <w:webHidden/>
-          </w:rPr>
-          <w:tab/>
-        </w:r>
-        <w:r>
-          <w:rPr>
-            <w:noProof/>
-            <w:webHidden/>
-          </w:rPr>
-          <w:fldChar w:fldCharType="begin"/>
-        </w:r>
-        <w:r>
-          <w:rPr>
-            <w:noProof/>
-            <w:webHidden/>
-          </w:rPr>
-          <w:instrText xml:space="preserve"> PAGEREF _Toc212539522 \h </w:instrText>
-        </w:r>
-        <w:r>
-          <w:rPr>
-            <w:noProof/>
-            <w:webHidden/>
-          </w:rPr>
-        </w:r>
-        <w:r>
-          <w:rPr>
-            <w:noProof/>
-            <w:webHidden/>
-          </w:rPr>
-          <w:fldChar w:fldCharType="separate"/>
-        </w:r>
-        <w:r>
-          <w:rPr>
-            <w:noProof/>
-            <w:webHidden/>
-          </w:rPr>
-          <w:t>39</w:t>
-        </w:r>
-        <w:r>
-          <w:rPr>
-            <w:noProof/>
-            <w:webHidden/>
-          </w:rPr>
-          <w:fldChar w:fldCharType="end"/>
-        </w:r>
-      </w:hyperlink>
-    </w:p>
-    <w:p>
-      <w:pPr>
-        <w:pStyle w:val="TDC2"/>
-        <w:rPr>
-          <w:rFonts w:asciiTheme="minorHAnsi" w:eastAsiaTheme="minorEastAsia" w:hAnsiTheme="minorHAnsi" w:cstheme="minorBidi"/>
-          <w:noProof/>
-          <w:kern w:val="2"/>
-          <w:szCs w:val="24"/>
-          <w14:ligatures w14:val="standardContextual"/>
-        </w:rPr>
-      </w:pPr>
-      <w:hyperlink w:anchor="_Toc212539523" w:history="1">
-        <w:r>
-          <w:rPr>
-            <w:rStyle w:val="Hipervnculo"/>
-            <w:noProof/>
-          </w:rPr>
-          <w:t>Tabla 7.1 Caso de uso N°5.6, Imprimiendo informe de asistencia</w:t>
-        </w:r>
-        <w:r>
-          <w:rPr>
-            <w:noProof/>
-            <w:webHidden/>
-          </w:rPr>
-          <w:tab/>
-        </w:r>
-        <w:r>
-          <w:rPr>
-            <w:noProof/>
-            <w:webHidden/>
-          </w:rPr>
-          <w:fldChar w:fldCharType="begin"/>
-        </w:r>
-        <w:r>
-          <w:rPr>
-            <w:noProof/>
-            <w:webHidden/>
-          </w:rPr>
-          <w:instrText xml:space="preserve"> PAGEREF _Toc212539523 \h </w:instrText>
-        </w:r>
-        <w:r>
-          <w:rPr>
-            <w:noProof/>
-            <w:webHidden/>
-          </w:rPr>
-        </w:r>
-        <w:r>
-          <w:rPr>
-            <w:noProof/>
-            <w:webHidden/>
-          </w:rPr>
-          <w:fldChar w:fldCharType="separate"/>
-        </w:r>
-        <w:r>
-          <w:rPr>
-            <w:noProof/>
-            <w:webHidden/>
-          </w:rPr>
-          <w:t>39</w:t>
-        </w:r>
-        <w:r>
-          <w:rPr>
-            <w:noProof/>
-            <w:webHidden/>
-          </w:rPr>
-          <w:fldChar w:fldCharType="end"/>
-        </w:r>
-      </w:hyperlink>
-    </w:p>
-    <w:p>
-      <w:pPr>
-        <w:pStyle w:val="TDC2"/>
-        <w:rPr>
-          <w:rFonts w:asciiTheme="minorHAnsi" w:eastAsiaTheme="minorEastAsia" w:hAnsiTheme="minorHAnsi" w:cstheme="minorBidi"/>
-          <w:noProof/>
-          <w:kern w:val="2"/>
-          <w:szCs w:val="24"/>
-          <w14:ligatures w14:val="standardContextual"/>
-        </w:rPr>
-      </w:pPr>
-      <w:hyperlink w:anchor="_Toc212539525" w:history="1">
-        <w:r>
-          <w:rPr>
-            <w:rStyle w:val="Hipervnculo"/>
-            <w:noProof/>
-          </w:rPr>
-          <w:t>Tabla 7.2 Caso de uso N°5.7, Visualizando informe diario de asistencia</w:t>
-        </w:r>
-        <w:r>
-          <w:rPr>
-            <w:noProof/>
-            <w:webHidden/>
-          </w:rPr>
-          <w:tab/>
-        </w:r>
-        <w:r>
-          <w:rPr>
-            <w:noProof/>
-            <w:webHidden/>
-          </w:rPr>
-          <w:fldChar w:fldCharType="begin"/>
-        </w:r>
-        <w:r>
-          <w:rPr>
-            <w:noProof/>
-            <w:webHidden/>
-          </w:rPr>
-          <w:instrText xml:space="preserve"> PAGEREF _Toc212539525 \h </w:instrText>
-        </w:r>
-        <w:r>
-          <w:rPr>
-            <w:noProof/>
-            <w:webHidden/>
-          </w:rPr>
-        </w:r>
-        <w:r>
-          <w:rPr>
-            <w:noProof/>
-            <w:webHidden/>
-          </w:rPr>
-          <w:fldChar w:fldCharType="separate"/>
-        </w:r>
-        <w:r>
-          <w:rPr>
-            <w:noProof/>
-            <w:webHidden/>
-          </w:rPr>
-          <w:t>43</w:t>
-        </w:r>
-        <w:r>
-          <w:rPr>
-            <w:noProof/>
-            <w:webHidden/>
-          </w:rPr>
-          <w:fldChar w:fldCharType="end"/>
-        </w:r>
-      </w:hyperlink>
-    </w:p>
-    <w:p>
-      <w:pPr>
-        <w:pStyle w:val="TDC2"/>
-        <w:rPr>
-          <w:rFonts w:asciiTheme="minorHAnsi" w:eastAsiaTheme="minorEastAsia" w:hAnsiTheme="minorHAnsi" w:cstheme="minorBidi"/>
-          <w:noProof/>
-          <w:kern w:val="2"/>
-          <w:szCs w:val="24"/>
-          <w14:ligatures w14:val="standardContextual"/>
-        </w:rPr>
-      </w:pPr>
-      <w:hyperlink w:anchor="_Toc212539527" w:history="1">
-        <w:r>
-          <w:rPr>
-            <w:rStyle w:val="Hipervnculo"/>
-            <w:noProof/>
-          </w:rPr>
-          <w:t>Tabla 7.3 Caso de uso N°6.7, Imprimiendo permisos seleccionados</w:t>
-        </w:r>
-        <w:r>
-          <w:rPr>
-            <w:noProof/>
-            <w:webHidden/>
-          </w:rPr>
-          <w:tab/>
-        </w:r>
-        <w:r>
-          <w:rPr>
-            <w:noProof/>
-            <w:webHidden/>
-          </w:rPr>
-          <w:fldChar w:fldCharType="begin"/>
-        </w:r>
-        <w:r>
-          <w:rPr>
-            <w:noProof/>
-            <w:webHidden/>
-          </w:rPr>
-          <w:instrText xml:space="preserve"> PAGEREF _Toc212539527 \h </w:instrText>
-        </w:r>
-        <w:r>
-          <w:rPr>
-            <w:noProof/>
-            <w:webHidden/>
-          </w:rPr>
-        </w:r>
-        <w:r>
-          <w:rPr>
-            <w:noProof/>
-            <w:webHidden/>
-          </w:rPr>
-          <w:fldChar w:fldCharType="separate"/>
-        </w:r>
-        <w:r>
-          <w:rPr>
-            <w:noProof/>
-            <w:webHidden/>
-          </w:rPr>
-          <w:t>47</w:t>
-        </w:r>
-        <w:r>
-          <w:rPr>
-            <w:noProof/>
-            <w:webHidden/>
-          </w:rPr>
-          <w:fldChar w:fldCharType="end"/>
-        </w:r>
-      </w:hyperlink>
-    </w:p>
-    <w:p>
-      <w:pPr>
-        <w:pStyle w:val="TDC2"/>
-        <w:rPr>
-          <w:rFonts w:asciiTheme="minorHAnsi" w:eastAsiaTheme="minorEastAsia" w:hAnsiTheme="minorHAnsi" w:cstheme="minorBidi"/>
-          <w:noProof/>
-          <w:kern w:val="2"/>
-          <w:szCs w:val="24"/>
-          <w14:ligatures w14:val="standardContextual"/>
-        </w:rPr>
-      </w:pPr>
-      <w:hyperlink w:anchor="_Toc212539529" w:history="1">
-        <w:r>
-          <w:rPr>
-            <w:rStyle w:val="Hipervnculo"/>
-            <w:noProof/>
-          </w:rPr>
-          <w:t>Tabla 7.4 Caso de uso N°6.8, Eliminando permisos</w:t>
-        </w:r>
-        <w:r>
-          <w:rPr>
-            <w:noProof/>
-            <w:webHidden/>
-          </w:rPr>
-          <w:tab/>
-        </w:r>
-        <w:r>
-          <w:rPr>
-            <w:noProof/>
-            <w:webHidden/>
-          </w:rPr>
-          <w:fldChar w:fldCharType="begin"/>
-        </w:r>
-        <w:r>
-          <w:rPr>
-            <w:noProof/>
-            <w:webHidden/>
-          </w:rPr>
-          <w:instrText xml:space="preserve"> PAGEREF _Toc212539529 \h </w:instrText>
-        </w:r>
-        <w:r>
-          <w:rPr>
-            <w:noProof/>
-            <w:webHidden/>
-          </w:rPr>
-        </w:r>
-        <w:r>
-          <w:rPr>
-            <w:noProof/>
-            <w:webHidden/>
-          </w:rPr>
-          <w:fldChar w:fldCharType="separate"/>
-        </w:r>
-        <w:r>
-          <w:rPr>
-            <w:noProof/>
-            <w:webHidden/>
-          </w:rPr>
-          <w:t>51</w:t>
-        </w:r>
-        <w:r>
-          <w:rPr>
-            <w:noProof/>
-            <w:webHidden/>
-          </w:rPr>
-          <w:fldChar w:fldCharType="end"/>
-        </w:r>
-      </w:hyperlink>
-    </w:p>
-    <w:p>
-      <w:pPr>
-        <w:pStyle w:val="TDC1"/>
-        <w:rPr>
-          <w:rFonts w:asciiTheme="minorHAnsi" w:eastAsiaTheme="minorEastAsia" w:hAnsiTheme="minorHAnsi" w:cstheme="minorBidi"/>
-          <w:bCs w:val="0"/>
-          <w:caps w:val="0"/>
-          <w:noProof/>
-          <w:kern w:val="2"/>
-          <w:szCs w:val="24"/>
-          <w14:ligatures w14:val="standardContextual"/>
-        </w:rPr>
-      </w:pPr>
-      <w:hyperlink w:anchor="_Toc212539531" w:history="1">
-        <w:r>
-          <w:rPr>
-            <w:rStyle w:val="Hipervnculo"/>
-            <w:noProof/>
-          </w:rPr>
-          <w:t>8. SPRINT REVIEW</w:t>
-        </w:r>
-        <w:r>
-          <w:rPr>
-            <w:noProof/>
-            <w:webHidden/>
-          </w:rPr>
-          <w:tab/>
-        </w:r>
-        <w:r>
-          <w:rPr>
-            <w:noProof/>
-            <w:webHidden/>
-          </w:rPr>
-          <w:fldChar w:fldCharType="begin"/>
-        </w:r>
-        <w:r>
-          <w:rPr>
-            <w:noProof/>
-            <w:webHidden/>
-          </w:rPr>
-          <w:instrText xml:space="preserve"> PAGEREF _Toc212539531 \h </w:instrText>
-        </w:r>
-        <w:r>
-          <w:rPr>
-            <w:noProof/>
-            <w:webHidden/>
-          </w:rPr>
-        </w:r>
-        <w:r>
-          <w:rPr>
-            <w:noProof/>
-            <w:webHidden/>
-          </w:rPr>
-          <w:fldChar w:fldCharType="separate"/>
-        </w:r>
-        <w:r>
-          <w:rPr>
-            <w:noProof/>
-            <w:webHidden/>
-          </w:rPr>
-          <w:t>55</w:t>
-        </w:r>
-        <w:r>
-          <w:rPr>
-            <w:noProof/>
-            <w:webHidden/>
-          </w:rPr>
-          <w:fldChar w:fldCharType="end"/>
-        </w:r>
-      </w:hyperlink>
-    </w:p>
-    <w:p>
-      <w:pPr>
-        <w:pStyle w:val="TDC2"/>
-        <w:rPr>
-          <w:rFonts w:asciiTheme="minorHAnsi" w:eastAsiaTheme="minorEastAsia" w:hAnsiTheme="minorHAnsi" w:cstheme="minorBidi"/>
-          <w:noProof/>
-          <w:kern w:val="2"/>
-          <w:szCs w:val="24"/>
-          <w14:ligatures w14:val="standardContextual"/>
-        </w:rPr>
-      </w:pPr>
-      <w:hyperlink w:anchor="_Toc212539532" w:history="1">
-        <w:r>
-          <w:rPr>
-            <w:rStyle w:val="Hipervnculo"/>
-            <w:noProof/>
-          </w:rPr>
-          <w:t>Tabla 8.1 Sprint Backlog Review</w:t>
-        </w:r>
-        <w:r>
-          <w:rPr>
-            <w:noProof/>
-            <w:webHidden/>
-          </w:rPr>
-          <w:tab/>
-        </w:r>
-        <w:r>
-          <w:rPr>
-            <w:noProof/>
-            <w:webHidden/>
-          </w:rPr>
-          <w:fldChar w:fldCharType="begin"/>
-        </w:r>
-        <w:r>
-          <w:rPr>
-            <w:noProof/>
-            <w:webHidden/>
-          </w:rPr>
-          <w:instrText xml:space="preserve"> PAGEREF _Toc212539532 \h </w:instrText>
-        </w:r>
-        <w:r>
-          <w:rPr>
-            <w:noProof/>
-            <w:webHidden/>
-          </w:rPr>
-        </w:r>
-        <w:r>
-          <w:rPr>
-            <w:noProof/>
-            <w:webHidden/>
-          </w:rPr>
-          <w:fldChar w:fldCharType="separate"/>
-        </w:r>
-        <w:r>
-          <w:rPr>
-            <w:noProof/>
-            <w:webHidden/>
-          </w:rPr>
-          <w:t>55</w:t>
-        </w:r>
-        <w:r>
-          <w:rPr>
-            <w:noProof/>
-            <w:webHidden/>
-          </w:rPr>
-          <w:fldChar w:fldCharType="end"/>
-        </w:r>
-      </w:hyperlink>
-    </w:p>
-    <w:p>
-      <w:pPr>
-        <w:pStyle w:val="TDC2"/>
-        <w:rPr>
-          <w:rFonts w:asciiTheme="minorHAnsi" w:eastAsiaTheme="minorEastAsia" w:hAnsiTheme="minorHAnsi" w:cstheme="minorBidi"/>
-          <w:noProof/>
-          <w:kern w:val="2"/>
-          <w:szCs w:val="24"/>
-          <w14:ligatures w14:val="standardContextual"/>
-        </w:rPr>
-      </w:pPr>
-      <w:hyperlink w:anchor="_Toc212539533" w:history="1">
-        <w:r>
-          <w:rPr>
-            <w:rStyle w:val="Hipervnculo"/>
-            <w:noProof/>
-          </w:rPr>
-          <w:t>Tabla 8.2 Tabla de esfuerzo</w:t>
-        </w:r>
-        <w:r>
-          <w:rPr>
-            <w:noProof/>
-            <w:webHidden/>
-          </w:rPr>
-          <w:tab/>
-        </w:r>
-        <w:r>
-          <w:rPr>
-            <w:noProof/>
-            <w:webHidden/>
-          </w:rPr>
-          <w:fldChar w:fldCharType="begin"/>
-        </w:r>
-        <w:r>
-          <w:rPr>
-            <w:noProof/>
-            <w:webHidden/>
-          </w:rPr>
-          <w:instrText xml:space="preserve"> PAGEREF _Toc212539533 \h </w:instrText>
-        </w:r>
-        <w:r>
-          <w:rPr>
-            <w:noProof/>
-            <w:webHidden/>
-          </w:rPr>
-        </w:r>
-        <w:r>
-          <w:rPr>
-            <w:noProof/>
-            <w:webHidden/>
-          </w:rPr>
-          <w:fldChar w:fldCharType="separate"/>
-        </w:r>
-        <w:r>
-          <w:rPr>
-            <w:noProof/>
-            <w:webHidden/>
-          </w:rPr>
-          <w:t>55</w:t>
-        </w:r>
-        <w:r>
-          <w:rPr>
-            <w:noProof/>
-            <w:webHidden/>
-          </w:rPr>
-          <w:fldChar w:fldCharType="end"/>
-        </w:r>
-      </w:hyperlink>
-    </w:p>
-    <w:p>
-      <w:pPr>
-        <w:pStyle w:val="TDC2"/>
-        <w:rPr>
-          <w:rFonts w:asciiTheme="minorHAnsi" w:eastAsiaTheme="minorEastAsia" w:hAnsiTheme="minorHAnsi" w:cstheme="minorBidi"/>
-          <w:noProof/>
-          <w:kern w:val="2"/>
-          <w:szCs w:val="24"/>
-          <w14:ligatures w14:val="standardContextual"/>
-        </w:rPr>
-      </w:pPr>
-      <w:hyperlink w:anchor="_Toc212539537" w:history="1">
-        <w:r>
-          <w:rPr>
-            <w:rStyle w:val="Hipervnculo"/>
-            <w:noProof/>
-          </w:rPr>
-          <w:t>Tabla 8.3 “Plan de mejora”</w:t>
-        </w:r>
-        <w:r>
-          <w:rPr>
-            <w:noProof/>
-            <w:webHidden/>
-          </w:rPr>
-          <w:tab/>
-        </w:r>
-        <w:r>
-          <w:rPr>
-            <w:noProof/>
-            <w:webHidden/>
-          </w:rPr>
-          <w:fldChar w:fldCharType="begin"/>
-        </w:r>
-        <w:r>
-          <w:rPr>
-            <w:noProof/>
-            <w:webHidden/>
-          </w:rPr>
-          <w:instrText xml:space="preserve"> PAGEREF _Toc212539537 \h </w:instrText>
-        </w:r>
-        <w:r>
-          <w:rPr>
-            <w:noProof/>
-            <w:webHidden/>
-          </w:rPr>
-        </w:r>
-        <w:r>
-          <w:rPr>
-            <w:noProof/>
-            <w:webHidden/>
-          </w:rPr>
-          <w:fldChar w:fldCharType="separate"/>
-        </w:r>
-        <w:r>
-          <w:rPr>
-            <w:noProof/>
-            <w:webHidden/>
-          </w:rPr>
-          <w:t>60</w:t>
-        </w:r>
-        <w:r>
-          <w:rPr>
-            <w:noProof/>
-            <w:webHidden/>
-          </w:rPr>
-          <w:fldChar w:fldCharType="end"/>
-        </w:r>
-      </w:hyperlink>
-    </w:p>
-    <w:p>
-      <w:pPr>
-        <w:pStyle w:val="TDC1"/>
-        <w:rPr>
-          <w:rFonts w:asciiTheme="minorHAnsi" w:eastAsiaTheme="minorEastAsia" w:hAnsiTheme="minorHAnsi" w:cstheme="minorBidi"/>
-          <w:bCs w:val="0"/>
-          <w:caps w:val="0"/>
-          <w:noProof/>
-          <w:kern w:val="2"/>
-          <w:szCs w:val="24"/>
-          <w14:ligatures w14:val="standardContextual"/>
-        </w:rPr>
-      </w:pPr>
-      <w:hyperlink w:anchor="_Toc212539538" w:history="1">
-        <w:r>
-          <w:rPr>
-            <w:rStyle w:val="Hipervnculo"/>
-            <w:noProof/>
-          </w:rPr>
-          <w:t>9. ANEXO</w:t>
-        </w:r>
-        <w:r>
-          <w:rPr>
-            <w:noProof/>
-            <w:webHidden/>
-          </w:rPr>
-          <w:tab/>
-        </w:r>
-        <w:r>
-          <w:rPr>
-            <w:noProof/>
-            <w:webHidden/>
-          </w:rPr>
-          <w:tab/>
-        </w:r>
-        <w:r>
-          <w:rPr>
-            <w:noProof/>
-            <w:webHidden/>
-          </w:rPr>
-          <w:fldChar w:fldCharType="begin"/>
-        </w:r>
-        <w:r>
-          <w:rPr>
-            <w:noProof/>
-            <w:webHidden/>
-          </w:rPr>
-          <w:instrText xml:space="preserve"> PAGEREF _Toc212539538 \h </w:instrText>
-        </w:r>
-        <w:r>
-          <w:rPr>
-            <w:noProof/>
-            <w:webHidden/>
-          </w:rPr>
-        </w:r>
-        <w:r>
-          <w:rPr>
-            <w:noProof/>
-            <w:webHidden/>
-          </w:rPr>
-          <w:fldChar w:fldCharType="separate"/>
-        </w:r>
-        <w:r>
-          <w:rPr>
-            <w:noProof/>
-            <w:webHidden/>
-          </w:rPr>
-          <w:t>61</w:t>
-        </w:r>
-        <w:r>
-          <w:rPr>
-            <w:noProof/>
-            <w:webHidden/>
-          </w:rPr>
-          <w:fldChar w:fldCharType="end"/>
-        </w:r>
-      </w:hyperlink>
-    </w:p>
-    <w:p>
-      <w:pPr>
-        <w:pStyle w:val="TDC1"/>
-        <w:rPr>
-          <w:rFonts w:asciiTheme="minorHAnsi" w:eastAsiaTheme="minorEastAsia" w:hAnsiTheme="minorHAnsi" w:cstheme="minorBidi"/>
-          <w:bCs w:val="0"/>
-          <w:caps w:val="0"/>
-          <w:noProof/>
-          <w:kern w:val="2"/>
-          <w:szCs w:val="24"/>
-          <w14:ligatures w14:val="standardContextual"/>
-        </w:rPr>
-      </w:pPr>
-      <w:hyperlink w:anchor="_Toc212539539" w:history="1">
-        <w:r>
-          <w:rPr>
-            <w:rStyle w:val="Hipervnculo"/>
-            <w:noProof/>
-          </w:rPr>
-          <w:t>10. REFERENCIAS</w:t>
-        </w:r>
-        <w:r>
-          <w:rPr>
-            <w:noProof/>
-            <w:webHidden/>
-          </w:rPr>
-          <w:tab/>
-        </w:r>
-        <w:r>
-          <w:rPr>
-            <w:noProof/>
-            <w:webHidden/>
-          </w:rPr>
-          <w:fldChar w:fldCharType="begin"/>
-        </w:r>
-        <w:r>
-          <w:rPr>
-            <w:noProof/>
-            <w:webHidden/>
-          </w:rPr>
-          <w:instrText xml:space="preserve"> PAGEREF _Toc212539539 \h </w:instrText>
-        </w:r>
-        <w:r>
-          <w:rPr>
-            <w:noProof/>
-            <w:webHidden/>
-          </w:rPr>
-        </w:r>
-        <w:r>
-          <w:rPr>
-            <w:noProof/>
-            <w:webHidden/>
-          </w:rPr>
-          <w:fldChar w:fldCharType="separate"/>
-        </w:r>
-        <w:r>
-          <w:rPr>
-            <w:noProof/>
-            <w:webHidden/>
-          </w:rPr>
-          <w:t>71</w:t>
-        </w:r>
-        <w:r>
-          <w:rPr>
-            <w:noProof/>
-            <w:webHidden/>
-          </w:rPr>
-          <w:fldChar w:fldCharType="end"/>
-        </w:r>
-      </w:hyperlink>
-    </w:p>
-    <w:p>
-      <w:pPr>
-        <w:pStyle w:val="TDC1"/>
       </w:pPr>
       <w:r>
         <w:fldChar w:fldCharType="end"/>
       </w:r>
+    </w:p>
+    <w:p/>
+    <w:p>
+      <w:pPr>
+        <w:ind w:left="720" w:firstLine="0"/>
+      </w:pPr>
     </w:p>
     <w:p>
       <w:pPr>
@@ -8804,8 +7935,9 @@
       <w:bookmarkStart w:id="4" w:name="_Toc201199663"/>
       <w:bookmarkStart w:id="5" w:name="_Toc211609240"/>
       <w:bookmarkStart w:id="6" w:name="_Toc212539442"/>
-      <w:bookmarkStart w:id="7" w:name="_Toc212539496"/>
-      <w:bookmarkStart w:id="8" w:name="_Toc213146836"/>
+      <w:bookmarkStart w:id="7" w:name="_Toc213698678"/>
+      <w:bookmarkStart w:id="8" w:name="_Toc213698735"/>
+      <w:bookmarkStart w:id="9" w:name="_Toc213698769"/>
       <w:r>
         <w:lastRenderedPageBreak/>
         <w:t>I</w:t>
@@ -8827,6 +7959,7 @@
       <w:bookmarkEnd w:id="6"/>
       <w:bookmarkEnd w:id="7"/>
       <w:bookmarkEnd w:id="8"/>
+      <w:bookmarkEnd w:id="9"/>
     </w:p>
     <w:p/>
     <w:p/>
@@ -8882,13 +8015,14 @@
       <w:pPr>
         <w:pStyle w:val="Ttulo1"/>
       </w:pPr>
-      <w:bookmarkStart w:id="9" w:name="_Toc200405755"/>
-      <w:bookmarkStart w:id="10" w:name="_Toc201199575"/>
-      <w:bookmarkStart w:id="11" w:name="_Toc201199664"/>
-      <w:bookmarkStart w:id="12" w:name="_Toc211609241"/>
-      <w:bookmarkStart w:id="13" w:name="_Toc212539443"/>
-      <w:bookmarkStart w:id="14" w:name="_Toc212539497"/>
-      <w:bookmarkStart w:id="15" w:name="_Toc213146837"/>
+      <w:bookmarkStart w:id="10" w:name="_Toc200405755"/>
+      <w:bookmarkStart w:id="11" w:name="_Toc201199575"/>
+      <w:bookmarkStart w:id="12" w:name="_Toc201199664"/>
+      <w:bookmarkStart w:id="13" w:name="_Toc211609241"/>
+      <w:bookmarkStart w:id="14" w:name="_Toc212539443"/>
+      <w:bookmarkStart w:id="15" w:name="_Toc213698679"/>
+      <w:bookmarkStart w:id="16" w:name="_Toc213698736"/>
+      <w:bookmarkStart w:id="17" w:name="_Toc213698770"/>
       <w:r>
         <w:lastRenderedPageBreak/>
         <w:t>PROPUESTA DE SOLUCI</w:t>
@@ -8899,13 +8033,14 @@
       <w:r>
         <w:t>N E INCREMENTO DONDE SE ESPECIFICA EL INCREMENTO</w:t>
       </w:r>
-      <w:bookmarkEnd w:id="9"/>
       <w:bookmarkEnd w:id="10"/>
       <w:bookmarkEnd w:id="11"/>
       <w:bookmarkEnd w:id="12"/>
       <w:bookmarkEnd w:id="13"/>
       <w:bookmarkEnd w:id="14"/>
       <w:bookmarkEnd w:id="15"/>
+      <w:bookmarkEnd w:id="16"/>
+      <w:bookmarkEnd w:id="17"/>
     </w:p>
     <w:p/>
     <w:p/>
@@ -8919,11 +8054,11 @@
       <w:pPr>
         <w:pStyle w:val="Ttulo2"/>
       </w:pPr>
-      <w:bookmarkStart w:id="16" w:name="_Toc213146838"/>
+      <w:bookmarkStart w:id="18" w:name="_Toc213698680"/>
       <w:r>
         <w:t>Propuesta de solución</w:t>
       </w:r>
-      <w:bookmarkEnd w:id="16"/>
+      <w:bookmarkEnd w:id="18"/>
     </w:p>
     <w:p/>
     <w:p>
@@ -8987,7 +8122,7 @@
       <w:pPr>
         <w:pStyle w:val="Ttulo2"/>
       </w:pPr>
-      <w:bookmarkStart w:id="17" w:name="_Toc213146839"/>
+      <w:bookmarkStart w:id="19" w:name="_Toc213698681"/>
       <w:r>
         <w:t>Especificación del Incremento (</w:t>
       </w:r>
@@ -8997,7 +8132,7 @@
       <w:r>
         <w:t xml:space="preserve"> Incremento)</w:t>
       </w:r>
-      <w:bookmarkEnd w:id="17"/>
+      <w:bookmarkEnd w:id="19"/>
     </w:p>
     <w:p/>
     <w:p>
@@ -9031,7 +8166,7 @@
       <w:pPr>
         <w:pStyle w:val="Ttulo2"/>
       </w:pPr>
-      <w:bookmarkStart w:id="18" w:name="_Toc213146840"/>
+      <w:bookmarkStart w:id="20" w:name="_Toc213698682"/>
       <w:r>
         <w:t xml:space="preserve">Cantidad de </w:t>
       </w:r>
@@ -9041,7 +8176,7 @@
       <w:r>
         <w:t xml:space="preserve"> de uso</w:t>
       </w:r>
-      <w:bookmarkEnd w:id="18"/>
+      <w:bookmarkEnd w:id="20"/>
     </w:p>
     <w:p/>
     <w:p>
@@ -9093,15 +8228,17 @@
         <w:pStyle w:val="Descripcin"/>
         <w:keepNext/>
       </w:pPr>
-      <w:bookmarkStart w:id="19" w:name="_Toc200405757"/>
-      <w:bookmarkStart w:id="20" w:name="_Toc200570059"/>
-      <w:bookmarkStart w:id="21" w:name="_Toc200854178"/>
-      <w:bookmarkStart w:id="22" w:name="_Toc201172395"/>
-      <w:bookmarkStart w:id="23" w:name="_Toc201199576"/>
-      <w:bookmarkStart w:id="24" w:name="_Toc201199665"/>
-      <w:bookmarkStart w:id="25" w:name="_Toc211609242"/>
-      <w:bookmarkStart w:id="26" w:name="_Toc212539444"/>
-      <w:bookmarkStart w:id="27" w:name="_Toc212539498"/>
+      <w:bookmarkStart w:id="21" w:name="_Toc200405757"/>
+      <w:bookmarkStart w:id="22" w:name="_Toc200570059"/>
+      <w:bookmarkStart w:id="23" w:name="_Toc200854178"/>
+      <w:bookmarkStart w:id="24" w:name="_Toc201172395"/>
+      <w:bookmarkStart w:id="25" w:name="_Toc201199576"/>
+      <w:bookmarkStart w:id="26" w:name="_Toc201199665"/>
+      <w:bookmarkStart w:id="27" w:name="_Toc211609242"/>
+      <w:bookmarkStart w:id="28" w:name="_Toc212539444"/>
+      <w:bookmarkStart w:id="29" w:name="_Toc212539498"/>
+      <w:bookmarkStart w:id="30" w:name="_Toc213698737"/>
+      <w:bookmarkStart w:id="31" w:name="_Toc213698771"/>
       <w:r>
         <w:lastRenderedPageBreak/>
         <w:t xml:space="preserve">Figura </w:t>
@@ -9178,8 +8315,6 @@
       <w:r>
         <w:t>fico de barras de casos de uso</w:t>
       </w:r>
-      <w:bookmarkEnd w:id="19"/>
-      <w:bookmarkEnd w:id="20"/>
       <w:bookmarkEnd w:id="21"/>
       <w:bookmarkEnd w:id="22"/>
       <w:bookmarkEnd w:id="23"/>
@@ -9187,6 +8322,10 @@
       <w:bookmarkEnd w:id="25"/>
       <w:bookmarkEnd w:id="26"/>
       <w:bookmarkEnd w:id="27"/>
+      <w:bookmarkEnd w:id="28"/>
+      <w:bookmarkEnd w:id="29"/>
+      <w:bookmarkEnd w:id="30"/>
+      <w:bookmarkEnd w:id="31"/>
     </w:p>
     <w:p>
       <w:pPr>
@@ -9248,16 +8387,16 @@
       <w:pPr>
         <w:pStyle w:val="Ttulo2"/>
       </w:pPr>
-      <w:bookmarkStart w:id="28" w:name="_Toc200405758"/>
-      <w:bookmarkStart w:id="29" w:name="_Toc213146841"/>
+      <w:bookmarkStart w:id="32" w:name="_Toc200405758"/>
+      <w:bookmarkStart w:id="33" w:name="_Toc213698683"/>
       <w:r>
         <w:t xml:space="preserve">Porcentaje </w:t>
       </w:r>
-      <w:bookmarkEnd w:id="28"/>
+      <w:bookmarkEnd w:id="32"/>
       <w:r>
         <w:t>parcial</w:t>
       </w:r>
-      <w:bookmarkEnd w:id="29"/>
+      <w:bookmarkEnd w:id="33"/>
     </w:p>
     <w:p>
       <w:pPr>
@@ -9312,12 +8451,14 @@
         <w:pStyle w:val="Descripcin"/>
         <w:keepNext/>
       </w:pPr>
-      <w:bookmarkStart w:id="30" w:name="_Toc201172396"/>
-      <w:bookmarkStart w:id="31" w:name="_Toc201199577"/>
-      <w:bookmarkStart w:id="32" w:name="_Toc201199666"/>
-      <w:bookmarkStart w:id="33" w:name="_Toc211609243"/>
-      <w:bookmarkStart w:id="34" w:name="_Toc212539445"/>
-      <w:bookmarkStart w:id="35" w:name="_Toc212539499"/>
+      <w:bookmarkStart w:id="34" w:name="_Toc201172396"/>
+      <w:bookmarkStart w:id="35" w:name="_Toc201199577"/>
+      <w:bookmarkStart w:id="36" w:name="_Toc201199666"/>
+      <w:bookmarkStart w:id="37" w:name="_Toc211609243"/>
+      <w:bookmarkStart w:id="38" w:name="_Toc212539445"/>
+      <w:bookmarkStart w:id="39" w:name="_Toc212539499"/>
+      <w:bookmarkStart w:id="40" w:name="_Toc213698738"/>
+      <w:bookmarkStart w:id="41" w:name="_Toc213698772"/>
       <w:r>
         <w:lastRenderedPageBreak/>
         <w:t xml:space="preserve">Figura </w:t>
@@ -9388,12 +8529,14 @@
       <w:r>
         <w:t xml:space="preserve"> gráfico circular de porcentaje parcial</w:t>
       </w:r>
-      <w:bookmarkEnd w:id="30"/>
-      <w:bookmarkEnd w:id="31"/>
-      <w:bookmarkEnd w:id="32"/>
-      <w:bookmarkEnd w:id="33"/>
       <w:bookmarkEnd w:id="34"/>
       <w:bookmarkEnd w:id="35"/>
+      <w:bookmarkEnd w:id="36"/>
+      <w:bookmarkEnd w:id="37"/>
+      <w:bookmarkEnd w:id="38"/>
+      <w:bookmarkEnd w:id="39"/>
+      <w:bookmarkEnd w:id="40"/>
+      <w:bookmarkEnd w:id="41"/>
     </w:p>
     <w:p>
       <w:pPr>
@@ -9456,11 +8599,11 @@
       <w:pPr>
         <w:pStyle w:val="Ttulo2"/>
       </w:pPr>
-      <w:bookmarkStart w:id="36" w:name="_Toc213146842"/>
+      <w:bookmarkStart w:id="42" w:name="_Toc213698684"/>
       <w:r>
         <w:t>Porcentaje acumulado</w:t>
       </w:r>
-      <w:bookmarkEnd w:id="36"/>
+      <w:bookmarkEnd w:id="42"/>
     </w:p>
     <w:p/>
     <w:p>
@@ -9564,12 +8707,14 @@
         <w:pStyle w:val="Descripcin"/>
         <w:keepNext/>
       </w:pPr>
-      <w:bookmarkStart w:id="37" w:name="_Toc201172397"/>
-      <w:bookmarkStart w:id="38" w:name="_Toc201199578"/>
-      <w:bookmarkStart w:id="39" w:name="_Toc201199667"/>
-      <w:bookmarkStart w:id="40" w:name="_Toc211609244"/>
-      <w:bookmarkStart w:id="41" w:name="_Toc212539446"/>
-      <w:bookmarkStart w:id="42" w:name="_Toc212539500"/>
+      <w:bookmarkStart w:id="43" w:name="_Toc201172397"/>
+      <w:bookmarkStart w:id="44" w:name="_Toc201199578"/>
+      <w:bookmarkStart w:id="45" w:name="_Toc201199667"/>
+      <w:bookmarkStart w:id="46" w:name="_Toc211609244"/>
+      <w:bookmarkStart w:id="47" w:name="_Toc212539446"/>
+      <w:bookmarkStart w:id="48" w:name="_Toc212539500"/>
+      <w:bookmarkStart w:id="49" w:name="_Toc213698739"/>
+      <w:bookmarkStart w:id="50" w:name="_Toc213698773"/>
       <w:r>
         <w:t xml:space="preserve">Figura </w:t>
       </w:r>
@@ -9648,12 +8793,14 @@
       <w:r>
         <w:t>fico de barras porcentaje acumulado</w:t>
       </w:r>
-      <w:bookmarkEnd w:id="37"/>
-      <w:bookmarkEnd w:id="38"/>
-      <w:bookmarkEnd w:id="39"/>
-      <w:bookmarkEnd w:id="40"/>
-      <w:bookmarkEnd w:id="41"/>
-      <w:bookmarkEnd w:id="42"/>
+      <w:bookmarkEnd w:id="43"/>
+      <w:bookmarkEnd w:id="44"/>
+      <w:bookmarkEnd w:id="45"/>
+      <w:bookmarkEnd w:id="46"/>
+      <w:bookmarkEnd w:id="47"/>
+      <w:bookmarkEnd w:id="48"/>
+      <w:bookmarkEnd w:id="49"/>
+      <w:bookmarkEnd w:id="50"/>
     </w:p>
     <w:p>
       <w:pPr>
@@ -9729,162 +8876,166 @@
       <w:pPr>
         <w:pStyle w:val="Ttulo1"/>
       </w:pPr>
-      <w:bookmarkStart w:id="43" w:name="_Toc201199579"/>
-      <w:bookmarkStart w:id="44" w:name="_Toc201199668"/>
-      <w:bookmarkStart w:id="45" w:name="_Toc211609245"/>
-      <w:bookmarkStart w:id="46" w:name="_Toc212539447"/>
-      <w:bookmarkStart w:id="47" w:name="_Toc212539501"/>
-      <w:bookmarkStart w:id="48" w:name="_Toc213146843"/>
+      <w:bookmarkStart w:id="51" w:name="_Toc201199579"/>
+      <w:bookmarkStart w:id="52" w:name="_Toc201199668"/>
+      <w:bookmarkStart w:id="53" w:name="_Toc211609245"/>
+      <w:bookmarkStart w:id="54" w:name="_Toc212539447"/>
+      <w:bookmarkStart w:id="55" w:name="_Toc213698685"/>
+      <w:bookmarkStart w:id="56" w:name="_Toc213698740"/>
+      <w:bookmarkStart w:id="57" w:name="_Toc213698774"/>
       <w:r>
         <w:lastRenderedPageBreak/>
         <w:t>PRODUCT BACKLOG</w:t>
       </w:r>
-      <w:bookmarkEnd w:id="43"/>
-      <w:bookmarkEnd w:id="44"/>
-      <w:bookmarkEnd w:id="45"/>
-      <w:bookmarkEnd w:id="46"/>
-      <w:bookmarkEnd w:id="47"/>
-      <w:bookmarkEnd w:id="48"/>
-    </w:p>
-    <w:p/>
-    <w:p/>
-    <w:p>
-      <w:r>
-        <w:t xml:space="preserve">En la tabla 3.1 se ha </w:t>
-      </w:r>
-      <w:r>
-        <w:t>establecido y mantenido un Product Backlog que contiene los requerimientos priorizados del sistema</w:t>
-      </w:r>
-      <w:r>
-        <w:t>, u</w:t>
-      </w:r>
-      <w:r>
-        <w:t>na historia de usuario, descripción breve, prioridad, estimación</w:t>
-      </w:r>
-      <w:r>
-        <w:t xml:space="preserve"> y estado</w:t>
-      </w:r>
-      <w:r>
-        <w:t xml:space="preserve">. Este backlog es fundamental para la planificación de los </w:t>
-      </w:r>
-      <w:r>
-        <w:t>Sprint</w:t>
-      </w:r>
-      <w:r>
-        <w:t>s</w:t>
-      </w:r>
-      <w:r>
-        <w:t>.</w:t>
-      </w:r>
-    </w:p>
-    <w:p>
-      <w:pPr>
-        <w:pStyle w:val="Sinespaciado"/>
-      </w:pPr>
-    </w:p>
-    <w:p>
-      <w:pPr>
-        <w:pStyle w:val="Descripcin"/>
-        <w:keepNext/>
-      </w:pPr>
-      <w:bookmarkStart w:id="49" w:name="_Toc200854044"/>
-      <w:bookmarkStart w:id="50" w:name="_Toc201172325"/>
-      <w:bookmarkStart w:id="51" w:name="_Toc201199580"/>
-      <w:bookmarkStart w:id="52" w:name="_Toc201199669"/>
-      <w:bookmarkStart w:id="53" w:name="_Toc211609246"/>
-      <w:bookmarkStart w:id="54" w:name="_Toc212539448"/>
-      <w:bookmarkStart w:id="55" w:name="_Toc212539502"/>
-      <w:r>
-        <w:t xml:space="preserve">Tabla </w:t>
-      </w:r>
-      <w:r>
-        <w:rPr>
-          <w:noProof/>
-        </w:rPr>
-        <w:fldChar w:fldCharType="begin"/>
-      </w:r>
-      <w:r>
-        <w:rPr>
-          <w:noProof/>
-        </w:rPr>
-        <w:instrText xml:space="preserve"> STYLEREF 1 \s </w:instrText>
-      </w:r>
-      <w:r>
-        <w:rPr>
-          <w:noProof/>
-        </w:rPr>
-        <w:fldChar w:fldCharType="separate"/>
-      </w:r>
-      <w:r>
-        <w:rPr>
-          <w:noProof/>
-        </w:rPr>
-        <w:t>3</w:t>
-      </w:r>
-      <w:r>
-        <w:rPr>
-          <w:noProof/>
-        </w:rPr>
-        <w:fldChar w:fldCharType="end"/>
-      </w:r>
-      <w:r>
-        <w:t>.</w:t>
-      </w:r>
-      <w:r>
-        <w:rPr>
-          <w:noProof/>
-        </w:rPr>
-        <w:fldChar w:fldCharType="begin"/>
-      </w:r>
-      <w:r>
-        <w:rPr>
-          <w:noProof/>
-        </w:rPr>
-        <w:instrText xml:space="preserve"> SEQ Tabla \* ARABIC \s 1 </w:instrText>
-      </w:r>
-      <w:r>
-        <w:rPr>
-          <w:noProof/>
-        </w:rPr>
-        <w:fldChar w:fldCharType="separate"/>
-      </w:r>
-      <w:r>
-        <w:rPr>
-          <w:noProof/>
-        </w:rPr>
-        <w:t>1</w:t>
-      </w:r>
-      <w:r>
-        <w:rPr>
-          <w:noProof/>
-        </w:rPr>
-        <w:fldChar w:fldCharType="end"/>
-      </w:r>
-      <w:r>
-        <w:t xml:space="preserve"> </w:t>
-      </w:r>
-      <w:r>
-        <w:rPr>
-          <w:u w:val="single"/>
-        </w:rPr>
-        <w:t>P</w:t>
-      </w:r>
-      <w:r>
-        <w:rPr>
-          <w:u w:val="single"/>
-        </w:rPr>
-        <w:t>roduct</w:t>
-      </w:r>
-      <w:r>
-        <w:t xml:space="preserve"> backlog</w:t>
-      </w:r>
-      <w:bookmarkEnd w:id="49"/>
-      <w:bookmarkEnd w:id="50"/>
       <w:bookmarkEnd w:id="51"/>
       <w:bookmarkEnd w:id="52"/>
       <w:bookmarkEnd w:id="53"/>
       <w:bookmarkEnd w:id="54"/>
       <w:bookmarkEnd w:id="55"/>
+      <w:bookmarkEnd w:id="56"/>
+      <w:bookmarkEnd w:id="57"/>
+    </w:p>
+    <w:p/>
+    <w:p/>
+    <w:p>
+      <w:r>
+        <w:t xml:space="preserve">En la tabla 3.1 se ha </w:t>
+      </w:r>
+      <w:r>
+        <w:t>establecido y mantenido un Product Backlog que contiene los requerimientos priorizados del sistema</w:t>
+      </w:r>
+      <w:r>
+        <w:t>, u</w:t>
+      </w:r>
+      <w:r>
+        <w:t>na historia de usuario, descripción breve, prioridad, estimación</w:t>
+      </w:r>
+      <w:r>
+        <w:t xml:space="preserve"> y estado</w:t>
+      </w:r>
+      <w:r>
+        <w:t xml:space="preserve">. Este backlog es fundamental para la planificación de los </w:t>
+      </w:r>
+      <w:r>
+        <w:t>Sprint</w:t>
+      </w:r>
+      <w:r>
+        <w:t>s</w:t>
+      </w:r>
+      <w:r>
+        <w:t>.</w:t>
+      </w:r>
+    </w:p>
+    <w:p>
+      <w:pPr>
+        <w:pStyle w:val="Sinespaciado"/>
+      </w:pPr>
+    </w:p>
+    <w:p>
+      <w:pPr>
+        <w:pStyle w:val="Descripcin"/>
+        <w:keepNext/>
+      </w:pPr>
+      <w:bookmarkStart w:id="58" w:name="_Toc200854044"/>
+      <w:bookmarkStart w:id="59" w:name="_Toc201172325"/>
+      <w:bookmarkStart w:id="60" w:name="_Toc201199580"/>
+      <w:bookmarkStart w:id="61" w:name="_Toc201199669"/>
+      <w:bookmarkStart w:id="62" w:name="_Toc211609246"/>
+      <w:bookmarkStart w:id="63" w:name="_Toc212539448"/>
+      <w:bookmarkStart w:id="64" w:name="_Toc213698741"/>
+      <w:bookmarkStart w:id="65" w:name="_Toc213698775"/>
+      <w:r>
+        <w:t xml:space="preserve">Tabla </w:t>
+      </w:r>
+      <w:r>
+        <w:rPr>
+          <w:noProof/>
+        </w:rPr>
+        <w:fldChar w:fldCharType="begin"/>
+      </w:r>
+      <w:r>
+        <w:rPr>
+          <w:noProof/>
+        </w:rPr>
+        <w:instrText xml:space="preserve"> STYLEREF 1 \s </w:instrText>
+      </w:r>
+      <w:r>
+        <w:rPr>
+          <w:noProof/>
+        </w:rPr>
+        <w:fldChar w:fldCharType="separate"/>
+      </w:r>
+      <w:r>
+        <w:rPr>
+          <w:noProof/>
+        </w:rPr>
+        <w:t>3</w:t>
+      </w:r>
+      <w:r>
+        <w:rPr>
+          <w:noProof/>
+        </w:rPr>
+        <w:fldChar w:fldCharType="end"/>
+      </w:r>
+      <w:r>
+        <w:t>.</w:t>
+      </w:r>
+      <w:r>
+        <w:rPr>
+          <w:noProof/>
+        </w:rPr>
+        <w:fldChar w:fldCharType="begin"/>
+      </w:r>
+      <w:r>
+        <w:rPr>
+          <w:noProof/>
+        </w:rPr>
+        <w:instrText xml:space="preserve"> SEQ Tabla \* ARABIC \s 1 </w:instrText>
+      </w:r>
+      <w:r>
+        <w:rPr>
+          <w:noProof/>
+        </w:rPr>
+        <w:fldChar w:fldCharType="separate"/>
+      </w:r>
+      <w:r>
+        <w:rPr>
+          <w:noProof/>
+        </w:rPr>
+        <w:t>1</w:t>
+      </w:r>
+      <w:r>
+        <w:rPr>
+          <w:noProof/>
+        </w:rPr>
+        <w:fldChar w:fldCharType="end"/>
+      </w:r>
+      <w:r>
+        <w:t xml:space="preserve"> </w:t>
+      </w:r>
+      <w:r>
+        <w:rPr>
+          <w:u w:val="single"/>
+        </w:rPr>
+        <w:t>P</w:t>
+      </w:r>
+      <w:r>
+        <w:rPr>
+          <w:u w:val="single"/>
+        </w:rPr>
+        <w:t>roduct</w:t>
+      </w:r>
+      <w:r>
+        <w:t xml:space="preserve"> backlog</w:t>
+      </w:r>
+      <w:bookmarkEnd w:id="58"/>
+      <w:bookmarkEnd w:id="59"/>
+      <w:bookmarkEnd w:id="60"/>
+      <w:bookmarkEnd w:id="61"/>
+      <w:bookmarkEnd w:id="62"/>
+      <w:bookmarkEnd w:id="63"/>
+      <w:bookmarkEnd w:id="64"/>
+      <w:bookmarkEnd w:id="65"/>
     </w:p>
     <w:tbl>
       <w:tblPr>
@@ -10318,12 +9469,13 @@
       <w:pPr>
         <w:pStyle w:val="Ttulo1"/>
       </w:pPr>
-      <w:bookmarkStart w:id="56" w:name="_Toc201199581"/>
-      <w:bookmarkStart w:id="57" w:name="_Toc201199670"/>
-      <w:bookmarkStart w:id="58" w:name="_Toc211609247"/>
-      <w:bookmarkStart w:id="59" w:name="_Toc212539449"/>
-      <w:bookmarkStart w:id="60" w:name="_Toc212539503"/>
-      <w:bookmarkStart w:id="61" w:name="_Toc213146844"/>
+      <w:bookmarkStart w:id="66" w:name="_Toc201199581"/>
+      <w:bookmarkStart w:id="67" w:name="_Toc201199670"/>
+      <w:bookmarkStart w:id="68" w:name="_Toc211609247"/>
+      <w:bookmarkStart w:id="69" w:name="_Toc212539449"/>
+      <w:bookmarkStart w:id="70" w:name="_Toc213698686"/>
+      <w:bookmarkStart w:id="71" w:name="_Toc213698742"/>
+      <w:bookmarkStart w:id="72" w:name="_Toc213698776"/>
       <w:r>
         <w:lastRenderedPageBreak/>
         <w:t>SPRINT BACKLOG</w:t>
@@ -10331,187 +9483,193 @@
       <w:r>
         <w:t xml:space="preserve"> Y VISTA EXTERNA</w:t>
       </w:r>
-      <w:bookmarkEnd w:id="56"/>
-      <w:bookmarkEnd w:id="57"/>
-      <w:bookmarkEnd w:id="58"/>
-      <w:bookmarkEnd w:id="59"/>
-      <w:bookmarkEnd w:id="60"/>
-      <w:bookmarkEnd w:id="61"/>
-    </w:p>
-    <w:p/>
-    <w:p/>
-    <w:p>
-      <w:pPr>
-        <w:rPr>
-          <w:noProof/>
-        </w:rPr>
-      </w:pPr>
-      <w:r>
-        <w:t xml:space="preserve">El sprint backlog se enfoca en el </w:t>
-      </w:r>
-      <w:r>
-        <w:t>cuarto</w:t>
-      </w:r>
-      <w:r>
-        <w:t xml:space="preserve"> incremento del sistema web </w:t>
-      </w:r>
-      <w:r>
-        <w:t xml:space="preserve">además la vista externa </w:t>
-      </w:r>
-      <w:r>
-        <w:t xml:space="preserve">son los </w:t>
-      </w:r>
-      <w:r>
-        <w:t>casos de uso de tipo extendido y sus nombres están formulados en gerundio, como se observa en los ejemplos presentes en el documento.</w:t>
-      </w:r>
-      <w:r>
-        <w:rPr>
-          <w:noProof/>
-        </w:rPr>
-        <w:t xml:space="preserve"> </w:t>
-      </w:r>
-    </w:p>
-    <w:p>
-      <w:pPr>
-        <w:rPr>
-          <w:noProof/>
-        </w:rPr>
-      </w:pPr>
-    </w:p>
-    <w:p>
-      <w:pPr>
-        <w:pStyle w:val="Ttulo2"/>
-        <w:rPr>
-          <w:noProof/>
-        </w:rPr>
-      </w:pPr>
-      <w:bookmarkStart w:id="62" w:name="_Toc213146845"/>
-      <w:r>
-        <w:rPr>
-          <w:noProof/>
-        </w:rPr>
-        <w:t>Sprint backlog</w:t>
-      </w:r>
-      <w:bookmarkEnd w:id="62"/>
-    </w:p>
-    <w:p/>
-    <w:p>
-      <w:r>
-        <w:t xml:space="preserve">El Sprint Backlog de este </w:t>
-      </w:r>
-      <w:r>
-        <w:t>cuarto</w:t>
-      </w:r>
-      <w:r>
-        <w:t xml:space="preserve"> </w:t>
-      </w:r>
-      <w:r>
-        <w:t>incremento se ha enfocado en la Vista Externa del sistema, detallando los casos de uso que lo componen</w:t>
-      </w:r>
-      <w:r>
-        <w:t>.</w:t>
-      </w:r>
-    </w:p>
-    <w:p/>
-    <w:p>
-      <w:r>
-        <w:t>En la tabla 4.1 se especifica el conjunto de elementos del producto backlog para ser desarrollados en el sprint actual, junto con plan para entrega.</w:t>
-      </w:r>
-    </w:p>
-    <w:p/>
-    <w:p>
-      <w:pPr>
-        <w:pStyle w:val="Descripcin"/>
-      </w:pPr>
-      <w:bookmarkStart w:id="63" w:name="_Toc200854046"/>
-      <w:bookmarkStart w:id="64" w:name="_Toc201172327"/>
-      <w:bookmarkStart w:id="65" w:name="_Toc201199582"/>
-      <w:bookmarkStart w:id="66" w:name="_Toc201199671"/>
-      <w:bookmarkStart w:id="67" w:name="_Toc211609248"/>
-      <w:bookmarkStart w:id="68" w:name="_Toc212539450"/>
-      <w:bookmarkStart w:id="69" w:name="_Toc212539504"/>
-      <w:r>
-        <w:t xml:space="preserve">Tabla </w:t>
-      </w:r>
-      <w:r>
-        <w:rPr>
-          <w:noProof/>
-        </w:rPr>
-        <w:fldChar w:fldCharType="begin"/>
-      </w:r>
-      <w:r>
-        <w:rPr>
-          <w:noProof/>
-        </w:rPr>
-        <w:instrText xml:space="preserve"> STYLEREF 1 \s </w:instrText>
-      </w:r>
-      <w:r>
-        <w:rPr>
-          <w:noProof/>
-        </w:rPr>
-        <w:fldChar w:fldCharType="separate"/>
-      </w:r>
-      <w:r>
-        <w:rPr>
-          <w:noProof/>
-        </w:rPr>
-        <w:t>4</w:t>
-      </w:r>
-      <w:r>
-        <w:rPr>
-          <w:noProof/>
-        </w:rPr>
-        <w:fldChar w:fldCharType="end"/>
-      </w:r>
-      <w:r>
-        <w:t>.</w:t>
-      </w:r>
-      <w:r>
-        <w:rPr>
-          <w:noProof/>
-        </w:rPr>
-        <w:fldChar w:fldCharType="begin"/>
-      </w:r>
-      <w:r>
-        <w:rPr>
-          <w:noProof/>
-        </w:rPr>
-        <w:instrText xml:space="preserve"> SEQ Tabla \* ARABIC \s 1 </w:instrText>
-      </w:r>
-      <w:r>
-        <w:rPr>
-          <w:noProof/>
-        </w:rPr>
-        <w:fldChar w:fldCharType="separate"/>
-      </w:r>
-      <w:r>
-        <w:rPr>
-          <w:noProof/>
-        </w:rPr>
-        <w:t>1</w:t>
-      </w:r>
-      <w:r>
-        <w:rPr>
-          <w:noProof/>
-        </w:rPr>
-        <w:fldChar w:fldCharType="end"/>
-      </w:r>
-      <w:r>
-        <w:t xml:space="preserve"> Sprint backlog</w:t>
-      </w:r>
-      <w:bookmarkEnd w:id="63"/>
-      <w:bookmarkEnd w:id="64"/>
-      <w:bookmarkEnd w:id="65"/>
       <w:bookmarkEnd w:id="66"/>
       <w:bookmarkEnd w:id="67"/>
       <w:bookmarkEnd w:id="68"/>
       <w:bookmarkEnd w:id="69"/>
+      <w:bookmarkEnd w:id="70"/>
+      <w:bookmarkEnd w:id="71"/>
+      <w:bookmarkEnd w:id="72"/>
+    </w:p>
+    <w:p/>
+    <w:p/>
+    <w:p>
+      <w:pPr>
+        <w:rPr>
+          <w:noProof/>
+        </w:rPr>
+      </w:pPr>
+      <w:r>
+        <w:t xml:space="preserve">El sprint backlog se enfoca en el </w:t>
+      </w:r>
+      <w:r>
+        <w:t>cuarto</w:t>
+      </w:r>
+      <w:r>
+        <w:t xml:space="preserve"> incremento del sistema web </w:t>
+      </w:r>
+      <w:r>
+        <w:t xml:space="preserve">además la vista externa </w:t>
+      </w:r>
+      <w:r>
+        <w:t xml:space="preserve">son los </w:t>
+      </w:r>
+      <w:r>
+        <w:t>casos de uso de tipo extendido y sus nombres están formulados en gerundio, como se observa en los ejemplos presentes en el documento.</w:t>
+      </w:r>
+      <w:r>
+        <w:rPr>
+          <w:noProof/>
+        </w:rPr>
+        <w:t xml:space="preserve"> </w:t>
+      </w:r>
+    </w:p>
+    <w:p>
+      <w:pPr>
+        <w:rPr>
+          <w:noProof/>
+        </w:rPr>
+      </w:pPr>
+    </w:p>
+    <w:p>
+      <w:pPr>
+        <w:pStyle w:val="Ttulo2"/>
+        <w:rPr>
+          <w:noProof/>
+        </w:rPr>
+      </w:pPr>
+      <w:bookmarkStart w:id="73" w:name="_Toc213698687"/>
+      <w:r>
+        <w:rPr>
+          <w:noProof/>
+        </w:rPr>
+        <w:t>Sprint backlog</w:t>
+      </w:r>
+      <w:bookmarkEnd w:id="73"/>
+    </w:p>
+    <w:p/>
+    <w:p>
+      <w:r>
+        <w:t xml:space="preserve">El Sprint Backlog de este </w:t>
+      </w:r>
+      <w:r>
+        <w:t>cuarto</w:t>
+      </w:r>
+      <w:r>
+        <w:t xml:space="preserve"> </w:t>
+      </w:r>
+      <w:r>
+        <w:t>incremento se ha enfocado en la Vista Externa del sistema, detallando los casos de uso que lo componen</w:t>
+      </w:r>
+      <w:r>
+        <w:t>.</w:t>
+      </w:r>
+    </w:p>
+    <w:p/>
+    <w:p>
+      <w:r>
+        <w:t>En la tabla 4.1 se especifica el conjunto de elementos del producto backlog para ser desarrollados en el sprint actual, junto con plan para entrega.</w:t>
+      </w:r>
+    </w:p>
+    <w:p/>
+    <w:p>
+      <w:pPr>
+        <w:pStyle w:val="Descripcin"/>
+      </w:pPr>
+      <w:bookmarkStart w:id="74" w:name="_Toc200854046"/>
+      <w:bookmarkStart w:id="75" w:name="_Toc201172327"/>
+      <w:bookmarkStart w:id="76" w:name="_Toc201199582"/>
+      <w:bookmarkStart w:id="77" w:name="_Toc201199671"/>
+      <w:bookmarkStart w:id="78" w:name="_Toc211609248"/>
+      <w:bookmarkStart w:id="79" w:name="_Toc212539450"/>
+      <w:bookmarkStart w:id="80" w:name="_Toc213698743"/>
+      <w:bookmarkStart w:id="81" w:name="_Toc213698777"/>
+      <w:r>
+        <w:t xml:space="preserve">Tabla </w:t>
+      </w:r>
+      <w:r>
+        <w:rPr>
+          <w:noProof/>
+        </w:rPr>
+        <w:fldChar w:fldCharType="begin"/>
+      </w:r>
+      <w:r>
+        <w:rPr>
+          <w:noProof/>
+        </w:rPr>
+        <w:instrText xml:space="preserve"> STYLEREF 1 \s </w:instrText>
+      </w:r>
+      <w:r>
+        <w:rPr>
+          <w:noProof/>
+        </w:rPr>
+        <w:fldChar w:fldCharType="separate"/>
+      </w:r>
+      <w:r>
+        <w:rPr>
+          <w:noProof/>
+        </w:rPr>
+        <w:t>4</w:t>
+      </w:r>
+      <w:r>
+        <w:rPr>
+          <w:noProof/>
+        </w:rPr>
+        <w:fldChar w:fldCharType="end"/>
+      </w:r>
+      <w:r>
+        <w:t>.</w:t>
+      </w:r>
+      <w:r>
+        <w:rPr>
+          <w:noProof/>
+        </w:rPr>
+        <w:fldChar w:fldCharType="begin"/>
+      </w:r>
+      <w:r>
+        <w:rPr>
+          <w:noProof/>
+        </w:rPr>
+        <w:instrText xml:space="preserve"> SEQ Tabla \* ARABIC \s 1 </w:instrText>
+      </w:r>
+      <w:r>
+        <w:rPr>
+          <w:noProof/>
+        </w:rPr>
+        <w:fldChar w:fldCharType="separate"/>
+      </w:r>
+      <w:r>
+        <w:rPr>
+          <w:noProof/>
+        </w:rPr>
+        <w:t>1</w:t>
+      </w:r>
+      <w:r>
+        <w:rPr>
+          <w:noProof/>
+        </w:rPr>
+        <w:fldChar w:fldCharType="end"/>
+      </w:r>
+      <w:r>
+        <w:t xml:space="preserve"> Sprint backlog</w:t>
+      </w:r>
+      <w:bookmarkEnd w:id="74"/>
+      <w:bookmarkEnd w:id="75"/>
+      <w:bookmarkEnd w:id="76"/>
+      <w:bookmarkEnd w:id="77"/>
+      <w:bookmarkEnd w:id="78"/>
+      <w:bookmarkEnd w:id="79"/>
+      <w:bookmarkEnd w:id="80"/>
+      <w:bookmarkEnd w:id="81"/>
     </w:p>
     <w:p>
       <w:pPr>
         <w:pStyle w:val="Sinespaciado"/>
       </w:pPr>
       <w:r>
+        <w:rPr>
+          <w:noProof/>
+        </w:rPr>
         <w:drawing>
           <wp:inline distT="0" distB="0" distL="0" distR="0" wp14:anchorId="0F8862AB" wp14:editId="3463363E">
             <wp:extent cx="5971540" cy="641350"/>
@@ -10567,16 +9725,16 @@
           <w:noProof/>
         </w:rPr>
       </w:pPr>
-      <w:bookmarkStart w:id="70" w:name="_Toc208864114"/>
-      <w:bookmarkStart w:id="71" w:name="_Toc213146846"/>
+      <w:bookmarkStart w:id="82" w:name="_Toc208864114"/>
+      <w:bookmarkStart w:id="83" w:name="_Toc213698688"/>
       <w:r>
         <w:rPr>
           <w:noProof/>
         </w:rPr>
         <w:t>Vista externa ( Casos de uso )</w:t>
       </w:r>
-      <w:bookmarkEnd w:id="70"/>
-      <w:bookmarkEnd w:id="71"/>
+      <w:bookmarkEnd w:id="82"/>
+      <w:bookmarkEnd w:id="83"/>
     </w:p>
     <w:p/>
     <w:p>
@@ -10618,20 +9776,24 @@
         <w:pStyle w:val="Descripcin"/>
         <w:keepNext/>
       </w:pPr>
-      <w:bookmarkStart w:id="72" w:name="_v1i3qshb3x8u" w:colFirst="0" w:colLast="0"/>
-      <w:bookmarkStart w:id="73" w:name="_Toc200336586"/>
-      <w:bookmarkStart w:id="74" w:name="_Toc200363971"/>
-      <w:bookmarkStart w:id="75" w:name="_Toc200483273"/>
-      <w:bookmarkEnd w:id="72"/>
+      <w:bookmarkStart w:id="84" w:name="_v1i3qshb3x8u" w:colFirst="0" w:colLast="0"/>
+      <w:bookmarkStart w:id="85" w:name="_Toc200336586"/>
+      <w:bookmarkStart w:id="86" w:name="_Toc200363971"/>
+      <w:bookmarkStart w:id="87" w:name="_Toc200483273"/>
+      <w:bookmarkStart w:id="88" w:name="_Toc213698744"/>
+      <w:bookmarkStart w:id="89" w:name="_Toc213698778"/>
+      <w:bookmarkEnd w:id="84"/>
       <w:r>
         <w:t xml:space="preserve">Tabla 4.2 </w:t>
       </w:r>
       <w:r>
         <w:t>Caso de uso N°7.1, Generando gráfico con métricas de asistencia</w:t>
       </w:r>
-      <w:bookmarkEnd w:id="73"/>
-      <w:bookmarkEnd w:id="74"/>
-      <w:bookmarkEnd w:id="75"/>
+      <w:bookmarkEnd w:id="85"/>
+      <w:bookmarkEnd w:id="86"/>
+      <w:bookmarkEnd w:id="87"/>
+      <w:bookmarkEnd w:id="88"/>
+      <w:bookmarkEnd w:id="89"/>
     </w:p>
     <w:p>
       <w:pPr>
@@ -10723,28 +9885,32 @@
     </w:p>
     <w:p/>
     <w:p>
-      <w:bookmarkStart w:id="76" w:name="_elsps3er5dto" w:colFirst="0" w:colLast="0"/>
-      <w:bookmarkEnd w:id="76"/>
+      <w:bookmarkStart w:id="90" w:name="_elsps3er5dto" w:colFirst="0" w:colLast="0"/>
+      <w:bookmarkEnd w:id="90"/>
     </w:p>
     <w:p>
       <w:pPr>
         <w:pStyle w:val="Descripcin"/>
         <w:keepNext/>
       </w:pPr>
-      <w:bookmarkStart w:id="77" w:name="_nbdoqtnr6knp" w:colFirst="0" w:colLast="0"/>
-      <w:bookmarkStart w:id="78" w:name="_Toc200336588"/>
-      <w:bookmarkStart w:id="79" w:name="_Toc200363973"/>
-      <w:bookmarkStart w:id="80" w:name="_Toc200483275"/>
-      <w:bookmarkEnd w:id="77"/>
+      <w:bookmarkStart w:id="91" w:name="_nbdoqtnr6knp" w:colFirst="0" w:colLast="0"/>
+      <w:bookmarkStart w:id="92" w:name="_Toc200336588"/>
+      <w:bookmarkStart w:id="93" w:name="_Toc200363973"/>
+      <w:bookmarkStart w:id="94" w:name="_Toc200483275"/>
+      <w:bookmarkStart w:id="95" w:name="_Toc213698745"/>
+      <w:bookmarkStart w:id="96" w:name="_Toc213698779"/>
+      <w:bookmarkEnd w:id="91"/>
       <w:r>
         <w:t xml:space="preserve">Tabla 4.3 </w:t>
       </w:r>
       <w:r>
         <w:t>Caso de uso N°7.3, visualizando lista con empleados inasistentes</w:t>
       </w:r>
-      <w:bookmarkEnd w:id="78"/>
-      <w:bookmarkEnd w:id="79"/>
-      <w:bookmarkEnd w:id="80"/>
+      <w:bookmarkEnd w:id="92"/>
+      <w:bookmarkEnd w:id="93"/>
+      <w:bookmarkEnd w:id="94"/>
+      <w:bookmarkEnd w:id="95"/>
+      <w:bookmarkEnd w:id="96"/>
     </w:p>
     <w:p>
       <w:pPr>
@@ -10845,12 +10011,13 @@
       <w:pPr>
         <w:pStyle w:val="Ttulo1"/>
       </w:pPr>
-      <w:bookmarkStart w:id="81" w:name="_Toc201199598"/>
-      <w:bookmarkStart w:id="82" w:name="_Toc201199687"/>
-      <w:bookmarkStart w:id="83" w:name="_Toc211609253"/>
-      <w:bookmarkStart w:id="84" w:name="_Toc212539455"/>
-      <w:bookmarkStart w:id="85" w:name="_Toc212539509"/>
-      <w:bookmarkStart w:id="86" w:name="_Toc213146847"/>
+      <w:bookmarkStart w:id="97" w:name="_Toc201199598"/>
+      <w:bookmarkStart w:id="98" w:name="_Toc201199687"/>
+      <w:bookmarkStart w:id="99" w:name="_Toc211609253"/>
+      <w:bookmarkStart w:id="100" w:name="_Toc212539455"/>
+      <w:bookmarkStart w:id="101" w:name="_Toc213698689"/>
+      <w:bookmarkStart w:id="102" w:name="_Toc213698746"/>
+      <w:bookmarkStart w:id="103" w:name="_Toc213698780"/>
       <w:r>
         <w:lastRenderedPageBreak/>
         <w:t>SPRINT</w:t>
@@ -10858,12 +10025,13 @@
       <w:r>
         <w:t xml:space="preserve"> VISTAS</w:t>
       </w:r>
-      <w:bookmarkEnd w:id="81"/>
-      <w:bookmarkEnd w:id="82"/>
-      <w:bookmarkEnd w:id="83"/>
-      <w:bookmarkEnd w:id="84"/>
-      <w:bookmarkEnd w:id="85"/>
-      <w:bookmarkEnd w:id="86"/>
+      <w:bookmarkEnd w:id="97"/>
+      <w:bookmarkEnd w:id="98"/>
+      <w:bookmarkEnd w:id="99"/>
+      <w:bookmarkEnd w:id="100"/>
+      <w:bookmarkEnd w:id="101"/>
+      <w:bookmarkEnd w:id="102"/>
+      <w:bookmarkEnd w:id="103"/>
       <w:r>
         <w:t xml:space="preserve"> </w:t>
       </w:r>
@@ -10883,14 +10051,14 @@
       <w:pPr>
         <w:pStyle w:val="Ttulo2"/>
       </w:pPr>
-      <w:bookmarkStart w:id="87" w:name="_Toc213146848"/>
+      <w:bookmarkStart w:id="104" w:name="_Toc213698690"/>
       <w:r>
         <w:t xml:space="preserve">Vista </w:t>
       </w:r>
       <w:r>
         <w:t>lógica</w:t>
       </w:r>
-      <w:bookmarkEnd w:id="87"/>
+      <w:bookmarkEnd w:id="104"/>
     </w:p>
     <w:p/>
     <w:p>
@@ -10903,11 +10071,11 @@
       <w:pPr>
         <w:pStyle w:val="Ttulo3"/>
       </w:pPr>
-      <w:bookmarkStart w:id="88" w:name="_Toc213146849"/>
+      <w:bookmarkStart w:id="105" w:name="_Toc213698691"/>
       <w:r>
         <w:t>Diagrama de clases</w:t>
       </w:r>
-      <w:bookmarkEnd w:id="88"/>
+      <w:bookmarkEnd w:id="105"/>
     </w:p>
     <w:p/>
     <w:p>
@@ -10933,7 +10101,7 @@
         <w:t>.</w:t>
       </w:r>
       <w:r>
-        <w:t>6</w:t>
+        <w:t>4</w:t>
       </w:r>
       <w:r>
         <w:t>.</w:t>
@@ -10948,13 +10116,15 @@
       <w:pPr>
         <w:pStyle w:val="Descripcin"/>
       </w:pPr>
-      <w:bookmarkStart w:id="89" w:name="_Toc200854201"/>
-      <w:bookmarkStart w:id="90" w:name="_Toc201172418"/>
-      <w:bookmarkStart w:id="91" w:name="_Toc201199599"/>
-      <w:bookmarkStart w:id="92" w:name="_Toc201199688"/>
-      <w:bookmarkStart w:id="93" w:name="_Toc211609254"/>
-      <w:bookmarkStart w:id="94" w:name="_Toc212539456"/>
-      <w:bookmarkStart w:id="95" w:name="_Toc212539510"/>
+      <w:bookmarkStart w:id="106" w:name="_Toc200854201"/>
+      <w:bookmarkStart w:id="107" w:name="_Toc201172418"/>
+      <w:bookmarkStart w:id="108" w:name="_Toc201199599"/>
+      <w:bookmarkStart w:id="109" w:name="_Toc201199688"/>
+      <w:bookmarkStart w:id="110" w:name="_Toc211609254"/>
+      <w:bookmarkStart w:id="111" w:name="_Toc212539456"/>
+      <w:bookmarkStart w:id="112" w:name="_Toc212539510"/>
+      <w:bookmarkStart w:id="113" w:name="_Toc213698747"/>
+      <w:bookmarkStart w:id="114" w:name="_Toc213698781"/>
       <w:r>
         <w:t xml:space="preserve">Figura </w:t>
       </w:r>
@@ -11024,13 +10194,15 @@
       <w:r>
         <w:t xml:space="preserve"> Diagrama de clases UML del sistema Biométrico web</w:t>
       </w:r>
-      <w:bookmarkEnd w:id="89"/>
-      <w:bookmarkEnd w:id="90"/>
-      <w:bookmarkEnd w:id="91"/>
-      <w:bookmarkEnd w:id="92"/>
-      <w:bookmarkEnd w:id="93"/>
-      <w:bookmarkEnd w:id="94"/>
-      <w:bookmarkEnd w:id="95"/>
+      <w:bookmarkEnd w:id="106"/>
+      <w:bookmarkEnd w:id="107"/>
+      <w:bookmarkEnd w:id="108"/>
+      <w:bookmarkEnd w:id="109"/>
+      <w:bookmarkEnd w:id="110"/>
+      <w:bookmarkEnd w:id="111"/>
+      <w:bookmarkEnd w:id="112"/>
+      <w:bookmarkEnd w:id="113"/>
+      <w:bookmarkEnd w:id="114"/>
     </w:p>
     <w:p/>
     <w:p>
@@ -11126,12 +10298,12 @@
       <w:pPr>
         <w:pStyle w:val="Ttulo3"/>
       </w:pPr>
-      <w:bookmarkStart w:id="96" w:name="_Toc213146850"/>
+      <w:bookmarkStart w:id="115" w:name="_Toc213698692"/>
       <w:r>
         <w:lastRenderedPageBreak/>
         <w:t>Modelado de datos</w:t>
       </w:r>
-      <w:bookmarkEnd w:id="96"/>
+      <w:bookmarkEnd w:id="115"/>
     </w:p>
     <w:p/>
     <w:p>
@@ -11145,7 +10317,13 @@
         <w:t xml:space="preserve"> 9</w:t>
       </w:r>
       <w:r>
-        <w:t xml:space="preserve">.6 para más información de la relación </w:t>
+        <w:t>.</w:t>
+      </w:r>
+      <w:r>
+        <w:t>4</w:t>
+      </w:r>
+      <w:r>
+        <w:t xml:space="preserve"> para más información de la relación </w:t>
       </w:r>
     </w:p>
     <w:p>
@@ -11157,13 +10335,15 @@
       <w:pPr>
         <w:pStyle w:val="Descripcin"/>
       </w:pPr>
-      <w:bookmarkStart w:id="97" w:name="_Toc200854202"/>
-      <w:bookmarkStart w:id="98" w:name="_Toc201172419"/>
-      <w:bookmarkStart w:id="99" w:name="_Toc201199600"/>
-      <w:bookmarkStart w:id="100" w:name="_Toc201199689"/>
-      <w:bookmarkStart w:id="101" w:name="_Toc211609255"/>
-      <w:bookmarkStart w:id="102" w:name="_Toc212539457"/>
-      <w:bookmarkStart w:id="103" w:name="_Toc212539511"/>
+      <w:bookmarkStart w:id="116" w:name="_Toc200854202"/>
+      <w:bookmarkStart w:id="117" w:name="_Toc201172419"/>
+      <w:bookmarkStart w:id="118" w:name="_Toc201199600"/>
+      <w:bookmarkStart w:id="119" w:name="_Toc201199689"/>
+      <w:bookmarkStart w:id="120" w:name="_Toc211609255"/>
+      <w:bookmarkStart w:id="121" w:name="_Toc212539457"/>
+      <w:bookmarkStart w:id="122" w:name="_Toc212539511"/>
+      <w:bookmarkStart w:id="123" w:name="_Toc213698748"/>
+      <w:bookmarkStart w:id="124" w:name="_Toc213698782"/>
       <w:r>
         <w:t xml:space="preserve">Figura </w:t>
       </w:r>
@@ -11233,13 +10413,15 @@
       <w:r>
         <w:t xml:space="preserve"> Diagrama modelo de datos de sistema web EUGCOM</w:t>
       </w:r>
-      <w:bookmarkEnd w:id="97"/>
-      <w:bookmarkEnd w:id="98"/>
-      <w:bookmarkEnd w:id="99"/>
-      <w:bookmarkEnd w:id="100"/>
-      <w:bookmarkEnd w:id="101"/>
-      <w:bookmarkEnd w:id="102"/>
-      <w:bookmarkEnd w:id="103"/>
+      <w:bookmarkEnd w:id="116"/>
+      <w:bookmarkEnd w:id="117"/>
+      <w:bookmarkEnd w:id="118"/>
+      <w:bookmarkEnd w:id="119"/>
+      <w:bookmarkEnd w:id="120"/>
+      <w:bookmarkEnd w:id="121"/>
+      <w:bookmarkEnd w:id="122"/>
+      <w:bookmarkEnd w:id="123"/>
+      <w:bookmarkEnd w:id="124"/>
     </w:p>
     <w:p/>
     <w:p>
@@ -11298,12 +10480,12 @@
       <w:pPr>
         <w:pStyle w:val="Ttulo2"/>
       </w:pPr>
-      <w:bookmarkStart w:id="104" w:name="_Toc213146851"/>
+      <w:bookmarkStart w:id="125" w:name="_Toc213698693"/>
       <w:r>
         <w:lastRenderedPageBreak/>
         <w:t>Vista de proceso:</w:t>
       </w:r>
-      <w:bookmarkEnd w:id="104"/>
+      <w:bookmarkEnd w:id="125"/>
     </w:p>
     <w:p/>
     <w:p>
@@ -11328,7 +10510,7 @@
       <w:pPr>
         <w:pStyle w:val="Ttulo3"/>
       </w:pPr>
-      <w:bookmarkStart w:id="105" w:name="_Toc213146852"/>
+      <w:bookmarkStart w:id="126" w:name="_Toc213698694"/>
       <w:r>
         <w:t>Diagrama</w:t>
       </w:r>
@@ -11341,7 +10523,7 @@
       <w:r>
         <w:t>s</w:t>
       </w:r>
-      <w:bookmarkEnd w:id="105"/>
+      <w:bookmarkEnd w:id="126"/>
     </w:p>
     <w:p/>
     <w:p>
@@ -11768,11 +10950,11 @@
       <w:pPr>
         <w:pStyle w:val="Ttulo2"/>
       </w:pPr>
-      <w:bookmarkStart w:id="106" w:name="_Toc213146853"/>
+      <w:bookmarkStart w:id="127" w:name="_Toc213698695"/>
       <w:r>
         <w:t>Vista desarrollo</w:t>
       </w:r>
-      <w:bookmarkEnd w:id="106"/>
+      <w:bookmarkEnd w:id="127"/>
     </w:p>
     <w:p/>
     <w:p>
@@ -11788,11 +10970,11 @@
       <w:pPr>
         <w:pStyle w:val="Ttulo3"/>
       </w:pPr>
-      <w:bookmarkStart w:id="107" w:name="_Toc213146854"/>
+      <w:bookmarkStart w:id="128" w:name="_Toc213698696"/>
       <w:r>
         <w:t>Diagrama de componentes</w:t>
       </w:r>
-      <w:bookmarkEnd w:id="107"/>
+      <w:bookmarkEnd w:id="128"/>
     </w:p>
     <w:p/>
     <w:p>
@@ -11935,13 +11117,15 @@
         <w:pStyle w:val="Descripcin"/>
         <w:keepNext/>
       </w:pPr>
-      <w:bookmarkStart w:id="108" w:name="_Toc200854218"/>
-      <w:bookmarkStart w:id="109" w:name="_Toc201172435"/>
-      <w:bookmarkStart w:id="110" w:name="_Toc201199616"/>
-      <w:bookmarkStart w:id="111" w:name="_Toc201199705"/>
-      <w:bookmarkStart w:id="112" w:name="_Toc211609256"/>
-      <w:bookmarkStart w:id="113" w:name="_Toc212539462"/>
-      <w:bookmarkStart w:id="114" w:name="_Toc212539516"/>
+      <w:bookmarkStart w:id="129" w:name="_Toc200854218"/>
+      <w:bookmarkStart w:id="130" w:name="_Toc201172435"/>
+      <w:bookmarkStart w:id="131" w:name="_Toc201199616"/>
+      <w:bookmarkStart w:id="132" w:name="_Toc201199705"/>
+      <w:bookmarkStart w:id="133" w:name="_Toc211609256"/>
+      <w:bookmarkStart w:id="134" w:name="_Toc212539462"/>
+      <w:bookmarkStart w:id="135" w:name="_Toc212539516"/>
+      <w:bookmarkStart w:id="136" w:name="_Toc213698749"/>
+      <w:bookmarkStart w:id="137" w:name="_Toc213698783"/>
       <w:r>
         <w:t xml:space="preserve">Figura </w:t>
       </w:r>
@@ -12017,13 +11201,15 @@
       <w:r>
         <w:t>de EugCom</w:t>
       </w:r>
-      <w:bookmarkEnd w:id="108"/>
-      <w:bookmarkEnd w:id="109"/>
-      <w:bookmarkEnd w:id="110"/>
-      <w:bookmarkEnd w:id="111"/>
-      <w:bookmarkEnd w:id="112"/>
-      <w:bookmarkEnd w:id="113"/>
-      <w:bookmarkEnd w:id="114"/>
+      <w:bookmarkEnd w:id="129"/>
+      <w:bookmarkEnd w:id="130"/>
+      <w:bookmarkEnd w:id="131"/>
+      <w:bookmarkEnd w:id="132"/>
+      <w:bookmarkEnd w:id="133"/>
+      <w:bookmarkEnd w:id="134"/>
+      <w:bookmarkEnd w:id="135"/>
+      <w:bookmarkEnd w:id="136"/>
+      <w:bookmarkEnd w:id="137"/>
     </w:p>
     <w:p>
       <w:pPr>
@@ -12095,7 +11281,7 @@
       <w:pPr>
         <w:pStyle w:val="Ttulo2"/>
       </w:pPr>
-      <w:bookmarkStart w:id="115" w:name="_Toc213146855"/>
+      <w:bookmarkStart w:id="138" w:name="_Toc213698697"/>
       <w:r>
         <w:lastRenderedPageBreak/>
         <w:t xml:space="preserve">Vista </w:t>
@@ -12103,7 +11289,7 @@
       <w:r>
         <w:t>física</w:t>
       </w:r>
-      <w:bookmarkEnd w:id="115"/>
+      <w:bookmarkEnd w:id="138"/>
     </w:p>
     <w:p/>
     <w:p>
@@ -12116,11 +11302,11 @@
       <w:pPr>
         <w:pStyle w:val="Ttulo3"/>
       </w:pPr>
-      <w:bookmarkStart w:id="116" w:name="_Toc213146856"/>
+      <w:bookmarkStart w:id="139" w:name="_Toc213698698"/>
       <w:r>
         <w:t>Diagrama de despliegue</w:t>
       </w:r>
-      <w:bookmarkEnd w:id="116"/>
+      <w:bookmarkEnd w:id="139"/>
     </w:p>
     <w:p/>
     <w:p>
@@ -12156,13 +11342,15 @@
         <w:pStyle w:val="Descripcin"/>
         <w:keepNext/>
       </w:pPr>
-      <w:bookmarkStart w:id="117" w:name="_Toc200854219"/>
-      <w:bookmarkStart w:id="118" w:name="_Toc201172436"/>
-      <w:bookmarkStart w:id="119" w:name="_Toc201199617"/>
-      <w:bookmarkStart w:id="120" w:name="_Toc201199706"/>
-      <w:bookmarkStart w:id="121" w:name="_Toc211609257"/>
-      <w:bookmarkStart w:id="122" w:name="_Toc212539463"/>
-      <w:bookmarkStart w:id="123" w:name="_Toc212539517"/>
+      <w:bookmarkStart w:id="140" w:name="_Toc200854219"/>
+      <w:bookmarkStart w:id="141" w:name="_Toc201172436"/>
+      <w:bookmarkStart w:id="142" w:name="_Toc201199617"/>
+      <w:bookmarkStart w:id="143" w:name="_Toc201199706"/>
+      <w:bookmarkStart w:id="144" w:name="_Toc211609257"/>
+      <w:bookmarkStart w:id="145" w:name="_Toc212539463"/>
+      <w:bookmarkStart w:id="146" w:name="_Toc212539517"/>
+      <w:bookmarkStart w:id="147" w:name="_Toc213698750"/>
+      <w:bookmarkStart w:id="148" w:name="_Toc213698784"/>
       <w:r>
         <w:lastRenderedPageBreak/>
         <w:t xml:space="preserve">Figura </w:t>
@@ -12233,13 +11421,15 @@
       <w:r>
         <w:t xml:space="preserve"> Diagrama de despliegue de EugCOM</w:t>
       </w:r>
-      <w:bookmarkEnd w:id="117"/>
-      <w:bookmarkEnd w:id="118"/>
-      <w:bookmarkEnd w:id="119"/>
-      <w:bookmarkEnd w:id="120"/>
-      <w:bookmarkEnd w:id="121"/>
-      <w:bookmarkEnd w:id="122"/>
-      <w:bookmarkEnd w:id="123"/>
+      <w:bookmarkEnd w:id="140"/>
+      <w:bookmarkEnd w:id="141"/>
+      <w:bookmarkEnd w:id="142"/>
+      <w:bookmarkEnd w:id="143"/>
+      <w:bookmarkEnd w:id="144"/>
+      <w:bookmarkEnd w:id="145"/>
+      <w:bookmarkEnd w:id="146"/>
+      <w:bookmarkEnd w:id="147"/>
+      <w:bookmarkEnd w:id="148"/>
     </w:p>
     <w:p>
       <w:pPr>
@@ -12314,12 +11504,13 @@
       <w:r>
         <w:br w:type="page"/>
       </w:r>
-      <w:bookmarkStart w:id="124" w:name="_Toc201199618"/>
-      <w:bookmarkStart w:id="125" w:name="_Toc201199707"/>
-      <w:bookmarkStart w:id="126" w:name="_Toc211609258"/>
-      <w:bookmarkStart w:id="127" w:name="_Toc212539464"/>
-      <w:bookmarkStart w:id="128" w:name="_Toc212539518"/>
-      <w:bookmarkStart w:id="129" w:name="_Toc213146857"/>
+      <w:bookmarkStart w:id="149" w:name="_Toc201199618"/>
+      <w:bookmarkStart w:id="150" w:name="_Toc201199707"/>
+      <w:bookmarkStart w:id="151" w:name="_Toc211609258"/>
+      <w:bookmarkStart w:id="152" w:name="_Toc212539464"/>
+      <w:bookmarkStart w:id="153" w:name="_Toc213698699"/>
+      <w:bookmarkStart w:id="154" w:name="_Toc213698751"/>
+      <w:bookmarkStart w:id="155" w:name="_Toc213698785"/>
       <w:r>
         <w:lastRenderedPageBreak/>
         <w:t>MANUAL DE INSTALACI</w:t>
@@ -12333,12 +11524,13 @@
       <w:r>
         <w:t xml:space="preserve"> Y NAVEGACIÓN</w:t>
       </w:r>
-      <w:bookmarkEnd w:id="124"/>
-      <w:bookmarkEnd w:id="125"/>
-      <w:bookmarkEnd w:id="126"/>
-      <w:bookmarkEnd w:id="127"/>
-      <w:bookmarkEnd w:id="128"/>
-      <w:bookmarkEnd w:id="129"/>
+      <w:bookmarkEnd w:id="149"/>
+      <w:bookmarkEnd w:id="150"/>
+      <w:bookmarkEnd w:id="151"/>
+      <w:bookmarkEnd w:id="152"/>
+      <w:bookmarkEnd w:id="153"/>
+      <w:bookmarkEnd w:id="154"/>
+      <w:bookmarkEnd w:id="155"/>
     </w:p>
     <w:p/>
     <w:p/>
@@ -12376,11 +11568,11 @@
       <w:pPr>
         <w:pStyle w:val="Ttulo2"/>
       </w:pPr>
-      <w:bookmarkStart w:id="130" w:name="_Toc213146858"/>
+      <w:bookmarkStart w:id="156" w:name="_Toc213698700"/>
       <w:r>
         <w:t>Requisitos de hardware</w:t>
       </w:r>
-      <w:bookmarkEnd w:id="130"/>
+      <w:bookmarkEnd w:id="156"/>
     </w:p>
     <w:p/>
     <w:p>
@@ -12441,11 +11633,11 @@
       <w:pPr>
         <w:pStyle w:val="Ttulo2"/>
       </w:pPr>
-      <w:bookmarkStart w:id="131" w:name="_Toc213146859"/>
+      <w:bookmarkStart w:id="157" w:name="_Toc213698701"/>
       <w:r>
         <w:t>Requisitos de Software</w:t>
       </w:r>
-      <w:bookmarkEnd w:id="131"/>
+      <w:bookmarkEnd w:id="157"/>
     </w:p>
     <w:p/>
     <w:p>
@@ -12533,7 +11725,7 @@
         <w:pStyle w:val="Prrafodelista"/>
         <w:ind w:left="1440" w:firstLine="0"/>
         <w:rPr>
-          <w:ins w:id="132" w:author="Microsoft Word" w:date="2025-06-15T03:56:00Z"/>
+          <w:ins w:id="158" w:author="Microsoft Word" w:date="2025-06-15T03:56:00Z"/>
         </w:rPr>
       </w:pPr>
     </w:p>
@@ -12577,11 +11769,11 @@
       <w:pPr>
         <w:pStyle w:val="Ttulo2"/>
       </w:pPr>
-      <w:bookmarkStart w:id="133" w:name="_Toc213146860"/>
+      <w:bookmarkStart w:id="159" w:name="_Toc213698702"/>
       <w:r>
         <w:t>Instalación de dependencias</w:t>
       </w:r>
-      <w:bookmarkEnd w:id="133"/>
+      <w:bookmarkEnd w:id="159"/>
     </w:p>
     <w:p/>
     <w:p>
@@ -12773,11 +11965,11 @@
       <w:pPr>
         <w:pStyle w:val="Ttulo2"/>
       </w:pPr>
-      <w:bookmarkStart w:id="134" w:name="_Toc213146861"/>
+      <w:bookmarkStart w:id="160" w:name="_Toc213698703"/>
       <w:r>
         <w:t>Pasos para la instalación</w:t>
       </w:r>
-      <w:bookmarkEnd w:id="134"/>
+      <w:bookmarkEnd w:id="160"/>
     </w:p>
     <w:p/>
     <w:p>
@@ -12930,11 +12122,11 @@
       <w:pPr>
         <w:pStyle w:val="Ttulo2"/>
       </w:pPr>
-      <w:bookmarkStart w:id="135" w:name="_Toc213146862"/>
+      <w:bookmarkStart w:id="161" w:name="_Toc213698704"/>
       <w:r>
         <w:t>Ejecución del sistema</w:t>
       </w:r>
-      <w:bookmarkEnd w:id="135"/>
+      <w:bookmarkEnd w:id="161"/>
     </w:p>
     <w:p/>
     <w:p>
@@ -13026,11 +12218,11 @@
       <w:pPr>
         <w:pStyle w:val="Ttulo2"/>
       </w:pPr>
-      <w:bookmarkStart w:id="136" w:name="_Toc213146863"/>
+      <w:bookmarkStart w:id="162" w:name="_Toc213698705"/>
       <w:r>
         <w:t>Solución de errores comunes</w:t>
       </w:r>
-      <w:bookmarkEnd w:id="136"/>
+      <w:bookmarkEnd w:id="162"/>
     </w:p>
     <w:p/>
     <w:p>
@@ -13052,13 +12244,14 @@
       <w:pPr>
         <w:pStyle w:val="Descripcin"/>
       </w:pPr>
-      <w:bookmarkStart w:id="137" w:name="_Toc200854083"/>
-      <w:bookmarkStart w:id="138" w:name="_Toc201172364"/>
-      <w:bookmarkStart w:id="139" w:name="_Toc201199619"/>
-      <w:bookmarkStart w:id="140" w:name="_Toc201199708"/>
-      <w:bookmarkStart w:id="141" w:name="_Toc211609259"/>
-      <w:bookmarkStart w:id="142" w:name="_Toc212539465"/>
-      <w:bookmarkStart w:id="143" w:name="_Toc212539519"/>
+      <w:bookmarkStart w:id="163" w:name="_Toc200854083"/>
+      <w:bookmarkStart w:id="164" w:name="_Toc201172364"/>
+      <w:bookmarkStart w:id="165" w:name="_Toc201199619"/>
+      <w:bookmarkStart w:id="166" w:name="_Toc201199708"/>
+      <w:bookmarkStart w:id="167" w:name="_Toc211609259"/>
+      <w:bookmarkStart w:id="168" w:name="_Toc212539465"/>
+      <w:bookmarkStart w:id="169" w:name="_Toc213698752"/>
+      <w:bookmarkStart w:id="170" w:name="_Toc213698786"/>
       <w:r>
         <w:t xml:space="preserve">Tabla </w:t>
       </w:r>
@@ -13128,13 +12321,14 @@
       <w:r>
         <w:t xml:space="preserve"> solución de errores comunes</w:t>
       </w:r>
-      <w:bookmarkEnd w:id="137"/>
-      <w:bookmarkEnd w:id="138"/>
-      <w:bookmarkEnd w:id="139"/>
-      <w:bookmarkEnd w:id="140"/>
-      <w:bookmarkEnd w:id="141"/>
-      <w:bookmarkEnd w:id="142"/>
-      <w:bookmarkEnd w:id="143"/>
+      <w:bookmarkEnd w:id="163"/>
+      <w:bookmarkEnd w:id="164"/>
+      <w:bookmarkEnd w:id="165"/>
+      <w:bookmarkEnd w:id="166"/>
+      <w:bookmarkEnd w:id="167"/>
+      <w:bookmarkEnd w:id="168"/>
+      <w:bookmarkEnd w:id="169"/>
+      <w:bookmarkEnd w:id="170"/>
     </w:p>
     <w:tbl>
       <w:tblPr>
@@ -13423,12 +12617,12 @@
       <w:pPr>
         <w:pStyle w:val="Ttulo2"/>
       </w:pPr>
-      <w:bookmarkStart w:id="144" w:name="_Toc213146864"/>
+      <w:bookmarkStart w:id="171" w:name="_Toc213698706"/>
       <w:r>
         <w:lastRenderedPageBreak/>
         <w:t>Árbol de navegación</w:t>
       </w:r>
-      <w:bookmarkEnd w:id="144"/>
+      <w:bookmarkEnd w:id="171"/>
     </w:p>
     <w:p/>
     <w:p>
@@ -13447,12 +12641,14 @@
         <w:pStyle w:val="Descripcin"/>
         <w:keepNext/>
       </w:pPr>
-      <w:bookmarkStart w:id="145" w:name="_Toc201172439"/>
-      <w:bookmarkStart w:id="146" w:name="_Toc201199620"/>
-      <w:bookmarkStart w:id="147" w:name="_Toc201199709"/>
-      <w:bookmarkStart w:id="148" w:name="_Toc211609260"/>
-      <w:bookmarkStart w:id="149" w:name="_Toc212539466"/>
-      <w:bookmarkStart w:id="150" w:name="_Toc212539520"/>
+      <w:bookmarkStart w:id="172" w:name="_Toc201172439"/>
+      <w:bookmarkStart w:id="173" w:name="_Toc201199620"/>
+      <w:bookmarkStart w:id="174" w:name="_Toc201199709"/>
+      <w:bookmarkStart w:id="175" w:name="_Toc211609260"/>
+      <w:bookmarkStart w:id="176" w:name="_Toc212539466"/>
+      <w:bookmarkStart w:id="177" w:name="_Toc212539520"/>
+      <w:bookmarkStart w:id="178" w:name="_Toc213698753"/>
+      <w:bookmarkStart w:id="179" w:name="_Toc213698787"/>
       <w:r>
         <w:t xml:space="preserve">Figura </w:t>
       </w:r>
@@ -13525,12 +12721,14 @@
       <w:r>
         <w:t>“Árbol de navegación EugCOM”</w:t>
       </w:r>
-      <w:bookmarkEnd w:id="145"/>
-      <w:bookmarkEnd w:id="146"/>
-      <w:bookmarkEnd w:id="147"/>
-      <w:bookmarkEnd w:id="148"/>
-      <w:bookmarkEnd w:id="149"/>
-      <w:bookmarkEnd w:id="150"/>
+      <w:bookmarkEnd w:id="172"/>
+      <w:bookmarkEnd w:id="173"/>
+      <w:bookmarkEnd w:id="174"/>
+      <w:bookmarkEnd w:id="175"/>
+      <w:bookmarkEnd w:id="176"/>
+      <w:bookmarkEnd w:id="177"/>
+      <w:bookmarkEnd w:id="178"/>
+      <w:bookmarkEnd w:id="179"/>
     </w:p>
     <w:p>
       <w:pPr>
@@ -13631,12 +12829,14 @@
       <w:pPr>
         <w:pStyle w:val="Descripcin"/>
       </w:pPr>
-      <w:bookmarkStart w:id="151" w:name="_Toc201172440"/>
-      <w:bookmarkStart w:id="152" w:name="_Toc201199621"/>
-      <w:bookmarkStart w:id="153" w:name="_Toc201199710"/>
-      <w:bookmarkStart w:id="154" w:name="_Toc211609261"/>
-      <w:bookmarkStart w:id="155" w:name="_Toc212539467"/>
-      <w:bookmarkStart w:id="156" w:name="_Toc212539521"/>
+      <w:bookmarkStart w:id="180" w:name="_Toc201172440"/>
+      <w:bookmarkStart w:id="181" w:name="_Toc201199621"/>
+      <w:bookmarkStart w:id="182" w:name="_Toc201199710"/>
+      <w:bookmarkStart w:id="183" w:name="_Toc211609261"/>
+      <w:bookmarkStart w:id="184" w:name="_Toc212539467"/>
+      <w:bookmarkStart w:id="185" w:name="_Toc212539521"/>
+      <w:bookmarkStart w:id="186" w:name="_Toc213698754"/>
+      <w:bookmarkStart w:id="187" w:name="_Toc213698788"/>
       <w:r>
         <w:t xml:space="preserve">Figura </w:t>
       </w:r>
@@ -13706,12 +12906,14 @@
       <w:r>
         <w:t xml:space="preserve"> “Vista navegación menú desplegable externa”</w:t>
       </w:r>
-      <w:bookmarkEnd w:id="151"/>
-      <w:bookmarkEnd w:id="152"/>
-      <w:bookmarkEnd w:id="153"/>
-      <w:bookmarkEnd w:id="154"/>
-      <w:bookmarkEnd w:id="155"/>
-      <w:bookmarkEnd w:id="156"/>
+      <w:bookmarkEnd w:id="180"/>
+      <w:bookmarkEnd w:id="181"/>
+      <w:bookmarkEnd w:id="182"/>
+      <w:bookmarkEnd w:id="183"/>
+      <w:bookmarkEnd w:id="184"/>
+      <w:bookmarkEnd w:id="185"/>
+      <w:bookmarkEnd w:id="186"/>
+      <w:bookmarkEnd w:id="187"/>
     </w:p>
     <w:p>
       <w:pPr>
@@ -13776,12 +12978,13 @@
       <w:pPr>
         <w:pStyle w:val="Ttulo1"/>
       </w:pPr>
-      <w:bookmarkStart w:id="157" w:name="_Toc201199622"/>
-      <w:bookmarkStart w:id="158" w:name="_Toc201199711"/>
-      <w:bookmarkStart w:id="159" w:name="_Toc211609262"/>
-      <w:bookmarkStart w:id="160" w:name="_Toc212539468"/>
-      <w:bookmarkStart w:id="161" w:name="_Toc212539522"/>
-      <w:bookmarkStart w:id="162" w:name="_Toc213146865"/>
+      <w:bookmarkStart w:id="188" w:name="_Toc201199622"/>
+      <w:bookmarkStart w:id="189" w:name="_Toc201199711"/>
+      <w:bookmarkStart w:id="190" w:name="_Toc211609262"/>
+      <w:bookmarkStart w:id="191" w:name="_Toc212539468"/>
+      <w:bookmarkStart w:id="192" w:name="_Toc213698707"/>
+      <w:bookmarkStart w:id="193" w:name="_Toc213698755"/>
+      <w:bookmarkStart w:id="194" w:name="_Toc213698789"/>
       <w:r>
         <w:lastRenderedPageBreak/>
         <w:t>PRUEBAS</w:t>
@@ -13792,12 +12995,13 @@
       <w:r>
         <w:t>UNITARIAS</w:t>
       </w:r>
-      <w:bookmarkEnd w:id="157"/>
-      <w:bookmarkEnd w:id="158"/>
-      <w:bookmarkEnd w:id="159"/>
-      <w:bookmarkEnd w:id="160"/>
-      <w:bookmarkEnd w:id="161"/>
-      <w:bookmarkEnd w:id="162"/>
+      <w:bookmarkEnd w:id="188"/>
+      <w:bookmarkEnd w:id="189"/>
+      <w:bookmarkEnd w:id="190"/>
+      <w:bookmarkEnd w:id="191"/>
+      <w:bookmarkEnd w:id="192"/>
+      <w:bookmarkEnd w:id="193"/>
+      <w:bookmarkEnd w:id="194"/>
       <w:r>
         <w:t xml:space="preserve"> </w:t>
       </w:r>
@@ -13813,14 +13017,14 @@
       <w:pPr>
         <w:pStyle w:val="Ttulo2"/>
       </w:pPr>
-      <w:bookmarkStart w:id="163" w:name="_Toc213146866"/>
+      <w:bookmarkStart w:id="195" w:name="_Toc213698708"/>
       <w:r>
         <w:t>Prueba unitaria CU N°</w:t>
       </w:r>
       <w:r>
         <w:t>7.1</w:t>
       </w:r>
-      <w:bookmarkEnd w:id="163"/>
+      <w:bookmarkEnd w:id="195"/>
     </w:p>
     <w:p/>
     <w:p>
@@ -13843,12 +13047,16 @@
         <w:pStyle w:val="Descripcin"/>
         <w:keepNext/>
       </w:pPr>
+      <w:bookmarkStart w:id="196" w:name="_Toc213698756"/>
+      <w:bookmarkStart w:id="197" w:name="_Toc213698790"/>
       <w:r>
         <w:t xml:space="preserve">Tabla 7.1 </w:t>
       </w:r>
       <w:r>
         <w:t>Caso de uso N°7.1, Generando gráfico con métricas de asistencia</w:t>
       </w:r>
+      <w:bookmarkEnd w:id="196"/>
+      <w:bookmarkEnd w:id="197"/>
     </w:p>
     <w:p>
       <w:pPr>
@@ -14180,12 +13388,14 @@
         <w:pStyle w:val="Descripcin"/>
         <w:keepNext/>
       </w:pPr>
-      <w:bookmarkStart w:id="164" w:name="_Toc200854229"/>
-      <w:bookmarkStart w:id="165" w:name="_Toc201172448"/>
-      <w:bookmarkStart w:id="166" w:name="_Toc201199636"/>
-      <w:bookmarkStart w:id="167" w:name="_Toc201199725"/>
-      <w:bookmarkStart w:id="168" w:name="_Toc212539470"/>
-      <w:bookmarkStart w:id="169" w:name="_Toc212539524"/>
+      <w:bookmarkStart w:id="198" w:name="_Toc200854229"/>
+      <w:bookmarkStart w:id="199" w:name="_Toc201172448"/>
+      <w:bookmarkStart w:id="200" w:name="_Toc201199636"/>
+      <w:bookmarkStart w:id="201" w:name="_Toc201199725"/>
+      <w:bookmarkStart w:id="202" w:name="_Toc212539470"/>
+      <w:bookmarkStart w:id="203" w:name="_Toc212539524"/>
+      <w:bookmarkStart w:id="204" w:name="_Toc213698757"/>
+      <w:bookmarkStart w:id="205" w:name="_Toc213698791"/>
       <w:r>
         <w:t xml:space="preserve">Figura </w:t>
       </w:r>
@@ -14228,12 +13438,14 @@
       <w:r>
         <w:t>”</w:t>
       </w:r>
-      <w:bookmarkEnd w:id="164"/>
-      <w:bookmarkEnd w:id="165"/>
-      <w:bookmarkEnd w:id="166"/>
-      <w:bookmarkEnd w:id="167"/>
-      <w:bookmarkEnd w:id="168"/>
-      <w:bookmarkEnd w:id="169"/>
+      <w:bookmarkEnd w:id="198"/>
+      <w:bookmarkEnd w:id="199"/>
+      <w:bookmarkEnd w:id="200"/>
+      <w:bookmarkEnd w:id="201"/>
+      <w:bookmarkEnd w:id="202"/>
+      <w:bookmarkEnd w:id="203"/>
+      <w:bookmarkEnd w:id="204"/>
+      <w:bookmarkEnd w:id="205"/>
     </w:p>
     <w:p/>
     <w:p>
@@ -14346,14 +13558,14 @@
       <w:pPr>
         <w:pStyle w:val="Ttulo2"/>
       </w:pPr>
-      <w:bookmarkStart w:id="170" w:name="_Toc213146867"/>
+      <w:bookmarkStart w:id="206" w:name="_Toc213698709"/>
       <w:r>
         <w:t>Prueba unitaria CU N°</w:t>
       </w:r>
       <w:r>
         <w:t>7.3</w:t>
       </w:r>
-      <w:bookmarkEnd w:id="170"/>
+      <w:bookmarkEnd w:id="206"/>
     </w:p>
     <w:p>
       <w:pPr>
@@ -14386,6 +13598,8 @@
         <w:pStyle w:val="Descripcin"/>
         <w:keepNext/>
       </w:pPr>
+      <w:bookmarkStart w:id="207" w:name="_Toc213698758"/>
+      <w:bookmarkStart w:id="208" w:name="_Toc213698792"/>
       <w:r>
         <w:t xml:space="preserve">Tabla </w:t>
       </w:r>
@@ -14398,6 +13612,8 @@
       <w:r>
         <w:t xml:space="preserve"> de uso N°7.3, visualizando lista con empleados inasistentes</w:t>
       </w:r>
+      <w:bookmarkEnd w:id="207"/>
+      <w:bookmarkEnd w:id="208"/>
     </w:p>
     <w:p>
       <w:pPr>
@@ -14751,8 +13967,10 @@
         <w:pStyle w:val="Descripcin"/>
         <w:keepNext/>
       </w:pPr>
-      <w:bookmarkStart w:id="171" w:name="_Toc212539472"/>
-      <w:bookmarkStart w:id="172" w:name="_Toc212539526"/>
+      <w:bookmarkStart w:id="209" w:name="_Toc212539472"/>
+      <w:bookmarkStart w:id="210" w:name="_Toc212539526"/>
+      <w:bookmarkStart w:id="211" w:name="_Toc213698759"/>
+      <w:bookmarkStart w:id="212" w:name="_Toc213698793"/>
       <w:r>
         <w:t xml:space="preserve">Figura </w:t>
       </w:r>
@@ -14795,8 +14013,10 @@
       <w:r>
         <w:t>”</w:t>
       </w:r>
-      <w:bookmarkEnd w:id="171"/>
-      <w:bookmarkEnd w:id="172"/>
+      <w:bookmarkEnd w:id="209"/>
+      <w:bookmarkEnd w:id="210"/>
+      <w:bookmarkEnd w:id="211"/>
+      <w:bookmarkEnd w:id="212"/>
     </w:p>
     <w:p>
       <w:pPr>
@@ -14910,12 +14130,13 @@
       <w:pPr>
         <w:pStyle w:val="Ttulo1"/>
       </w:pPr>
-      <w:bookmarkStart w:id="173" w:name="_Toc201199654"/>
-      <w:bookmarkStart w:id="174" w:name="_Toc201199743"/>
-      <w:bookmarkStart w:id="175" w:name="_Toc211609263"/>
-      <w:bookmarkStart w:id="176" w:name="_Toc212539477"/>
-      <w:bookmarkStart w:id="177" w:name="_Toc212539531"/>
-      <w:bookmarkStart w:id="178" w:name="_Toc213146868"/>
+      <w:bookmarkStart w:id="213" w:name="_Toc201199654"/>
+      <w:bookmarkStart w:id="214" w:name="_Toc201199743"/>
+      <w:bookmarkStart w:id="215" w:name="_Toc211609263"/>
+      <w:bookmarkStart w:id="216" w:name="_Toc212539477"/>
+      <w:bookmarkStart w:id="217" w:name="_Toc213698710"/>
+      <w:bookmarkStart w:id="218" w:name="_Toc213698760"/>
+      <w:bookmarkStart w:id="219" w:name="_Toc213698794"/>
       <w:r>
         <w:lastRenderedPageBreak/>
         <w:t xml:space="preserve">SPRINT </w:t>
@@ -14923,12 +14144,13 @@
       <w:r>
         <w:t>REVIEW</w:t>
       </w:r>
-      <w:bookmarkEnd w:id="173"/>
-      <w:bookmarkEnd w:id="174"/>
-      <w:bookmarkEnd w:id="175"/>
-      <w:bookmarkEnd w:id="176"/>
-      <w:bookmarkEnd w:id="177"/>
-      <w:bookmarkEnd w:id="178"/>
+      <w:bookmarkEnd w:id="213"/>
+      <w:bookmarkEnd w:id="214"/>
+      <w:bookmarkEnd w:id="215"/>
+      <w:bookmarkEnd w:id="216"/>
+      <w:bookmarkEnd w:id="217"/>
+      <w:bookmarkEnd w:id="218"/>
+      <w:bookmarkEnd w:id="219"/>
       <w:r>
         <w:t xml:space="preserve"> </w:t>
       </w:r>
@@ -14938,11 +14160,11 @@
       <w:pPr>
         <w:pStyle w:val="Ttulo2"/>
       </w:pPr>
-      <w:bookmarkStart w:id="179" w:name="_Toc213146869"/>
+      <w:bookmarkStart w:id="220" w:name="_Toc213698711"/>
       <w:r>
         <w:t>Backlog Review</w:t>
       </w:r>
-      <w:bookmarkEnd w:id="179"/>
+      <w:bookmarkEnd w:id="220"/>
     </w:p>
     <w:p>
       <w:pPr>
@@ -14990,13 +14212,14 @@
       <w:pPr>
         <w:pStyle w:val="Descripcin"/>
       </w:pPr>
-      <w:bookmarkStart w:id="180" w:name="_Toc200854101"/>
-      <w:bookmarkStart w:id="181" w:name="_Toc201172385"/>
-      <w:bookmarkStart w:id="182" w:name="_Toc201199655"/>
-      <w:bookmarkStart w:id="183" w:name="_Toc201199744"/>
-      <w:bookmarkStart w:id="184" w:name="_Toc211609264"/>
-      <w:bookmarkStart w:id="185" w:name="_Toc212539478"/>
-      <w:bookmarkStart w:id="186" w:name="_Toc212539532"/>
+      <w:bookmarkStart w:id="221" w:name="_Toc200854101"/>
+      <w:bookmarkStart w:id="222" w:name="_Toc201172385"/>
+      <w:bookmarkStart w:id="223" w:name="_Toc201199655"/>
+      <w:bookmarkStart w:id="224" w:name="_Toc201199744"/>
+      <w:bookmarkStart w:id="225" w:name="_Toc211609264"/>
+      <w:bookmarkStart w:id="226" w:name="_Toc212539478"/>
+      <w:bookmarkStart w:id="227" w:name="_Toc213698761"/>
+      <w:bookmarkStart w:id="228" w:name="_Toc213698795"/>
       <w:r>
         <w:t xml:space="preserve">Tabla </w:t>
       </w:r>
@@ -15066,13 +14289,14 @@
       <w:r>
         <w:t xml:space="preserve"> Sprint Backlog Review</w:t>
       </w:r>
-      <w:bookmarkEnd w:id="180"/>
-      <w:bookmarkEnd w:id="181"/>
-      <w:bookmarkEnd w:id="182"/>
-      <w:bookmarkEnd w:id="183"/>
-      <w:bookmarkEnd w:id="184"/>
-      <w:bookmarkEnd w:id="185"/>
-      <w:bookmarkEnd w:id="186"/>
+      <w:bookmarkEnd w:id="221"/>
+      <w:bookmarkEnd w:id="222"/>
+      <w:bookmarkEnd w:id="223"/>
+      <w:bookmarkEnd w:id="224"/>
+      <w:bookmarkEnd w:id="225"/>
+      <w:bookmarkEnd w:id="226"/>
+      <w:bookmarkEnd w:id="227"/>
+      <w:bookmarkEnd w:id="228"/>
     </w:p>
     <w:p>
       <w:pPr>
@@ -15139,7 +14363,7 @@
       <w:pPr>
         <w:pStyle w:val="Ttulo2"/>
       </w:pPr>
-      <w:bookmarkStart w:id="187" w:name="_Toc213146870"/>
+      <w:bookmarkStart w:id="229" w:name="_Toc213698712"/>
       <w:r>
         <w:t>Tabla</w:t>
       </w:r>
@@ -15149,7 +14373,7 @@
       <w:r>
         <w:t>esfuerzo</w:t>
       </w:r>
-      <w:bookmarkEnd w:id="187"/>
+      <w:bookmarkEnd w:id="229"/>
     </w:p>
     <w:p/>
     <w:p>
@@ -15189,13 +14413,14 @@
       <w:pPr>
         <w:pStyle w:val="Descripcin"/>
       </w:pPr>
-      <w:bookmarkStart w:id="188" w:name="_Toc200854102"/>
-      <w:bookmarkStart w:id="189" w:name="_Toc201172386"/>
-      <w:bookmarkStart w:id="190" w:name="_Toc201199656"/>
-      <w:bookmarkStart w:id="191" w:name="_Toc201199745"/>
-      <w:bookmarkStart w:id="192" w:name="_Toc211609265"/>
-      <w:bookmarkStart w:id="193" w:name="_Toc212539479"/>
-      <w:bookmarkStart w:id="194" w:name="_Toc212539533"/>
+      <w:bookmarkStart w:id="230" w:name="_Toc200854102"/>
+      <w:bookmarkStart w:id="231" w:name="_Toc201172386"/>
+      <w:bookmarkStart w:id="232" w:name="_Toc201199656"/>
+      <w:bookmarkStart w:id="233" w:name="_Toc201199745"/>
+      <w:bookmarkStart w:id="234" w:name="_Toc211609265"/>
+      <w:bookmarkStart w:id="235" w:name="_Toc212539479"/>
+      <w:bookmarkStart w:id="236" w:name="_Toc213698762"/>
+      <w:bookmarkStart w:id="237" w:name="_Toc213698796"/>
       <w:r>
         <w:t xml:space="preserve">Tabla </w:t>
       </w:r>
@@ -15265,13 +14490,14 @@
       <w:r>
         <w:t xml:space="preserve"> Tabla de esfuerzo</w:t>
       </w:r>
-      <w:bookmarkEnd w:id="188"/>
-      <w:bookmarkEnd w:id="189"/>
-      <w:bookmarkEnd w:id="190"/>
-      <w:bookmarkEnd w:id="191"/>
-      <w:bookmarkEnd w:id="192"/>
-      <w:bookmarkEnd w:id="193"/>
-      <w:bookmarkEnd w:id="194"/>
+      <w:bookmarkEnd w:id="230"/>
+      <w:bookmarkEnd w:id="231"/>
+      <w:bookmarkEnd w:id="232"/>
+      <w:bookmarkEnd w:id="233"/>
+      <w:bookmarkEnd w:id="234"/>
+      <w:bookmarkEnd w:id="235"/>
+      <w:bookmarkEnd w:id="236"/>
+      <w:bookmarkEnd w:id="237"/>
     </w:p>
     <w:p>
       <w:pPr>
@@ -15338,7 +14564,7 @@
       <w:pPr>
         <w:pStyle w:val="Ttulo2"/>
       </w:pPr>
-      <w:bookmarkStart w:id="195" w:name="_Toc213146871"/>
+      <w:bookmarkStart w:id="238" w:name="_Toc213698713"/>
       <w:r>
         <w:t>Gráfico</w:t>
       </w:r>
@@ -15351,7 +14577,7 @@
       <w:r>
         <w:t>seguimiento</w:t>
       </w:r>
-      <w:bookmarkEnd w:id="195"/>
+      <w:bookmarkEnd w:id="238"/>
     </w:p>
     <w:p/>
     <w:p>
@@ -15397,11 +14623,11 @@
       <w:r>
         <w:t xml:space="preserve"> </w:t>
       </w:r>
-      <w:bookmarkStart w:id="196" w:name="_Toc213146872"/>
+      <w:bookmarkStart w:id="239" w:name="_Toc213698714"/>
       <w:r>
         <w:t>Burn down chart</w:t>
       </w:r>
-      <w:bookmarkEnd w:id="196"/>
+      <w:bookmarkEnd w:id="239"/>
     </w:p>
     <w:p/>
     <w:p>
@@ -15456,13 +14682,15 @@
       <w:pPr>
         <w:pStyle w:val="Descripcin"/>
       </w:pPr>
-      <w:bookmarkStart w:id="197" w:name="_Toc200854241"/>
-      <w:bookmarkStart w:id="198" w:name="_Toc201172461"/>
-      <w:bookmarkStart w:id="199" w:name="_Toc201199657"/>
-      <w:bookmarkStart w:id="200" w:name="_Toc201199746"/>
-      <w:bookmarkStart w:id="201" w:name="_Toc211609266"/>
-      <w:bookmarkStart w:id="202" w:name="_Toc212539480"/>
-      <w:bookmarkStart w:id="203" w:name="_Toc212539534"/>
+      <w:bookmarkStart w:id="240" w:name="_Toc200854241"/>
+      <w:bookmarkStart w:id="241" w:name="_Toc201172461"/>
+      <w:bookmarkStart w:id="242" w:name="_Toc201199657"/>
+      <w:bookmarkStart w:id="243" w:name="_Toc201199746"/>
+      <w:bookmarkStart w:id="244" w:name="_Toc211609266"/>
+      <w:bookmarkStart w:id="245" w:name="_Toc212539480"/>
+      <w:bookmarkStart w:id="246" w:name="_Toc212539534"/>
+      <w:bookmarkStart w:id="247" w:name="_Toc213698763"/>
+      <w:bookmarkStart w:id="248" w:name="_Toc213698797"/>
       <w:r>
         <w:t xml:space="preserve">Figura </w:t>
       </w:r>
@@ -15547,19 +14775,24 @@
       <w:r>
         <w:t>del esfuerzo del equipo</w:t>
       </w:r>
-      <w:bookmarkEnd w:id="197"/>
-      <w:bookmarkEnd w:id="198"/>
-      <w:bookmarkEnd w:id="199"/>
-      <w:bookmarkEnd w:id="200"/>
-      <w:bookmarkEnd w:id="201"/>
-      <w:bookmarkEnd w:id="202"/>
-      <w:bookmarkEnd w:id="203"/>
+      <w:bookmarkEnd w:id="240"/>
+      <w:bookmarkEnd w:id="241"/>
+      <w:bookmarkEnd w:id="242"/>
+      <w:bookmarkEnd w:id="243"/>
+      <w:bookmarkEnd w:id="244"/>
+      <w:bookmarkEnd w:id="245"/>
+      <w:bookmarkEnd w:id="246"/>
+      <w:bookmarkEnd w:id="247"/>
+      <w:bookmarkEnd w:id="248"/>
     </w:p>
     <w:p>
       <w:pPr>
         <w:pStyle w:val="Sinespaciado"/>
       </w:pPr>
       <w:r>
+        <w:rPr>
+          <w:noProof/>
+        </w:rPr>
         <w:drawing>
           <wp:inline distT="0" distB="0" distL="0" distR="0" wp14:anchorId="73545EA4" wp14:editId="6359E3AA">
             <wp:extent cx="5648325" cy="2981325"/>
@@ -15611,7 +14844,7 @@
       <w:pPr>
         <w:pStyle w:val="Ttulo3"/>
       </w:pPr>
-      <w:bookmarkStart w:id="204" w:name="_Toc213146873"/>
+      <w:bookmarkStart w:id="249" w:name="_Toc213698715"/>
       <w:r>
         <w:lastRenderedPageBreak/>
         <w:t xml:space="preserve">Burn </w:t>
@@ -15622,7 +14855,7 @@
       <w:r>
         <w:t>p chart</w:t>
       </w:r>
-      <w:bookmarkEnd w:id="204"/>
+      <w:bookmarkEnd w:id="249"/>
     </w:p>
     <w:p/>
     <w:p>
@@ -15660,13 +14893,15 @@
         <w:pStyle w:val="Descripcin"/>
         <w:keepNext/>
       </w:pPr>
-      <w:bookmarkStart w:id="205" w:name="_Toc200854242"/>
-      <w:bookmarkStart w:id="206" w:name="_Toc201172462"/>
-      <w:bookmarkStart w:id="207" w:name="_Toc201199658"/>
-      <w:bookmarkStart w:id="208" w:name="_Toc201199747"/>
-      <w:bookmarkStart w:id="209" w:name="_Toc211609267"/>
-      <w:bookmarkStart w:id="210" w:name="_Toc212539481"/>
-      <w:bookmarkStart w:id="211" w:name="_Toc212539535"/>
+      <w:bookmarkStart w:id="250" w:name="_Toc200854242"/>
+      <w:bookmarkStart w:id="251" w:name="_Toc201172462"/>
+      <w:bookmarkStart w:id="252" w:name="_Toc201199658"/>
+      <w:bookmarkStart w:id="253" w:name="_Toc201199747"/>
+      <w:bookmarkStart w:id="254" w:name="_Toc211609267"/>
+      <w:bookmarkStart w:id="255" w:name="_Toc212539481"/>
+      <w:bookmarkStart w:id="256" w:name="_Toc212539535"/>
+      <w:bookmarkStart w:id="257" w:name="_Toc213698764"/>
+      <w:bookmarkStart w:id="258" w:name="_Toc213698798"/>
       <w:r>
         <w:t xml:space="preserve">Figura </w:t>
       </w:r>
@@ -15751,13 +14986,15 @@
       <w:r>
         <w:t>-Up del esfuerzo del equipo</w:t>
       </w:r>
-      <w:bookmarkEnd w:id="205"/>
-      <w:bookmarkEnd w:id="206"/>
-      <w:bookmarkEnd w:id="207"/>
-      <w:bookmarkEnd w:id="208"/>
-      <w:bookmarkEnd w:id="209"/>
-      <w:bookmarkEnd w:id="210"/>
-      <w:bookmarkEnd w:id="211"/>
+      <w:bookmarkEnd w:id="250"/>
+      <w:bookmarkEnd w:id="251"/>
+      <w:bookmarkEnd w:id="252"/>
+      <w:bookmarkEnd w:id="253"/>
+      <w:bookmarkEnd w:id="254"/>
+      <w:bookmarkEnd w:id="255"/>
+      <w:bookmarkEnd w:id="256"/>
+      <w:bookmarkEnd w:id="257"/>
+      <w:bookmarkEnd w:id="258"/>
     </w:p>
     <w:p>
       <w:pPr>
@@ -15849,11 +15086,11 @@
       <w:pPr>
         <w:pStyle w:val="Ttulo3"/>
       </w:pPr>
-      <w:bookmarkStart w:id="212" w:name="_Toc213146874"/>
+      <w:bookmarkStart w:id="259" w:name="_Toc213698716"/>
       <w:r>
         <w:t>Velocidad del equipó</w:t>
       </w:r>
-      <w:bookmarkEnd w:id="212"/>
+      <w:bookmarkEnd w:id="259"/>
     </w:p>
     <w:p/>
     <w:p>
@@ -15894,13 +15131,15 @@
         <w:pStyle w:val="Descripcin"/>
         <w:keepNext/>
       </w:pPr>
-      <w:bookmarkStart w:id="213" w:name="_Toc200854243"/>
-      <w:bookmarkStart w:id="214" w:name="_Toc201172463"/>
-      <w:bookmarkStart w:id="215" w:name="_Toc201199659"/>
-      <w:bookmarkStart w:id="216" w:name="_Toc201199748"/>
-      <w:bookmarkStart w:id="217" w:name="_Toc211609268"/>
-      <w:bookmarkStart w:id="218" w:name="_Toc212539482"/>
-      <w:bookmarkStart w:id="219" w:name="_Toc212539536"/>
+      <w:bookmarkStart w:id="260" w:name="_Toc200854243"/>
+      <w:bookmarkStart w:id="261" w:name="_Toc201172463"/>
+      <w:bookmarkStart w:id="262" w:name="_Toc201199659"/>
+      <w:bookmarkStart w:id="263" w:name="_Toc201199748"/>
+      <w:bookmarkStart w:id="264" w:name="_Toc211609268"/>
+      <w:bookmarkStart w:id="265" w:name="_Toc212539482"/>
+      <w:bookmarkStart w:id="266" w:name="_Toc212539536"/>
+      <w:bookmarkStart w:id="267" w:name="_Toc213698765"/>
+      <w:bookmarkStart w:id="268" w:name="_Toc213698799"/>
       <w:r>
         <w:t xml:space="preserve">Figura </w:t>
       </w:r>
@@ -15970,13 +15209,15 @@
       <w:r>
         <w:t xml:space="preserve"> Velocidad del equipo</w:t>
       </w:r>
-      <w:bookmarkEnd w:id="213"/>
-      <w:bookmarkEnd w:id="214"/>
-      <w:bookmarkEnd w:id="215"/>
-      <w:bookmarkEnd w:id="216"/>
-      <w:bookmarkEnd w:id="217"/>
-      <w:bookmarkEnd w:id="218"/>
-      <w:bookmarkEnd w:id="219"/>
+      <w:bookmarkEnd w:id="260"/>
+      <w:bookmarkEnd w:id="261"/>
+      <w:bookmarkEnd w:id="262"/>
+      <w:bookmarkEnd w:id="263"/>
+      <w:bookmarkEnd w:id="264"/>
+      <w:bookmarkEnd w:id="265"/>
+      <w:bookmarkEnd w:id="266"/>
+      <w:bookmarkEnd w:id="267"/>
+      <w:bookmarkEnd w:id="268"/>
     </w:p>
     <w:p>
       <w:pPr>
@@ -16055,12 +15296,12 @@
       <w:r>
         <w:br w:type="page"/>
       </w:r>
-      <w:bookmarkStart w:id="220" w:name="_Toc213146875"/>
+      <w:bookmarkStart w:id="269" w:name="_Toc213698717"/>
       <w:r>
         <w:lastRenderedPageBreak/>
         <w:t>Retrospectiva</w:t>
       </w:r>
-      <w:bookmarkEnd w:id="220"/>
+      <w:bookmarkEnd w:id="269"/>
     </w:p>
     <w:p/>
     <w:p>
@@ -16083,11 +15324,11 @@
       <w:pPr>
         <w:pStyle w:val="Ttulo3"/>
       </w:pPr>
-      <w:bookmarkStart w:id="221" w:name="_Toc213146876"/>
+      <w:bookmarkStart w:id="270" w:name="_Toc213698718"/>
       <w:r>
         <w:t>Plan de mejora</w:t>
       </w:r>
-      <w:bookmarkEnd w:id="221"/>
+      <w:bookmarkEnd w:id="270"/>
     </w:p>
     <w:p/>
     <w:p>
@@ -16106,13 +15347,14 @@
         <w:pStyle w:val="Descripcin"/>
         <w:keepNext/>
       </w:pPr>
-      <w:bookmarkStart w:id="222" w:name="_Toc200854106"/>
-      <w:bookmarkStart w:id="223" w:name="_Toc201172390"/>
-      <w:bookmarkStart w:id="224" w:name="_Toc201199660"/>
-      <w:bookmarkStart w:id="225" w:name="_Toc201199749"/>
-      <w:bookmarkStart w:id="226" w:name="_Toc211609269"/>
-      <w:bookmarkStart w:id="227" w:name="_Toc212539483"/>
-      <w:bookmarkStart w:id="228" w:name="_Toc212539537"/>
+      <w:bookmarkStart w:id="271" w:name="_Toc200854106"/>
+      <w:bookmarkStart w:id="272" w:name="_Toc201172390"/>
+      <w:bookmarkStart w:id="273" w:name="_Toc201199660"/>
+      <w:bookmarkStart w:id="274" w:name="_Toc201199749"/>
+      <w:bookmarkStart w:id="275" w:name="_Toc211609269"/>
+      <w:bookmarkStart w:id="276" w:name="_Toc212539483"/>
+      <w:bookmarkStart w:id="277" w:name="_Toc213698766"/>
+      <w:bookmarkStart w:id="278" w:name="_Toc213698800"/>
       <w:r>
         <w:lastRenderedPageBreak/>
         <w:t xml:space="preserve">Tabla </w:t>
@@ -16183,13 +15425,14 @@
       <w:r>
         <w:t xml:space="preserve"> “Plan de mejora”</w:t>
       </w:r>
-      <w:bookmarkEnd w:id="222"/>
-      <w:bookmarkEnd w:id="223"/>
-      <w:bookmarkEnd w:id="224"/>
-      <w:bookmarkEnd w:id="225"/>
-      <w:bookmarkEnd w:id="226"/>
-      <w:bookmarkEnd w:id="227"/>
-      <w:bookmarkEnd w:id="228"/>
+      <w:bookmarkEnd w:id="271"/>
+      <w:bookmarkEnd w:id="272"/>
+      <w:bookmarkEnd w:id="273"/>
+      <w:bookmarkEnd w:id="274"/>
+      <w:bookmarkEnd w:id="275"/>
+      <w:bookmarkEnd w:id="276"/>
+      <w:bookmarkEnd w:id="277"/>
+      <w:bookmarkEnd w:id="278"/>
     </w:p>
     <w:p>
       <w:pPr>
@@ -16253,22 +15496,24 @@
       <w:pPr>
         <w:pStyle w:val="Ttulo1"/>
       </w:pPr>
-      <w:bookmarkStart w:id="229" w:name="_Toc201199661"/>
-      <w:bookmarkStart w:id="230" w:name="_Toc201199750"/>
-      <w:bookmarkStart w:id="231" w:name="_Toc211609270"/>
-      <w:bookmarkStart w:id="232" w:name="_Toc212539484"/>
-      <w:bookmarkStart w:id="233" w:name="_Toc212539538"/>
-      <w:bookmarkStart w:id="234" w:name="_Toc213146877"/>
+      <w:bookmarkStart w:id="279" w:name="_Toc201199661"/>
+      <w:bookmarkStart w:id="280" w:name="_Toc201199750"/>
+      <w:bookmarkStart w:id="281" w:name="_Toc211609270"/>
+      <w:bookmarkStart w:id="282" w:name="_Toc212539484"/>
+      <w:bookmarkStart w:id="283" w:name="_Toc213698719"/>
+      <w:bookmarkStart w:id="284" w:name="_Toc213698767"/>
+      <w:bookmarkStart w:id="285" w:name="_Toc213698801"/>
       <w:r>
         <w:lastRenderedPageBreak/>
         <w:t>ANEXO</w:t>
       </w:r>
-      <w:bookmarkEnd w:id="229"/>
-      <w:bookmarkEnd w:id="230"/>
-      <w:bookmarkEnd w:id="231"/>
-      <w:bookmarkEnd w:id="232"/>
-      <w:bookmarkEnd w:id="233"/>
-      <w:bookmarkEnd w:id="234"/>
+      <w:bookmarkEnd w:id="279"/>
+      <w:bookmarkEnd w:id="280"/>
+      <w:bookmarkEnd w:id="281"/>
+      <w:bookmarkEnd w:id="282"/>
+      <w:bookmarkEnd w:id="283"/>
+      <w:bookmarkEnd w:id="284"/>
+      <w:bookmarkEnd w:id="285"/>
     </w:p>
     <w:p/>
     <w:p/>
@@ -16276,14 +15521,14 @@
       <w:pPr>
         <w:pStyle w:val="Ttulo2"/>
       </w:pPr>
-      <w:bookmarkStart w:id="235" w:name="_Toc213146878"/>
+      <w:bookmarkStart w:id="286" w:name="_Toc213698720"/>
       <w:r>
         <w:t>Propuesta de solución</w:t>
       </w:r>
       <w:r>
         <w:t xml:space="preserve"> detallada</w:t>
       </w:r>
-      <w:bookmarkEnd w:id="235"/>
+      <w:bookmarkEnd w:id="286"/>
     </w:p>
     <w:p/>
     <w:p>
@@ -16358,11 +15603,11 @@
       <w:pPr>
         <w:pStyle w:val="Ttulo3"/>
       </w:pPr>
-      <w:bookmarkStart w:id="236" w:name="_Toc213146879"/>
+      <w:bookmarkStart w:id="287" w:name="_Toc213698721"/>
       <w:r>
         <w:t>Pila Tecnológica</w:t>
       </w:r>
-      <w:bookmarkEnd w:id="236"/>
+      <w:bookmarkEnd w:id="287"/>
       <w:r>
         <w:t xml:space="preserve"> </w:t>
       </w:r>
@@ -16407,7 +15652,7 @@
       <w:pPr>
         <w:pStyle w:val="Ttulo2"/>
       </w:pPr>
-      <w:bookmarkStart w:id="237" w:name="_Toc213146881"/>
+      <w:bookmarkStart w:id="288" w:name="_Toc213698722"/>
       <w:r>
         <w:t>V</w:t>
       </w:r>
@@ -16417,7 +15662,7 @@
       <w:r>
         <w:t>de proceso</w:t>
       </w:r>
-      <w:bookmarkEnd w:id="237"/>
+      <w:bookmarkEnd w:id="288"/>
     </w:p>
     <w:p/>
     <w:p>
@@ -16449,417 +15694,364 @@
           <w:b/>
           <w:bCs/>
         </w:rPr>
-        <w:t xml:space="preserve">4+1 de </w:t>
-      </w:r>
-      <w:proofErr w:type="spellStart"/>
+        <w:t>4+1 de Kruchten</w:t>
+      </w:r>
+      <w:r>
+        <w:t xml:space="preserve"> que describe los </w:t>
+      </w:r>
       <w:r>
         <w:rPr>
           <w:b/>
           <w:bCs/>
         </w:rPr>
-        <w:t>Kruchten</w:t>
-      </w:r>
-      <w:proofErr w:type="spellEnd"/>
-      <w:r>
-        <w:t xml:space="preserve"> que describe los </w:t>
+        <w:t>aspectos dinámicos</w:t>
+      </w:r>
+      <w:r>
+        <w:t xml:space="preserve"> del sistema, enfocándose en su </w:t>
       </w:r>
       <w:r>
         <w:rPr>
           <w:b/>
           <w:bCs/>
         </w:rPr>
-        <w:t>aspectos dinámicos</w:t>
-      </w:r>
-      <w:r>
-        <w:t xml:space="preserve"> del sistema, enfocándose en su </w:t>
+        <w:t>estructura de ejecución</w:t>
+      </w:r>
+      <w:r>
+        <w:t xml:space="preserve"> y rendimiento. Esta vista modela cómo el sistema se descompone en </w:t>
       </w:r>
       <w:r>
         <w:rPr>
           <w:b/>
           <w:bCs/>
         </w:rPr>
-        <w:t>estructura de ejecución</w:t>
-      </w:r>
-      <w:r>
-        <w:t xml:space="preserve"> y rendimiento. Esta vista modela cómo el sistema se descompone en </w:t>
+        <w:t>procesos concurrentes</w:t>
+      </w:r>
+      <w:r>
+        <w:t xml:space="preserve"> e </w:t>
       </w:r>
       <w:r>
         <w:rPr>
           <w:b/>
           <w:bCs/>
         </w:rPr>
-        <w:t>procesos concurrentes</w:t>
-      </w:r>
-      <w:r>
-        <w:t xml:space="preserve"> e </w:t>
+        <w:t>hilos</w:t>
+      </w:r>
+      <w:r>
+        <w:t xml:space="preserve"> para manejar el control y el flujo de la información, abordando preocupaciones clave de diseño como el </w:t>
       </w:r>
       <w:r>
         <w:rPr>
           <w:b/>
           <w:bCs/>
         </w:rPr>
-        <w:t>hilos</w:t>
-      </w:r>
-      <w:r>
-        <w:t xml:space="preserve"> para manejar el control y el flujo de la información, abordando preocupaciones clave de diseño como el </w:t>
+        <w:t>rendimiento</w:t>
+      </w:r>
+      <w:r>
+        <w:t xml:space="preserve">, la </w:t>
       </w:r>
       <w:r>
         <w:rPr>
           <w:b/>
           <w:bCs/>
         </w:rPr>
-        <w:t>rendimiento</w:t>
-      </w:r>
-      <w:r>
-        <w:t xml:space="preserve">, la </w:t>
+        <w:t>escalabilidad</w:t>
+      </w:r>
+      <w:r>
+        <w:t xml:space="preserve"> y la </w:t>
       </w:r>
       <w:r>
         <w:rPr>
           <w:b/>
           <w:bCs/>
         </w:rPr>
-        <w:t>escalabilidad</w:t>
-      </w:r>
-      <w:r>
-        <w:t xml:space="preserve"> y la </w:t>
-      </w:r>
+        <w:t>sincronización</w:t>
+      </w:r>
+      <w:r>
+        <w:t xml:space="preserve"> entre las tareas para asegurar que múltiples actividades se ejecuten simultáneamente sin conflictos.</w:t>
+      </w:r>
+    </w:p>
+    <w:p>
+      <w:pPr>
+        <w:pStyle w:val="Ttulo2"/>
+      </w:pPr>
+      <w:bookmarkStart w:id="289" w:name="_Toc213698723"/>
+      <w:r>
+        <w:t>Vi</w:t>
+      </w:r>
+      <w:r>
+        <w:t>sta componentes</w:t>
+      </w:r>
+      <w:bookmarkEnd w:id="289"/>
+    </w:p>
+    <w:p/>
+    <w:p>
       <w:r>
         <w:rPr>
           <w:b/>
           <w:bCs/>
         </w:rPr>
-        <w:t>sincronización</w:t>
-      </w:r>
-      <w:r>
-        <w:t xml:space="preserve"> entre las tareas para asegurar que múltiples actividades se ejecuten simultáneamente sin conflictos.</w:t>
-      </w:r>
-    </w:p>
-    <w:p>
-      <w:pPr>
-        <w:pStyle w:val="Ttulo2"/>
-      </w:pPr>
-      <w:bookmarkStart w:id="238" w:name="_Toc213146882"/>
-      <w:r>
-        <w:t>Vi</w:t>
-      </w:r>
-      <w:r>
-        <w:t>sta componentes</w:t>
-      </w:r>
-      <w:bookmarkEnd w:id="238"/>
-    </w:p>
-    <w:p/>
-    <w:p>
+        <w:t>Diagrama de Componentes UML</w:t>
+      </w:r>
+      <w:r>
+        <w:t xml:space="preserve"> , que ilustra la arquitectura de un sistema de información dividido en dos grandes dominios: el </w:t>
+      </w:r>
       <w:r>
         <w:rPr>
           <w:b/>
           <w:bCs/>
         </w:rPr>
-        <w:t>Diagrama de Componentes UML</w:t>
-      </w:r>
-      <w:r>
-        <w:t xml:space="preserve"> , que ilustra la arquitectura de un sistema de información dividido en dos grandes dominios: el </w:t>
+        <w:t>Front-end</w:t>
+      </w:r>
+      <w:r>
+        <w:t xml:space="preserve"> y el </w:t>
       </w:r>
       <w:r>
         <w:rPr>
           <w:b/>
           <w:bCs/>
         </w:rPr>
-        <w:t>Front-</w:t>
-      </w:r>
-      <w:proofErr w:type="spellStart"/>
+        <w:t>Back-end</w:t>
+      </w:r>
+      <w:r>
+        <w:t xml:space="preserve">. El </w:t>
+      </w:r>
       <w:r>
         <w:rPr>
           <w:b/>
           <w:bCs/>
         </w:rPr>
-        <w:t>end</w:t>
-      </w:r>
-      <w:proofErr w:type="spellEnd"/>
-      <w:r>
-        <w:t xml:space="preserve"> y el </w:t>
+        <w:t>Front-end</w:t>
+      </w:r>
+      <w:r>
+        <w:t xml:space="preserve"> (azul), expuesto al usuario mediante </w:t>
       </w:r>
       <w:r>
         <w:rPr>
           <w:b/>
           <w:bCs/>
         </w:rPr>
-        <w:t>Back-</w:t>
-      </w:r>
-      <w:proofErr w:type="spellStart"/>
+        <w:t>HTTPS</w:t>
+      </w:r>
+      <w:r>
+        <w:t xml:space="preserve">, incluye componentes de presentación como </w:t>
+      </w:r>
       <w:r>
         <w:rPr>
           <w:b/>
           <w:bCs/>
         </w:rPr>
-        <w:t>end</w:t>
-      </w:r>
-      <w:proofErr w:type="spellEnd"/>
-      <w:r>
-        <w:t xml:space="preserve">. El </w:t>
+        <w:t>HTML</w:t>
+      </w:r>
+      <w:r>
+        <w:t xml:space="preserve">, </w:t>
       </w:r>
       <w:r>
         <w:rPr>
           <w:b/>
           <w:bCs/>
         </w:rPr>
-        <w:t>Front-</w:t>
-      </w:r>
-      <w:proofErr w:type="spellStart"/>
+        <w:t>CSS</w:t>
+      </w:r>
+      <w:r>
+        <w:t xml:space="preserve"> y </w:t>
+      </w:r>
       <w:r>
         <w:rPr>
           <w:b/>
           <w:bCs/>
         </w:rPr>
-        <w:t>end</w:t>
-      </w:r>
-      <w:proofErr w:type="spellEnd"/>
-      <w:r>
-        <w:t xml:space="preserve"> (azul), expuesto al usuario mediante </w:t>
+        <w:t>JavaScript</w:t>
+      </w:r>
+      <w:r>
+        <w:t xml:space="preserve">, todos contenidos dentro de una </w:t>
       </w:r>
       <w:r>
         <w:rPr>
           <w:b/>
           <w:bCs/>
         </w:rPr>
-        <w:t>HTTPS</w:t>
-      </w:r>
-      <w:r>
-        <w:t xml:space="preserve">, incluye componentes de presentación como </w:t>
+        <w:t>Vista</w:t>
+      </w:r>
+      <w:r>
+        <w:t xml:space="preserve">. El </w:t>
       </w:r>
       <w:r>
         <w:rPr>
           <w:b/>
           <w:bCs/>
         </w:rPr>
-        <w:t>HTML</w:t>
-      </w:r>
-      <w:r>
-        <w:t xml:space="preserve">, </w:t>
+        <w:t>Back-end</w:t>
+      </w:r>
+      <w:r>
+        <w:t xml:space="preserve"> (rosa) gestiona la lógica de negocio y los datos; aquí, las peticiones llegan al </w:t>
       </w:r>
       <w:r>
         <w:rPr>
           <w:b/>
           <w:bCs/>
         </w:rPr>
-        <w:t>CSS</w:t>
-      </w:r>
-      <w:r>
-        <w:t xml:space="preserve"> y </w:t>
+        <w:t>Servidor</w:t>
+      </w:r>
+      <w:r>
+        <w:t xml:space="preserve"> (que incluye módulos de </w:t>
       </w:r>
       <w:r>
         <w:rPr>
           <w:b/>
           <w:bCs/>
         </w:rPr>
-        <w:t>JavaScript</w:t>
-      </w:r>
-      <w:r>
-        <w:t xml:space="preserve">, todos contenidos dentro de una </w:t>
+        <w:t>Login</w:t>
+      </w:r>
+      <w:r>
+        <w:t xml:space="preserve">, </w:t>
       </w:r>
       <w:r>
         <w:rPr>
           <w:b/>
           <w:bCs/>
         </w:rPr>
-        <w:t>Vista</w:t>
-      </w:r>
-      <w:r>
-        <w:t xml:space="preserve">. El </w:t>
+        <w:t>App Servlet</w:t>
+      </w:r>
+      <w:r>
+        <w:t xml:space="preserve"> y </w:t>
       </w:r>
       <w:r>
         <w:rPr>
           <w:b/>
           <w:bCs/>
         </w:rPr>
-        <w:t>Back-</w:t>
-      </w:r>
-      <w:proofErr w:type="spellStart"/>
+        <w:t>Apache</w:t>
+      </w:r>
+      <w:r>
+        <w:t xml:space="preserve">), son procesadas por un </w:t>
+      </w:r>
+      <w:r>
+        <w:rPr>
+          <w:i/>
+          <w:iCs/>
+        </w:rPr>
+        <w:t>middleware</w:t>
+      </w:r>
+      <w:r>
+        <w:t xml:space="preserve"> (</w:t>
+      </w:r>
       <w:r>
         <w:rPr>
           <w:b/>
           <w:bCs/>
         </w:rPr>
-        <w:t>end</w:t>
-      </w:r>
-      <w:proofErr w:type="spellEnd"/>
-      <w:r>
-        <w:t xml:space="preserve"> (rosa) gestiona la lógica de negocio y los datos; aquí, las peticiones llegan al </w:t>
+        <w:t>AuthController</w:t>
+      </w:r>
+      <w:r>
+        <w:t xml:space="preserve"> con </w:t>
       </w:r>
       <w:r>
         <w:rPr>
           <w:b/>
           <w:bCs/>
         </w:rPr>
-        <w:t>Servidor</w:t>
-      </w:r>
-      <w:r>
-        <w:t xml:space="preserve"> (que incluye módulos de </w:t>
-      </w:r>
-      <w:proofErr w:type="spellStart"/>
+        <w:t>Body-Parser</w:t>
+      </w:r>
+      <w:r>
+        <w:t xml:space="preserve">) que genera un </w:t>
+      </w:r>
       <w:r>
         <w:rPr>
           <w:b/>
           <w:bCs/>
         </w:rPr>
-        <w:t>Login</w:t>
-      </w:r>
-      <w:proofErr w:type="spellEnd"/>
-      <w:r>
-        <w:t xml:space="preserve">, </w:t>
+        <w:t>JWT TOKEN</w:t>
+      </w:r>
+      <w:r>
+        <w:t xml:space="preserve"> para autenticación, y luego son distribuidas por múltiples </w:t>
       </w:r>
       <w:r>
         <w:rPr>
           <w:b/>
           <w:bCs/>
         </w:rPr>
-        <w:t>App Servlet</w:t>
-      </w:r>
-      <w:r>
-        <w:t xml:space="preserve"> y </w:t>
+        <w:t>Controladores</w:t>
+      </w:r>
+      <w:r>
+        <w:t xml:space="preserve"> (</w:t>
       </w:r>
       <w:r>
         <w:rPr>
           <w:b/>
           <w:bCs/>
         </w:rPr>
-        <w:t>Apache</w:t>
-      </w:r>
-      <w:r>
-        <w:t xml:space="preserve">), son procesadas por un </w:t>
-      </w:r>
-      <w:r>
-        <w:rPr>
-          <w:i/>
-          <w:iCs/>
-        </w:rPr>
-        <w:t>middleware</w:t>
-      </w:r>
-      <w:r>
-        <w:t xml:space="preserve"> (</w:t>
-      </w:r>
-      <w:proofErr w:type="spellStart"/>
+        <w:t>Usuario</w:t>
+      </w:r>
+      <w:r>
+        <w:t xml:space="preserve">, </w:t>
+      </w:r>
       <w:r>
         <w:rPr>
           <w:b/>
           <w:bCs/>
         </w:rPr>
-        <w:t>AuthController</w:t>
-      </w:r>
-      <w:proofErr w:type="spellEnd"/>
-      <w:r>
-        <w:t xml:space="preserve"> con </w:t>
-      </w:r>
-      <w:proofErr w:type="spellStart"/>
+        <w:t>Cliente</w:t>
+      </w:r>
+      <w:r>
+        <w:t xml:space="preserve">, </w:t>
+      </w:r>
       <w:r>
         <w:rPr>
           <w:b/>
           <w:bCs/>
         </w:rPr>
-        <w:t>Body-Parser</w:t>
-      </w:r>
-      <w:proofErr w:type="spellEnd"/>
-      <w:r>
-        <w:t xml:space="preserve">) que genera un </w:t>
+        <w:t>Reporte</w:t>
+      </w:r>
+      <w:r>
+        <w:t xml:space="preserve">, </w:t>
       </w:r>
       <w:r>
         <w:rPr>
           <w:b/>
           <w:bCs/>
         </w:rPr>
-        <w:t>JWT TOKEN</w:t>
-      </w:r>
-      <w:r>
-        <w:t xml:space="preserve"> para autenticación, y luego son distribuidas por múltiples </w:t>
+        <w:t>BD</w:t>
+      </w:r>
+      <w:r>
+        <w:t xml:space="preserve">) para interactuar con la </w:t>
       </w:r>
       <w:r>
         <w:rPr>
           <w:b/>
           <w:bCs/>
         </w:rPr>
-        <w:t>Controladores</w:t>
-      </w:r>
-      <w:r>
-        <w:t xml:space="preserve"> (</w:t>
+        <w:t>Base de Datos MySQL</w:t>
+      </w:r>
+      <w:r>
+        <w:t xml:space="preserve"> (que indica el uso de </w:t>
       </w:r>
       <w:r>
         <w:rPr>
           <w:b/>
           <w:bCs/>
         </w:rPr>
-        <w:t>Usuario</w:t>
-      </w:r>
-      <w:r>
-        <w:t xml:space="preserve">, </w:t>
+        <w:t>CIFRADO L99TL3</w:t>
+      </w:r>
+      <w:r>
+        <w:t xml:space="preserve">) mediante consultas, o para comunicarse con servicios externos como el envío de correos a través del componente </w:t>
       </w:r>
       <w:r>
         <w:rPr>
           <w:b/>
           <w:bCs/>
         </w:rPr>
-        <w:t>Cliente</w:t>
-      </w:r>
-      <w:r>
-        <w:t xml:space="preserve">, </w:t>
+        <w:t>Servicio</w:t>
+      </w:r>
+      <w:r>
+        <w:t xml:space="preserve"> usando </w:t>
       </w:r>
       <w:r>
         <w:rPr>
           <w:b/>
           <w:bCs/>
         </w:rPr>
-        <w:t>Reporte</w:t>
-      </w:r>
-      <w:r>
-        <w:t xml:space="preserve">, </w:t>
-      </w:r>
-      <w:r>
-        <w:rPr>
-          <w:b/>
-          <w:bCs/>
-        </w:rPr>
-        <w:t>BD</w:t>
-      </w:r>
-      <w:r>
-        <w:t xml:space="preserve">) para interactuar con la </w:t>
-      </w:r>
-      <w:r>
-        <w:rPr>
-          <w:b/>
-          <w:bCs/>
-        </w:rPr>
-        <w:t>Base de Datos MySQL</w:t>
-      </w:r>
-      <w:r>
-        <w:t xml:space="preserve"> (que indica el uso de </w:t>
-      </w:r>
-      <w:r>
-        <w:rPr>
-          <w:b/>
-          <w:bCs/>
-        </w:rPr>
-        <w:t>CIFRADO L99TL3</w:t>
-      </w:r>
-      <w:r>
-        <w:t xml:space="preserve">) mediante consultas, o para comunicarse con servicios externos como el envío de correos a través del componente </w:t>
-      </w:r>
-      <w:r>
-        <w:rPr>
-          <w:b/>
-          <w:bCs/>
-        </w:rPr>
-        <w:t>Servicio</w:t>
-      </w:r>
-      <w:r>
-        <w:t xml:space="preserve"> usando </w:t>
-      </w:r>
-      <w:proofErr w:type="spellStart"/>
-      <w:r>
-        <w:rPr>
-          <w:b/>
-          <w:bCs/>
-        </w:rPr>
         <w:t>Mailgun</w:t>
       </w:r>
-      <w:proofErr w:type="spellEnd"/>
       <w:r>
         <w:t>.</w:t>
       </w:r>
@@ -16873,14 +16065,14 @@
       <w:pPr>
         <w:pStyle w:val="Ttulo2"/>
       </w:pPr>
-      <w:bookmarkStart w:id="239" w:name="_Toc213146884"/>
+      <w:bookmarkStart w:id="290" w:name="_Toc213698724"/>
       <w:r>
         <w:t>Diagrama de clases</w:t>
       </w:r>
       <w:r>
         <w:t xml:space="preserve"> y modelado de datos</w:t>
       </w:r>
-      <w:bookmarkEnd w:id="239"/>
+      <w:bookmarkEnd w:id="290"/>
     </w:p>
     <w:p/>
     <w:p>
@@ -16959,7 +16151,6 @@
       <w:r>
         <w:t xml:space="preserve"> esenciales que caracterizan a cada entidad (por ejemplo, el </w:t>
       </w:r>
-      <w:proofErr w:type="spellStart"/>
       <w:r>
         <w:rPr>
           <w:rFonts w:ascii="Courier New" w:hAnsi="Courier New" w:cs="Courier New"/>
@@ -16968,7 +16159,6 @@
         </w:rPr>
         <w:t>rut</w:t>
       </w:r>
-      <w:proofErr w:type="spellEnd"/>
       <w:r>
         <w:t xml:space="preserve">, el </w:t>
       </w:r>
@@ -16983,7 +16173,6 @@
       <w:r>
         <w:t xml:space="preserve"> o el tipo de dato </w:t>
       </w:r>
-      <w:proofErr w:type="spellStart"/>
       <w:r>
         <w:rPr>
           <w:rFonts w:ascii="Courier New" w:hAnsi="Courier New" w:cs="Courier New"/>
@@ -16992,7 +16181,6 @@
         </w:rPr>
         <w:t>string</w:t>
       </w:r>
-      <w:proofErr w:type="spellEnd"/>
       <w:r>
         <w:t xml:space="preserve">). Además de la estructura de datos, este diagrama modela el comportamiento al incluir los </w:t>
       </w:r>
@@ -17006,7 +16194,6 @@
       <w:r>
         <w:t xml:space="preserve"> u operaciones que dichas clases deben ejecutar (como </w:t>
       </w:r>
-      <w:proofErr w:type="spellStart"/>
       <w:r>
         <w:rPr>
           <w:rFonts w:ascii="Courier New" w:hAnsi="Courier New" w:cs="Courier New"/>
@@ -17015,11 +16202,9 @@
         </w:rPr>
         <w:t>validar_jornada</w:t>
       </w:r>
-      <w:proofErr w:type="spellEnd"/>
       <w:r>
         <w:t xml:space="preserve"> o </w:t>
       </w:r>
-      <w:proofErr w:type="spellStart"/>
       <w:r>
         <w:rPr>
           <w:rFonts w:ascii="Courier New" w:hAnsi="Courier New" w:cs="Courier New"/>
@@ -17028,7 +16213,6 @@
         </w:rPr>
         <w:t>guardar_vacaciones</w:t>
       </w:r>
-      <w:proofErr w:type="spellEnd"/>
       <w:r>
         <w:t xml:space="preserve">), lo que establece la lógica de negocio fundamental del </w:t>
       </w:r>
@@ -17057,7 +16241,6 @@
       <w:r>
         <w:t xml:space="preserve">, funciona como el plano de la base de datos, traduciendo la estructura conceptual del UML a un esquema relacional ejecutable. Este diagrama es fundamental para el equipo de </w:t>
       </w:r>
-      <w:proofErr w:type="spellStart"/>
       <w:r>
         <w:rPr>
           <w:i/>
@@ -17065,7 +16248,6 @@
         </w:rPr>
         <w:t>backend</w:t>
       </w:r>
-      <w:proofErr w:type="spellEnd"/>
       <w:r>
         <w:t xml:space="preserve"> y los administradores de bases de datos, ya que especifica las </w:t>
       </w:r>
@@ -17079,7 +16261,6 @@
       <w:r>
         <w:t xml:space="preserve"> definitivas del sistema (como </w:t>
       </w:r>
-      <w:proofErr w:type="spellStart"/>
       <w:r>
         <w:rPr>
           <w:rFonts w:ascii="Courier New" w:hAnsi="Courier New" w:cs="Courier New"/>
@@ -17088,11 +16269,9 @@
         </w:rPr>
         <w:t>biometrico_usuarios</w:t>
       </w:r>
-      <w:proofErr w:type="spellEnd"/>
       <w:r>
         <w:t xml:space="preserve"> o </w:t>
       </w:r>
-      <w:proofErr w:type="spellStart"/>
       <w:r>
         <w:rPr>
           <w:rFonts w:ascii="Courier New" w:hAnsi="Courier New" w:cs="Courier New"/>
@@ -17101,7 +16280,6 @@
         </w:rPr>
         <w:t>biometrico_marcas</w:t>
       </w:r>
-      <w:proofErr w:type="spellEnd"/>
       <w:r>
         <w:t xml:space="preserve">), los </w:t>
       </w:r>
@@ -17115,26 +16293,52 @@
       <w:r>
         <w:t xml:space="preserve"> exactos que se usarán para cada columna (como </w:t>
       </w:r>
-      <w:proofErr w:type="spellStart"/>
       <w:r>
         <w:rPr>
           <w:rFonts w:ascii="Courier New" w:hAnsi="Courier New" w:cs="Courier New"/>
           <w:sz w:val="20"/>
           <w:szCs w:val="20"/>
         </w:rPr>
-        <w:t>varchar</w:t>
-      </w:r>
-      <w:proofErr w:type="spellEnd"/>
+        <w:t>varchar(100)</w:t>
+      </w:r>
+      <w:r>
+        <w:t xml:space="preserve"> para texto o </w:t>
+      </w:r>
       <w:r>
         <w:rPr>
           <w:rFonts w:ascii="Courier New" w:hAnsi="Courier New" w:cs="Courier New"/>
           <w:sz w:val="20"/>
           <w:szCs w:val="20"/>
         </w:rPr>
-        <w:t>(100)</w:t>
-      </w:r>
-      <w:r>
-        <w:t xml:space="preserve"> para texto o </w:t>
+        <w:t>date</w:t>
+      </w:r>
+      <w:r>
+        <w:t xml:space="preserve"> para fechas), y las </w:t>
+      </w:r>
+      <w:r>
+        <w:rPr>
+          <w:b/>
+          <w:bCs/>
+        </w:rPr>
+        <w:t>claves primarias y foráneas</w:t>
+      </w:r>
+      <w:r>
+        <w:t xml:space="preserve"> necesarias. Esta última característica es crucial, pues las claves foráneas (FK) son el mecanismo que implementa las </w:t>
+      </w:r>
+      <w:r>
+        <w:rPr>
+          <w:b/>
+          <w:bCs/>
+        </w:rPr>
+        <w:t>relaciones de cardinalidad</w:t>
+      </w:r>
+      <w:r>
+        <w:t xml:space="preserve"> (como el Uno a Muchos) mostradas en el UML, asegurando la integridad y la consistencia de los datos almacenados.</w:t>
+      </w:r>
+    </w:p>
+    <w:p>
+      <w:r>
+        <w:t xml:space="preserve">Ambos modelos convergen en la funcionalidad. El sistema está claramente diseñado para estructurar la organización con tablas que enlazan </w:t>
       </w:r>
       <w:r>
         <w:rPr>
@@ -17142,35 +16346,10 @@
           <w:sz w:val="20"/>
           <w:szCs w:val="20"/>
         </w:rPr>
-        <w:t>date</w:t>
-      </w:r>
-      <w:r>
-        <w:t xml:space="preserve"> para fechas), y las </w:t>
-      </w:r>
-      <w:r>
-        <w:rPr>
-          <w:b/>
-          <w:bCs/>
-        </w:rPr>
-        <w:t>claves primarias y foráneas</w:t>
-      </w:r>
-      <w:r>
-        <w:t xml:space="preserve"> necesarias. Esta última característica es crucial, pues las claves foráneas (FK) son el mecanismo que implementa las </w:t>
-      </w:r>
-      <w:r>
-        <w:rPr>
-          <w:b/>
-          <w:bCs/>
-        </w:rPr>
-        <w:t>relaciones de cardinalidad</w:t>
-      </w:r>
-      <w:r>
-        <w:t xml:space="preserve"> (como el Uno a Muchos) mostradas en el UML, asegurando la integridad y la consistencia de los datos almacenados.</w:t>
-      </w:r>
-    </w:p>
-    <w:p>
-      <w:r>
-        <w:t xml:space="preserve">Ambos modelos convergen en la funcionalidad. El sistema está claramente diseñado para estructurar la organización con tablas que enlazan </w:t>
+        <w:t>holding</w:t>
+      </w:r>
+      <w:r>
+        <w:t xml:space="preserve">, </w:t>
       </w:r>
       <w:r>
         <w:rPr>
@@ -17178,10 +16357,10 @@
           <w:sz w:val="20"/>
           <w:szCs w:val="20"/>
         </w:rPr>
-        <w:t>holding</w:t>
-      </w:r>
-      <w:r>
-        <w:t xml:space="preserve">, </w:t>
+        <w:t>empresas</w:t>
+      </w:r>
+      <w:r>
+        <w:t xml:space="preserve"> y </w:t>
       </w:r>
       <w:r>
         <w:rPr>
@@ -17189,10 +16368,10 @@
           <w:sz w:val="20"/>
           <w:szCs w:val="20"/>
         </w:rPr>
-        <w:t>empresas</w:t>
-      </w:r>
-      <w:r>
-        <w:t xml:space="preserve"> y </w:t>
+        <w:t>departamentos</w:t>
+      </w:r>
+      <w:r>
+        <w:t xml:space="preserve">. El control de tiempo se modela meticulosamente con la asignación de </w:t>
       </w:r>
       <w:r>
         <w:rPr>
@@ -17200,10 +16379,10 @@
           <w:sz w:val="20"/>
           <w:szCs w:val="20"/>
         </w:rPr>
-        <w:t>departamentos</w:t>
-      </w:r>
-      <w:r>
-        <w:t xml:space="preserve">. El control de tiempo se modela meticulosamente con la asignación de </w:t>
+        <w:t>turnos</w:t>
+      </w:r>
+      <w:r>
+        <w:t xml:space="preserve"> a los </w:t>
       </w:r>
       <w:r>
         <w:rPr>
@@ -17211,10 +16390,10 @@
           <w:sz w:val="20"/>
           <w:szCs w:val="20"/>
         </w:rPr>
-        <w:t>turnos</w:t>
-      </w:r>
-      <w:r>
-        <w:t xml:space="preserve"> a los </w:t>
+        <w:t>usuarios</w:t>
+      </w:r>
+      <w:r>
+        <w:t xml:space="preserve"> y el registro de </w:t>
       </w:r>
       <w:r>
         <w:rPr>
@@ -17222,10 +16401,10 @@
           <w:sz w:val="20"/>
           <w:szCs w:val="20"/>
         </w:rPr>
-        <w:t>usuarios</w:t>
-      </w:r>
-      <w:r>
-        <w:t xml:space="preserve"> y el registro de </w:t>
+        <w:t>marcas</w:t>
+      </w:r>
+      <w:r>
+        <w:t xml:space="preserve"> de asistencia, las cuales se asocian a un </w:t>
       </w:r>
       <w:r>
         <w:rPr>
@@ -17233,10 +16412,20 @@
           <w:sz w:val="20"/>
           <w:szCs w:val="20"/>
         </w:rPr>
-        <w:t>marcas</w:t>
-      </w:r>
-      <w:r>
-        <w:t xml:space="preserve"> de asistencia, las cuales se asocian a un </w:t>
+        <w:t>dispositivo</w:t>
+      </w:r>
+      <w:r>
+        <w:t xml:space="preserve"> de registro específico. Finalmente, el sistema maneja la administración de </w:t>
+      </w:r>
+      <w:r>
+        <w:rPr>
+          <w:b/>
+          <w:bCs/>
+        </w:rPr>
+        <w:t>ausencias</w:t>
+      </w:r>
+      <w:r>
+        <w:t xml:space="preserve">, detallando las solicitudes de </w:t>
       </w:r>
       <w:r>
         <w:rPr>
@@ -17244,20 +16433,10 @@
           <w:sz w:val="20"/>
           <w:szCs w:val="20"/>
         </w:rPr>
-        <w:t>dispositivo</w:t>
-      </w:r>
-      <w:r>
-        <w:t xml:space="preserve"> de registro específico. Finalmente, el sistema maneja la administración de </w:t>
-      </w:r>
-      <w:r>
-        <w:rPr>
-          <w:b/>
-          <w:bCs/>
-        </w:rPr>
-        <w:t>ausencias</w:t>
-      </w:r>
-      <w:r>
-        <w:t xml:space="preserve">, detallando las solicitudes de </w:t>
+        <w:t>vacaciones</w:t>
+      </w:r>
+      <w:r>
+        <w:t xml:space="preserve"> y </w:t>
       </w:r>
       <w:r>
         <w:rPr>
@@ -17265,17 +16444,6 @@
           <w:sz w:val="20"/>
           <w:szCs w:val="20"/>
         </w:rPr>
-        <w:t>vacaciones</w:t>
-      </w:r>
-      <w:r>
-        <w:t xml:space="preserve"> y </w:t>
-      </w:r>
-      <w:r>
-        <w:rPr>
-          <w:rFonts w:ascii="Courier New" w:hAnsi="Courier New" w:cs="Courier New"/>
-          <w:sz w:val="20"/>
-          <w:szCs w:val="20"/>
-        </w:rPr>
         <w:t>permisos</w:t>
       </w:r>
       <w:r>
@@ -17302,7 +16470,7 @@
       <w:pPr>
         <w:pStyle w:val="Ttulo2"/>
       </w:pPr>
-      <w:bookmarkStart w:id="240" w:name="_Toc213146885"/>
+      <w:bookmarkStart w:id="291" w:name="_Toc213698725"/>
       <w:r>
         <w:t>Árbol de navegación</w:t>
       </w:r>
@@ -17315,7 +16483,7 @@
       <w:r>
         <w:t>ista del menú desplegable</w:t>
       </w:r>
-      <w:bookmarkEnd w:id="240"/>
+      <w:bookmarkEnd w:id="291"/>
     </w:p>
     <w:p/>
     <w:p>
@@ -17333,11 +16501,11 @@
       <w:pPr>
         <w:pStyle w:val="Ttulo2"/>
       </w:pPr>
-      <w:bookmarkStart w:id="241" w:name="_Toc213146886"/>
+      <w:bookmarkStart w:id="292" w:name="_Toc213698726"/>
       <w:r>
         <w:t>Tabla de esfuerzo</w:t>
       </w:r>
-      <w:bookmarkEnd w:id="241"/>
+      <w:bookmarkEnd w:id="292"/>
     </w:p>
     <w:p/>
     <w:p>
@@ -17380,11 +16548,11 @@
       <w:pPr>
         <w:pStyle w:val="Ttulo2"/>
       </w:pPr>
-      <w:bookmarkStart w:id="242" w:name="_Toc213146887"/>
+      <w:bookmarkStart w:id="293" w:name="_Toc213698727"/>
       <w:r>
         <w:t>Diagrama de despliegue</w:t>
       </w:r>
-      <w:bookmarkEnd w:id="242"/>
+      <w:bookmarkEnd w:id="293"/>
     </w:p>
     <w:p/>
     <w:p>
@@ -17424,22 +16592,24 @@
       <w:pPr>
         <w:pStyle w:val="Ttulo1"/>
       </w:pPr>
-      <w:bookmarkStart w:id="243" w:name="_Toc201199662"/>
-      <w:bookmarkStart w:id="244" w:name="_Toc201199751"/>
-      <w:bookmarkStart w:id="245" w:name="_Toc211609271"/>
-      <w:bookmarkStart w:id="246" w:name="_Toc212539485"/>
-      <w:bookmarkStart w:id="247" w:name="_Toc212539539"/>
-      <w:bookmarkStart w:id="248" w:name="_Toc213146888"/>
+      <w:bookmarkStart w:id="294" w:name="_Toc201199662"/>
+      <w:bookmarkStart w:id="295" w:name="_Toc201199751"/>
+      <w:bookmarkStart w:id="296" w:name="_Toc211609271"/>
+      <w:bookmarkStart w:id="297" w:name="_Toc212539485"/>
+      <w:bookmarkStart w:id="298" w:name="_Toc213698728"/>
+      <w:bookmarkStart w:id="299" w:name="_Toc213698768"/>
+      <w:bookmarkStart w:id="300" w:name="_Toc213698802"/>
       <w:r>
         <w:lastRenderedPageBreak/>
         <w:t>REFERENCIAS</w:t>
       </w:r>
-      <w:bookmarkEnd w:id="243"/>
-      <w:bookmarkEnd w:id="244"/>
-      <w:bookmarkEnd w:id="245"/>
-      <w:bookmarkEnd w:id="246"/>
-      <w:bookmarkEnd w:id="247"/>
-      <w:bookmarkEnd w:id="248"/>
+      <w:bookmarkEnd w:id="294"/>
+      <w:bookmarkEnd w:id="295"/>
+      <w:bookmarkEnd w:id="296"/>
+      <w:bookmarkEnd w:id="297"/>
+      <w:bookmarkEnd w:id="298"/>
+      <w:bookmarkEnd w:id="299"/>
+      <w:bookmarkEnd w:id="300"/>
     </w:p>
     <w:sdt>
       <w:sdtPr>
@@ -21214,12 +20384,6 @@
 </file>
 
 <file path=customXml/item1.xml><?xml version="1.0" encoding="utf-8"?>
-<go:gDocsCustomXmlDataStorage xmlns:go="http://customooxmlschemas.google.com/" xmlns:r="http://schemas.openxmlformats.org/officeDocument/2006/relationships" uri="GoogleDocsCustomDataVersion2">
-  <go:docsCustomData xmlns:go="http://customooxmlschemas.google.com/" roundtripDataSignature="AMtx7mgzDLvJQrn/s3t721qKHDOuEhpMiQ==">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</go:docsCustomData>
-</go:gDocsCustomXmlDataStorage>
-</file>
-
-<file path=customXml/item2.xml><?xml version="1.0" encoding="utf-8"?>
 <b:Sources xmlns:b="http://schemas.openxmlformats.org/officeDocument/2006/bibliography" xmlns="http://schemas.openxmlformats.org/officeDocument/2006/bibliography" SelectedStyle="\APASixthEditionOfficeOnline.xsl" StyleName="APA" Version="6">
   <b:Source>
     <b:Tag>Eug25</b:Tag>
@@ -21308,19 +20472,25 @@
 </b:Sources>
 </file>
 
+<file path=customXml/item2.xml><?xml version="1.0" encoding="utf-8"?>
+<go:gDocsCustomXmlDataStorage xmlns:go="http://customooxmlschemas.google.com/" xmlns:r="http://schemas.openxmlformats.org/officeDocument/2006/relationships" uri="GoogleDocsCustomDataVersion2">
+  <go:docsCustomData xmlns:go="http://customooxmlschemas.google.com/" roundtripDataSignature="AMtx7mgzDLvJQrn/s3t721qKHDOuEhpMiQ==">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</go:docsCustomData>
+</go:gDocsCustomXmlDataStorage>
+</file>
+
 <file path=customXml/itemProps1.xml><?xml version="1.0" encoding="utf-8"?>
+<ds:datastoreItem xmlns:ds="http://schemas.openxmlformats.org/officeDocument/2006/customXml" ds:itemID="{030A59DB-B586-4A73-8AC7-DC8CCB90EE24}">
+  <ds:schemaRefs>
+    <ds:schemaRef ds:uri="http://schemas.openxmlformats.org/officeDocument/2006/bibliography"/>
+  </ds:schemaRefs>
+</ds:datastoreItem>
+</file>
+
+<file path=customXml/itemProps2.xml><?xml version="1.0" encoding="utf-8"?>
 <ds:datastoreItem xmlns:ds="http://schemas.openxmlformats.org/officeDocument/2006/customXml" ds:itemID="{11111111-1234-1234-1234-123412341234}">
   <ds:schemaRefs>
     <ds:schemaRef ds:uri="http://customooxmlschemas.google.com/"/>
     <ds:schemaRef ds:uri="http://schemas.openxmlformats.org/officeDocument/2006/relationships"/>
   </ds:schemaRefs>
 </ds:datastoreItem>
-</file>
-
-<file path=customXml/itemProps2.xml><?xml version="1.0" encoding="utf-8"?>
-<ds:datastoreItem xmlns:ds="http://schemas.openxmlformats.org/officeDocument/2006/customXml" ds:itemID="{030A59DB-B586-4A73-8AC7-DC8CCB90EE24}">
-  <ds:schemaRefs>
-    <ds:schemaRef ds:uri="http://schemas.openxmlformats.org/officeDocument/2006/bibliography"/>
-  </ds:schemaRefs>
-</ds:datastoreItem>
 </file>
--- a/INCREMENTO4/Documentos/Grupo 6 - Cuarto incremento Scrum++.docx
+++ b/INCREMENTO4/Documentos/Grupo 6 - Cuarto incremento Scrum++.docx
@@ -7695,21 +7695,7 @@
             <w:rStyle w:val="Hipervnculo"/>
             <w:noProof/>
           </w:rPr>
-          <w:t xml:space="preserve">Tabla 8.3 “Plan </w:t>
-        </w:r>
-        <w:r>
-          <w:rPr>
-            <w:rStyle w:val="Hipervnculo"/>
-            <w:noProof/>
-          </w:rPr>
-          <w:t>d</w:t>
-        </w:r>
-        <w:r>
-          <w:rPr>
-            <w:rStyle w:val="Hipervnculo"/>
-            <w:noProof/>
-          </w:rPr>
-          <w:t>e mejora”</w:t>
+          <w:t>Tabla 8.3 “Plan de mejora”</w:t>
         </w:r>
         <w:r>
           <w:rPr>
@@ -9250,6 +9236,12 @@
                 <w:rFonts w:cs="Times New Roman"/>
               </w:rPr>
             </w:pPr>
+            <w:r>
+              <w:rPr>
+                <w:rFonts w:cs="Times New Roman"/>
+              </w:rPr>
+              <w:t>Generando gráfico con métricas de asistencia</w:t>
+            </w:r>
           </w:p>
         </w:tc>
         <w:tc>
@@ -9264,6 +9256,26 @@
                 <w:rFonts w:cs="Times New Roman"/>
               </w:rPr>
             </w:pPr>
+            <w:r>
+              <w:rPr>
+                <w:rFonts w:cs="Times New Roman"/>
+              </w:rPr>
+              <w:t>Como usuario, necesito visualizar en un panel (</w:t>
+            </w:r>
+            <w:proofErr w:type="spellStart"/>
+            <w:r>
+              <w:rPr>
+                <w:rFonts w:cs="Times New Roman"/>
+              </w:rPr>
+              <w:t>dashboard</w:t>
+            </w:r>
+            <w:proofErr w:type="spellEnd"/>
+            <w:r>
+              <w:rPr>
+                <w:rFonts w:cs="Times New Roman"/>
+              </w:rPr>
+              <w:t>) el número de personas presentes y ausentes del día.</w:t>
+            </w:r>
           </w:p>
         </w:tc>
         <w:tc>
@@ -9278,6 +9290,18 @@
                 <w:rFonts w:cs="Times New Roman"/>
               </w:rPr>
             </w:pPr>
+            <w:r>
+              <w:rPr>
+                <w:rFonts w:cs="Times New Roman"/>
+              </w:rPr>
+              <w:t>Hay que asegurar</w:t>
+            </w:r>
+            <w:r>
+              <w:rPr>
+                <w:rFonts w:cs="Times New Roman"/>
+              </w:rPr>
+              <w:t xml:space="preserve"> que el usuario pueda visualizar datos de asistencias e inasistencias</w:t>
+            </w:r>
           </w:p>
         </w:tc>
         <w:tc>
@@ -9292,6 +9316,12 @@
                 <w:rFonts w:cs="Times New Roman"/>
               </w:rPr>
             </w:pPr>
+            <w:r>
+              <w:rPr>
+                <w:rFonts w:cs="Times New Roman"/>
+              </w:rPr>
+              <w:t>Media</w:t>
+            </w:r>
           </w:p>
         </w:tc>
         <w:tc>
@@ -9306,6 +9336,12 @@
                 <w:rFonts w:cs="Times New Roman"/>
               </w:rPr>
             </w:pPr>
+            <w:r>
+              <w:rPr>
+                <w:rFonts w:cs="Times New Roman"/>
+              </w:rPr>
+              <w:t>8</w:t>
+            </w:r>
           </w:p>
         </w:tc>
         <w:tc>
@@ -9320,6 +9356,12 @@
                 <w:rFonts w:cs="Times New Roman"/>
               </w:rPr>
             </w:pPr>
+            <w:r>
+              <w:rPr>
+                <w:rFonts w:cs="Times New Roman"/>
+              </w:rPr>
+              <w:t>En proceso</w:t>
+            </w:r>
           </w:p>
         </w:tc>
       </w:tr>
@@ -9368,6 +9410,20 @@
                 <w:rFonts w:cs="Times New Roman"/>
               </w:rPr>
             </w:pPr>
+            <w:r>
+              <w:rPr>
+                <w:rFonts w:cs="Times New Roman"/>
+              </w:rPr>
+              <w:t xml:space="preserve">Visualizando lista con empleados </w:t>
+            </w:r>
+            <w:proofErr w:type="spellStart"/>
+            <w:r>
+              <w:rPr>
+                <w:rFonts w:cs="Times New Roman"/>
+              </w:rPr>
+              <w:t>inasistentes</w:t>
+            </w:r>
+            <w:proofErr w:type="spellEnd"/>
           </w:p>
         </w:tc>
         <w:tc>
@@ -9382,6 +9438,18 @@
                 <w:rFonts w:cs="Times New Roman"/>
               </w:rPr>
             </w:pPr>
+            <w:r>
+              <w:rPr>
+                <w:rFonts w:cs="Times New Roman"/>
+              </w:rPr>
+              <w:t xml:space="preserve">Como usuario debo poder </w:t>
+            </w:r>
+            <w:r>
+              <w:rPr>
+                <w:rFonts w:cs="Times New Roman"/>
+              </w:rPr>
+              <w:t>visualizar una lista con los empleados que no registraron asistencia o no se presentaron durante el día.</w:t>
+            </w:r>
           </w:p>
         </w:tc>
         <w:tc>
@@ -9396,6 +9464,20 @@
                 <w:rFonts w:cs="Times New Roman"/>
               </w:rPr>
             </w:pPr>
+            <w:r>
+              <w:rPr>
+                <w:rFonts w:cs="Times New Roman"/>
+              </w:rPr>
+              <w:t xml:space="preserve">Facilitar al usuario la vista de los empleados </w:t>
+            </w:r>
+            <w:proofErr w:type="spellStart"/>
+            <w:r>
+              <w:rPr>
+                <w:rFonts w:cs="Times New Roman"/>
+              </w:rPr>
+              <w:t>inasistentes</w:t>
+            </w:r>
+            <w:proofErr w:type="spellEnd"/>
           </w:p>
         </w:tc>
         <w:tc>
@@ -9410,6 +9492,12 @@
                 <w:rFonts w:cs="Times New Roman"/>
               </w:rPr>
             </w:pPr>
+            <w:r>
+              <w:rPr>
+                <w:rFonts w:cs="Times New Roman"/>
+              </w:rPr>
+              <w:t>Media</w:t>
+            </w:r>
           </w:p>
         </w:tc>
         <w:tc>
@@ -9424,6 +9512,12 @@
                 <w:rFonts w:cs="Times New Roman"/>
               </w:rPr>
             </w:pPr>
+            <w:r>
+              <w:rPr>
+                <w:rFonts w:cs="Times New Roman"/>
+              </w:rPr>
+              <w:t>8</w:t>
+            </w:r>
           </w:p>
         </w:tc>
         <w:tc>
@@ -9438,6 +9532,12 @@
                 <w:rFonts w:cs="Times New Roman"/>
               </w:rPr>
             </w:pPr>
+            <w:r>
+              <w:rPr>
+                <w:rFonts w:cs="Times New Roman"/>
+              </w:rPr>
+              <w:t>En proceso</w:t>
+            </w:r>
           </w:p>
         </w:tc>
       </w:tr>
@@ -20384,6 +20484,12 @@
 </file>
 
 <file path=customXml/item1.xml><?xml version="1.0" encoding="utf-8"?>
+<go:gDocsCustomXmlDataStorage xmlns:go="http://customooxmlschemas.google.com/" xmlns:r="http://schemas.openxmlformats.org/officeDocument/2006/relationships" uri="GoogleDocsCustomDataVersion2">
+  <go:docsCustomData xmlns:go="http://customooxmlschemas.google.com/" roundtripDataSignature="AMtx7mgzDLvJQrn/s3t721qKHDOuEhpMiQ==">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</go:docsCustomData>
+</go:gDocsCustomXmlDataStorage>
+</file>
+
+<file path=customXml/item2.xml><?xml version="1.0" encoding="utf-8"?>
 <b:Sources xmlns:b="http://schemas.openxmlformats.org/officeDocument/2006/bibliography" xmlns="http://schemas.openxmlformats.org/officeDocument/2006/bibliography" SelectedStyle="\APASixthEditionOfficeOnline.xsl" StyleName="APA" Version="6">
   <b:Source>
     <b:Tag>Eug25</b:Tag>
@@ -20472,25 +20578,19 @@
 </b:Sources>
 </file>
 
-<file path=customXml/item2.xml><?xml version="1.0" encoding="utf-8"?>
-<go:gDocsCustomXmlDataStorage xmlns:go="http://customooxmlschemas.google.com/" xmlns:r="http://schemas.openxmlformats.org/officeDocument/2006/relationships" uri="GoogleDocsCustomDataVersion2">
-  <go:docsCustomData xmlns:go="http://customooxmlschemas.google.com/" roundtripDataSignature="AMtx7mgzDLvJQrn/s3t721qKHDOuEhpMiQ==">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</go:docsCustomData>
-</go:gDocsCustomXmlDataStorage>
-</file>
-
 <file path=customXml/itemProps1.xml><?xml version="1.0" encoding="utf-8"?>
-<ds:datastoreItem xmlns:ds="http://schemas.openxmlformats.org/officeDocument/2006/customXml" ds:itemID="{030A59DB-B586-4A73-8AC7-DC8CCB90EE24}">
-  <ds:schemaRefs>
-    <ds:schemaRef ds:uri="http://schemas.openxmlformats.org/officeDocument/2006/bibliography"/>
-  </ds:schemaRefs>
-</ds:datastoreItem>
-</file>
-
-<file path=customXml/itemProps2.xml><?xml version="1.0" encoding="utf-8"?>
 <ds:datastoreItem xmlns:ds="http://schemas.openxmlformats.org/officeDocument/2006/customXml" ds:itemID="{11111111-1234-1234-1234-123412341234}">
   <ds:schemaRefs>
     <ds:schemaRef ds:uri="http://customooxmlschemas.google.com/"/>
     <ds:schemaRef ds:uri="http://schemas.openxmlformats.org/officeDocument/2006/relationships"/>
   </ds:schemaRefs>
 </ds:datastoreItem>
+</file>
+
+<file path=customXml/itemProps2.xml><?xml version="1.0" encoding="utf-8"?>
+<ds:datastoreItem xmlns:ds="http://schemas.openxmlformats.org/officeDocument/2006/customXml" ds:itemID="{030A59DB-B586-4A73-8AC7-DC8CCB90EE24}">
+  <ds:schemaRefs>
+    <ds:schemaRef ds:uri="http://schemas.openxmlformats.org/officeDocument/2006/bibliography"/>
+  </ds:schemaRefs>
+</ds:datastoreItem>
 </file>
--- a/INCREMENTO4/Documentos/Grupo 6 - Cuarto incremento Scrum++.docx
+++ b/INCREMENTO4/Documentos/Grupo 6 - Cuarto incremento Scrum++.docx
@@ -411,7 +411,7 @@
         </w:rPr>
         <w:fldChar w:fldCharType="separate"/>
       </w:r>
-      <w:hyperlink w:anchor="_Toc213698678" w:history="1">
+      <w:hyperlink w:anchor="_Toc213781929" w:history="1">
         <w:r>
           <w:rPr>
             <w:rStyle w:val="Hipervnculo"/>
@@ -438,7 +438,7 @@
             <w:noProof/>
             <w:webHidden/>
           </w:rPr>
-          <w:instrText xml:space="preserve"> PAGEREF _Toc213698678 \h </w:instrText>
+          <w:instrText xml:space="preserve"> PAGEREF _Toc213781929 \h </w:instrText>
         </w:r>
         <w:r>
           <w:rPr>
@@ -482,7 +482,7 @@
           <w14:ligatures w14:val="standardContextual"/>
         </w:rPr>
       </w:pPr>
-      <w:hyperlink w:anchor="_Toc213698679" w:history="1">
+      <w:hyperlink w:anchor="_Toc213781930" w:history="1">
         <w:r>
           <w:rPr>
             <w:rStyle w:val="Hipervnculo"/>
@@ -509,7 +509,7 @@
             <w:noProof/>
             <w:webHidden/>
           </w:rPr>
-          <w:instrText xml:space="preserve"> PAGEREF _Toc213698679 \h </w:instrText>
+          <w:instrText xml:space="preserve"> PAGEREF _Toc213781930 \h </w:instrText>
         </w:r>
         <w:r>
           <w:rPr>
@@ -551,7 +551,7 @@
           <w14:ligatures w14:val="standardContextual"/>
         </w:rPr>
       </w:pPr>
-      <w:hyperlink w:anchor="_Toc213698680" w:history="1">
+      <w:hyperlink w:anchor="_Toc213781931" w:history="1">
         <w:r>
           <w:rPr>
             <w:rStyle w:val="Hipervnculo"/>
@@ -595,7 +595,7 @@
             <w:noProof/>
             <w:webHidden/>
           </w:rPr>
-          <w:instrText xml:space="preserve"> PAGEREF _Toc213698680 \h </w:instrText>
+          <w:instrText xml:space="preserve"> PAGEREF _Toc213781931 \h </w:instrText>
         </w:r>
         <w:r>
           <w:rPr>
@@ -637,7 +637,7 @@
           <w14:ligatures w14:val="standardContextual"/>
         </w:rPr>
       </w:pPr>
-      <w:hyperlink w:anchor="_Toc213698681" w:history="1">
+      <w:hyperlink w:anchor="_Toc213781932" w:history="1">
         <w:r>
           <w:rPr>
             <w:rStyle w:val="Hipervnculo"/>
@@ -681,7 +681,7 @@
             <w:noProof/>
             <w:webHidden/>
           </w:rPr>
-          <w:instrText xml:space="preserve"> PAGEREF _Toc213698681 \h </w:instrText>
+          <w:instrText xml:space="preserve"> PAGEREF _Toc213781932 \h </w:instrText>
         </w:r>
         <w:r>
           <w:rPr>
@@ -723,7 +723,7 @@
           <w14:ligatures w14:val="standardContextual"/>
         </w:rPr>
       </w:pPr>
-      <w:hyperlink w:anchor="_Toc213698682" w:history="1">
+      <w:hyperlink w:anchor="_Toc213781933" w:history="1">
         <w:r>
           <w:rPr>
             <w:rStyle w:val="Hipervnculo"/>
@@ -767,7 +767,7 @@
             <w:noProof/>
             <w:webHidden/>
           </w:rPr>
-          <w:instrText xml:space="preserve"> PAGEREF _Toc213698682 \h </w:instrText>
+          <w:instrText xml:space="preserve"> PAGEREF _Toc213781933 \h </w:instrText>
         </w:r>
         <w:r>
           <w:rPr>
@@ -809,7 +809,7 @@
           <w14:ligatures w14:val="standardContextual"/>
         </w:rPr>
       </w:pPr>
-      <w:hyperlink w:anchor="_Toc213698683" w:history="1">
+      <w:hyperlink w:anchor="_Toc213781934" w:history="1">
         <w:r>
           <w:rPr>
             <w:rStyle w:val="Hipervnculo"/>
@@ -853,7 +853,7 @@
             <w:noProof/>
             <w:webHidden/>
           </w:rPr>
-          <w:instrText xml:space="preserve"> PAGEREF _Toc213698683 \h </w:instrText>
+          <w:instrText xml:space="preserve"> PAGEREF _Toc213781934 \h </w:instrText>
         </w:r>
         <w:r>
           <w:rPr>
@@ -895,7 +895,7 @@
           <w14:ligatures w14:val="standardContextual"/>
         </w:rPr>
       </w:pPr>
-      <w:hyperlink w:anchor="_Toc213698684" w:history="1">
+      <w:hyperlink w:anchor="_Toc213781935" w:history="1">
         <w:r>
           <w:rPr>
             <w:rStyle w:val="Hipervnculo"/>
@@ -939,7 +939,7 @@
             <w:noProof/>
             <w:webHidden/>
           </w:rPr>
-          <w:instrText xml:space="preserve"> PAGEREF _Toc213698684 \h </w:instrText>
+          <w:instrText xml:space="preserve"> PAGEREF _Toc213781935 \h </w:instrText>
         </w:r>
         <w:r>
           <w:rPr>
@@ -983,7 +983,7 @@
           <w14:ligatures w14:val="standardContextual"/>
         </w:rPr>
       </w:pPr>
-      <w:hyperlink w:anchor="_Toc213698685" w:history="1">
+      <w:hyperlink w:anchor="_Toc213781936" w:history="1">
         <w:r>
           <w:rPr>
             <w:rStyle w:val="Hipervnculo"/>
@@ -1010,7 +1010,7 @@
             <w:noProof/>
             <w:webHidden/>
           </w:rPr>
-          <w:instrText xml:space="preserve"> PAGEREF _Toc213698685 \h </w:instrText>
+          <w:instrText xml:space="preserve"> PAGEREF _Toc213781936 \h </w:instrText>
         </w:r>
         <w:r>
           <w:rPr>
@@ -1054,7 +1054,7 @@
           <w14:ligatures w14:val="standardContextual"/>
         </w:rPr>
       </w:pPr>
-      <w:hyperlink w:anchor="_Toc213698686" w:history="1">
+      <w:hyperlink w:anchor="_Toc213781937" w:history="1">
         <w:r>
           <w:rPr>
             <w:rStyle w:val="Hipervnculo"/>
@@ -1081,7 +1081,7 @@
             <w:noProof/>
             <w:webHidden/>
           </w:rPr>
-          <w:instrText xml:space="preserve"> PAGEREF _Toc213698686 \h </w:instrText>
+          <w:instrText xml:space="preserve"> PAGEREF _Toc213781937 \h </w:instrText>
         </w:r>
         <w:r>
           <w:rPr>
@@ -1123,7 +1123,7 @@
           <w14:ligatures w14:val="standardContextual"/>
         </w:rPr>
       </w:pPr>
-      <w:hyperlink w:anchor="_Toc213698687" w:history="1">
+      <w:hyperlink w:anchor="_Toc213781938" w:history="1">
         <w:r>
           <w:rPr>
             <w:rStyle w:val="Hipervnculo"/>
@@ -1167,7 +1167,7 @@
             <w:noProof/>
             <w:webHidden/>
           </w:rPr>
-          <w:instrText xml:space="preserve"> PAGEREF _Toc213698687 \h </w:instrText>
+          <w:instrText xml:space="preserve"> PAGEREF _Toc213781938 \h </w:instrText>
         </w:r>
         <w:r>
           <w:rPr>
@@ -1209,7 +1209,7 @@
           <w14:ligatures w14:val="standardContextual"/>
         </w:rPr>
       </w:pPr>
-      <w:hyperlink w:anchor="_Toc213698688" w:history="1">
+      <w:hyperlink w:anchor="_Toc213781939" w:history="1">
         <w:r>
           <w:rPr>
             <w:rStyle w:val="Hipervnculo"/>
@@ -1253,7 +1253,7 @@
             <w:noProof/>
             <w:webHidden/>
           </w:rPr>
-          <w:instrText xml:space="preserve"> PAGEREF _Toc213698688 \h </w:instrText>
+          <w:instrText xml:space="preserve"> PAGEREF _Toc213781939 \h </w:instrText>
         </w:r>
         <w:r>
           <w:rPr>
@@ -1297,7 +1297,7 @@
           <w14:ligatures w14:val="standardContextual"/>
         </w:rPr>
       </w:pPr>
-      <w:hyperlink w:anchor="_Toc213698689" w:history="1">
+      <w:hyperlink w:anchor="_Toc213781940" w:history="1">
         <w:r>
           <w:rPr>
             <w:rStyle w:val="Hipervnculo"/>
@@ -1324,7 +1324,7 @@
             <w:noProof/>
             <w:webHidden/>
           </w:rPr>
-          <w:instrText xml:space="preserve"> PAGEREF _Toc213698689 \h </w:instrText>
+          <w:instrText xml:space="preserve"> PAGEREF _Toc213781940 \h </w:instrText>
         </w:r>
         <w:r>
           <w:rPr>
@@ -1366,7 +1366,7 @@
           <w14:ligatures w14:val="standardContextual"/>
         </w:rPr>
       </w:pPr>
-      <w:hyperlink w:anchor="_Toc213698690" w:history="1">
+      <w:hyperlink w:anchor="_Toc213781941" w:history="1">
         <w:r>
           <w:rPr>
             <w:rStyle w:val="Hipervnculo"/>
@@ -1410,7 +1410,7 @@
             <w:noProof/>
             <w:webHidden/>
           </w:rPr>
-          <w:instrText xml:space="preserve"> PAGEREF _Toc213698690 \h </w:instrText>
+          <w:instrText xml:space="preserve"> PAGEREF _Toc213781941 \h </w:instrText>
         </w:r>
         <w:r>
           <w:rPr>
@@ -1455,7 +1455,7 @@
           <w14:ligatures w14:val="standardContextual"/>
         </w:rPr>
       </w:pPr>
-      <w:hyperlink w:anchor="_Toc213698691" w:history="1">
+      <w:hyperlink w:anchor="_Toc213781942" w:history="1">
         <w:r>
           <w:rPr>
             <w:rStyle w:val="Hipervnculo"/>
@@ -1502,7 +1502,7 @@
             <w:noProof/>
             <w:webHidden/>
           </w:rPr>
-          <w:instrText xml:space="preserve"> PAGEREF _Toc213698691 \h </w:instrText>
+          <w:instrText xml:space="preserve"> PAGEREF _Toc213781942 \h </w:instrText>
         </w:r>
         <w:r>
           <w:rPr>
@@ -1547,7 +1547,7 @@
           <w14:ligatures w14:val="standardContextual"/>
         </w:rPr>
       </w:pPr>
-      <w:hyperlink w:anchor="_Toc213698692" w:history="1">
+      <w:hyperlink w:anchor="_Toc213781943" w:history="1">
         <w:r>
           <w:rPr>
             <w:rStyle w:val="Hipervnculo"/>
@@ -1594,7 +1594,7 @@
             <w:noProof/>
             <w:webHidden/>
           </w:rPr>
-          <w:instrText xml:space="preserve"> PAGEREF _Toc213698692 \h </w:instrText>
+          <w:instrText xml:space="preserve"> PAGEREF _Toc213781943 \h </w:instrText>
         </w:r>
         <w:r>
           <w:rPr>
@@ -1636,7 +1636,7 @@
           <w14:ligatures w14:val="standardContextual"/>
         </w:rPr>
       </w:pPr>
-      <w:hyperlink w:anchor="_Toc213698693" w:history="1">
+      <w:hyperlink w:anchor="_Toc213781944" w:history="1">
         <w:r>
           <w:rPr>
             <w:rStyle w:val="Hipervnculo"/>
@@ -1680,7 +1680,7 @@
             <w:noProof/>
             <w:webHidden/>
           </w:rPr>
-          <w:instrText xml:space="preserve"> PAGEREF _Toc213698693 \h </w:instrText>
+          <w:instrText xml:space="preserve"> PAGEREF _Toc213781944 \h </w:instrText>
         </w:r>
         <w:r>
           <w:rPr>
@@ -1725,7 +1725,7 @@
           <w14:ligatures w14:val="standardContextual"/>
         </w:rPr>
       </w:pPr>
-      <w:hyperlink w:anchor="_Toc213698694" w:history="1">
+      <w:hyperlink w:anchor="_Toc213781945" w:history="1">
         <w:r>
           <w:rPr>
             <w:rStyle w:val="Hipervnculo"/>
@@ -1772,7 +1772,7 @@
             <w:noProof/>
             <w:webHidden/>
           </w:rPr>
-          <w:instrText xml:space="preserve"> PAGEREF _Toc213698694 \h </w:instrText>
+          <w:instrText xml:space="preserve"> PAGEREF _Toc213781945 \h </w:instrText>
         </w:r>
         <w:r>
           <w:rPr>
@@ -1814,7 +1814,7 @@
           <w14:ligatures w14:val="standardContextual"/>
         </w:rPr>
       </w:pPr>
-      <w:hyperlink w:anchor="_Toc213698695" w:history="1">
+      <w:hyperlink w:anchor="_Toc213781946" w:history="1">
         <w:r>
           <w:rPr>
             <w:rStyle w:val="Hipervnculo"/>
@@ -1858,7 +1858,7 @@
             <w:noProof/>
             <w:webHidden/>
           </w:rPr>
-          <w:instrText xml:space="preserve"> PAGEREF _Toc213698695 \h </w:instrText>
+          <w:instrText xml:space="preserve"> PAGEREF _Toc213781946 \h </w:instrText>
         </w:r>
         <w:r>
           <w:rPr>
@@ -1903,7 +1903,7 @@
           <w14:ligatures w14:val="standardContextual"/>
         </w:rPr>
       </w:pPr>
-      <w:hyperlink w:anchor="_Toc213698696" w:history="1">
+      <w:hyperlink w:anchor="_Toc213781947" w:history="1">
         <w:r>
           <w:rPr>
             <w:rStyle w:val="Hipervnculo"/>
@@ -1950,7 +1950,7 @@
             <w:noProof/>
             <w:webHidden/>
           </w:rPr>
-          <w:instrText xml:space="preserve"> PAGEREF _Toc213698696 \h </w:instrText>
+          <w:instrText xml:space="preserve"> PAGEREF _Toc213781947 \h </w:instrText>
         </w:r>
         <w:r>
           <w:rPr>
@@ -1970,7 +1970,7 @@
             <w:noProof/>
             <w:webHidden/>
           </w:rPr>
-          <w:t>21</w:t>
+          <w:t>22</w:t>
         </w:r>
         <w:r>
           <w:rPr>
@@ -1992,7 +1992,7 @@
           <w14:ligatures w14:val="standardContextual"/>
         </w:rPr>
       </w:pPr>
-      <w:hyperlink w:anchor="_Toc213698697" w:history="1">
+      <w:hyperlink w:anchor="_Toc213781948" w:history="1">
         <w:r>
           <w:rPr>
             <w:rStyle w:val="Hipervnculo"/>
@@ -2036,7 +2036,7 @@
             <w:noProof/>
             <w:webHidden/>
           </w:rPr>
-          <w:instrText xml:space="preserve"> PAGEREF _Toc213698697 \h </w:instrText>
+          <w:instrText xml:space="preserve"> PAGEREF _Toc213781948 \h </w:instrText>
         </w:r>
         <w:r>
           <w:rPr>
@@ -2081,7 +2081,7 @@
           <w14:ligatures w14:val="standardContextual"/>
         </w:rPr>
       </w:pPr>
-      <w:hyperlink w:anchor="_Toc213698698" w:history="1">
+      <w:hyperlink w:anchor="_Toc213781949" w:history="1">
         <w:r>
           <w:rPr>
             <w:rStyle w:val="Hipervnculo"/>
@@ -2128,7 +2128,7 @@
             <w:noProof/>
             <w:webHidden/>
           </w:rPr>
-          <w:instrText xml:space="preserve"> PAGEREF _Toc213698698 \h </w:instrText>
+          <w:instrText xml:space="preserve"> PAGEREF _Toc213781949 \h </w:instrText>
         </w:r>
         <w:r>
           <w:rPr>
@@ -2172,7 +2172,7 @@
           <w14:ligatures w14:val="standardContextual"/>
         </w:rPr>
       </w:pPr>
-      <w:hyperlink w:anchor="_Toc213698699" w:history="1">
+      <w:hyperlink w:anchor="_Toc213781950" w:history="1">
         <w:r>
           <w:rPr>
             <w:rStyle w:val="Hipervnculo"/>
@@ -2199,7 +2199,7 @@
             <w:noProof/>
             <w:webHidden/>
           </w:rPr>
-          <w:instrText xml:space="preserve"> PAGEREF _Toc213698699 \h </w:instrText>
+          <w:instrText xml:space="preserve"> PAGEREF _Toc213781950 \h </w:instrText>
         </w:r>
         <w:r>
           <w:rPr>
@@ -2241,7 +2241,7 @@
           <w14:ligatures w14:val="standardContextual"/>
         </w:rPr>
       </w:pPr>
-      <w:hyperlink w:anchor="_Toc213698700" w:history="1">
+      <w:hyperlink w:anchor="_Toc213781951" w:history="1">
         <w:r>
           <w:rPr>
             <w:rStyle w:val="Hipervnculo"/>
@@ -2285,7 +2285,7 @@
             <w:noProof/>
             <w:webHidden/>
           </w:rPr>
-          <w:instrText xml:space="preserve"> PAGEREF _Toc213698700 \h </w:instrText>
+          <w:instrText xml:space="preserve"> PAGEREF _Toc213781951 \h </w:instrText>
         </w:r>
         <w:r>
           <w:rPr>
@@ -2327,7 +2327,7 @@
           <w14:ligatures w14:val="standardContextual"/>
         </w:rPr>
       </w:pPr>
-      <w:hyperlink w:anchor="_Toc213698701" w:history="1">
+      <w:hyperlink w:anchor="_Toc213781952" w:history="1">
         <w:r>
           <w:rPr>
             <w:rStyle w:val="Hipervnculo"/>
@@ -2371,7 +2371,7 @@
             <w:noProof/>
             <w:webHidden/>
           </w:rPr>
-          <w:instrText xml:space="preserve"> PAGEREF _Toc213698701 \h </w:instrText>
+          <w:instrText xml:space="preserve"> PAGEREF _Toc213781952 \h </w:instrText>
         </w:r>
         <w:r>
           <w:rPr>
@@ -2413,7 +2413,7 @@
           <w14:ligatures w14:val="standardContextual"/>
         </w:rPr>
       </w:pPr>
-      <w:hyperlink w:anchor="_Toc213698702" w:history="1">
+      <w:hyperlink w:anchor="_Toc213781953" w:history="1">
         <w:r>
           <w:rPr>
             <w:rStyle w:val="Hipervnculo"/>
@@ -2457,7 +2457,7 @@
             <w:noProof/>
             <w:webHidden/>
           </w:rPr>
-          <w:instrText xml:space="preserve"> PAGEREF _Toc213698702 \h </w:instrText>
+          <w:instrText xml:space="preserve"> PAGEREF _Toc213781953 \h </w:instrText>
         </w:r>
         <w:r>
           <w:rPr>
@@ -2499,7 +2499,7 @@
           <w14:ligatures w14:val="standardContextual"/>
         </w:rPr>
       </w:pPr>
-      <w:hyperlink w:anchor="_Toc213698703" w:history="1">
+      <w:hyperlink w:anchor="_Toc213781954" w:history="1">
         <w:r>
           <w:rPr>
             <w:rStyle w:val="Hipervnculo"/>
@@ -2543,7 +2543,7 @@
             <w:noProof/>
             <w:webHidden/>
           </w:rPr>
-          <w:instrText xml:space="preserve"> PAGEREF _Toc213698703 \h </w:instrText>
+          <w:instrText xml:space="preserve"> PAGEREF _Toc213781954 \h </w:instrText>
         </w:r>
         <w:r>
           <w:rPr>
@@ -2585,7 +2585,7 @@
           <w14:ligatures w14:val="standardContextual"/>
         </w:rPr>
       </w:pPr>
-      <w:hyperlink w:anchor="_Toc213698704" w:history="1">
+      <w:hyperlink w:anchor="_Toc213781955" w:history="1">
         <w:r>
           <w:rPr>
             <w:rStyle w:val="Hipervnculo"/>
@@ -2629,7 +2629,7 @@
             <w:noProof/>
             <w:webHidden/>
           </w:rPr>
-          <w:instrText xml:space="preserve"> PAGEREF _Toc213698704 \h </w:instrText>
+          <w:instrText xml:space="preserve"> PAGEREF _Toc213781955 \h </w:instrText>
         </w:r>
         <w:r>
           <w:rPr>
@@ -2671,7 +2671,7 @@
           <w14:ligatures w14:val="standardContextual"/>
         </w:rPr>
       </w:pPr>
-      <w:hyperlink w:anchor="_Toc213698705" w:history="1">
+      <w:hyperlink w:anchor="_Toc213781956" w:history="1">
         <w:r>
           <w:rPr>
             <w:rStyle w:val="Hipervnculo"/>
@@ -2715,7 +2715,7 @@
             <w:noProof/>
             <w:webHidden/>
           </w:rPr>
-          <w:instrText xml:space="preserve"> PAGEREF _Toc213698705 \h </w:instrText>
+          <w:instrText xml:space="preserve"> PAGEREF _Toc213781956 \h </w:instrText>
         </w:r>
         <w:r>
           <w:rPr>
@@ -2757,7 +2757,7 @@
           <w14:ligatures w14:val="standardContextual"/>
         </w:rPr>
       </w:pPr>
-      <w:hyperlink w:anchor="_Toc213698706" w:history="1">
+      <w:hyperlink w:anchor="_Toc213781957" w:history="1">
         <w:r>
           <w:rPr>
             <w:rStyle w:val="Hipervnculo"/>
@@ -2801,7 +2801,7 @@
             <w:noProof/>
             <w:webHidden/>
           </w:rPr>
-          <w:instrText xml:space="preserve"> PAGEREF _Toc213698706 \h </w:instrText>
+          <w:instrText xml:space="preserve"> PAGEREF _Toc213781957 \h </w:instrText>
         </w:r>
         <w:r>
           <w:rPr>
@@ -2845,7 +2845,7 @@
           <w14:ligatures w14:val="standardContextual"/>
         </w:rPr>
       </w:pPr>
-      <w:hyperlink w:anchor="_Toc213698707" w:history="1">
+      <w:hyperlink w:anchor="_Toc213781958" w:history="1">
         <w:r>
           <w:rPr>
             <w:rStyle w:val="Hipervnculo"/>
@@ -2872,7 +2872,7 @@
             <w:noProof/>
             <w:webHidden/>
           </w:rPr>
-          <w:instrText xml:space="preserve"> PAGEREF _Toc213698707 \h </w:instrText>
+          <w:instrText xml:space="preserve"> PAGEREF _Toc213781958 \h </w:instrText>
         </w:r>
         <w:r>
           <w:rPr>
@@ -2914,7 +2914,7 @@
           <w14:ligatures w14:val="standardContextual"/>
         </w:rPr>
       </w:pPr>
-      <w:hyperlink w:anchor="_Toc213698708" w:history="1">
+      <w:hyperlink w:anchor="_Toc213781959" w:history="1">
         <w:r>
           <w:rPr>
             <w:rStyle w:val="Hipervnculo"/>
@@ -2958,7 +2958,7 @@
             <w:noProof/>
             <w:webHidden/>
           </w:rPr>
-          <w:instrText xml:space="preserve"> PAGEREF _Toc213698708 \h </w:instrText>
+          <w:instrText xml:space="preserve"> PAGEREF _Toc213781959 \h </w:instrText>
         </w:r>
         <w:r>
           <w:rPr>
@@ -3000,7 +3000,7 @@
           <w14:ligatures w14:val="standardContextual"/>
         </w:rPr>
       </w:pPr>
-      <w:hyperlink w:anchor="_Toc213698709" w:history="1">
+      <w:hyperlink w:anchor="_Toc213781960" w:history="1">
         <w:r>
           <w:rPr>
             <w:rStyle w:val="Hipervnculo"/>
@@ -3044,7 +3044,7 @@
             <w:noProof/>
             <w:webHidden/>
           </w:rPr>
-          <w:instrText xml:space="preserve"> PAGEREF _Toc213698709 \h </w:instrText>
+          <w:instrText xml:space="preserve"> PAGEREF _Toc213781960 \h </w:instrText>
         </w:r>
         <w:r>
           <w:rPr>
@@ -3088,7 +3088,7 @@
           <w14:ligatures w14:val="standardContextual"/>
         </w:rPr>
       </w:pPr>
-      <w:hyperlink w:anchor="_Toc213698710" w:history="1">
+      <w:hyperlink w:anchor="_Toc213781961" w:history="1">
         <w:r>
           <w:rPr>
             <w:rStyle w:val="Hipervnculo"/>
@@ -3115,7 +3115,7 @@
             <w:noProof/>
             <w:webHidden/>
           </w:rPr>
-          <w:instrText xml:space="preserve"> PAGEREF _Toc213698710 \h </w:instrText>
+          <w:instrText xml:space="preserve"> PAGEREF _Toc213781961 \h </w:instrText>
         </w:r>
         <w:r>
           <w:rPr>
@@ -3157,7 +3157,7 @@
           <w14:ligatures w14:val="standardContextual"/>
         </w:rPr>
       </w:pPr>
-      <w:hyperlink w:anchor="_Toc213698711" w:history="1">
+      <w:hyperlink w:anchor="_Toc213781962" w:history="1">
         <w:r>
           <w:rPr>
             <w:rStyle w:val="Hipervnculo"/>
@@ -3201,7 +3201,7 @@
             <w:noProof/>
             <w:webHidden/>
           </w:rPr>
-          <w:instrText xml:space="preserve"> PAGEREF _Toc213698711 \h </w:instrText>
+          <w:instrText xml:space="preserve"> PAGEREF _Toc213781962 \h </w:instrText>
         </w:r>
         <w:r>
           <w:rPr>
@@ -3243,7 +3243,7 @@
           <w14:ligatures w14:val="standardContextual"/>
         </w:rPr>
       </w:pPr>
-      <w:hyperlink w:anchor="_Toc213698712" w:history="1">
+      <w:hyperlink w:anchor="_Toc213781963" w:history="1">
         <w:r>
           <w:rPr>
             <w:rStyle w:val="Hipervnculo"/>
@@ -3287,7 +3287,7 @@
             <w:noProof/>
             <w:webHidden/>
           </w:rPr>
-          <w:instrText xml:space="preserve"> PAGEREF _Toc213698712 \h </w:instrText>
+          <w:instrText xml:space="preserve"> PAGEREF _Toc213781963 \h </w:instrText>
         </w:r>
         <w:r>
           <w:rPr>
@@ -3329,7 +3329,7 @@
           <w14:ligatures w14:val="standardContextual"/>
         </w:rPr>
       </w:pPr>
-      <w:hyperlink w:anchor="_Toc213698713" w:history="1">
+      <w:hyperlink w:anchor="_Toc213781964" w:history="1">
         <w:r>
           <w:rPr>
             <w:rStyle w:val="Hipervnculo"/>
@@ -3373,7 +3373,7 @@
             <w:noProof/>
             <w:webHidden/>
           </w:rPr>
-          <w:instrText xml:space="preserve"> PAGEREF _Toc213698713 \h </w:instrText>
+          <w:instrText xml:space="preserve"> PAGEREF _Toc213781964 \h </w:instrText>
         </w:r>
         <w:r>
           <w:rPr>
@@ -3418,7 +3418,7 @@
           <w14:ligatures w14:val="standardContextual"/>
         </w:rPr>
       </w:pPr>
-      <w:hyperlink w:anchor="_Toc213698714" w:history="1">
+      <w:hyperlink w:anchor="_Toc213781965" w:history="1">
         <w:r>
           <w:rPr>
             <w:rStyle w:val="Hipervnculo"/>
@@ -3465,7 +3465,7 @@
             <w:noProof/>
             <w:webHidden/>
           </w:rPr>
-          <w:instrText xml:space="preserve"> PAGEREF _Toc213698714 \h </w:instrText>
+          <w:instrText xml:space="preserve"> PAGEREF _Toc213781965 \h </w:instrText>
         </w:r>
         <w:r>
           <w:rPr>
@@ -3510,7 +3510,7 @@
           <w14:ligatures w14:val="standardContextual"/>
         </w:rPr>
       </w:pPr>
-      <w:hyperlink w:anchor="_Toc213698715" w:history="1">
+      <w:hyperlink w:anchor="_Toc213781966" w:history="1">
         <w:r>
           <w:rPr>
             <w:rStyle w:val="Hipervnculo"/>
@@ -3557,7 +3557,7 @@
             <w:noProof/>
             <w:webHidden/>
           </w:rPr>
-          <w:instrText xml:space="preserve"> PAGEREF _Toc213698715 \h </w:instrText>
+          <w:instrText xml:space="preserve"> PAGEREF _Toc213781966 \h </w:instrText>
         </w:r>
         <w:r>
           <w:rPr>
@@ -3602,7 +3602,7 @@
           <w14:ligatures w14:val="standardContextual"/>
         </w:rPr>
       </w:pPr>
-      <w:hyperlink w:anchor="_Toc213698716" w:history="1">
+      <w:hyperlink w:anchor="_Toc213781967" w:history="1">
         <w:r>
           <w:rPr>
             <w:rStyle w:val="Hipervnculo"/>
@@ -3649,7 +3649,7 @@
             <w:noProof/>
             <w:webHidden/>
           </w:rPr>
-          <w:instrText xml:space="preserve"> PAGEREF _Toc213698716 \h </w:instrText>
+          <w:instrText xml:space="preserve"> PAGEREF _Toc213781967 \h </w:instrText>
         </w:r>
         <w:r>
           <w:rPr>
@@ -3691,7 +3691,7 @@
           <w14:ligatures w14:val="standardContextual"/>
         </w:rPr>
       </w:pPr>
-      <w:hyperlink w:anchor="_Toc213698717" w:history="1">
+      <w:hyperlink w:anchor="_Toc213781968" w:history="1">
         <w:r>
           <w:rPr>
             <w:rStyle w:val="Hipervnculo"/>
@@ -3735,7 +3735,7 @@
             <w:noProof/>
             <w:webHidden/>
           </w:rPr>
-          <w:instrText xml:space="preserve"> PAGEREF _Toc213698717 \h </w:instrText>
+          <w:instrText xml:space="preserve"> PAGEREF _Toc213781968 \h </w:instrText>
         </w:r>
         <w:r>
           <w:rPr>
@@ -3780,7 +3780,7 @@
           <w14:ligatures w14:val="standardContextual"/>
         </w:rPr>
       </w:pPr>
-      <w:hyperlink w:anchor="_Toc213698718" w:history="1">
+      <w:hyperlink w:anchor="_Toc213781969" w:history="1">
         <w:r>
           <w:rPr>
             <w:rStyle w:val="Hipervnculo"/>
@@ -3827,7 +3827,7 @@
             <w:noProof/>
             <w:webHidden/>
           </w:rPr>
-          <w:instrText xml:space="preserve"> PAGEREF _Toc213698718 \h </w:instrText>
+          <w:instrText xml:space="preserve"> PAGEREF _Toc213781969 \h </w:instrText>
         </w:r>
         <w:r>
           <w:rPr>
@@ -3871,7 +3871,7 @@
           <w14:ligatures w14:val="standardContextual"/>
         </w:rPr>
       </w:pPr>
-      <w:hyperlink w:anchor="_Toc213698719" w:history="1">
+      <w:hyperlink w:anchor="_Toc213781970" w:history="1">
         <w:r>
           <w:rPr>
             <w:rStyle w:val="Hipervnculo"/>
@@ -3881,6 +3881,7 @@
         </w:r>
         <w:r>
           <w:rPr>
+            <w:rStyle w:val="Hipervnculo"/>
             <w:noProof/>
             <w:webHidden/>
           </w:rPr>
@@ -3891,6 +3892,13 @@
             <w:noProof/>
             <w:webHidden/>
           </w:rPr>
+          <w:tab/>
+        </w:r>
+        <w:r>
+          <w:rPr>
+            <w:noProof/>
+            <w:webHidden/>
+          </w:rPr>
           <w:fldChar w:fldCharType="begin"/>
         </w:r>
         <w:r>
@@ -3898,7 +3906,7 @@
             <w:noProof/>
             <w:webHidden/>
           </w:rPr>
-          <w:instrText xml:space="preserve"> PAGEREF _Toc213698719 \h </w:instrText>
+          <w:instrText xml:space="preserve"> PAGEREF _Toc213781970 \h </w:instrText>
         </w:r>
         <w:r>
           <w:rPr>
@@ -3940,7 +3948,7 @@
           <w14:ligatures w14:val="standardContextual"/>
         </w:rPr>
       </w:pPr>
-      <w:hyperlink w:anchor="_Toc213698720" w:history="1">
+      <w:hyperlink w:anchor="_Toc213781971" w:history="1">
         <w:r>
           <w:rPr>
             <w:rStyle w:val="Hipervnculo"/>
@@ -3984,7 +3992,7 @@
             <w:noProof/>
             <w:webHidden/>
           </w:rPr>
-          <w:instrText xml:space="preserve"> PAGEREF _Toc213698720 \h </w:instrText>
+          <w:instrText xml:space="preserve"> PAGEREF _Toc213781971 \h </w:instrText>
         </w:r>
         <w:r>
           <w:rPr>
@@ -4029,7 +4037,7 @@
           <w14:ligatures w14:val="standardContextual"/>
         </w:rPr>
       </w:pPr>
-      <w:hyperlink w:anchor="_Toc213698721" w:history="1">
+      <w:hyperlink w:anchor="_Toc213781972" w:history="1">
         <w:r>
           <w:rPr>
             <w:rStyle w:val="Hipervnculo"/>
@@ -4076,7 +4084,7 @@
             <w:noProof/>
             <w:webHidden/>
           </w:rPr>
-          <w:instrText xml:space="preserve"> PAGEREF _Toc213698721 \h </w:instrText>
+          <w:instrText xml:space="preserve"> PAGEREF _Toc213781972 \h </w:instrText>
         </w:r>
         <w:r>
           <w:rPr>
@@ -4118,7 +4126,7 @@
           <w14:ligatures w14:val="standardContextual"/>
         </w:rPr>
       </w:pPr>
-      <w:hyperlink w:anchor="_Toc213698722" w:history="1">
+      <w:hyperlink w:anchor="_Toc213781973" w:history="1">
         <w:r>
           <w:rPr>
             <w:rStyle w:val="Hipervnculo"/>
@@ -4162,7 +4170,7 @@
             <w:noProof/>
             <w:webHidden/>
           </w:rPr>
-          <w:instrText xml:space="preserve"> PAGEREF _Toc213698722 \h </w:instrText>
+          <w:instrText xml:space="preserve"> PAGEREF _Toc213781973 \h </w:instrText>
         </w:r>
         <w:r>
           <w:rPr>
@@ -4204,7 +4212,7 @@
           <w14:ligatures w14:val="standardContextual"/>
         </w:rPr>
       </w:pPr>
-      <w:hyperlink w:anchor="_Toc213698723" w:history="1">
+      <w:hyperlink w:anchor="_Toc213781974" w:history="1">
         <w:r>
           <w:rPr>
             <w:rStyle w:val="Hipervnculo"/>
@@ -4248,7 +4256,7 @@
             <w:noProof/>
             <w:webHidden/>
           </w:rPr>
-          <w:instrText xml:space="preserve"> PAGEREF _Toc213698723 \h </w:instrText>
+          <w:instrText xml:space="preserve"> PAGEREF _Toc213781974 \h </w:instrText>
         </w:r>
         <w:r>
           <w:rPr>
@@ -4290,7 +4298,7 @@
           <w14:ligatures w14:val="standardContextual"/>
         </w:rPr>
       </w:pPr>
-      <w:hyperlink w:anchor="_Toc213698724" w:history="1">
+      <w:hyperlink w:anchor="_Toc213781975" w:history="1">
         <w:r>
           <w:rPr>
             <w:rStyle w:val="Hipervnculo"/>
@@ -4334,7 +4342,7 @@
             <w:noProof/>
             <w:webHidden/>
           </w:rPr>
-          <w:instrText xml:space="preserve"> PAGEREF _Toc213698724 \h </w:instrText>
+          <w:instrText xml:space="preserve"> PAGEREF _Toc213781975 \h </w:instrText>
         </w:r>
         <w:r>
           <w:rPr>
@@ -4376,7 +4384,7 @@
           <w14:ligatures w14:val="standardContextual"/>
         </w:rPr>
       </w:pPr>
-      <w:hyperlink w:anchor="_Toc213698725" w:history="1">
+      <w:hyperlink w:anchor="_Toc213781976" w:history="1">
         <w:r>
           <w:rPr>
             <w:rStyle w:val="Hipervnculo"/>
@@ -4420,7 +4428,7 @@
             <w:noProof/>
             <w:webHidden/>
           </w:rPr>
-          <w:instrText xml:space="preserve"> PAGEREF _Toc213698725 \h </w:instrText>
+          <w:instrText xml:space="preserve"> PAGEREF _Toc213781976 \h </w:instrText>
         </w:r>
         <w:r>
           <w:rPr>
@@ -4462,7 +4470,7 @@
           <w14:ligatures w14:val="standardContextual"/>
         </w:rPr>
       </w:pPr>
-      <w:hyperlink w:anchor="_Toc213698726" w:history="1">
+      <w:hyperlink w:anchor="_Toc213781977" w:history="1">
         <w:r>
           <w:rPr>
             <w:rStyle w:val="Hipervnculo"/>
@@ -4506,7 +4514,7 @@
             <w:noProof/>
             <w:webHidden/>
           </w:rPr>
-          <w:instrText xml:space="preserve"> PAGEREF _Toc213698726 \h </w:instrText>
+          <w:instrText xml:space="preserve"> PAGEREF _Toc213781977 \h </w:instrText>
         </w:r>
         <w:r>
           <w:rPr>
@@ -4548,7 +4556,7 @@
           <w14:ligatures w14:val="standardContextual"/>
         </w:rPr>
       </w:pPr>
-      <w:hyperlink w:anchor="_Toc213698727" w:history="1">
+      <w:hyperlink w:anchor="_Toc213781978" w:history="1">
         <w:r>
           <w:rPr>
             <w:rStyle w:val="Hipervnculo"/>
@@ -4592,7 +4600,7 @@
             <w:noProof/>
             <w:webHidden/>
           </w:rPr>
-          <w:instrText xml:space="preserve"> PAGEREF _Toc213698727 \h </w:instrText>
+          <w:instrText xml:space="preserve"> PAGEREF _Toc213781978 \h </w:instrText>
         </w:r>
         <w:r>
           <w:rPr>
@@ -4636,7 +4644,7 @@
           <w14:ligatures w14:val="standardContextual"/>
         </w:rPr>
       </w:pPr>
-      <w:hyperlink w:anchor="_Toc213698728" w:history="1">
+      <w:hyperlink w:anchor="_Toc213781979" w:history="1">
         <w:r>
           <w:rPr>
             <w:rStyle w:val="Hipervnculo"/>
@@ -4663,7 +4671,7 @@
             <w:noProof/>
             <w:webHidden/>
           </w:rPr>
-          <w:instrText xml:space="preserve"> PAGEREF _Toc213698728 \h </w:instrText>
+          <w:instrText xml:space="preserve"> PAGEREF _Toc213781979 \h </w:instrText>
         </w:r>
         <w:r>
           <w:rPr>
@@ -4766,7 +4774,7 @@
       <w:r>
         <w:fldChar w:fldCharType="separate"/>
       </w:r>
-      <w:hyperlink w:anchor="_Toc213698735" w:history="1">
+      <w:hyperlink w:anchor="_Toc213782025" w:history="1">
         <w:r>
           <w:rPr>
             <w:rStyle w:val="Hipervnculo"/>
@@ -4793,7 +4801,7 @@
             <w:noProof/>
             <w:webHidden/>
           </w:rPr>
-          <w:instrText xml:space="preserve"> PAGEREF _Toc213698735 \h </w:instrText>
+          <w:instrText xml:space="preserve"> PAGEREF _Toc213782025 \h </w:instrText>
         </w:r>
         <w:r>
           <w:rPr>
@@ -4837,7 +4845,7 @@
           <w14:ligatures w14:val="standardContextual"/>
         </w:rPr>
       </w:pPr>
-      <w:hyperlink w:anchor="_Toc213698736" w:history="1">
+      <w:hyperlink w:anchor="_Toc213782026" w:history="1">
         <w:r>
           <w:rPr>
             <w:rStyle w:val="Hipervnculo"/>
@@ -4864,7 +4872,7 @@
             <w:noProof/>
             <w:webHidden/>
           </w:rPr>
-          <w:instrText xml:space="preserve"> PAGEREF _Toc213698736 \h </w:instrText>
+          <w:instrText xml:space="preserve"> PAGEREF _Toc213782026 \h </w:instrText>
         </w:r>
         <w:r>
           <w:rPr>
@@ -4906,7 +4914,7 @@
           <w14:ligatures w14:val="standardContextual"/>
         </w:rPr>
       </w:pPr>
-      <w:hyperlink w:anchor="_Toc213698737" w:history="1">
+      <w:hyperlink w:anchor="_Toc213782027" w:history="1">
         <w:r>
           <w:rPr>
             <w:rStyle w:val="Hipervnculo"/>
@@ -4933,7 +4941,7 @@
             <w:noProof/>
             <w:webHidden/>
           </w:rPr>
-          <w:instrText xml:space="preserve"> PAGEREF _Toc213698737 \h </w:instrText>
+          <w:instrText xml:space="preserve"> PAGEREF _Toc213782027 \h </w:instrText>
         </w:r>
         <w:r>
           <w:rPr>
@@ -4975,7 +4983,7 @@
           <w14:ligatures w14:val="standardContextual"/>
         </w:rPr>
       </w:pPr>
-      <w:hyperlink w:anchor="_Toc213698738" w:history="1">
+      <w:hyperlink w:anchor="_Toc213782028" w:history="1">
         <w:r>
           <w:rPr>
             <w:rStyle w:val="Hipervnculo"/>
@@ -5002,7 +5010,7 @@
             <w:noProof/>
             <w:webHidden/>
           </w:rPr>
-          <w:instrText xml:space="preserve"> PAGEREF _Toc213698738 \h </w:instrText>
+          <w:instrText xml:space="preserve"> PAGEREF _Toc213782028 \h </w:instrText>
         </w:r>
         <w:r>
           <w:rPr>
@@ -5044,7 +5052,7 @@
           <w14:ligatures w14:val="standardContextual"/>
         </w:rPr>
       </w:pPr>
-      <w:hyperlink w:anchor="_Toc213698739" w:history="1">
+      <w:hyperlink w:anchor="_Toc213782029" w:history="1">
         <w:r>
           <w:rPr>
             <w:rStyle w:val="Hipervnculo"/>
@@ -5071,7 +5079,7 @@
             <w:noProof/>
             <w:webHidden/>
           </w:rPr>
-          <w:instrText xml:space="preserve"> PAGEREF _Toc213698739 \h </w:instrText>
+          <w:instrText xml:space="preserve"> PAGEREF _Toc213782029 \h </w:instrText>
         </w:r>
         <w:r>
           <w:rPr>
@@ -5115,7 +5123,7 @@
           <w14:ligatures w14:val="standardContextual"/>
         </w:rPr>
       </w:pPr>
-      <w:hyperlink w:anchor="_Toc213698740" w:history="1">
+      <w:hyperlink w:anchor="_Toc213782030" w:history="1">
         <w:r>
           <w:rPr>
             <w:rStyle w:val="Hipervnculo"/>
@@ -5142,7 +5150,7 @@
             <w:noProof/>
             <w:webHidden/>
           </w:rPr>
-          <w:instrText xml:space="preserve"> PAGEREF _Toc213698740 \h </w:instrText>
+          <w:instrText xml:space="preserve"> PAGEREF _Toc213782030 \h </w:instrText>
         </w:r>
         <w:r>
           <w:rPr>
@@ -5186,7 +5194,7 @@
           <w14:ligatures w14:val="standardContextual"/>
         </w:rPr>
       </w:pPr>
-      <w:hyperlink w:anchor="_Toc213698742" w:history="1">
+      <w:hyperlink w:anchor="_Toc213782032" w:history="1">
         <w:r>
           <w:rPr>
             <w:rStyle w:val="Hipervnculo"/>
@@ -5213,7 +5221,7 @@
             <w:noProof/>
             <w:webHidden/>
           </w:rPr>
-          <w:instrText xml:space="preserve"> PAGEREF _Toc213698742 \h </w:instrText>
+          <w:instrText xml:space="preserve"> PAGEREF _Toc213782032 \h </w:instrText>
         </w:r>
         <w:r>
           <w:rPr>
@@ -5257,7 +5265,7 @@
           <w14:ligatures w14:val="standardContextual"/>
         </w:rPr>
       </w:pPr>
-      <w:hyperlink w:anchor="_Toc213698746" w:history="1">
+      <w:hyperlink w:anchor="_Toc213782036" w:history="1">
         <w:r>
           <w:rPr>
             <w:rStyle w:val="Hipervnculo"/>
@@ -5284,7 +5292,7 @@
             <w:noProof/>
             <w:webHidden/>
           </w:rPr>
-          <w:instrText xml:space="preserve"> PAGEREF _Toc213698746 \h </w:instrText>
+          <w:instrText xml:space="preserve"> PAGEREF _Toc213782036 \h </w:instrText>
         </w:r>
         <w:r>
           <w:rPr>
@@ -5326,7 +5334,7 @@
           <w14:ligatures w14:val="standardContextual"/>
         </w:rPr>
       </w:pPr>
-      <w:hyperlink w:anchor="_Toc213698747" w:history="1">
+      <w:hyperlink w:anchor="_Toc213782037" w:history="1">
         <w:r>
           <w:rPr>
             <w:rStyle w:val="Hipervnculo"/>
@@ -5353,7 +5361,7 @@
             <w:noProof/>
             <w:webHidden/>
           </w:rPr>
-          <w:instrText xml:space="preserve"> PAGEREF _Toc213698747 \h </w:instrText>
+          <w:instrText xml:space="preserve"> PAGEREF _Toc213782037 \h </w:instrText>
         </w:r>
         <w:r>
           <w:rPr>
@@ -5395,7 +5403,7 @@
           <w14:ligatures w14:val="standardContextual"/>
         </w:rPr>
       </w:pPr>
-      <w:hyperlink w:anchor="_Toc213698748" w:history="1">
+      <w:hyperlink w:anchor="_Toc213782038" w:history="1">
         <w:r>
           <w:rPr>
             <w:rStyle w:val="Hipervnculo"/>
@@ -5422,7 +5430,7 @@
             <w:noProof/>
             <w:webHidden/>
           </w:rPr>
-          <w:instrText xml:space="preserve"> PAGEREF _Toc213698748 \h </w:instrText>
+          <w:instrText xml:space="preserve"> PAGEREF _Toc213782038 \h </w:instrText>
         </w:r>
         <w:r>
           <w:rPr>
@@ -5464,13 +5472,13 @@
           <w14:ligatures w14:val="standardContextual"/>
         </w:rPr>
       </w:pPr>
-      <w:hyperlink w:anchor="_Toc213698749" w:history="1">
+      <w:hyperlink w:anchor="_Toc213782039" w:history="1">
         <w:r>
           <w:rPr>
             <w:rStyle w:val="Hipervnculo"/>
             <w:noProof/>
           </w:rPr>
-          <w:t>Figura 5.7 Diagrama de componentes de EugCom</w:t>
+          <w:t>Figura 5.3 Caso de uso uso N°7.1, Generando gráfico con métricas de asistencia</w:t>
         </w:r>
         <w:r>
           <w:rPr>
@@ -5491,7 +5499,7 @@
             <w:noProof/>
             <w:webHidden/>
           </w:rPr>
-          <w:instrText xml:space="preserve"> PAGEREF _Toc213698749 \h </w:instrText>
+          <w:instrText xml:space="preserve"> PAGEREF _Toc213782039 \h </w:instrText>
         </w:r>
         <w:r>
           <w:rPr>
@@ -5511,7 +5519,7 @@
             <w:noProof/>
             <w:webHidden/>
           </w:rPr>
-          <w:t>23</w:t>
+          <w:t>21</w:t>
         </w:r>
         <w:r>
           <w:rPr>
@@ -5533,13 +5541,13 @@
           <w14:ligatures w14:val="standardContextual"/>
         </w:rPr>
       </w:pPr>
-      <w:hyperlink w:anchor="_Toc213698750" w:history="1">
+      <w:hyperlink w:anchor="_Toc213782040" w:history="1">
         <w:r>
           <w:rPr>
             <w:rStyle w:val="Hipervnculo"/>
             <w:noProof/>
           </w:rPr>
-          <w:t>Figura 5.8 Diagrama de despliegue de EugCOM</w:t>
+          <w:t>Figura 5.4 Caso de uso N°7.3, visualizando lista con empleados inasistente</w:t>
         </w:r>
         <w:r>
           <w:rPr>
@@ -5560,7 +5568,145 @@
             <w:noProof/>
             <w:webHidden/>
           </w:rPr>
-          <w:instrText xml:space="preserve"> PAGEREF _Toc213698750 \h </w:instrText>
+          <w:instrText xml:space="preserve"> PAGEREF _Toc213782040 \h </w:instrText>
+        </w:r>
+        <w:r>
+          <w:rPr>
+            <w:noProof/>
+            <w:webHidden/>
+          </w:rPr>
+        </w:r>
+        <w:r>
+          <w:rPr>
+            <w:noProof/>
+            <w:webHidden/>
+          </w:rPr>
+          <w:fldChar w:fldCharType="separate"/>
+        </w:r>
+        <w:r>
+          <w:rPr>
+            <w:noProof/>
+            <w:webHidden/>
+          </w:rPr>
+          <w:t>22</w:t>
+        </w:r>
+        <w:r>
+          <w:rPr>
+            <w:noProof/>
+            <w:webHidden/>
+          </w:rPr>
+          <w:fldChar w:fldCharType="end"/>
+        </w:r>
+      </w:hyperlink>
+    </w:p>
+    <w:p>
+      <w:pPr>
+        <w:pStyle w:val="TDC2"/>
+        <w:rPr>
+          <w:rFonts w:asciiTheme="minorHAnsi" w:eastAsiaTheme="minorEastAsia" w:hAnsiTheme="minorHAnsi" w:cstheme="minorBidi"/>
+          <w:noProof/>
+          <w:kern w:val="2"/>
+          <w:szCs w:val="24"/>
+          <w14:ligatures w14:val="standardContextual"/>
+        </w:rPr>
+      </w:pPr>
+      <w:hyperlink w:anchor="_Toc213782041" w:history="1">
+        <w:r>
+          <w:rPr>
+            <w:rStyle w:val="Hipervnculo"/>
+            <w:noProof/>
+          </w:rPr>
+          <w:t>Figura 5.5 Diagrama de componentes de EugCom</w:t>
+        </w:r>
+        <w:r>
+          <w:rPr>
+            <w:noProof/>
+            <w:webHidden/>
+          </w:rPr>
+          <w:tab/>
+        </w:r>
+        <w:r>
+          <w:rPr>
+            <w:noProof/>
+            <w:webHidden/>
+          </w:rPr>
+          <w:fldChar w:fldCharType="begin"/>
+        </w:r>
+        <w:r>
+          <w:rPr>
+            <w:noProof/>
+            <w:webHidden/>
+          </w:rPr>
+          <w:instrText xml:space="preserve"> PAGEREF _Toc213782041 \h </w:instrText>
+        </w:r>
+        <w:r>
+          <w:rPr>
+            <w:noProof/>
+            <w:webHidden/>
+          </w:rPr>
+        </w:r>
+        <w:r>
+          <w:rPr>
+            <w:noProof/>
+            <w:webHidden/>
+          </w:rPr>
+          <w:fldChar w:fldCharType="separate"/>
+        </w:r>
+        <w:r>
+          <w:rPr>
+            <w:noProof/>
+            <w:webHidden/>
+          </w:rPr>
+          <w:t>24</w:t>
+        </w:r>
+        <w:r>
+          <w:rPr>
+            <w:noProof/>
+            <w:webHidden/>
+          </w:rPr>
+          <w:fldChar w:fldCharType="end"/>
+        </w:r>
+      </w:hyperlink>
+    </w:p>
+    <w:p>
+      <w:pPr>
+        <w:pStyle w:val="TDC2"/>
+        <w:rPr>
+          <w:rFonts w:asciiTheme="minorHAnsi" w:eastAsiaTheme="minorEastAsia" w:hAnsiTheme="minorHAnsi" w:cstheme="minorBidi"/>
+          <w:noProof/>
+          <w:kern w:val="2"/>
+          <w:szCs w:val="24"/>
+          <w14:ligatures w14:val="standardContextual"/>
+        </w:rPr>
+      </w:pPr>
+      <w:hyperlink w:anchor="_Toc213782042" w:history="1">
+        <w:r>
+          <w:rPr>
+            <w:rStyle w:val="Hipervnculo"/>
+            <w:noProof/>
+          </w:rPr>
+          <w:t>Figura 5.6 Diagrama de despliegue de EugCOM</w:t>
+        </w:r>
+        <w:r>
+          <w:rPr>
+            <w:noProof/>
+            <w:webHidden/>
+          </w:rPr>
+          <w:tab/>
+        </w:r>
+        <w:r>
+          <w:rPr>
+            <w:noProof/>
+            <w:webHidden/>
+          </w:rPr>
+          <w:fldChar w:fldCharType="begin"/>
+        </w:r>
+        <w:r>
+          <w:rPr>
+            <w:noProof/>
+            <w:webHidden/>
+          </w:rPr>
+          <w:instrText xml:space="preserve"> PAGEREF _Toc213782042 \h </w:instrText>
         </w:r>
         <w:r>
           <w:rPr>
@@ -5604,7 +5750,7 @@
           <w14:ligatures w14:val="standardContextual"/>
         </w:rPr>
       </w:pPr>
-      <w:hyperlink w:anchor="_Toc213698751" w:history="1">
+      <w:hyperlink w:anchor="_Toc213782043" w:history="1">
         <w:r>
           <w:rPr>
             <w:rStyle w:val="Hipervnculo"/>
@@ -5631,7 +5777,7 @@
             <w:noProof/>
             <w:webHidden/>
           </w:rPr>
-          <w:instrText xml:space="preserve"> PAGEREF _Toc213698751 \h </w:instrText>
+          <w:instrText xml:space="preserve"> PAGEREF _Toc213782043 \h </w:instrText>
         </w:r>
         <w:r>
           <w:rPr>
@@ -5673,7 +5819,7 @@
           <w14:ligatures w14:val="standardContextual"/>
         </w:rPr>
       </w:pPr>
-      <w:hyperlink w:anchor="_Toc213698753" w:history="1">
+      <w:hyperlink w:anchor="_Toc213782045" w:history="1">
         <w:r>
           <w:rPr>
             <w:rStyle w:val="Hipervnculo"/>
@@ -5700,7 +5846,7 @@
             <w:noProof/>
             <w:webHidden/>
           </w:rPr>
-          <w:instrText xml:space="preserve"> PAGEREF _Toc213698753 \h </w:instrText>
+          <w:instrText xml:space="preserve"> PAGEREF _Toc213782045 \h </w:instrText>
         </w:r>
         <w:r>
           <w:rPr>
@@ -5742,7 +5888,7 @@
           <w14:ligatures w14:val="standardContextual"/>
         </w:rPr>
       </w:pPr>
-      <w:hyperlink w:anchor="_Toc213698754" w:history="1">
+      <w:hyperlink w:anchor="_Toc213782046" w:history="1">
         <w:r>
           <w:rPr>
             <w:rStyle w:val="Hipervnculo"/>
@@ -5769,7 +5915,7 @@
             <w:noProof/>
             <w:webHidden/>
           </w:rPr>
-          <w:instrText xml:space="preserve"> PAGEREF _Toc213698754 \h </w:instrText>
+          <w:instrText xml:space="preserve"> PAGEREF _Toc213782046 \h </w:instrText>
         </w:r>
         <w:r>
           <w:rPr>
@@ -5813,7 +5959,7 @@
           <w14:ligatures w14:val="standardContextual"/>
         </w:rPr>
       </w:pPr>
-      <w:hyperlink w:anchor="_Toc213698755" w:history="1">
+      <w:hyperlink w:anchor="_Toc213782047" w:history="1">
         <w:r>
           <w:rPr>
             <w:rStyle w:val="Hipervnculo"/>
@@ -5840,7 +5986,7 @@
             <w:noProof/>
             <w:webHidden/>
           </w:rPr>
-          <w:instrText xml:space="preserve"> PAGEREF _Toc213698755 \h </w:instrText>
+          <w:instrText xml:space="preserve"> PAGEREF _Toc213782047 \h </w:instrText>
         </w:r>
         <w:r>
           <w:rPr>
@@ -5882,7 +6028,7 @@
           <w14:ligatures w14:val="standardContextual"/>
         </w:rPr>
       </w:pPr>
-      <w:hyperlink w:anchor="_Toc213698757" w:history="1">
+      <w:hyperlink w:anchor="_Toc213782049" w:history="1">
         <w:r>
           <w:rPr>
             <w:rStyle w:val="Hipervnculo"/>
@@ -5909,7 +6055,7 @@
             <w:noProof/>
             <w:webHidden/>
           </w:rPr>
-          <w:instrText xml:space="preserve"> PAGEREF _Toc213698757 \h </w:instrText>
+          <w:instrText xml:space="preserve"> PAGEREF _Toc213782049 \h </w:instrText>
         </w:r>
         <w:r>
           <w:rPr>
@@ -5951,7 +6097,7 @@
           <w14:ligatures w14:val="standardContextual"/>
         </w:rPr>
       </w:pPr>
-      <w:hyperlink w:anchor="_Toc213698759" w:history="1">
+      <w:hyperlink w:anchor="_Toc213782051" w:history="1">
         <w:r>
           <w:rPr>
             <w:rStyle w:val="Hipervnculo"/>
@@ -5978,7 +6124,7 @@
             <w:noProof/>
             <w:webHidden/>
           </w:rPr>
-          <w:instrText xml:space="preserve"> PAGEREF _Toc213698759 \h </w:instrText>
+          <w:instrText xml:space="preserve"> PAGEREF _Toc213782051 \h </w:instrText>
         </w:r>
         <w:r>
           <w:rPr>
@@ -6022,7 +6168,7 @@
           <w14:ligatures w14:val="standardContextual"/>
         </w:rPr>
       </w:pPr>
-      <w:hyperlink w:anchor="_Toc213698760" w:history="1">
+      <w:hyperlink w:anchor="_Toc213782052" w:history="1">
         <w:r>
           <w:rPr>
             <w:rStyle w:val="Hipervnculo"/>
@@ -6049,7 +6195,7 @@
             <w:noProof/>
             <w:webHidden/>
           </w:rPr>
-          <w:instrText xml:space="preserve"> PAGEREF _Toc213698760 \h </w:instrText>
+          <w:instrText xml:space="preserve"> PAGEREF _Toc213782052 \h </w:instrText>
         </w:r>
         <w:r>
           <w:rPr>
@@ -6091,7 +6237,7 @@
           <w14:ligatures w14:val="standardContextual"/>
         </w:rPr>
       </w:pPr>
-      <w:hyperlink w:anchor="_Toc213698763" w:history="1">
+      <w:hyperlink w:anchor="_Toc213782055" w:history="1">
         <w:r>
           <w:rPr>
             <w:rStyle w:val="Hipervnculo"/>
@@ -6118,7 +6264,7 @@
             <w:noProof/>
             <w:webHidden/>
           </w:rPr>
-          <w:instrText xml:space="preserve"> PAGEREF _Toc213698763 \h </w:instrText>
+          <w:instrText xml:space="preserve"> PAGEREF _Toc213782055 \h </w:instrText>
         </w:r>
         <w:r>
           <w:rPr>
@@ -6160,7 +6306,7 @@
           <w14:ligatures w14:val="standardContextual"/>
         </w:rPr>
       </w:pPr>
-      <w:hyperlink w:anchor="_Toc213698764" w:history="1">
+      <w:hyperlink w:anchor="_Toc213782056" w:history="1">
         <w:r>
           <w:rPr>
             <w:rStyle w:val="Hipervnculo"/>
@@ -6187,7 +6333,7 @@
             <w:noProof/>
             <w:webHidden/>
           </w:rPr>
-          <w:instrText xml:space="preserve"> PAGEREF _Toc213698764 \h </w:instrText>
+          <w:instrText xml:space="preserve"> PAGEREF _Toc213782056 \h </w:instrText>
         </w:r>
         <w:r>
           <w:rPr>
@@ -6229,7 +6375,7 @@
           <w14:ligatures w14:val="standardContextual"/>
         </w:rPr>
       </w:pPr>
-      <w:hyperlink w:anchor="_Toc213698765" w:history="1">
+      <w:hyperlink w:anchor="_Toc213782057" w:history="1">
         <w:r>
           <w:rPr>
             <w:rStyle w:val="Hipervnculo"/>
@@ -6256,7 +6402,7 @@
             <w:noProof/>
             <w:webHidden/>
           </w:rPr>
-          <w:instrText xml:space="preserve"> PAGEREF _Toc213698765 \h </w:instrText>
+          <w:instrText xml:space="preserve"> PAGEREF _Toc213782057 \h </w:instrText>
         </w:r>
         <w:r>
           <w:rPr>
@@ -6300,7 +6446,7 @@
           <w14:ligatures w14:val="standardContextual"/>
         </w:rPr>
       </w:pPr>
-      <w:hyperlink w:anchor="_Toc213698767" w:history="1">
+      <w:hyperlink w:anchor="_Toc213782059" w:history="1">
         <w:r>
           <w:rPr>
             <w:rStyle w:val="Hipervnculo"/>
@@ -6335,7 +6481,7 @@
             <w:noProof/>
             <w:webHidden/>
           </w:rPr>
-          <w:instrText xml:space="preserve"> PAGEREF _Toc213698767 \h </w:instrText>
+          <w:instrText xml:space="preserve"> PAGEREF _Toc213782059 \h </w:instrText>
         </w:r>
         <w:r>
           <w:rPr>
@@ -6379,7 +6525,7 @@
           <w14:ligatures w14:val="standardContextual"/>
         </w:rPr>
       </w:pPr>
-      <w:hyperlink w:anchor="_Toc213698768" w:history="1">
+      <w:hyperlink w:anchor="_Toc213782060" w:history="1">
         <w:r>
           <w:rPr>
             <w:rStyle w:val="Hipervnculo"/>
@@ -6406,7 +6552,7 @@
             <w:noProof/>
             <w:webHidden/>
           </w:rPr>
-          <w:instrText xml:space="preserve"> PAGEREF _Toc213698768 \h </w:instrText>
+          <w:instrText xml:space="preserve"> PAGEREF _Toc213782060 \h </w:instrText>
         </w:r>
         <w:r>
           <w:rPr>
@@ -6445,6 +6591,9 @@
       </w:pPr>
       <w:r>
         <w:fldChar w:fldCharType="end"/>
+      </w:r>
+      <w:r>
+        <w:br w:type="page"/>
       </w:r>
     </w:p>
     <w:p>
@@ -7695,21 +7844,7 @@
             <w:rStyle w:val="Hipervnculo"/>
             <w:noProof/>
           </w:rPr>
-          <w:t xml:space="preserve">Tabla 8.3 “Plan </w:t>
-        </w:r>
-        <w:r>
-          <w:rPr>
-            <w:rStyle w:val="Hipervnculo"/>
-            <w:noProof/>
-          </w:rPr>
-          <w:t>d</w:t>
-        </w:r>
-        <w:r>
-          <w:rPr>
-            <w:rStyle w:val="Hipervnculo"/>
-            <w:noProof/>
-          </w:rPr>
-          <w:t>e mejora”</w:t>
+          <w:t>Tabla 8.3 “Plan de mejora”</w:t>
         </w:r>
         <w:r>
           <w:rPr>
@@ -7935,9 +8070,10 @@
       <w:bookmarkStart w:id="4" w:name="_Toc201199663"/>
       <w:bookmarkStart w:id="5" w:name="_Toc211609240"/>
       <w:bookmarkStart w:id="6" w:name="_Toc212539442"/>
-      <w:bookmarkStart w:id="7" w:name="_Toc213698678"/>
-      <w:bookmarkStart w:id="8" w:name="_Toc213698735"/>
-      <w:bookmarkStart w:id="9" w:name="_Toc213698769"/>
+      <w:bookmarkStart w:id="7" w:name="_Toc213698735"/>
+      <w:bookmarkStart w:id="8" w:name="_Toc213698769"/>
+      <w:bookmarkStart w:id="9" w:name="_Toc213781929"/>
+      <w:bookmarkStart w:id="10" w:name="_Toc213782025"/>
       <w:r>
         <w:lastRenderedPageBreak/>
         <w:t>I</w:t>
@@ -7960,6 +8096,7 @@
       <w:bookmarkEnd w:id="7"/>
       <w:bookmarkEnd w:id="8"/>
       <w:bookmarkEnd w:id="9"/>
+      <w:bookmarkEnd w:id="10"/>
     </w:p>
     <w:p/>
     <w:p/>
@@ -8015,14 +8152,15 @@
       <w:pPr>
         <w:pStyle w:val="Ttulo1"/>
       </w:pPr>
-      <w:bookmarkStart w:id="10" w:name="_Toc200405755"/>
-      <w:bookmarkStart w:id="11" w:name="_Toc201199575"/>
-      <w:bookmarkStart w:id="12" w:name="_Toc201199664"/>
-      <w:bookmarkStart w:id="13" w:name="_Toc211609241"/>
-      <w:bookmarkStart w:id="14" w:name="_Toc212539443"/>
-      <w:bookmarkStart w:id="15" w:name="_Toc213698679"/>
+      <w:bookmarkStart w:id="11" w:name="_Toc200405755"/>
+      <w:bookmarkStart w:id="12" w:name="_Toc201199575"/>
+      <w:bookmarkStart w:id="13" w:name="_Toc201199664"/>
+      <w:bookmarkStart w:id="14" w:name="_Toc211609241"/>
+      <w:bookmarkStart w:id="15" w:name="_Toc212539443"/>
       <w:bookmarkStart w:id="16" w:name="_Toc213698736"/>
       <w:bookmarkStart w:id="17" w:name="_Toc213698770"/>
+      <w:bookmarkStart w:id="18" w:name="_Toc213781930"/>
+      <w:bookmarkStart w:id="19" w:name="_Toc213782026"/>
       <w:r>
         <w:lastRenderedPageBreak/>
         <w:t>PROPUESTA DE SOLUCI</w:t>
@@ -8033,7 +8171,6 @@
       <w:r>
         <w:t>N E INCREMENTO DONDE SE ESPECIFICA EL INCREMENTO</w:t>
       </w:r>
-      <w:bookmarkEnd w:id="10"/>
       <w:bookmarkEnd w:id="11"/>
       <w:bookmarkEnd w:id="12"/>
       <w:bookmarkEnd w:id="13"/>
@@ -8041,6 +8178,8 @@
       <w:bookmarkEnd w:id="15"/>
       <w:bookmarkEnd w:id="16"/>
       <w:bookmarkEnd w:id="17"/>
+      <w:bookmarkEnd w:id="18"/>
+      <w:bookmarkEnd w:id="19"/>
     </w:p>
     <w:p/>
     <w:p/>
@@ -8054,11 +8193,11 @@
       <w:pPr>
         <w:pStyle w:val="Ttulo2"/>
       </w:pPr>
-      <w:bookmarkStart w:id="18" w:name="_Toc213698680"/>
+      <w:bookmarkStart w:id="20" w:name="_Toc213781931"/>
       <w:r>
         <w:t>Propuesta de solución</w:t>
       </w:r>
-      <w:bookmarkEnd w:id="18"/>
+      <w:bookmarkEnd w:id="20"/>
     </w:p>
     <w:p/>
     <w:p>
@@ -8122,7 +8261,7 @@
       <w:pPr>
         <w:pStyle w:val="Ttulo2"/>
       </w:pPr>
-      <w:bookmarkStart w:id="19" w:name="_Toc213698681"/>
+      <w:bookmarkStart w:id="21" w:name="_Toc213781932"/>
       <w:r>
         <w:t>Especificación del Incremento (</w:t>
       </w:r>
@@ -8132,7 +8271,7 @@
       <w:r>
         <w:t xml:space="preserve"> Incremento)</w:t>
       </w:r>
-      <w:bookmarkEnd w:id="19"/>
+      <w:bookmarkEnd w:id="21"/>
     </w:p>
     <w:p/>
     <w:p>
@@ -8166,7 +8305,7 @@
       <w:pPr>
         <w:pStyle w:val="Ttulo2"/>
       </w:pPr>
-      <w:bookmarkStart w:id="20" w:name="_Toc213698682"/>
+      <w:bookmarkStart w:id="22" w:name="_Toc213781933"/>
       <w:r>
         <w:t xml:space="preserve">Cantidad de </w:t>
       </w:r>
@@ -8176,7 +8315,7 @@
       <w:r>
         <w:t xml:space="preserve"> de uso</w:t>
       </w:r>
-      <w:bookmarkEnd w:id="20"/>
+      <w:bookmarkEnd w:id="22"/>
     </w:p>
     <w:p/>
     <w:p>
@@ -8228,84 +8367,41 @@
         <w:pStyle w:val="Descripcin"/>
         <w:keepNext/>
       </w:pPr>
-      <w:bookmarkStart w:id="21" w:name="_Toc200405757"/>
-      <w:bookmarkStart w:id="22" w:name="_Toc200570059"/>
-      <w:bookmarkStart w:id="23" w:name="_Toc200854178"/>
-      <w:bookmarkStart w:id="24" w:name="_Toc201172395"/>
-      <w:bookmarkStart w:id="25" w:name="_Toc201199576"/>
-      <w:bookmarkStart w:id="26" w:name="_Toc201199665"/>
-      <w:bookmarkStart w:id="27" w:name="_Toc211609242"/>
-      <w:bookmarkStart w:id="28" w:name="_Toc212539444"/>
-      <w:bookmarkStart w:id="29" w:name="_Toc212539498"/>
-      <w:bookmarkStart w:id="30" w:name="_Toc213698737"/>
-      <w:bookmarkStart w:id="31" w:name="_Toc213698771"/>
+      <w:bookmarkStart w:id="23" w:name="_Toc200405757"/>
+      <w:bookmarkStart w:id="24" w:name="_Toc200570059"/>
+      <w:bookmarkStart w:id="25" w:name="_Toc200854178"/>
+      <w:bookmarkStart w:id="26" w:name="_Toc201172395"/>
+      <w:bookmarkStart w:id="27" w:name="_Toc201199576"/>
+      <w:bookmarkStart w:id="28" w:name="_Toc201199665"/>
+      <w:bookmarkStart w:id="29" w:name="_Toc211609242"/>
+      <w:bookmarkStart w:id="30" w:name="_Toc212539444"/>
+      <w:bookmarkStart w:id="31" w:name="_Toc212539498"/>
+      <w:bookmarkStart w:id="32" w:name="_Toc213698737"/>
+      <w:bookmarkStart w:id="33" w:name="_Toc213698771"/>
+      <w:bookmarkStart w:id="34" w:name="_Toc213782027"/>
       <w:r>
         <w:lastRenderedPageBreak/>
         <w:t xml:space="preserve">Figura </w:t>
       </w:r>
-      <w:r>
-        <w:rPr>
-          <w:noProof/>
-        </w:rPr>
-        <w:fldChar w:fldCharType="begin"/>
-      </w:r>
-      <w:r>
-        <w:rPr>
-          <w:noProof/>
-        </w:rPr>
-        <w:instrText xml:space="preserve"> STYLEREF 1 \s </w:instrText>
-      </w:r>
-      <w:r>
-        <w:rPr>
-          <w:noProof/>
-        </w:rPr>
-        <w:fldChar w:fldCharType="separate"/>
-      </w:r>
-      <w:r>
-        <w:rPr>
-          <w:noProof/>
-        </w:rPr>
-        <w:t>2</w:t>
-      </w:r>
-      <w:r>
-        <w:rPr>
-          <w:noProof/>
-        </w:rPr>
-        <w:fldChar w:fldCharType="end"/>
-      </w:r>
+      <w:fldSimple w:instr=" STYLEREF 1 \s ">
+        <w:r>
+          <w:rPr>
+            <w:noProof/>
+          </w:rPr>
+          <w:t>2</w:t>
+        </w:r>
+      </w:fldSimple>
       <w:r>
         <w:t>.</w:t>
       </w:r>
-      <w:r>
-        <w:rPr>
-          <w:noProof/>
-        </w:rPr>
-        <w:fldChar w:fldCharType="begin"/>
-      </w:r>
-      <w:r>
-        <w:rPr>
-          <w:noProof/>
-        </w:rPr>
-        <w:instrText xml:space="preserve"> SEQ Figura \* ARABIC \s 1 </w:instrText>
-      </w:r>
-      <w:r>
-        <w:rPr>
-          <w:noProof/>
-        </w:rPr>
-        <w:fldChar w:fldCharType="separate"/>
-      </w:r>
-      <w:r>
-        <w:rPr>
-          <w:noProof/>
-        </w:rPr>
-        <w:t>1</w:t>
-      </w:r>
-      <w:r>
-        <w:rPr>
-          <w:noProof/>
-        </w:rPr>
-        <w:fldChar w:fldCharType="end"/>
-      </w:r>
+      <w:fldSimple w:instr=" SEQ Figura \* ARABIC \s 1 ">
+        <w:r>
+          <w:rPr>
+            <w:noProof/>
+          </w:rPr>
+          <w:t>1</w:t>
+        </w:r>
+      </w:fldSimple>
       <w:r>
         <w:t xml:space="preserve"> gr</w:t>
       </w:r>
@@ -8315,8 +8411,6 @@
       <w:r>
         <w:t>fico de barras de casos de uso</w:t>
       </w:r>
-      <w:bookmarkEnd w:id="21"/>
-      <w:bookmarkEnd w:id="22"/>
       <w:bookmarkEnd w:id="23"/>
       <w:bookmarkEnd w:id="24"/>
       <w:bookmarkEnd w:id="25"/>
@@ -8326,6 +8420,9 @@
       <w:bookmarkEnd w:id="29"/>
       <w:bookmarkEnd w:id="30"/>
       <w:bookmarkEnd w:id="31"/>
+      <w:bookmarkEnd w:id="32"/>
+      <w:bookmarkEnd w:id="33"/>
+      <w:bookmarkEnd w:id="34"/>
     </w:p>
     <w:p>
       <w:pPr>
@@ -8387,16 +8484,16 @@
       <w:pPr>
         <w:pStyle w:val="Ttulo2"/>
       </w:pPr>
-      <w:bookmarkStart w:id="32" w:name="_Toc200405758"/>
-      <w:bookmarkStart w:id="33" w:name="_Toc213698683"/>
+      <w:bookmarkStart w:id="35" w:name="_Toc200405758"/>
+      <w:bookmarkStart w:id="36" w:name="_Toc213781934"/>
       <w:r>
         <w:t xml:space="preserve">Porcentaje </w:t>
       </w:r>
-      <w:bookmarkEnd w:id="32"/>
+      <w:bookmarkEnd w:id="35"/>
       <w:r>
         <w:t>parcial</w:t>
       </w:r>
-      <w:bookmarkEnd w:id="33"/>
+      <w:bookmarkEnd w:id="36"/>
     </w:p>
     <w:p>
       <w:pPr>
@@ -8451,92 +8548,50 @@
         <w:pStyle w:val="Descripcin"/>
         <w:keepNext/>
       </w:pPr>
-      <w:bookmarkStart w:id="34" w:name="_Toc201172396"/>
-      <w:bookmarkStart w:id="35" w:name="_Toc201199577"/>
-      <w:bookmarkStart w:id="36" w:name="_Toc201199666"/>
-      <w:bookmarkStart w:id="37" w:name="_Toc211609243"/>
-      <w:bookmarkStart w:id="38" w:name="_Toc212539445"/>
-      <w:bookmarkStart w:id="39" w:name="_Toc212539499"/>
-      <w:bookmarkStart w:id="40" w:name="_Toc213698738"/>
-      <w:bookmarkStart w:id="41" w:name="_Toc213698772"/>
+      <w:bookmarkStart w:id="37" w:name="_Toc201172396"/>
+      <w:bookmarkStart w:id="38" w:name="_Toc201199577"/>
+      <w:bookmarkStart w:id="39" w:name="_Toc201199666"/>
+      <w:bookmarkStart w:id="40" w:name="_Toc211609243"/>
+      <w:bookmarkStart w:id="41" w:name="_Toc212539445"/>
+      <w:bookmarkStart w:id="42" w:name="_Toc212539499"/>
+      <w:bookmarkStart w:id="43" w:name="_Toc213698738"/>
+      <w:bookmarkStart w:id="44" w:name="_Toc213698772"/>
+      <w:bookmarkStart w:id="45" w:name="_Toc213782028"/>
       <w:r>
         <w:lastRenderedPageBreak/>
         <w:t xml:space="preserve">Figura </w:t>
       </w:r>
-      <w:r>
-        <w:rPr>
-          <w:noProof/>
-        </w:rPr>
-        <w:fldChar w:fldCharType="begin"/>
-      </w:r>
-      <w:r>
-        <w:rPr>
-          <w:noProof/>
-        </w:rPr>
-        <w:instrText xml:space="preserve"> STYLEREF 1 \s </w:instrText>
-      </w:r>
-      <w:r>
-        <w:rPr>
-          <w:noProof/>
-        </w:rPr>
-        <w:fldChar w:fldCharType="separate"/>
-      </w:r>
-      <w:r>
-        <w:rPr>
-          <w:noProof/>
-        </w:rPr>
-        <w:t>2</w:t>
-      </w:r>
-      <w:r>
-        <w:rPr>
-          <w:noProof/>
-        </w:rPr>
-        <w:fldChar w:fldCharType="end"/>
-      </w:r>
+      <w:fldSimple w:instr=" STYLEREF 1 \s ">
+        <w:r>
+          <w:rPr>
+            <w:noProof/>
+          </w:rPr>
+          <w:t>2</w:t>
+        </w:r>
+      </w:fldSimple>
       <w:r>
         <w:t>.</w:t>
       </w:r>
-      <w:r>
-        <w:rPr>
-          <w:noProof/>
-        </w:rPr>
-        <w:fldChar w:fldCharType="begin"/>
-      </w:r>
-      <w:r>
-        <w:rPr>
-          <w:noProof/>
-        </w:rPr>
-        <w:instrText xml:space="preserve"> SEQ Figura \* ARABIC \s 1 </w:instrText>
-      </w:r>
-      <w:r>
-        <w:rPr>
-          <w:noProof/>
-        </w:rPr>
-        <w:fldChar w:fldCharType="separate"/>
-      </w:r>
-      <w:r>
-        <w:rPr>
-          <w:noProof/>
-        </w:rPr>
-        <w:t>2</w:t>
-      </w:r>
-      <w:r>
-        <w:rPr>
-          <w:noProof/>
-        </w:rPr>
-        <w:fldChar w:fldCharType="end"/>
-      </w:r>
+      <w:fldSimple w:instr=" SEQ Figura \* ARABIC \s 1 ">
+        <w:r>
+          <w:rPr>
+            <w:noProof/>
+          </w:rPr>
+          <w:t>2</w:t>
+        </w:r>
+      </w:fldSimple>
       <w:r>
         <w:t xml:space="preserve"> gráfico circular de porcentaje parcial</w:t>
       </w:r>
-      <w:bookmarkEnd w:id="34"/>
-      <w:bookmarkEnd w:id="35"/>
-      <w:bookmarkEnd w:id="36"/>
       <w:bookmarkEnd w:id="37"/>
       <w:bookmarkEnd w:id="38"/>
       <w:bookmarkEnd w:id="39"/>
       <w:bookmarkEnd w:id="40"/>
       <w:bookmarkEnd w:id="41"/>
+      <w:bookmarkEnd w:id="42"/>
+      <w:bookmarkEnd w:id="43"/>
+      <w:bookmarkEnd w:id="44"/>
+      <w:bookmarkEnd w:id="45"/>
     </w:p>
     <w:p>
       <w:pPr>
@@ -8599,11 +8654,11 @@
       <w:pPr>
         <w:pStyle w:val="Ttulo2"/>
       </w:pPr>
-      <w:bookmarkStart w:id="42" w:name="_Toc213698684"/>
+      <w:bookmarkStart w:id="46" w:name="_Toc213781935"/>
       <w:r>
         <w:t>Porcentaje acumulado</w:t>
       </w:r>
-      <w:bookmarkEnd w:id="42"/>
+      <w:bookmarkEnd w:id="46"/>
     </w:p>
     <w:p/>
     <w:p>
@@ -8707,80 +8762,37 @@
         <w:pStyle w:val="Descripcin"/>
         <w:keepNext/>
       </w:pPr>
-      <w:bookmarkStart w:id="43" w:name="_Toc201172397"/>
-      <w:bookmarkStart w:id="44" w:name="_Toc201199578"/>
-      <w:bookmarkStart w:id="45" w:name="_Toc201199667"/>
-      <w:bookmarkStart w:id="46" w:name="_Toc211609244"/>
-      <w:bookmarkStart w:id="47" w:name="_Toc212539446"/>
-      <w:bookmarkStart w:id="48" w:name="_Toc212539500"/>
-      <w:bookmarkStart w:id="49" w:name="_Toc213698739"/>
-      <w:bookmarkStart w:id="50" w:name="_Toc213698773"/>
+      <w:bookmarkStart w:id="47" w:name="_Toc201172397"/>
+      <w:bookmarkStart w:id="48" w:name="_Toc201199578"/>
+      <w:bookmarkStart w:id="49" w:name="_Toc201199667"/>
+      <w:bookmarkStart w:id="50" w:name="_Toc211609244"/>
+      <w:bookmarkStart w:id="51" w:name="_Toc212539446"/>
+      <w:bookmarkStart w:id="52" w:name="_Toc212539500"/>
+      <w:bookmarkStart w:id="53" w:name="_Toc213698739"/>
+      <w:bookmarkStart w:id="54" w:name="_Toc213698773"/>
+      <w:bookmarkStart w:id="55" w:name="_Toc213782029"/>
       <w:r>
         <w:t xml:space="preserve">Figura </w:t>
       </w:r>
-      <w:r>
-        <w:rPr>
-          <w:noProof/>
-        </w:rPr>
-        <w:fldChar w:fldCharType="begin"/>
-      </w:r>
-      <w:r>
-        <w:rPr>
-          <w:noProof/>
-        </w:rPr>
-        <w:instrText xml:space="preserve"> STYLEREF 1 \s </w:instrText>
-      </w:r>
-      <w:r>
-        <w:rPr>
-          <w:noProof/>
-        </w:rPr>
-        <w:fldChar w:fldCharType="separate"/>
-      </w:r>
-      <w:r>
-        <w:rPr>
-          <w:noProof/>
-        </w:rPr>
-        <w:t>2</w:t>
-      </w:r>
-      <w:r>
-        <w:rPr>
-          <w:noProof/>
-        </w:rPr>
-        <w:fldChar w:fldCharType="end"/>
-      </w:r>
+      <w:fldSimple w:instr=" STYLEREF 1 \s ">
+        <w:r>
+          <w:rPr>
+            <w:noProof/>
+          </w:rPr>
+          <w:t>2</w:t>
+        </w:r>
+      </w:fldSimple>
       <w:r>
         <w:t>.</w:t>
       </w:r>
-      <w:r>
-        <w:rPr>
-          <w:noProof/>
-        </w:rPr>
-        <w:fldChar w:fldCharType="begin"/>
-      </w:r>
-      <w:r>
-        <w:rPr>
-          <w:noProof/>
-        </w:rPr>
-        <w:instrText xml:space="preserve"> SEQ Figura \* ARABIC \s 1 </w:instrText>
-      </w:r>
-      <w:r>
-        <w:rPr>
-          <w:noProof/>
-        </w:rPr>
-        <w:fldChar w:fldCharType="separate"/>
-      </w:r>
-      <w:r>
-        <w:rPr>
-          <w:noProof/>
-        </w:rPr>
-        <w:t>3</w:t>
-      </w:r>
-      <w:r>
-        <w:rPr>
-          <w:noProof/>
-        </w:rPr>
-        <w:fldChar w:fldCharType="end"/>
-      </w:r>
+      <w:fldSimple w:instr=" SEQ Figura \* ARABIC \s 1 ">
+        <w:r>
+          <w:rPr>
+            <w:noProof/>
+          </w:rPr>
+          <w:t>3</w:t>
+        </w:r>
+      </w:fldSimple>
       <w:r>
         <w:t xml:space="preserve"> </w:t>
       </w:r>
@@ -8793,14 +8805,15 @@
       <w:r>
         <w:t>fico de barras porcentaje acumulado</w:t>
       </w:r>
-      <w:bookmarkEnd w:id="43"/>
-      <w:bookmarkEnd w:id="44"/>
-      <w:bookmarkEnd w:id="45"/>
-      <w:bookmarkEnd w:id="46"/>
       <w:bookmarkEnd w:id="47"/>
       <w:bookmarkEnd w:id="48"/>
       <w:bookmarkEnd w:id="49"/>
       <w:bookmarkEnd w:id="50"/>
+      <w:bookmarkEnd w:id="51"/>
+      <w:bookmarkEnd w:id="52"/>
+      <w:bookmarkEnd w:id="53"/>
+      <w:bookmarkEnd w:id="54"/>
+      <w:bookmarkEnd w:id="55"/>
     </w:p>
     <w:p>
       <w:pPr>
@@ -8876,166 +8889,172 @@
       <w:pPr>
         <w:pStyle w:val="Ttulo1"/>
       </w:pPr>
-      <w:bookmarkStart w:id="51" w:name="_Toc201199579"/>
-      <w:bookmarkStart w:id="52" w:name="_Toc201199668"/>
-      <w:bookmarkStart w:id="53" w:name="_Toc211609245"/>
-      <w:bookmarkStart w:id="54" w:name="_Toc212539447"/>
-      <w:bookmarkStart w:id="55" w:name="_Toc213698685"/>
-      <w:bookmarkStart w:id="56" w:name="_Toc213698740"/>
-      <w:bookmarkStart w:id="57" w:name="_Toc213698774"/>
+      <w:bookmarkStart w:id="56" w:name="_Toc201199579"/>
+      <w:bookmarkStart w:id="57" w:name="_Toc201199668"/>
+      <w:bookmarkStart w:id="58" w:name="_Toc211609245"/>
+      <w:bookmarkStart w:id="59" w:name="_Toc212539447"/>
+      <w:bookmarkStart w:id="60" w:name="_Toc213698740"/>
+      <w:bookmarkStart w:id="61" w:name="_Toc213698774"/>
+      <w:bookmarkStart w:id="62" w:name="_Toc213781936"/>
+      <w:bookmarkStart w:id="63" w:name="_Toc213782030"/>
       <w:r>
         <w:lastRenderedPageBreak/>
         <w:t>PRODUCT BACKLOG</w:t>
       </w:r>
-      <w:bookmarkEnd w:id="51"/>
-      <w:bookmarkEnd w:id="52"/>
-      <w:bookmarkEnd w:id="53"/>
-      <w:bookmarkEnd w:id="54"/>
-      <w:bookmarkEnd w:id="55"/>
       <w:bookmarkEnd w:id="56"/>
       <w:bookmarkEnd w:id="57"/>
-    </w:p>
-    <w:p/>
-    <w:p/>
-    <w:p>
-      <w:r>
-        <w:t xml:space="preserve">En la tabla 3.1 se ha </w:t>
-      </w:r>
-      <w:r>
-        <w:t>establecido y mantenido un Product Backlog que contiene los requerimientos priorizados del sistema</w:t>
-      </w:r>
-      <w:r>
-        <w:t>, u</w:t>
-      </w:r>
-      <w:r>
-        <w:t>na historia de usuario, descripción breve, prioridad, estimación</w:t>
-      </w:r>
-      <w:r>
-        <w:t xml:space="preserve"> y estado</w:t>
-      </w:r>
-      <w:r>
-        <w:t xml:space="preserve">. Este backlog es fundamental para la planificación de los </w:t>
-      </w:r>
-      <w:r>
-        <w:t>Sprint</w:t>
-      </w:r>
-      <w:r>
-        <w:t>s</w:t>
-      </w:r>
-      <w:r>
-        <w:t>.</w:t>
-      </w:r>
-    </w:p>
-    <w:p>
-      <w:pPr>
-        <w:pStyle w:val="Sinespaciado"/>
-      </w:pPr>
-    </w:p>
-    <w:p>
-      <w:pPr>
-        <w:pStyle w:val="Descripcin"/>
-        <w:keepNext/>
-      </w:pPr>
-      <w:bookmarkStart w:id="58" w:name="_Toc200854044"/>
-      <w:bookmarkStart w:id="59" w:name="_Toc201172325"/>
-      <w:bookmarkStart w:id="60" w:name="_Toc201199580"/>
-      <w:bookmarkStart w:id="61" w:name="_Toc201199669"/>
-      <w:bookmarkStart w:id="62" w:name="_Toc211609246"/>
-      <w:bookmarkStart w:id="63" w:name="_Toc212539448"/>
-      <w:bookmarkStart w:id="64" w:name="_Toc213698741"/>
-      <w:bookmarkStart w:id="65" w:name="_Toc213698775"/>
-      <w:r>
-        <w:t xml:space="preserve">Tabla </w:t>
-      </w:r>
-      <w:r>
-        <w:rPr>
-          <w:noProof/>
-        </w:rPr>
-        <w:fldChar w:fldCharType="begin"/>
-      </w:r>
-      <w:r>
-        <w:rPr>
-          <w:noProof/>
-        </w:rPr>
-        <w:instrText xml:space="preserve"> STYLEREF 1 \s </w:instrText>
-      </w:r>
-      <w:r>
-        <w:rPr>
-          <w:noProof/>
-        </w:rPr>
-        <w:fldChar w:fldCharType="separate"/>
-      </w:r>
-      <w:r>
-        <w:rPr>
-          <w:noProof/>
-        </w:rPr>
-        <w:t>3</w:t>
-      </w:r>
-      <w:r>
-        <w:rPr>
-          <w:noProof/>
-        </w:rPr>
-        <w:fldChar w:fldCharType="end"/>
-      </w:r>
-      <w:r>
-        <w:t>.</w:t>
-      </w:r>
-      <w:r>
-        <w:rPr>
-          <w:noProof/>
-        </w:rPr>
-        <w:fldChar w:fldCharType="begin"/>
-      </w:r>
-      <w:r>
-        <w:rPr>
-          <w:noProof/>
-        </w:rPr>
-        <w:instrText xml:space="preserve"> SEQ Tabla \* ARABIC \s 1 </w:instrText>
-      </w:r>
-      <w:r>
-        <w:rPr>
-          <w:noProof/>
-        </w:rPr>
-        <w:fldChar w:fldCharType="separate"/>
-      </w:r>
-      <w:r>
-        <w:rPr>
-          <w:noProof/>
-        </w:rPr>
-        <w:t>1</w:t>
-      </w:r>
-      <w:r>
-        <w:rPr>
-          <w:noProof/>
-        </w:rPr>
-        <w:fldChar w:fldCharType="end"/>
-      </w:r>
-      <w:r>
-        <w:t xml:space="preserve"> </w:t>
-      </w:r>
-      <w:r>
-        <w:rPr>
-          <w:u w:val="single"/>
-        </w:rPr>
-        <w:t>P</w:t>
-      </w:r>
-      <w:r>
-        <w:rPr>
-          <w:u w:val="single"/>
-        </w:rPr>
-        <w:t>roduct</w:t>
-      </w:r>
-      <w:r>
-        <w:t xml:space="preserve"> backlog</w:t>
-      </w:r>
       <w:bookmarkEnd w:id="58"/>
       <w:bookmarkEnd w:id="59"/>
       <w:bookmarkEnd w:id="60"/>
       <w:bookmarkEnd w:id="61"/>
       <w:bookmarkEnd w:id="62"/>
       <w:bookmarkEnd w:id="63"/>
+    </w:p>
+    <w:p/>
+    <w:p/>
+    <w:p>
+      <w:r>
+        <w:t xml:space="preserve">En la tabla 3.1 se ha </w:t>
+      </w:r>
+      <w:r>
+        <w:t>establecido y mantenido un Product Backlog que contiene los requerimientos priorizados del sistema</w:t>
+      </w:r>
+      <w:r>
+        <w:t>, u</w:t>
+      </w:r>
+      <w:r>
+        <w:t>na historia de usuario, descripción breve, prioridad, estimación</w:t>
+      </w:r>
+      <w:r>
+        <w:t xml:space="preserve"> y estado</w:t>
+      </w:r>
+      <w:r>
+        <w:t xml:space="preserve">. Este backlog es fundamental para la planificación de los </w:t>
+      </w:r>
+      <w:r>
+        <w:t>Sprint</w:t>
+      </w:r>
+      <w:r>
+        <w:t>s</w:t>
+      </w:r>
+      <w:r>
+        <w:t>.</w:t>
+      </w:r>
+    </w:p>
+    <w:p>
+      <w:pPr>
+        <w:pStyle w:val="Sinespaciado"/>
+      </w:pPr>
+    </w:p>
+    <w:p>
+      <w:pPr>
+        <w:pStyle w:val="Descripcin"/>
+        <w:keepNext/>
+      </w:pPr>
+      <w:bookmarkStart w:id="64" w:name="_Toc200854044"/>
+      <w:bookmarkStart w:id="65" w:name="_Toc201172325"/>
+      <w:bookmarkStart w:id="66" w:name="_Toc201199580"/>
+      <w:bookmarkStart w:id="67" w:name="_Toc201199669"/>
+      <w:bookmarkStart w:id="68" w:name="_Toc211609246"/>
+      <w:bookmarkStart w:id="69" w:name="_Toc212539448"/>
+      <w:bookmarkStart w:id="70" w:name="_Toc213698741"/>
+      <w:bookmarkStart w:id="71" w:name="_Toc213698775"/>
+      <w:bookmarkStart w:id="72" w:name="_Toc213781992"/>
+      <w:bookmarkStart w:id="73" w:name="_Toc213782031"/>
+      <w:r>
+        <w:t xml:space="preserve">Tabla </w:t>
+      </w:r>
+      <w:r>
+        <w:rPr>
+          <w:noProof/>
+        </w:rPr>
+        <w:fldChar w:fldCharType="begin"/>
+      </w:r>
+      <w:r>
+        <w:rPr>
+          <w:noProof/>
+        </w:rPr>
+        <w:instrText xml:space="preserve"> STYLEREF 1 \s </w:instrText>
+      </w:r>
+      <w:r>
+        <w:rPr>
+          <w:noProof/>
+        </w:rPr>
+        <w:fldChar w:fldCharType="separate"/>
+      </w:r>
+      <w:r>
+        <w:rPr>
+          <w:noProof/>
+        </w:rPr>
+        <w:t>3</w:t>
+      </w:r>
+      <w:r>
+        <w:rPr>
+          <w:noProof/>
+        </w:rPr>
+        <w:fldChar w:fldCharType="end"/>
+      </w:r>
+      <w:r>
+        <w:t>.</w:t>
+      </w:r>
+      <w:r>
+        <w:rPr>
+          <w:noProof/>
+        </w:rPr>
+        <w:fldChar w:fldCharType="begin"/>
+      </w:r>
+      <w:r>
+        <w:rPr>
+          <w:noProof/>
+        </w:rPr>
+        <w:instrText xml:space="preserve"> SEQ Tabla \* ARABIC \s 1 </w:instrText>
+      </w:r>
+      <w:r>
+        <w:rPr>
+          <w:noProof/>
+        </w:rPr>
+        <w:fldChar w:fldCharType="separate"/>
+      </w:r>
+      <w:r>
+        <w:rPr>
+          <w:noProof/>
+        </w:rPr>
+        <w:t>1</w:t>
+      </w:r>
+      <w:r>
+        <w:rPr>
+          <w:noProof/>
+        </w:rPr>
+        <w:fldChar w:fldCharType="end"/>
+      </w:r>
+      <w:r>
+        <w:t xml:space="preserve"> </w:t>
+      </w:r>
+      <w:r>
+        <w:rPr>
+          <w:u w:val="single"/>
+        </w:rPr>
+        <w:t>P</w:t>
+      </w:r>
+      <w:r>
+        <w:rPr>
+          <w:u w:val="single"/>
+        </w:rPr>
+        <w:t>roduct</w:t>
+      </w:r>
+      <w:r>
+        <w:t xml:space="preserve"> backlog</w:t>
+      </w:r>
       <w:bookmarkEnd w:id="64"/>
       <w:bookmarkEnd w:id="65"/>
+      <w:bookmarkEnd w:id="66"/>
+      <w:bookmarkEnd w:id="67"/>
+      <w:bookmarkEnd w:id="68"/>
+      <w:bookmarkEnd w:id="69"/>
+      <w:bookmarkEnd w:id="70"/>
+      <w:bookmarkEnd w:id="71"/>
+      <w:bookmarkEnd w:id="72"/>
+      <w:bookmarkEnd w:id="73"/>
     </w:p>
     <w:tbl>
       <w:tblPr>
@@ -9250,6 +9269,12 @@
                 <w:rFonts w:cs="Times New Roman"/>
               </w:rPr>
             </w:pPr>
+            <w:r>
+              <w:rPr>
+                <w:rFonts w:cs="Times New Roman"/>
+              </w:rPr>
+              <w:t>Generando gráfico con métricas de asistencia</w:t>
+            </w:r>
           </w:p>
         </w:tc>
         <w:tc>
@@ -9264,6 +9289,12 @@
                 <w:rFonts w:cs="Times New Roman"/>
               </w:rPr>
             </w:pPr>
+            <w:r>
+              <w:rPr>
+                <w:rFonts w:cs="Times New Roman"/>
+              </w:rPr>
+              <w:t>Como usuario, necesito visualizar en un panel (dashboard) el número de personas presentes y ausentes del día.</w:t>
+            </w:r>
           </w:p>
         </w:tc>
         <w:tc>
@@ -9278,6 +9309,18 @@
                 <w:rFonts w:cs="Times New Roman"/>
               </w:rPr>
             </w:pPr>
+            <w:r>
+              <w:rPr>
+                <w:rFonts w:cs="Times New Roman"/>
+              </w:rPr>
+              <w:t>Hay que asegurar</w:t>
+            </w:r>
+            <w:r>
+              <w:rPr>
+                <w:rFonts w:cs="Times New Roman"/>
+              </w:rPr>
+              <w:t xml:space="preserve"> que el usuario pueda visualizar datos de asistencias e inasistencias</w:t>
+            </w:r>
           </w:p>
         </w:tc>
         <w:tc>
@@ -9292,6 +9335,12 @@
                 <w:rFonts w:cs="Times New Roman"/>
               </w:rPr>
             </w:pPr>
+            <w:r>
+              <w:rPr>
+                <w:rFonts w:cs="Times New Roman"/>
+              </w:rPr>
+              <w:t>Media</w:t>
+            </w:r>
           </w:p>
         </w:tc>
         <w:tc>
@@ -9306,6 +9355,12 @@
                 <w:rFonts w:cs="Times New Roman"/>
               </w:rPr>
             </w:pPr>
+            <w:r>
+              <w:rPr>
+                <w:rFonts w:cs="Times New Roman"/>
+              </w:rPr>
+              <w:t>8</w:t>
+            </w:r>
           </w:p>
         </w:tc>
         <w:tc>
@@ -9320,6 +9375,12 @@
                 <w:rFonts w:cs="Times New Roman"/>
               </w:rPr>
             </w:pPr>
+            <w:r>
+              <w:rPr>
+                <w:rFonts w:cs="Times New Roman"/>
+              </w:rPr>
+              <w:t>En proceso</w:t>
+            </w:r>
           </w:p>
         </w:tc>
       </w:tr>
@@ -9368,6 +9429,12 @@
                 <w:rFonts w:cs="Times New Roman"/>
               </w:rPr>
             </w:pPr>
+            <w:r>
+              <w:rPr>
+                <w:rFonts w:cs="Times New Roman"/>
+              </w:rPr>
+              <w:t>Visualizando lista con empleados inasistentes</w:t>
+            </w:r>
           </w:p>
         </w:tc>
         <w:tc>
@@ -9382,6 +9449,18 @@
                 <w:rFonts w:cs="Times New Roman"/>
               </w:rPr>
             </w:pPr>
+            <w:r>
+              <w:rPr>
+                <w:rFonts w:cs="Times New Roman"/>
+              </w:rPr>
+              <w:t xml:space="preserve">Como usuario debo poder </w:t>
+            </w:r>
+            <w:r>
+              <w:rPr>
+                <w:rFonts w:cs="Times New Roman"/>
+              </w:rPr>
+              <w:t>visualizar una lista con los empleados que no registraron asistencia o no se presentaron durante el día.</w:t>
+            </w:r>
           </w:p>
         </w:tc>
         <w:tc>
@@ -9396,6 +9475,12 @@
                 <w:rFonts w:cs="Times New Roman"/>
               </w:rPr>
             </w:pPr>
+            <w:r>
+              <w:rPr>
+                <w:rFonts w:cs="Times New Roman"/>
+              </w:rPr>
+              <w:t>Facilitar al usuario la vista de los empleados inasistentes</w:t>
+            </w:r>
           </w:p>
         </w:tc>
         <w:tc>
@@ -9410,6 +9495,12 @@
                 <w:rFonts w:cs="Times New Roman"/>
               </w:rPr>
             </w:pPr>
+            <w:r>
+              <w:rPr>
+                <w:rFonts w:cs="Times New Roman"/>
+              </w:rPr>
+              <w:t>Media</w:t>
+            </w:r>
           </w:p>
         </w:tc>
         <w:tc>
@@ -9424,6 +9515,12 @@
                 <w:rFonts w:cs="Times New Roman"/>
               </w:rPr>
             </w:pPr>
+            <w:r>
+              <w:rPr>
+                <w:rFonts w:cs="Times New Roman"/>
+              </w:rPr>
+              <w:t>8</w:t>
+            </w:r>
           </w:p>
         </w:tc>
         <w:tc>
@@ -9438,6 +9535,12 @@
                 <w:rFonts w:cs="Times New Roman"/>
               </w:rPr>
             </w:pPr>
+            <w:r>
+              <w:rPr>
+                <w:rFonts w:cs="Times New Roman"/>
+              </w:rPr>
+              <w:t>En proceso</w:t>
+            </w:r>
           </w:p>
         </w:tc>
       </w:tr>
@@ -9469,189 +9572,20 @@
       <w:pPr>
         <w:pStyle w:val="Ttulo1"/>
       </w:pPr>
-      <w:bookmarkStart w:id="66" w:name="_Toc201199581"/>
-      <w:bookmarkStart w:id="67" w:name="_Toc201199670"/>
-      <w:bookmarkStart w:id="68" w:name="_Toc211609247"/>
-      <w:bookmarkStart w:id="69" w:name="_Toc212539449"/>
-      <w:bookmarkStart w:id="70" w:name="_Toc213698686"/>
-      <w:bookmarkStart w:id="71" w:name="_Toc213698742"/>
-      <w:bookmarkStart w:id="72" w:name="_Toc213698776"/>
+      <w:bookmarkStart w:id="74" w:name="_Toc201199581"/>
+      <w:bookmarkStart w:id="75" w:name="_Toc201199670"/>
+      <w:bookmarkStart w:id="76" w:name="_Toc211609247"/>
+      <w:bookmarkStart w:id="77" w:name="_Toc212539449"/>
+      <w:bookmarkStart w:id="78" w:name="_Toc213698742"/>
+      <w:bookmarkStart w:id="79" w:name="_Toc213698776"/>
+      <w:bookmarkStart w:id="80" w:name="_Toc213781937"/>
+      <w:bookmarkStart w:id="81" w:name="_Toc213782032"/>
       <w:r>
         <w:lastRenderedPageBreak/>
         <w:t>SPRINT BACKLOG</w:t>
       </w:r>
       <w:r>
         <w:t xml:space="preserve"> Y VISTA EXTERNA</w:t>
-      </w:r>
-      <w:bookmarkEnd w:id="66"/>
-      <w:bookmarkEnd w:id="67"/>
-      <w:bookmarkEnd w:id="68"/>
-      <w:bookmarkEnd w:id="69"/>
-      <w:bookmarkEnd w:id="70"/>
-      <w:bookmarkEnd w:id="71"/>
-      <w:bookmarkEnd w:id="72"/>
-    </w:p>
-    <w:p/>
-    <w:p/>
-    <w:p>
-      <w:pPr>
-        <w:rPr>
-          <w:noProof/>
-        </w:rPr>
-      </w:pPr>
-      <w:r>
-        <w:t xml:space="preserve">El sprint backlog se enfoca en el </w:t>
-      </w:r>
-      <w:r>
-        <w:t>cuarto</w:t>
-      </w:r>
-      <w:r>
-        <w:t xml:space="preserve"> incremento del sistema web </w:t>
-      </w:r>
-      <w:r>
-        <w:t xml:space="preserve">además la vista externa </w:t>
-      </w:r>
-      <w:r>
-        <w:t xml:space="preserve">son los </w:t>
-      </w:r>
-      <w:r>
-        <w:t>casos de uso de tipo extendido y sus nombres están formulados en gerundio, como se observa en los ejemplos presentes en el documento.</w:t>
-      </w:r>
-      <w:r>
-        <w:rPr>
-          <w:noProof/>
-        </w:rPr>
-        <w:t xml:space="preserve"> </w:t>
-      </w:r>
-    </w:p>
-    <w:p>
-      <w:pPr>
-        <w:rPr>
-          <w:noProof/>
-        </w:rPr>
-      </w:pPr>
-    </w:p>
-    <w:p>
-      <w:pPr>
-        <w:pStyle w:val="Ttulo2"/>
-        <w:rPr>
-          <w:noProof/>
-        </w:rPr>
-      </w:pPr>
-      <w:bookmarkStart w:id="73" w:name="_Toc213698687"/>
-      <w:r>
-        <w:rPr>
-          <w:noProof/>
-        </w:rPr>
-        <w:t>Sprint backlog</w:t>
-      </w:r>
-      <w:bookmarkEnd w:id="73"/>
-    </w:p>
-    <w:p/>
-    <w:p>
-      <w:r>
-        <w:t xml:space="preserve">El Sprint Backlog de este </w:t>
-      </w:r>
-      <w:r>
-        <w:t>cuarto</w:t>
-      </w:r>
-      <w:r>
-        <w:t xml:space="preserve"> </w:t>
-      </w:r>
-      <w:r>
-        <w:t>incremento se ha enfocado en la Vista Externa del sistema, detallando los casos de uso que lo componen</w:t>
-      </w:r>
-      <w:r>
-        <w:t>.</w:t>
-      </w:r>
-    </w:p>
-    <w:p/>
-    <w:p>
-      <w:r>
-        <w:t>En la tabla 4.1 se especifica el conjunto de elementos del producto backlog para ser desarrollados en el sprint actual, junto con plan para entrega.</w:t>
-      </w:r>
-    </w:p>
-    <w:p/>
-    <w:p>
-      <w:pPr>
-        <w:pStyle w:val="Descripcin"/>
-      </w:pPr>
-      <w:bookmarkStart w:id="74" w:name="_Toc200854046"/>
-      <w:bookmarkStart w:id="75" w:name="_Toc201172327"/>
-      <w:bookmarkStart w:id="76" w:name="_Toc201199582"/>
-      <w:bookmarkStart w:id="77" w:name="_Toc201199671"/>
-      <w:bookmarkStart w:id="78" w:name="_Toc211609248"/>
-      <w:bookmarkStart w:id="79" w:name="_Toc212539450"/>
-      <w:bookmarkStart w:id="80" w:name="_Toc213698743"/>
-      <w:bookmarkStart w:id="81" w:name="_Toc213698777"/>
-      <w:r>
-        <w:t xml:space="preserve">Tabla </w:t>
-      </w:r>
-      <w:r>
-        <w:rPr>
-          <w:noProof/>
-        </w:rPr>
-        <w:fldChar w:fldCharType="begin"/>
-      </w:r>
-      <w:r>
-        <w:rPr>
-          <w:noProof/>
-        </w:rPr>
-        <w:instrText xml:space="preserve"> STYLEREF 1 \s </w:instrText>
-      </w:r>
-      <w:r>
-        <w:rPr>
-          <w:noProof/>
-        </w:rPr>
-        <w:fldChar w:fldCharType="separate"/>
-      </w:r>
-      <w:r>
-        <w:rPr>
-          <w:noProof/>
-        </w:rPr>
-        <w:t>4</w:t>
-      </w:r>
-      <w:r>
-        <w:rPr>
-          <w:noProof/>
-        </w:rPr>
-        <w:fldChar w:fldCharType="end"/>
-      </w:r>
-      <w:r>
-        <w:t>.</w:t>
-      </w:r>
-      <w:r>
-        <w:rPr>
-          <w:noProof/>
-        </w:rPr>
-        <w:fldChar w:fldCharType="begin"/>
-      </w:r>
-      <w:r>
-        <w:rPr>
-          <w:noProof/>
-        </w:rPr>
-        <w:instrText xml:space="preserve"> SEQ Tabla \* ARABIC \s 1 </w:instrText>
-      </w:r>
-      <w:r>
-        <w:rPr>
-          <w:noProof/>
-        </w:rPr>
-        <w:fldChar w:fldCharType="separate"/>
-      </w:r>
-      <w:r>
-        <w:rPr>
-          <w:noProof/>
-        </w:rPr>
-        <w:t>1</w:t>
-      </w:r>
-      <w:r>
-        <w:rPr>
-          <w:noProof/>
-        </w:rPr>
-        <w:fldChar w:fldCharType="end"/>
-      </w:r>
-      <w:r>
-        <w:t xml:space="preserve"> Sprint backlog</w:t>
       </w:r>
       <w:bookmarkEnd w:id="74"/>
       <w:bookmarkEnd w:id="75"/>
@@ -9661,6 +9595,181 @@
       <w:bookmarkEnd w:id="79"/>
       <w:bookmarkEnd w:id="80"/>
       <w:bookmarkEnd w:id="81"/>
+    </w:p>
+    <w:p/>
+    <w:p/>
+    <w:p>
+      <w:pPr>
+        <w:rPr>
+          <w:noProof/>
+        </w:rPr>
+      </w:pPr>
+      <w:r>
+        <w:t xml:space="preserve">El sprint backlog se enfoca en el </w:t>
+      </w:r>
+      <w:r>
+        <w:t>cuarto</w:t>
+      </w:r>
+      <w:r>
+        <w:t xml:space="preserve"> incremento del sistema web </w:t>
+      </w:r>
+      <w:r>
+        <w:t xml:space="preserve">además la vista externa </w:t>
+      </w:r>
+      <w:r>
+        <w:t xml:space="preserve">son los </w:t>
+      </w:r>
+      <w:r>
+        <w:t>casos de uso de tipo extendido y sus nombres están formulados en gerundio, como se observa en los ejemplos presentes en el documento.</w:t>
+      </w:r>
+      <w:r>
+        <w:rPr>
+          <w:noProof/>
+        </w:rPr>
+        <w:t xml:space="preserve"> </w:t>
+      </w:r>
+    </w:p>
+    <w:p>
+      <w:pPr>
+        <w:rPr>
+          <w:noProof/>
+        </w:rPr>
+      </w:pPr>
+    </w:p>
+    <w:p>
+      <w:pPr>
+        <w:pStyle w:val="Ttulo2"/>
+        <w:rPr>
+          <w:noProof/>
+        </w:rPr>
+      </w:pPr>
+      <w:bookmarkStart w:id="82" w:name="_Toc213781938"/>
+      <w:r>
+        <w:rPr>
+          <w:noProof/>
+        </w:rPr>
+        <w:t>Sprint backlog</w:t>
+      </w:r>
+      <w:bookmarkEnd w:id="82"/>
+    </w:p>
+    <w:p/>
+    <w:p>
+      <w:r>
+        <w:t xml:space="preserve">El Sprint Backlog de este </w:t>
+      </w:r>
+      <w:r>
+        <w:t>cuarto</w:t>
+      </w:r>
+      <w:r>
+        <w:t xml:space="preserve"> </w:t>
+      </w:r>
+      <w:r>
+        <w:t>incremento se ha enfocado en la Vista Externa del sistema, detallando los casos de uso que lo componen</w:t>
+      </w:r>
+      <w:r>
+        <w:t>.</w:t>
+      </w:r>
+    </w:p>
+    <w:p/>
+    <w:p>
+      <w:r>
+        <w:t>En la tabla 4.1 se especifica el conjunto de elementos del producto backlog para ser desarrollados en el sprint actual, junto con plan para entrega.</w:t>
+      </w:r>
+    </w:p>
+    <w:p/>
+    <w:p>
+      <w:pPr>
+        <w:pStyle w:val="Descripcin"/>
+      </w:pPr>
+      <w:bookmarkStart w:id="83" w:name="_Toc200854046"/>
+      <w:bookmarkStart w:id="84" w:name="_Toc201172327"/>
+      <w:bookmarkStart w:id="85" w:name="_Toc201199582"/>
+      <w:bookmarkStart w:id="86" w:name="_Toc201199671"/>
+      <w:bookmarkStart w:id="87" w:name="_Toc211609248"/>
+      <w:bookmarkStart w:id="88" w:name="_Toc212539450"/>
+      <w:bookmarkStart w:id="89" w:name="_Toc213698743"/>
+      <w:bookmarkStart w:id="90" w:name="_Toc213698777"/>
+      <w:bookmarkStart w:id="91" w:name="_Toc213781994"/>
+      <w:bookmarkStart w:id="92" w:name="_Toc213782033"/>
+      <w:r>
+        <w:t xml:space="preserve">Tabla </w:t>
+      </w:r>
+      <w:r>
+        <w:rPr>
+          <w:noProof/>
+        </w:rPr>
+        <w:fldChar w:fldCharType="begin"/>
+      </w:r>
+      <w:r>
+        <w:rPr>
+          <w:noProof/>
+        </w:rPr>
+        <w:instrText xml:space="preserve"> STYLEREF 1 \s </w:instrText>
+      </w:r>
+      <w:r>
+        <w:rPr>
+          <w:noProof/>
+        </w:rPr>
+        <w:fldChar w:fldCharType="separate"/>
+      </w:r>
+      <w:r>
+        <w:rPr>
+          <w:noProof/>
+        </w:rPr>
+        <w:t>4</w:t>
+      </w:r>
+      <w:r>
+        <w:rPr>
+          <w:noProof/>
+        </w:rPr>
+        <w:fldChar w:fldCharType="end"/>
+      </w:r>
+      <w:r>
+        <w:t>.</w:t>
+      </w:r>
+      <w:r>
+        <w:rPr>
+          <w:noProof/>
+        </w:rPr>
+        <w:fldChar w:fldCharType="begin"/>
+      </w:r>
+      <w:r>
+        <w:rPr>
+          <w:noProof/>
+        </w:rPr>
+        <w:instrText xml:space="preserve"> SEQ Tabla \* ARABIC \s 1 </w:instrText>
+      </w:r>
+      <w:r>
+        <w:rPr>
+          <w:noProof/>
+        </w:rPr>
+        <w:fldChar w:fldCharType="separate"/>
+      </w:r>
+      <w:r>
+        <w:rPr>
+          <w:noProof/>
+        </w:rPr>
+        <w:t>1</w:t>
+      </w:r>
+      <w:r>
+        <w:rPr>
+          <w:noProof/>
+        </w:rPr>
+        <w:fldChar w:fldCharType="end"/>
+      </w:r>
+      <w:r>
+        <w:t xml:space="preserve"> Sprint backlog</w:t>
+      </w:r>
+      <w:bookmarkEnd w:id="83"/>
+      <w:bookmarkEnd w:id="84"/>
+      <w:bookmarkEnd w:id="85"/>
+      <w:bookmarkEnd w:id="86"/>
+      <w:bookmarkEnd w:id="87"/>
+      <w:bookmarkEnd w:id="88"/>
+      <w:bookmarkEnd w:id="89"/>
+      <w:bookmarkEnd w:id="90"/>
+      <w:bookmarkEnd w:id="91"/>
+      <w:bookmarkEnd w:id="92"/>
     </w:p>
     <w:p>
       <w:pPr>
@@ -9725,16 +9834,16 @@
           <w:noProof/>
         </w:rPr>
       </w:pPr>
-      <w:bookmarkStart w:id="82" w:name="_Toc208864114"/>
-      <w:bookmarkStart w:id="83" w:name="_Toc213698688"/>
+      <w:bookmarkStart w:id="93" w:name="_Toc208864114"/>
+      <w:bookmarkStart w:id="94" w:name="_Toc213781939"/>
       <w:r>
         <w:rPr>
           <w:noProof/>
         </w:rPr>
         <w:t>Vista externa ( Casos de uso )</w:t>
       </w:r>
-      <w:bookmarkEnd w:id="82"/>
-      <w:bookmarkEnd w:id="83"/>
+      <w:bookmarkEnd w:id="93"/>
+      <w:bookmarkEnd w:id="94"/>
     </w:p>
     <w:p/>
     <w:p>
@@ -9776,24 +9885,28 @@
         <w:pStyle w:val="Descripcin"/>
         <w:keepNext/>
       </w:pPr>
-      <w:bookmarkStart w:id="84" w:name="_v1i3qshb3x8u" w:colFirst="0" w:colLast="0"/>
-      <w:bookmarkStart w:id="85" w:name="_Toc200336586"/>
-      <w:bookmarkStart w:id="86" w:name="_Toc200363971"/>
-      <w:bookmarkStart w:id="87" w:name="_Toc200483273"/>
-      <w:bookmarkStart w:id="88" w:name="_Toc213698744"/>
-      <w:bookmarkStart w:id="89" w:name="_Toc213698778"/>
-      <w:bookmarkEnd w:id="84"/>
+      <w:bookmarkStart w:id="95" w:name="_v1i3qshb3x8u" w:colFirst="0" w:colLast="0"/>
+      <w:bookmarkStart w:id="96" w:name="_Toc200336586"/>
+      <w:bookmarkStart w:id="97" w:name="_Toc200363971"/>
+      <w:bookmarkStart w:id="98" w:name="_Toc200483273"/>
+      <w:bookmarkStart w:id="99" w:name="_Toc213698744"/>
+      <w:bookmarkStart w:id="100" w:name="_Toc213698778"/>
+      <w:bookmarkStart w:id="101" w:name="_Toc213781995"/>
+      <w:bookmarkStart w:id="102" w:name="_Toc213782034"/>
+      <w:bookmarkEnd w:id="95"/>
       <w:r>
         <w:t xml:space="preserve">Tabla 4.2 </w:t>
       </w:r>
       <w:r>
         <w:t>Caso de uso N°7.1, Generando gráfico con métricas de asistencia</w:t>
       </w:r>
-      <w:bookmarkEnd w:id="85"/>
-      <w:bookmarkEnd w:id="86"/>
-      <w:bookmarkEnd w:id="87"/>
-      <w:bookmarkEnd w:id="88"/>
-      <w:bookmarkEnd w:id="89"/>
+      <w:bookmarkEnd w:id="96"/>
+      <w:bookmarkEnd w:id="97"/>
+      <w:bookmarkEnd w:id="98"/>
+      <w:bookmarkEnd w:id="99"/>
+      <w:bookmarkEnd w:id="100"/>
+      <w:bookmarkEnd w:id="101"/>
+      <w:bookmarkEnd w:id="102"/>
     </w:p>
     <w:p>
       <w:pPr>
@@ -9885,32 +9998,36 @@
     </w:p>
     <w:p/>
     <w:p>
-      <w:bookmarkStart w:id="90" w:name="_elsps3er5dto" w:colFirst="0" w:colLast="0"/>
-      <w:bookmarkEnd w:id="90"/>
+      <w:bookmarkStart w:id="103" w:name="_elsps3er5dto" w:colFirst="0" w:colLast="0"/>
+      <w:bookmarkEnd w:id="103"/>
     </w:p>
     <w:p>
       <w:pPr>
         <w:pStyle w:val="Descripcin"/>
         <w:keepNext/>
       </w:pPr>
-      <w:bookmarkStart w:id="91" w:name="_nbdoqtnr6knp" w:colFirst="0" w:colLast="0"/>
-      <w:bookmarkStart w:id="92" w:name="_Toc200336588"/>
-      <w:bookmarkStart w:id="93" w:name="_Toc200363973"/>
-      <w:bookmarkStart w:id="94" w:name="_Toc200483275"/>
-      <w:bookmarkStart w:id="95" w:name="_Toc213698745"/>
-      <w:bookmarkStart w:id="96" w:name="_Toc213698779"/>
-      <w:bookmarkEnd w:id="91"/>
+      <w:bookmarkStart w:id="104" w:name="_nbdoqtnr6knp" w:colFirst="0" w:colLast="0"/>
+      <w:bookmarkStart w:id="105" w:name="_Toc200336588"/>
+      <w:bookmarkStart w:id="106" w:name="_Toc200363973"/>
+      <w:bookmarkStart w:id="107" w:name="_Toc200483275"/>
+      <w:bookmarkStart w:id="108" w:name="_Toc213698745"/>
+      <w:bookmarkStart w:id="109" w:name="_Toc213698779"/>
+      <w:bookmarkStart w:id="110" w:name="_Toc213781996"/>
+      <w:bookmarkStart w:id="111" w:name="_Toc213782035"/>
+      <w:bookmarkEnd w:id="104"/>
       <w:r>
         <w:t xml:space="preserve">Tabla 4.3 </w:t>
       </w:r>
       <w:r>
         <w:t>Caso de uso N°7.3, visualizando lista con empleados inasistentes</w:t>
       </w:r>
-      <w:bookmarkEnd w:id="92"/>
-      <w:bookmarkEnd w:id="93"/>
-      <w:bookmarkEnd w:id="94"/>
-      <w:bookmarkEnd w:id="95"/>
-      <w:bookmarkEnd w:id="96"/>
+      <w:bookmarkEnd w:id="105"/>
+      <w:bookmarkEnd w:id="106"/>
+      <w:bookmarkEnd w:id="107"/>
+      <w:bookmarkEnd w:id="108"/>
+      <w:bookmarkEnd w:id="109"/>
+      <w:bookmarkEnd w:id="110"/>
+      <w:bookmarkEnd w:id="111"/>
     </w:p>
     <w:p>
       <w:pPr>
@@ -10011,13 +10128,14 @@
       <w:pPr>
         <w:pStyle w:val="Ttulo1"/>
       </w:pPr>
-      <w:bookmarkStart w:id="97" w:name="_Toc201199598"/>
-      <w:bookmarkStart w:id="98" w:name="_Toc201199687"/>
-      <w:bookmarkStart w:id="99" w:name="_Toc211609253"/>
-      <w:bookmarkStart w:id="100" w:name="_Toc212539455"/>
-      <w:bookmarkStart w:id="101" w:name="_Toc213698689"/>
-      <w:bookmarkStart w:id="102" w:name="_Toc213698746"/>
-      <w:bookmarkStart w:id="103" w:name="_Toc213698780"/>
+      <w:bookmarkStart w:id="112" w:name="_Toc201199598"/>
+      <w:bookmarkStart w:id="113" w:name="_Toc201199687"/>
+      <w:bookmarkStart w:id="114" w:name="_Toc211609253"/>
+      <w:bookmarkStart w:id="115" w:name="_Toc212539455"/>
+      <w:bookmarkStart w:id="116" w:name="_Toc213698746"/>
+      <w:bookmarkStart w:id="117" w:name="_Toc213698780"/>
+      <w:bookmarkStart w:id="118" w:name="_Toc213781940"/>
+      <w:bookmarkStart w:id="119" w:name="_Toc213782036"/>
       <w:r>
         <w:lastRenderedPageBreak/>
         <w:t>SPRINT</w:t>
@@ -10025,184 +10143,143 @@
       <w:r>
         <w:t xml:space="preserve"> VISTAS</w:t>
       </w:r>
-      <w:bookmarkEnd w:id="97"/>
-      <w:bookmarkEnd w:id="98"/>
-      <w:bookmarkEnd w:id="99"/>
-      <w:bookmarkEnd w:id="100"/>
-      <w:bookmarkEnd w:id="101"/>
-      <w:bookmarkEnd w:id="102"/>
-      <w:bookmarkEnd w:id="103"/>
-      <w:r>
-        <w:t xml:space="preserve"> </w:t>
-      </w:r>
-      <w:r>
-        <w:t xml:space="preserve"> </w:t>
-      </w:r>
-    </w:p>
-    <w:p/>
-    <w:p/>
-    <w:p>
-      <w:r>
-        <w:t>La arquitectura del sistema se describe a través de cinco perspectivas complementarias, cada una adaptada a una audiencia específica. Estas perspectivas se detallan a continuación.</w:t>
-      </w:r>
-    </w:p>
-    <w:p/>
-    <w:p>
-      <w:pPr>
-        <w:pStyle w:val="Ttulo2"/>
-      </w:pPr>
-      <w:bookmarkStart w:id="104" w:name="_Toc213698690"/>
-      <w:r>
-        <w:t xml:space="preserve">Vista </w:t>
-      </w:r>
-      <w:r>
-        <w:t>lógica</w:t>
-      </w:r>
-      <w:bookmarkEnd w:id="104"/>
-    </w:p>
-    <w:p/>
-    <w:p>
-      <w:r>
-        <w:t>El propósito de la Vista Lógica es representar la estructura del sistema, incluyendo sus entidades, atributos, métodos y sus relaciones.</w:t>
-      </w:r>
-    </w:p>
-    <w:p/>
-    <w:p>
-      <w:pPr>
-        <w:pStyle w:val="Ttulo3"/>
-      </w:pPr>
-      <w:bookmarkStart w:id="105" w:name="_Toc213698691"/>
-      <w:r>
-        <w:t>Diagrama de clases</w:t>
-      </w:r>
-      <w:bookmarkEnd w:id="105"/>
-    </w:p>
-    <w:p/>
-    <w:p>
-      <w:r>
-        <w:t>La Figura 5.1 presenta un Diagrama de Clases UML, que es una parte integral del diseño Orientado a Objetos (OO). Visualiza las clases, sus atributos, métodos y las relaciones entre ellas, como herencia, asociación, agregación y composición. El diagrama también ilustra la multiplicidad.</w:t>
-      </w:r>
-      <w:r>
-        <w:t xml:space="preserve"> Para ver detalles de</w:t>
-      </w:r>
-      <w:r>
-        <w:t>l</w:t>
-      </w:r>
-      <w:r>
-        <w:t xml:space="preserve"> diagrama de clases revisar anexo</w:t>
-      </w:r>
-      <w:r>
-        <w:t xml:space="preserve"> </w:t>
-      </w:r>
-      <w:r>
-        <w:t>9</w:t>
-      </w:r>
-      <w:r>
-        <w:t>.</w:t>
-      </w:r>
-      <w:r>
-        <w:t>4</w:t>
-      </w:r>
-      <w:r>
-        <w:t>.</w:t>
-      </w:r>
-      <w:r>
-        <w:br w:type="page"/>
-      </w:r>
-    </w:p>
-    <w:p/>
-    <w:p/>
-    <w:p>
-      <w:pPr>
-        <w:pStyle w:val="Descripcin"/>
-      </w:pPr>
-      <w:bookmarkStart w:id="106" w:name="_Toc200854201"/>
-      <w:bookmarkStart w:id="107" w:name="_Toc201172418"/>
-      <w:bookmarkStart w:id="108" w:name="_Toc201199599"/>
-      <w:bookmarkStart w:id="109" w:name="_Toc201199688"/>
-      <w:bookmarkStart w:id="110" w:name="_Toc211609254"/>
-      <w:bookmarkStart w:id="111" w:name="_Toc212539456"/>
-      <w:bookmarkStart w:id="112" w:name="_Toc212539510"/>
-      <w:bookmarkStart w:id="113" w:name="_Toc213698747"/>
-      <w:bookmarkStart w:id="114" w:name="_Toc213698781"/>
-      <w:r>
-        <w:t xml:space="preserve">Figura </w:t>
-      </w:r>
-      <w:r>
-        <w:rPr>
-          <w:noProof/>
-        </w:rPr>
-        <w:fldChar w:fldCharType="begin"/>
-      </w:r>
-      <w:r>
-        <w:rPr>
-          <w:noProof/>
-        </w:rPr>
-        <w:instrText xml:space="preserve"> STYLEREF 1 \s </w:instrText>
-      </w:r>
-      <w:r>
-        <w:rPr>
-          <w:noProof/>
-        </w:rPr>
-        <w:fldChar w:fldCharType="separate"/>
-      </w:r>
-      <w:r>
-        <w:rPr>
-          <w:noProof/>
-        </w:rPr>
-        <w:t>5</w:t>
-      </w:r>
-      <w:r>
-        <w:rPr>
-          <w:noProof/>
-        </w:rPr>
-        <w:fldChar w:fldCharType="end"/>
-      </w:r>
-      <w:r>
-        <w:t>.</w:t>
-      </w:r>
-      <w:r>
-        <w:rPr>
-          <w:noProof/>
-        </w:rPr>
-        <w:fldChar w:fldCharType="begin"/>
-      </w:r>
-      <w:r>
-        <w:rPr>
-          <w:noProof/>
-        </w:rPr>
-        <w:instrText xml:space="preserve"> SEQ Figura \* ARABIC \s 1 </w:instrText>
-      </w:r>
-      <w:r>
-        <w:rPr>
-          <w:noProof/>
-        </w:rPr>
-        <w:fldChar w:fldCharType="separate"/>
-      </w:r>
-      <w:r>
-        <w:rPr>
-          <w:noProof/>
-        </w:rPr>
-        <w:t>1</w:t>
-      </w:r>
-      <w:r>
-        <w:rPr>
-          <w:noProof/>
-        </w:rPr>
-        <w:fldChar w:fldCharType="end"/>
-      </w:r>
-      <w:r>
-        <w:t xml:space="preserve"> Diagrama de clases UML del sistema Biométrico web</w:t>
-      </w:r>
-      <w:bookmarkEnd w:id="106"/>
-      <w:bookmarkEnd w:id="107"/>
-      <w:bookmarkEnd w:id="108"/>
-      <w:bookmarkEnd w:id="109"/>
-      <w:bookmarkEnd w:id="110"/>
-      <w:bookmarkEnd w:id="111"/>
       <w:bookmarkEnd w:id="112"/>
       <w:bookmarkEnd w:id="113"/>
       <w:bookmarkEnd w:id="114"/>
+      <w:bookmarkEnd w:id="115"/>
+      <w:bookmarkEnd w:id="116"/>
+      <w:bookmarkEnd w:id="117"/>
+      <w:bookmarkEnd w:id="118"/>
+      <w:bookmarkEnd w:id="119"/>
+      <w:r>
+        <w:t xml:space="preserve"> </w:t>
+      </w:r>
+      <w:r>
+        <w:t xml:space="preserve"> </w:t>
+      </w:r>
+    </w:p>
+    <w:p/>
+    <w:p/>
+    <w:p>
+      <w:r>
+        <w:t>La arquitectura del sistema se describe a través de cinco perspectivas complementarias, cada una adaptada a una audiencia específica. Estas perspectivas se detallan a continuación.</w:t>
+      </w:r>
+    </w:p>
+    <w:p/>
+    <w:p>
+      <w:pPr>
+        <w:pStyle w:val="Ttulo2"/>
+      </w:pPr>
+      <w:bookmarkStart w:id="120" w:name="_Toc213781941"/>
+      <w:r>
+        <w:t xml:space="preserve">Vista </w:t>
+      </w:r>
+      <w:r>
+        <w:t>lógica</w:t>
+      </w:r>
+      <w:bookmarkEnd w:id="120"/>
+    </w:p>
+    <w:p/>
+    <w:p>
+      <w:r>
+        <w:t>El propósito de la Vista Lógica es representar la estructura del sistema, incluyendo sus entidades, atributos, métodos y sus relaciones.</w:t>
+      </w:r>
+    </w:p>
+    <w:p/>
+    <w:p>
+      <w:pPr>
+        <w:pStyle w:val="Ttulo3"/>
+      </w:pPr>
+      <w:bookmarkStart w:id="121" w:name="_Toc213781942"/>
+      <w:r>
+        <w:t>Diagrama de clases</w:t>
+      </w:r>
+      <w:bookmarkEnd w:id="121"/>
+    </w:p>
+    <w:p/>
+    <w:p>
+      <w:r>
+        <w:t>La Figura 5.1 presenta un Diagrama de Clases UML, que es una parte integral del diseño Orientado a Objetos (OO). Visualiza las clases, sus atributos, métodos y las relaciones entre ellas, como herencia, asociación, agregación y composición. El diagrama también ilustra la multiplicidad.</w:t>
+      </w:r>
+      <w:r>
+        <w:t xml:space="preserve"> Para ver detalles de</w:t>
+      </w:r>
+      <w:r>
+        <w:t>l</w:t>
+      </w:r>
+      <w:r>
+        <w:t xml:space="preserve"> diagrama de clases revisar anexo</w:t>
+      </w:r>
+      <w:r>
+        <w:t xml:space="preserve"> </w:t>
+      </w:r>
+      <w:r>
+        <w:t>9</w:t>
+      </w:r>
+      <w:r>
+        <w:t>.</w:t>
+      </w:r>
+      <w:r>
+        <w:t>4</w:t>
+      </w:r>
+      <w:r>
+        <w:t>.</w:t>
+      </w:r>
+      <w:r>
+        <w:br w:type="page"/>
+      </w:r>
+    </w:p>
+    <w:p/>
+    <w:p/>
+    <w:p>
+      <w:pPr>
+        <w:pStyle w:val="Descripcin"/>
+      </w:pPr>
+      <w:bookmarkStart w:id="122" w:name="_Toc200854201"/>
+      <w:bookmarkStart w:id="123" w:name="_Toc201172418"/>
+      <w:bookmarkStart w:id="124" w:name="_Toc201199599"/>
+      <w:bookmarkStart w:id="125" w:name="_Toc201199688"/>
+      <w:bookmarkStart w:id="126" w:name="_Toc211609254"/>
+      <w:bookmarkStart w:id="127" w:name="_Toc212539456"/>
+      <w:bookmarkStart w:id="128" w:name="_Toc212539510"/>
+      <w:bookmarkStart w:id="129" w:name="_Toc213698747"/>
+      <w:bookmarkStart w:id="130" w:name="_Toc213698781"/>
+      <w:bookmarkStart w:id="131" w:name="_Toc213782037"/>
+      <w:r>
+        <w:t xml:space="preserve">Figura </w:t>
+      </w:r>
+      <w:fldSimple w:instr=" STYLEREF 1 \s ">
+        <w:r>
+          <w:rPr>
+            <w:noProof/>
+          </w:rPr>
+          <w:t>5</w:t>
+        </w:r>
+      </w:fldSimple>
+      <w:r>
+        <w:t>.</w:t>
+      </w:r>
+      <w:fldSimple w:instr=" SEQ Figura \* ARABIC \s 1 ">
+        <w:r>
+          <w:rPr>
+            <w:noProof/>
+          </w:rPr>
+          <w:t>1</w:t>
+        </w:r>
+      </w:fldSimple>
+      <w:r>
+        <w:t xml:space="preserve"> Diagrama de clases UML del sistema Biométrico web</w:t>
+      </w:r>
+      <w:bookmarkEnd w:id="122"/>
+      <w:bookmarkEnd w:id="123"/>
+      <w:bookmarkEnd w:id="124"/>
+      <w:bookmarkEnd w:id="125"/>
+      <w:bookmarkEnd w:id="126"/>
+      <w:bookmarkEnd w:id="127"/>
+      <w:bookmarkEnd w:id="128"/>
+      <w:bookmarkEnd w:id="129"/>
+      <w:bookmarkEnd w:id="130"/>
+      <w:bookmarkEnd w:id="131"/>
     </w:p>
     <w:p/>
     <w:p>
@@ -10298,12 +10375,12 @@
       <w:pPr>
         <w:pStyle w:val="Ttulo3"/>
       </w:pPr>
-      <w:bookmarkStart w:id="115" w:name="_Toc213698692"/>
+      <w:bookmarkStart w:id="132" w:name="_Toc213781943"/>
       <w:r>
         <w:lastRenderedPageBreak/>
         <w:t>Modelado de datos</w:t>
       </w:r>
-      <w:bookmarkEnd w:id="115"/>
+      <w:bookmarkEnd w:id="132"/>
     </w:p>
     <w:p/>
     <w:p>
@@ -10335,93 +10412,51 @@
       <w:pPr>
         <w:pStyle w:val="Descripcin"/>
       </w:pPr>
-      <w:bookmarkStart w:id="116" w:name="_Toc200854202"/>
-      <w:bookmarkStart w:id="117" w:name="_Toc201172419"/>
-      <w:bookmarkStart w:id="118" w:name="_Toc201199600"/>
-      <w:bookmarkStart w:id="119" w:name="_Toc201199689"/>
-      <w:bookmarkStart w:id="120" w:name="_Toc211609255"/>
-      <w:bookmarkStart w:id="121" w:name="_Toc212539457"/>
-      <w:bookmarkStart w:id="122" w:name="_Toc212539511"/>
-      <w:bookmarkStart w:id="123" w:name="_Toc213698748"/>
-      <w:bookmarkStart w:id="124" w:name="_Toc213698782"/>
+      <w:bookmarkStart w:id="133" w:name="_Toc200854202"/>
+      <w:bookmarkStart w:id="134" w:name="_Toc201172419"/>
+      <w:bookmarkStart w:id="135" w:name="_Toc201199600"/>
+      <w:bookmarkStart w:id="136" w:name="_Toc201199689"/>
+      <w:bookmarkStart w:id="137" w:name="_Toc211609255"/>
+      <w:bookmarkStart w:id="138" w:name="_Toc212539457"/>
+      <w:bookmarkStart w:id="139" w:name="_Toc212539511"/>
+      <w:bookmarkStart w:id="140" w:name="_Toc213698748"/>
+      <w:bookmarkStart w:id="141" w:name="_Toc213698782"/>
+      <w:bookmarkStart w:id="142" w:name="_Toc213782038"/>
       <w:r>
         <w:t xml:space="preserve">Figura </w:t>
       </w:r>
-      <w:r>
-        <w:rPr>
-          <w:noProof/>
-        </w:rPr>
-        <w:fldChar w:fldCharType="begin"/>
-      </w:r>
-      <w:r>
-        <w:rPr>
-          <w:noProof/>
-        </w:rPr>
-        <w:instrText xml:space="preserve"> STYLEREF 1 \s </w:instrText>
-      </w:r>
-      <w:r>
-        <w:rPr>
-          <w:noProof/>
-        </w:rPr>
-        <w:fldChar w:fldCharType="separate"/>
-      </w:r>
-      <w:r>
-        <w:rPr>
-          <w:noProof/>
-        </w:rPr>
-        <w:t>5</w:t>
-      </w:r>
-      <w:r>
-        <w:rPr>
-          <w:noProof/>
-        </w:rPr>
-        <w:fldChar w:fldCharType="end"/>
-      </w:r>
+      <w:fldSimple w:instr=" STYLEREF 1 \s ">
+        <w:r>
+          <w:rPr>
+            <w:noProof/>
+          </w:rPr>
+          <w:t>5</w:t>
+        </w:r>
+      </w:fldSimple>
       <w:r>
         <w:t>.</w:t>
       </w:r>
-      <w:r>
-        <w:rPr>
-          <w:noProof/>
-        </w:rPr>
-        <w:fldChar w:fldCharType="begin"/>
-      </w:r>
-      <w:r>
-        <w:rPr>
-          <w:noProof/>
-        </w:rPr>
-        <w:instrText xml:space="preserve"> SEQ Figura \* ARABIC \s 1 </w:instrText>
-      </w:r>
-      <w:r>
-        <w:rPr>
-          <w:noProof/>
-        </w:rPr>
-        <w:fldChar w:fldCharType="separate"/>
-      </w:r>
-      <w:r>
-        <w:rPr>
-          <w:noProof/>
-        </w:rPr>
-        <w:t>2</w:t>
-      </w:r>
-      <w:r>
-        <w:rPr>
-          <w:noProof/>
-        </w:rPr>
-        <w:fldChar w:fldCharType="end"/>
-      </w:r>
+      <w:fldSimple w:instr=" SEQ Figura \* ARABIC \s 1 ">
+        <w:r>
+          <w:rPr>
+            <w:noProof/>
+          </w:rPr>
+          <w:t>2</w:t>
+        </w:r>
+      </w:fldSimple>
       <w:r>
         <w:t xml:space="preserve"> Diagrama modelo de datos de sistema web EUGCOM</w:t>
       </w:r>
-      <w:bookmarkEnd w:id="116"/>
-      <w:bookmarkEnd w:id="117"/>
-      <w:bookmarkEnd w:id="118"/>
-      <w:bookmarkEnd w:id="119"/>
-      <w:bookmarkEnd w:id="120"/>
-      <w:bookmarkEnd w:id="121"/>
-      <w:bookmarkEnd w:id="122"/>
-      <w:bookmarkEnd w:id="123"/>
-      <w:bookmarkEnd w:id="124"/>
+      <w:bookmarkEnd w:id="133"/>
+      <w:bookmarkEnd w:id="134"/>
+      <w:bookmarkEnd w:id="135"/>
+      <w:bookmarkEnd w:id="136"/>
+      <w:bookmarkEnd w:id="137"/>
+      <w:bookmarkEnd w:id="138"/>
+      <w:bookmarkEnd w:id="139"/>
+      <w:bookmarkEnd w:id="140"/>
+      <w:bookmarkEnd w:id="141"/>
+      <w:bookmarkEnd w:id="142"/>
     </w:p>
     <w:p/>
     <w:p>
@@ -10480,12 +10515,12 @@
       <w:pPr>
         <w:pStyle w:val="Ttulo2"/>
       </w:pPr>
-      <w:bookmarkStart w:id="125" w:name="_Toc213698693"/>
+      <w:bookmarkStart w:id="143" w:name="_Toc213781944"/>
       <w:r>
         <w:lastRenderedPageBreak/>
         <w:t>Vista de proceso:</w:t>
       </w:r>
-      <w:bookmarkEnd w:id="125"/>
+      <w:bookmarkEnd w:id="143"/>
     </w:p>
     <w:p/>
     <w:p>
@@ -10510,7 +10545,7 @@
       <w:pPr>
         <w:pStyle w:val="Ttulo3"/>
       </w:pPr>
-      <w:bookmarkStart w:id="126" w:name="_Toc213698694"/>
+      <w:bookmarkStart w:id="144" w:name="_Toc213781945"/>
       <w:r>
         <w:t>Diagrama</w:t>
       </w:r>
@@ -10523,7 +10558,7 @@
       <w:r>
         <w:t>s</w:t>
       </w:r>
-      <w:bookmarkEnd w:id="126"/>
+      <w:bookmarkEnd w:id="144"/>
     </w:p>
     <w:p/>
     <w:p>
@@ -10538,6 +10573,21 @@
       <w:r>
         <w:tab/>
       </w:r>
+    </w:p>
+    <w:p>
+      <w:pPr>
+        <w:spacing w:line="278" w:lineRule="auto"/>
+        <w:ind w:firstLine="0"/>
+        <w:jc w:val="left"/>
+      </w:pPr>
+      <w:r>
+        <w:br w:type="page"/>
+      </w:r>
+    </w:p>
+    <w:p>
+      <w:pPr>
+        <w:ind w:firstLine="0"/>
+      </w:pPr>
     </w:p>
     <w:p>
       <w:r>
@@ -10707,10 +10757,35 @@
     <w:p/>
     <w:p>
       <w:pPr>
-        <w:pStyle w:val="Cita"/>
-      </w:pPr>
-      <w:r>
-        <w:lastRenderedPageBreak/>
+        <w:pStyle w:val="Descripcin"/>
+      </w:pPr>
+      <w:bookmarkStart w:id="145" w:name="_Toc213782039"/>
+      <w:r>
+        <w:t xml:space="preserve">Figura </w:t>
+      </w:r>
+      <w:fldSimple w:instr=" STYLEREF 1 \s ">
+        <w:r>
+          <w:rPr>
+            <w:noProof/>
+          </w:rPr>
+          <w:t>5</w:t>
+        </w:r>
+      </w:fldSimple>
+      <w:r>
+        <w:t>.</w:t>
+      </w:r>
+      <w:fldSimple w:instr=" SEQ Figura \* ARABIC \s 1 ">
+        <w:r>
+          <w:rPr>
+            <w:noProof/>
+          </w:rPr>
+          <w:t>3</w:t>
+        </w:r>
+      </w:fldSimple>
+      <w:r>
+        <w:t xml:space="preserve"> </w:t>
+      </w:r>
+      <w:r>
         <w:t>Caso de uso uso N°7.1,</w:t>
       </w:r>
       <w:r>
@@ -10719,6 +10794,7 @@
       <w:r>
         <w:t>Generando gráfico con métricas de asistencia</w:t>
       </w:r>
+      <w:bookmarkEnd w:id="145"/>
     </w:p>
     <w:p>
       <w:pPr>
@@ -10778,6 +10854,7 @@
     <w:p/>
     <w:p>
       <w:r>
+        <w:lastRenderedPageBreak/>
         <w:t xml:space="preserve">En la figura 5.4 </w:t>
       </w:r>
       <w:r>
@@ -10883,11 +10960,38 @@
     <w:p/>
     <w:p>
       <w:pPr>
-        <w:pStyle w:val="Cita"/>
-      </w:pPr>
+        <w:pStyle w:val="Descripcin"/>
+      </w:pPr>
+      <w:bookmarkStart w:id="146" w:name="_Toc213782040"/>
+      <w:r>
+        <w:t xml:space="preserve">Figura </w:t>
+      </w:r>
+      <w:fldSimple w:instr=" STYLEREF 1 \s ">
+        <w:r>
+          <w:rPr>
+            <w:noProof/>
+          </w:rPr>
+          <w:t>5</w:t>
+        </w:r>
+      </w:fldSimple>
+      <w:r>
+        <w:t>.</w:t>
+      </w:r>
+      <w:fldSimple w:instr=" SEQ Figura \* ARABIC \s 1 ">
+        <w:r>
+          <w:rPr>
+            <w:noProof/>
+          </w:rPr>
+          <w:t>4</w:t>
+        </w:r>
+      </w:fldSimple>
+      <w:r>
+        <w:t xml:space="preserve"> </w:t>
+      </w:r>
       <w:r>
         <w:t>Caso de uso N°7.3, visualizando lista con empleados inasistente</w:t>
       </w:r>
+      <w:bookmarkEnd w:id="146"/>
     </w:p>
     <w:p>
       <w:pPr>
@@ -10897,7 +11001,6 @@
         <w:rPr>
           <w:noProof/>
         </w:rPr>
-        <w:lastRenderedPageBreak/>
         <w:drawing>
           <wp:inline distT="0" distB="0" distL="0" distR="0" wp14:anchorId="1C75D92B" wp14:editId="7ED67FC8">
             <wp:extent cx="5971540" cy="2801620"/>
@@ -10950,11 +11053,11 @@
       <w:pPr>
         <w:pStyle w:val="Ttulo2"/>
       </w:pPr>
-      <w:bookmarkStart w:id="127" w:name="_Toc213698695"/>
+      <w:bookmarkStart w:id="147" w:name="_Toc213781946"/>
       <w:r>
         <w:t>Vista desarrollo</w:t>
       </w:r>
-      <w:bookmarkEnd w:id="127"/>
+      <w:bookmarkEnd w:id="147"/>
     </w:p>
     <w:p/>
     <w:p>
@@ -10970,11 +11073,12 @@
       <w:pPr>
         <w:pStyle w:val="Ttulo3"/>
       </w:pPr>
-      <w:bookmarkStart w:id="128" w:name="_Toc213698696"/>
-      <w:r>
+      <w:bookmarkStart w:id="148" w:name="_Toc213781947"/>
+      <w:r>
+        <w:lastRenderedPageBreak/>
         <w:t>Diagrama de componentes</w:t>
       </w:r>
-      <w:bookmarkEnd w:id="128"/>
+      <w:bookmarkEnd w:id="148"/>
     </w:p>
     <w:p/>
     <w:p>
@@ -10988,7 +11092,13 @@
         <w:rPr>
           <w:rFonts w:eastAsia="Times New Roman" w:cs="Times New Roman"/>
         </w:rPr>
-        <w:t>n la figura 5.3</w:t>
+        <w:t>n la figura 5.</w:t>
+      </w:r>
+      <w:r>
+        <w:rPr>
+          <w:rFonts w:eastAsia="Times New Roman" w:cs="Times New Roman"/>
+        </w:rPr>
+        <w:t>5</w:t>
       </w:r>
       <w:r>
         <w:rPr>
@@ -11117,81 +11227,39 @@
         <w:pStyle w:val="Descripcin"/>
         <w:keepNext/>
       </w:pPr>
-      <w:bookmarkStart w:id="129" w:name="_Toc200854218"/>
-      <w:bookmarkStart w:id="130" w:name="_Toc201172435"/>
-      <w:bookmarkStart w:id="131" w:name="_Toc201199616"/>
-      <w:bookmarkStart w:id="132" w:name="_Toc201199705"/>
-      <w:bookmarkStart w:id="133" w:name="_Toc211609256"/>
-      <w:bookmarkStart w:id="134" w:name="_Toc212539462"/>
-      <w:bookmarkStart w:id="135" w:name="_Toc212539516"/>
-      <w:bookmarkStart w:id="136" w:name="_Toc213698749"/>
-      <w:bookmarkStart w:id="137" w:name="_Toc213698783"/>
-      <w:r>
+      <w:bookmarkStart w:id="149" w:name="_Toc200854218"/>
+      <w:bookmarkStart w:id="150" w:name="_Toc201172435"/>
+      <w:bookmarkStart w:id="151" w:name="_Toc201199616"/>
+      <w:bookmarkStart w:id="152" w:name="_Toc201199705"/>
+      <w:bookmarkStart w:id="153" w:name="_Toc211609256"/>
+      <w:bookmarkStart w:id="154" w:name="_Toc212539462"/>
+      <w:bookmarkStart w:id="155" w:name="_Toc212539516"/>
+      <w:bookmarkStart w:id="156" w:name="_Toc213698749"/>
+      <w:bookmarkStart w:id="157" w:name="_Toc213698783"/>
+      <w:bookmarkStart w:id="158" w:name="_Toc213782041"/>
+      <w:r>
+        <w:lastRenderedPageBreak/>
         <w:t xml:space="preserve">Figura </w:t>
       </w:r>
-      <w:r>
-        <w:rPr>
-          <w:noProof/>
-        </w:rPr>
-        <w:fldChar w:fldCharType="begin"/>
-      </w:r>
-      <w:r>
-        <w:rPr>
-          <w:noProof/>
-        </w:rPr>
-        <w:instrText xml:space="preserve"> STYLEREF 1 \s </w:instrText>
-      </w:r>
-      <w:r>
-        <w:rPr>
-          <w:noProof/>
-        </w:rPr>
-        <w:fldChar w:fldCharType="separate"/>
-      </w:r>
-      <w:r>
-        <w:rPr>
-          <w:noProof/>
-        </w:rPr>
-        <w:t>5</w:t>
-      </w:r>
-      <w:r>
-        <w:rPr>
-          <w:noProof/>
-        </w:rPr>
-        <w:fldChar w:fldCharType="end"/>
-      </w:r>
+      <w:fldSimple w:instr=" STYLEREF 1 \s ">
+        <w:r>
+          <w:rPr>
+            <w:noProof/>
+          </w:rPr>
+          <w:t>5</w:t>
+        </w:r>
+      </w:fldSimple>
       <w:r>
         <w:t>.</w:t>
       </w:r>
-      <w:r>
-        <w:rPr>
-          <w:noProof/>
-        </w:rPr>
-        <w:fldChar w:fldCharType="begin"/>
-      </w:r>
-      <w:r>
-        <w:rPr>
-          <w:noProof/>
-        </w:rPr>
-        <w:instrText xml:space="preserve"> SEQ Figura \* ARABIC \s 1 </w:instrText>
-      </w:r>
-      <w:r>
-        <w:rPr>
-          <w:noProof/>
-        </w:rPr>
-        <w:fldChar w:fldCharType="separate"/>
-      </w:r>
-      <w:r>
-        <w:rPr>
-          <w:noProof/>
-        </w:rPr>
-        <w:t>7</w:t>
-      </w:r>
-      <w:r>
-        <w:rPr>
-          <w:noProof/>
-        </w:rPr>
-        <w:fldChar w:fldCharType="end"/>
-      </w:r>
+      <w:fldSimple w:instr=" SEQ Figura \* ARABIC \s 1 ">
+        <w:r>
+          <w:rPr>
+            <w:noProof/>
+          </w:rPr>
+          <w:t>5</w:t>
+        </w:r>
+      </w:fldSimple>
       <w:r>
         <w:t xml:space="preserve"> </w:t>
       </w:r>
@@ -11201,15 +11269,16 @@
       <w:r>
         <w:t>de EugCom</w:t>
       </w:r>
-      <w:bookmarkEnd w:id="129"/>
-      <w:bookmarkEnd w:id="130"/>
-      <w:bookmarkEnd w:id="131"/>
-      <w:bookmarkEnd w:id="132"/>
-      <w:bookmarkEnd w:id="133"/>
-      <w:bookmarkEnd w:id="134"/>
-      <w:bookmarkEnd w:id="135"/>
-      <w:bookmarkEnd w:id="136"/>
-      <w:bookmarkEnd w:id="137"/>
+      <w:bookmarkEnd w:id="149"/>
+      <w:bookmarkEnd w:id="150"/>
+      <w:bookmarkEnd w:id="151"/>
+      <w:bookmarkEnd w:id="152"/>
+      <w:bookmarkEnd w:id="153"/>
+      <w:bookmarkEnd w:id="154"/>
+      <w:bookmarkEnd w:id="155"/>
+      <w:bookmarkEnd w:id="156"/>
+      <w:bookmarkEnd w:id="157"/>
+      <w:bookmarkEnd w:id="158"/>
     </w:p>
     <w:p>
       <w:pPr>
@@ -11281,15 +11350,14 @@
       <w:pPr>
         <w:pStyle w:val="Ttulo2"/>
       </w:pPr>
-      <w:bookmarkStart w:id="138" w:name="_Toc213698697"/>
-      <w:r>
-        <w:lastRenderedPageBreak/>
+      <w:bookmarkStart w:id="159" w:name="_Toc213781948"/>
+      <w:r>
         <w:t xml:space="preserve">Vista </w:t>
       </w:r>
       <w:r>
         <w:t>física</w:t>
       </w:r>
-      <w:bookmarkEnd w:id="138"/>
+      <w:bookmarkEnd w:id="159"/>
     </w:p>
     <w:p/>
     <w:p>
@@ -11302,11 +11370,11 @@
       <w:pPr>
         <w:pStyle w:val="Ttulo3"/>
       </w:pPr>
-      <w:bookmarkStart w:id="139" w:name="_Toc213698698"/>
+      <w:bookmarkStart w:id="160" w:name="_Toc213781949"/>
       <w:r>
         <w:t>Diagrama de despliegue</w:t>
       </w:r>
-      <w:bookmarkEnd w:id="139"/>
+      <w:bookmarkEnd w:id="160"/>
     </w:p>
     <w:p/>
     <w:p>
@@ -11314,7 +11382,13 @@
         <w:t xml:space="preserve">En la figura </w:t>
       </w:r>
       <w:r>
-        <w:t>5.19 muestra</w:t>
+        <w:t>5.</w:t>
+      </w:r>
+      <w:r>
+        <w:t>7</w:t>
+      </w:r>
+      <w:r>
+        <w:t xml:space="preserve"> muestra</w:t>
       </w:r>
       <w:r>
         <w:t xml:space="preserve"> la arquitectura de un sistema compuesto por dos nodos principales: un PC Usuario y un Servidor Web, los cuales se comunican a través de JSON vía HTTPS.</w:t>
@@ -11342,94 +11416,52 @@
         <w:pStyle w:val="Descripcin"/>
         <w:keepNext/>
       </w:pPr>
-      <w:bookmarkStart w:id="140" w:name="_Toc200854219"/>
-      <w:bookmarkStart w:id="141" w:name="_Toc201172436"/>
-      <w:bookmarkStart w:id="142" w:name="_Toc201199617"/>
-      <w:bookmarkStart w:id="143" w:name="_Toc201199706"/>
-      <w:bookmarkStart w:id="144" w:name="_Toc211609257"/>
-      <w:bookmarkStart w:id="145" w:name="_Toc212539463"/>
-      <w:bookmarkStart w:id="146" w:name="_Toc212539517"/>
-      <w:bookmarkStart w:id="147" w:name="_Toc213698750"/>
-      <w:bookmarkStart w:id="148" w:name="_Toc213698784"/>
+      <w:bookmarkStart w:id="161" w:name="_Toc200854219"/>
+      <w:bookmarkStart w:id="162" w:name="_Toc201172436"/>
+      <w:bookmarkStart w:id="163" w:name="_Toc201199617"/>
+      <w:bookmarkStart w:id="164" w:name="_Toc201199706"/>
+      <w:bookmarkStart w:id="165" w:name="_Toc211609257"/>
+      <w:bookmarkStart w:id="166" w:name="_Toc212539463"/>
+      <w:bookmarkStart w:id="167" w:name="_Toc212539517"/>
+      <w:bookmarkStart w:id="168" w:name="_Toc213698750"/>
+      <w:bookmarkStart w:id="169" w:name="_Toc213698784"/>
+      <w:bookmarkStart w:id="170" w:name="_Toc213782042"/>
       <w:r>
         <w:lastRenderedPageBreak/>
         <w:t xml:space="preserve">Figura </w:t>
       </w:r>
-      <w:r>
-        <w:rPr>
-          <w:noProof/>
-        </w:rPr>
-        <w:fldChar w:fldCharType="begin"/>
-      </w:r>
-      <w:r>
-        <w:rPr>
-          <w:noProof/>
-        </w:rPr>
-        <w:instrText xml:space="preserve"> STYLEREF 1 \s </w:instrText>
-      </w:r>
-      <w:r>
-        <w:rPr>
-          <w:noProof/>
-        </w:rPr>
-        <w:fldChar w:fldCharType="separate"/>
-      </w:r>
-      <w:r>
-        <w:rPr>
-          <w:noProof/>
-        </w:rPr>
-        <w:t>5</w:t>
-      </w:r>
-      <w:r>
-        <w:rPr>
-          <w:noProof/>
-        </w:rPr>
-        <w:fldChar w:fldCharType="end"/>
-      </w:r>
+      <w:fldSimple w:instr=" STYLEREF 1 \s ">
+        <w:r>
+          <w:rPr>
+            <w:noProof/>
+          </w:rPr>
+          <w:t>5</w:t>
+        </w:r>
+      </w:fldSimple>
       <w:r>
         <w:t>.</w:t>
       </w:r>
-      <w:r>
-        <w:rPr>
-          <w:noProof/>
-        </w:rPr>
-        <w:fldChar w:fldCharType="begin"/>
-      </w:r>
-      <w:r>
-        <w:rPr>
-          <w:noProof/>
-        </w:rPr>
-        <w:instrText xml:space="preserve"> SEQ Figura \* ARABIC \s 1 </w:instrText>
-      </w:r>
-      <w:r>
-        <w:rPr>
-          <w:noProof/>
-        </w:rPr>
-        <w:fldChar w:fldCharType="separate"/>
-      </w:r>
-      <w:r>
-        <w:rPr>
-          <w:noProof/>
-        </w:rPr>
-        <w:t>8</w:t>
-      </w:r>
-      <w:r>
-        <w:rPr>
-          <w:noProof/>
-        </w:rPr>
-        <w:fldChar w:fldCharType="end"/>
-      </w:r>
+      <w:fldSimple w:instr=" SEQ Figura \* ARABIC \s 1 ">
+        <w:r>
+          <w:rPr>
+            <w:noProof/>
+          </w:rPr>
+          <w:t>6</w:t>
+        </w:r>
+      </w:fldSimple>
       <w:r>
         <w:t xml:space="preserve"> Diagrama de despliegue de EugCOM</w:t>
       </w:r>
-      <w:bookmarkEnd w:id="140"/>
-      <w:bookmarkEnd w:id="141"/>
-      <w:bookmarkEnd w:id="142"/>
-      <w:bookmarkEnd w:id="143"/>
-      <w:bookmarkEnd w:id="144"/>
-      <w:bookmarkEnd w:id="145"/>
-      <w:bookmarkEnd w:id="146"/>
-      <w:bookmarkEnd w:id="147"/>
-      <w:bookmarkEnd w:id="148"/>
+      <w:bookmarkEnd w:id="161"/>
+      <w:bookmarkEnd w:id="162"/>
+      <w:bookmarkEnd w:id="163"/>
+      <w:bookmarkEnd w:id="164"/>
+      <w:bookmarkEnd w:id="165"/>
+      <w:bookmarkEnd w:id="166"/>
+      <w:bookmarkEnd w:id="167"/>
+      <w:bookmarkEnd w:id="168"/>
+      <w:bookmarkEnd w:id="169"/>
+      <w:bookmarkEnd w:id="170"/>
     </w:p>
     <w:p>
       <w:pPr>
@@ -11504,13 +11536,14 @@
       <w:r>
         <w:br w:type="page"/>
       </w:r>
-      <w:bookmarkStart w:id="149" w:name="_Toc201199618"/>
-      <w:bookmarkStart w:id="150" w:name="_Toc201199707"/>
-      <w:bookmarkStart w:id="151" w:name="_Toc211609258"/>
-      <w:bookmarkStart w:id="152" w:name="_Toc212539464"/>
-      <w:bookmarkStart w:id="153" w:name="_Toc213698699"/>
-      <w:bookmarkStart w:id="154" w:name="_Toc213698751"/>
-      <w:bookmarkStart w:id="155" w:name="_Toc213698785"/>
+      <w:bookmarkStart w:id="171" w:name="_Toc201199618"/>
+      <w:bookmarkStart w:id="172" w:name="_Toc201199707"/>
+      <w:bookmarkStart w:id="173" w:name="_Toc211609258"/>
+      <w:bookmarkStart w:id="174" w:name="_Toc212539464"/>
+      <w:bookmarkStart w:id="175" w:name="_Toc213698751"/>
+      <w:bookmarkStart w:id="176" w:name="_Toc213698785"/>
+      <w:bookmarkStart w:id="177" w:name="_Toc213781950"/>
+      <w:bookmarkStart w:id="178" w:name="_Toc213782043"/>
       <w:r>
         <w:lastRenderedPageBreak/>
         <w:t>MANUAL DE INSTALACI</w:t>
@@ -11524,13 +11557,14 @@
       <w:r>
         <w:t xml:space="preserve"> Y NAVEGACIÓN</w:t>
       </w:r>
-      <w:bookmarkEnd w:id="149"/>
-      <w:bookmarkEnd w:id="150"/>
-      <w:bookmarkEnd w:id="151"/>
-      <w:bookmarkEnd w:id="152"/>
-      <w:bookmarkEnd w:id="153"/>
-      <w:bookmarkEnd w:id="154"/>
-      <w:bookmarkEnd w:id="155"/>
+      <w:bookmarkEnd w:id="171"/>
+      <w:bookmarkEnd w:id="172"/>
+      <w:bookmarkEnd w:id="173"/>
+      <w:bookmarkEnd w:id="174"/>
+      <w:bookmarkEnd w:id="175"/>
+      <w:bookmarkEnd w:id="176"/>
+      <w:bookmarkEnd w:id="177"/>
+      <w:bookmarkEnd w:id="178"/>
     </w:p>
     <w:p/>
     <w:p/>
@@ -11568,11 +11602,11 @@
       <w:pPr>
         <w:pStyle w:val="Ttulo2"/>
       </w:pPr>
-      <w:bookmarkStart w:id="156" w:name="_Toc213698700"/>
+      <w:bookmarkStart w:id="179" w:name="_Toc213781951"/>
       <w:r>
         <w:t>Requisitos de hardware</w:t>
       </w:r>
-      <w:bookmarkEnd w:id="156"/>
+      <w:bookmarkEnd w:id="179"/>
     </w:p>
     <w:p/>
     <w:p>
@@ -11633,11 +11667,11 @@
       <w:pPr>
         <w:pStyle w:val="Ttulo2"/>
       </w:pPr>
-      <w:bookmarkStart w:id="157" w:name="_Toc213698701"/>
+      <w:bookmarkStart w:id="180" w:name="_Toc213781952"/>
       <w:r>
         <w:t>Requisitos de Software</w:t>
       </w:r>
-      <w:bookmarkEnd w:id="157"/>
+      <w:bookmarkEnd w:id="180"/>
     </w:p>
     <w:p/>
     <w:p>
@@ -11725,7 +11759,7 @@
         <w:pStyle w:val="Prrafodelista"/>
         <w:ind w:left="1440" w:firstLine="0"/>
         <w:rPr>
-          <w:ins w:id="158" w:author="Microsoft Word" w:date="2025-06-15T03:56:00Z"/>
+          <w:ins w:id="181" w:author="Microsoft Word" w:date="2025-06-15T03:56:00Z"/>
         </w:rPr>
       </w:pPr>
     </w:p>
@@ -11769,11 +11803,11 @@
       <w:pPr>
         <w:pStyle w:val="Ttulo2"/>
       </w:pPr>
-      <w:bookmarkStart w:id="159" w:name="_Toc213698702"/>
+      <w:bookmarkStart w:id="182" w:name="_Toc213781953"/>
       <w:r>
         <w:t>Instalación de dependencias</w:t>
       </w:r>
-      <w:bookmarkEnd w:id="159"/>
+      <w:bookmarkEnd w:id="182"/>
     </w:p>
     <w:p/>
     <w:p>
@@ -11965,11 +11999,11 @@
       <w:pPr>
         <w:pStyle w:val="Ttulo2"/>
       </w:pPr>
-      <w:bookmarkStart w:id="160" w:name="_Toc213698703"/>
+      <w:bookmarkStart w:id="183" w:name="_Toc213781954"/>
       <w:r>
         <w:t>Pasos para la instalación</w:t>
       </w:r>
-      <w:bookmarkEnd w:id="160"/>
+      <w:bookmarkEnd w:id="183"/>
     </w:p>
     <w:p/>
     <w:p>
@@ -12122,11 +12156,11 @@
       <w:pPr>
         <w:pStyle w:val="Ttulo2"/>
       </w:pPr>
-      <w:bookmarkStart w:id="161" w:name="_Toc213698704"/>
+      <w:bookmarkStart w:id="184" w:name="_Toc213781955"/>
       <w:r>
         <w:t>Ejecución del sistema</w:t>
       </w:r>
-      <w:bookmarkEnd w:id="161"/>
+      <w:bookmarkEnd w:id="184"/>
     </w:p>
     <w:p/>
     <w:p>
@@ -12218,11 +12252,11 @@
       <w:pPr>
         <w:pStyle w:val="Ttulo2"/>
       </w:pPr>
-      <w:bookmarkStart w:id="162" w:name="_Toc213698705"/>
+      <w:bookmarkStart w:id="185" w:name="_Toc213781956"/>
       <w:r>
         <w:t>Solución de errores comunes</w:t>
       </w:r>
-      <w:bookmarkEnd w:id="162"/>
+      <w:bookmarkEnd w:id="185"/>
     </w:p>
     <w:p/>
     <w:p>
@@ -12244,14 +12278,15 @@
       <w:pPr>
         <w:pStyle w:val="Descripcin"/>
       </w:pPr>
-      <w:bookmarkStart w:id="163" w:name="_Toc200854083"/>
-      <w:bookmarkStart w:id="164" w:name="_Toc201172364"/>
-      <w:bookmarkStart w:id="165" w:name="_Toc201199619"/>
-      <w:bookmarkStart w:id="166" w:name="_Toc201199708"/>
-      <w:bookmarkStart w:id="167" w:name="_Toc211609259"/>
-      <w:bookmarkStart w:id="168" w:name="_Toc212539465"/>
-      <w:bookmarkStart w:id="169" w:name="_Toc213698752"/>
-      <w:bookmarkStart w:id="170" w:name="_Toc213698786"/>
+      <w:bookmarkStart w:id="186" w:name="_Toc200854083"/>
+      <w:bookmarkStart w:id="187" w:name="_Toc201172364"/>
+      <w:bookmarkStart w:id="188" w:name="_Toc201199619"/>
+      <w:bookmarkStart w:id="189" w:name="_Toc201199708"/>
+      <w:bookmarkStart w:id="190" w:name="_Toc211609259"/>
+      <w:bookmarkStart w:id="191" w:name="_Toc212539465"/>
+      <w:bookmarkStart w:id="192" w:name="_Toc213698752"/>
+      <w:bookmarkStart w:id="193" w:name="_Toc213698786"/>
+      <w:bookmarkStart w:id="194" w:name="_Toc213782044"/>
       <w:r>
         <w:t xml:space="preserve">Tabla </w:t>
       </w:r>
@@ -12321,14 +12356,15 @@
       <w:r>
         <w:t xml:space="preserve"> solución de errores comunes</w:t>
       </w:r>
-      <w:bookmarkEnd w:id="163"/>
-      <w:bookmarkEnd w:id="164"/>
-      <w:bookmarkEnd w:id="165"/>
-      <w:bookmarkEnd w:id="166"/>
-      <w:bookmarkEnd w:id="167"/>
-      <w:bookmarkEnd w:id="168"/>
-      <w:bookmarkEnd w:id="169"/>
-      <w:bookmarkEnd w:id="170"/>
+      <w:bookmarkEnd w:id="186"/>
+      <w:bookmarkEnd w:id="187"/>
+      <w:bookmarkEnd w:id="188"/>
+      <w:bookmarkEnd w:id="189"/>
+      <w:bookmarkEnd w:id="190"/>
+      <w:bookmarkEnd w:id="191"/>
+      <w:bookmarkEnd w:id="192"/>
+      <w:bookmarkEnd w:id="193"/>
+      <w:bookmarkEnd w:id="194"/>
     </w:p>
     <w:tbl>
       <w:tblPr>
@@ -12617,12 +12653,12 @@
       <w:pPr>
         <w:pStyle w:val="Ttulo2"/>
       </w:pPr>
-      <w:bookmarkStart w:id="171" w:name="_Toc213698706"/>
+      <w:bookmarkStart w:id="195" w:name="_Toc213781957"/>
       <w:r>
         <w:lastRenderedPageBreak/>
         <w:t>Árbol de navegación</w:t>
       </w:r>
-      <w:bookmarkEnd w:id="171"/>
+      <w:bookmarkEnd w:id="195"/>
     </w:p>
     <w:p/>
     <w:p>
@@ -12641,94 +12677,52 @@
         <w:pStyle w:val="Descripcin"/>
         <w:keepNext/>
       </w:pPr>
-      <w:bookmarkStart w:id="172" w:name="_Toc201172439"/>
-      <w:bookmarkStart w:id="173" w:name="_Toc201199620"/>
-      <w:bookmarkStart w:id="174" w:name="_Toc201199709"/>
-      <w:bookmarkStart w:id="175" w:name="_Toc211609260"/>
-      <w:bookmarkStart w:id="176" w:name="_Toc212539466"/>
-      <w:bookmarkStart w:id="177" w:name="_Toc212539520"/>
-      <w:bookmarkStart w:id="178" w:name="_Toc213698753"/>
-      <w:bookmarkStart w:id="179" w:name="_Toc213698787"/>
+      <w:bookmarkStart w:id="196" w:name="_Toc201172439"/>
+      <w:bookmarkStart w:id="197" w:name="_Toc201199620"/>
+      <w:bookmarkStart w:id="198" w:name="_Toc201199709"/>
+      <w:bookmarkStart w:id="199" w:name="_Toc211609260"/>
+      <w:bookmarkStart w:id="200" w:name="_Toc212539466"/>
+      <w:bookmarkStart w:id="201" w:name="_Toc212539520"/>
+      <w:bookmarkStart w:id="202" w:name="_Toc213698753"/>
+      <w:bookmarkStart w:id="203" w:name="_Toc213698787"/>
+      <w:bookmarkStart w:id="204" w:name="_Toc213782045"/>
       <w:r>
         <w:t xml:space="preserve">Figura </w:t>
       </w:r>
-      <w:r>
-        <w:rPr>
-          <w:noProof/>
-        </w:rPr>
-        <w:fldChar w:fldCharType="begin"/>
-      </w:r>
-      <w:r>
-        <w:rPr>
-          <w:noProof/>
-        </w:rPr>
-        <w:instrText xml:space="preserve"> STYLEREF 1 \s </w:instrText>
-      </w:r>
-      <w:r>
-        <w:rPr>
-          <w:noProof/>
-        </w:rPr>
-        <w:fldChar w:fldCharType="separate"/>
-      </w:r>
-      <w:r>
-        <w:rPr>
-          <w:noProof/>
-        </w:rPr>
-        <w:t>6</w:t>
-      </w:r>
-      <w:r>
-        <w:rPr>
-          <w:noProof/>
-        </w:rPr>
-        <w:fldChar w:fldCharType="end"/>
-      </w:r>
+      <w:fldSimple w:instr=" STYLEREF 1 \s ">
+        <w:r>
+          <w:rPr>
+            <w:noProof/>
+          </w:rPr>
+          <w:t>6</w:t>
+        </w:r>
+      </w:fldSimple>
       <w:r>
         <w:t>.</w:t>
       </w:r>
-      <w:r>
-        <w:rPr>
-          <w:noProof/>
-        </w:rPr>
-        <w:fldChar w:fldCharType="begin"/>
-      </w:r>
-      <w:r>
-        <w:rPr>
-          <w:noProof/>
-        </w:rPr>
-        <w:instrText xml:space="preserve"> SEQ Figura \* ARABIC \s 1 </w:instrText>
-      </w:r>
-      <w:r>
-        <w:rPr>
-          <w:noProof/>
-        </w:rPr>
-        <w:fldChar w:fldCharType="separate"/>
-      </w:r>
-      <w:r>
-        <w:rPr>
-          <w:noProof/>
-        </w:rPr>
-        <w:t>1</w:t>
-      </w:r>
-      <w:r>
-        <w:rPr>
-          <w:noProof/>
-        </w:rPr>
-        <w:fldChar w:fldCharType="end"/>
-      </w:r>
+      <w:fldSimple w:instr=" SEQ Figura \* ARABIC \s 1 ">
+        <w:r>
+          <w:rPr>
+            <w:noProof/>
+          </w:rPr>
+          <w:t>1</w:t>
+        </w:r>
+      </w:fldSimple>
       <w:r>
         <w:t xml:space="preserve"> </w:t>
       </w:r>
       <w:r>
         <w:t>“Árbol de navegación EugCOM”</w:t>
       </w:r>
-      <w:bookmarkEnd w:id="172"/>
-      <w:bookmarkEnd w:id="173"/>
-      <w:bookmarkEnd w:id="174"/>
-      <w:bookmarkEnd w:id="175"/>
-      <w:bookmarkEnd w:id="176"/>
-      <w:bookmarkEnd w:id="177"/>
-      <w:bookmarkEnd w:id="178"/>
-      <w:bookmarkEnd w:id="179"/>
+      <w:bookmarkEnd w:id="196"/>
+      <w:bookmarkEnd w:id="197"/>
+      <w:bookmarkEnd w:id="198"/>
+      <w:bookmarkEnd w:id="199"/>
+      <w:bookmarkEnd w:id="200"/>
+      <w:bookmarkEnd w:id="201"/>
+      <w:bookmarkEnd w:id="202"/>
+      <w:bookmarkEnd w:id="203"/>
+      <w:bookmarkEnd w:id="204"/>
     </w:p>
     <w:p>
       <w:pPr>
@@ -12829,91 +12823,49 @@
       <w:pPr>
         <w:pStyle w:val="Descripcin"/>
       </w:pPr>
-      <w:bookmarkStart w:id="180" w:name="_Toc201172440"/>
-      <w:bookmarkStart w:id="181" w:name="_Toc201199621"/>
-      <w:bookmarkStart w:id="182" w:name="_Toc201199710"/>
-      <w:bookmarkStart w:id="183" w:name="_Toc211609261"/>
-      <w:bookmarkStart w:id="184" w:name="_Toc212539467"/>
-      <w:bookmarkStart w:id="185" w:name="_Toc212539521"/>
-      <w:bookmarkStart w:id="186" w:name="_Toc213698754"/>
-      <w:bookmarkStart w:id="187" w:name="_Toc213698788"/>
+      <w:bookmarkStart w:id="205" w:name="_Toc201172440"/>
+      <w:bookmarkStart w:id="206" w:name="_Toc201199621"/>
+      <w:bookmarkStart w:id="207" w:name="_Toc201199710"/>
+      <w:bookmarkStart w:id="208" w:name="_Toc211609261"/>
+      <w:bookmarkStart w:id="209" w:name="_Toc212539467"/>
+      <w:bookmarkStart w:id="210" w:name="_Toc212539521"/>
+      <w:bookmarkStart w:id="211" w:name="_Toc213698754"/>
+      <w:bookmarkStart w:id="212" w:name="_Toc213698788"/>
+      <w:bookmarkStart w:id="213" w:name="_Toc213782046"/>
       <w:r>
         <w:t xml:space="preserve">Figura </w:t>
       </w:r>
-      <w:r>
-        <w:rPr>
-          <w:noProof/>
-        </w:rPr>
-        <w:fldChar w:fldCharType="begin"/>
-      </w:r>
-      <w:r>
-        <w:rPr>
-          <w:noProof/>
-        </w:rPr>
-        <w:instrText xml:space="preserve"> STYLEREF 1 \s </w:instrText>
-      </w:r>
-      <w:r>
-        <w:rPr>
-          <w:noProof/>
-        </w:rPr>
-        <w:fldChar w:fldCharType="separate"/>
-      </w:r>
-      <w:r>
-        <w:rPr>
-          <w:noProof/>
-        </w:rPr>
-        <w:t>6</w:t>
-      </w:r>
-      <w:r>
-        <w:rPr>
-          <w:noProof/>
-        </w:rPr>
-        <w:fldChar w:fldCharType="end"/>
-      </w:r>
+      <w:fldSimple w:instr=" STYLEREF 1 \s ">
+        <w:r>
+          <w:rPr>
+            <w:noProof/>
+          </w:rPr>
+          <w:t>6</w:t>
+        </w:r>
+      </w:fldSimple>
       <w:r>
         <w:t>.</w:t>
       </w:r>
-      <w:r>
-        <w:rPr>
-          <w:noProof/>
-        </w:rPr>
-        <w:fldChar w:fldCharType="begin"/>
-      </w:r>
-      <w:r>
-        <w:rPr>
-          <w:noProof/>
-        </w:rPr>
-        <w:instrText xml:space="preserve"> SEQ Figura \* ARABIC \s 1 </w:instrText>
-      </w:r>
-      <w:r>
-        <w:rPr>
-          <w:noProof/>
-        </w:rPr>
-        <w:fldChar w:fldCharType="separate"/>
-      </w:r>
-      <w:r>
-        <w:rPr>
-          <w:noProof/>
-        </w:rPr>
-        <w:t>2</w:t>
-      </w:r>
-      <w:r>
-        <w:rPr>
-          <w:noProof/>
-        </w:rPr>
-        <w:fldChar w:fldCharType="end"/>
-      </w:r>
+      <w:fldSimple w:instr=" SEQ Figura \* ARABIC \s 1 ">
+        <w:r>
+          <w:rPr>
+            <w:noProof/>
+          </w:rPr>
+          <w:t>2</w:t>
+        </w:r>
+      </w:fldSimple>
       <w:r>
         <w:t xml:space="preserve"> “Vista navegación menú desplegable externa”</w:t>
       </w:r>
-      <w:bookmarkEnd w:id="180"/>
-      <w:bookmarkEnd w:id="181"/>
-      <w:bookmarkEnd w:id="182"/>
-      <w:bookmarkEnd w:id="183"/>
-      <w:bookmarkEnd w:id="184"/>
-      <w:bookmarkEnd w:id="185"/>
-      <w:bookmarkEnd w:id="186"/>
-      <w:bookmarkEnd w:id="187"/>
+      <w:bookmarkEnd w:id="205"/>
+      <w:bookmarkEnd w:id="206"/>
+      <w:bookmarkEnd w:id="207"/>
+      <w:bookmarkEnd w:id="208"/>
+      <w:bookmarkEnd w:id="209"/>
+      <w:bookmarkEnd w:id="210"/>
+      <w:bookmarkEnd w:id="211"/>
+      <w:bookmarkEnd w:id="212"/>
+      <w:bookmarkEnd w:id="213"/>
     </w:p>
     <w:p>
       <w:pPr>
@@ -12978,13 +12930,14 @@
       <w:pPr>
         <w:pStyle w:val="Ttulo1"/>
       </w:pPr>
-      <w:bookmarkStart w:id="188" w:name="_Toc201199622"/>
-      <w:bookmarkStart w:id="189" w:name="_Toc201199711"/>
-      <w:bookmarkStart w:id="190" w:name="_Toc211609262"/>
-      <w:bookmarkStart w:id="191" w:name="_Toc212539468"/>
-      <w:bookmarkStart w:id="192" w:name="_Toc213698707"/>
-      <w:bookmarkStart w:id="193" w:name="_Toc213698755"/>
-      <w:bookmarkStart w:id="194" w:name="_Toc213698789"/>
+      <w:bookmarkStart w:id="214" w:name="_Toc201199622"/>
+      <w:bookmarkStart w:id="215" w:name="_Toc201199711"/>
+      <w:bookmarkStart w:id="216" w:name="_Toc211609262"/>
+      <w:bookmarkStart w:id="217" w:name="_Toc212539468"/>
+      <w:bookmarkStart w:id="218" w:name="_Toc213698755"/>
+      <w:bookmarkStart w:id="219" w:name="_Toc213698789"/>
+      <w:bookmarkStart w:id="220" w:name="_Toc213781958"/>
+      <w:bookmarkStart w:id="221" w:name="_Toc213782047"/>
       <w:r>
         <w:lastRenderedPageBreak/>
         <w:t>PRUEBAS</w:t>
@@ -12995,13 +12948,14 @@
       <w:r>
         <w:t>UNITARIAS</w:t>
       </w:r>
-      <w:bookmarkEnd w:id="188"/>
-      <w:bookmarkEnd w:id="189"/>
-      <w:bookmarkEnd w:id="190"/>
-      <w:bookmarkEnd w:id="191"/>
-      <w:bookmarkEnd w:id="192"/>
-      <w:bookmarkEnd w:id="193"/>
-      <w:bookmarkEnd w:id="194"/>
+      <w:bookmarkEnd w:id="214"/>
+      <w:bookmarkEnd w:id="215"/>
+      <w:bookmarkEnd w:id="216"/>
+      <w:bookmarkEnd w:id="217"/>
+      <w:bookmarkEnd w:id="218"/>
+      <w:bookmarkEnd w:id="219"/>
+      <w:bookmarkEnd w:id="220"/>
+      <w:bookmarkEnd w:id="221"/>
       <w:r>
         <w:t xml:space="preserve"> </w:t>
       </w:r>
@@ -13017,14 +12971,14 @@
       <w:pPr>
         <w:pStyle w:val="Ttulo2"/>
       </w:pPr>
-      <w:bookmarkStart w:id="195" w:name="_Toc213698708"/>
+      <w:bookmarkStart w:id="222" w:name="_Toc213781959"/>
       <w:r>
         <w:t>Prueba unitaria CU N°</w:t>
       </w:r>
       <w:r>
         <w:t>7.1</w:t>
       </w:r>
-      <w:bookmarkEnd w:id="195"/>
+      <w:bookmarkEnd w:id="222"/>
     </w:p>
     <w:p/>
     <w:p>
@@ -13047,16 +13001,18 @@
         <w:pStyle w:val="Descripcin"/>
         <w:keepNext/>
       </w:pPr>
-      <w:bookmarkStart w:id="196" w:name="_Toc213698756"/>
-      <w:bookmarkStart w:id="197" w:name="_Toc213698790"/>
+      <w:bookmarkStart w:id="223" w:name="_Toc213698756"/>
+      <w:bookmarkStart w:id="224" w:name="_Toc213698790"/>
+      <w:bookmarkStart w:id="225" w:name="_Toc213782048"/>
       <w:r>
         <w:t xml:space="preserve">Tabla 7.1 </w:t>
       </w:r>
       <w:r>
         <w:t>Caso de uso N°7.1, Generando gráfico con métricas de asistencia</w:t>
       </w:r>
-      <w:bookmarkEnd w:id="196"/>
-      <w:bookmarkEnd w:id="197"/>
+      <w:bookmarkEnd w:id="223"/>
+      <w:bookmarkEnd w:id="224"/>
+      <w:bookmarkEnd w:id="225"/>
     </w:p>
     <w:p>
       <w:pPr>
@@ -13388,14 +13344,15 @@
         <w:pStyle w:val="Descripcin"/>
         <w:keepNext/>
       </w:pPr>
-      <w:bookmarkStart w:id="198" w:name="_Toc200854229"/>
-      <w:bookmarkStart w:id="199" w:name="_Toc201172448"/>
-      <w:bookmarkStart w:id="200" w:name="_Toc201199636"/>
-      <w:bookmarkStart w:id="201" w:name="_Toc201199725"/>
-      <w:bookmarkStart w:id="202" w:name="_Toc212539470"/>
-      <w:bookmarkStart w:id="203" w:name="_Toc212539524"/>
-      <w:bookmarkStart w:id="204" w:name="_Toc213698757"/>
-      <w:bookmarkStart w:id="205" w:name="_Toc213698791"/>
+      <w:bookmarkStart w:id="226" w:name="_Toc200854229"/>
+      <w:bookmarkStart w:id="227" w:name="_Toc201172448"/>
+      <w:bookmarkStart w:id="228" w:name="_Toc201199636"/>
+      <w:bookmarkStart w:id="229" w:name="_Toc201199725"/>
+      <w:bookmarkStart w:id="230" w:name="_Toc212539470"/>
+      <w:bookmarkStart w:id="231" w:name="_Toc212539524"/>
+      <w:bookmarkStart w:id="232" w:name="_Toc213698757"/>
+      <w:bookmarkStart w:id="233" w:name="_Toc213698791"/>
+      <w:bookmarkStart w:id="234" w:name="_Toc213782049"/>
       <w:r>
         <w:t xml:space="preserve">Figura </w:t>
       </w:r>
@@ -13438,14 +13395,15 @@
       <w:r>
         <w:t>”</w:t>
       </w:r>
-      <w:bookmarkEnd w:id="198"/>
-      <w:bookmarkEnd w:id="199"/>
-      <w:bookmarkEnd w:id="200"/>
-      <w:bookmarkEnd w:id="201"/>
-      <w:bookmarkEnd w:id="202"/>
-      <w:bookmarkEnd w:id="203"/>
-      <w:bookmarkEnd w:id="204"/>
-      <w:bookmarkEnd w:id="205"/>
+      <w:bookmarkEnd w:id="226"/>
+      <w:bookmarkEnd w:id="227"/>
+      <w:bookmarkEnd w:id="228"/>
+      <w:bookmarkEnd w:id="229"/>
+      <w:bookmarkEnd w:id="230"/>
+      <w:bookmarkEnd w:id="231"/>
+      <w:bookmarkEnd w:id="232"/>
+      <w:bookmarkEnd w:id="233"/>
+      <w:bookmarkEnd w:id="234"/>
     </w:p>
     <w:p/>
     <w:p>
@@ -13558,14 +13516,14 @@
       <w:pPr>
         <w:pStyle w:val="Ttulo2"/>
       </w:pPr>
-      <w:bookmarkStart w:id="206" w:name="_Toc213698709"/>
+      <w:bookmarkStart w:id="235" w:name="_Toc213781960"/>
       <w:r>
         <w:t>Prueba unitaria CU N°</w:t>
       </w:r>
       <w:r>
         <w:t>7.3</w:t>
       </w:r>
-      <w:bookmarkEnd w:id="206"/>
+      <w:bookmarkEnd w:id="235"/>
     </w:p>
     <w:p>
       <w:pPr>
@@ -13598,8 +13556,9 @@
         <w:pStyle w:val="Descripcin"/>
         <w:keepNext/>
       </w:pPr>
-      <w:bookmarkStart w:id="207" w:name="_Toc213698758"/>
-      <w:bookmarkStart w:id="208" w:name="_Toc213698792"/>
+      <w:bookmarkStart w:id="236" w:name="_Toc213698758"/>
+      <w:bookmarkStart w:id="237" w:name="_Toc213698792"/>
+      <w:bookmarkStart w:id="238" w:name="_Toc213782050"/>
       <w:r>
         <w:t xml:space="preserve">Tabla </w:t>
       </w:r>
@@ -13612,8 +13571,9 @@
       <w:r>
         <w:t xml:space="preserve"> de uso N°7.3, visualizando lista con empleados inasistentes</w:t>
       </w:r>
-      <w:bookmarkEnd w:id="207"/>
-      <w:bookmarkEnd w:id="208"/>
+      <w:bookmarkEnd w:id="236"/>
+      <w:bookmarkEnd w:id="237"/>
+      <w:bookmarkEnd w:id="238"/>
     </w:p>
     <w:p>
       <w:pPr>
@@ -13876,7 +13836,19 @@
         </w:numPr>
       </w:pPr>
       <w:r>
-        <w:t>Al presionar el botón genera la tabla de inasistencia, el sistema carga de manera correcta la tabla de las persona ausentes del dia actual.</w:t>
+        <w:t>Al presionar el botón genera la tabla de inasistencia, el sistema carga de manera correcta la tabla de las persona</w:t>
+      </w:r>
+      <w:r>
+        <w:t>s</w:t>
+      </w:r>
+      <w:r>
+        <w:t xml:space="preserve"> ausentes del d</w:t>
+      </w:r>
+      <w:r>
+        <w:t>í</w:t>
+      </w:r>
+      <w:r>
+        <w:t>a actual.</w:t>
       </w:r>
     </w:p>
     <w:p>
@@ -13967,10 +13939,11 @@
         <w:pStyle w:val="Descripcin"/>
         <w:keepNext/>
       </w:pPr>
-      <w:bookmarkStart w:id="209" w:name="_Toc212539472"/>
-      <w:bookmarkStart w:id="210" w:name="_Toc212539526"/>
-      <w:bookmarkStart w:id="211" w:name="_Toc213698759"/>
-      <w:bookmarkStart w:id="212" w:name="_Toc213698793"/>
+      <w:bookmarkStart w:id="239" w:name="_Toc212539472"/>
+      <w:bookmarkStart w:id="240" w:name="_Toc212539526"/>
+      <w:bookmarkStart w:id="241" w:name="_Toc213698759"/>
+      <w:bookmarkStart w:id="242" w:name="_Toc213698793"/>
+      <w:bookmarkStart w:id="243" w:name="_Toc213782051"/>
       <w:r>
         <w:t xml:space="preserve">Figura </w:t>
       </w:r>
@@ -14013,10 +13986,11 @@
       <w:r>
         <w:t>”</w:t>
       </w:r>
-      <w:bookmarkEnd w:id="209"/>
-      <w:bookmarkEnd w:id="210"/>
-      <w:bookmarkEnd w:id="211"/>
-      <w:bookmarkEnd w:id="212"/>
+      <w:bookmarkEnd w:id="239"/>
+      <w:bookmarkEnd w:id="240"/>
+      <w:bookmarkEnd w:id="241"/>
+      <w:bookmarkEnd w:id="242"/>
+      <w:bookmarkEnd w:id="243"/>
     </w:p>
     <w:p>
       <w:pPr>
@@ -14130,13 +14104,14 @@
       <w:pPr>
         <w:pStyle w:val="Ttulo1"/>
       </w:pPr>
-      <w:bookmarkStart w:id="213" w:name="_Toc201199654"/>
-      <w:bookmarkStart w:id="214" w:name="_Toc201199743"/>
-      <w:bookmarkStart w:id="215" w:name="_Toc211609263"/>
-      <w:bookmarkStart w:id="216" w:name="_Toc212539477"/>
-      <w:bookmarkStart w:id="217" w:name="_Toc213698710"/>
-      <w:bookmarkStart w:id="218" w:name="_Toc213698760"/>
-      <w:bookmarkStart w:id="219" w:name="_Toc213698794"/>
+      <w:bookmarkStart w:id="244" w:name="_Toc201199654"/>
+      <w:bookmarkStart w:id="245" w:name="_Toc201199743"/>
+      <w:bookmarkStart w:id="246" w:name="_Toc211609263"/>
+      <w:bookmarkStart w:id="247" w:name="_Toc212539477"/>
+      <w:bookmarkStart w:id="248" w:name="_Toc213698760"/>
+      <w:bookmarkStart w:id="249" w:name="_Toc213698794"/>
+      <w:bookmarkStart w:id="250" w:name="_Toc213781961"/>
+      <w:bookmarkStart w:id="251" w:name="_Toc213782052"/>
       <w:r>
         <w:lastRenderedPageBreak/>
         <w:t xml:space="preserve">SPRINT </w:t>
@@ -14144,13 +14119,14 @@
       <w:r>
         <w:t>REVIEW</w:t>
       </w:r>
-      <w:bookmarkEnd w:id="213"/>
-      <w:bookmarkEnd w:id="214"/>
-      <w:bookmarkEnd w:id="215"/>
-      <w:bookmarkEnd w:id="216"/>
-      <w:bookmarkEnd w:id="217"/>
-      <w:bookmarkEnd w:id="218"/>
-      <w:bookmarkEnd w:id="219"/>
+      <w:bookmarkEnd w:id="244"/>
+      <w:bookmarkEnd w:id="245"/>
+      <w:bookmarkEnd w:id="246"/>
+      <w:bookmarkEnd w:id="247"/>
+      <w:bookmarkEnd w:id="248"/>
+      <w:bookmarkEnd w:id="249"/>
+      <w:bookmarkEnd w:id="250"/>
+      <w:bookmarkEnd w:id="251"/>
       <w:r>
         <w:t xml:space="preserve"> </w:t>
       </w:r>
@@ -14160,11 +14136,11 @@
       <w:pPr>
         <w:pStyle w:val="Ttulo2"/>
       </w:pPr>
-      <w:bookmarkStart w:id="220" w:name="_Toc213698711"/>
+      <w:bookmarkStart w:id="252" w:name="_Toc213781962"/>
       <w:r>
         <w:t>Backlog Review</w:t>
       </w:r>
-      <w:bookmarkEnd w:id="220"/>
+      <w:bookmarkEnd w:id="252"/>
     </w:p>
     <w:p>
       <w:pPr>
@@ -14212,14 +14188,15 @@
       <w:pPr>
         <w:pStyle w:val="Descripcin"/>
       </w:pPr>
-      <w:bookmarkStart w:id="221" w:name="_Toc200854101"/>
-      <w:bookmarkStart w:id="222" w:name="_Toc201172385"/>
-      <w:bookmarkStart w:id="223" w:name="_Toc201199655"/>
-      <w:bookmarkStart w:id="224" w:name="_Toc201199744"/>
-      <w:bookmarkStart w:id="225" w:name="_Toc211609264"/>
-      <w:bookmarkStart w:id="226" w:name="_Toc212539478"/>
-      <w:bookmarkStart w:id="227" w:name="_Toc213698761"/>
-      <w:bookmarkStart w:id="228" w:name="_Toc213698795"/>
+      <w:bookmarkStart w:id="253" w:name="_Toc200854101"/>
+      <w:bookmarkStart w:id="254" w:name="_Toc201172385"/>
+      <w:bookmarkStart w:id="255" w:name="_Toc201199655"/>
+      <w:bookmarkStart w:id="256" w:name="_Toc201199744"/>
+      <w:bookmarkStart w:id="257" w:name="_Toc211609264"/>
+      <w:bookmarkStart w:id="258" w:name="_Toc212539478"/>
+      <w:bookmarkStart w:id="259" w:name="_Toc213698761"/>
+      <w:bookmarkStart w:id="260" w:name="_Toc213698795"/>
+      <w:bookmarkStart w:id="261" w:name="_Toc213782053"/>
       <w:r>
         <w:t xml:space="preserve">Tabla </w:t>
       </w:r>
@@ -14289,14 +14266,15 @@
       <w:r>
         <w:t xml:space="preserve"> Sprint Backlog Review</w:t>
       </w:r>
-      <w:bookmarkEnd w:id="221"/>
-      <w:bookmarkEnd w:id="222"/>
-      <w:bookmarkEnd w:id="223"/>
-      <w:bookmarkEnd w:id="224"/>
-      <w:bookmarkEnd w:id="225"/>
-      <w:bookmarkEnd w:id="226"/>
-      <w:bookmarkEnd w:id="227"/>
-      <w:bookmarkEnd w:id="228"/>
+      <w:bookmarkEnd w:id="253"/>
+      <w:bookmarkEnd w:id="254"/>
+      <w:bookmarkEnd w:id="255"/>
+      <w:bookmarkEnd w:id="256"/>
+      <w:bookmarkEnd w:id="257"/>
+      <w:bookmarkEnd w:id="258"/>
+      <w:bookmarkEnd w:id="259"/>
+      <w:bookmarkEnd w:id="260"/>
+      <w:bookmarkEnd w:id="261"/>
     </w:p>
     <w:p>
       <w:pPr>
@@ -14363,7 +14341,7 @@
       <w:pPr>
         <w:pStyle w:val="Ttulo2"/>
       </w:pPr>
-      <w:bookmarkStart w:id="229" w:name="_Toc213698712"/>
+      <w:bookmarkStart w:id="262" w:name="_Toc213781963"/>
       <w:r>
         <w:t>Tabla</w:t>
       </w:r>
@@ -14373,7 +14351,7 @@
       <w:r>
         <w:t>esfuerzo</w:t>
       </w:r>
-      <w:bookmarkEnd w:id="229"/>
+      <w:bookmarkEnd w:id="262"/>
     </w:p>
     <w:p/>
     <w:p>
@@ -14413,14 +14391,15 @@
       <w:pPr>
         <w:pStyle w:val="Descripcin"/>
       </w:pPr>
-      <w:bookmarkStart w:id="230" w:name="_Toc200854102"/>
-      <w:bookmarkStart w:id="231" w:name="_Toc201172386"/>
-      <w:bookmarkStart w:id="232" w:name="_Toc201199656"/>
-      <w:bookmarkStart w:id="233" w:name="_Toc201199745"/>
-      <w:bookmarkStart w:id="234" w:name="_Toc211609265"/>
-      <w:bookmarkStart w:id="235" w:name="_Toc212539479"/>
-      <w:bookmarkStart w:id="236" w:name="_Toc213698762"/>
-      <w:bookmarkStart w:id="237" w:name="_Toc213698796"/>
+      <w:bookmarkStart w:id="263" w:name="_Toc200854102"/>
+      <w:bookmarkStart w:id="264" w:name="_Toc201172386"/>
+      <w:bookmarkStart w:id="265" w:name="_Toc201199656"/>
+      <w:bookmarkStart w:id="266" w:name="_Toc201199745"/>
+      <w:bookmarkStart w:id="267" w:name="_Toc211609265"/>
+      <w:bookmarkStart w:id="268" w:name="_Toc212539479"/>
+      <w:bookmarkStart w:id="269" w:name="_Toc213698762"/>
+      <w:bookmarkStart w:id="270" w:name="_Toc213698796"/>
+      <w:bookmarkStart w:id="271" w:name="_Toc213782054"/>
       <w:r>
         <w:t xml:space="preserve">Tabla </w:t>
       </w:r>
@@ -14490,14 +14469,15 @@
       <w:r>
         <w:t xml:space="preserve"> Tabla de esfuerzo</w:t>
       </w:r>
-      <w:bookmarkEnd w:id="230"/>
-      <w:bookmarkEnd w:id="231"/>
-      <w:bookmarkEnd w:id="232"/>
-      <w:bookmarkEnd w:id="233"/>
-      <w:bookmarkEnd w:id="234"/>
-      <w:bookmarkEnd w:id="235"/>
-      <w:bookmarkEnd w:id="236"/>
-      <w:bookmarkEnd w:id="237"/>
+      <w:bookmarkEnd w:id="263"/>
+      <w:bookmarkEnd w:id="264"/>
+      <w:bookmarkEnd w:id="265"/>
+      <w:bookmarkEnd w:id="266"/>
+      <w:bookmarkEnd w:id="267"/>
+      <w:bookmarkEnd w:id="268"/>
+      <w:bookmarkEnd w:id="269"/>
+      <w:bookmarkEnd w:id="270"/>
+      <w:bookmarkEnd w:id="271"/>
     </w:p>
     <w:p>
       <w:pPr>
@@ -14564,7 +14544,7 @@
       <w:pPr>
         <w:pStyle w:val="Ttulo2"/>
       </w:pPr>
-      <w:bookmarkStart w:id="238" w:name="_Toc213698713"/>
+      <w:bookmarkStart w:id="272" w:name="_Toc213781964"/>
       <w:r>
         <w:t>Gráfico</w:t>
       </w:r>
@@ -14577,7 +14557,7 @@
       <w:r>
         <w:t>seguimiento</w:t>
       </w:r>
-      <w:bookmarkEnd w:id="238"/>
+      <w:bookmarkEnd w:id="272"/>
     </w:p>
     <w:p/>
     <w:p>
@@ -14623,11 +14603,11 @@
       <w:r>
         <w:t xml:space="preserve"> </w:t>
       </w:r>
-      <w:bookmarkStart w:id="239" w:name="_Toc213698714"/>
+      <w:bookmarkStart w:id="273" w:name="_Toc213781965"/>
       <w:r>
         <w:t>Burn down chart</w:t>
       </w:r>
-      <w:bookmarkEnd w:id="239"/>
+      <w:bookmarkEnd w:id="273"/>
     </w:p>
     <w:p/>
     <w:p>
@@ -14682,81 +14662,38 @@
       <w:pPr>
         <w:pStyle w:val="Descripcin"/>
       </w:pPr>
-      <w:bookmarkStart w:id="240" w:name="_Toc200854241"/>
-      <w:bookmarkStart w:id="241" w:name="_Toc201172461"/>
-      <w:bookmarkStart w:id="242" w:name="_Toc201199657"/>
-      <w:bookmarkStart w:id="243" w:name="_Toc201199746"/>
-      <w:bookmarkStart w:id="244" w:name="_Toc211609266"/>
-      <w:bookmarkStart w:id="245" w:name="_Toc212539480"/>
-      <w:bookmarkStart w:id="246" w:name="_Toc212539534"/>
-      <w:bookmarkStart w:id="247" w:name="_Toc213698763"/>
-      <w:bookmarkStart w:id="248" w:name="_Toc213698797"/>
+      <w:bookmarkStart w:id="274" w:name="_Toc200854241"/>
+      <w:bookmarkStart w:id="275" w:name="_Toc201172461"/>
+      <w:bookmarkStart w:id="276" w:name="_Toc201199657"/>
+      <w:bookmarkStart w:id="277" w:name="_Toc201199746"/>
+      <w:bookmarkStart w:id="278" w:name="_Toc211609266"/>
+      <w:bookmarkStart w:id="279" w:name="_Toc212539480"/>
+      <w:bookmarkStart w:id="280" w:name="_Toc212539534"/>
+      <w:bookmarkStart w:id="281" w:name="_Toc213698763"/>
+      <w:bookmarkStart w:id="282" w:name="_Toc213698797"/>
+      <w:bookmarkStart w:id="283" w:name="_Toc213782055"/>
       <w:r>
         <w:t xml:space="preserve">Figura </w:t>
       </w:r>
-      <w:r>
-        <w:rPr>
-          <w:noProof/>
-        </w:rPr>
-        <w:fldChar w:fldCharType="begin"/>
-      </w:r>
-      <w:r>
-        <w:rPr>
-          <w:noProof/>
-        </w:rPr>
-        <w:instrText xml:space="preserve"> STYLEREF 1 \s </w:instrText>
-      </w:r>
-      <w:r>
-        <w:rPr>
-          <w:noProof/>
-        </w:rPr>
-        <w:fldChar w:fldCharType="separate"/>
-      </w:r>
-      <w:r>
-        <w:rPr>
-          <w:noProof/>
-        </w:rPr>
-        <w:t>8</w:t>
-      </w:r>
-      <w:r>
-        <w:rPr>
-          <w:noProof/>
-        </w:rPr>
-        <w:fldChar w:fldCharType="end"/>
-      </w:r>
+      <w:fldSimple w:instr=" STYLEREF 1 \s ">
+        <w:r>
+          <w:rPr>
+            <w:noProof/>
+          </w:rPr>
+          <w:t>8</w:t>
+        </w:r>
+      </w:fldSimple>
       <w:r>
         <w:t>.</w:t>
       </w:r>
-      <w:r>
-        <w:rPr>
-          <w:noProof/>
-        </w:rPr>
-        <w:fldChar w:fldCharType="begin"/>
-      </w:r>
-      <w:r>
-        <w:rPr>
-          <w:noProof/>
-        </w:rPr>
-        <w:instrText xml:space="preserve"> SEQ Figura \* ARABIC \s 1 </w:instrText>
-      </w:r>
-      <w:r>
-        <w:rPr>
-          <w:noProof/>
-        </w:rPr>
-        <w:fldChar w:fldCharType="separate"/>
-      </w:r>
-      <w:r>
-        <w:rPr>
-          <w:noProof/>
-        </w:rPr>
-        <w:t>1</w:t>
-      </w:r>
-      <w:r>
-        <w:rPr>
-          <w:noProof/>
-        </w:rPr>
-        <w:fldChar w:fldCharType="end"/>
-      </w:r>
+      <w:fldSimple w:instr=" SEQ Figura \* ARABIC \s 1 ">
+        <w:r>
+          <w:rPr>
+            <w:noProof/>
+          </w:rPr>
+          <w:t>1</w:t>
+        </w:r>
+      </w:fldSimple>
       <w:r>
         <w:t xml:space="preserve"> Gr</w:t>
       </w:r>
@@ -14775,15 +14712,16 @@
       <w:r>
         <w:t>del esfuerzo del equipo</w:t>
       </w:r>
-      <w:bookmarkEnd w:id="240"/>
-      <w:bookmarkEnd w:id="241"/>
-      <w:bookmarkEnd w:id="242"/>
-      <w:bookmarkEnd w:id="243"/>
-      <w:bookmarkEnd w:id="244"/>
-      <w:bookmarkEnd w:id="245"/>
-      <w:bookmarkEnd w:id="246"/>
-      <w:bookmarkEnd w:id="247"/>
-      <w:bookmarkEnd w:id="248"/>
+      <w:bookmarkEnd w:id="274"/>
+      <w:bookmarkEnd w:id="275"/>
+      <w:bookmarkEnd w:id="276"/>
+      <w:bookmarkEnd w:id="277"/>
+      <w:bookmarkEnd w:id="278"/>
+      <w:bookmarkEnd w:id="279"/>
+      <w:bookmarkEnd w:id="280"/>
+      <w:bookmarkEnd w:id="281"/>
+      <w:bookmarkEnd w:id="282"/>
+      <w:bookmarkEnd w:id="283"/>
     </w:p>
     <w:p>
       <w:pPr>
@@ -14844,7 +14782,7 @@
       <w:pPr>
         <w:pStyle w:val="Ttulo3"/>
       </w:pPr>
-      <w:bookmarkStart w:id="249" w:name="_Toc213698715"/>
+      <w:bookmarkStart w:id="284" w:name="_Toc213781966"/>
       <w:r>
         <w:lastRenderedPageBreak/>
         <w:t xml:space="preserve">Burn </w:t>
@@ -14855,7 +14793,7 @@
       <w:r>
         <w:t>p chart</w:t>
       </w:r>
-      <w:bookmarkEnd w:id="249"/>
+      <w:bookmarkEnd w:id="284"/>
     </w:p>
     <w:p/>
     <w:p>
@@ -14893,81 +14831,38 @@
         <w:pStyle w:val="Descripcin"/>
         <w:keepNext/>
       </w:pPr>
-      <w:bookmarkStart w:id="250" w:name="_Toc200854242"/>
-      <w:bookmarkStart w:id="251" w:name="_Toc201172462"/>
-      <w:bookmarkStart w:id="252" w:name="_Toc201199658"/>
-      <w:bookmarkStart w:id="253" w:name="_Toc201199747"/>
-      <w:bookmarkStart w:id="254" w:name="_Toc211609267"/>
-      <w:bookmarkStart w:id="255" w:name="_Toc212539481"/>
-      <w:bookmarkStart w:id="256" w:name="_Toc212539535"/>
-      <w:bookmarkStart w:id="257" w:name="_Toc213698764"/>
-      <w:bookmarkStart w:id="258" w:name="_Toc213698798"/>
+      <w:bookmarkStart w:id="285" w:name="_Toc200854242"/>
+      <w:bookmarkStart w:id="286" w:name="_Toc201172462"/>
+      <w:bookmarkStart w:id="287" w:name="_Toc201199658"/>
+      <w:bookmarkStart w:id="288" w:name="_Toc201199747"/>
+      <w:bookmarkStart w:id="289" w:name="_Toc211609267"/>
+      <w:bookmarkStart w:id="290" w:name="_Toc212539481"/>
+      <w:bookmarkStart w:id="291" w:name="_Toc212539535"/>
+      <w:bookmarkStart w:id="292" w:name="_Toc213698764"/>
+      <w:bookmarkStart w:id="293" w:name="_Toc213698798"/>
+      <w:bookmarkStart w:id="294" w:name="_Toc213782056"/>
       <w:r>
         <w:t xml:space="preserve">Figura </w:t>
       </w:r>
-      <w:r>
-        <w:rPr>
-          <w:noProof/>
-        </w:rPr>
-        <w:fldChar w:fldCharType="begin"/>
-      </w:r>
-      <w:r>
-        <w:rPr>
-          <w:noProof/>
-        </w:rPr>
-        <w:instrText xml:space="preserve"> STYLEREF 1 \s </w:instrText>
-      </w:r>
-      <w:r>
-        <w:rPr>
-          <w:noProof/>
-        </w:rPr>
-        <w:fldChar w:fldCharType="separate"/>
-      </w:r>
-      <w:r>
-        <w:rPr>
-          <w:noProof/>
-        </w:rPr>
-        <w:t>8</w:t>
-      </w:r>
-      <w:r>
-        <w:rPr>
-          <w:noProof/>
-        </w:rPr>
-        <w:fldChar w:fldCharType="end"/>
-      </w:r>
+      <w:fldSimple w:instr=" STYLEREF 1 \s ">
+        <w:r>
+          <w:rPr>
+            <w:noProof/>
+          </w:rPr>
+          <w:t>8</w:t>
+        </w:r>
+      </w:fldSimple>
       <w:r>
         <w:t>.</w:t>
       </w:r>
-      <w:r>
-        <w:rPr>
-          <w:noProof/>
-        </w:rPr>
-        <w:fldChar w:fldCharType="begin"/>
-      </w:r>
-      <w:r>
-        <w:rPr>
-          <w:noProof/>
-        </w:rPr>
-        <w:instrText xml:space="preserve"> SEQ Figura \* ARABIC \s 1 </w:instrText>
-      </w:r>
-      <w:r>
-        <w:rPr>
-          <w:noProof/>
-        </w:rPr>
-        <w:fldChar w:fldCharType="separate"/>
-      </w:r>
-      <w:r>
-        <w:rPr>
-          <w:noProof/>
-        </w:rPr>
-        <w:t>2</w:t>
-      </w:r>
-      <w:r>
-        <w:rPr>
-          <w:noProof/>
-        </w:rPr>
-        <w:fldChar w:fldCharType="end"/>
-      </w:r>
+      <w:fldSimple w:instr=" SEQ Figura \* ARABIC \s 1 ">
+        <w:r>
+          <w:rPr>
+            <w:noProof/>
+          </w:rPr>
+          <w:t>2</w:t>
+        </w:r>
+      </w:fldSimple>
       <w:r>
         <w:t xml:space="preserve"> </w:t>
       </w:r>
@@ -14986,15 +14881,16 @@
       <w:r>
         <w:t>-Up del esfuerzo del equipo</w:t>
       </w:r>
-      <w:bookmarkEnd w:id="250"/>
-      <w:bookmarkEnd w:id="251"/>
-      <w:bookmarkEnd w:id="252"/>
-      <w:bookmarkEnd w:id="253"/>
-      <w:bookmarkEnd w:id="254"/>
-      <w:bookmarkEnd w:id="255"/>
-      <w:bookmarkEnd w:id="256"/>
-      <w:bookmarkEnd w:id="257"/>
-      <w:bookmarkEnd w:id="258"/>
+      <w:bookmarkEnd w:id="285"/>
+      <w:bookmarkEnd w:id="286"/>
+      <w:bookmarkEnd w:id="287"/>
+      <w:bookmarkEnd w:id="288"/>
+      <w:bookmarkEnd w:id="289"/>
+      <w:bookmarkEnd w:id="290"/>
+      <w:bookmarkEnd w:id="291"/>
+      <w:bookmarkEnd w:id="292"/>
+      <w:bookmarkEnd w:id="293"/>
+      <w:bookmarkEnd w:id="294"/>
     </w:p>
     <w:p>
       <w:pPr>
@@ -15086,11 +14982,11 @@
       <w:pPr>
         <w:pStyle w:val="Ttulo3"/>
       </w:pPr>
-      <w:bookmarkStart w:id="259" w:name="_Toc213698716"/>
+      <w:bookmarkStart w:id="295" w:name="_Toc213781967"/>
       <w:r>
         <w:t>Velocidad del equipó</w:t>
       </w:r>
-      <w:bookmarkEnd w:id="259"/>
+      <w:bookmarkEnd w:id="295"/>
     </w:p>
     <w:p/>
     <w:p>
@@ -15131,93 +15027,51 @@
         <w:pStyle w:val="Descripcin"/>
         <w:keepNext/>
       </w:pPr>
-      <w:bookmarkStart w:id="260" w:name="_Toc200854243"/>
-      <w:bookmarkStart w:id="261" w:name="_Toc201172463"/>
-      <w:bookmarkStart w:id="262" w:name="_Toc201199659"/>
-      <w:bookmarkStart w:id="263" w:name="_Toc201199748"/>
-      <w:bookmarkStart w:id="264" w:name="_Toc211609268"/>
-      <w:bookmarkStart w:id="265" w:name="_Toc212539482"/>
-      <w:bookmarkStart w:id="266" w:name="_Toc212539536"/>
-      <w:bookmarkStart w:id="267" w:name="_Toc213698765"/>
-      <w:bookmarkStart w:id="268" w:name="_Toc213698799"/>
+      <w:bookmarkStart w:id="296" w:name="_Toc200854243"/>
+      <w:bookmarkStart w:id="297" w:name="_Toc201172463"/>
+      <w:bookmarkStart w:id="298" w:name="_Toc201199659"/>
+      <w:bookmarkStart w:id="299" w:name="_Toc201199748"/>
+      <w:bookmarkStart w:id="300" w:name="_Toc211609268"/>
+      <w:bookmarkStart w:id="301" w:name="_Toc212539482"/>
+      <w:bookmarkStart w:id="302" w:name="_Toc212539536"/>
+      <w:bookmarkStart w:id="303" w:name="_Toc213698765"/>
+      <w:bookmarkStart w:id="304" w:name="_Toc213698799"/>
+      <w:bookmarkStart w:id="305" w:name="_Toc213782057"/>
       <w:r>
         <w:t xml:space="preserve">Figura </w:t>
       </w:r>
-      <w:r>
-        <w:rPr>
-          <w:noProof/>
-        </w:rPr>
-        <w:fldChar w:fldCharType="begin"/>
-      </w:r>
-      <w:r>
-        <w:rPr>
-          <w:noProof/>
-        </w:rPr>
-        <w:instrText xml:space="preserve"> STYLEREF 1 \s </w:instrText>
-      </w:r>
-      <w:r>
-        <w:rPr>
-          <w:noProof/>
-        </w:rPr>
-        <w:fldChar w:fldCharType="separate"/>
-      </w:r>
-      <w:r>
-        <w:rPr>
-          <w:noProof/>
-        </w:rPr>
-        <w:t>8</w:t>
-      </w:r>
-      <w:r>
-        <w:rPr>
-          <w:noProof/>
-        </w:rPr>
-        <w:fldChar w:fldCharType="end"/>
-      </w:r>
+      <w:fldSimple w:instr=" STYLEREF 1 \s ">
+        <w:r>
+          <w:rPr>
+            <w:noProof/>
+          </w:rPr>
+          <w:t>8</w:t>
+        </w:r>
+      </w:fldSimple>
       <w:r>
         <w:t>.</w:t>
       </w:r>
-      <w:r>
-        <w:rPr>
-          <w:noProof/>
-        </w:rPr>
-        <w:fldChar w:fldCharType="begin"/>
-      </w:r>
-      <w:r>
-        <w:rPr>
-          <w:noProof/>
-        </w:rPr>
-        <w:instrText xml:space="preserve"> SEQ Figura \* ARABIC \s 1 </w:instrText>
-      </w:r>
-      <w:r>
-        <w:rPr>
-          <w:noProof/>
-        </w:rPr>
-        <w:fldChar w:fldCharType="separate"/>
-      </w:r>
-      <w:r>
-        <w:rPr>
-          <w:noProof/>
-        </w:rPr>
-        <w:t>3</w:t>
-      </w:r>
-      <w:r>
-        <w:rPr>
-          <w:noProof/>
-        </w:rPr>
-        <w:fldChar w:fldCharType="end"/>
-      </w:r>
+      <w:fldSimple w:instr=" SEQ Figura \* ARABIC \s 1 ">
+        <w:r>
+          <w:rPr>
+            <w:noProof/>
+          </w:rPr>
+          <w:t>3</w:t>
+        </w:r>
+      </w:fldSimple>
       <w:r>
         <w:t xml:space="preserve"> Velocidad del equipo</w:t>
       </w:r>
-      <w:bookmarkEnd w:id="260"/>
-      <w:bookmarkEnd w:id="261"/>
-      <w:bookmarkEnd w:id="262"/>
-      <w:bookmarkEnd w:id="263"/>
-      <w:bookmarkEnd w:id="264"/>
-      <w:bookmarkEnd w:id="265"/>
-      <w:bookmarkEnd w:id="266"/>
-      <w:bookmarkEnd w:id="267"/>
-      <w:bookmarkEnd w:id="268"/>
+      <w:bookmarkEnd w:id="296"/>
+      <w:bookmarkEnd w:id="297"/>
+      <w:bookmarkEnd w:id="298"/>
+      <w:bookmarkEnd w:id="299"/>
+      <w:bookmarkEnd w:id="300"/>
+      <w:bookmarkEnd w:id="301"/>
+      <w:bookmarkEnd w:id="302"/>
+      <w:bookmarkEnd w:id="303"/>
+      <w:bookmarkEnd w:id="304"/>
+      <w:bookmarkEnd w:id="305"/>
     </w:p>
     <w:p>
       <w:pPr>
@@ -15296,12 +15150,12 @@
       <w:r>
         <w:br w:type="page"/>
       </w:r>
-      <w:bookmarkStart w:id="269" w:name="_Toc213698717"/>
+      <w:bookmarkStart w:id="306" w:name="_Toc213781968"/>
       <w:r>
         <w:lastRenderedPageBreak/>
         <w:t>Retrospectiva</w:t>
       </w:r>
-      <w:bookmarkEnd w:id="269"/>
+      <w:bookmarkEnd w:id="306"/>
     </w:p>
     <w:p/>
     <w:p>
@@ -15324,11 +15178,11 @@
       <w:pPr>
         <w:pStyle w:val="Ttulo3"/>
       </w:pPr>
-      <w:bookmarkStart w:id="270" w:name="_Toc213698718"/>
+      <w:bookmarkStart w:id="307" w:name="_Toc213781969"/>
       <w:r>
         <w:t>Plan de mejora</w:t>
       </w:r>
-      <w:bookmarkEnd w:id="270"/>
+      <w:bookmarkEnd w:id="307"/>
     </w:p>
     <w:p/>
     <w:p>
@@ -15347,14 +15201,15 @@
         <w:pStyle w:val="Descripcin"/>
         <w:keepNext/>
       </w:pPr>
-      <w:bookmarkStart w:id="271" w:name="_Toc200854106"/>
-      <w:bookmarkStart w:id="272" w:name="_Toc201172390"/>
-      <w:bookmarkStart w:id="273" w:name="_Toc201199660"/>
-      <w:bookmarkStart w:id="274" w:name="_Toc201199749"/>
-      <w:bookmarkStart w:id="275" w:name="_Toc211609269"/>
-      <w:bookmarkStart w:id="276" w:name="_Toc212539483"/>
-      <w:bookmarkStart w:id="277" w:name="_Toc213698766"/>
-      <w:bookmarkStart w:id="278" w:name="_Toc213698800"/>
+      <w:bookmarkStart w:id="308" w:name="_Toc200854106"/>
+      <w:bookmarkStart w:id="309" w:name="_Toc201172390"/>
+      <w:bookmarkStart w:id="310" w:name="_Toc201199660"/>
+      <w:bookmarkStart w:id="311" w:name="_Toc201199749"/>
+      <w:bookmarkStart w:id="312" w:name="_Toc211609269"/>
+      <w:bookmarkStart w:id="313" w:name="_Toc212539483"/>
+      <w:bookmarkStart w:id="314" w:name="_Toc213698766"/>
+      <w:bookmarkStart w:id="315" w:name="_Toc213698800"/>
+      <w:bookmarkStart w:id="316" w:name="_Toc213782058"/>
       <w:r>
         <w:lastRenderedPageBreak/>
         <w:t xml:space="preserve">Tabla </w:t>
@@ -15425,14 +15280,15 @@
       <w:r>
         <w:t xml:space="preserve"> “Plan de mejora”</w:t>
       </w:r>
-      <w:bookmarkEnd w:id="271"/>
-      <w:bookmarkEnd w:id="272"/>
-      <w:bookmarkEnd w:id="273"/>
-      <w:bookmarkEnd w:id="274"/>
-      <w:bookmarkEnd w:id="275"/>
-      <w:bookmarkEnd w:id="276"/>
-      <w:bookmarkEnd w:id="277"/>
-      <w:bookmarkEnd w:id="278"/>
+      <w:bookmarkEnd w:id="308"/>
+      <w:bookmarkEnd w:id="309"/>
+      <w:bookmarkEnd w:id="310"/>
+      <w:bookmarkEnd w:id="311"/>
+      <w:bookmarkEnd w:id="312"/>
+      <w:bookmarkEnd w:id="313"/>
+      <w:bookmarkEnd w:id="314"/>
+      <w:bookmarkEnd w:id="315"/>
+      <w:bookmarkEnd w:id="316"/>
     </w:p>
     <w:p>
       <w:pPr>
@@ -15496,24 +15352,26 @@
       <w:pPr>
         <w:pStyle w:val="Ttulo1"/>
       </w:pPr>
-      <w:bookmarkStart w:id="279" w:name="_Toc201199661"/>
-      <w:bookmarkStart w:id="280" w:name="_Toc201199750"/>
-      <w:bookmarkStart w:id="281" w:name="_Toc211609270"/>
-      <w:bookmarkStart w:id="282" w:name="_Toc212539484"/>
-      <w:bookmarkStart w:id="283" w:name="_Toc213698719"/>
-      <w:bookmarkStart w:id="284" w:name="_Toc213698767"/>
-      <w:bookmarkStart w:id="285" w:name="_Toc213698801"/>
+      <w:bookmarkStart w:id="317" w:name="_Toc201199661"/>
+      <w:bookmarkStart w:id="318" w:name="_Toc201199750"/>
+      <w:bookmarkStart w:id="319" w:name="_Toc211609270"/>
+      <w:bookmarkStart w:id="320" w:name="_Toc212539484"/>
+      <w:bookmarkStart w:id="321" w:name="_Toc213698767"/>
+      <w:bookmarkStart w:id="322" w:name="_Toc213698801"/>
+      <w:bookmarkStart w:id="323" w:name="_Toc213781970"/>
+      <w:bookmarkStart w:id="324" w:name="_Toc213782059"/>
       <w:r>
         <w:lastRenderedPageBreak/>
         <w:t>ANEXO</w:t>
       </w:r>
-      <w:bookmarkEnd w:id="279"/>
-      <w:bookmarkEnd w:id="280"/>
-      <w:bookmarkEnd w:id="281"/>
-      <w:bookmarkEnd w:id="282"/>
-      <w:bookmarkEnd w:id="283"/>
-      <w:bookmarkEnd w:id="284"/>
-      <w:bookmarkEnd w:id="285"/>
+      <w:bookmarkEnd w:id="317"/>
+      <w:bookmarkEnd w:id="318"/>
+      <w:bookmarkEnd w:id="319"/>
+      <w:bookmarkEnd w:id="320"/>
+      <w:bookmarkEnd w:id="321"/>
+      <w:bookmarkEnd w:id="322"/>
+      <w:bookmarkEnd w:id="323"/>
+      <w:bookmarkEnd w:id="324"/>
     </w:p>
     <w:p/>
     <w:p/>
@@ -15521,14 +15379,14 @@
       <w:pPr>
         <w:pStyle w:val="Ttulo2"/>
       </w:pPr>
-      <w:bookmarkStart w:id="286" w:name="_Toc213698720"/>
+      <w:bookmarkStart w:id="325" w:name="_Toc213781971"/>
       <w:r>
         <w:t>Propuesta de solución</w:t>
       </w:r>
       <w:r>
         <w:t xml:space="preserve"> detallada</w:t>
       </w:r>
-      <w:bookmarkEnd w:id="286"/>
+      <w:bookmarkEnd w:id="325"/>
     </w:p>
     <w:p/>
     <w:p>
@@ -15603,11 +15461,11 @@
       <w:pPr>
         <w:pStyle w:val="Ttulo3"/>
       </w:pPr>
-      <w:bookmarkStart w:id="287" w:name="_Toc213698721"/>
+      <w:bookmarkStart w:id="326" w:name="_Toc213781972"/>
       <w:r>
         <w:t>Pila Tecnológica</w:t>
       </w:r>
-      <w:bookmarkEnd w:id="287"/>
+      <w:bookmarkEnd w:id="326"/>
       <w:r>
         <w:t xml:space="preserve"> </w:t>
       </w:r>
@@ -15652,7 +15510,7 @@
       <w:pPr>
         <w:pStyle w:val="Ttulo2"/>
       </w:pPr>
-      <w:bookmarkStart w:id="288" w:name="_Toc213698722"/>
+      <w:bookmarkStart w:id="327" w:name="_Toc213781973"/>
       <w:r>
         <w:t>V</w:t>
       </w:r>
@@ -15662,7 +15520,7 @@
       <w:r>
         <w:t>de proceso</w:t>
       </w:r>
-      <w:bookmarkEnd w:id="288"/>
+      <w:bookmarkEnd w:id="327"/>
     </w:p>
     <w:p/>
     <w:p>
@@ -15774,14 +15632,14 @@
       <w:pPr>
         <w:pStyle w:val="Ttulo2"/>
       </w:pPr>
-      <w:bookmarkStart w:id="289" w:name="_Toc213698723"/>
+      <w:bookmarkStart w:id="328" w:name="_Toc213781974"/>
       <w:r>
         <w:t>Vi</w:t>
       </w:r>
       <w:r>
         <w:t>sta componentes</w:t>
       </w:r>
-      <w:bookmarkEnd w:id="289"/>
+      <w:bookmarkEnd w:id="328"/>
     </w:p>
     <w:p/>
     <w:p>
@@ -16065,14 +15923,14 @@
       <w:pPr>
         <w:pStyle w:val="Ttulo2"/>
       </w:pPr>
-      <w:bookmarkStart w:id="290" w:name="_Toc213698724"/>
+      <w:bookmarkStart w:id="329" w:name="_Toc213781975"/>
       <w:r>
         <w:t>Diagrama de clases</w:t>
       </w:r>
       <w:r>
         <w:t xml:space="preserve"> y modelado de datos</w:t>
       </w:r>
-      <w:bookmarkEnd w:id="290"/>
+      <w:bookmarkEnd w:id="329"/>
     </w:p>
     <w:p/>
     <w:p>
@@ -16470,7 +16328,7 @@
       <w:pPr>
         <w:pStyle w:val="Ttulo2"/>
       </w:pPr>
-      <w:bookmarkStart w:id="291" w:name="_Toc213698725"/>
+      <w:bookmarkStart w:id="330" w:name="_Toc213781976"/>
       <w:r>
         <w:t>Árbol de navegación</w:t>
       </w:r>
@@ -16483,7 +16341,7 @@
       <w:r>
         <w:t>ista del menú desplegable</w:t>
       </w:r>
-      <w:bookmarkEnd w:id="291"/>
+      <w:bookmarkEnd w:id="330"/>
     </w:p>
     <w:p/>
     <w:p>
@@ -16501,11 +16359,11 @@
       <w:pPr>
         <w:pStyle w:val="Ttulo2"/>
       </w:pPr>
-      <w:bookmarkStart w:id="292" w:name="_Toc213698726"/>
+      <w:bookmarkStart w:id="331" w:name="_Toc213781977"/>
       <w:r>
         <w:t>Tabla de esfuerzo</w:t>
       </w:r>
-      <w:bookmarkEnd w:id="292"/>
+      <w:bookmarkEnd w:id="331"/>
     </w:p>
     <w:p/>
     <w:p>
@@ -16548,11 +16406,11 @@
       <w:pPr>
         <w:pStyle w:val="Ttulo2"/>
       </w:pPr>
-      <w:bookmarkStart w:id="293" w:name="_Toc213698727"/>
+      <w:bookmarkStart w:id="332" w:name="_Toc213781978"/>
       <w:r>
         <w:t>Diagrama de despliegue</w:t>
       </w:r>
-      <w:bookmarkEnd w:id="293"/>
+      <w:bookmarkEnd w:id="332"/>
     </w:p>
     <w:p/>
     <w:p>
@@ -16592,24 +16450,26 @@
       <w:pPr>
         <w:pStyle w:val="Ttulo1"/>
       </w:pPr>
-      <w:bookmarkStart w:id="294" w:name="_Toc201199662"/>
-      <w:bookmarkStart w:id="295" w:name="_Toc201199751"/>
-      <w:bookmarkStart w:id="296" w:name="_Toc211609271"/>
-      <w:bookmarkStart w:id="297" w:name="_Toc212539485"/>
-      <w:bookmarkStart w:id="298" w:name="_Toc213698728"/>
-      <w:bookmarkStart w:id="299" w:name="_Toc213698768"/>
-      <w:bookmarkStart w:id="300" w:name="_Toc213698802"/>
+      <w:bookmarkStart w:id="333" w:name="_Toc201199662"/>
+      <w:bookmarkStart w:id="334" w:name="_Toc201199751"/>
+      <w:bookmarkStart w:id="335" w:name="_Toc211609271"/>
+      <w:bookmarkStart w:id="336" w:name="_Toc212539485"/>
+      <w:bookmarkStart w:id="337" w:name="_Toc213698768"/>
+      <w:bookmarkStart w:id="338" w:name="_Toc213698802"/>
+      <w:bookmarkStart w:id="339" w:name="_Toc213781979"/>
+      <w:bookmarkStart w:id="340" w:name="_Toc213782060"/>
       <w:r>
         <w:lastRenderedPageBreak/>
         <w:t>REFERENCIAS</w:t>
       </w:r>
-      <w:bookmarkEnd w:id="294"/>
-      <w:bookmarkEnd w:id="295"/>
-      <w:bookmarkEnd w:id="296"/>
-      <w:bookmarkEnd w:id="297"/>
-      <w:bookmarkEnd w:id="298"/>
-      <w:bookmarkEnd w:id="299"/>
-      <w:bookmarkEnd w:id="300"/>
+      <w:bookmarkEnd w:id="333"/>
+      <w:bookmarkEnd w:id="334"/>
+      <w:bookmarkEnd w:id="335"/>
+      <w:bookmarkEnd w:id="336"/>
+      <w:bookmarkEnd w:id="337"/>
+      <w:bookmarkEnd w:id="338"/>
+      <w:bookmarkEnd w:id="339"/>
+      <w:bookmarkEnd w:id="340"/>
     </w:p>
     <w:sdt>
       <w:sdtPr>
@@ -19347,6 +19207,7 @@
   <w:style w:type="character" w:default="1" w:styleId="Fuentedeprrafopredeter">
     <w:name w:val="Default Paragraph Font"/>
     <w:uiPriority w:val="1"/>
+    <w:semiHidden/>
     <w:unhideWhenUsed/>
   </w:style>
   <w:style w:type="table" w:default="1" w:styleId="Tablanormal">
@@ -20384,6 +20245,12 @@
 </file>
 
 <file path=customXml/item1.xml><?xml version="1.0" encoding="utf-8"?>
+<go:gDocsCustomXmlDataStorage xmlns:go="http://customooxmlschemas.google.com/" xmlns:r="http://schemas.openxmlformats.org/officeDocument/2006/relationships" uri="GoogleDocsCustomDataVersion2">
+  <go:docsCustomData xmlns:go="http://customooxmlschemas.google.com/" roundtripDataSignature="AMtx7mgzDLvJQrn/s3t721qKHDOuEhpMiQ==">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</go:docsCustomData>
+</go:gDocsCustomXmlDataStorage>
+</file>
+
+<file path=customXml/item2.xml><?xml version="1.0" encoding="utf-8"?>
 <b:Sources xmlns:b="http://schemas.openxmlformats.org/officeDocument/2006/bibliography" xmlns="http://schemas.openxmlformats.org/officeDocument/2006/bibliography" SelectedStyle="\APASixthEditionOfficeOnline.xsl" StyleName="APA" Version="6">
   <b:Source>
     <b:Tag>Eug25</b:Tag>
@@ -20472,25 +20339,19 @@
 </b:Sources>
 </file>
 
-<file path=customXml/item2.xml><?xml version="1.0" encoding="utf-8"?>
-<go:gDocsCustomXmlDataStorage xmlns:go="http://customooxmlschemas.google.com/" xmlns:r="http://schemas.openxmlformats.org/officeDocument/2006/relationships" uri="GoogleDocsCustomDataVersion2">
-  <go:docsCustomData xmlns:go="http://customooxmlschemas.google.com/" roundtripDataSignature="AMtx7mgzDLvJQrn/s3t721qKHDOuEhpMiQ==">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</go:docsCustomData>
-</go:gDocsCustomXmlDataStorage>
-</file>
-
 <file path=customXml/itemProps1.xml><?xml version="1.0" encoding="utf-8"?>
-<ds:datastoreItem xmlns:ds="http://schemas.openxmlformats.org/officeDocument/2006/customXml" ds:itemID="{030A59DB-B586-4A73-8AC7-DC8CCB90EE24}">
-  <ds:schemaRefs>
-    <ds:schemaRef ds:uri="http://schemas.openxmlformats.org/officeDocument/2006/bibliography"/>
-  </ds:schemaRefs>
-</ds:datastoreItem>
-</file>
-
-<file path=customXml/itemProps2.xml><?xml version="1.0" encoding="utf-8"?>
 <ds:datastoreItem xmlns:ds="http://schemas.openxmlformats.org/officeDocument/2006/customXml" ds:itemID="{11111111-1234-1234-1234-123412341234}">
   <ds:schemaRefs>
     <ds:schemaRef ds:uri="http://customooxmlschemas.google.com/"/>
     <ds:schemaRef ds:uri="http://schemas.openxmlformats.org/officeDocument/2006/relationships"/>
   </ds:schemaRefs>
 </ds:datastoreItem>
+</file>
+
+<file path=customXml/itemProps2.xml><?xml version="1.0" encoding="utf-8"?>
+<ds:datastoreItem xmlns:ds="http://schemas.openxmlformats.org/officeDocument/2006/customXml" ds:itemID="{030A59DB-B586-4A73-8AC7-DC8CCB90EE24}">
+  <ds:schemaRefs>
+    <ds:schemaRef ds:uri="http://schemas.openxmlformats.org/officeDocument/2006/bibliography"/>
+  </ds:schemaRefs>
+</ds:datastoreItem>
 </file>
--- a/INCREMENTO4/Documentos/Grupo 6 - Cuarto incremento Scrum++.docx
+++ b/INCREMENTO4/Documentos/Grupo 6 - Cuarto incremento Scrum++.docx
@@ -411,7 +411,7 @@
         </w:rPr>
         <w:fldChar w:fldCharType="separate"/>
       </w:r>
-      <w:hyperlink w:anchor="_Toc213698678" w:history="1">
+      <w:hyperlink w:anchor="_Toc213781929" w:history="1">
         <w:r>
           <w:rPr>
             <w:rStyle w:val="Hipervnculo"/>
@@ -438,7 +438,7 @@
             <w:noProof/>
             <w:webHidden/>
           </w:rPr>
-          <w:instrText xml:space="preserve"> PAGEREF _Toc213698678 \h </w:instrText>
+          <w:instrText xml:space="preserve"> PAGEREF _Toc213781929 \h </w:instrText>
         </w:r>
         <w:r>
           <w:rPr>
@@ -482,7 +482,7 @@
           <w14:ligatures w14:val="standardContextual"/>
         </w:rPr>
       </w:pPr>
-      <w:hyperlink w:anchor="_Toc213698679" w:history="1">
+      <w:hyperlink w:anchor="_Toc213781930" w:history="1">
         <w:r>
           <w:rPr>
             <w:rStyle w:val="Hipervnculo"/>
@@ -509,7 +509,7 @@
             <w:noProof/>
             <w:webHidden/>
           </w:rPr>
-          <w:instrText xml:space="preserve"> PAGEREF _Toc213698679 \h </w:instrText>
+          <w:instrText xml:space="preserve"> PAGEREF _Toc213781930 \h </w:instrText>
         </w:r>
         <w:r>
           <w:rPr>
@@ -551,7 +551,7 @@
           <w14:ligatures w14:val="standardContextual"/>
         </w:rPr>
       </w:pPr>
-      <w:hyperlink w:anchor="_Toc213698680" w:history="1">
+      <w:hyperlink w:anchor="_Toc213781931" w:history="1">
         <w:r>
           <w:rPr>
             <w:rStyle w:val="Hipervnculo"/>
@@ -595,7 +595,7 @@
             <w:noProof/>
             <w:webHidden/>
           </w:rPr>
-          <w:instrText xml:space="preserve"> PAGEREF _Toc213698680 \h </w:instrText>
+          <w:instrText xml:space="preserve"> PAGEREF _Toc213781931 \h </w:instrText>
         </w:r>
         <w:r>
           <w:rPr>
@@ -637,7 +637,7 @@
           <w14:ligatures w14:val="standardContextual"/>
         </w:rPr>
       </w:pPr>
-      <w:hyperlink w:anchor="_Toc213698681" w:history="1">
+      <w:hyperlink w:anchor="_Toc213781932" w:history="1">
         <w:r>
           <w:rPr>
             <w:rStyle w:val="Hipervnculo"/>
@@ -681,7 +681,7 @@
             <w:noProof/>
             <w:webHidden/>
           </w:rPr>
-          <w:instrText xml:space="preserve"> PAGEREF _Toc213698681 \h </w:instrText>
+          <w:instrText xml:space="preserve"> PAGEREF _Toc213781932 \h </w:instrText>
         </w:r>
         <w:r>
           <w:rPr>
@@ -723,7 +723,7 @@
           <w14:ligatures w14:val="standardContextual"/>
         </w:rPr>
       </w:pPr>
-      <w:hyperlink w:anchor="_Toc213698682" w:history="1">
+      <w:hyperlink w:anchor="_Toc213781933" w:history="1">
         <w:r>
           <w:rPr>
             <w:rStyle w:val="Hipervnculo"/>
@@ -767,7 +767,7 @@
             <w:noProof/>
             <w:webHidden/>
           </w:rPr>
-          <w:instrText xml:space="preserve"> PAGEREF _Toc213698682 \h </w:instrText>
+          <w:instrText xml:space="preserve"> PAGEREF _Toc213781933 \h </w:instrText>
         </w:r>
         <w:r>
           <w:rPr>
@@ -809,7 +809,7 @@
           <w14:ligatures w14:val="standardContextual"/>
         </w:rPr>
       </w:pPr>
-      <w:hyperlink w:anchor="_Toc213698683" w:history="1">
+      <w:hyperlink w:anchor="_Toc213781934" w:history="1">
         <w:r>
           <w:rPr>
             <w:rStyle w:val="Hipervnculo"/>
@@ -853,7 +853,7 @@
             <w:noProof/>
             <w:webHidden/>
           </w:rPr>
-          <w:instrText xml:space="preserve"> PAGEREF _Toc213698683 \h </w:instrText>
+          <w:instrText xml:space="preserve"> PAGEREF _Toc213781934 \h </w:instrText>
         </w:r>
         <w:r>
           <w:rPr>
@@ -895,7 +895,7 @@
           <w14:ligatures w14:val="standardContextual"/>
         </w:rPr>
       </w:pPr>
-      <w:hyperlink w:anchor="_Toc213698684" w:history="1">
+      <w:hyperlink w:anchor="_Toc213781935" w:history="1">
         <w:r>
           <w:rPr>
             <w:rStyle w:val="Hipervnculo"/>
@@ -939,7 +939,7 @@
             <w:noProof/>
             <w:webHidden/>
           </w:rPr>
-          <w:instrText xml:space="preserve"> PAGEREF _Toc213698684 \h </w:instrText>
+          <w:instrText xml:space="preserve"> PAGEREF _Toc213781935 \h </w:instrText>
         </w:r>
         <w:r>
           <w:rPr>
@@ -983,7 +983,7 @@
           <w14:ligatures w14:val="standardContextual"/>
         </w:rPr>
       </w:pPr>
-      <w:hyperlink w:anchor="_Toc213698685" w:history="1">
+      <w:hyperlink w:anchor="_Toc213781936" w:history="1">
         <w:r>
           <w:rPr>
             <w:rStyle w:val="Hipervnculo"/>
@@ -1010,7 +1010,7 @@
             <w:noProof/>
             <w:webHidden/>
           </w:rPr>
-          <w:instrText xml:space="preserve"> PAGEREF _Toc213698685 \h </w:instrText>
+          <w:instrText xml:space="preserve"> PAGEREF _Toc213781936 \h </w:instrText>
         </w:r>
         <w:r>
           <w:rPr>
@@ -1054,7 +1054,7 @@
           <w14:ligatures w14:val="standardContextual"/>
         </w:rPr>
       </w:pPr>
-      <w:hyperlink w:anchor="_Toc213698686" w:history="1">
+      <w:hyperlink w:anchor="_Toc213781937" w:history="1">
         <w:r>
           <w:rPr>
             <w:rStyle w:val="Hipervnculo"/>
@@ -1081,7 +1081,7 @@
             <w:noProof/>
             <w:webHidden/>
           </w:rPr>
-          <w:instrText xml:space="preserve"> PAGEREF _Toc213698686 \h </w:instrText>
+          <w:instrText xml:space="preserve"> PAGEREF _Toc213781937 \h </w:instrText>
         </w:r>
         <w:r>
           <w:rPr>
@@ -1123,7 +1123,7 @@
           <w14:ligatures w14:val="standardContextual"/>
         </w:rPr>
       </w:pPr>
-      <w:hyperlink w:anchor="_Toc213698687" w:history="1">
+      <w:hyperlink w:anchor="_Toc213781938" w:history="1">
         <w:r>
           <w:rPr>
             <w:rStyle w:val="Hipervnculo"/>
@@ -1167,7 +1167,7 @@
             <w:noProof/>
             <w:webHidden/>
           </w:rPr>
-          <w:instrText xml:space="preserve"> PAGEREF _Toc213698687 \h </w:instrText>
+          <w:instrText xml:space="preserve"> PAGEREF _Toc213781938 \h </w:instrText>
         </w:r>
         <w:r>
           <w:rPr>
@@ -1209,7 +1209,7 @@
           <w14:ligatures w14:val="standardContextual"/>
         </w:rPr>
       </w:pPr>
-      <w:hyperlink w:anchor="_Toc213698688" w:history="1">
+      <w:hyperlink w:anchor="_Toc213781939" w:history="1">
         <w:r>
           <w:rPr>
             <w:rStyle w:val="Hipervnculo"/>
@@ -1253,7 +1253,7 @@
             <w:noProof/>
             <w:webHidden/>
           </w:rPr>
-          <w:instrText xml:space="preserve"> PAGEREF _Toc213698688 \h </w:instrText>
+          <w:instrText xml:space="preserve"> PAGEREF _Toc213781939 \h </w:instrText>
         </w:r>
         <w:r>
           <w:rPr>
@@ -1297,7 +1297,7 @@
           <w14:ligatures w14:val="standardContextual"/>
         </w:rPr>
       </w:pPr>
-      <w:hyperlink w:anchor="_Toc213698689" w:history="1">
+      <w:hyperlink w:anchor="_Toc213781940" w:history="1">
         <w:r>
           <w:rPr>
             <w:rStyle w:val="Hipervnculo"/>
@@ -1324,7 +1324,7 @@
             <w:noProof/>
             <w:webHidden/>
           </w:rPr>
-          <w:instrText xml:space="preserve"> PAGEREF _Toc213698689 \h </w:instrText>
+          <w:instrText xml:space="preserve"> PAGEREF _Toc213781940 \h </w:instrText>
         </w:r>
         <w:r>
           <w:rPr>
@@ -1366,7 +1366,7 @@
           <w14:ligatures w14:val="standardContextual"/>
         </w:rPr>
       </w:pPr>
-      <w:hyperlink w:anchor="_Toc213698690" w:history="1">
+      <w:hyperlink w:anchor="_Toc213781941" w:history="1">
         <w:r>
           <w:rPr>
             <w:rStyle w:val="Hipervnculo"/>
@@ -1410,7 +1410,7 @@
             <w:noProof/>
             <w:webHidden/>
           </w:rPr>
-          <w:instrText xml:space="preserve"> PAGEREF _Toc213698690 \h </w:instrText>
+          <w:instrText xml:space="preserve"> PAGEREF _Toc213781941 \h </w:instrText>
         </w:r>
         <w:r>
           <w:rPr>
@@ -1455,7 +1455,7 @@
           <w14:ligatures w14:val="standardContextual"/>
         </w:rPr>
       </w:pPr>
-      <w:hyperlink w:anchor="_Toc213698691" w:history="1">
+      <w:hyperlink w:anchor="_Toc213781942" w:history="1">
         <w:r>
           <w:rPr>
             <w:rStyle w:val="Hipervnculo"/>
@@ -1502,7 +1502,7 @@
             <w:noProof/>
             <w:webHidden/>
           </w:rPr>
-          <w:instrText xml:space="preserve"> PAGEREF _Toc213698691 \h </w:instrText>
+          <w:instrText xml:space="preserve"> PAGEREF _Toc213781942 \h </w:instrText>
         </w:r>
         <w:r>
           <w:rPr>
@@ -1547,7 +1547,7 @@
           <w14:ligatures w14:val="standardContextual"/>
         </w:rPr>
       </w:pPr>
-      <w:hyperlink w:anchor="_Toc213698692" w:history="1">
+      <w:hyperlink w:anchor="_Toc213781943" w:history="1">
         <w:r>
           <w:rPr>
             <w:rStyle w:val="Hipervnculo"/>
@@ -1594,7 +1594,7 @@
             <w:noProof/>
             <w:webHidden/>
           </w:rPr>
-          <w:instrText xml:space="preserve"> PAGEREF _Toc213698692 \h </w:instrText>
+          <w:instrText xml:space="preserve"> PAGEREF _Toc213781943 \h </w:instrText>
         </w:r>
         <w:r>
           <w:rPr>
@@ -1636,7 +1636,7 @@
           <w14:ligatures w14:val="standardContextual"/>
         </w:rPr>
       </w:pPr>
-      <w:hyperlink w:anchor="_Toc213698693" w:history="1">
+      <w:hyperlink w:anchor="_Toc213781944" w:history="1">
         <w:r>
           <w:rPr>
             <w:rStyle w:val="Hipervnculo"/>
@@ -1680,7 +1680,7 @@
             <w:noProof/>
             <w:webHidden/>
           </w:rPr>
-          <w:instrText xml:space="preserve"> PAGEREF _Toc213698693 \h </w:instrText>
+          <w:instrText xml:space="preserve"> PAGEREF _Toc213781944 \h </w:instrText>
         </w:r>
         <w:r>
           <w:rPr>
@@ -1725,7 +1725,7 @@
           <w14:ligatures w14:val="standardContextual"/>
         </w:rPr>
       </w:pPr>
-      <w:hyperlink w:anchor="_Toc213698694" w:history="1">
+      <w:hyperlink w:anchor="_Toc213781945" w:history="1">
         <w:r>
           <w:rPr>
             <w:rStyle w:val="Hipervnculo"/>
@@ -1772,7 +1772,7 @@
             <w:noProof/>
             <w:webHidden/>
           </w:rPr>
-          <w:instrText xml:space="preserve"> PAGEREF _Toc213698694 \h </w:instrText>
+          <w:instrText xml:space="preserve"> PAGEREF _Toc213781945 \h </w:instrText>
         </w:r>
         <w:r>
           <w:rPr>
@@ -1814,7 +1814,7 @@
           <w14:ligatures w14:val="standardContextual"/>
         </w:rPr>
       </w:pPr>
-      <w:hyperlink w:anchor="_Toc213698695" w:history="1">
+      <w:hyperlink w:anchor="_Toc213781946" w:history="1">
         <w:r>
           <w:rPr>
             <w:rStyle w:val="Hipervnculo"/>
@@ -1858,7 +1858,7 @@
             <w:noProof/>
             <w:webHidden/>
           </w:rPr>
-          <w:instrText xml:space="preserve"> PAGEREF _Toc213698695 \h </w:instrText>
+          <w:instrText xml:space="preserve"> PAGEREF _Toc213781946 \h </w:instrText>
         </w:r>
         <w:r>
           <w:rPr>
@@ -1903,7 +1903,7 @@
           <w14:ligatures w14:val="standardContextual"/>
         </w:rPr>
       </w:pPr>
-      <w:hyperlink w:anchor="_Toc213698696" w:history="1">
+      <w:hyperlink w:anchor="_Toc213781947" w:history="1">
         <w:r>
           <w:rPr>
             <w:rStyle w:val="Hipervnculo"/>
@@ -1950,7 +1950,7 @@
             <w:noProof/>
             <w:webHidden/>
           </w:rPr>
-          <w:instrText xml:space="preserve"> PAGEREF _Toc213698696 \h </w:instrText>
+          <w:instrText xml:space="preserve"> PAGEREF _Toc213781947 \h </w:instrText>
         </w:r>
         <w:r>
           <w:rPr>
@@ -1970,7 +1970,7 @@
             <w:noProof/>
             <w:webHidden/>
           </w:rPr>
-          <w:t>21</w:t>
+          <w:t>22</w:t>
         </w:r>
         <w:r>
           <w:rPr>
@@ -1992,7 +1992,7 @@
           <w14:ligatures w14:val="standardContextual"/>
         </w:rPr>
       </w:pPr>
-      <w:hyperlink w:anchor="_Toc213698697" w:history="1">
+      <w:hyperlink w:anchor="_Toc213781948" w:history="1">
         <w:r>
           <w:rPr>
             <w:rStyle w:val="Hipervnculo"/>
@@ -2036,7 +2036,7 @@
             <w:noProof/>
             <w:webHidden/>
           </w:rPr>
-          <w:instrText xml:space="preserve"> PAGEREF _Toc213698697 \h </w:instrText>
+          <w:instrText xml:space="preserve"> PAGEREF _Toc213781948 \h </w:instrText>
         </w:r>
         <w:r>
           <w:rPr>
@@ -2081,7 +2081,7 @@
           <w14:ligatures w14:val="standardContextual"/>
         </w:rPr>
       </w:pPr>
-      <w:hyperlink w:anchor="_Toc213698698" w:history="1">
+      <w:hyperlink w:anchor="_Toc213781949" w:history="1">
         <w:r>
           <w:rPr>
             <w:rStyle w:val="Hipervnculo"/>
@@ -2128,7 +2128,7 @@
             <w:noProof/>
             <w:webHidden/>
           </w:rPr>
-          <w:instrText xml:space="preserve"> PAGEREF _Toc213698698 \h </w:instrText>
+          <w:instrText xml:space="preserve"> PAGEREF _Toc213781949 \h </w:instrText>
         </w:r>
         <w:r>
           <w:rPr>
@@ -2172,7 +2172,7 @@
           <w14:ligatures w14:val="standardContextual"/>
         </w:rPr>
       </w:pPr>
-      <w:hyperlink w:anchor="_Toc213698699" w:history="1">
+      <w:hyperlink w:anchor="_Toc213781950" w:history="1">
         <w:r>
           <w:rPr>
             <w:rStyle w:val="Hipervnculo"/>
@@ -2199,7 +2199,7 @@
             <w:noProof/>
             <w:webHidden/>
           </w:rPr>
-          <w:instrText xml:space="preserve"> PAGEREF _Toc213698699 \h </w:instrText>
+          <w:instrText xml:space="preserve"> PAGEREF _Toc213781950 \h </w:instrText>
         </w:r>
         <w:r>
           <w:rPr>
@@ -2241,7 +2241,7 @@
           <w14:ligatures w14:val="standardContextual"/>
         </w:rPr>
       </w:pPr>
-      <w:hyperlink w:anchor="_Toc213698700" w:history="1">
+      <w:hyperlink w:anchor="_Toc213781951" w:history="1">
         <w:r>
           <w:rPr>
             <w:rStyle w:val="Hipervnculo"/>
@@ -2285,7 +2285,7 @@
             <w:noProof/>
             <w:webHidden/>
           </w:rPr>
-          <w:instrText xml:space="preserve"> PAGEREF _Toc213698700 \h </w:instrText>
+          <w:instrText xml:space="preserve"> PAGEREF _Toc213781951 \h </w:instrText>
         </w:r>
         <w:r>
           <w:rPr>
@@ -2327,7 +2327,7 @@
           <w14:ligatures w14:val="standardContextual"/>
         </w:rPr>
       </w:pPr>
-      <w:hyperlink w:anchor="_Toc213698701" w:history="1">
+      <w:hyperlink w:anchor="_Toc213781952" w:history="1">
         <w:r>
           <w:rPr>
             <w:rStyle w:val="Hipervnculo"/>
@@ -2371,7 +2371,7 @@
             <w:noProof/>
             <w:webHidden/>
           </w:rPr>
-          <w:instrText xml:space="preserve"> PAGEREF _Toc213698701 \h </w:instrText>
+          <w:instrText xml:space="preserve"> PAGEREF _Toc213781952 \h </w:instrText>
         </w:r>
         <w:r>
           <w:rPr>
@@ -2413,7 +2413,7 @@
           <w14:ligatures w14:val="standardContextual"/>
         </w:rPr>
       </w:pPr>
-      <w:hyperlink w:anchor="_Toc213698702" w:history="1">
+      <w:hyperlink w:anchor="_Toc213781953" w:history="1">
         <w:r>
           <w:rPr>
             <w:rStyle w:val="Hipervnculo"/>
@@ -2457,7 +2457,7 @@
             <w:noProof/>
             <w:webHidden/>
           </w:rPr>
-          <w:instrText xml:space="preserve"> PAGEREF _Toc213698702 \h </w:instrText>
+          <w:instrText xml:space="preserve"> PAGEREF _Toc213781953 \h </w:instrText>
         </w:r>
         <w:r>
           <w:rPr>
@@ -2499,7 +2499,7 @@
           <w14:ligatures w14:val="standardContextual"/>
         </w:rPr>
       </w:pPr>
-      <w:hyperlink w:anchor="_Toc213698703" w:history="1">
+      <w:hyperlink w:anchor="_Toc213781954" w:history="1">
         <w:r>
           <w:rPr>
             <w:rStyle w:val="Hipervnculo"/>
@@ -2543,7 +2543,7 @@
             <w:noProof/>
             <w:webHidden/>
           </w:rPr>
-          <w:instrText xml:space="preserve"> PAGEREF _Toc213698703 \h </w:instrText>
+          <w:instrText xml:space="preserve"> PAGEREF _Toc213781954 \h </w:instrText>
         </w:r>
         <w:r>
           <w:rPr>
@@ -2585,7 +2585,7 @@
           <w14:ligatures w14:val="standardContextual"/>
         </w:rPr>
       </w:pPr>
-      <w:hyperlink w:anchor="_Toc213698704" w:history="1">
+      <w:hyperlink w:anchor="_Toc213781955" w:history="1">
         <w:r>
           <w:rPr>
             <w:rStyle w:val="Hipervnculo"/>
@@ -2629,7 +2629,7 @@
             <w:noProof/>
             <w:webHidden/>
           </w:rPr>
-          <w:instrText xml:space="preserve"> PAGEREF _Toc213698704 \h </w:instrText>
+          <w:instrText xml:space="preserve"> PAGEREF _Toc213781955 \h </w:instrText>
         </w:r>
         <w:r>
           <w:rPr>
@@ -2671,7 +2671,7 @@
           <w14:ligatures w14:val="standardContextual"/>
         </w:rPr>
       </w:pPr>
-      <w:hyperlink w:anchor="_Toc213698705" w:history="1">
+      <w:hyperlink w:anchor="_Toc213781956" w:history="1">
         <w:r>
           <w:rPr>
             <w:rStyle w:val="Hipervnculo"/>
@@ -2715,7 +2715,7 @@
             <w:noProof/>
             <w:webHidden/>
           </w:rPr>
-          <w:instrText xml:space="preserve"> PAGEREF _Toc213698705 \h </w:instrText>
+          <w:instrText xml:space="preserve"> PAGEREF _Toc213781956 \h </w:instrText>
         </w:r>
         <w:r>
           <w:rPr>
@@ -2757,7 +2757,7 @@
           <w14:ligatures w14:val="standardContextual"/>
         </w:rPr>
       </w:pPr>
-      <w:hyperlink w:anchor="_Toc213698706" w:history="1">
+      <w:hyperlink w:anchor="_Toc213781957" w:history="1">
         <w:r>
           <w:rPr>
             <w:rStyle w:val="Hipervnculo"/>
@@ -2801,7 +2801,7 @@
             <w:noProof/>
             <w:webHidden/>
           </w:rPr>
-          <w:instrText xml:space="preserve"> PAGEREF _Toc213698706 \h </w:instrText>
+          <w:instrText xml:space="preserve"> PAGEREF _Toc213781957 \h </w:instrText>
         </w:r>
         <w:r>
           <w:rPr>
@@ -2845,7 +2845,7 @@
           <w14:ligatures w14:val="standardContextual"/>
         </w:rPr>
       </w:pPr>
-      <w:hyperlink w:anchor="_Toc213698707" w:history="1">
+      <w:hyperlink w:anchor="_Toc213781958" w:history="1">
         <w:r>
           <w:rPr>
             <w:rStyle w:val="Hipervnculo"/>
@@ -2872,7 +2872,7 @@
             <w:noProof/>
             <w:webHidden/>
           </w:rPr>
-          <w:instrText xml:space="preserve"> PAGEREF _Toc213698707 \h </w:instrText>
+          <w:instrText xml:space="preserve"> PAGEREF _Toc213781958 \h </w:instrText>
         </w:r>
         <w:r>
           <w:rPr>
@@ -2914,7 +2914,7 @@
           <w14:ligatures w14:val="standardContextual"/>
         </w:rPr>
       </w:pPr>
-      <w:hyperlink w:anchor="_Toc213698708" w:history="1">
+      <w:hyperlink w:anchor="_Toc213781959" w:history="1">
         <w:r>
           <w:rPr>
             <w:rStyle w:val="Hipervnculo"/>
@@ -2958,7 +2958,7 @@
             <w:noProof/>
             <w:webHidden/>
           </w:rPr>
-          <w:instrText xml:space="preserve"> PAGEREF _Toc213698708 \h </w:instrText>
+          <w:instrText xml:space="preserve"> PAGEREF _Toc213781959 \h </w:instrText>
         </w:r>
         <w:r>
           <w:rPr>
@@ -3000,7 +3000,7 @@
           <w14:ligatures w14:val="standardContextual"/>
         </w:rPr>
       </w:pPr>
-      <w:hyperlink w:anchor="_Toc213698709" w:history="1">
+      <w:hyperlink w:anchor="_Toc213781960" w:history="1">
         <w:r>
           <w:rPr>
             <w:rStyle w:val="Hipervnculo"/>
@@ -3044,7 +3044,7 @@
             <w:noProof/>
             <w:webHidden/>
           </w:rPr>
-          <w:instrText xml:space="preserve"> PAGEREF _Toc213698709 \h </w:instrText>
+          <w:instrText xml:space="preserve"> PAGEREF _Toc213781960 \h </w:instrText>
         </w:r>
         <w:r>
           <w:rPr>
@@ -3088,7 +3088,7 @@
           <w14:ligatures w14:val="standardContextual"/>
         </w:rPr>
       </w:pPr>
-      <w:hyperlink w:anchor="_Toc213698710" w:history="1">
+      <w:hyperlink w:anchor="_Toc213781961" w:history="1">
         <w:r>
           <w:rPr>
             <w:rStyle w:val="Hipervnculo"/>
@@ -3115,7 +3115,7 @@
             <w:noProof/>
             <w:webHidden/>
           </w:rPr>
-          <w:instrText xml:space="preserve"> PAGEREF _Toc213698710 \h </w:instrText>
+          <w:instrText xml:space="preserve"> PAGEREF _Toc213781961 \h </w:instrText>
         </w:r>
         <w:r>
           <w:rPr>
@@ -3157,7 +3157,7 @@
           <w14:ligatures w14:val="standardContextual"/>
         </w:rPr>
       </w:pPr>
-      <w:hyperlink w:anchor="_Toc213698711" w:history="1">
+      <w:hyperlink w:anchor="_Toc213781962" w:history="1">
         <w:r>
           <w:rPr>
             <w:rStyle w:val="Hipervnculo"/>
@@ -3201,7 +3201,7 @@
             <w:noProof/>
             <w:webHidden/>
           </w:rPr>
-          <w:instrText xml:space="preserve"> PAGEREF _Toc213698711 \h </w:instrText>
+          <w:instrText xml:space="preserve"> PAGEREF _Toc213781962 \h </w:instrText>
         </w:r>
         <w:r>
           <w:rPr>
@@ -3243,7 +3243,7 @@
           <w14:ligatures w14:val="standardContextual"/>
         </w:rPr>
       </w:pPr>
-      <w:hyperlink w:anchor="_Toc213698712" w:history="1">
+      <w:hyperlink w:anchor="_Toc213781963" w:history="1">
         <w:r>
           <w:rPr>
             <w:rStyle w:val="Hipervnculo"/>
@@ -3287,7 +3287,7 @@
             <w:noProof/>
             <w:webHidden/>
           </w:rPr>
-          <w:instrText xml:space="preserve"> PAGEREF _Toc213698712 \h </w:instrText>
+          <w:instrText xml:space="preserve"> PAGEREF _Toc213781963 \h </w:instrText>
         </w:r>
         <w:r>
           <w:rPr>
@@ -3329,7 +3329,7 @@
           <w14:ligatures w14:val="standardContextual"/>
         </w:rPr>
       </w:pPr>
-      <w:hyperlink w:anchor="_Toc213698713" w:history="1">
+      <w:hyperlink w:anchor="_Toc213781964" w:history="1">
         <w:r>
           <w:rPr>
             <w:rStyle w:val="Hipervnculo"/>
@@ -3373,7 +3373,7 @@
             <w:noProof/>
             <w:webHidden/>
           </w:rPr>
-          <w:instrText xml:space="preserve"> PAGEREF _Toc213698713 \h </w:instrText>
+          <w:instrText xml:space="preserve"> PAGEREF _Toc213781964 \h </w:instrText>
         </w:r>
         <w:r>
           <w:rPr>
@@ -3418,7 +3418,7 @@
           <w14:ligatures w14:val="standardContextual"/>
         </w:rPr>
       </w:pPr>
-      <w:hyperlink w:anchor="_Toc213698714" w:history="1">
+      <w:hyperlink w:anchor="_Toc213781965" w:history="1">
         <w:r>
           <w:rPr>
             <w:rStyle w:val="Hipervnculo"/>
@@ -3465,7 +3465,7 @@
             <w:noProof/>
             <w:webHidden/>
           </w:rPr>
-          <w:instrText xml:space="preserve"> PAGEREF _Toc213698714 \h </w:instrText>
+          <w:instrText xml:space="preserve"> PAGEREF _Toc213781965 \h </w:instrText>
         </w:r>
         <w:r>
           <w:rPr>
@@ -3510,7 +3510,7 @@
           <w14:ligatures w14:val="standardContextual"/>
         </w:rPr>
       </w:pPr>
-      <w:hyperlink w:anchor="_Toc213698715" w:history="1">
+      <w:hyperlink w:anchor="_Toc213781966" w:history="1">
         <w:r>
           <w:rPr>
             <w:rStyle w:val="Hipervnculo"/>
@@ -3557,7 +3557,7 @@
             <w:noProof/>
             <w:webHidden/>
           </w:rPr>
-          <w:instrText xml:space="preserve"> PAGEREF _Toc213698715 \h </w:instrText>
+          <w:instrText xml:space="preserve"> PAGEREF _Toc213781966 \h </w:instrText>
         </w:r>
         <w:r>
           <w:rPr>
@@ -3602,7 +3602,7 @@
           <w14:ligatures w14:val="standardContextual"/>
         </w:rPr>
       </w:pPr>
-      <w:hyperlink w:anchor="_Toc213698716" w:history="1">
+      <w:hyperlink w:anchor="_Toc213781967" w:history="1">
         <w:r>
           <w:rPr>
             <w:rStyle w:val="Hipervnculo"/>
@@ -3649,7 +3649,7 @@
             <w:noProof/>
             <w:webHidden/>
           </w:rPr>
-          <w:instrText xml:space="preserve"> PAGEREF _Toc213698716 \h </w:instrText>
+          <w:instrText xml:space="preserve"> PAGEREF _Toc213781967 \h </w:instrText>
         </w:r>
         <w:r>
           <w:rPr>
@@ -3691,7 +3691,7 @@
           <w14:ligatures w14:val="standardContextual"/>
         </w:rPr>
       </w:pPr>
-      <w:hyperlink w:anchor="_Toc213698717" w:history="1">
+      <w:hyperlink w:anchor="_Toc213781968" w:history="1">
         <w:r>
           <w:rPr>
             <w:rStyle w:val="Hipervnculo"/>
@@ -3735,7 +3735,7 @@
             <w:noProof/>
             <w:webHidden/>
           </w:rPr>
-          <w:instrText xml:space="preserve"> PAGEREF _Toc213698717 \h </w:instrText>
+          <w:instrText xml:space="preserve"> PAGEREF _Toc213781968 \h </w:instrText>
         </w:r>
         <w:r>
           <w:rPr>
@@ -3780,7 +3780,7 @@
           <w14:ligatures w14:val="standardContextual"/>
         </w:rPr>
       </w:pPr>
-      <w:hyperlink w:anchor="_Toc213698718" w:history="1">
+      <w:hyperlink w:anchor="_Toc213781969" w:history="1">
         <w:r>
           <w:rPr>
             <w:rStyle w:val="Hipervnculo"/>
@@ -3827,7 +3827,7 @@
             <w:noProof/>
             <w:webHidden/>
           </w:rPr>
-          <w:instrText xml:space="preserve"> PAGEREF _Toc213698718 \h </w:instrText>
+          <w:instrText xml:space="preserve"> PAGEREF _Toc213781969 \h </w:instrText>
         </w:r>
         <w:r>
           <w:rPr>
@@ -3871,7 +3871,7 @@
           <w14:ligatures w14:val="standardContextual"/>
         </w:rPr>
       </w:pPr>
-      <w:hyperlink w:anchor="_Toc213698719" w:history="1">
+      <w:hyperlink w:anchor="_Toc213781970" w:history="1">
         <w:r>
           <w:rPr>
             <w:rStyle w:val="Hipervnculo"/>
@@ -3881,6 +3881,7 @@
         </w:r>
         <w:r>
           <w:rPr>
+            <w:rStyle w:val="Hipervnculo"/>
             <w:noProof/>
             <w:webHidden/>
           </w:rPr>
@@ -3891,6 +3892,13 @@
             <w:noProof/>
             <w:webHidden/>
           </w:rPr>
+          <w:tab/>
+        </w:r>
+        <w:r>
+          <w:rPr>
+            <w:noProof/>
+            <w:webHidden/>
+          </w:rPr>
           <w:fldChar w:fldCharType="begin"/>
         </w:r>
         <w:r>
@@ -3898,7 +3906,7 @@
             <w:noProof/>
             <w:webHidden/>
           </w:rPr>
-          <w:instrText xml:space="preserve"> PAGEREF _Toc213698719 \h </w:instrText>
+          <w:instrText xml:space="preserve"> PAGEREF _Toc213781970 \h </w:instrText>
         </w:r>
         <w:r>
           <w:rPr>
@@ -3940,7 +3948,7 @@
           <w14:ligatures w14:val="standardContextual"/>
         </w:rPr>
       </w:pPr>
-      <w:hyperlink w:anchor="_Toc213698720" w:history="1">
+      <w:hyperlink w:anchor="_Toc213781971" w:history="1">
         <w:r>
           <w:rPr>
             <w:rStyle w:val="Hipervnculo"/>
@@ -3984,7 +3992,7 @@
             <w:noProof/>
             <w:webHidden/>
           </w:rPr>
-          <w:instrText xml:space="preserve"> PAGEREF _Toc213698720 \h </w:instrText>
+          <w:instrText xml:space="preserve"> PAGEREF _Toc213781971 \h </w:instrText>
         </w:r>
         <w:r>
           <w:rPr>
@@ -4029,7 +4037,7 @@
           <w14:ligatures w14:val="standardContextual"/>
         </w:rPr>
       </w:pPr>
-      <w:hyperlink w:anchor="_Toc213698721" w:history="1">
+      <w:hyperlink w:anchor="_Toc213781972" w:history="1">
         <w:r>
           <w:rPr>
             <w:rStyle w:val="Hipervnculo"/>
@@ -4076,7 +4084,7 @@
             <w:noProof/>
             <w:webHidden/>
           </w:rPr>
-          <w:instrText xml:space="preserve"> PAGEREF _Toc213698721 \h </w:instrText>
+          <w:instrText xml:space="preserve"> PAGEREF _Toc213781972 \h </w:instrText>
         </w:r>
         <w:r>
           <w:rPr>
@@ -4118,7 +4126,7 @@
           <w14:ligatures w14:val="standardContextual"/>
         </w:rPr>
       </w:pPr>
-      <w:hyperlink w:anchor="_Toc213698722" w:history="1">
+      <w:hyperlink w:anchor="_Toc213781973" w:history="1">
         <w:r>
           <w:rPr>
             <w:rStyle w:val="Hipervnculo"/>
@@ -4162,7 +4170,7 @@
             <w:noProof/>
             <w:webHidden/>
           </w:rPr>
-          <w:instrText xml:space="preserve"> PAGEREF _Toc213698722 \h </w:instrText>
+          <w:instrText xml:space="preserve"> PAGEREF _Toc213781973 \h </w:instrText>
         </w:r>
         <w:r>
           <w:rPr>
@@ -4204,7 +4212,7 @@
           <w14:ligatures w14:val="standardContextual"/>
         </w:rPr>
       </w:pPr>
-      <w:hyperlink w:anchor="_Toc213698723" w:history="1">
+      <w:hyperlink w:anchor="_Toc213781974" w:history="1">
         <w:r>
           <w:rPr>
             <w:rStyle w:val="Hipervnculo"/>
@@ -4248,7 +4256,7 @@
             <w:noProof/>
             <w:webHidden/>
           </w:rPr>
-          <w:instrText xml:space="preserve"> PAGEREF _Toc213698723 \h </w:instrText>
+          <w:instrText xml:space="preserve"> PAGEREF _Toc213781974 \h </w:instrText>
         </w:r>
         <w:r>
           <w:rPr>
@@ -4290,7 +4298,7 @@
           <w14:ligatures w14:val="standardContextual"/>
         </w:rPr>
       </w:pPr>
-      <w:hyperlink w:anchor="_Toc213698724" w:history="1">
+      <w:hyperlink w:anchor="_Toc213781975" w:history="1">
         <w:r>
           <w:rPr>
             <w:rStyle w:val="Hipervnculo"/>
@@ -4334,7 +4342,7 @@
             <w:noProof/>
             <w:webHidden/>
           </w:rPr>
-          <w:instrText xml:space="preserve"> PAGEREF _Toc213698724 \h </w:instrText>
+          <w:instrText xml:space="preserve"> PAGEREF _Toc213781975 \h </w:instrText>
         </w:r>
         <w:r>
           <w:rPr>
@@ -4376,7 +4384,7 @@
           <w14:ligatures w14:val="standardContextual"/>
         </w:rPr>
       </w:pPr>
-      <w:hyperlink w:anchor="_Toc213698725" w:history="1">
+      <w:hyperlink w:anchor="_Toc213781976" w:history="1">
         <w:r>
           <w:rPr>
             <w:rStyle w:val="Hipervnculo"/>
@@ -4420,7 +4428,7 @@
             <w:noProof/>
             <w:webHidden/>
           </w:rPr>
-          <w:instrText xml:space="preserve"> PAGEREF _Toc213698725 \h </w:instrText>
+          <w:instrText xml:space="preserve"> PAGEREF _Toc213781976 \h </w:instrText>
         </w:r>
         <w:r>
           <w:rPr>
@@ -4462,7 +4470,7 @@
           <w14:ligatures w14:val="standardContextual"/>
         </w:rPr>
       </w:pPr>
-      <w:hyperlink w:anchor="_Toc213698726" w:history="1">
+      <w:hyperlink w:anchor="_Toc213781977" w:history="1">
         <w:r>
           <w:rPr>
             <w:rStyle w:val="Hipervnculo"/>
@@ -4506,7 +4514,7 @@
             <w:noProof/>
             <w:webHidden/>
           </w:rPr>
-          <w:instrText xml:space="preserve"> PAGEREF _Toc213698726 \h </w:instrText>
+          <w:instrText xml:space="preserve"> PAGEREF _Toc213781977 \h </w:instrText>
         </w:r>
         <w:r>
           <w:rPr>
@@ -4548,7 +4556,7 @@
           <w14:ligatures w14:val="standardContextual"/>
         </w:rPr>
       </w:pPr>
-      <w:hyperlink w:anchor="_Toc213698727" w:history="1">
+      <w:hyperlink w:anchor="_Toc213781978" w:history="1">
         <w:r>
           <w:rPr>
             <w:rStyle w:val="Hipervnculo"/>
@@ -4592,7 +4600,7 @@
             <w:noProof/>
             <w:webHidden/>
           </w:rPr>
-          <w:instrText xml:space="preserve"> PAGEREF _Toc213698727 \h </w:instrText>
+          <w:instrText xml:space="preserve"> PAGEREF _Toc213781978 \h </w:instrText>
         </w:r>
         <w:r>
           <w:rPr>
@@ -4636,7 +4644,7 @@
           <w14:ligatures w14:val="standardContextual"/>
         </w:rPr>
       </w:pPr>
-      <w:hyperlink w:anchor="_Toc213698728" w:history="1">
+      <w:hyperlink w:anchor="_Toc213781979" w:history="1">
         <w:r>
           <w:rPr>
             <w:rStyle w:val="Hipervnculo"/>
@@ -4663,7 +4671,7 @@
             <w:noProof/>
             <w:webHidden/>
           </w:rPr>
-          <w:instrText xml:space="preserve"> PAGEREF _Toc213698728 \h </w:instrText>
+          <w:instrText xml:space="preserve"> PAGEREF _Toc213781979 \h </w:instrText>
         </w:r>
         <w:r>
           <w:rPr>
@@ -4766,7 +4774,7 @@
       <w:r>
         <w:fldChar w:fldCharType="separate"/>
       </w:r>
-      <w:hyperlink w:anchor="_Toc213698735" w:history="1">
+      <w:hyperlink w:anchor="_Toc213782025" w:history="1">
         <w:r>
           <w:rPr>
             <w:rStyle w:val="Hipervnculo"/>
@@ -4793,7 +4801,7 @@
             <w:noProof/>
             <w:webHidden/>
           </w:rPr>
-          <w:instrText xml:space="preserve"> PAGEREF _Toc213698735 \h </w:instrText>
+          <w:instrText xml:space="preserve"> PAGEREF _Toc213782025 \h </w:instrText>
         </w:r>
         <w:r>
           <w:rPr>
@@ -4837,7 +4845,7 @@
           <w14:ligatures w14:val="standardContextual"/>
         </w:rPr>
       </w:pPr>
-      <w:hyperlink w:anchor="_Toc213698736" w:history="1">
+      <w:hyperlink w:anchor="_Toc213782026" w:history="1">
         <w:r>
           <w:rPr>
             <w:rStyle w:val="Hipervnculo"/>
@@ -4864,7 +4872,7 @@
             <w:noProof/>
             <w:webHidden/>
           </w:rPr>
-          <w:instrText xml:space="preserve"> PAGEREF _Toc213698736 \h </w:instrText>
+          <w:instrText xml:space="preserve"> PAGEREF _Toc213782026 \h </w:instrText>
         </w:r>
         <w:r>
           <w:rPr>
@@ -4906,7 +4914,7 @@
           <w14:ligatures w14:val="standardContextual"/>
         </w:rPr>
       </w:pPr>
-      <w:hyperlink w:anchor="_Toc213698737" w:history="1">
+      <w:hyperlink w:anchor="_Toc213782027" w:history="1">
         <w:r>
           <w:rPr>
             <w:rStyle w:val="Hipervnculo"/>
@@ -4933,7 +4941,7 @@
             <w:noProof/>
             <w:webHidden/>
           </w:rPr>
-          <w:instrText xml:space="preserve"> PAGEREF _Toc213698737 \h </w:instrText>
+          <w:instrText xml:space="preserve"> PAGEREF _Toc213782027 \h </w:instrText>
         </w:r>
         <w:r>
           <w:rPr>
@@ -4975,7 +4983,7 @@
           <w14:ligatures w14:val="standardContextual"/>
         </w:rPr>
       </w:pPr>
-      <w:hyperlink w:anchor="_Toc213698738" w:history="1">
+      <w:hyperlink w:anchor="_Toc213782028" w:history="1">
         <w:r>
           <w:rPr>
             <w:rStyle w:val="Hipervnculo"/>
@@ -5002,7 +5010,7 @@
             <w:noProof/>
             <w:webHidden/>
           </w:rPr>
-          <w:instrText xml:space="preserve"> PAGEREF _Toc213698738 \h </w:instrText>
+          <w:instrText xml:space="preserve"> PAGEREF _Toc213782028 \h </w:instrText>
         </w:r>
         <w:r>
           <w:rPr>
@@ -5044,7 +5052,7 @@
           <w14:ligatures w14:val="standardContextual"/>
         </w:rPr>
       </w:pPr>
-      <w:hyperlink w:anchor="_Toc213698739" w:history="1">
+      <w:hyperlink w:anchor="_Toc213782029" w:history="1">
         <w:r>
           <w:rPr>
             <w:rStyle w:val="Hipervnculo"/>
@@ -5071,7 +5079,7 @@
             <w:noProof/>
             <w:webHidden/>
           </w:rPr>
-          <w:instrText xml:space="preserve"> PAGEREF _Toc213698739 \h </w:instrText>
+          <w:instrText xml:space="preserve"> PAGEREF _Toc213782029 \h </w:instrText>
         </w:r>
         <w:r>
           <w:rPr>
@@ -5115,7 +5123,7 @@
           <w14:ligatures w14:val="standardContextual"/>
         </w:rPr>
       </w:pPr>
-      <w:hyperlink w:anchor="_Toc213698740" w:history="1">
+      <w:hyperlink w:anchor="_Toc213782030" w:history="1">
         <w:r>
           <w:rPr>
             <w:rStyle w:val="Hipervnculo"/>
@@ -5142,7 +5150,7 @@
             <w:noProof/>
             <w:webHidden/>
           </w:rPr>
-          <w:instrText xml:space="preserve"> PAGEREF _Toc213698740 \h </w:instrText>
+          <w:instrText xml:space="preserve"> PAGEREF _Toc213782030 \h </w:instrText>
         </w:r>
         <w:r>
           <w:rPr>
@@ -5186,7 +5194,7 @@
           <w14:ligatures w14:val="standardContextual"/>
         </w:rPr>
       </w:pPr>
-      <w:hyperlink w:anchor="_Toc213698742" w:history="1">
+      <w:hyperlink w:anchor="_Toc213782032" w:history="1">
         <w:r>
           <w:rPr>
             <w:rStyle w:val="Hipervnculo"/>
@@ -5213,7 +5221,7 @@
             <w:noProof/>
             <w:webHidden/>
           </w:rPr>
-          <w:instrText xml:space="preserve"> PAGEREF _Toc213698742 \h </w:instrText>
+          <w:instrText xml:space="preserve"> PAGEREF _Toc213782032 \h </w:instrText>
         </w:r>
         <w:r>
           <w:rPr>
@@ -5257,7 +5265,7 @@
           <w14:ligatures w14:val="standardContextual"/>
         </w:rPr>
       </w:pPr>
-      <w:hyperlink w:anchor="_Toc213698746" w:history="1">
+      <w:hyperlink w:anchor="_Toc213782036" w:history="1">
         <w:r>
           <w:rPr>
             <w:rStyle w:val="Hipervnculo"/>
@@ -5284,7 +5292,7 @@
             <w:noProof/>
             <w:webHidden/>
           </w:rPr>
-          <w:instrText xml:space="preserve"> PAGEREF _Toc213698746 \h </w:instrText>
+          <w:instrText xml:space="preserve"> PAGEREF _Toc213782036 \h </w:instrText>
         </w:r>
         <w:r>
           <w:rPr>
@@ -5326,7 +5334,7 @@
           <w14:ligatures w14:val="standardContextual"/>
         </w:rPr>
       </w:pPr>
-      <w:hyperlink w:anchor="_Toc213698747" w:history="1">
+      <w:hyperlink w:anchor="_Toc213782037" w:history="1">
         <w:r>
           <w:rPr>
             <w:rStyle w:val="Hipervnculo"/>
@@ -5353,7 +5361,7 @@
             <w:noProof/>
             <w:webHidden/>
           </w:rPr>
-          <w:instrText xml:space="preserve"> PAGEREF _Toc213698747 \h </w:instrText>
+          <w:instrText xml:space="preserve"> PAGEREF _Toc213782037 \h </w:instrText>
         </w:r>
         <w:r>
           <w:rPr>
@@ -5395,7 +5403,7 @@
           <w14:ligatures w14:val="standardContextual"/>
         </w:rPr>
       </w:pPr>
-      <w:hyperlink w:anchor="_Toc213698748" w:history="1">
+      <w:hyperlink w:anchor="_Toc213782038" w:history="1">
         <w:r>
           <w:rPr>
             <w:rStyle w:val="Hipervnculo"/>
@@ -5422,7 +5430,7 @@
             <w:noProof/>
             <w:webHidden/>
           </w:rPr>
-          <w:instrText xml:space="preserve"> PAGEREF _Toc213698748 \h </w:instrText>
+          <w:instrText xml:space="preserve"> PAGEREF _Toc213782038 \h </w:instrText>
         </w:r>
         <w:r>
           <w:rPr>
@@ -5464,13 +5472,13 @@
           <w14:ligatures w14:val="standardContextual"/>
         </w:rPr>
       </w:pPr>
-      <w:hyperlink w:anchor="_Toc213698749" w:history="1">
+      <w:hyperlink w:anchor="_Toc213782039" w:history="1">
         <w:r>
           <w:rPr>
             <w:rStyle w:val="Hipervnculo"/>
             <w:noProof/>
           </w:rPr>
-          <w:t>Figura 5.7 Diagrama de componentes de EugCom</w:t>
+          <w:t>Figura 5.3 Caso de uso uso N°7.1, Generando gráfico con métricas de asistencia</w:t>
         </w:r>
         <w:r>
           <w:rPr>
@@ -5491,7 +5499,7 @@
             <w:noProof/>
             <w:webHidden/>
           </w:rPr>
-          <w:instrText xml:space="preserve"> PAGEREF _Toc213698749 \h </w:instrText>
+          <w:instrText xml:space="preserve"> PAGEREF _Toc213782039 \h </w:instrText>
         </w:r>
         <w:r>
           <w:rPr>
@@ -5511,7 +5519,7 @@
             <w:noProof/>
             <w:webHidden/>
           </w:rPr>
-          <w:t>23</w:t>
+          <w:t>21</w:t>
         </w:r>
         <w:r>
           <w:rPr>
@@ -5533,13 +5541,13 @@
           <w14:ligatures w14:val="standardContextual"/>
         </w:rPr>
       </w:pPr>
-      <w:hyperlink w:anchor="_Toc213698750" w:history="1">
+      <w:hyperlink w:anchor="_Toc213782040" w:history="1">
         <w:r>
           <w:rPr>
             <w:rStyle w:val="Hipervnculo"/>
             <w:noProof/>
           </w:rPr>
-          <w:t>Figura 5.8 Diagrama de despliegue de EugCOM</w:t>
+          <w:t>Figura 5.4 Caso de uso N°7.3, visualizando lista con empleados inasistente</w:t>
         </w:r>
         <w:r>
           <w:rPr>
@@ -5560,7 +5568,145 @@
             <w:noProof/>
             <w:webHidden/>
           </w:rPr>
-          <w:instrText xml:space="preserve"> PAGEREF _Toc213698750 \h </w:instrText>
+          <w:instrText xml:space="preserve"> PAGEREF _Toc213782040 \h </w:instrText>
+        </w:r>
+        <w:r>
+          <w:rPr>
+            <w:noProof/>
+            <w:webHidden/>
+          </w:rPr>
+        </w:r>
+        <w:r>
+          <w:rPr>
+            <w:noProof/>
+            <w:webHidden/>
+          </w:rPr>
+          <w:fldChar w:fldCharType="separate"/>
+        </w:r>
+        <w:r>
+          <w:rPr>
+            <w:noProof/>
+            <w:webHidden/>
+          </w:rPr>
+          <w:t>22</w:t>
+        </w:r>
+        <w:r>
+          <w:rPr>
+            <w:noProof/>
+            <w:webHidden/>
+          </w:rPr>
+          <w:fldChar w:fldCharType="end"/>
+        </w:r>
+      </w:hyperlink>
+    </w:p>
+    <w:p>
+      <w:pPr>
+        <w:pStyle w:val="TDC2"/>
+        <w:rPr>
+          <w:rFonts w:asciiTheme="minorHAnsi" w:eastAsiaTheme="minorEastAsia" w:hAnsiTheme="minorHAnsi" w:cstheme="minorBidi"/>
+          <w:noProof/>
+          <w:kern w:val="2"/>
+          <w:szCs w:val="24"/>
+          <w14:ligatures w14:val="standardContextual"/>
+        </w:rPr>
+      </w:pPr>
+      <w:hyperlink w:anchor="_Toc213782041" w:history="1">
+        <w:r>
+          <w:rPr>
+            <w:rStyle w:val="Hipervnculo"/>
+            <w:noProof/>
+          </w:rPr>
+          <w:t>Figura 5.5 Diagrama de componentes de EugCom</w:t>
+        </w:r>
+        <w:r>
+          <w:rPr>
+            <w:noProof/>
+            <w:webHidden/>
+          </w:rPr>
+          <w:tab/>
+        </w:r>
+        <w:r>
+          <w:rPr>
+            <w:noProof/>
+            <w:webHidden/>
+          </w:rPr>
+          <w:fldChar w:fldCharType="begin"/>
+        </w:r>
+        <w:r>
+          <w:rPr>
+            <w:noProof/>
+            <w:webHidden/>
+          </w:rPr>
+          <w:instrText xml:space="preserve"> PAGEREF _Toc213782041 \h </w:instrText>
+        </w:r>
+        <w:r>
+          <w:rPr>
+            <w:noProof/>
+            <w:webHidden/>
+          </w:rPr>
+        </w:r>
+        <w:r>
+          <w:rPr>
+            <w:noProof/>
+            <w:webHidden/>
+          </w:rPr>
+          <w:fldChar w:fldCharType="separate"/>
+        </w:r>
+        <w:r>
+          <w:rPr>
+            <w:noProof/>
+            <w:webHidden/>
+          </w:rPr>
+          <w:t>24</w:t>
+        </w:r>
+        <w:r>
+          <w:rPr>
+            <w:noProof/>
+            <w:webHidden/>
+          </w:rPr>
+          <w:fldChar w:fldCharType="end"/>
+        </w:r>
+      </w:hyperlink>
+    </w:p>
+    <w:p>
+      <w:pPr>
+        <w:pStyle w:val="TDC2"/>
+        <w:rPr>
+          <w:rFonts w:asciiTheme="minorHAnsi" w:eastAsiaTheme="minorEastAsia" w:hAnsiTheme="minorHAnsi" w:cstheme="minorBidi"/>
+          <w:noProof/>
+          <w:kern w:val="2"/>
+          <w:szCs w:val="24"/>
+          <w14:ligatures w14:val="standardContextual"/>
+        </w:rPr>
+      </w:pPr>
+      <w:hyperlink w:anchor="_Toc213782042" w:history="1">
+        <w:r>
+          <w:rPr>
+            <w:rStyle w:val="Hipervnculo"/>
+            <w:noProof/>
+          </w:rPr>
+          <w:t>Figura 5.6 Diagrama de despliegue de EugCOM</w:t>
+        </w:r>
+        <w:r>
+          <w:rPr>
+            <w:noProof/>
+            <w:webHidden/>
+          </w:rPr>
+          <w:tab/>
+        </w:r>
+        <w:r>
+          <w:rPr>
+            <w:noProof/>
+            <w:webHidden/>
+          </w:rPr>
+          <w:fldChar w:fldCharType="begin"/>
+        </w:r>
+        <w:r>
+          <w:rPr>
+            <w:noProof/>
+            <w:webHidden/>
+          </w:rPr>
+          <w:instrText xml:space="preserve"> PAGEREF _Toc213782042 \h </w:instrText>
         </w:r>
         <w:r>
           <w:rPr>
@@ -5604,7 +5750,7 @@
           <w14:ligatures w14:val="standardContextual"/>
         </w:rPr>
       </w:pPr>
-      <w:hyperlink w:anchor="_Toc213698751" w:history="1">
+      <w:hyperlink w:anchor="_Toc213782043" w:history="1">
         <w:r>
           <w:rPr>
             <w:rStyle w:val="Hipervnculo"/>
@@ -5631,7 +5777,7 @@
             <w:noProof/>
             <w:webHidden/>
           </w:rPr>
-          <w:instrText xml:space="preserve"> PAGEREF _Toc213698751 \h </w:instrText>
+          <w:instrText xml:space="preserve"> PAGEREF _Toc213782043 \h </w:instrText>
         </w:r>
         <w:r>
           <w:rPr>
@@ -5673,7 +5819,7 @@
           <w14:ligatures w14:val="standardContextual"/>
         </w:rPr>
       </w:pPr>
-      <w:hyperlink w:anchor="_Toc213698753" w:history="1">
+      <w:hyperlink w:anchor="_Toc213782045" w:history="1">
         <w:r>
           <w:rPr>
             <w:rStyle w:val="Hipervnculo"/>
@@ -5700,7 +5846,7 @@
             <w:noProof/>
             <w:webHidden/>
           </w:rPr>
-          <w:instrText xml:space="preserve"> PAGEREF _Toc213698753 \h </w:instrText>
+          <w:instrText xml:space="preserve"> PAGEREF _Toc213782045 \h </w:instrText>
         </w:r>
         <w:r>
           <w:rPr>
@@ -5742,7 +5888,7 @@
           <w14:ligatures w14:val="standardContextual"/>
         </w:rPr>
       </w:pPr>
-      <w:hyperlink w:anchor="_Toc213698754" w:history="1">
+      <w:hyperlink w:anchor="_Toc213782046" w:history="1">
         <w:r>
           <w:rPr>
             <w:rStyle w:val="Hipervnculo"/>
@@ -5769,7 +5915,7 @@
             <w:noProof/>
             <w:webHidden/>
           </w:rPr>
-          <w:instrText xml:space="preserve"> PAGEREF _Toc213698754 \h </w:instrText>
+          <w:instrText xml:space="preserve"> PAGEREF _Toc213782046 \h </w:instrText>
         </w:r>
         <w:r>
           <w:rPr>
@@ -5813,7 +5959,7 @@
           <w14:ligatures w14:val="standardContextual"/>
         </w:rPr>
       </w:pPr>
-      <w:hyperlink w:anchor="_Toc213698755" w:history="1">
+      <w:hyperlink w:anchor="_Toc213782047" w:history="1">
         <w:r>
           <w:rPr>
             <w:rStyle w:val="Hipervnculo"/>
@@ -5840,7 +5986,7 @@
             <w:noProof/>
             <w:webHidden/>
           </w:rPr>
-          <w:instrText xml:space="preserve"> PAGEREF _Toc213698755 \h </w:instrText>
+          <w:instrText xml:space="preserve"> PAGEREF _Toc213782047 \h </w:instrText>
         </w:r>
         <w:r>
           <w:rPr>
@@ -5882,7 +6028,7 @@
           <w14:ligatures w14:val="standardContextual"/>
         </w:rPr>
       </w:pPr>
-      <w:hyperlink w:anchor="_Toc213698757" w:history="1">
+      <w:hyperlink w:anchor="_Toc213782049" w:history="1">
         <w:r>
           <w:rPr>
             <w:rStyle w:val="Hipervnculo"/>
@@ -5909,7 +6055,7 @@
             <w:noProof/>
             <w:webHidden/>
           </w:rPr>
-          <w:instrText xml:space="preserve"> PAGEREF _Toc213698757 \h </w:instrText>
+          <w:instrText xml:space="preserve"> PAGEREF _Toc213782049 \h </w:instrText>
         </w:r>
         <w:r>
           <w:rPr>
@@ -5951,7 +6097,7 @@
           <w14:ligatures w14:val="standardContextual"/>
         </w:rPr>
       </w:pPr>
-      <w:hyperlink w:anchor="_Toc213698759" w:history="1">
+      <w:hyperlink w:anchor="_Toc213782051" w:history="1">
         <w:r>
           <w:rPr>
             <w:rStyle w:val="Hipervnculo"/>
@@ -5978,7 +6124,7 @@
             <w:noProof/>
             <w:webHidden/>
           </w:rPr>
-          <w:instrText xml:space="preserve"> PAGEREF _Toc213698759 \h </w:instrText>
+          <w:instrText xml:space="preserve"> PAGEREF _Toc213782051 \h </w:instrText>
         </w:r>
         <w:r>
           <w:rPr>
@@ -6022,7 +6168,7 @@
           <w14:ligatures w14:val="standardContextual"/>
         </w:rPr>
       </w:pPr>
-      <w:hyperlink w:anchor="_Toc213698760" w:history="1">
+      <w:hyperlink w:anchor="_Toc213782052" w:history="1">
         <w:r>
           <w:rPr>
             <w:rStyle w:val="Hipervnculo"/>
@@ -6049,7 +6195,7 @@
             <w:noProof/>
             <w:webHidden/>
           </w:rPr>
-          <w:instrText xml:space="preserve"> PAGEREF _Toc213698760 \h </w:instrText>
+          <w:instrText xml:space="preserve"> PAGEREF _Toc213782052 \h </w:instrText>
         </w:r>
         <w:r>
           <w:rPr>
@@ -6091,7 +6237,7 @@
           <w14:ligatures w14:val="standardContextual"/>
         </w:rPr>
       </w:pPr>
-      <w:hyperlink w:anchor="_Toc213698763" w:history="1">
+      <w:hyperlink w:anchor="_Toc213782055" w:history="1">
         <w:r>
           <w:rPr>
             <w:rStyle w:val="Hipervnculo"/>
@@ -6118,7 +6264,7 @@
             <w:noProof/>
             <w:webHidden/>
           </w:rPr>
-          <w:instrText xml:space="preserve"> PAGEREF _Toc213698763 \h </w:instrText>
+          <w:instrText xml:space="preserve"> PAGEREF _Toc213782055 \h </w:instrText>
         </w:r>
         <w:r>
           <w:rPr>
@@ -6160,7 +6306,7 @@
           <w14:ligatures w14:val="standardContextual"/>
         </w:rPr>
       </w:pPr>
-      <w:hyperlink w:anchor="_Toc213698764" w:history="1">
+      <w:hyperlink w:anchor="_Toc213782056" w:history="1">
         <w:r>
           <w:rPr>
             <w:rStyle w:val="Hipervnculo"/>
@@ -6187,7 +6333,7 @@
             <w:noProof/>
             <w:webHidden/>
           </w:rPr>
-          <w:instrText xml:space="preserve"> PAGEREF _Toc213698764 \h </w:instrText>
+          <w:instrText xml:space="preserve"> PAGEREF _Toc213782056 \h </w:instrText>
         </w:r>
         <w:r>
           <w:rPr>
@@ -6229,7 +6375,7 @@
           <w14:ligatures w14:val="standardContextual"/>
         </w:rPr>
       </w:pPr>
-      <w:hyperlink w:anchor="_Toc213698765" w:history="1">
+      <w:hyperlink w:anchor="_Toc213782057" w:history="1">
         <w:r>
           <w:rPr>
             <w:rStyle w:val="Hipervnculo"/>
@@ -6256,7 +6402,7 @@
             <w:noProof/>
             <w:webHidden/>
           </w:rPr>
-          <w:instrText xml:space="preserve"> PAGEREF _Toc213698765 \h </w:instrText>
+          <w:instrText xml:space="preserve"> PAGEREF _Toc213782057 \h </w:instrText>
         </w:r>
         <w:r>
           <w:rPr>
@@ -6300,7 +6446,7 @@
           <w14:ligatures w14:val="standardContextual"/>
         </w:rPr>
       </w:pPr>
-      <w:hyperlink w:anchor="_Toc213698767" w:history="1">
+      <w:hyperlink w:anchor="_Toc213782059" w:history="1">
         <w:r>
           <w:rPr>
             <w:rStyle w:val="Hipervnculo"/>
@@ -6335,7 +6481,7 @@
             <w:noProof/>
             <w:webHidden/>
           </w:rPr>
-          <w:instrText xml:space="preserve"> PAGEREF _Toc213698767 \h </w:instrText>
+          <w:instrText xml:space="preserve"> PAGEREF _Toc213782059 \h </w:instrText>
         </w:r>
         <w:r>
           <w:rPr>
@@ -6379,7 +6525,7 @@
           <w14:ligatures w14:val="standardContextual"/>
         </w:rPr>
       </w:pPr>
-      <w:hyperlink w:anchor="_Toc213698768" w:history="1">
+      <w:hyperlink w:anchor="_Toc213782060" w:history="1">
         <w:r>
           <w:rPr>
             <w:rStyle w:val="Hipervnculo"/>
@@ -6406,7 +6552,7 @@
             <w:noProof/>
             <w:webHidden/>
           </w:rPr>
-          <w:instrText xml:space="preserve"> PAGEREF _Toc213698768 \h </w:instrText>
+          <w:instrText xml:space="preserve"> PAGEREF _Toc213782060 \h </w:instrText>
         </w:r>
         <w:r>
           <w:rPr>
@@ -6445,6 +6591,9 @@
       </w:pPr>
       <w:r>
         <w:fldChar w:fldCharType="end"/>
+      </w:r>
+      <w:r>
+        <w:br w:type="page"/>
       </w:r>
     </w:p>
     <w:p>
@@ -7921,9 +8070,10 @@
       <w:bookmarkStart w:id="4" w:name="_Toc201199663"/>
       <w:bookmarkStart w:id="5" w:name="_Toc211609240"/>
       <w:bookmarkStart w:id="6" w:name="_Toc212539442"/>
-      <w:bookmarkStart w:id="7" w:name="_Toc213698678"/>
-      <w:bookmarkStart w:id="8" w:name="_Toc213698735"/>
-      <w:bookmarkStart w:id="9" w:name="_Toc213698769"/>
+      <w:bookmarkStart w:id="7" w:name="_Toc213698735"/>
+      <w:bookmarkStart w:id="8" w:name="_Toc213698769"/>
+      <w:bookmarkStart w:id="9" w:name="_Toc213781929"/>
+      <w:bookmarkStart w:id="10" w:name="_Toc213782025"/>
       <w:r>
         <w:lastRenderedPageBreak/>
         <w:t>I</w:t>
@@ -7946,6 +8096,7 @@
       <w:bookmarkEnd w:id="7"/>
       <w:bookmarkEnd w:id="8"/>
       <w:bookmarkEnd w:id="9"/>
+      <w:bookmarkEnd w:id="10"/>
     </w:p>
     <w:p/>
     <w:p/>
@@ -8001,14 +8152,15 @@
       <w:pPr>
         <w:pStyle w:val="Ttulo1"/>
       </w:pPr>
-      <w:bookmarkStart w:id="10" w:name="_Toc200405755"/>
-      <w:bookmarkStart w:id="11" w:name="_Toc201199575"/>
-      <w:bookmarkStart w:id="12" w:name="_Toc201199664"/>
-      <w:bookmarkStart w:id="13" w:name="_Toc211609241"/>
-      <w:bookmarkStart w:id="14" w:name="_Toc212539443"/>
-      <w:bookmarkStart w:id="15" w:name="_Toc213698679"/>
+      <w:bookmarkStart w:id="11" w:name="_Toc200405755"/>
+      <w:bookmarkStart w:id="12" w:name="_Toc201199575"/>
+      <w:bookmarkStart w:id="13" w:name="_Toc201199664"/>
+      <w:bookmarkStart w:id="14" w:name="_Toc211609241"/>
+      <w:bookmarkStart w:id="15" w:name="_Toc212539443"/>
       <w:bookmarkStart w:id="16" w:name="_Toc213698736"/>
       <w:bookmarkStart w:id="17" w:name="_Toc213698770"/>
+      <w:bookmarkStart w:id="18" w:name="_Toc213781930"/>
+      <w:bookmarkStart w:id="19" w:name="_Toc213782026"/>
       <w:r>
         <w:lastRenderedPageBreak/>
         <w:t>PROPUESTA DE SOLUCI</w:t>
@@ -8019,7 +8171,6 @@
       <w:r>
         <w:t>N E INCREMENTO DONDE SE ESPECIFICA EL INCREMENTO</w:t>
       </w:r>
-      <w:bookmarkEnd w:id="10"/>
       <w:bookmarkEnd w:id="11"/>
       <w:bookmarkEnd w:id="12"/>
       <w:bookmarkEnd w:id="13"/>
@@ -8027,6 +8178,8 @@
       <w:bookmarkEnd w:id="15"/>
       <w:bookmarkEnd w:id="16"/>
       <w:bookmarkEnd w:id="17"/>
+      <w:bookmarkEnd w:id="18"/>
+      <w:bookmarkEnd w:id="19"/>
     </w:p>
     <w:p/>
     <w:p/>
@@ -8040,11 +8193,11 @@
       <w:pPr>
         <w:pStyle w:val="Ttulo2"/>
       </w:pPr>
-      <w:bookmarkStart w:id="18" w:name="_Toc213698680"/>
+      <w:bookmarkStart w:id="20" w:name="_Toc213781931"/>
       <w:r>
         <w:t>Propuesta de solución</w:t>
       </w:r>
-      <w:bookmarkEnd w:id="18"/>
+      <w:bookmarkEnd w:id="20"/>
     </w:p>
     <w:p/>
     <w:p>
@@ -8108,7 +8261,7 @@
       <w:pPr>
         <w:pStyle w:val="Ttulo2"/>
       </w:pPr>
-      <w:bookmarkStart w:id="19" w:name="_Toc213698681"/>
+      <w:bookmarkStart w:id="21" w:name="_Toc213781932"/>
       <w:r>
         <w:t>Especificación del Incremento (</w:t>
       </w:r>
@@ -8118,7 +8271,7 @@
       <w:r>
         <w:t xml:space="preserve"> Incremento)</w:t>
       </w:r>
-      <w:bookmarkEnd w:id="19"/>
+      <w:bookmarkEnd w:id="21"/>
     </w:p>
     <w:p/>
     <w:p>
@@ -8152,7 +8305,7 @@
       <w:pPr>
         <w:pStyle w:val="Ttulo2"/>
       </w:pPr>
-      <w:bookmarkStart w:id="20" w:name="_Toc213698682"/>
+      <w:bookmarkStart w:id="22" w:name="_Toc213781933"/>
       <w:r>
         <w:t xml:space="preserve">Cantidad de </w:t>
       </w:r>
@@ -8162,7 +8315,7 @@
       <w:r>
         <w:t xml:space="preserve"> de uso</w:t>
       </w:r>
-      <w:bookmarkEnd w:id="20"/>
+      <w:bookmarkEnd w:id="22"/>
     </w:p>
     <w:p/>
     <w:p>
@@ -8214,84 +8367,41 @@
         <w:pStyle w:val="Descripcin"/>
         <w:keepNext/>
       </w:pPr>
-      <w:bookmarkStart w:id="21" w:name="_Toc200405757"/>
-      <w:bookmarkStart w:id="22" w:name="_Toc200570059"/>
-      <w:bookmarkStart w:id="23" w:name="_Toc200854178"/>
-      <w:bookmarkStart w:id="24" w:name="_Toc201172395"/>
-      <w:bookmarkStart w:id="25" w:name="_Toc201199576"/>
-      <w:bookmarkStart w:id="26" w:name="_Toc201199665"/>
-      <w:bookmarkStart w:id="27" w:name="_Toc211609242"/>
-      <w:bookmarkStart w:id="28" w:name="_Toc212539444"/>
-      <w:bookmarkStart w:id="29" w:name="_Toc212539498"/>
-      <w:bookmarkStart w:id="30" w:name="_Toc213698737"/>
-      <w:bookmarkStart w:id="31" w:name="_Toc213698771"/>
+      <w:bookmarkStart w:id="23" w:name="_Toc200405757"/>
+      <w:bookmarkStart w:id="24" w:name="_Toc200570059"/>
+      <w:bookmarkStart w:id="25" w:name="_Toc200854178"/>
+      <w:bookmarkStart w:id="26" w:name="_Toc201172395"/>
+      <w:bookmarkStart w:id="27" w:name="_Toc201199576"/>
+      <w:bookmarkStart w:id="28" w:name="_Toc201199665"/>
+      <w:bookmarkStart w:id="29" w:name="_Toc211609242"/>
+      <w:bookmarkStart w:id="30" w:name="_Toc212539444"/>
+      <w:bookmarkStart w:id="31" w:name="_Toc212539498"/>
+      <w:bookmarkStart w:id="32" w:name="_Toc213698737"/>
+      <w:bookmarkStart w:id="33" w:name="_Toc213698771"/>
+      <w:bookmarkStart w:id="34" w:name="_Toc213782027"/>
       <w:r>
         <w:lastRenderedPageBreak/>
         <w:t xml:space="preserve">Figura </w:t>
       </w:r>
-      <w:r>
-        <w:rPr>
-          <w:noProof/>
-        </w:rPr>
-        <w:fldChar w:fldCharType="begin"/>
-      </w:r>
-      <w:r>
-        <w:rPr>
-          <w:noProof/>
-        </w:rPr>
-        <w:instrText xml:space="preserve"> STYLEREF 1 \s </w:instrText>
-      </w:r>
-      <w:r>
-        <w:rPr>
-          <w:noProof/>
-        </w:rPr>
-        <w:fldChar w:fldCharType="separate"/>
-      </w:r>
-      <w:r>
-        <w:rPr>
-          <w:noProof/>
-        </w:rPr>
-        <w:t>2</w:t>
-      </w:r>
-      <w:r>
-        <w:rPr>
-          <w:noProof/>
-        </w:rPr>
-        <w:fldChar w:fldCharType="end"/>
-      </w:r>
+      <w:fldSimple w:instr=" STYLEREF 1 \s ">
+        <w:r>
+          <w:rPr>
+            <w:noProof/>
+          </w:rPr>
+          <w:t>2</w:t>
+        </w:r>
+      </w:fldSimple>
       <w:r>
         <w:t>.</w:t>
       </w:r>
-      <w:r>
-        <w:rPr>
-          <w:noProof/>
-        </w:rPr>
-        <w:fldChar w:fldCharType="begin"/>
-      </w:r>
-      <w:r>
-        <w:rPr>
-          <w:noProof/>
-        </w:rPr>
-        <w:instrText xml:space="preserve"> SEQ Figura \* ARABIC \s 1 </w:instrText>
-      </w:r>
-      <w:r>
-        <w:rPr>
-          <w:noProof/>
-        </w:rPr>
-        <w:fldChar w:fldCharType="separate"/>
-      </w:r>
-      <w:r>
-        <w:rPr>
-          <w:noProof/>
-        </w:rPr>
-        <w:t>1</w:t>
-      </w:r>
-      <w:r>
-        <w:rPr>
-          <w:noProof/>
-        </w:rPr>
-        <w:fldChar w:fldCharType="end"/>
-      </w:r>
+      <w:fldSimple w:instr=" SEQ Figura \* ARABIC \s 1 ">
+        <w:r>
+          <w:rPr>
+            <w:noProof/>
+          </w:rPr>
+          <w:t>1</w:t>
+        </w:r>
+      </w:fldSimple>
       <w:r>
         <w:t xml:space="preserve"> gr</w:t>
       </w:r>
@@ -8301,8 +8411,6 @@
       <w:r>
         <w:t>fico de barras de casos de uso</w:t>
       </w:r>
-      <w:bookmarkEnd w:id="21"/>
-      <w:bookmarkEnd w:id="22"/>
       <w:bookmarkEnd w:id="23"/>
       <w:bookmarkEnd w:id="24"/>
       <w:bookmarkEnd w:id="25"/>
@@ -8312,6 +8420,9 @@
       <w:bookmarkEnd w:id="29"/>
       <w:bookmarkEnd w:id="30"/>
       <w:bookmarkEnd w:id="31"/>
+      <w:bookmarkEnd w:id="32"/>
+      <w:bookmarkEnd w:id="33"/>
+      <w:bookmarkEnd w:id="34"/>
     </w:p>
     <w:p>
       <w:pPr>
@@ -8373,16 +8484,16 @@
       <w:pPr>
         <w:pStyle w:val="Ttulo2"/>
       </w:pPr>
-      <w:bookmarkStart w:id="32" w:name="_Toc200405758"/>
-      <w:bookmarkStart w:id="33" w:name="_Toc213698683"/>
+      <w:bookmarkStart w:id="35" w:name="_Toc200405758"/>
+      <w:bookmarkStart w:id="36" w:name="_Toc213781934"/>
       <w:r>
         <w:t xml:space="preserve">Porcentaje </w:t>
       </w:r>
-      <w:bookmarkEnd w:id="32"/>
+      <w:bookmarkEnd w:id="35"/>
       <w:r>
         <w:t>parcial</w:t>
       </w:r>
-      <w:bookmarkEnd w:id="33"/>
+      <w:bookmarkEnd w:id="36"/>
     </w:p>
     <w:p>
       <w:pPr>
@@ -8437,92 +8548,50 @@
         <w:pStyle w:val="Descripcin"/>
         <w:keepNext/>
       </w:pPr>
-      <w:bookmarkStart w:id="34" w:name="_Toc201172396"/>
-      <w:bookmarkStart w:id="35" w:name="_Toc201199577"/>
-      <w:bookmarkStart w:id="36" w:name="_Toc201199666"/>
-      <w:bookmarkStart w:id="37" w:name="_Toc211609243"/>
-      <w:bookmarkStart w:id="38" w:name="_Toc212539445"/>
-      <w:bookmarkStart w:id="39" w:name="_Toc212539499"/>
-      <w:bookmarkStart w:id="40" w:name="_Toc213698738"/>
-      <w:bookmarkStart w:id="41" w:name="_Toc213698772"/>
+      <w:bookmarkStart w:id="37" w:name="_Toc201172396"/>
+      <w:bookmarkStart w:id="38" w:name="_Toc201199577"/>
+      <w:bookmarkStart w:id="39" w:name="_Toc201199666"/>
+      <w:bookmarkStart w:id="40" w:name="_Toc211609243"/>
+      <w:bookmarkStart w:id="41" w:name="_Toc212539445"/>
+      <w:bookmarkStart w:id="42" w:name="_Toc212539499"/>
+      <w:bookmarkStart w:id="43" w:name="_Toc213698738"/>
+      <w:bookmarkStart w:id="44" w:name="_Toc213698772"/>
+      <w:bookmarkStart w:id="45" w:name="_Toc213782028"/>
       <w:r>
         <w:lastRenderedPageBreak/>
         <w:t xml:space="preserve">Figura </w:t>
       </w:r>
-      <w:r>
-        <w:rPr>
-          <w:noProof/>
-        </w:rPr>
-        <w:fldChar w:fldCharType="begin"/>
-      </w:r>
-      <w:r>
-        <w:rPr>
-          <w:noProof/>
-        </w:rPr>
-        <w:instrText xml:space="preserve"> STYLEREF 1 \s </w:instrText>
-      </w:r>
-      <w:r>
-        <w:rPr>
-          <w:noProof/>
-        </w:rPr>
-        <w:fldChar w:fldCharType="separate"/>
-      </w:r>
-      <w:r>
-        <w:rPr>
-          <w:noProof/>
-        </w:rPr>
-        <w:t>2</w:t>
-      </w:r>
-      <w:r>
-        <w:rPr>
-          <w:noProof/>
-        </w:rPr>
-        <w:fldChar w:fldCharType="end"/>
-      </w:r>
+      <w:fldSimple w:instr=" STYLEREF 1 \s ">
+        <w:r>
+          <w:rPr>
+            <w:noProof/>
+          </w:rPr>
+          <w:t>2</w:t>
+        </w:r>
+      </w:fldSimple>
       <w:r>
         <w:t>.</w:t>
       </w:r>
-      <w:r>
-        <w:rPr>
-          <w:noProof/>
-        </w:rPr>
-        <w:fldChar w:fldCharType="begin"/>
-      </w:r>
-      <w:r>
-        <w:rPr>
-          <w:noProof/>
-        </w:rPr>
-        <w:instrText xml:space="preserve"> SEQ Figura \* ARABIC \s 1 </w:instrText>
-      </w:r>
-      <w:r>
-        <w:rPr>
-          <w:noProof/>
-        </w:rPr>
-        <w:fldChar w:fldCharType="separate"/>
-      </w:r>
-      <w:r>
-        <w:rPr>
-          <w:noProof/>
-        </w:rPr>
-        <w:t>2</w:t>
-      </w:r>
-      <w:r>
-        <w:rPr>
-          <w:noProof/>
-        </w:rPr>
-        <w:fldChar w:fldCharType="end"/>
-      </w:r>
+      <w:fldSimple w:instr=" SEQ Figura \* ARABIC \s 1 ">
+        <w:r>
+          <w:rPr>
+            <w:noProof/>
+          </w:rPr>
+          <w:t>2</w:t>
+        </w:r>
+      </w:fldSimple>
       <w:r>
         <w:t xml:space="preserve"> gráfico circular de porcentaje parcial</w:t>
       </w:r>
-      <w:bookmarkEnd w:id="34"/>
-      <w:bookmarkEnd w:id="35"/>
-      <w:bookmarkEnd w:id="36"/>
       <w:bookmarkEnd w:id="37"/>
       <w:bookmarkEnd w:id="38"/>
       <w:bookmarkEnd w:id="39"/>
       <w:bookmarkEnd w:id="40"/>
       <w:bookmarkEnd w:id="41"/>
+      <w:bookmarkEnd w:id="42"/>
+      <w:bookmarkEnd w:id="43"/>
+      <w:bookmarkEnd w:id="44"/>
+      <w:bookmarkEnd w:id="45"/>
     </w:p>
     <w:p>
       <w:pPr>
@@ -8585,11 +8654,11 @@
       <w:pPr>
         <w:pStyle w:val="Ttulo2"/>
       </w:pPr>
-      <w:bookmarkStart w:id="42" w:name="_Toc213698684"/>
+      <w:bookmarkStart w:id="46" w:name="_Toc213781935"/>
       <w:r>
         <w:t>Porcentaje acumulado</w:t>
       </w:r>
-      <w:bookmarkEnd w:id="42"/>
+      <w:bookmarkEnd w:id="46"/>
     </w:p>
     <w:p/>
     <w:p>
@@ -8693,80 +8762,37 @@
         <w:pStyle w:val="Descripcin"/>
         <w:keepNext/>
       </w:pPr>
-      <w:bookmarkStart w:id="43" w:name="_Toc201172397"/>
-      <w:bookmarkStart w:id="44" w:name="_Toc201199578"/>
-      <w:bookmarkStart w:id="45" w:name="_Toc201199667"/>
-      <w:bookmarkStart w:id="46" w:name="_Toc211609244"/>
-      <w:bookmarkStart w:id="47" w:name="_Toc212539446"/>
-      <w:bookmarkStart w:id="48" w:name="_Toc212539500"/>
-      <w:bookmarkStart w:id="49" w:name="_Toc213698739"/>
-      <w:bookmarkStart w:id="50" w:name="_Toc213698773"/>
+      <w:bookmarkStart w:id="47" w:name="_Toc201172397"/>
+      <w:bookmarkStart w:id="48" w:name="_Toc201199578"/>
+      <w:bookmarkStart w:id="49" w:name="_Toc201199667"/>
+      <w:bookmarkStart w:id="50" w:name="_Toc211609244"/>
+      <w:bookmarkStart w:id="51" w:name="_Toc212539446"/>
+      <w:bookmarkStart w:id="52" w:name="_Toc212539500"/>
+      <w:bookmarkStart w:id="53" w:name="_Toc213698739"/>
+      <w:bookmarkStart w:id="54" w:name="_Toc213698773"/>
+      <w:bookmarkStart w:id="55" w:name="_Toc213782029"/>
       <w:r>
         <w:t xml:space="preserve">Figura </w:t>
       </w:r>
-      <w:r>
-        <w:rPr>
-          <w:noProof/>
-        </w:rPr>
-        <w:fldChar w:fldCharType="begin"/>
-      </w:r>
-      <w:r>
-        <w:rPr>
-          <w:noProof/>
-        </w:rPr>
-        <w:instrText xml:space="preserve"> STYLEREF 1 \s </w:instrText>
-      </w:r>
-      <w:r>
-        <w:rPr>
-          <w:noProof/>
-        </w:rPr>
-        <w:fldChar w:fldCharType="separate"/>
-      </w:r>
-      <w:r>
-        <w:rPr>
-          <w:noProof/>
-        </w:rPr>
-        <w:t>2</w:t>
-      </w:r>
-      <w:r>
-        <w:rPr>
-          <w:noProof/>
-        </w:rPr>
-        <w:fldChar w:fldCharType="end"/>
-      </w:r>
+      <w:fldSimple w:instr=" STYLEREF 1 \s ">
+        <w:r>
+          <w:rPr>
+            <w:noProof/>
+          </w:rPr>
+          <w:t>2</w:t>
+        </w:r>
+      </w:fldSimple>
       <w:r>
         <w:t>.</w:t>
       </w:r>
-      <w:r>
-        <w:rPr>
-          <w:noProof/>
-        </w:rPr>
-        <w:fldChar w:fldCharType="begin"/>
-      </w:r>
-      <w:r>
-        <w:rPr>
-          <w:noProof/>
-        </w:rPr>
-        <w:instrText xml:space="preserve"> SEQ Figura \* ARABIC \s 1 </w:instrText>
-      </w:r>
-      <w:r>
-        <w:rPr>
-          <w:noProof/>
-        </w:rPr>
-        <w:fldChar w:fldCharType="separate"/>
-      </w:r>
-      <w:r>
-        <w:rPr>
-          <w:noProof/>
-        </w:rPr>
-        <w:t>3</w:t>
-      </w:r>
-      <w:r>
-        <w:rPr>
-          <w:noProof/>
-        </w:rPr>
-        <w:fldChar w:fldCharType="end"/>
-      </w:r>
+      <w:fldSimple w:instr=" SEQ Figura \* ARABIC \s 1 ">
+        <w:r>
+          <w:rPr>
+            <w:noProof/>
+          </w:rPr>
+          <w:t>3</w:t>
+        </w:r>
+      </w:fldSimple>
       <w:r>
         <w:t xml:space="preserve"> </w:t>
       </w:r>
@@ -8779,14 +8805,15 @@
       <w:r>
         <w:t>fico de barras porcentaje acumulado</w:t>
       </w:r>
-      <w:bookmarkEnd w:id="43"/>
-      <w:bookmarkEnd w:id="44"/>
-      <w:bookmarkEnd w:id="45"/>
-      <w:bookmarkEnd w:id="46"/>
       <w:bookmarkEnd w:id="47"/>
       <w:bookmarkEnd w:id="48"/>
       <w:bookmarkEnd w:id="49"/>
       <w:bookmarkEnd w:id="50"/>
+      <w:bookmarkEnd w:id="51"/>
+      <w:bookmarkEnd w:id="52"/>
+      <w:bookmarkEnd w:id="53"/>
+      <w:bookmarkEnd w:id="54"/>
+      <w:bookmarkEnd w:id="55"/>
     </w:p>
     <w:p>
       <w:pPr>
@@ -8862,166 +8889,172 @@
       <w:pPr>
         <w:pStyle w:val="Ttulo1"/>
       </w:pPr>
-      <w:bookmarkStart w:id="51" w:name="_Toc201199579"/>
-      <w:bookmarkStart w:id="52" w:name="_Toc201199668"/>
-      <w:bookmarkStart w:id="53" w:name="_Toc211609245"/>
-      <w:bookmarkStart w:id="54" w:name="_Toc212539447"/>
-      <w:bookmarkStart w:id="55" w:name="_Toc213698685"/>
-      <w:bookmarkStart w:id="56" w:name="_Toc213698740"/>
-      <w:bookmarkStart w:id="57" w:name="_Toc213698774"/>
+      <w:bookmarkStart w:id="56" w:name="_Toc201199579"/>
+      <w:bookmarkStart w:id="57" w:name="_Toc201199668"/>
+      <w:bookmarkStart w:id="58" w:name="_Toc211609245"/>
+      <w:bookmarkStart w:id="59" w:name="_Toc212539447"/>
+      <w:bookmarkStart w:id="60" w:name="_Toc213698740"/>
+      <w:bookmarkStart w:id="61" w:name="_Toc213698774"/>
+      <w:bookmarkStart w:id="62" w:name="_Toc213781936"/>
+      <w:bookmarkStart w:id="63" w:name="_Toc213782030"/>
       <w:r>
         <w:lastRenderedPageBreak/>
         <w:t>PRODUCT BACKLOG</w:t>
       </w:r>
-      <w:bookmarkEnd w:id="51"/>
-      <w:bookmarkEnd w:id="52"/>
-      <w:bookmarkEnd w:id="53"/>
-      <w:bookmarkEnd w:id="54"/>
-      <w:bookmarkEnd w:id="55"/>
       <w:bookmarkEnd w:id="56"/>
       <w:bookmarkEnd w:id="57"/>
-    </w:p>
-    <w:p/>
-    <w:p/>
-    <w:p>
-      <w:r>
-        <w:t xml:space="preserve">En la tabla 3.1 se ha </w:t>
-      </w:r>
-      <w:r>
-        <w:t>establecido y mantenido un Product Backlog que contiene los requerimientos priorizados del sistema</w:t>
-      </w:r>
-      <w:r>
-        <w:t>, u</w:t>
-      </w:r>
-      <w:r>
-        <w:t>na historia de usuario, descripción breve, prioridad, estimación</w:t>
-      </w:r>
-      <w:r>
-        <w:t xml:space="preserve"> y estado</w:t>
-      </w:r>
-      <w:r>
-        <w:t xml:space="preserve">. Este backlog es fundamental para la planificación de los </w:t>
-      </w:r>
-      <w:r>
-        <w:t>Sprint</w:t>
-      </w:r>
-      <w:r>
-        <w:t>s</w:t>
-      </w:r>
-      <w:r>
-        <w:t>.</w:t>
-      </w:r>
-    </w:p>
-    <w:p>
-      <w:pPr>
-        <w:pStyle w:val="Sinespaciado"/>
-      </w:pPr>
-    </w:p>
-    <w:p>
-      <w:pPr>
-        <w:pStyle w:val="Descripcin"/>
-        <w:keepNext/>
-      </w:pPr>
-      <w:bookmarkStart w:id="58" w:name="_Toc200854044"/>
-      <w:bookmarkStart w:id="59" w:name="_Toc201172325"/>
-      <w:bookmarkStart w:id="60" w:name="_Toc201199580"/>
-      <w:bookmarkStart w:id="61" w:name="_Toc201199669"/>
-      <w:bookmarkStart w:id="62" w:name="_Toc211609246"/>
-      <w:bookmarkStart w:id="63" w:name="_Toc212539448"/>
-      <w:bookmarkStart w:id="64" w:name="_Toc213698741"/>
-      <w:bookmarkStart w:id="65" w:name="_Toc213698775"/>
-      <w:r>
-        <w:t xml:space="preserve">Tabla </w:t>
-      </w:r>
-      <w:r>
-        <w:rPr>
-          <w:noProof/>
-        </w:rPr>
-        <w:fldChar w:fldCharType="begin"/>
-      </w:r>
-      <w:r>
-        <w:rPr>
-          <w:noProof/>
-        </w:rPr>
-        <w:instrText xml:space="preserve"> STYLEREF 1 \s </w:instrText>
-      </w:r>
-      <w:r>
-        <w:rPr>
-          <w:noProof/>
-        </w:rPr>
-        <w:fldChar w:fldCharType="separate"/>
-      </w:r>
-      <w:r>
-        <w:rPr>
-          <w:noProof/>
-        </w:rPr>
-        <w:t>3</w:t>
-      </w:r>
-      <w:r>
-        <w:rPr>
-          <w:noProof/>
-        </w:rPr>
-        <w:fldChar w:fldCharType="end"/>
-      </w:r>
-      <w:r>
-        <w:t>.</w:t>
-      </w:r>
-      <w:r>
-        <w:rPr>
-          <w:noProof/>
-        </w:rPr>
-        <w:fldChar w:fldCharType="begin"/>
-      </w:r>
-      <w:r>
-        <w:rPr>
-          <w:noProof/>
-        </w:rPr>
-        <w:instrText xml:space="preserve"> SEQ Tabla \* ARABIC \s 1 </w:instrText>
-      </w:r>
-      <w:r>
-        <w:rPr>
-          <w:noProof/>
-        </w:rPr>
-        <w:fldChar w:fldCharType="separate"/>
-      </w:r>
-      <w:r>
-        <w:rPr>
-          <w:noProof/>
-        </w:rPr>
-        <w:t>1</w:t>
-      </w:r>
-      <w:r>
-        <w:rPr>
-          <w:noProof/>
-        </w:rPr>
-        <w:fldChar w:fldCharType="end"/>
-      </w:r>
-      <w:r>
-        <w:t xml:space="preserve"> </w:t>
-      </w:r>
-      <w:r>
-        <w:rPr>
-          <w:u w:val="single"/>
-        </w:rPr>
-        <w:t>P</w:t>
-      </w:r>
-      <w:r>
-        <w:rPr>
-          <w:u w:val="single"/>
-        </w:rPr>
-        <w:t>roduct</w:t>
-      </w:r>
-      <w:r>
-        <w:t xml:space="preserve"> backlog</w:t>
-      </w:r>
       <w:bookmarkEnd w:id="58"/>
       <w:bookmarkEnd w:id="59"/>
       <w:bookmarkEnd w:id="60"/>
       <w:bookmarkEnd w:id="61"/>
       <w:bookmarkEnd w:id="62"/>
       <w:bookmarkEnd w:id="63"/>
+    </w:p>
+    <w:p/>
+    <w:p/>
+    <w:p>
+      <w:r>
+        <w:t xml:space="preserve">En la tabla 3.1 se ha </w:t>
+      </w:r>
+      <w:r>
+        <w:t>establecido y mantenido un Product Backlog que contiene los requerimientos priorizados del sistema</w:t>
+      </w:r>
+      <w:r>
+        <w:t>, u</w:t>
+      </w:r>
+      <w:r>
+        <w:t>na historia de usuario, descripción breve, prioridad, estimación</w:t>
+      </w:r>
+      <w:r>
+        <w:t xml:space="preserve"> y estado</w:t>
+      </w:r>
+      <w:r>
+        <w:t xml:space="preserve">. Este backlog es fundamental para la planificación de los </w:t>
+      </w:r>
+      <w:r>
+        <w:t>Sprint</w:t>
+      </w:r>
+      <w:r>
+        <w:t>s</w:t>
+      </w:r>
+      <w:r>
+        <w:t>.</w:t>
+      </w:r>
+    </w:p>
+    <w:p>
+      <w:pPr>
+        <w:pStyle w:val="Sinespaciado"/>
+      </w:pPr>
+    </w:p>
+    <w:p>
+      <w:pPr>
+        <w:pStyle w:val="Descripcin"/>
+        <w:keepNext/>
+      </w:pPr>
+      <w:bookmarkStart w:id="64" w:name="_Toc200854044"/>
+      <w:bookmarkStart w:id="65" w:name="_Toc201172325"/>
+      <w:bookmarkStart w:id="66" w:name="_Toc201199580"/>
+      <w:bookmarkStart w:id="67" w:name="_Toc201199669"/>
+      <w:bookmarkStart w:id="68" w:name="_Toc211609246"/>
+      <w:bookmarkStart w:id="69" w:name="_Toc212539448"/>
+      <w:bookmarkStart w:id="70" w:name="_Toc213698741"/>
+      <w:bookmarkStart w:id="71" w:name="_Toc213698775"/>
+      <w:bookmarkStart w:id="72" w:name="_Toc213781992"/>
+      <w:bookmarkStart w:id="73" w:name="_Toc213782031"/>
+      <w:r>
+        <w:t xml:space="preserve">Tabla </w:t>
+      </w:r>
+      <w:r>
+        <w:rPr>
+          <w:noProof/>
+        </w:rPr>
+        <w:fldChar w:fldCharType="begin"/>
+      </w:r>
+      <w:r>
+        <w:rPr>
+          <w:noProof/>
+        </w:rPr>
+        <w:instrText xml:space="preserve"> STYLEREF 1 \s </w:instrText>
+      </w:r>
+      <w:r>
+        <w:rPr>
+          <w:noProof/>
+        </w:rPr>
+        <w:fldChar w:fldCharType="separate"/>
+      </w:r>
+      <w:r>
+        <w:rPr>
+          <w:noProof/>
+        </w:rPr>
+        <w:t>3</w:t>
+      </w:r>
+      <w:r>
+        <w:rPr>
+          <w:noProof/>
+        </w:rPr>
+        <w:fldChar w:fldCharType="end"/>
+      </w:r>
+      <w:r>
+        <w:t>.</w:t>
+      </w:r>
+      <w:r>
+        <w:rPr>
+          <w:noProof/>
+        </w:rPr>
+        <w:fldChar w:fldCharType="begin"/>
+      </w:r>
+      <w:r>
+        <w:rPr>
+          <w:noProof/>
+        </w:rPr>
+        <w:instrText xml:space="preserve"> SEQ Tabla \* ARABIC \s 1 </w:instrText>
+      </w:r>
+      <w:r>
+        <w:rPr>
+          <w:noProof/>
+        </w:rPr>
+        <w:fldChar w:fldCharType="separate"/>
+      </w:r>
+      <w:r>
+        <w:rPr>
+          <w:noProof/>
+        </w:rPr>
+        <w:t>1</w:t>
+      </w:r>
+      <w:r>
+        <w:rPr>
+          <w:noProof/>
+        </w:rPr>
+        <w:fldChar w:fldCharType="end"/>
+      </w:r>
+      <w:r>
+        <w:t xml:space="preserve"> </w:t>
+      </w:r>
+      <w:r>
+        <w:rPr>
+          <w:u w:val="single"/>
+        </w:rPr>
+        <w:t>P</w:t>
+      </w:r>
+      <w:r>
+        <w:rPr>
+          <w:u w:val="single"/>
+        </w:rPr>
+        <w:t>roduct</w:t>
+      </w:r>
+      <w:r>
+        <w:t xml:space="preserve"> backlog</w:t>
+      </w:r>
       <w:bookmarkEnd w:id="64"/>
       <w:bookmarkEnd w:id="65"/>
+      <w:bookmarkEnd w:id="66"/>
+      <w:bookmarkEnd w:id="67"/>
+      <w:bookmarkEnd w:id="68"/>
+      <w:bookmarkEnd w:id="69"/>
+      <w:bookmarkEnd w:id="70"/>
+      <w:bookmarkEnd w:id="71"/>
+      <w:bookmarkEnd w:id="72"/>
+      <w:bookmarkEnd w:id="73"/>
     </w:p>
     <w:tbl>
       <w:tblPr>
@@ -9260,21 +9293,7 @@
               <w:rPr>
                 <w:rFonts w:cs="Times New Roman"/>
               </w:rPr>
-              <w:t>Como usuario, necesito visualizar en un panel (</w:t>
-            </w:r>
-            <w:proofErr w:type="spellStart"/>
-            <w:r>
-              <w:rPr>
-                <w:rFonts w:cs="Times New Roman"/>
-              </w:rPr>
-              <w:t>dashboard</w:t>
-            </w:r>
-            <w:proofErr w:type="spellEnd"/>
-            <w:r>
-              <w:rPr>
-                <w:rFonts w:cs="Times New Roman"/>
-              </w:rPr>
-              <w:t>) el número de personas presentes y ausentes del día.</w:t>
+              <w:t>Como usuario, necesito visualizar en un panel (dashboard) el número de personas presentes y ausentes del día.</w:t>
             </w:r>
           </w:p>
         </w:tc>
@@ -9414,16 +9433,8 @@
               <w:rPr>
                 <w:rFonts w:cs="Times New Roman"/>
               </w:rPr>
-              <w:t xml:space="preserve">Visualizando lista con empleados </w:t>
+              <w:t>Visualizando lista con empleados inasistentes</w:t>
             </w:r>
-            <w:proofErr w:type="spellStart"/>
-            <w:r>
-              <w:rPr>
-                <w:rFonts w:cs="Times New Roman"/>
-              </w:rPr>
-              <w:t>inasistentes</w:t>
-            </w:r>
-            <w:proofErr w:type="spellEnd"/>
           </w:p>
         </w:tc>
         <w:tc>
@@ -9468,16 +9479,8 @@
               <w:rPr>
                 <w:rFonts w:cs="Times New Roman"/>
               </w:rPr>
-              <w:t xml:space="preserve">Facilitar al usuario la vista de los empleados </w:t>
+              <w:t>Facilitar al usuario la vista de los empleados inasistentes</w:t>
             </w:r>
-            <w:proofErr w:type="spellStart"/>
-            <w:r>
-              <w:rPr>
-                <w:rFonts w:cs="Times New Roman"/>
-              </w:rPr>
-              <w:t>inasistentes</w:t>
-            </w:r>
-            <w:proofErr w:type="spellEnd"/>
           </w:p>
         </w:tc>
         <w:tc>
@@ -9569,189 +9572,20 @@
       <w:pPr>
         <w:pStyle w:val="Ttulo1"/>
       </w:pPr>
-      <w:bookmarkStart w:id="66" w:name="_Toc201199581"/>
-      <w:bookmarkStart w:id="67" w:name="_Toc201199670"/>
-      <w:bookmarkStart w:id="68" w:name="_Toc211609247"/>
-      <w:bookmarkStart w:id="69" w:name="_Toc212539449"/>
-      <w:bookmarkStart w:id="70" w:name="_Toc213698686"/>
-      <w:bookmarkStart w:id="71" w:name="_Toc213698742"/>
-      <w:bookmarkStart w:id="72" w:name="_Toc213698776"/>
+      <w:bookmarkStart w:id="74" w:name="_Toc201199581"/>
+      <w:bookmarkStart w:id="75" w:name="_Toc201199670"/>
+      <w:bookmarkStart w:id="76" w:name="_Toc211609247"/>
+      <w:bookmarkStart w:id="77" w:name="_Toc212539449"/>
+      <w:bookmarkStart w:id="78" w:name="_Toc213698742"/>
+      <w:bookmarkStart w:id="79" w:name="_Toc213698776"/>
+      <w:bookmarkStart w:id="80" w:name="_Toc213781937"/>
+      <w:bookmarkStart w:id="81" w:name="_Toc213782032"/>
       <w:r>
         <w:lastRenderedPageBreak/>
         <w:t>SPRINT BACKLOG</w:t>
       </w:r>
       <w:r>
         <w:t xml:space="preserve"> Y VISTA EXTERNA</w:t>
-      </w:r>
-      <w:bookmarkEnd w:id="66"/>
-      <w:bookmarkEnd w:id="67"/>
-      <w:bookmarkEnd w:id="68"/>
-      <w:bookmarkEnd w:id="69"/>
-      <w:bookmarkEnd w:id="70"/>
-      <w:bookmarkEnd w:id="71"/>
-      <w:bookmarkEnd w:id="72"/>
-    </w:p>
-    <w:p/>
-    <w:p/>
-    <w:p>
-      <w:pPr>
-        <w:rPr>
-          <w:noProof/>
-        </w:rPr>
-      </w:pPr>
-      <w:r>
-        <w:t xml:space="preserve">El sprint backlog se enfoca en el </w:t>
-      </w:r>
-      <w:r>
-        <w:t>cuarto</w:t>
-      </w:r>
-      <w:r>
-        <w:t xml:space="preserve"> incremento del sistema web </w:t>
-      </w:r>
-      <w:r>
-        <w:t xml:space="preserve">además la vista externa </w:t>
-      </w:r>
-      <w:r>
-        <w:t xml:space="preserve">son los </w:t>
-      </w:r>
-      <w:r>
-        <w:t>casos de uso de tipo extendido y sus nombres están formulados en gerundio, como se observa en los ejemplos presentes en el documento.</w:t>
-      </w:r>
-      <w:r>
-        <w:rPr>
-          <w:noProof/>
-        </w:rPr>
-        <w:t xml:space="preserve"> </w:t>
-      </w:r>
-    </w:p>
-    <w:p>
-      <w:pPr>
-        <w:rPr>
-          <w:noProof/>
-        </w:rPr>
-      </w:pPr>
-    </w:p>
-    <w:p>
-      <w:pPr>
-        <w:pStyle w:val="Ttulo2"/>
-        <w:rPr>
-          <w:noProof/>
-        </w:rPr>
-      </w:pPr>
-      <w:bookmarkStart w:id="73" w:name="_Toc213698687"/>
-      <w:r>
-        <w:rPr>
-          <w:noProof/>
-        </w:rPr>
-        <w:t>Sprint backlog</w:t>
-      </w:r>
-      <w:bookmarkEnd w:id="73"/>
-    </w:p>
-    <w:p/>
-    <w:p>
-      <w:r>
-        <w:t xml:space="preserve">El Sprint Backlog de este </w:t>
-      </w:r>
-      <w:r>
-        <w:t>cuarto</w:t>
-      </w:r>
-      <w:r>
-        <w:t xml:space="preserve"> </w:t>
-      </w:r>
-      <w:r>
-        <w:t>incremento se ha enfocado en la Vista Externa del sistema, detallando los casos de uso que lo componen</w:t>
-      </w:r>
-      <w:r>
-        <w:t>.</w:t>
-      </w:r>
-    </w:p>
-    <w:p/>
-    <w:p>
-      <w:r>
-        <w:t>En la tabla 4.1 se especifica el conjunto de elementos del producto backlog para ser desarrollados en el sprint actual, junto con plan para entrega.</w:t>
-      </w:r>
-    </w:p>
-    <w:p/>
-    <w:p>
-      <w:pPr>
-        <w:pStyle w:val="Descripcin"/>
-      </w:pPr>
-      <w:bookmarkStart w:id="74" w:name="_Toc200854046"/>
-      <w:bookmarkStart w:id="75" w:name="_Toc201172327"/>
-      <w:bookmarkStart w:id="76" w:name="_Toc201199582"/>
-      <w:bookmarkStart w:id="77" w:name="_Toc201199671"/>
-      <w:bookmarkStart w:id="78" w:name="_Toc211609248"/>
-      <w:bookmarkStart w:id="79" w:name="_Toc212539450"/>
-      <w:bookmarkStart w:id="80" w:name="_Toc213698743"/>
-      <w:bookmarkStart w:id="81" w:name="_Toc213698777"/>
-      <w:r>
-        <w:t xml:space="preserve">Tabla </w:t>
-      </w:r>
-      <w:r>
-        <w:rPr>
-          <w:noProof/>
-        </w:rPr>
-        <w:fldChar w:fldCharType="begin"/>
-      </w:r>
-      <w:r>
-        <w:rPr>
-          <w:noProof/>
-        </w:rPr>
-        <w:instrText xml:space="preserve"> STYLEREF 1 \s </w:instrText>
-      </w:r>
-      <w:r>
-        <w:rPr>
-          <w:noProof/>
-        </w:rPr>
-        <w:fldChar w:fldCharType="separate"/>
-      </w:r>
-      <w:r>
-        <w:rPr>
-          <w:noProof/>
-        </w:rPr>
-        <w:t>4</w:t>
-      </w:r>
-      <w:r>
-        <w:rPr>
-          <w:noProof/>
-        </w:rPr>
-        <w:fldChar w:fldCharType="end"/>
-      </w:r>
-      <w:r>
-        <w:t>.</w:t>
-      </w:r>
-      <w:r>
-        <w:rPr>
-          <w:noProof/>
-        </w:rPr>
-        <w:fldChar w:fldCharType="begin"/>
-      </w:r>
-      <w:r>
-        <w:rPr>
-          <w:noProof/>
-        </w:rPr>
-        <w:instrText xml:space="preserve"> SEQ Tabla \* ARABIC \s 1 </w:instrText>
-      </w:r>
-      <w:r>
-        <w:rPr>
-          <w:noProof/>
-        </w:rPr>
-        <w:fldChar w:fldCharType="separate"/>
-      </w:r>
-      <w:r>
-        <w:rPr>
-          <w:noProof/>
-        </w:rPr>
-        <w:t>1</w:t>
-      </w:r>
-      <w:r>
-        <w:rPr>
-          <w:noProof/>
-        </w:rPr>
-        <w:fldChar w:fldCharType="end"/>
-      </w:r>
-      <w:r>
-        <w:t xml:space="preserve"> Sprint backlog</w:t>
       </w:r>
       <w:bookmarkEnd w:id="74"/>
       <w:bookmarkEnd w:id="75"/>
@@ -9761,6 +9595,181 @@
       <w:bookmarkEnd w:id="79"/>
       <w:bookmarkEnd w:id="80"/>
       <w:bookmarkEnd w:id="81"/>
+    </w:p>
+    <w:p/>
+    <w:p/>
+    <w:p>
+      <w:pPr>
+        <w:rPr>
+          <w:noProof/>
+        </w:rPr>
+      </w:pPr>
+      <w:r>
+        <w:t xml:space="preserve">El sprint backlog se enfoca en el </w:t>
+      </w:r>
+      <w:r>
+        <w:t>cuarto</w:t>
+      </w:r>
+      <w:r>
+        <w:t xml:space="preserve"> incremento del sistema web </w:t>
+      </w:r>
+      <w:r>
+        <w:t xml:space="preserve">además la vista externa </w:t>
+      </w:r>
+      <w:r>
+        <w:t xml:space="preserve">son los </w:t>
+      </w:r>
+      <w:r>
+        <w:t>casos de uso de tipo extendido y sus nombres están formulados en gerundio, como se observa en los ejemplos presentes en el documento.</w:t>
+      </w:r>
+      <w:r>
+        <w:rPr>
+          <w:noProof/>
+        </w:rPr>
+        <w:t xml:space="preserve"> </w:t>
+      </w:r>
+    </w:p>
+    <w:p>
+      <w:pPr>
+        <w:rPr>
+          <w:noProof/>
+        </w:rPr>
+      </w:pPr>
+    </w:p>
+    <w:p>
+      <w:pPr>
+        <w:pStyle w:val="Ttulo2"/>
+        <w:rPr>
+          <w:noProof/>
+        </w:rPr>
+      </w:pPr>
+      <w:bookmarkStart w:id="82" w:name="_Toc213781938"/>
+      <w:r>
+        <w:rPr>
+          <w:noProof/>
+        </w:rPr>
+        <w:t>Sprint backlog</w:t>
+      </w:r>
+      <w:bookmarkEnd w:id="82"/>
+    </w:p>
+    <w:p/>
+    <w:p>
+      <w:r>
+        <w:t xml:space="preserve">El Sprint Backlog de este </w:t>
+      </w:r>
+      <w:r>
+        <w:t>cuarto</w:t>
+      </w:r>
+      <w:r>
+        <w:t xml:space="preserve"> </w:t>
+      </w:r>
+      <w:r>
+        <w:t>incremento se ha enfocado en la Vista Externa del sistema, detallando los casos de uso que lo componen</w:t>
+      </w:r>
+      <w:r>
+        <w:t>.</w:t>
+      </w:r>
+    </w:p>
+    <w:p/>
+    <w:p>
+      <w:r>
+        <w:t>En la tabla 4.1 se especifica el conjunto de elementos del producto backlog para ser desarrollados en el sprint actual, junto con plan para entrega.</w:t>
+      </w:r>
+    </w:p>
+    <w:p/>
+    <w:p>
+      <w:pPr>
+        <w:pStyle w:val="Descripcin"/>
+      </w:pPr>
+      <w:bookmarkStart w:id="83" w:name="_Toc200854046"/>
+      <w:bookmarkStart w:id="84" w:name="_Toc201172327"/>
+      <w:bookmarkStart w:id="85" w:name="_Toc201199582"/>
+      <w:bookmarkStart w:id="86" w:name="_Toc201199671"/>
+      <w:bookmarkStart w:id="87" w:name="_Toc211609248"/>
+      <w:bookmarkStart w:id="88" w:name="_Toc212539450"/>
+      <w:bookmarkStart w:id="89" w:name="_Toc213698743"/>
+      <w:bookmarkStart w:id="90" w:name="_Toc213698777"/>
+      <w:bookmarkStart w:id="91" w:name="_Toc213781994"/>
+      <w:bookmarkStart w:id="92" w:name="_Toc213782033"/>
+      <w:r>
+        <w:t xml:space="preserve">Tabla </w:t>
+      </w:r>
+      <w:r>
+        <w:rPr>
+          <w:noProof/>
+        </w:rPr>
+        <w:fldChar w:fldCharType="begin"/>
+      </w:r>
+      <w:r>
+        <w:rPr>
+          <w:noProof/>
+        </w:rPr>
+        <w:instrText xml:space="preserve"> STYLEREF 1 \s </w:instrText>
+      </w:r>
+      <w:r>
+        <w:rPr>
+          <w:noProof/>
+        </w:rPr>
+        <w:fldChar w:fldCharType="separate"/>
+      </w:r>
+      <w:r>
+        <w:rPr>
+          <w:noProof/>
+        </w:rPr>
+        <w:t>4</w:t>
+      </w:r>
+      <w:r>
+        <w:rPr>
+          <w:noProof/>
+        </w:rPr>
+        <w:fldChar w:fldCharType="end"/>
+      </w:r>
+      <w:r>
+        <w:t>.</w:t>
+      </w:r>
+      <w:r>
+        <w:rPr>
+          <w:noProof/>
+        </w:rPr>
+        <w:fldChar w:fldCharType="begin"/>
+      </w:r>
+      <w:r>
+        <w:rPr>
+          <w:noProof/>
+        </w:rPr>
+        <w:instrText xml:space="preserve"> SEQ Tabla \* ARABIC \s 1 </w:instrText>
+      </w:r>
+      <w:r>
+        <w:rPr>
+          <w:noProof/>
+        </w:rPr>
+        <w:fldChar w:fldCharType="separate"/>
+      </w:r>
+      <w:r>
+        <w:rPr>
+          <w:noProof/>
+        </w:rPr>
+        <w:t>1</w:t>
+      </w:r>
+      <w:r>
+        <w:rPr>
+          <w:noProof/>
+        </w:rPr>
+        <w:fldChar w:fldCharType="end"/>
+      </w:r>
+      <w:r>
+        <w:t xml:space="preserve"> Sprint backlog</w:t>
+      </w:r>
+      <w:bookmarkEnd w:id="83"/>
+      <w:bookmarkEnd w:id="84"/>
+      <w:bookmarkEnd w:id="85"/>
+      <w:bookmarkEnd w:id="86"/>
+      <w:bookmarkEnd w:id="87"/>
+      <w:bookmarkEnd w:id="88"/>
+      <w:bookmarkEnd w:id="89"/>
+      <w:bookmarkEnd w:id="90"/>
+      <w:bookmarkEnd w:id="91"/>
+      <w:bookmarkEnd w:id="92"/>
     </w:p>
     <w:p>
       <w:pPr>
@@ -9825,16 +9834,16 @@
           <w:noProof/>
         </w:rPr>
       </w:pPr>
-      <w:bookmarkStart w:id="82" w:name="_Toc208864114"/>
-      <w:bookmarkStart w:id="83" w:name="_Toc213698688"/>
+      <w:bookmarkStart w:id="93" w:name="_Toc208864114"/>
+      <w:bookmarkStart w:id="94" w:name="_Toc213781939"/>
       <w:r>
         <w:rPr>
           <w:noProof/>
         </w:rPr>
         <w:t>Vista externa ( Casos de uso )</w:t>
       </w:r>
-      <w:bookmarkEnd w:id="82"/>
-      <w:bookmarkEnd w:id="83"/>
+      <w:bookmarkEnd w:id="93"/>
+      <w:bookmarkEnd w:id="94"/>
     </w:p>
     <w:p/>
     <w:p>
@@ -9876,24 +9885,28 @@
         <w:pStyle w:val="Descripcin"/>
         <w:keepNext/>
       </w:pPr>
-      <w:bookmarkStart w:id="84" w:name="_v1i3qshb3x8u" w:colFirst="0" w:colLast="0"/>
-      <w:bookmarkStart w:id="85" w:name="_Toc200336586"/>
-      <w:bookmarkStart w:id="86" w:name="_Toc200363971"/>
-      <w:bookmarkStart w:id="87" w:name="_Toc200483273"/>
-      <w:bookmarkStart w:id="88" w:name="_Toc213698744"/>
-      <w:bookmarkStart w:id="89" w:name="_Toc213698778"/>
-      <w:bookmarkEnd w:id="84"/>
+      <w:bookmarkStart w:id="95" w:name="_v1i3qshb3x8u" w:colFirst="0" w:colLast="0"/>
+      <w:bookmarkStart w:id="96" w:name="_Toc200336586"/>
+      <w:bookmarkStart w:id="97" w:name="_Toc200363971"/>
+      <w:bookmarkStart w:id="98" w:name="_Toc200483273"/>
+      <w:bookmarkStart w:id="99" w:name="_Toc213698744"/>
+      <w:bookmarkStart w:id="100" w:name="_Toc213698778"/>
+      <w:bookmarkStart w:id="101" w:name="_Toc213781995"/>
+      <w:bookmarkStart w:id="102" w:name="_Toc213782034"/>
+      <w:bookmarkEnd w:id="95"/>
       <w:r>
         <w:t xml:space="preserve">Tabla 4.2 </w:t>
       </w:r>
       <w:r>
         <w:t>Caso de uso N°7.1, Generando gráfico con métricas de asistencia</w:t>
       </w:r>
-      <w:bookmarkEnd w:id="85"/>
-      <w:bookmarkEnd w:id="86"/>
-      <w:bookmarkEnd w:id="87"/>
-      <w:bookmarkEnd w:id="88"/>
-      <w:bookmarkEnd w:id="89"/>
+      <w:bookmarkEnd w:id="96"/>
+      <w:bookmarkEnd w:id="97"/>
+      <w:bookmarkEnd w:id="98"/>
+      <w:bookmarkEnd w:id="99"/>
+      <w:bookmarkEnd w:id="100"/>
+      <w:bookmarkEnd w:id="101"/>
+      <w:bookmarkEnd w:id="102"/>
     </w:p>
     <w:p>
       <w:pPr>
@@ -9985,32 +9998,36 @@
     </w:p>
     <w:p/>
     <w:p>
-      <w:bookmarkStart w:id="90" w:name="_elsps3er5dto" w:colFirst="0" w:colLast="0"/>
-      <w:bookmarkEnd w:id="90"/>
+      <w:bookmarkStart w:id="103" w:name="_elsps3er5dto" w:colFirst="0" w:colLast="0"/>
+      <w:bookmarkEnd w:id="103"/>
     </w:p>
     <w:p>
       <w:pPr>
         <w:pStyle w:val="Descripcin"/>
         <w:keepNext/>
       </w:pPr>
-      <w:bookmarkStart w:id="91" w:name="_nbdoqtnr6knp" w:colFirst="0" w:colLast="0"/>
-      <w:bookmarkStart w:id="92" w:name="_Toc200336588"/>
-      <w:bookmarkStart w:id="93" w:name="_Toc200363973"/>
-      <w:bookmarkStart w:id="94" w:name="_Toc200483275"/>
-      <w:bookmarkStart w:id="95" w:name="_Toc213698745"/>
-      <w:bookmarkStart w:id="96" w:name="_Toc213698779"/>
-      <w:bookmarkEnd w:id="91"/>
+      <w:bookmarkStart w:id="104" w:name="_nbdoqtnr6knp" w:colFirst="0" w:colLast="0"/>
+      <w:bookmarkStart w:id="105" w:name="_Toc200336588"/>
+      <w:bookmarkStart w:id="106" w:name="_Toc200363973"/>
+      <w:bookmarkStart w:id="107" w:name="_Toc200483275"/>
+      <w:bookmarkStart w:id="108" w:name="_Toc213698745"/>
+      <w:bookmarkStart w:id="109" w:name="_Toc213698779"/>
+      <w:bookmarkStart w:id="110" w:name="_Toc213781996"/>
+      <w:bookmarkStart w:id="111" w:name="_Toc213782035"/>
+      <w:bookmarkEnd w:id="104"/>
       <w:r>
         <w:t xml:space="preserve">Tabla 4.3 </w:t>
       </w:r>
       <w:r>
         <w:t>Caso de uso N°7.3, visualizando lista con empleados inasistentes</w:t>
       </w:r>
-      <w:bookmarkEnd w:id="92"/>
-      <w:bookmarkEnd w:id="93"/>
-      <w:bookmarkEnd w:id="94"/>
-      <w:bookmarkEnd w:id="95"/>
-      <w:bookmarkEnd w:id="96"/>
+      <w:bookmarkEnd w:id="105"/>
+      <w:bookmarkEnd w:id="106"/>
+      <w:bookmarkEnd w:id="107"/>
+      <w:bookmarkEnd w:id="108"/>
+      <w:bookmarkEnd w:id="109"/>
+      <w:bookmarkEnd w:id="110"/>
+      <w:bookmarkEnd w:id="111"/>
     </w:p>
     <w:p>
       <w:pPr>
@@ -10111,13 +10128,14 @@
       <w:pPr>
         <w:pStyle w:val="Ttulo1"/>
       </w:pPr>
-      <w:bookmarkStart w:id="97" w:name="_Toc201199598"/>
-      <w:bookmarkStart w:id="98" w:name="_Toc201199687"/>
-      <w:bookmarkStart w:id="99" w:name="_Toc211609253"/>
-      <w:bookmarkStart w:id="100" w:name="_Toc212539455"/>
-      <w:bookmarkStart w:id="101" w:name="_Toc213698689"/>
-      <w:bookmarkStart w:id="102" w:name="_Toc213698746"/>
-      <w:bookmarkStart w:id="103" w:name="_Toc213698780"/>
+      <w:bookmarkStart w:id="112" w:name="_Toc201199598"/>
+      <w:bookmarkStart w:id="113" w:name="_Toc201199687"/>
+      <w:bookmarkStart w:id="114" w:name="_Toc211609253"/>
+      <w:bookmarkStart w:id="115" w:name="_Toc212539455"/>
+      <w:bookmarkStart w:id="116" w:name="_Toc213698746"/>
+      <w:bookmarkStart w:id="117" w:name="_Toc213698780"/>
+      <w:bookmarkStart w:id="118" w:name="_Toc213781940"/>
+      <w:bookmarkStart w:id="119" w:name="_Toc213782036"/>
       <w:r>
         <w:lastRenderedPageBreak/>
         <w:t>SPRINT</w:t>
@@ -10125,184 +10143,143 @@
       <w:r>
         <w:t xml:space="preserve"> VISTAS</w:t>
       </w:r>
-      <w:bookmarkEnd w:id="97"/>
-      <w:bookmarkEnd w:id="98"/>
-      <w:bookmarkEnd w:id="99"/>
-      <w:bookmarkEnd w:id="100"/>
-      <w:bookmarkEnd w:id="101"/>
-      <w:bookmarkEnd w:id="102"/>
-      <w:bookmarkEnd w:id="103"/>
-      <w:r>
-        <w:t xml:space="preserve"> </w:t>
-      </w:r>
-      <w:r>
-        <w:t xml:space="preserve"> </w:t>
-      </w:r>
-    </w:p>
-    <w:p/>
-    <w:p/>
-    <w:p>
-      <w:r>
-        <w:t>La arquitectura del sistema se describe a través de cinco perspectivas complementarias, cada una adaptada a una audiencia específica. Estas perspectivas se detallan a continuación.</w:t>
-      </w:r>
-    </w:p>
-    <w:p/>
-    <w:p>
-      <w:pPr>
-        <w:pStyle w:val="Ttulo2"/>
-      </w:pPr>
-      <w:bookmarkStart w:id="104" w:name="_Toc213698690"/>
-      <w:r>
-        <w:t xml:space="preserve">Vista </w:t>
-      </w:r>
-      <w:r>
-        <w:t>lógica</w:t>
-      </w:r>
-      <w:bookmarkEnd w:id="104"/>
-    </w:p>
-    <w:p/>
-    <w:p>
-      <w:r>
-        <w:t>El propósito de la Vista Lógica es representar la estructura del sistema, incluyendo sus entidades, atributos, métodos y sus relaciones.</w:t>
-      </w:r>
-    </w:p>
-    <w:p/>
-    <w:p>
-      <w:pPr>
-        <w:pStyle w:val="Ttulo3"/>
-      </w:pPr>
-      <w:bookmarkStart w:id="105" w:name="_Toc213698691"/>
-      <w:r>
-        <w:t>Diagrama de clases</w:t>
-      </w:r>
-      <w:bookmarkEnd w:id="105"/>
-    </w:p>
-    <w:p/>
-    <w:p>
-      <w:r>
-        <w:t>La Figura 5.1 presenta un Diagrama de Clases UML, que es una parte integral del diseño Orientado a Objetos (OO). Visualiza las clases, sus atributos, métodos y las relaciones entre ellas, como herencia, asociación, agregación y composición. El diagrama también ilustra la multiplicidad.</w:t>
-      </w:r>
-      <w:r>
-        <w:t xml:space="preserve"> Para ver detalles de</w:t>
-      </w:r>
-      <w:r>
-        <w:t>l</w:t>
-      </w:r>
-      <w:r>
-        <w:t xml:space="preserve"> diagrama de clases revisar anexo</w:t>
-      </w:r>
-      <w:r>
-        <w:t xml:space="preserve"> </w:t>
-      </w:r>
-      <w:r>
-        <w:t>9</w:t>
-      </w:r>
-      <w:r>
-        <w:t>.</w:t>
-      </w:r>
-      <w:r>
-        <w:t>4</w:t>
-      </w:r>
-      <w:r>
-        <w:t>.</w:t>
-      </w:r>
-      <w:r>
-        <w:br w:type="page"/>
-      </w:r>
-    </w:p>
-    <w:p/>
-    <w:p/>
-    <w:p>
-      <w:pPr>
-        <w:pStyle w:val="Descripcin"/>
-      </w:pPr>
-      <w:bookmarkStart w:id="106" w:name="_Toc200854201"/>
-      <w:bookmarkStart w:id="107" w:name="_Toc201172418"/>
-      <w:bookmarkStart w:id="108" w:name="_Toc201199599"/>
-      <w:bookmarkStart w:id="109" w:name="_Toc201199688"/>
-      <w:bookmarkStart w:id="110" w:name="_Toc211609254"/>
-      <w:bookmarkStart w:id="111" w:name="_Toc212539456"/>
-      <w:bookmarkStart w:id="112" w:name="_Toc212539510"/>
-      <w:bookmarkStart w:id="113" w:name="_Toc213698747"/>
-      <w:bookmarkStart w:id="114" w:name="_Toc213698781"/>
-      <w:r>
-        <w:t xml:space="preserve">Figura </w:t>
-      </w:r>
-      <w:r>
-        <w:rPr>
-          <w:noProof/>
-        </w:rPr>
-        <w:fldChar w:fldCharType="begin"/>
-      </w:r>
-      <w:r>
-        <w:rPr>
-          <w:noProof/>
-        </w:rPr>
-        <w:instrText xml:space="preserve"> STYLEREF 1 \s </w:instrText>
-      </w:r>
-      <w:r>
-        <w:rPr>
-          <w:noProof/>
-        </w:rPr>
-        <w:fldChar w:fldCharType="separate"/>
-      </w:r>
-      <w:r>
-        <w:rPr>
-          <w:noProof/>
-        </w:rPr>
-        <w:t>5</w:t>
-      </w:r>
-      <w:r>
-        <w:rPr>
-          <w:noProof/>
-        </w:rPr>
-        <w:fldChar w:fldCharType="end"/>
-      </w:r>
-      <w:r>
-        <w:t>.</w:t>
-      </w:r>
-      <w:r>
-        <w:rPr>
-          <w:noProof/>
-        </w:rPr>
-        <w:fldChar w:fldCharType="begin"/>
-      </w:r>
-      <w:r>
-        <w:rPr>
-          <w:noProof/>
-        </w:rPr>
-        <w:instrText xml:space="preserve"> SEQ Figura \* ARABIC \s 1 </w:instrText>
-      </w:r>
-      <w:r>
-        <w:rPr>
-          <w:noProof/>
-        </w:rPr>
-        <w:fldChar w:fldCharType="separate"/>
-      </w:r>
-      <w:r>
-        <w:rPr>
-          <w:noProof/>
-        </w:rPr>
-        <w:t>1</w:t>
-      </w:r>
-      <w:r>
-        <w:rPr>
-          <w:noProof/>
-        </w:rPr>
-        <w:fldChar w:fldCharType="end"/>
-      </w:r>
-      <w:r>
-        <w:t xml:space="preserve"> Diagrama de clases UML del sistema Biométrico web</w:t>
-      </w:r>
-      <w:bookmarkEnd w:id="106"/>
-      <w:bookmarkEnd w:id="107"/>
-      <w:bookmarkEnd w:id="108"/>
-      <w:bookmarkEnd w:id="109"/>
-      <w:bookmarkEnd w:id="110"/>
-      <w:bookmarkEnd w:id="111"/>
       <w:bookmarkEnd w:id="112"/>
       <w:bookmarkEnd w:id="113"/>
       <w:bookmarkEnd w:id="114"/>
+      <w:bookmarkEnd w:id="115"/>
+      <w:bookmarkEnd w:id="116"/>
+      <w:bookmarkEnd w:id="117"/>
+      <w:bookmarkEnd w:id="118"/>
+      <w:bookmarkEnd w:id="119"/>
+      <w:r>
+        <w:t xml:space="preserve"> </w:t>
+      </w:r>
+      <w:r>
+        <w:t xml:space="preserve"> </w:t>
+      </w:r>
+    </w:p>
+    <w:p/>
+    <w:p/>
+    <w:p>
+      <w:r>
+        <w:t>La arquitectura del sistema se describe a través de cinco perspectivas complementarias, cada una adaptada a una audiencia específica. Estas perspectivas se detallan a continuación.</w:t>
+      </w:r>
+    </w:p>
+    <w:p/>
+    <w:p>
+      <w:pPr>
+        <w:pStyle w:val="Ttulo2"/>
+      </w:pPr>
+      <w:bookmarkStart w:id="120" w:name="_Toc213781941"/>
+      <w:r>
+        <w:t xml:space="preserve">Vista </w:t>
+      </w:r>
+      <w:r>
+        <w:t>lógica</w:t>
+      </w:r>
+      <w:bookmarkEnd w:id="120"/>
+    </w:p>
+    <w:p/>
+    <w:p>
+      <w:r>
+        <w:t>El propósito de la Vista Lógica es representar la estructura del sistema, incluyendo sus entidades, atributos, métodos y sus relaciones.</w:t>
+      </w:r>
+    </w:p>
+    <w:p/>
+    <w:p>
+      <w:pPr>
+        <w:pStyle w:val="Ttulo3"/>
+      </w:pPr>
+      <w:bookmarkStart w:id="121" w:name="_Toc213781942"/>
+      <w:r>
+        <w:t>Diagrama de clases</w:t>
+      </w:r>
+      <w:bookmarkEnd w:id="121"/>
+    </w:p>
+    <w:p/>
+    <w:p>
+      <w:r>
+        <w:t>La Figura 5.1 presenta un Diagrama de Clases UML, que es una parte integral del diseño Orientado a Objetos (OO). Visualiza las clases, sus atributos, métodos y las relaciones entre ellas, como herencia, asociación, agregación y composición. El diagrama también ilustra la multiplicidad.</w:t>
+      </w:r>
+      <w:r>
+        <w:t xml:space="preserve"> Para ver detalles de</w:t>
+      </w:r>
+      <w:r>
+        <w:t>l</w:t>
+      </w:r>
+      <w:r>
+        <w:t xml:space="preserve"> diagrama de clases revisar anexo</w:t>
+      </w:r>
+      <w:r>
+        <w:t xml:space="preserve"> </w:t>
+      </w:r>
+      <w:r>
+        <w:t>9</w:t>
+      </w:r>
+      <w:r>
+        <w:t>.</w:t>
+      </w:r>
+      <w:r>
+        <w:t>4</w:t>
+      </w:r>
+      <w:r>
+        <w:t>.</w:t>
+      </w:r>
+      <w:r>
+        <w:br w:type="page"/>
+      </w:r>
+    </w:p>
+    <w:p/>
+    <w:p/>
+    <w:p>
+      <w:pPr>
+        <w:pStyle w:val="Descripcin"/>
+      </w:pPr>
+      <w:bookmarkStart w:id="122" w:name="_Toc200854201"/>
+      <w:bookmarkStart w:id="123" w:name="_Toc201172418"/>
+      <w:bookmarkStart w:id="124" w:name="_Toc201199599"/>
+      <w:bookmarkStart w:id="125" w:name="_Toc201199688"/>
+      <w:bookmarkStart w:id="126" w:name="_Toc211609254"/>
+      <w:bookmarkStart w:id="127" w:name="_Toc212539456"/>
+      <w:bookmarkStart w:id="128" w:name="_Toc212539510"/>
+      <w:bookmarkStart w:id="129" w:name="_Toc213698747"/>
+      <w:bookmarkStart w:id="130" w:name="_Toc213698781"/>
+      <w:bookmarkStart w:id="131" w:name="_Toc213782037"/>
+      <w:r>
+        <w:t xml:space="preserve">Figura </w:t>
+      </w:r>
+      <w:fldSimple w:instr=" STYLEREF 1 \s ">
+        <w:r>
+          <w:rPr>
+            <w:noProof/>
+          </w:rPr>
+          <w:t>5</w:t>
+        </w:r>
+      </w:fldSimple>
+      <w:r>
+        <w:t>.</w:t>
+      </w:r>
+      <w:fldSimple w:instr=" SEQ Figura \* ARABIC \s 1 ">
+        <w:r>
+          <w:rPr>
+            <w:noProof/>
+          </w:rPr>
+          <w:t>1</w:t>
+        </w:r>
+      </w:fldSimple>
+      <w:r>
+        <w:t xml:space="preserve"> Diagrama de clases UML del sistema Biométrico web</w:t>
+      </w:r>
+      <w:bookmarkEnd w:id="122"/>
+      <w:bookmarkEnd w:id="123"/>
+      <w:bookmarkEnd w:id="124"/>
+      <w:bookmarkEnd w:id="125"/>
+      <w:bookmarkEnd w:id="126"/>
+      <w:bookmarkEnd w:id="127"/>
+      <w:bookmarkEnd w:id="128"/>
+      <w:bookmarkEnd w:id="129"/>
+      <w:bookmarkEnd w:id="130"/>
+      <w:bookmarkEnd w:id="131"/>
     </w:p>
     <w:p/>
     <w:p>
@@ -10398,12 +10375,12 @@
       <w:pPr>
         <w:pStyle w:val="Ttulo3"/>
       </w:pPr>
-      <w:bookmarkStart w:id="115" w:name="_Toc213698692"/>
+      <w:bookmarkStart w:id="132" w:name="_Toc213781943"/>
       <w:r>
         <w:lastRenderedPageBreak/>
         <w:t>Modelado de datos</w:t>
       </w:r>
-      <w:bookmarkEnd w:id="115"/>
+      <w:bookmarkEnd w:id="132"/>
     </w:p>
     <w:p/>
     <w:p>
@@ -10435,93 +10412,51 @@
       <w:pPr>
         <w:pStyle w:val="Descripcin"/>
       </w:pPr>
-      <w:bookmarkStart w:id="116" w:name="_Toc200854202"/>
-      <w:bookmarkStart w:id="117" w:name="_Toc201172419"/>
-      <w:bookmarkStart w:id="118" w:name="_Toc201199600"/>
-      <w:bookmarkStart w:id="119" w:name="_Toc201199689"/>
-      <w:bookmarkStart w:id="120" w:name="_Toc211609255"/>
-      <w:bookmarkStart w:id="121" w:name="_Toc212539457"/>
-      <w:bookmarkStart w:id="122" w:name="_Toc212539511"/>
-      <w:bookmarkStart w:id="123" w:name="_Toc213698748"/>
-      <w:bookmarkStart w:id="124" w:name="_Toc213698782"/>
+      <w:bookmarkStart w:id="133" w:name="_Toc200854202"/>
+      <w:bookmarkStart w:id="134" w:name="_Toc201172419"/>
+      <w:bookmarkStart w:id="135" w:name="_Toc201199600"/>
+      <w:bookmarkStart w:id="136" w:name="_Toc201199689"/>
+      <w:bookmarkStart w:id="137" w:name="_Toc211609255"/>
+      <w:bookmarkStart w:id="138" w:name="_Toc212539457"/>
+      <w:bookmarkStart w:id="139" w:name="_Toc212539511"/>
+      <w:bookmarkStart w:id="140" w:name="_Toc213698748"/>
+      <w:bookmarkStart w:id="141" w:name="_Toc213698782"/>
+      <w:bookmarkStart w:id="142" w:name="_Toc213782038"/>
       <w:r>
         <w:t xml:space="preserve">Figura </w:t>
       </w:r>
-      <w:r>
-        <w:rPr>
-          <w:noProof/>
-        </w:rPr>
-        <w:fldChar w:fldCharType="begin"/>
-      </w:r>
-      <w:r>
-        <w:rPr>
-          <w:noProof/>
-        </w:rPr>
-        <w:instrText xml:space="preserve"> STYLEREF 1 \s </w:instrText>
-      </w:r>
-      <w:r>
-        <w:rPr>
-          <w:noProof/>
-        </w:rPr>
-        <w:fldChar w:fldCharType="separate"/>
-      </w:r>
-      <w:r>
-        <w:rPr>
-          <w:noProof/>
-        </w:rPr>
-        <w:t>5</w:t>
-      </w:r>
-      <w:r>
-        <w:rPr>
-          <w:noProof/>
-        </w:rPr>
-        <w:fldChar w:fldCharType="end"/>
-      </w:r>
+      <w:fldSimple w:instr=" STYLEREF 1 \s ">
+        <w:r>
+          <w:rPr>
+            <w:noProof/>
+          </w:rPr>
+          <w:t>5</w:t>
+        </w:r>
+      </w:fldSimple>
       <w:r>
         <w:t>.</w:t>
       </w:r>
-      <w:r>
-        <w:rPr>
-          <w:noProof/>
-        </w:rPr>
-        <w:fldChar w:fldCharType="begin"/>
-      </w:r>
-      <w:r>
-        <w:rPr>
-          <w:noProof/>
-        </w:rPr>
-        <w:instrText xml:space="preserve"> SEQ Figura \* ARABIC \s 1 </w:instrText>
-      </w:r>
-      <w:r>
-        <w:rPr>
-          <w:noProof/>
-        </w:rPr>
-        <w:fldChar w:fldCharType="separate"/>
-      </w:r>
-      <w:r>
-        <w:rPr>
-          <w:noProof/>
-        </w:rPr>
-        <w:t>2</w:t>
-      </w:r>
-      <w:r>
-        <w:rPr>
-          <w:noProof/>
-        </w:rPr>
-        <w:fldChar w:fldCharType="end"/>
-      </w:r>
+      <w:fldSimple w:instr=" SEQ Figura \* ARABIC \s 1 ">
+        <w:r>
+          <w:rPr>
+            <w:noProof/>
+          </w:rPr>
+          <w:t>2</w:t>
+        </w:r>
+      </w:fldSimple>
       <w:r>
         <w:t xml:space="preserve"> Diagrama modelo de datos de sistema web EUGCOM</w:t>
       </w:r>
-      <w:bookmarkEnd w:id="116"/>
-      <w:bookmarkEnd w:id="117"/>
-      <w:bookmarkEnd w:id="118"/>
-      <w:bookmarkEnd w:id="119"/>
-      <w:bookmarkEnd w:id="120"/>
-      <w:bookmarkEnd w:id="121"/>
-      <w:bookmarkEnd w:id="122"/>
-      <w:bookmarkEnd w:id="123"/>
-      <w:bookmarkEnd w:id="124"/>
+      <w:bookmarkEnd w:id="133"/>
+      <w:bookmarkEnd w:id="134"/>
+      <w:bookmarkEnd w:id="135"/>
+      <w:bookmarkEnd w:id="136"/>
+      <w:bookmarkEnd w:id="137"/>
+      <w:bookmarkEnd w:id="138"/>
+      <w:bookmarkEnd w:id="139"/>
+      <w:bookmarkEnd w:id="140"/>
+      <w:bookmarkEnd w:id="141"/>
+      <w:bookmarkEnd w:id="142"/>
     </w:p>
     <w:p/>
     <w:p>
@@ -10580,12 +10515,12 @@
       <w:pPr>
         <w:pStyle w:val="Ttulo2"/>
       </w:pPr>
-      <w:bookmarkStart w:id="125" w:name="_Toc213698693"/>
+      <w:bookmarkStart w:id="143" w:name="_Toc213781944"/>
       <w:r>
         <w:lastRenderedPageBreak/>
         <w:t>Vista de proceso:</w:t>
       </w:r>
-      <w:bookmarkEnd w:id="125"/>
+      <w:bookmarkEnd w:id="143"/>
     </w:p>
     <w:p/>
     <w:p>
@@ -10610,7 +10545,7 @@
       <w:pPr>
         <w:pStyle w:val="Ttulo3"/>
       </w:pPr>
-      <w:bookmarkStart w:id="126" w:name="_Toc213698694"/>
+      <w:bookmarkStart w:id="144" w:name="_Toc213781945"/>
       <w:r>
         <w:t>Diagrama</w:t>
       </w:r>
@@ -10623,7 +10558,7 @@
       <w:r>
         <w:t>s</w:t>
       </w:r>
-      <w:bookmarkEnd w:id="126"/>
+      <w:bookmarkEnd w:id="144"/>
     </w:p>
     <w:p/>
     <w:p>
@@ -10638,6 +10573,21 @@
       <w:r>
         <w:tab/>
       </w:r>
+    </w:p>
+    <w:p>
+      <w:pPr>
+        <w:spacing w:line="278" w:lineRule="auto"/>
+        <w:ind w:firstLine="0"/>
+        <w:jc w:val="left"/>
+      </w:pPr>
+      <w:r>
+        <w:br w:type="page"/>
+      </w:r>
+    </w:p>
+    <w:p>
+      <w:pPr>
+        <w:ind w:firstLine="0"/>
+      </w:pPr>
     </w:p>
     <w:p>
       <w:r>
@@ -10807,10 +10757,35 @@
     <w:p/>
     <w:p>
       <w:pPr>
-        <w:pStyle w:val="Cita"/>
-      </w:pPr>
-      <w:r>
-        <w:lastRenderedPageBreak/>
+        <w:pStyle w:val="Descripcin"/>
+      </w:pPr>
+      <w:bookmarkStart w:id="145" w:name="_Toc213782039"/>
+      <w:r>
+        <w:t xml:space="preserve">Figura </w:t>
+      </w:r>
+      <w:fldSimple w:instr=" STYLEREF 1 \s ">
+        <w:r>
+          <w:rPr>
+            <w:noProof/>
+          </w:rPr>
+          <w:t>5</w:t>
+        </w:r>
+      </w:fldSimple>
+      <w:r>
+        <w:t>.</w:t>
+      </w:r>
+      <w:fldSimple w:instr=" SEQ Figura \* ARABIC \s 1 ">
+        <w:r>
+          <w:rPr>
+            <w:noProof/>
+          </w:rPr>
+          <w:t>3</w:t>
+        </w:r>
+      </w:fldSimple>
+      <w:r>
+        <w:t xml:space="preserve"> </w:t>
+      </w:r>
+      <w:r>
         <w:t>Caso de uso uso N°7.1,</w:t>
       </w:r>
       <w:r>
@@ -10819,6 +10794,7 @@
       <w:r>
         <w:t>Generando gráfico con métricas de asistencia</w:t>
       </w:r>
+      <w:bookmarkEnd w:id="145"/>
     </w:p>
     <w:p>
       <w:pPr>
@@ -10878,6 +10854,7 @@
     <w:p/>
     <w:p>
       <w:r>
+        <w:lastRenderedPageBreak/>
         <w:t xml:space="preserve">En la figura 5.4 </w:t>
       </w:r>
       <w:r>
@@ -10983,11 +10960,38 @@
     <w:p/>
     <w:p>
       <w:pPr>
-        <w:pStyle w:val="Cita"/>
-      </w:pPr>
+        <w:pStyle w:val="Descripcin"/>
+      </w:pPr>
+      <w:bookmarkStart w:id="146" w:name="_Toc213782040"/>
+      <w:r>
+        <w:t xml:space="preserve">Figura </w:t>
+      </w:r>
+      <w:fldSimple w:instr=" STYLEREF 1 \s ">
+        <w:r>
+          <w:rPr>
+            <w:noProof/>
+          </w:rPr>
+          <w:t>5</w:t>
+        </w:r>
+      </w:fldSimple>
+      <w:r>
+        <w:t>.</w:t>
+      </w:r>
+      <w:fldSimple w:instr=" SEQ Figura \* ARABIC \s 1 ">
+        <w:r>
+          <w:rPr>
+            <w:noProof/>
+          </w:rPr>
+          <w:t>4</w:t>
+        </w:r>
+      </w:fldSimple>
+      <w:r>
+        <w:t xml:space="preserve"> </w:t>
+      </w:r>
       <w:r>
         <w:t>Caso de uso N°7.3, visualizando lista con empleados inasistente</w:t>
       </w:r>
+      <w:bookmarkEnd w:id="146"/>
     </w:p>
     <w:p>
       <w:pPr>
@@ -10997,7 +11001,6 @@
         <w:rPr>
           <w:noProof/>
         </w:rPr>
-        <w:lastRenderedPageBreak/>
         <w:drawing>
           <wp:inline distT="0" distB="0" distL="0" distR="0" wp14:anchorId="1C75D92B" wp14:editId="7ED67FC8">
             <wp:extent cx="5971540" cy="2801620"/>
@@ -11050,11 +11053,11 @@
       <w:pPr>
         <w:pStyle w:val="Ttulo2"/>
       </w:pPr>
-      <w:bookmarkStart w:id="127" w:name="_Toc213698695"/>
+      <w:bookmarkStart w:id="147" w:name="_Toc213781946"/>
       <w:r>
         <w:t>Vista desarrollo</w:t>
       </w:r>
-      <w:bookmarkEnd w:id="127"/>
+      <w:bookmarkEnd w:id="147"/>
     </w:p>
     <w:p/>
     <w:p>
@@ -11070,11 +11073,12 @@
       <w:pPr>
         <w:pStyle w:val="Ttulo3"/>
       </w:pPr>
-      <w:bookmarkStart w:id="128" w:name="_Toc213698696"/>
-      <w:r>
+      <w:bookmarkStart w:id="148" w:name="_Toc213781947"/>
+      <w:r>
+        <w:lastRenderedPageBreak/>
         <w:t>Diagrama de componentes</w:t>
       </w:r>
-      <w:bookmarkEnd w:id="128"/>
+      <w:bookmarkEnd w:id="148"/>
     </w:p>
     <w:p/>
     <w:p>
@@ -11088,7 +11092,13 @@
         <w:rPr>
           <w:rFonts w:eastAsia="Times New Roman" w:cs="Times New Roman"/>
         </w:rPr>
-        <w:t>n la figura 5.3</w:t>
+        <w:t>n la figura 5.</w:t>
+      </w:r>
+      <w:r>
+        <w:rPr>
+          <w:rFonts w:eastAsia="Times New Roman" w:cs="Times New Roman"/>
+        </w:rPr>
+        <w:t>5</w:t>
       </w:r>
       <w:r>
         <w:rPr>
@@ -11217,81 +11227,39 @@
         <w:pStyle w:val="Descripcin"/>
         <w:keepNext/>
       </w:pPr>
-      <w:bookmarkStart w:id="129" w:name="_Toc200854218"/>
-      <w:bookmarkStart w:id="130" w:name="_Toc201172435"/>
-      <w:bookmarkStart w:id="131" w:name="_Toc201199616"/>
-      <w:bookmarkStart w:id="132" w:name="_Toc201199705"/>
-      <w:bookmarkStart w:id="133" w:name="_Toc211609256"/>
-      <w:bookmarkStart w:id="134" w:name="_Toc212539462"/>
-      <w:bookmarkStart w:id="135" w:name="_Toc212539516"/>
-      <w:bookmarkStart w:id="136" w:name="_Toc213698749"/>
-      <w:bookmarkStart w:id="137" w:name="_Toc213698783"/>
-      <w:r>
+      <w:bookmarkStart w:id="149" w:name="_Toc200854218"/>
+      <w:bookmarkStart w:id="150" w:name="_Toc201172435"/>
+      <w:bookmarkStart w:id="151" w:name="_Toc201199616"/>
+      <w:bookmarkStart w:id="152" w:name="_Toc201199705"/>
+      <w:bookmarkStart w:id="153" w:name="_Toc211609256"/>
+      <w:bookmarkStart w:id="154" w:name="_Toc212539462"/>
+      <w:bookmarkStart w:id="155" w:name="_Toc212539516"/>
+      <w:bookmarkStart w:id="156" w:name="_Toc213698749"/>
+      <w:bookmarkStart w:id="157" w:name="_Toc213698783"/>
+      <w:bookmarkStart w:id="158" w:name="_Toc213782041"/>
+      <w:r>
+        <w:lastRenderedPageBreak/>
         <w:t xml:space="preserve">Figura </w:t>
       </w:r>
-      <w:r>
-        <w:rPr>
-          <w:noProof/>
-        </w:rPr>
-        <w:fldChar w:fldCharType="begin"/>
-      </w:r>
-      <w:r>
-        <w:rPr>
-          <w:noProof/>
-        </w:rPr>
-        <w:instrText xml:space="preserve"> STYLEREF 1 \s </w:instrText>
-      </w:r>
-      <w:r>
-        <w:rPr>
-          <w:noProof/>
-        </w:rPr>
-        <w:fldChar w:fldCharType="separate"/>
-      </w:r>
-      <w:r>
-        <w:rPr>
-          <w:noProof/>
-        </w:rPr>
-        <w:t>5</w:t>
-      </w:r>
-      <w:r>
-        <w:rPr>
-          <w:noProof/>
-        </w:rPr>
-        <w:fldChar w:fldCharType="end"/>
-      </w:r>
+      <w:fldSimple w:instr=" STYLEREF 1 \s ">
+        <w:r>
+          <w:rPr>
+            <w:noProof/>
+          </w:rPr>
+          <w:t>5</w:t>
+        </w:r>
+      </w:fldSimple>
       <w:r>
         <w:t>.</w:t>
       </w:r>
-      <w:r>
-        <w:rPr>
-          <w:noProof/>
-        </w:rPr>
-        <w:fldChar w:fldCharType="begin"/>
-      </w:r>
-      <w:r>
-        <w:rPr>
-          <w:noProof/>
-        </w:rPr>
-        <w:instrText xml:space="preserve"> SEQ Figura \* ARABIC \s 1 </w:instrText>
-      </w:r>
-      <w:r>
-        <w:rPr>
-          <w:noProof/>
-        </w:rPr>
-        <w:fldChar w:fldCharType="separate"/>
-      </w:r>
-      <w:r>
-        <w:rPr>
-          <w:noProof/>
-        </w:rPr>
-        <w:t>7</w:t>
-      </w:r>
-      <w:r>
-        <w:rPr>
-          <w:noProof/>
-        </w:rPr>
-        <w:fldChar w:fldCharType="end"/>
-      </w:r>
+      <w:fldSimple w:instr=" SEQ Figura \* ARABIC \s 1 ">
+        <w:r>
+          <w:rPr>
+            <w:noProof/>
+          </w:rPr>
+          <w:t>5</w:t>
+        </w:r>
+      </w:fldSimple>
       <w:r>
         <w:t xml:space="preserve"> </w:t>
       </w:r>
@@ -11301,15 +11269,16 @@
       <w:r>
         <w:t>de EugCom</w:t>
       </w:r>
-      <w:bookmarkEnd w:id="129"/>
-      <w:bookmarkEnd w:id="130"/>
-      <w:bookmarkEnd w:id="131"/>
-      <w:bookmarkEnd w:id="132"/>
-      <w:bookmarkEnd w:id="133"/>
-      <w:bookmarkEnd w:id="134"/>
-      <w:bookmarkEnd w:id="135"/>
-      <w:bookmarkEnd w:id="136"/>
-      <w:bookmarkEnd w:id="137"/>
+      <w:bookmarkEnd w:id="149"/>
+      <w:bookmarkEnd w:id="150"/>
+      <w:bookmarkEnd w:id="151"/>
+      <w:bookmarkEnd w:id="152"/>
+      <w:bookmarkEnd w:id="153"/>
+      <w:bookmarkEnd w:id="154"/>
+      <w:bookmarkEnd w:id="155"/>
+      <w:bookmarkEnd w:id="156"/>
+      <w:bookmarkEnd w:id="157"/>
+      <w:bookmarkEnd w:id="158"/>
     </w:p>
     <w:p>
       <w:pPr>
@@ -11381,15 +11350,14 @@
       <w:pPr>
         <w:pStyle w:val="Ttulo2"/>
       </w:pPr>
-      <w:bookmarkStart w:id="138" w:name="_Toc213698697"/>
-      <w:r>
-        <w:lastRenderedPageBreak/>
+      <w:bookmarkStart w:id="159" w:name="_Toc213781948"/>
+      <w:r>
         <w:t xml:space="preserve">Vista </w:t>
       </w:r>
       <w:r>
         <w:t>física</w:t>
       </w:r>
-      <w:bookmarkEnd w:id="138"/>
+      <w:bookmarkEnd w:id="159"/>
     </w:p>
     <w:p/>
     <w:p>
@@ -11402,11 +11370,11 @@
       <w:pPr>
         <w:pStyle w:val="Ttulo3"/>
       </w:pPr>
-      <w:bookmarkStart w:id="139" w:name="_Toc213698698"/>
+      <w:bookmarkStart w:id="160" w:name="_Toc213781949"/>
       <w:r>
         <w:t>Diagrama de despliegue</w:t>
       </w:r>
-      <w:bookmarkEnd w:id="139"/>
+      <w:bookmarkEnd w:id="160"/>
     </w:p>
     <w:p/>
     <w:p>
@@ -11414,7 +11382,13 @@
         <w:t xml:space="preserve">En la figura </w:t>
       </w:r>
       <w:r>
-        <w:t>5.19 muestra</w:t>
+        <w:t>5.</w:t>
+      </w:r>
+      <w:r>
+        <w:t>7</w:t>
+      </w:r>
+      <w:r>
+        <w:t xml:space="preserve"> muestra</w:t>
       </w:r>
       <w:r>
         <w:t xml:space="preserve"> la arquitectura de un sistema compuesto por dos nodos principales: un PC Usuario y un Servidor Web, los cuales se comunican a través de JSON vía HTTPS.</w:t>
@@ -11442,94 +11416,52 @@
         <w:pStyle w:val="Descripcin"/>
         <w:keepNext/>
       </w:pPr>
-      <w:bookmarkStart w:id="140" w:name="_Toc200854219"/>
-      <w:bookmarkStart w:id="141" w:name="_Toc201172436"/>
-      <w:bookmarkStart w:id="142" w:name="_Toc201199617"/>
-      <w:bookmarkStart w:id="143" w:name="_Toc201199706"/>
-      <w:bookmarkStart w:id="144" w:name="_Toc211609257"/>
-      <w:bookmarkStart w:id="145" w:name="_Toc212539463"/>
-      <w:bookmarkStart w:id="146" w:name="_Toc212539517"/>
-      <w:bookmarkStart w:id="147" w:name="_Toc213698750"/>
-      <w:bookmarkStart w:id="148" w:name="_Toc213698784"/>
+      <w:bookmarkStart w:id="161" w:name="_Toc200854219"/>
+      <w:bookmarkStart w:id="162" w:name="_Toc201172436"/>
+      <w:bookmarkStart w:id="163" w:name="_Toc201199617"/>
+      <w:bookmarkStart w:id="164" w:name="_Toc201199706"/>
+      <w:bookmarkStart w:id="165" w:name="_Toc211609257"/>
+      <w:bookmarkStart w:id="166" w:name="_Toc212539463"/>
+      <w:bookmarkStart w:id="167" w:name="_Toc212539517"/>
+      <w:bookmarkStart w:id="168" w:name="_Toc213698750"/>
+      <w:bookmarkStart w:id="169" w:name="_Toc213698784"/>
+      <w:bookmarkStart w:id="170" w:name="_Toc213782042"/>
       <w:r>
         <w:lastRenderedPageBreak/>
         <w:t xml:space="preserve">Figura </w:t>
       </w:r>
-      <w:r>
-        <w:rPr>
-          <w:noProof/>
-        </w:rPr>
-        <w:fldChar w:fldCharType="begin"/>
-      </w:r>
-      <w:r>
-        <w:rPr>
-          <w:noProof/>
-        </w:rPr>
-        <w:instrText xml:space="preserve"> STYLEREF 1 \s </w:instrText>
-      </w:r>
-      <w:r>
-        <w:rPr>
-          <w:noProof/>
-        </w:rPr>
-        <w:fldChar w:fldCharType="separate"/>
-      </w:r>
-      <w:r>
-        <w:rPr>
-          <w:noProof/>
-        </w:rPr>
-        <w:t>5</w:t>
-      </w:r>
-      <w:r>
-        <w:rPr>
-          <w:noProof/>
-        </w:rPr>
-        <w:fldChar w:fldCharType="end"/>
-      </w:r>
+      <w:fldSimple w:instr=" STYLEREF 1 \s ">
+        <w:r>
+          <w:rPr>
+            <w:noProof/>
+          </w:rPr>
+          <w:t>5</w:t>
+        </w:r>
+      </w:fldSimple>
       <w:r>
         <w:t>.</w:t>
       </w:r>
-      <w:r>
-        <w:rPr>
-          <w:noProof/>
-        </w:rPr>
-        <w:fldChar w:fldCharType="begin"/>
-      </w:r>
-      <w:r>
-        <w:rPr>
-          <w:noProof/>
-        </w:rPr>
-        <w:instrText xml:space="preserve"> SEQ Figura \* ARABIC \s 1 </w:instrText>
-      </w:r>
-      <w:r>
-        <w:rPr>
-          <w:noProof/>
-        </w:rPr>
-        <w:fldChar w:fldCharType="separate"/>
-      </w:r>
-      <w:r>
-        <w:rPr>
-          <w:noProof/>
-        </w:rPr>
-        <w:t>8</w:t>
-      </w:r>
-      <w:r>
-        <w:rPr>
-          <w:noProof/>
-        </w:rPr>
-        <w:fldChar w:fldCharType="end"/>
-      </w:r>
+      <w:fldSimple w:instr=" SEQ Figura \* ARABIC \s 1 ">
+        <w:r>
+          <w:rPr>
+            <w:noProof/>
+          </w:rPr>
+          <w:t>6</w:t>
+        </w:r>
+      </w:fldSimple>
       <w:r>
         <w:t xml:space="preserve"> Diagrama de despliegue de EugCOM</w:t>
       </w:r>
-      <w:bookmarkEnd w:id="140"/>
-      <w:bookmarkEnd w:id="141"/>
-      <w:bookmarkEnd w:id="142"/>
-      <w:bookmarkEnd w:id="143"/>
-      <w:bookmarkEnd w:id="144"/>
-      <w:bookmarkEnd w:id="145"/>
-      <w:bookmarkEnd w:id="146"/>
-      <w:bookmarkEnd w:id="147"/>
-      <w:bookmarkEnd w:id="148"/>
+      <w:bookmarkEnd w:id="161"/>
+      <w:bookmarkEnd w:id="162"/>
+      <w:bookmarkEnd w:id="163"/>
+      <w:bookmarkEnd w:id="164"/>
+      <w:bookmarkEnd w:id="165"/>
+      <w:bookmarkEnd w:id="166"/>
+      <w:bookmarkEnd w:id="167"/>
+      <w:bookmarkEnd w:id="168"/>
+      <w:bookmarkEnd w:id="169"/>
+      <w:bookmarkEnd w:id="170"/>
     </w:p>
     <w:p>
       <w:pPr>
@@ -11604,13 +11536,14 @@
       <w:r>
         <w:br w:type="page"/>
       </w:r>
-      <w:bookmarkStart w:id="149" w:name="_Toc201199618"/>
-      <w:bookmarkStart w:id="150" w:name="_Toc201199707"/>
-      <w:bookmarkStart w:id="151" w:name="_Toc211609258"/>
-      <w:bookmarkStart w:id="152" w:name="_Toc212539464"/>
-      <w:bookmarkStart w:id="153" w:name="_Toc213698699"/>
-      <w:bookmarkStart w:id="154" w:name="_Toc213698751"/>
-      <w:bookmarkStart w:id="155" w:name="_Toc213698785"/>
+      <w:bookmarkStart w:id="171" w:name="_Toc201199618"/>
+      <w:bookmarkStart w:id="172" w:name="_Toc201199707"/>
+      <w:bookmarkStart w:id="173" w:name="_Toc211609258"/>
+      <w:bookmarkStart w:id="174" w:name="_Toc212539464"/>
+      <w:bookmarkStart w:id="175" w:name="_Toc213698751"/>
+      <w:bookmarkStart w:id="176" w:name="_Toc213698785"/>
+      <w:bookmarkStart w:id="177" w:name="_Toc213781950"/>
+      <w:bookmarkStart w:id="178" w:name="_Toc213782043"/>
       <w:r>
         <w:lastRenderedPageBreak/>
         <w:t>MANUAL DE INSTALACI</w:t>
@@ -11624,13 +11557,14 @@
       <w:r>
         <w:t xml:space="preserve"> Y NAVEGACIÓN</w:t>
       </w:r>
-      <w:bookmarkEnd w:id="149"/>
-      <w:bookmarkEnd w:id="150"/>
-      <w:bookmarkEnd w:id="151"/>
-      <w:bookmarkEnd w:id="152"/>
-      <w:bookmarkEnd w:id="153"/>
-      <w:bookmarkEnd w:id="154"/>
-      <w:bookmarkEnd w:id="155"/>
+      <w:bookmarkEnd w:id="171"/>
+      <w:bookmarkEnd w:id="172"/>
+      <w:bookmarkEnd w:id="173"/>
+      <w:bookmarkEnd w:id="174"/>
+      <w:bookmarkEnd w:id="175"/>
+      <w:bookmarkEnd w:id="176"/>
+      <w:bookmarkEnd w:id="177"/>
+      <w:bookmarkEnd w:id="178"/>
     </w:p>
     <w:p/>
     <w:p/>
@@ -11668,11 +11602,11 @@
       <w:pPr>
         <w:pStyle w:val="Ttulo2"/>
       </w:pPr>
-      <w:bookmarkStart w:id="156" w:name="_Toc213698700"/>
+      <w:bookmarkStart w:id="179" w:name="_Toc213781951"/>
       <w:r>
         <w:t>Requisitos de hardware</w:t>
       </w:r>
-      <w:bookmarkEnd w:id="156"/>
+      <w:bookmarkEnd w:id="179"/>
     </w:p>
     <w:p/>
     <w:p>
@@ -11733,11 +11667,11 @@
       <w:pPr>
         <w:pStyle w:val="Ttulo2"/>
       </w:pPr>
-      <w:bookmarkStart w:id="157" w:name="_Toc213698701"/>
+      <w:bookmarkStart w:id="180" w:name="_Toc213781952"/>
       <w:r>
         <w:t>Requisitos de Software</w:t>
       </w:r>
-      <w:bookmarkEnd w:id="157"/>
+      <w:bookmarkEnd w:id="180"/>
     </w:p>
     <w:p/>
     <w:p>
@@ -11825,7 +11759,7 @@
         <w:pStyle w:val="Prrafodelista"/>
         <w:ind w:left="1440" w:firstLine="0"/>
         <w:rPr>
-          <w:ins w:id="158" w:author="Microsoft Word" w:date="2025-06-15T03:56:00Z"/>
+          <w:ins w:id="181" w:author="Microsoft Word" w:date="2025-06-15T03:56:00Z"/>
         </w:rPr>
       </w:pPr>
     </w:p>
@@ -11869,11 +11803,11 @@
       <w:pPr>
         <w:pStyle w:val="Ttulo2"/>
       </w:pPr>
-      <w:bookmarkStart w:id="159" w:name="_Toc213698702"/>
+      <w:bookmarkStart w:id="182" w:name="_Toc213781953"/>
       <w:r>
         <w:t>Instalación de dependencias</w:t>
       </w:r>
-      <w:bookmarkEnd w:id="159"/>
+      <w:bookmarkEnd w:id="182"/>
     </w:p>
     <w:p/>
     <w:p>
@@ -12065,11 +11999,11 @@
       <w:pPr>
         <w:pStyle w:val="Ttulo2"/>
       </w:pPr>
-      <w:bookmarkStart w:id="160" w:name="_Toc213698703"/>
+      <w:bookmarkStart w:id="183" w:name="_Toc213781954"/>
       <w:r>
         <w:t>Pasos para la instalación</w:t>
       </w:r>
-      <w:bookmarkEnd w:id="160"/>
+      <w:bookmarkEnd w:id="183"/>
     </w:p>
     <w:p/>
     <w:p>
@@ -12222,11 +12156,11 @@
       <w:pPr>
         <w:pStyle w:val="Ttulo2"/>
       </w:pPr>
-      <w:bookmarkStart w:id="161" w:name="_Toc213698704"/>
+      <w:bookmarkStart w:id="184" w:name="_Toc213781955"/>
       <w:r>
         <w:t>Ejecución del sistema</w:t>
       </w:r>
-      <w:bookmarkEnd w:id="161"/>
+      <w:bookmarkEnd w:id="184"/>
     </w:p>
     <w:p/>
     <w:p>
@@ -12318,11 +12252,11 @@
       <w:pPr>
         <w:pStyle w:val="Ttulo2"/>
       </w:pPr>
-      <w:bookmarkStart w:id="162" w:name="_Toc213698705"/>
+      <w:bookmarkStart w:id="185" w:name="_Toc213781956"/>
       <w:r>
         <w:t>Solución de errores comunes</w:t>
       </w:r>
-      <w:bookmarkEnd w:id="162"/>
+      <w:bookmarkEnd w:id="185"/>
     </w:p>
     <w:p/>
     <w:p>
@@ -12344,14 +12278,15 @@
       <w:pPr>
         <w:pStyle w:val="Descripcin"/>
       </w:pPr>
-      <w:bookmarkStart w:id="163" w:name="_Toc200854083"/>
-      <w:bookmarkStart w:id="164" w:name="_Toc201172364"/>
-      <w:bookmarkStart w:id="165" w:name="_Toc201199619"/>
-      <w:bookmarkStart w:id="166" w:name="_Toc201199708"/>
-      <w:bookmarkStart w:id="167" w:name="_Toc211609259"/>
-      <w:bookmarkStart w:id="168" w:name="_Toc212539465"/>
-      <w:bookmarkStart w:id="169" w:name="_Toc213698752"/>
-      <w:bookmarkStart w:id="170" w:name="_Toc213698786"/>
+      <w:bookmarkStart w:id="186" w:name="_Toc200854083"/>
+      <w:bookmarkStart w:id="187" w:name="_Toc201172364"/>
+      <w:bookmarkStart w:id="188" w:name="_Toc201199619"/>
+      <w:bookmarkStart w:id="189" w:name="_Toc201199708"/>
+      <w:bookmarkStart w:id="190" w:name="_Toc211609259"/>
+      <w:bookmarkStart w:id="191" w:name="_Toc212539465"/>
+      <w:bookmarkStart w:id="192" w:name="_Toc213698752"/>
+      <w:bookmarkStart w:id="193" w:name="_Toc213698786"/>
+      <w:bookmarkStart w:id="194" w:name="_Toc213782044"/>
       <w:r>
         <w:t xml:space="preserve">Tabla </w:t>
       </w:r>
@@ -12421,14 +12356,15 @@
       <w:r>
         <w:t xml:space="preserve"> solución de errores comunes</w:t>
       </w:r>
-      <w:bookmarkEnd w:id="163"/>
-      <w:bookmarkEnd w:id="164"/>
-      <w:bookmarkEnd w:id="165"/>
-      <w:bookmarkEnd w:id="166"/>
-      <w:bookmarkEnd w:id="167"/>
-      <w:bookmarkEnd w:id="168"/>
-      <w:bookmarkEnd w:id="169"/>
-      <w:bookmarkEnd w:id="170"/>
+      <w:bookmarkEnd w:id="186"/>
+      <w:bookmarkEnd w:id="187"/>
+      <w:bookmarkEnd w:id="188"/>
+      <w:bookmarkEnd w:id="189"/>
+      <w:bookmarkEnd w:id="190"/>
+      <w:bookmarkEnd w:id="191"/>
+      <w:bookmarkEnd w:id="192"/>
+      <w:bookmarkEnd w:id="193"/>
+      <w:bookmarkEnd w:id="194"/>
     </w:p>
     <w:tbl>
       <w:tblPr>
@@ -12717,12 +12653,12 @@
       <w:pPr>
         <w:pStyle w:val="Ttulo2"/>
       </w:pPr>
-      <w:bookmarkStart w:id="171" w:name="_Toc213698706"/>
+      <w:bookmarkStart w:id="195" w:name="_Toc213781957"/>
       <w:r>
         <w:lastRenderedPageBreak/>
         <w:t>Árbol de navegación</w:t>
       </w:r>
-      <w:bookmarkEnd w:id="171"/>
+      <w:bookmarkEnd w:id="195"/>
     </w:p>
     <w:p/>
     <w:p>
@@ -12741,94 +12677,52 @@
         <w:pStyle w:val="Descripcin"/>
         <w:keepNext/>
       </w:pPr>
-      <w:bookmarkStart w:id="172" w:name="_Toc201172439"/>
-      <w:bookmarkStart w:id="173" w:name="_Toc201199620"/>
-      <w:bookmarkStart w:id="174" w:name="_Toc201199709"/>
-      <w:bookmarkStart w:id="175" w:name="_Toc211609260"/>
-      <w:bookmarkStart w:id="176" w:name="_Toc212539466"/>
-      <w:bookmarkStart w:id="177" w:name="_Toc212539520"/>
-      <w:bookmarkStart w:id="178" w:name="_Toc213698753"/>
-      <w:bookmarkStart w:id="179" w:name="_Toc213698787"/>
+      <w:bookmarkStart w:id="196" w:name="_Toc201172439"/>
+      <w:bookmarkStart w:id="197" w:name="_Toc201199620"/>
+      <w:bookmarkStart w:id="198" w:name="_Toc201199709"/>
+      <w:bookmarkStart w:id="199" w:name="_Toc211609260"/>
+      <w:bookmarkStart w:id="200" w:name="_Toc212539466"/>
+      <w:bookmarkStart w:id="201" w:name="_Toc212539520"/>
+      <w:bookmarkStart w:id="202" w:name="_Toc213698753"/>
+      <w:bookmarkStart w:id="203" w:name="_Toc213698787"/>
+      <w:bookmarkStart w:id="204" w:name="_Toc213782045"/>
       <w:r>
         <w:t xml:space="preserve">Figura </w:t>
       </w:r>
-      <w:r>
-        <w:rPr>
-          <w:noProof/>
-        </w:rPr>
-        <w:fldChar w:fldCharType="begin"/>
-      </w:r>
-      <w:r>
-        <w:rPr>
-          <w:noProof/>
-        </w:rPr>
-        <w:instrText xml:space="preserve"> STYLEREF 1 \s </w:instrText>
-      </w:r>
-      <w:r>
-        <w:rPr>
-          <w:noProof/>
-        </w:rPr>
-        <w:fldChar w:fldCharType="separate"/>
-      </w:r>
-      <w:r>
-        <w:rPr>
-          <w:noProof/>
-        </w:rPr>
-        <w:t>6</w:t>
-      </w:r>
-      <w:r>
-        <w:rPr>
-          <w:noProof/>
-        </w:rPr>
-        <w:fldChar w:fldCharType="end"/>
-      </w:r>
+      <w:fldSimple w:instr=" STYLEREF 1 \s ">
+        <w:r>
+          <w:rPr>
+            <w:noProof/>
+          </w:rPr>
+          <w:t>6</w:t>
+        </w:r>
+      </w:fldSimple>
       <w:r>
         <w:t>.</w:t>
       </w:r>
-      <w:r>
-        <w:rPr>
-          <w:noProof/>
-        </w:rPr>
-        <w:fldChar w:fldCharType="begin"/>
-      </w:r>
-      <w:r>
-        <w:rPr>
-          <w:noProof/>
-        </w:rPr>
-        <w:instrText xml:space="preserve"> SEQ Figura \* ARABIC \s 1 </w:instrText>
-      </w:r>
-      <w:r>
-        <w:rPr>
-          <w:noProof/>
-        </w:rPr>
-        <w:fldChar w:fldCharType="separate"/>
-      </w:r>
-      <w:r>
-        <w:rPr>
-          <w:noProof/>
-        </w:rPr>
-        <w:t>1</w:t>
-      </w:r>
-      <w:r>
-        <w:rPr>
-          <w:noProof/>
-        </w:rPr>
-        <w:fldChar w:fldCharType="end"/>
-      </w:r>
+      <w:fldSimple w:instr=" SEQ Figura \* ARABIC \s 1 ">
+        <w:r>
+          <w:rPr>
+            <w:noProof/>
+          </w:rPr>
+          <w:t>1</w:t>
+        </w:r>
+      </w:fldSimple>
       <w:r>
         <w:t xml:space="preserve"> </w:t>
       </w:r>
       <w:r>
         <w:t>“Árbol de navegación EugCOM”</w:t>
       </w:r>
-      <w:bookmarkEnd w:id="172"/>
-      <w:bookmarkEnd w:id="173"/>
-      <w:bookmarkEnd w:id="174"/>
-      <w:bookmarkEnd w:id="175"/>
-      <w:bookmarkEnd w:id="176"/>
-      <w:bookmarkEnd w:id="177"/>
-      <w:bookmarkEnd w:id="178"/>
-      <w:bookmarkEnd w:id="179"/>
+      <w:bookmarkEnd w:id="196"/>
+      <w:bookmarkEnd w:id="197"/>
+      <w:bookmarkEnd w:id="198"/>
+      <w:bookmarkEnd w:id="199"/>
+      <w:bookmarkEnd w:id="200"/>
+      <w:bookmarkEnd w:id="201"/>
+      <w:bookmarkEnd w:id="202"/>
+      <w:bookmarkEnd w:id="203"/>
+      <w:bookmarkEnd w:id="204"/>
     </w:p>
     <w:p>
       <w:pPr>
@@ -12929,91 +12823,49 @@
       <w:pPr>
         <w:pStyle w:val="Descripcin"/>
       </w:pPr>
-      <w:bookmarkStart w:id="180" w:name="_Toc201172440"/>
-      <w:bookmarkStart w:id="181" w:name="_Toc201199621"/>
-      <w:bookmarkStart w:id="182" w:name="_Toc201199710"/>
-      <w:bookmarkStart w:id="183" w:name="_Toc211609261"/>
-      <w:bookmarkStart w:id="184" w:name="_Toc212539467"/>
-      <w:bookmarkStart w:id="185" w:name="_Toc212539521"/>
-      <w:bookmarkStart w:id="186" w:name="_Toc213698754"/>
-      <w:bookmarkStart w:id="187" w:name="_Toc213698788"/>
+      <w:bookmarkStart w:id="205" w:name="_Toc201172440"/>
+      <w:bookmarkStart w:id="206" w:name="_Toc201199621"/>
+      <w:bookmarkStart w:id="207" w:name="_Toc201199710"/>
+      <w:bookmarkStart w:id="208" w:name="_Toc211609261"/>
+      <w:bookmarkStart w:id="209" w:name="_Toc212539467"/>
+      <w:bookmarkStart w:id="210" w:name="_Toc212539521"/>
+      <w:bookmarkStart w:id="211" w:name="_Toc213698754"/>
+      <w:bookmarkStart w:id="212" w:name="_Toc213698788"/>
+      <w:bookmarkStart w:id="213" w:name="_Toc213782046"/>
       <w:r>
         <w:t xml:space="preserve">Figura </w:t>
       </w:r>
-      <w:r>
-        <w:rPr>
-          <w:noProof/>
-        </w:rPr>
-        <w:fldChar w:fldCharType="begin"/>
-      </w:r>
-      <w:r>
-        <w:rPr>
-          <w:noProof/>
-        </w:rPr>
-        <w:instrText xml:space="preserve"> STYLEREF 1 \s </w:instrText>
-      </w:r>
-      <w:r>
-        <w:rPr>
-          <w:noProof/>
-        </w:rPr>
-        <w:fldChar w:fldCharType="separate"/>
-      </w:r>
-      <w:r>
-        <w:rPr>
-          <w:noProof/>
-        </w:rPr>
-        <w:t>6</w:t>
-      </w:r>
-      <w:r>
-        <w:rPr>
-          <w:noProof/>
-        </w:rPr>
-        <w:fldChar w:fldCharType="end"/>
-      </w:r>
+      <w:fldSimple w:instr=" STYLEREF 1 \s ">
+        <w:r>
+          <w:rPr>
+            <w:noProof/>
+          </w:rPr>
+          <w:t>6</w:t>
+        </w:r>
+      </w:fldSimple>
       <w:r>
         <w:t>.</w:t>
       </w:r>
-      <w:r>
-        <w:rPr>
-          <w:noProof/>
-        </w:rPr>
-        <w:fldChar w:fldCharType="begin"/>
-      </w:r>
-      <w:r>
-        <w:rPr>
-          <w:noProof/>
-        </w:rPr>
-        <w:instrText xml:space="preserve"> SEQ Figura \* ARABIC \s 1 </w:instrText>
-      </w:r>
-      <w:r>
-        <w:rPr>
-          <w:noProof/>
-        </w:rPr>
-        <w:fldChar w:fldCharType="separate"/>
-      </w:r>
-      <w:r>
-        <w:rPr>
-          <w:noProof/>
-        </w:rPr>
-        <w:t>2</w:t>
-      </w:r>
-      <w:r>
-        <w:rPr>
-          <w:noProof/>
-        </w:rPr>
-        <w:fldChar w:fldCharType="end"/>
-      </w:r>
+      <w:fldSimple w:instr=" SEQ Figura \* ARABIC \s 1 ">
+        <w:r>
+          <w:rPr>
+            <w:noProof/>
+          </w:rPr>
+          <w:t>2</w:t>
+        </w:r>
+      </w:fldSimple>
       <w:r>
         <w:t xml:space="preserve"> “Vista navegación menú desplegable externa”</w:t>
       </w:r>
-      <w:bookmarkEnd w:id="180"/>
-      <w:bookmarkEnd w:id="181"/>
-      <w:bookmarkEnd w:id="182"/>
-      <w:bookmarkEnd w:id="183"/>
-      <w:bookmarkEnd w:id="184"/>
-      <w:bookmarkEnd w:id="185"/>
-      <w:bookmarkEnd w:id="186"/>
-      <w:bookmarkEnd w:id="187"/>
+      <w:bookmarkEnd w:id="205"/>
+      <w:bookmarkEnd w:id="206"/>
+      <w:bookmarkEnd w:id="207"/>
+      <w:bookmarkEnd w:id="208"/>
+      <w:bookmarkEnd w:id="209"/>
+      <w:bookmarkEnd w:id="210"/>
+      <w:bookmarkEnd w:id="211"/>
+      <w:bookmarkEnd w:id="212"/>
+      <w:bookmarkEnd w:id="213"/>
     </w:p>
     <w:p>
       <w:pPr>
@@ -13078,13 +12930,14 @@
       <w:pPr>
         <w:pStyle w:val="Ttulo1"/>
       </w:pPr>
-      <w:bookmarkStart w:id="188" w:name="_Toc201199622"/>
-      <w:bookmarkStart w:id="189" w:name="_Toc201199711"/>
-      <w:bookmarkStart w:id="190" w:name="_Toc211609262"/>
-      <w:bookmarkStart w:id="191" w:name="_Toc212539468"/>
-      <w:bookmarkStart w:id="192" w:name="_Toc213698707"/>
-      <w:bookmarkStart w:id="193" w:name="_Toc213698755"/>
-      <w:bookmarkStart w:id="194" w:name="_Toc213698789"/>
+      <w:bookmarkStart w:id="214" w:name="_Toc201199622"/>
+      <w:bookmarkStart w:id="215" w:name="_Toc201199711"/>
+      <w:bookmarkStart w:id="216" w:name="_Toc211609262"/>
+      <w:bookmarkStart w:id="217" w:name="_Toc212539468"/>
+      <w:bookmarkStart w:id="218" w:name="_Toc213698755"/>
+      <w:bookmarkStart w:id="219" w:name="_Toc213698789"/>
+      <w:bookmarkStart w:id="220" w:name="_Toc213781958"/>
+      <w:bookmarkStart w:id="221" w:name="_Toc213782047"/>
       <w:r>
         <w:lastRenderedPageBreak/>
         <w:t>PRUEBAS</w:t>
@@ -13095,13 +12948,14 @@
       <w:r>
         <w:t>UNITARIAS</w:t>
       </w:r>
-      <w:bookmarkEnd w:id="188"/>
-      <w:bookmarkEnd w:id="189"/>
-      <w:bookmarkEnd w:id="190"/>
-      <w:bookmarkEnd w:id="191"/>
-      <w:bookmarkEnd w:id="192"/>
-      <w:bookmarkEnd w:id="193"/>
-      <w:bookmarkEnd w:id="194"/>
+      <w:bookmarkEnd w:id="214"/>
+      <w:bookmarkEnd w:id="215"/>
+      <w:bookmarkEnd w:id="216"/>
+      <w:bookmarkEnd w:id="217"/>
+      <w:bookmarkEnd w:id="218"/>
+      <w:bookmarkEnd w:id="219"/>
+      <w:bookmarkEnd w:id="220"/>
+      <w:bookmarkEnd w:id="221"/>
       <w:r>
         <w:t xml:space="preserve"> </w:t>
       </w:r>
@@ -13117,14 +12971,14 @@
       <w:pPr>
         <w:pStyle w:val="Ttulo2"/>
       </w:pPr>
-      <w:bookmarkStart w:id="195" w:name="_Toc213698708"/>
+      <w:bookmarkStart w:id="222" w:name="_Toc213781959"/>
       <w:r>
         <w:t>Prueba unitaria CU N°</w:t>
       </w:r>
       <w:r>
         <w:t>7.1</w:t>
       </w:r>
-      <w:bookmarkEnd w:id="195"/>
+      <w:bookmarkEnd w:id="222"/>
     </w:p>
     <w:p/>
     <w:p>
@@ -13147,16 +13001,18 @@
         <w:pStyle w:val="Descripcin"/>
         <w:keepNext/>
       </w:pPr>
-      <w:bookmarkStart w:id="196" w:name="_Toc213698756"/>
-      <w:bookmarkStart w:id="197" w:name="_Toc213698790"/>
+      <w:bookmarkStart w:id="223" w:name="_Toc213698756"/>
+      <w:bookmarkStart w:id="224" w:name="_Toc213698790"/>
+      <w:bookmarkStart w:id="225" w:name="_Toc213782048"/>
       <w:r>
         <w:t xml:space="preserve">Tabla 7.1 </w:t>
       </w:r>
       <w:r>
         <w:t>Caso de uso N°7.1, Generando gráfico con métricas de asistencia</w:t>
       </w:r>
-      <w:bookmarkEnd w:id="196"/>
-      <w:bookmarkEnd w:id="197"/>
+      <w:bookmarkEnd w:id="223"/>
+      <w:bookmarkEnd w:id="224"/>
+      <w:bookmarkEnd w:id="225"/>
     </w:p>
     <w:p>
       <w:pPr>
@@ -13488,14 +13344,15 @@
         <w:pStyle w:val="Descripcin"/>
         <w:keepNext/>
       </w:pPr>
-      <w:bookmarkStart w:id="198" w:name="_Toc200854229"/>
-      <w:bookmarkStart w:id="199" w:name="_Toc201172448"/>
-      <w:bookmarkStart w:id="200" w:name="_Toc201199636"/>
-      <w:bookmarkStart w:id="201" w:name="_Toc201199725"/>
-      <w:bookmarkStart w:id="202" w:name="_Toc212539470"/>
-      <w:bookmarkStart w:id="203" w:name="_Toc212539524"/>
-      <w:bookmarkStart w:id="204" w:name="_Toc213698757"/>
-      <w:bookmarkStart w:id="205" w:name="_Toc213698791"/>
+      <w:bookmarkStart w:id="226" w:name="_Toc200854229"/>
+      <w:bookmarkStart w:id="227" w:name="_Toc201172448"/>
+      <w:bookmarkStart w:id="228" w:name="_Toc201199636"/>
+      <w:bookmarkStart w:id="229" w:name="_Toc201199725"/>
+      <w:bookmarkStart w:id="230" w:name="_Toc212539470"/>
+      <w:bookmarkStart w:id="231" w:name="_Toc212539524"/>
+      <w:bookmarkStart w:id="232" w:name="_Toc213698757"/>
+      <w:bookmarkStart w:id="233" w:name="_Toc213698791"/>
+      <w:bookmarkStart w:id="234" w:name="_Toc213782049"/>
       <w:r>
         <w:t xml:space="preserve">Figura </w:t>
       </w:r>
@@ -13538,14 +13395,15 @@
       <w:r>
         <w:t>”</w:t>
       </w:r>
-      <w:bookmarkEnd w:id="198"/>
-      <w:bookmarkEnd w:id="199"/>
-      <w:bookmarkEnd w:id="200"/>
-      <w:bookmarkEnd w:id="201"/>
-      <w:bookmarkEnd w:id="202"/>
-      <w:bookmarkEnd w:id="203"/>
-      <w:bookmarkEnd w:id="204"/>
-      <w:bookmarkEnd w:id="205"/>
+      <w:bookmarkEnd w:id="226"/>
+      <w:bookmarkEnd w:id="227"/>
+      <w:bookmarkEnd w:id="228"/>
+      <w:bookmarkEnd w:id="229"/>
+      <w:bookmarkEnd w:id="230"/>
+      <w:bookmarkEnd w:id="231"/>
+      <w:bookmarkEnd w:id="232"/>
+      <w:bookmarkEnd w:id="233"/>
+      <w:bookmarkEnd w:id="234"/>
     </w:p>
     <w:p/>
     <w:p>
@@ -13658,14 +13516,14 @@
       <w:pPr>
         <w:pStyle w:val="Ttulo2"/>
       </w:pPr>
-      <w:bookmarkStart w:id="206" w:name="_Toc213698709"/>
+      <w:bookmarkStart w:id="235" w:name="_Toc213781960"/>
       <w:r>
         <w:t>Prueba unitaria CU N°</w:t>
       </w:r>
       <w:r>
         <w:t>7.3</w:t>
       </w:r>
-      <w:bookmarkEnd w:id="206"/>
+      <w:bookmarkEnd w:id="235"/>
     </w:p>
     <w:p>
       <w:pPr>
@@ -13698,8 +13556,9 @@
         <w:pStyle w:val="Descripcin"/>
         <w:keepNext/>
       </w:pPr>
-      <w:bookmarkStart w:id="207" w:name="_Toc213698758"/>
-      <w:bookmarkStart w:id="208" w:name="_Toc213698792"/>
+      <w:bookmarkStart w:id="236" w:name="_Toc213698758"/>
+      <w:bookmarkStart w:id="237" w:name="_Toc213698792"/>
+      <w:bookmarkStart w:id="238" w:name="_Toc213782050"/>
       <w:r>
         <w:t xml:space="preserve">Tabla </w:t>
       </w:r>
@@ -13712,8 +13571,9 @@
       <w:r>
         <w:t xml:space="preserve"> de uso N°7.3, visualizando lista con empleados inasistentes</w:t>
       </w:r>
-      <w:bookmarkEnd w:id="207"/>
-      <w:bookmarkEnd w:id="208"/>
+      <w:bookmarkEnd w:id="236"/>
+      <w:bookmarkEnd w:id="237"/>
+      <w:bookmarkEnd w:id="238"/>
     </w:p>
     <w:p>
       <w:pPr>
@@ -13976,7 +13836,19 @@
         </w:numPr>
       </w:pPr>
       <w:r>
-        <w:t>Al presionar el botón genera la tabla de inasistencia, el sistema carga de manera correcta la tabla de las persona ausentes del dia actual.</w:t>
+        <w:t>Al presionar el botón genera la tabla de inasistencia, el sistema carga de manera correcta la tabla de las persona</w:t>
+      </w:r>
+      <w:r>
+        <w:t>s</w:t>
+      </w:r>
+      <w:r>
+        <w:t xml:space="preserve"> ausentes del d</w:t>
+      </w:r>
+      <w:r>
+        <w:t>í</w:t>
+      </w:r>
+      <w:r>
+        <w:t>a actual.</w:t>
       </w:r>
     </w:p>
     <w:p>
@@ -14067,10 +13939,11 @@
         <w:pStyle w:val="Descripcin"/>
         <w:keepNext/>
       </w:pPr>
-      <w:bookmarkStart w:id="209" w:name="_Toc212539472"/>
-      <w:bookmarkStart w:id="210" w:name="_Toc212539526"/>
-      <w:bookmarkStart w:id="211" w:name="_Toc213698759"/>
-      <w:bookmarkStart w:id="212" w:name="_Toc213698793"/>
+      <w:bookmarkStart w:id="239" w:name="_Toc212539472"/>
+      <w:bookmarkStart w:id="240" w:name="_Toc212539526"/>
+      <w:bookmarkStart w:id="241" w:name="_Toc213698759"/>
+      <w:bookmarkStart w:id="242" w:name="_Toc213698793"/>
+      <w:bookmarkStart w:id="243" w:name="_Toc213782051"/>
       <w:r>
         <w:t xml:space="preserve">Figura </w:t>
       </w:r>
@@ -14113,10 +13986,11 @@
       <w:r>
         <w:t>”</w:t>
       </w:r>
-      <w:bookmarkEnd w:id="209"/>
-      <w:bookmarkEnd w:id="210"/>
-      <w:bookmarkEnd w:id="211"/>
-      <w:bookmarkEnd w:id="212"/>
+      <w:bookmarkEnd w:id="239"/>
+      <w:bookmarkEnd w:id="240"/>
+      <w:bookmarkEnd w:id="241"/>
+      <w:bookmarkEnd w:id="242"/>
+      <w:bookmarkEnd w:id="243"/>
     </w:p>
     <w:p>
       <w:pPr>
@@ -14230,13 +14104,14 @@
       <w:pPr>
         <w:pStyle w:val="Ttulo1"/>
       </w:pPr>
-      <w:bookmarkStart w:id="213" w:name="_Toc201199654"/>
-      <w:bookmarkStart w:id="214" w:name="_Toc201199743"/>
-      <w:bookmarkStart w:id="215" w:name="_Toc211609263"/>
-      <w:bookmarkStart w:id="216" w:name="_Toc212539477"/>
-      <w:bookmarkStart w:id="217" w:name="_Toc213698710"/>
-      <w:bookmarkStart w:id="218" w:name="_Toc213698760"/>
-      <w:bookmarkStart w:id="219" w:name="_Toc213698794"/>
+      <w:bookmarkStart w:id="244" w:name="_Toc201199654"/>
+      <w:bookmarkStart w:id="245" w:name="_Toc201199743"/>
+      <w:bookmarkStart w:id="246" w:name="_Toc211609263"/>
+      <w:bookmarkStart w:id="247" w:name="_Toc212539477"/>
+      <w:bookmarkStart w:id="248" w:name="_Toc213698760"/>
+      <w:bookmarkStart w:id="249" w:name="_Toc213698794"/>
+      <w:bookmarkStart w:id="250" w:name="_Toc213781961"/>
+      <w:bookmarkStart w:id="251" w:name="_Toc213782052"/>
       <w:r>
         <w:lastRenderedPageBreak/>
         <w:t xml:space="preserve">SPRINT </w:t>
@@ -14244,13 +14119,14 @@
       <w:r>
         <w:t>REVIEW</w:t>
       </w:r>
-      <w:bookmarkEnd w:id="213"/>
-      <w:bookmarkEnd w:id="214"/>
-      <w:bookmarkEnd w:id="215"/>
-      <w:bookmarkEnd w:id="216"/>
-      <w:bookmarkEnd w:id="217"/>
-      <w:bookmarkEnd w:id="218"/>
-      <w:bookmarkEnd w:id="219"/>
+      <w:bookmarkEnd w:id="244"/>
+      <w:bookmarkEnd w:id="245"/>
+      <w:bookmarkEnd w:id="246"/>
+      <w:bookmarkEnd w:id="247"/>
+      <w:bookmarkEnd w:id="248"/>
+      <w:bookmarkEnd w:id="249"/>
+      <w:bookmarkEnd w:id="250"/>
+      <w:bookmarkEnd w:id="251"/>
       <w:r>
         <w:t xml:space="preserve"> </w:t>
       </w:r>
@@ -14260,11 +14136,11 @@
       <w:pPr>
         <w:pStyle w:val="Ttulo2"/>
       </w:pPr>
-      <w:bookmarkStart w:id="220" w:name="_Toc213698711"/>
+      <w:bookmarkStart w:id="252" w:name="_Toc213781962"/>
       <w:r>
         <w:t>Backlog Review</w:t>
       </w:r>
-      <w:bookmarkEnd w:id="220"/>
+      <w:bookmarkEnd w:id="252"/>
     </w:p>
     <w:p>
       <w:pPr>
@@ -14312,14 +14188,15 @@
       <w:pPr>
         <w:pStyle w:val="Descripcin"/>
       </w:pPr>
-      <w:bookmarkStart w:id="221" w:name="_Toc200854101"/>
-      <w:bookmarkStart w:id="222" w:name="_Toc201172385"/>
-      <w:bookmarkStart w:id="223" w:name="_Toc201199655"/>
-      <w:bookmarkStart w:id="224" w:name="_Toc201199744"/>
-      <w:bookmarkStart w:id="225" w:name="_Toc211609264"/>
-      <w:bookmarkStart w:id="226" w:name="_Toc212539478"/>
-      <w:bookmarkStart w:id="227" w:name="_Toc213698761"/>
-      <w:bookmarkStart w:id="228" w:name="_Toc213698795"/>
+      <w:bookmarkStart w:id="253" w:name="_Toc200854101"/>
+      <w:bookmarkStart w:id="254" w:name="_Toc201172385"/>
+      <w:bookmarkStart w:id="255" w:name="_Toc201199655"/>
+      <w:bookmarkStart w:id="256" w:name="_Toc201199744"/>
+      <w:bookmarkStart w:id="257" w:name="_Toc211609264"/>
+      <w:bookmarkStart w:id="258" w:name="_Toc212539478"/>
+      <w:bookmarkStart w:id="259" w:name="_Toc213698761"/>
+      <w:bookmarkStart w:id="260" w:name="_Toc213698795"/>
+      <w:bookmarkStart w:id="261" w:name="_Toc213782053"/>
       <w:r>
         <w:t xml:space="preserve">Tabla </w:t>
       </w:r>
@@ -14389,14 +14266,15 @@
       <w:r>
         <w:t xml:space="preserve"> Sprint Backlog Review</w:t>
       </w:r>
-      <w:bookmarkEnd w:id="221"/>
-      <w:bookmarkEnd w:id="222"/>
-      <w:bookmarkEnd w:id="223"/>
-      <w:bookmarkEnd w:id="224"/>
-      <w:bookmarkEnd w:id="225"/>
-      <w:bookmarkEnd w:id="226"/>
-      <w:bookmarkEnd w:id="227"/>
-      <w:bookmarkEnd w:id="228"/>
+      <w:bookmarkEnd w:id="253"/>
+      <w:bookmarkEnd w:id="254"/>
+      <w:bookmarkEnd w:id="255"/>
+      <w:bookmarkEnd w:id="256"/>
+      <w:bookmarkEnd w:id="257"/>
+      <w:bookmarkEnd w:id="258"/>
+      <w:bookmarkEnd w:id="259"/>
+      <w:bookmarkEnd w:id="260"/>
+      <w:bookmarkEnd w:id="261"/>
     </w:p>
     <w:p>
       <w:pPr>
@@ -14463,7 +14341,7 @@
       <w:pPr>
         <w:pStyle w:val="Ttulo2"/>
       </w:pPr>
-      <w:bookmarkStart w:id="229" w:name="_Toc213698712"/>
+      <w:bookmarkStart w:id="262" w:name="_Toc213781963"/>
       <w:r>
         <w:t>Tabla</w:t>
       </w:r>
@@ -14473,7 +14351,7 @@
       <w:r>
         <w:t>esfuerzo</w:t>
       </w:r>
-      <w:bookmarkEnd w:id="229"/>
+      <w:bookmarkEnd w:id="262"/>
     </w:p>
     <w:p/>
     <w:p>
@@ -14513,14 +14391,15 @@
       <w:pPr>
         <w:pStyle w:val="Descripcin"/>
       </w:pPr>
-      <w:bookmarkStart w:id="230" w:name="_Toc200854102"/>
-      <w:bookmarkStart w:id="231" w:name="_Toc201172386"/>
-      <w:bookmarkStart w:id="232" w:name="_Toc201199656"/>
-      <w:bookmarkStart w:id="233" w:name="_Toc201199745"/>
-      <w:bookmarkStart w:id="234" w:name="_Toc211609265"/>
-      <w:bookmarkStart w:id="235" w:name="_Toc212539479"/>
-      <w:bookmarkStart w:id="236" w:name="_Toc213698762"/>
-      <w:bookmarkStart w:id="237" w:name="_Toc213698796"/>
+      <w:bookmarkStart w:id="263" w:name="_Toc200854102"/>
+      <w:bookmarkStart w:id="264" w:name="_Toc201172386"/>
+      <w:bookmarkStart w:id="265" w:name="_Toc201199656"/>
+      <w:bookmarkStart w:id="266" w:name="_Toc201199745"/>
+      <w:bookmarkStart w:id="267" w:name="_Toc211609265"/>
+      <w:bookmarkStart w:id="268" w:name="_Toc212539479"/>
+      <w:bookmarkStart w:id="269" w:name="_Toc213698762"/>
+      <w:bookmarkStart w:id="270" w:name="_Toc213698796"/>
+      <w:bookmarkStart w:id="271" w:name="_Toc213782054"/>
       <w:r>
         <w:t xml:space="preserve">Tabla </w:t>
       </w:r>
@@ -14590,14 +14469,15 @@
       <w:r>
         <w:t xml:space="preserve"> Tabla de esfuerzo</w:t>
       </w:r>
-      <w:bookmarkEnd w:id="230"/>
-      <w:bookmarkEnd w:id="231"/>
-      <w:bookmarkEnd w:id="232"/>
-      <w:bookmarkEnd w:id="233"/>
-      <w:bookmarkEnd w:id="234"/>
-      <w:bookmarkEnd w:id="235"/>
-      <w:bookmarkEnd w:id="236"/>
-      <w:bookmarkEnd w:id="237"/>
+      <w:bookmarkEnd w:id="263"/>
+      <w:bookmarkEnd w:id="264"/>
+      <w:bookmarkEnd w:id="265"/>
+      <w:bookmarkEnd w:id="266"/>
+      <w:bookmarkEnd w:id="267"/>
+      <w:bookmarkEnd w:id="268"/>
+      <w:bookmarkEnd w:id="269"/>
+      <w:bookmarkEnd w:id="270"/>
+      <w:bookmarkEnd w:id="271"/>
     </w:p>
     <w:p>
       <w:pPr>
@@ -14664,7 +14544,7 @@
       <w:pPr>
         <w:pStyle w:val="Ttulo2"/>
       </w:pPr>
-      <w:bookmarkStart w:id="238" w:name="_Toc213698713"/>
+      <w:bookmarkStart w:id="272" w:name="_Toc213781964"/>
       <w:r>
         <w:t>Gráfico</w:t>
       </w:r>
@@ -14677,7 +14557,7 @@
       <w:r>
         <w:t>seguimiento</w:t>
       </w:r>
-      <w:bookmarkEnd w:id="238"/>
+      <w:bookmarkEnd w:id="272"/>
     </w:p>
     <w:p/>
     <w:p>
@@ -14723,11 +14603,11 @@
       <w:r>
         <w:t xml:space="preserve"> </w:t>
       </w:r>
-      <w:bookmarkStart w:id="239" w:name="_Toc213698714"/>
+      <w:bookmarkStart w:id="273" w:name="_Toc213781965"/>
       <w:r>
         <w:t>Burn down chart</w:t>
       </w:r>
-      <w:bookmarkEnd w:id="239"/>
+      <w:bookmarkEnd w:id="273"/>
     </w:p>
     <w:p/>
     <w:p>
@@ -14782,81 +14662,38 @@
       <w:pPr>
         <w:pStyle w:val="Descripcin"/>
       </w:pPr>
-      <w:bookmarkStart w:id="240" w:name="_Toc200854241"/>
-      <w:bookmarkStart w:id="241" w:name="_Toc201172461"/>
-      <w:bookmarkStart w:id="242" w:name="_Toc201199657"/>
-      <w:bookmarkStart w:id="243" w:name="_Toc201199746"/>
-      <w:bookmarkStart w:id="244" w:name="_Toc211609266"/>
-      <w:bookmarkStart w:id="245" w:name="_Toc212539480"/>
-      <w:bookmarkStart w:id="246" w:name="_Toc212539534"/>
-      <w:bookmarkStart w:id="247" w:name="_Toc213698763"/>
-      <w:bookmarkStart w:id="248" w:name="_Toc213698797"/>
+      <w:bookmarkStart w:id="274" w:name="_Toc200854241"/>
+      <w:bookmarkStart w:id="275" w:name="_Toc201172461"/>
+      <w:bookmarkStart w:id="276" w:name="_Toc201199657"/>
+      <w:bookmarkStart w:id="277" w:name="_Toc201199746"/>
+      <w:bookmarkStart w:id="278" w:name="_Toc211609266"/>
+      <w:bookmarkStart w:id="279" w:name="_Toc212539480"/>
+      <w:bookmarkStart w:id="280" w:name="_Toc212539534"/>
+      <w:bookmarkStart w:id="281" w:name="_Toc213698763"/>
+      <w:bookmarkStart w:id="282" w:name="_Toc213698797"/>
+      <w:bookmarkStart w:id="283" w:name="_Toc213782055"/>
       <w:r>
         <w:t xml:space="preserve">Figura </w:t>
       </w:r>
-      <w:r>
-        <w:rPr>
-          <w:noProof/>
-        </w:rPr>
-        <w:fldChar w:fldCharType="begin"/>
-      </w:r>
-      <w:r>
-        <w:rPr>
-          <w:noProof/>
-        </w:rPr>
-        <w:instrText xml:space="preserve"> STYLEREF 1 \s </w:instrText>
-      </w:r>
-      <w:r>
-        <w:rPr>
-          <w:noProof/>
-        </w:rPr>
-        <w:fldChar w:fldCharType="separate"/>
-      </w:r>
-      <w:r>
-        <w:rPr>
-          <w:noProof/>
-        </w:rPr>
-        <w:t>8</w:t>
-      </w:r>
-      <w:r>
-        <w:rPr>
-          <w:noProof/>
-        </w:rPr>
-        <w:fldChar w:fldCharType="end"/>
-      </w:r>
+      <w:fldSimple w:instr=" STYLEREF 1 \s ">
+        <w:r>
+          <w:rPr>
+            <w:noProof/>
+          </w:rPr>
+          <w:t>8</w:t>
+        </w:r>
+      </w:fldSimple>
       <w:r>
         <w:t>.</w:t>
       </w:r>
-      <w:r>
-        <w:rPr>
-          <w:noProof/>
-        </w:rPr>
-        <w:fldChar w:fldCharType="begin"/>
-      </w:r>
-      <w:r>
-        <w:rPr>
-          <w:noProof/>
-        </w:rPr>
-        <w:instrText xml:space="preserve"> SEQ Figura \* ARABIC \s 1 </w:instrText>
-      </w:r>
-      <w:r>
-        <w:rPr>
-          <w:noProof/>
-        </w:rPr>
-        <w:fldChar w:fldCharType="separate"/>
-      </w:r>
-      <w:r>
-        <w:rPr>
-          <w:noProof/>
-        </w:rPr>
-        <w:t>1</w:t>
-      </w:r>
-      <w:r>
-        <w:rPr>
-          <w:noProof/>
-        </w:rPr>
-        <w:fldChar w:fldCharType="end"/>
-      </w:r>
+      <w:fldSimple w:instr=" SEQ Figura \* ARABIC \s 1 ">
+        <w:r>
+          <w:rPr>
+            <w:noProof/>
+          </w:rPr>
+          <w:t>1</w:t>
+        </w:r>
+      </w:fldSimple>
       <w:r>
         <w:t xml:space="preserve"> Gr</w:t>
       </w:r>
@@ -14875,15 +14712,16 @@
       <w:r>
         <w:t>del esfuerzo del equipo</w:t>
       </w:r>
-      <w:bookmarkEnd w:id="240"/>
-      <w:bookmarkEnd w:id="241"/>
-      <w:bookmarkEnd w:id="242"/>
-      <w:bookmarkEnd w:id="243"/>
-      <w:bookmarkEnd w:id="244"/>
-      <w:bookmarkEnd w:id="245"/>
-      <w:bookmarkEnd w:id="246"/>
-      <w:bookmarkEnd w:id="247"/>
-      <w:bookmarkEnd w:id="248"/>
+      <w:bookmarkEnd w:id="274"/>
+      <w:bookmarkEnd w:id="275"/>
+      <w:bookmarkEnd w:id="276"/>
+      <w:bookmarkEnd w:id="277"/>
+      <w:bookmarkEnd w:id="278"/>
+      <w:bookmarkEnd w:id="279"/>
+      <w:bookmarkEnd w:id="280"/>
+      <w:bookmarkEnd w:id="281"/>
+      <w:bookmarkEnd w:id="282"/>
+      <w:bookmarkEnd w:id="283"/>
     </w:p>
     <w:p>
       <w:pPr>
@@ -14944,7 +14782,7 @@
       <w:pPr>
         <w:pStyle w:val="Ttulo3"/>
       </w:pPr>
-      <w:bookmarkStart w:id="249" w:name="_Toc213698715"/>
+      <w:bookmarkStart w:id="284" w:name="_Toc213781966"/>
       <w:r>
         <w:lastRenderedPageBreak/>
         <w:t xml:space="preserve">Burn </w:t>
@@ -14955,7 +14793,7 @@
       <w:r>
         <w:t>p chart</w:t>
       </w:r>
-      <w:bookmarkEnd w:id="249"/>
+      <w:bookmarkEnd w:id="284"/>
     </w:p>
     <w:p/>
     <w:p>
@@ -14993,81 +14831,38 @@
         <w:pStyle w:val="Descripcin"/>
         <w:keepNext/>
       </w:pPr>
-      <w:bookmarkStart w:id="250" w:name="_Toc200854242"/>
-      <w:bookmarkStart w:id="251" w:name="_Toc201172462"/>
-      <w:bookmarkStart w:id="252" w:name="_Toc201199658"/>
-      <w:bookmarkStart w:id="253" w:name="_Toc201199747"/>
-      <w:bookmarkStart w:id="254" w:name="_Toc211609267"/>
-      <w:bookmarkStart w:id="255" w:name="_Toc212539481"/>
-      <w:bookmarkStart w:id="256" w:name="_Toc212539535"/>
-      <w:bookmarkStart w:id="257" w:name="_Toc213698764"/>
-      <w:bookmarkStart w:id="258" w:name="_Toc213698798"/>
+      <w:bookmarkStart w:id="285" w:name="_Toc200854242"/>
+      <w:bookmarkStart w:id="286" w:name="_Toc201172462"/>
+      <w:bookmarkStart w:id="287" w:name="_Toc201199658"/>
+      <w:bookmarkStart w:id="288" w:name="_Toc201199747"/>
+      <w:bookmarkStart w:id="289" w:name="_Toc211609267"/>
+      <w:bookmarkStart w:id="290" w:name="_Toc212539481"/>
+      <w:bookmarkStart w:id="291" w:name="_Toc212539535"/>
+      <w:bookmarkStart w:id="292" w:name="_Toc213698764"/>
+      <w:bookmarkStart w:id="293" w:name="_Toc213698798"/>
+      <w:bookmarkStart w:id="294" w:name="_Toc213782056"/>
       <w:r>
         <w:t xml:space="preserve">Figura </w:t>
       </w:r>
-      <w:r>
-        <w:rPr>
-          <w:noProof/>
-        </w:rPr>
-        <w:fldChar w:fldCharType="begin"/>
-      </w:r>
-      <w:r>
-        <w:rPr>
-          <w:noProof/>
-        </w:rPr>
-        <w:instrText xml:space="preserve"> STYLEREF 1 \s </w:instrText>
-      </w:r>
-      <w:r>
-        <w:rPr>
-          <w:noProof/>
-        </w:rPr>
-        <w:fldChar w:fldCharType="separate"/>
-      </w:r>
-      <w:r>
-        <w:rPr>
-          <w:noProof/>
-        </w:rPr>
-        <w:t>8</w:t>
-      </w:r>
-      <w:r>
-        <w:rPr>
-          <w:noProof/>
-        </w:rPr>
-        <w:fldChar w:fldCharType="end"/>
-      </w:r>
+      <w:fldSimple w:instr=" STYLEREF 1 \s ">
+        <w:r>
+          <w:rPr>
+            <w:noProof/>
+          </w:rPr>
+          <w:t>8</w:t>
+        </w:r>
+      </w:fldSimple>
       <w:r>
         <w:t>.</w:t>
       </w:r>
-      <w:r>
-        <w:rPr>
-          <w:noProof/>
-        </w:rPr>
-        <w:fldChar w:fldCharType="begin"/>
-      </w:r>
-      <w:r>
-        <w:rPr>
-          <w:noProof/>
-        </w:rPr>
-        <w:instrText xml:space="preserve"> SEQ Figura \* ARABIC \s 1 </w:instrText>
-      </w:r>
-      <w:r>
-        <w:rPr>
-          <w:noProof/>
-        </w:rPr>
-        <w:fldChar w:fldCharType="separate"/>
-      </w:r>
-      <w:r>
-        <w:rPr>
-          <w:noProof/>
-        </w:rPr>
-        <w:t>2</w:t>
-      </w:r>
-      <w:r>
-        <w:rPr>
-          <w:noProof/>
-        </w:rPr>
-        <w:fldChar w:fldCharType="end"/>
-      </w:r>
+      <w:fldSimple w:instr=" SEQ Figura \* ARABIC \s 1 ">
+        <w:r>
+          <w:rPr>
+            <w:noProof/>
+          </w:rPr>
+          <w:t>2</w:t>
+        </w:r>
+      </w:fldSimple>
       <w:r>
         <w:t xml:space="preserve"> </w:t>
       </w:r>
@@ -15086,15 +14881,16 @@
       <w:r>
         <w:t>-Up del esfuerzo del equipo</w:t>
       </w:r>
-      <w:bookmarkEnd w:id="250"/>
-      <w:bookmarkEnd w:id="251"/>
-      <w:bookmarkEnd w:id="252"/>
-      <w:bookmarkEnd w:id="253"/>
-      <w:bookmarkEnd w:id="254"/>
-      <w:bookmarkEnd w:id="255"/>
-      <w:bookmarkEnd w:id="256"/>
-      <w:bookmarkEnd w:id="257"/>
-      <w:bookmarkEnd w:id="258"/>
+      <w:bookmarkEnd w:id="285"/>
+      <w:bookmarkEnd w:id="286"/>
+      <w:bookmarkEnd w:id="287"/>
+      <w:bookmarkEnd w:id="288"/>
+      <w:bookmarkEnd w:id="289"/>
+      <w:bookmarkEnd w:id="290"/>
+      <w:bookmarkEnd w:id="291"/>
+      <w:bookmarkEnd w:id="292"/>
+      <w:bookmarkEnd w:id="293"/>
+      <w:bookmarkEnd w:id="294"/>
     </w:p>
     <w:p>
       <w:pPr>
@@ -15186,11 +14982,11 @@
       <w:pPr>
         <w:pStyle w:val="Ttulo3"/>
       </w:pPr>
-      <w:bookmarkStart w:id="259" w:name="_Toc213698716"/>
+      <w:bookmarkStart w:id="295" w:name="_Toc213781967"/>
       <w:r>
         <w:t>Velocidad del equipó</w:t>
       </w:r>
-      <w:bookmarkEnd w:id="259"/>
+      <w:bookmarkEnd w:id="295"/>
     </w:p>
     <w:p/>
     <w:p>
@@ -15231,93 +15027,51 @@
         <w:pStyle w:val="Descripcin"/>
         <w:keepNext/>
       </w:pPr>
-      <w:bookmarkStart w:id="260" w:name="_Toc200854243"/>
-      <w:bookmarkStart w:id="261" w:name="_Toc201172463"/>
-      <w:bookmarkStart w:id="262" w:name="_Toc201199659"/>
-      <w:bookmarkStart w:id="263" w:name="_Toc201199748"/>
-      <w:bookmarkStart w:id="264" w:name="_Toc211609268"/>
-      <w:bookmarkStart w:id="265" w:name="_Toc212539482"/>
-      <w:bookmarkStart w:id="266" w:name="_Toc212539536"/>
-      <w:bookmarkStart w:id="267" w:name="_Toc213698765"/>
-      <w:bookmarkStart w:id="268" w:name="_Toc213698799"/>
+      <w:bookmarkStart w:id="296" w:name="_Toc200854243"/>
+      <w:bookmarkStart w:id="297" w:name="_Toc201172463"/>
+      <w:bookmarkStart w:id="298" w:name="_Toc201199659"/>
+      <w:bookmarkStart w:id="299" w:name="_Toc201199748"/>
+      <w:bookmarkStart w:id="300" w:name="_Toc211609268"/>
+      <w:bookmarkStart w:id="301" w:name="_Toc212539482"/>
+      <w:bookmarkStart w:id="302" w:name="_Toc212539536"/>
+      <w:bookmarkStart w:id="303" w:name="_Toc213698765"/>
+      <w:bookmarkStart w:id="304" w:name="_Toc213698799"/>
+      <w:bookmarkStart w:id="305" w:name="_Toc213782057"/>
       <w:r>
         <w:t xml:space="preserve">Figura </w:t>
       </w:r>
-      <w:r>
-        <w:rPr>
-          <w:noProof/>
-        </w:rPr>
-        <w:fldChar w:fldCharType="begin"/>
-      </w:r>
-      <w:r>
-        <w:rPr>
-          <w:noProof/>
-        </w:rPr>
-        <w:instrText xml:space="preserve"> STYLEREF 1 \s </w:instrText>
-      </w:r>
-      <w:r>
-        <w:rPr>
-          <w:noProof/>
-        </w:rPr>
-        <w:fldChar w:fldCharType="separate"/>
-      </w:r>
-      <w:r>
-        <w:rPr>
-          <w:noProof/>
-        </w:rPr>
-        <w:t>8</w:t>
-      </w:r>
-      <w:r>
-        <w:rPr>
-          <w:noProof/>
-        </w:rPr>
-        <w:fldChar w:fldCharType="end"/>
-      </w:r>
+      <w:fldSimple w:instr=" STYLEREF 1 \s ">
+        <w:r>
+          <w:rPr>
+            <w:noProof/>
+          </w:rPr>
+          <w:t>8</w:t>
+        </w:r>
+      </w:fldSimple>
       <w:r>
         <w:t>.</w:t>
       </w:r>
-      <w:r>
-        <w:rPr>
-          <w:noProof/>
-        </w:rPr>
-        <w:fldChar w:fldCharType="begin"/>
-      </w:r>
-      <w:r>
-        <w:rPr>
-          <w:noProof/>
-        </w:rPr>
-        <w:instrText xml:space="preserve"> SEQ Figura \* ARABIC \s 1 </w:instrText>
-      </w:r>
-      <w:r>
-        <w:rPr>
-          <w:noProof/>
-        </w:rPr>
-        <w:fldChar w:fldCharType="separate"/>
-      </w:r>
-      <w:r>
-        <w:rPr>
-          <w:noProof/>
-        </w:rPr>
-        <w:t>3</w:t>
-      </w:r>
-      <w:r>
-        <w:rPr>
-          <w:noProof/>
-        </w:rPr>
-        <w:fldChar w:fldCharType="end"/>
-      </w:r>
+      <w:fldSimple w:instr=" SEQ Figura \* ARABIC \s 1 ">
+        <w:r>
+          <w:rPr>
+            <w:noProof/>
+          </w:rPr>
+          <w:t>3</w:t>
+        </w:r>
+      </w:fldSimple>
       <w:r>
         <w:t xml:space="preserve"> Velocidad del equipo</w:t>
       </w:r>
-      <w:bookmarkEnd w:id="260"/>
-      <w:bookmarkEnd w:id="261"/>
-      <w:bookmarkEnd w:id="262"/>
-      <w:bookmarkEnd w:id="263"/>
-      <w:bookmarkEnd w:id="264"/>
-      <w:bookmarkEnd w:id="265"/>
-      <w:bookmarkEnd w:id="266"/>
-      <w:bookmarkEnd w:id="267"/>
-      <w:bookmarkEnd w:id="268"/>
+      <w:bookmarkEnd w:id="296"/>
+      <w:bookmarkEnd w:id="297"/>
+      <w:bookmarkEnd w:id="298"/>
+      <w:bookmarkEnd w:id="299"/>
+      <w:bookmarkEnd w:id="300"/>
+      <w:bookmarkEnd w:id="301"/>
+      <w:bookmarkEnd w:id="302"/>
+      <w:bookmarkEnd w:id="303"/>
+      <w:bookmarkEnd w:id="304"/>
+      <w:bookmarkEnd w:id="305"/>
     </w:p>
     <w:p>
       <w:pPr>
@@ -15396,12 +15150,12 @@
       <w:r>
         <w:br w:type="page"/>
       </w:r>
-      <w:bookmarkStart w:id="269" w:name="_Toc213698717"/>
+      <w:bookmarkStart w:id="306" w:name="_Toc213781968"/>
       <w:r>
         <w:lastRenderedPageBreak/>
         <w:t>Retrospectiva</w:t>
       </w:r>
-      <w:bookmarkEnd w:id="269"/>
+      <w:bookmarkEnd w:id="306"/>
     </w:p>
     <w:p/>
     <w:p>
@@ -15424,11 +15178,11 @@
       <w:pPr>
         <w:pStyle w:val="Ttulo3"/>
       </w:pPr>
-      <w:bookmarkStart w:id="270" w:name="_Toc213698718"/>
+      <w:bookmarkStart w:id="307" w:name="_Toc213781969"/>
       <w:r>
         <w:t>Plan de mejora</w:t>
       </w:r>
-      <w:bookmarkEnd w:id="270"/>
+      <w:bookmarkEnd w:id="307"/>
     </w:p>
     <w:p/>
     <w:p>
@@ -15447,14 +15201,15 @@
         <w:pStyle w:val="Descripcin"/>
         <w:keepNext/>
       </w:pPr>
-      <w:bookmarkStart w:id="271" w:name="_Toc200854106"/>
-      <w:bookmarkStart w:id="272" w:name="_Toc201172390"/>
-      <w:bookmarkStart w:id="273" w:name="_Toc201199660"/>
-      <w:bookmarkStart w:id="274" w:name="_Toc201199749"/>
-      <w:bookmarkStart w:id="275" w:name="_Toc211609269"/>
-      <w:bookmarkStart w:id="276" w:name="_Toc212539483"/>
-      <w:bookmarkStart w:id="277" w:name="_Toc213698766"/>
-      <w:bookmarkStart w:id="278" w:name="_Toc213698800"/>
+      <w:bookmarkStart w:id="308" w:name="_Toc200854106"/>
+      <w:bookmarkStart w:id="309" w:name="_Toc201172390"/>
+      <w:bookmarkStart w:id="310" w:name="_Toc201199660"/>
+      <w:bookmarkStart w:id="311" w:name="_Toc201199749"/>
+      <w:bookmarkStart w:id="312" w:name="_Toc211609269"/>
+      <w:bookmarkStart w:id="313" w:name="_Toc212539483"/>
+      <w:bookmarkStart w:id="314" w:name="_Toc213698766"/>
+      <w:bookmarkStart w:id="315" w:name="_Toc213698800"/>
+      <w:bookmarkStart w:id="316" w:name="_Toc213782058"/>
       <w:r>
         <w:lastRenderedPageBreak/>
         <w:t xml:space="preserve">Tabla </w:t>
@@ -15525,14 +15280,15 @@
       <w:r>
         <w:t xml:space="preserve"> “Plan de mejora”</w:t>
       </w:r>
-      <w:bookmarkEnd w:id="271"/>
-      <w:bookmarkEnd w:id="272"/>
-      <w:bookmarkEnd w:id="273"/>
-      <w:bookmarkEnd w:id="274"/>
-      <w:bookmarkEnd w:id="275"/>
-      <w:bookmarkEnd w:id="276"/>
-      <w:bookmarkEnd w:id="277"/>
-      <w:bookmarkEnd w:id="278"/>
+      <w:bookmarkEnd w:id="308"/>
+      <w:bookmarkEnd w:id="309"/>
+      <w:bookmarkEnd w:id="310"/>
+      <w:bookmarkEnd w:id="311"/>
+      <w:bookmarkEnd w:id="312"/>
+      <w:bookmarkEnd w:id="313"/>
+      <w:bookmarkEnd w:id="314"/>
+      <w:bookmarkEnd w:id="315"/>
+      <w:bookmarkEnd w:id="316"/>
     </w:p>
     <w:p>
       <w:pPr>
@@ -15596,24 +15352,26 @@
       <w:pPr>
         <w:pStyle w:val="Ttulo1"/>
       </w:pPr>
-      <w:bookmarkStart w:id="279" w:name="_Toc201199661"/>
-      <w:bookmarkStart w:id="280" w:name="_Toc201199750"/>
-      <w:bookmarkStart w:id="281" w:name="_Toc211609270"/>
-      <w:bookmarkStart w:id="282" w:name="_Toc212539484"/>
-      <w:bookmarkStart w:id="283" w:name="_Toc213698719"/>
-      <w:bookmarkStart w:id="284" w:name="_Toc213698767"/>
-      <w:bookmarkStart w:id="285" w:name="_Toc213698801"/>
+      <w:bookmarkStart w:id="317" w:name="_Toc201199661"/>
+      <w:bookmarkStart w:id="318" w:name="_Toc201199750"/>
+      <w:bookmarkStart w:id="319" w:name="_Toc211609270"/>
+      <w:bookmarkStart w:id="320" w:name="_Toc212539484"/>
+      <w:bookmarkStart w:id="321" w:name="_Toc213698767"/>
+      <w:bookmarkStart w:id="322" w:name="_Toc213698801"/>
+      <w:bookmarkStart w:id="323" w:name="_Toc213781970"/>
+      <w:bookmarkStart w:id="324" w:name="_Toc213782059"/>
       <w:r>
         <w:lastRenderedPageBreak/>
         <w:t>ANEXO</w:t>
       </w:r>
-      <w:bookmarkEnd w:id="279"/>
-      <w:bookmarkEnd w:id="280"/>
-      <w:bookmarkEnd w:id="281"/>
-      <w:bookmarkEnd w:id="282"/>
-      <w:bookmarkEnd w:id="283"/>
-      <w:bookmarkEnd w:id="284"/>
-      <w:bookmarkEnd w:id="285"/>
+      <w:bookmarkEnd w:id="317"/>
+      <w:bookmarkEnd w:id="318"/>
+      <w:bookmarkEnd w:id="319"/>
+      <w:bookmarkEnd w:id="320"/>
+      <w:bookmarkEnd w:id="321"/>
+      <w:bookmarkEnd w:id="322"/>
+      <w:bookmarkEnd w:id="323"/>
+      <w:bookmarkEnd w:id="324"/>
     </w:p>
     <w:p/>
     <w:p/>
@@ -15621,14 +15379,14 @@
       <w:pPr>
         <w:pStyle w:val="Ttulo2"/>
       </w:pPr>
-      <w:bookmarkStart w:id="286" w:name="_Toc213698720"/>
+      <w:bookmarkStart w:id="325" w:name="_Toc213781971"/>
       <w:r>
         <w:t>Propuesta de solución</w:t>
       </w:r>
       <w:r>
         <w:t xml:space="preserve"> detallada</w:t>
       </w:r>
-      <w:bookmarkEnd w:id="286"/>
+      <w:bookmarkEnd w:id="325"/>
     </w:p>
     <w:p/>
     <w:p>
@@ -15703,11 +15461,11 @@
       <w:pPr>
         <w:pStyle w:val="Ttulo3"/>
       </w:pPr>
-      <w:bookmarkStart w:id="287" w:name="_Toc213698721"/>
+      <w:bookmarkStart w:id="326" w:name="_Toc213781972"/>
       <w:r>
         <w:t>Pila Tecnológica</w:t>
       </w:r>
-      <w:bookmarkEnd w:id="287"/>
+      <w:bookmarkEnd w:id="326"/>
       <w:r>
         <w:t xml:space="preserve"> </w:t>
       </w:r>
@@ -15752,7 +15510,7 @@
       <w:pPr>
         <w:pStyle w:val="Ttulo2"/>
       </w:pPr>
-      <w:bookmarkStart w:id="288" w:name="_Toc213698722"/>
+      <w:bookmarkStart w:id="327" w:name="_Toc213781973"/>
       <w:r>
         <w:t>V</w:t>
       </w:r>
@@ -15762,7 +15520,7 @@
       <w:r>
         <w:t>de proceso</w:t>
       </w:r>
-      <w:bookmarkEnd w:id="288"/>
+      <w:bookmarkEnd w:id="327"/>
     </w:p>
     <w:p/>
     <w:p>
@@ -15874,14 +15632,14 @@
       <w:pPr>
         <w:pStyle w:val="Ttulo2"/>
       </w:pPr>
-      <w:bookmarkStart w:id="289" w:name="_Toc213698723"/>
+      <w:bookmarkStart w:id="328" w:name="_Toc213781974"/>
       <w:r>
         <w:t>Vi</w:t>
       </w:r>
       <w:r>
         <w:t>sta componentes</w:t>
       </w:r>
-      <w:bookmarkEnd w:id="289"/>
+      <w:bookmarkEnd w:id="328"/>
     </w:p>
     <w:p/>
     <w:p>
@@ -16165,14 +15923,14 @@
       <w:pPr>
         <w:pStyle w:val="Ttulo2"/>
       </w:pPr>
-      <w:bookmarkStart w:id="290" w:name="_Toc213698724"/>
+      <w:bookmarkStart w:id="329" w:name="_Toc213781975"/>
       <w:r>
         <w:t>Diagrama de clases</w:t>
       </w:r>
       <w:r>
         <w:t xml:space="preserve"> y modelado de datos</w:t>
       </w:r>
-      <w:bookmarkEnd w:id="290"/>
+      <w:bookmarkEnd w:id="329"/>
     </w:p>
     <w:p/>
     <w:p>
@@ -16570,7 +16328,7 @@
       <w:pPr>
         <w:pStyle w:val="Ttulo2"/>
       </w:pPr>
-      <w:bookmarkStart w:id="291" w:name="_Toc213698725"/>
+      <w:bookmarkStart w:id="330" w:name="_Toc213781976"/>
       <w:r>
         <w:t>Árbol de navegación</w:t>
       </w:r>
@@ -16583,7 +16341,7 @@
       <w:r>
         <w:t>ista del menú desplegable</w:t>
       </w:r>
-      <w:bookmarkEnd w:id="291"/>
+      <w:bookmarkEnd w:id="330"/>
     </w:p>
     <w:p/>
     <w:p>
@@ -16601,11 +16359,11 @@
       <w:pPr>
         <w:pStyle w:val="Ttulo2"/>
       </w:pPr>
-      <w:bookmarkStart w:id="292" w:name="_Toc213698726"/>
+      <w:bookmarkStart w:id="331" w:name="_Toc213781977"/>
       <w:r>
         <w:t>Tabla de esfuerzo</w:t>
       </w:r>
-      <w:bookmarkEnd w:id="292"/>
+      <w:bookmarkEnd w:id="331"/>
     </w:p>
     <w:p/>
     <w:p>
@@ -16648,11 +16406,11 @@
       <w:pPr>
         <w:pStyle w:val="Ttulo2"/>
       </w:pPr>
-      <w:bookmarkStart w:id="293" w:name="_Toc213698727"/>
+      <w:bookmarkStart w:id="332" w:name="_Toc213781978"/>
       <w:r>
         <w:t>Diagrama de despliegue</w:t>
       </w:r>
-      <w:bookmarkEnd w:id="293"/>
+      <w:bookmarkEnd w:id="332"/>
     </w:p>
     <w:p/>
     <w:p>
@@ -16692,24 +16450,26 @@
       <w:pPr>
         <w:pStyle w:val="Ttulo1"/>
       </w:pPr>
-      <w:bookmarkStart w:id="294" w:name="_Toc201199662"/>
-      <w:bookmarkStart w:id="295" w:name="_Toc201199751"/>
-      <w:bookmarkStart w:id="296" w:name="_Toc211609271"/>
-      <w:bookmarkStart w:id="297" w:name="_Toc212539485"/>
-      <w:bookmarkStart w:id="298" w:name="_Toc213698728"/>
-      <w:bookmarkStart w:id="299" w:name="_Toc213698768"/>
-      <w:bookmarkStart w:id="300" w:name="_Toc213698802"/>
+      <w:bookmarkStart w:id="333" w:name="_Toc201199662"/>
+      <w:bookmarkStart w:id="334" w:name="_Toc201199751"/>
+      <w:bookmarkStart w:id="335" w:name="_Toc211609271"/>
+      <w:bookmarkStart w:id="336" w:name="_Toc212539485"/>
+      <w:bookmarkStart w:id="337" w:name="_Toc213698768"/>
+      <w:bookmarkStart w:id="338" w:name="_Toc213698802"/>
+      <w:bookmarkStart w:id="339" w:name="_Toc213781979"/>
+      <w:bookmarkStart w:id="340" w:name="_Toc213782060"/>
       <w:r>
         <w:lastRenderedPageBreak/>
         <w:t>REFERENCIAS</w:t>
       </w:r>
-      <w:bookmarkEnd w:id="294"/>
-      <w:bookmarkEnd w:id="295"/>
-      <w:bookmarkEnd w:id="296"/>
-      <w:bookmarkEnd w:id="297"/>
-      <w:bookmarkEnd w:id="298"/>
-      <w:bookmarkEnd w:id="299"/>
-      <w:bookmarkEnd w:id="300"/>
+      <w:bookmarkEnd w:id="333"/>
+      <w:bookmarkEnd w:id="334"/>
+      <w:bookmarkEnd w:id="335"/>
+      <w:bookmarkEnd w:id="336"/>
+      <w:bookmarkEnd w:id="337"/>
+      <w:bookmarkEnd w:id="338"/>
+      <w:bookmarkEnd w:id="339"/>
+      <w:bookmarkEnd w:id="340"/>
     </w:p>
     <w:sdt>
       <w:sdtPr>
@@ -19447,6 +19207,7 @@
   <w:style w:type="character" w:default="1" w:styleId="Fuentedeprrafopredeter">
     <w:name w:val="Default Paragraph Font"/>
     <w:uiPriority w:val="1"/>
+    <w:semiHidden/>
     <w:unhideWhenUsed/>
   </w:style>
   <w:style w:type="table" w:default="1" w:styleId="Tablanormal">

--- a/INCREMENTO4/Documentos/Grupo 6 - Cuarto incremento Scrum++.docx
+++ b/INCREMENTO4/Documentos/Grupo 6 - Cuarto incremento Scrum++.docx
@@ -8242,7 +8242,10 @@
         <w:t xml:space="preserve"> Revisar anexo </w:t>
       </w:r>
       <w:r>
-        <w:t>8.1</w:t>
+        <w:t>9</w:t>
+      </w:r>
+      <w:r>
+        <w:t>.1</w:t>
       </w:r>
       <w:r>
         <w:t>.</w:t>
